--- a/docs/BulkReg_Admin_Guide.docx
+++ b/docs/BulkReg_Admin_Guide.docx
@@ -170,7 +170,7 @@
                 <w:sz w:val="20"/>
                 <w:szCs w:val="20"/>
               </w:rPr>
-              <w:t xml:space="preserve">Version 2.0  |  October 2026  |  Draft for review</w:t>
+              <w:t xml:space="preserve">Version 2.1  |  October 2026  |  Draft for review</w:t>
             </w:r>
           </w:p>
           <w:p>
@@ -482,7 +482,7 @@
                 <w:sz w:val="19"/>
                 <w:szCs w:val="19"/>
               </w:rPr>
-              <w:t xml:space="preserve">2.0 (Draft for review)</w:t>
+              <w:t xml:space="preserve">2.1 (Draft for review)</w:t>
             </w:r>
           </w:p>
         </w:tc>
@@ -972,6 +972,105 @@
                 <w:sz w:val="19"/>
                 <w:szCs w:val="19"/>
               </w:rPr>
+              <w:t xml:space="preserve">2.1</w:t>
+            </w:r>
+          </w:p>
+        </w:tc>
+        <w:tc>
+          <w:tcPr>
+            <w:tcW w:type="dxa" w:w="8403"/>
+            <w:tcBorders>
+              <w:top w:val="single" w:color="DCE6F0" w:sz="4"/>
+              <w:left w:val="single" w:color="DCE6F0" w:sz="4"/>
+              <w:bottom w:val="single" w:color="DCE6F0" w:sz="4"/>
+              <w:right w:val="single" w:color="DCE6F0" w:sz="4"/>
+            </w:tcBorders>
+            <w:shd w:fill="F7F7FC" w:color="auto" w:val="clear"/>
+            <w:tcMar>
+              <w:top w:type="dxa" w:w="60"/>
+              <w:left w:type="dxa" w:w="100"/>
+              <w:bottom w:type="dxa" w:w="60"/>
+              <w:right w:type="dxa" w:w="100"/>
+            </w:tcMar>
+            <w:vAlign w:val="top"/>
+          </w:tcPr>
+          <w:p>
+            <w:pPr>
+              <w:spacing w:after="0" w:before="0"/>
+            </w:pPr>
+            <w:r>
+              <w:rPr>
+                <w:sz w:val="19"/>
+                <w:szCs w:val="19"/>
+              </w:rPr>
+              <w:t xml:space="preserve">Name formats: servers in canonical (CN=DominoADMail/O=Demo) or abbreviated (DominoADMail/Demo) form, both accepted by the code. </w:t>
+            </w:r>
+            <w:r>
+              <w:rPr>
+                <w:b/>
+                <w:bCs/>
+                <w:sz w:val="19"/>
+                <w:szCs w:val="19"/>
+              </w:rPr>
+              <w:t xml:space="preserve">Organizational policies</w:t>
+            </w:r>
+            <w:r>
+              <w:rPr>
+                <w:sz w:val="19"/>
+                <w:szCs w:val="19"/>
+              </w:rPr>
+              <w:t xml:space="preserve"> (</w:t>
+            </w:r>
+            <w:r>
+              <w:rPr>
+                <w:i/>
+                <w:iCs/>
+                <w:sz w:val="19"/>
+                <w:szCs w:val="19"/>
+              </w:rPr>
+              <w:t xml:space="preserve">/Demo, </w:t>
+            </w:r>
+            <w:r>
+              <w:rPr>
+                <w:sz w:val="19"/>
+                <w:szCs w:val="19"/>
+              </w:rPr>
+              <w:t xml:space="preserve">/Sales/Demo) supported alongside explicit policies (B8 Option B, OrgPolicyAssignsVault, '-' in the mapping). Consistent 'Demo' examples.</w:t>
+            </w:r>
+          </w:p>
+        </w:tc>
+      </w:tr>
+      <w:tr>
+        <w:trPr>
+          <w:cantSplit/>
+        </w:trPr>
+        <w:tc>
+          <w:tcPr>
+            <w:tcW w:type="dxa" w:w="1235"/>
+            <w:tcBorders>
+              <w:top w:val="single" w:color="DCE6F0" w:sz="4"/>
+              <w:left w:val="single" w:color="DCE6F0" w:sz="4"/>
+              <w:bottom w:val="single" w:color="DCE6F0" w:sz="4"/>
+              <w:right w:val="single" w:color="DCE6F0" w:sz="4"/>
+            </w:tcBorders>
+            <w:shd w:fill="FFFFFF" w:color="auto" w:val="clear"/>
+            <w:tcMar>
+              <w:top w:type="dxa" w:w="60"/>
+              <w:left w:type="dxa" w:w="100"/>
+              <w:bottom w:type="dxa" w:w="60"/>
+              <w:right w:type="dxa" w:w="100"/>
+            </w:tcMar>
+            <w:vAlign w:val="top"/>
+          </w:tcPr>
+          <w:p>
+            <w:pPr>
+              <w:spacing w:after="0" w:before="0"/>
+            </w:pPr>
+            <w:r>
+              <w:rPr>
+                <w:sz w:val="19"/>
+                <w:szCs w:val="19"/>
+              </w:rPr>
               <w:t xml:space="preserve">2.0</w:t>
             </w:r>
           </w:p>
@@ -985,7 +1084,7 @@
               <w:bottom w:val="single" w:color="DCE6F0" w:sz="4"/>
               <w:right w:val="single" w:color="DCE6F0" w:sz="4"/>
             </w:tcBorders>
-            <w:shd w:fill="F7F7FC" w:color="auto" w:val="clear"/>
+            <w:shd w:fill="FFFFFF" w:color="auto" w:val="clear"/>
             <w:tcMar>
               <w:top w:type="dxa" w:w="60"/>
               <w:left w:type="dxa" w:w="100"/>
@@ -2433,7 +2532,7 @@
                 <w:sz w:val="18"/>
                 <w:szCs w:val="18"/>
               </w:rPr>
-              <w:t xml:space="preserve">&lt;Mail01/ORG&gt;</w:t>
+              <w:t xml:space="preserve">&lt;DominoADMail/Demo&gt;</w:t>
             </w:r>
           </w:p>
         </w:tc>
@@ -2599,6 +2698,1550 @@
                 <w:szCs w:val="19"/>
               </w:rPr>
               <w:t xml:space="preserve">The check that the procedure is complete. Do not continue until it is true.</w:t>
+            </w:r>
+          </w:p>
+        </w:tc>
+      </w:tr>
+    </w:tbl>
+    <w:p>
+      <w:pPr>
+        <w:spacing w:after="80" w:before="0"/>
+      </w:pPr>
+    </w:p>
+    <w:p>
+      <w:pPr>
+        <w:pStyle w:val="Heading2"/>
+      </w:pPr>
+      <w:r>
+        <w:t xml:space="preserve">Example names used in this guide</w:t>
+      </w:r>
+    </w:p>
+    <w:p>
+      <w:r>
+        <w:t xml:space="preserve">All examples use the organization </w:t>
+      </w:r>
+      <w:r>
+        <w:rPr>
+          <w:b/>
+          <w:bCs/>
+        </w:rPr>
+        <w:t xml:space="preserve">Demo</w:t>
+      </w:r>
+      <w:r>
+        <w:t xml:space="preserve">. Replace them with your own names from the worksheet (B1).</w:t>
+      </w:r>
+    </w:p>
+    <w:tbl>
+      <w:tblPr>
+        <w:tblW w:type="dxa" w:w="9638"/>
+        <w:tblBorders>
+          <w:top w:val="single" w:color="auto" w:sz="4"/>
+          <w:left w:val="single" w:color="auto" w:sz="4"/>
+          <w:bottom w:val="single" w:color="auto" w:sz="4"/>
+          <w:right w:val="single" w:color="auto" w:sz="4"/>
+          <w:insideH w:val="single" w:color="auto" w:sz="4"/>
+          <w:insideV w:val="single" w:color="auto" w:sz="4"/>
+        </w:tblBorders>
+      </w:tblPr>
+      <w:tblGrid>
+        <w:gridCol w:w="2368"/>
+        <w:gridCol w:w="2780"/>
+        <w:gridCol w:w="2368"/>
+        <w:gridCol w:w="2122"/>
+      </w:tblGrid>
+      <w:tr>
+        <w:trPr>
+          <w:tblHeader/>
+        </w:trPr>
+        <w:tc>
+          <w:tcPr>
+            <w:tcW w:type="dxa" w:w="2368"/>
+            <w:tcBorders>
+              <w:top w:val="single" w:color="DCE6F0" w:sz="4"/>
+              <w:left w:val="single" w:color="DCE6F0" w:sz="4"/>
+              <w:bottom w:val="single" w:color="DCE6F0" w:sz="4"/>
+              <w:right w:val="single" w:color="DCE6F0" w:sz="4"/>
+            </w:tcBorders>
+            <w:shd w:fill="17707F" w:color="auto" w:val="clear"/>
+            <w:tcMar>
+              <w:top w:type="dxa" w:w="60"/>
+              <w:left w:type="dxa" w:w="100"/>
+              <w:bottom w:type="dxa" w:w="60"/>
+              <w:right w:type="dxa" w:w="100"/>
+            </w:tcMar>
+            <w:vAlign w:val="top"/>
+          </w:tcPr>
+          <w:p>
+            <w:pPr>
+              <w:spacing w:after="0" w:before="0"/>
+            </w:pPr>
+            <w:r>
+              <w:rPr>
+                <w:b/>
+                <w:bCs/>
+                <w:color w:val="FFFFFF"/>
+                <w:sz w:val="19"/>
+                <w:szCs w:val="19"/>
+              </w:rPr>
+              <w:t xml:space="preserve">Object</w:t>
+            </w:r>
+          </w:p>
+        </w:tc>
+        <w:tc>
+          <w:tcPr>
+            <w:tcW w:type="dxa" w:w="2780"/>
+            <w:tcBorders>
+              <w:top w:val="single" w:color="DCE6F0" w:sz="4"/>
+              <w:left w:val="single" w:color="DCE6F0" w:sz="4"/>
+              <w:bottom w:val="single" w:color="DCE6F0" w:sz="4"/>
+              <w:right w:val="single" w:color="DCE6F0" w:sz="4"/>
+            </w:tcBorders>
+            <w:shd w:fill="17707F" w:color="auto" w:val="clear"/>
+            <w:tcMar>
+              <w:top w:type="dxa" w:w="60"/>
+              <w:left w:type="dxa" w:w="100"/>
+              <w:bottom w:type="dxa" w:w="60"/>
+              <w:right w:type="dxa" w:w="100"/>
+            </w:tcMar>
+            <w:vAlign w:val="top"/>
+          </w:tcPr>
+          <w:p>
+            <w:pPr>
+              <w:spacing w:after="0" w:before="0"/>
+            </w:pPr>
+            <w:r>
+              <w:rPr>
+                <w:b/>
+                <w:bCs/>
+                <w:color w:val="FFFFFF"/>
+                <w:sz w:val="19"/>
+                <w:szCs w:val="19"/>
+              </w:rPr>
+              <w:t xml:space="preserve">Canonical form</w:t>
+            </w:r>
+          </w:p>
+        </w:tc>
+        <w:tc>
+          <w:tcPr>
+            <w:tcW w:type="dxa" w:w="2368"/>
+            <w:tcBorders>
+              <w:top w:val="single" w:color="DCE6F0" w:sz="4"/>
+              <w:left w:val="single" w:color="DCE6F0" w:sz="4"/>
+              <w:bottom w:val="single" w:color="DCE6F0" w:sz="4"/>
+              <w:right w:val="single" w:color="DCE6F0" w:sz="4"/>
+            </w:tcBorders>
+            <w:shd w:fill="17707F" w:color="auto" w:val="clear"/>
+            <w:tcMar>
+              <w:top w:type="dxa" w:w="60"/>
+              <w:left w:type="dxa" w:w="100"/>
+              <w:bottom w:type="dxa" w:w="60"/>
+              <w:right w:type="dxa" w:w="100"/>
+            </w:tcMar>
+            <w:vAlign w:val="top"/>
+          </w:tcPr>
+          <w:p>
+            <w:pPr>
+              <w:spacing w:after="0" w:before="0"/>
+            </w:pPr>
+            <w:r>
+              <w:rPr>
+                <w:b/>
+                <w:bCs/>
+                <w:color w:val="FFFFFF"/>
+                <w:sz w:val="19"/>
+                <w:szCs w:val="19"/>
+              </w:rPr>
+              <w:t xml:space="preserve">Abbreviated form</w:t>
+            </w:r>
+          </w:p>
+        </w:tc>
+        <w:tc>
+          <w:tcPr>
+            <w:tcW w:type="dxa" w:w="2122"/>
+            <w:tcBorders>
+              <w:top w:val="single" w:color="DCE6F0" w:sz="4"/>
+              <w:left w:val="single" w:color="DCE6F0" w:sz="4"/>
+              <w:bottom w:val="single" w:color="DCE6F0" w:sz="4"/>
+              <w:right w:val="single" w:color="DCE6F0" w:sz="4"/>
+            </w:tcBorders>
+            <w:shd w:fill="17707F" w:color="auto" w:val="clear"/>
+            <w:tcMar>
+              <w:top w:type="dxa" w:w="60"/>
+              <w:left w:type="dxa" w:w="100"/>
+              <w:bottom w:type="dxa" w:w="60"/>
+              <w:right w:type="dxa" w:w="100"/>
+            </w:tcMar>
+            <w:vAlign w:val="top"/>
+          </w:tcPr>
+          <w:p>
+            <w:pPr>
+              <w:spacing w:after="0" w:before="0"/>
+            </w:pPr>
+            <w:r>
+              <w:rPr>
+                <w:b/>
+                <w:bCs/>
+                <w:color w:val="FFFFFF"/>
+                <w:sz w:val="19"/>
+                <w:szCs w:val="19"/>
+              </w:rPr>
+              <w:t xml:space="preserve">Notes</w:t>
+            </w:r>
+          </w:p>
+        </w:tc>
+      </w:tr>
+      <w:tr>
+        <w:trPr>
+          <w:cantSplit/>
+        </w:trPr>
+        <w:tc>
+          <w:tcPr>
+            <w:tcW w:type="dxa" w:w="2368"/>
+            <w:tcBorders>
+              <w:top w:val="single" w:color="DCE6F0" w:sz="4"/>
+              <w:left w:val="single" w:color="DCE6F0" w:sz="4"/>
+              <w:bottom w:val="single" w:color="DCE6F0" w:sz="4"/>
+              <w:right w:val="single" w:color="DCE6F0" w:sz="4"/>
+            </w:tcBorders>
+            <w:shd w:fill="FFFFFF" w:color="auto" w:val="clear"/>
+            <w:tcMar>
+              <w:top w:type="dxa" w:w="60"/>
+              <w:left w:type="dxa" w:w="100"/>
+              <w:bottom w:type="dxa" w:w="60"/>
+              <w:right w:type="dxa" w:w="100"/>
+            </w:tcMar>
+            <w:vAlign w:val="top"/>
+          </w:tcPr>
+          <w:p>
+            <w:pPr>
+              <w:spacing w:after="0" w:before="0"/>
+            </w:pPr>
+            <w:r>
+              <w:rPr>
+                <w:sz w:val="19"/>
+                <w:szCs w:val="19"/>
+              </w:rPr>
+              <w:t xml:space="preserve">Registration / admin server</w:t>
+            </w:r>
+          </w:p>
+        </w:tc>
+        <w:tc>
+          <w:tcPr>
+            <w:tcW w:type="dxa" w:w="2780"/>
+            <w:tcBorders>
+              <w:top w:val="single" w:color="DCE6F0" w:sz="4"/>
+              <w:left w:val="single" w:color="DCE6F0" w:sz="4"/>
+              <w:bottom w:val="single" w:color="DCE6F0" w:sz="4"/>
+              <w:right w:val="single" w:color="DCE6F0" w:sz="4"/>
+            </w:tcBorders>
+            <w:shd w:fill="FFFFFF" w:color="auto" w:val="clear"/>
+            <w:tcMar>
+              <w:top w:type="dxa" w:w="60"/>
+              <w:left w:type="dxa" w:w="100"/>
+              <w:bottom w:type="dxa" w:w="60"/>
+              <w:right w:type="dxa" w:w="100"/>
+            </w:tcMar>
+            <w:vAlign w:val="top"/>
+          </w:tcPr>
+          <w:p>
+            <w:pPr>
+              <w:spacing w:after="0" w:before="0"/>
+            </w:pPr>
+            <w:r>
+              <w:rPr>
+                <w:rFonts w:ascii="Consolas" w:cs="Consolas" w:eastAsia="Consolas" w:hAnsi="Consolas"/>
+                <w:color w:val="0F5FDC"/>
+                <w:sz w:val="18"/>
+                <w:szCs w:val="18"/>
+              </w:rPr>
+              <w:t xml:space="preserve">CN=DominoAdmin/O=Demo</w:t>
+            </w:r>
+          </w:p>
+        </w:tc>
+        <w:tc>
+          <w:tcPr>
+            <w:tcW w:type="dxa" w:w="2368"/>
+            <w:tcBorders>
+              <w:top w:val="single" w:color="DCE6F0" w:sz="4"/>
+              <w:left w:val="single" w:color="DCE6F0" w:sz="4"/>
+              <w:bottom w:val="single" w:color="DCE6F0" w:sz="4"/>
+              <w:right w:val="single" w:color="DCE6F0" w:sz="4"/>
+            </w:tcBorders>
+            <w:shd w:fill="FFFFFF" w:color="auto" w:val="clear"/>
+            <w:tcMar>
+              <w:top w:type="dxa" w:w="60"/>
+              <w:left w:type="dxa" w:w="100"/>
+              <w:bottom w:type="dxa" w:w="60"/>
+              <w:right w:type="dxa" w:w="100"/>
+            </w:tcMar>
+            <w:vAlign w:val="top"/>
+          </w:tcPr>
+          <w:p>
+            <w:pPr>
+              <w:spacing w:after="0" w:before="0"/>
+            </w:pPr>
+            <w:r>
+              <w:rPr>
+                <w:rFonts w:ascii="Consolas" w:cs="Consolas" w:eastAsia="Consolas" w:hAnsi="Consolas"/>
+                <w:color w:val="0F5FDC"/>
+                <w:sz w:val="18"/>
+                <w:szCs w:val="18"/>
+              </w:rPr>
+              <w:t xml:space="preserve">DominoAdmin/Demo</w:t>
+            </w:r>
+          </w:p>
+        </w:tc>
+        <w:tc>
+          <w:tcPr>
+            <w:tcW w:type="dxa" w:w="2122"/>
+            <w:tcBorders>
+              <w:top w:val="single" w:color="DCE6F0" w:sz="4"/>
+              <w:left w:val="single" w:color="DCE6F0" w:sz="4"/>
+              <w:bottom w:val="single" w:color="DCE6F0" w:sz="4"/>
+              <w:right w:val="single" w:color="DCE6F0" w:sz="4"/>
+            </w:tcBorders>
+            <w:shd w:fill="FFFFFF" w:color="auto" w:val="clear"/>
+            <w:tcMar>
+              <w:top w:type="dxa" w:w="60"/>
+              <w:left w:type="dxa" w:w="100"/>
+              <w:bottom w:type="dxa" w:w="60"/>
+              <w:right w:type="dxa" w:w="100"/>
+            </w:tcMar>
+            <w:vAlign w:val="top"/>
+          </w:tcPr>
+          <w:p>
+            <w:pPr>
+              <w:spacing w:after="0" w:before="0"/>
+            </w:pPr>
+            <w:r>
+              <w:rPr>
+                <w:sz w:val="19"/>
+                <w:szCs w:val="19"/>
+              </w:rPr>
+              <w:t xml:space="preserve">Holds the master Domino Directory</w:t>
+            </w:r>
+          </w:p>
+        </w:tc>
+      </w:tr>
+      <w:tr>
+        <w:trPr>
+          <w:cantSplit/>
+        </w:trPr>
+        <w:tc>
+          <w:tcPr>
+            <w:tcW w:type="dxa" w:w="2368"/>
+            <w:tcBorders>
+              <w:top w:val="single" w:color="DCE6F0" w:sz="4"/>
+              <w:left w:val="single" w:color="DCE6F0" w:sz="4"/>
+              <w:bottom w:val="single" w:color="DCE6F0" w:sz="4"/>
+              <w:right w:val="single" w:color="DCE6F0" w:sz="4"/>
+            </w:tcBorders>
+            <w:shd w:fill="F7F7FC" w:color="auto" w:val="clear"/>
+            <w:tcMar>
+              <w:top w:type="dxa" w:w="60"/>
+              <w:left w:type="dxa" w:w="100"/>
+              <w:bottom w:type="dxa" w:w="60"/>
+              <w:right w:type="dxa" w:w="100"/>
+            </w:tcMar>
+            <w:vAlign w:val="top"/>
+          </w:tcPr>
+          <w:p>
+            <w:pPr>
+              <w:spacing w:after="0" w:before="0"/>
+            </w:pPr>
+            <w:r>
+              <w:rPr>
+                <w:sz w:val="19"/>
+                <w:szCs w:val="19"/>
+              </w:rPr>
+              <w:t xml:space="preserve">Home (mail) servers</w:t>
+            </w:r>
+          </w:p>
+        </w:tc>
+        <w:tc>
+          <w:tcPr>
+            <w:tcW w:type="dxa" w:w="2780"/>
+            <w:tcBorders>
+              <w:top w:val="single" w:color="DCE6F0" w:sz="4"/>
+              <w:left w:val="single" w:color="DCE6F0" w:sz="4"/>
+              <w:bottom w:val="single" w:color="DCE6F0" w:sz="4"/>
+              <w:right w:val="single" w:color="DCE6F0" w:sz="4"/>
+            </w:tcBorders>
+            <w:shd w:fill="F7F7FC" w:color="auto" w:val="clear"/>
+            <w:tcMar>
+              <w:top w:type="dxa" w:w="60"/>
+              <w:left w:type="dxa" w:w="100"/>
+              <w:bottom w:type="dxa" w:w="60"/>
+              <w:right w:type="dxa" w:w="100"/>
+            </w:tcMar>
+            <w:vAlign w:val="top"/>
+          </w:tcPr>
+          <w:p>
+            <w:pPr>
+              <w:spacing w:after="0" w:before="0"/>
+            </w:pPr>
+            <w:r>
+              <w:rPr>
+                <w:rFonts w:ascii="Consolas" w:cs="Consolas" w:eastAsia="Consolas" w:hAnsi="Consolas"/>
+                <w:color w:val="0F5FDC"/>
+                <w:sz w:val="18"/>
+                <w:szCs w:val="18"/>
+              </w:rPr>
+              <w:t xml:space="preserve">CN=DominoADMail/O=Demo</w:t>
+            </w:r>
+            <w:r>
+              <w:rPr>
+                <w:sz w:val="19"/>
+                <w:szCs w:val="19"/>
+              </w:rPr>
+              <w:t xml:space="preserve">, </w:t>
+            </w:r>
+            <w:r>
+              <w:rPr>
+                <w:rFonts w:ascii="Consolas" w:cs="Consolas" w:eastAsia="Consolas" w:hAnsi="Consolas"/>
+                <w:color w:val="0F5FDC"/>
+                <w:sz w:val="18"/>
+                <w:szCs w:val="18"/>
+              </w:rPr>
+              <w:t xml:space="preserve">CN=DominoADMail2/O=Demo</w:t>
+            </w:r>
+          </w:p>
+        </w:tc>
+        <w:tc>
+          <w:tcPr>
+            <w:tcW w:type="dxa" w:w="2368"/>
+            <w:tcBorders>
+              <w:top w:val="single" w:color="DCE6F0" w:sz="4"/>
+              <w:left w:val="single" w:color="DCE6F0" w:sz="4"/>
+              <w:bottom w:val="single" w:color="DCE6F0" w:sz="4"/>
+              <w:right w:val="single" w:color="DCE6F0" w:sz="4"/>
+            </w:tcBorders>
+            <w:shd w:fill="F7F7FC" w:color="auto" w:val="clear"/>
+            <w:tcMar>
+              <w:top w:type="dxa" w:w="60"/>
+              <w:left w:type="dxa" w:w="100"/>
+              <w:bottom w:type="dxa" w:w="60"/>
+              <w:right w:type="dxa" w:w="100"/>
+            </w:tcMar>
+            <w:vAlign w:val="top"/>
+          </w:tcPr>
+          <w:p>
+            <w:pPr>
+              <w:spacing w:after="0" w:before="0"/>
+            </w:pPr>
+            <w:r>
+              <w:rPr>
+                <w:rFonts w:ascii="Consolas" w:cs="Consolas" w:eastAsia="Consolas" w:hAnsi="Consolas"/>
+                <w:color w:val="0F5FDC"/>
+                <w:sz w:val="18"/>
+                <w:szCs w:val="18"/>
+              </w:rPr>
+              <w:t xml:space="preserve">DominoADMail/Demo</w:t>
+            </w:r>
+            <w:r>
+              <w:rPr>
+                <w:sz w:val="19"/>
+                <w:szCs w:val="19"/>
+              </w:rPr>
+              <w:t xml:space="preserve">, </w:t>
+            </w:r>
+            <w:r>
+              <w:rPr>
+                <w:rFonts w:ascii="Consolas" w:cs="Consolas" w:eastAsia="Consolas" w:hAnsi="Consolas"/>
+                <w:color w:val="0F5FDC"/>
+                <w:sz w:val="18"/>
+                <w:szCs w:val="18"/>
+              </w:rPr>
+              <w:t xml:space="preserve">DominoADMail2/Demo</w:t>
+            </w:r>
+          </w:p>
+        </w:tc>
+        <w:tc>
+          <w:tcPr>
+            <w:tcW w:type="dxa" w:w="2122"/>
+            <w:tcBorders>
+              <w:top w:val="single" w:color="DCE6F0" w:sz="4"/>
+              <w:left w:val="single" w:color="DCE6F0" w:sz="4"/>
+              <w:bottom w:val="single" w:color="DCE6F0" w:sz="4"/>
+              <w:right w:val="single" w:color="DCE6F0" w:sz="4"/>
+            </w:tcBorders>
+            <w:shd w:fill="F7F7FC" w:color="auto" w:val="clear"/>
+            <w:tcMar>
+              <w:top w:type="dxa" w:w="60"/>
+              <w:left w:type="dxa" w:w="100"/>
+              <w:bottom w:type="dxa" w:w="60"/>
+              <w:right w:type="dxa" w:w="100"/>
+            </w:tcMar>
+            <w:vAlign w:val="top"/>
+          </w:tcPr>
+          <w:p>
+            <w:pPr>
+              <w:spacing w:after="0" w:before="0"/>
+            </w:pPr>
+            <w:r>
+              <w:rPr>
+                <w:sz w:val="19"/>
+                <w:szCs w:val="19"/>
+              </w:rPr>
+              <w:t xml:space="preserve">BulkReg accepts both forms anywhere a server is entered</w:t>
+            </w:r>
+          </w:p>
+        </w:tc>
+      </w:tr>
+      <w:tr>
+        <w:trPr>
+          <w:cantSplit/>
+        </w:trPr>
+        <w:tc>
+          <w:tcPr>
+            <w:tcW w:type="dxa" w:w="2368"/>
+            <w:tcBorders>
+              <w:top w:val="single" w:color="DCE6F0" w:sz="4"/>
+              <w:left w:val="single" w:color="DCE6F0" w:sz="4"/>
+              <w:bottom w:val="single" w:color="DCE6F0" w:sz="4"/>
+              <w:right w:val="single" w:color="DCE6F0" w:sz="4"/>
+            </w:tcBorders>
+            <w:shd w:fill="FFFFFF" w:color="auto" w:val="clear"/>
+            <w:tcMar>
+              <w:top w:type="dxa" w:w="60"/>
+              <w:left w:type="dxa" w:w="100"/>
+              <w:bottom w:type="dxa" w:w="60"/>
+              <w:right w:type="dxa" w:w="100"/>
+            </w:tcMar>
+            <w:vAlign w:val="top"/>
+          </w:tcPr>
+          <w:p>
+            <w:pPr>
+              <w:spacing w:after="0" w:before="0"/>
+            </w:pPr>
+            <w:r>
+              <w:rPr>
+                <w:sz w:val="19"/>
+                <w:szCs w:val="19"/>
+              </w:rPr>
+              <w:t xml:space="preserve">Server with an OU</w:t>
+            </w:r>
+          </w:p>
+        </w:tc>
+        <w:tc>
+          <w:tcPr>
+            <w:tcW w:type="dxa" w:w="2780"/>
+            <w:tcBorders>
+              <w:top w:val="single" w:color="DCE6F0" w:sz="4"/>
+              <w:left w:val="single" w:color="DCE6F0" w:sz="4"/>
+              <w:bottom w:val="single" w:color="DCE6F0" w:sz="4"/>
+              <w:right w:val="single" w:color="DCE6F0" w:sz="4"/>
+            </w:tcBorders>
+            <w:shd w:fill="FFFFFF" w:color="auto" w:val="clear"/>
+            <w:tcMar>
+              <w:top w:type="dxa" w:w="60"/>
+              <w:left w:type="dxa" w:w="100"/>
+              <w:bottom w:type="dxa" w:w="60"/>
+              <w:right w:type="dxa" w:w="100"/>
+            </w:tcMar>
+            <w:vAlign w:val="top"/>
+          </w:tcPr>
+          <w:p>
+            <w:pPr>
+              <w:spacing w:after="0" w:before="0"/>
+            </w:pPr>
+            <w:r>
+              <w:rPr>
+                <w:rFonts w:ascii="Consolas" w:cs="Consolas" w:eastAsia="Consolas" w:hAnsi="Consolas"/>
+                <w:color w:val="0F5FDC"/>
+                <w:sz w:val="18"/>
+                <w:szCs w:val="18"/>
+              </w:rPr>
+              <w:t xml:space="preserve">CN=DominoADMail/OU=EMEA/O=Demo</w:t>
+            </w:r>
+          </w:p>
+        </w:tc>
+        <w:tc>
+          <w:tcPr>
+            <w:tcW w:type="dxa" w:w="2368"/>
+            <w:tcBorders>
+              <w:top w:val="single" w:color="DCE6F0" w:sz="4"/>
+              <w:left w:val="single" w:color="DCE6F0" w:sz="4"/>
+              <w:bottom w:val="single" w:color="DCE6F0" w:sz="4"/>
+              <w:right w:val="single" w:color="DCE6F0" w:sz="4"/>
+            </w:tcBorders>
+            <w:shd w:fill="FFFFFF" w:color="auto" w:val="clear"/>
+            <w:tcMar>
+              <w:top w:type="dxa" w:w="60"/>
+              <w:left w:type="dxa" w:w="100"/>
+              <w:bottom w:type="dxa" w:w="60"/>
+              <w:right w:type="dxa" w:w="100"/>
+            </w:tcMar>
+            <w:vAlign w:val="top"/>
+          </w:tcPr>
+          <w:p>
+            <w:pPr>
+              <w:spacing w:after="0" w:before="0"/>
+            </w:pPr>
+            <w:r>
+              <w:rPr>
+                <w:rFonts w:ascii="Consolas" w:cs="Consolas" w:eastAsia="Consolas" w:hAnsi="Consolas"/>
+                <w:color w:val="0F5FDC"/>
+                <w:sz w:val="18"/>
+                <w:szCs w:val="18"/>
+              </w:rPr>
+              <w:t xml:space="preserve">DominoADMail/EMEA/Demo</w:t>
+            </w:r>
+          </w:p>
+        </w:tc>
+        <w:tc>
+          <w:tcPr>
+            <w:tcW w:type="dxa" w:w="2122"/>
+            <w:tcBorders>
+              <w:top w:val="single" w:color="DCE6F0" w:sz="4"/>
+              <w:left w:val="single" w:color="DCE6F0" w:sz="4"/>
+              <w:bottom w:val="single" w:color="DCE6F0" w:sz="4"/>
+              <w:right w:val="single" w:color="DCE6F0" w:sz="4"/>
+            </w:tcBorders>
+            <w:shd w:fill="FFFFFF" w:color="auto" w:val="clear"/>
+            <w:tcMar>
+              <w:top w:type="dxa" w:w="60"/>
+              <w:left w:type="dxa" w:w="100"/>
+              <w:bottom w:type="dxa" w:w="60"/>
+              <w:right w:type="dxa" w:w="100"/>
+            </w:tcMar>
+            <w:vAlign w:val="top"/>
+          </w:tcPr>
+          <w:p>
+            <w:pPr>
+              <w:spacing w:after="0" w:before="0"/>
+            </w:pPr>
+            <w:r>
+              <w:rPr>
+                <w:sz w:val="19"/>
+                <w:szCs w:val="19"/>
+              </w:rPr>
+              <w:t xml:space="preserve">Same rule</w:t>
+            </w:r>
+          </w:p>
+        </w:tc>
+      </w:tr>
+      <w:tr>
+        <w:trPr>
+          <w:cantSplit/>
+        </w:trPr>
+        <w:tc>
+          <w:tcPr>
+            <w:tcW w:type="dxa" w:w="2368"/>
+            <w:tcBorders>
+              <w:top w:val="single" w:color="DCE6F0" w:sz="4"/>
+              <w:left w:val="single" w:color="DCE6F0" w:sz="4"/>
+              <w:bottom w:val="single" w:color="DCE6F0" w:sz="4"/>
+              <w:right w:val="single" w:color="DCE6F0" w:sz="4"/>
+            </w:tcBorders>
+            <w:shd w:fill="F7F7FC" w:color="auto" w:val="clear"/>
+            <w:tcMar>
+              <w:top w:type="dxa" w:w="60"/>
+              <w:left w:type="dxa" w:w="100"/>
+              <w:bottom w:type="dxa" w:w="60"/>
+              <w:right w:type="dxa" w:w="100"/>
+            </w:tcMar>
+            <w:vAlign w:val="top"/>
+          </w:tcPr>
+          <w:p>
+            <w:pPr>
+              <w:spacing w:after="0" w:before="0"/>
+            </w:pPr>
+            <w:r>
+              <w:rPr>
+                <w:sz w:val="19"/>
+                <w:szCs w:val="19"/>
+              </w:rPr>
+              <w:t xml:space="preserve">Vault server</w:t>
+            </w:r>
+          </w:p>
+        </w:tc>
+        <w:tc>
+          <w:tcPr>
+            <w:tcW w:type="dxa" w:w="2780"/>
+            <w:tcBorders>
+              <w:top w:val="single" w:color="DCE6F0" w:sz="4"/>
+              <w:left w:val="single" w:color="DCE6F0" w:sz="4"/>
+              <w:bottom w:val="single" w:color="DCE6F0" w:sz="4"/>
+              <w:right w:val="single" w:color="DCE6F0" w:sz="4"/>
+            </w:tcBorders>
+            <w:shd w:fill="F7F7FC" w:color="auto" w:val="clear"/>
+            <w:tcMar>
+              <w:top w:type="dxa" w:w="60"/>
+              <w:left w:type="dxa" w:w="100"/>
+              <w:bottom w:type="dxa" w:w="60"/>
+              <w:right w:type="dxa" w:w="100"/>
+            </w:tcMar>
+            <w:vAlign w:val="top"/>
+          </w:tcPr>
+          <w:p>
+            <w:pPr>
+              <w:spacing w:after="0" w:before="0"/>
+            </w:pPr>
+            <w:r>
+              <w:rPr>
+                <w:rFonts w:ascii="Consolas" w:cs="Consolas" w:eastAsia="Consolas" w:hAnsi="Consolas"/>
+                <w:color w:val="0F5FDC"/>
+                <w:sz w:val="18"/>
+                <w:szCs w:val="18"/>
+              </w:rPr>
+              <w:t xml:space="preserve">CN=DominoVault/O=Demo</w:t>
+            </w:r>
+          </w:p>
+        </w:tc>
+        <w:tc>
+          <w:tcPr>
+            <w:tcW w:type="dxa" w:w="2368"/>
+            <w:tcBorders>
+              <w:top w:val="single" w:color="DCE6F0" w:sz="4"/>
+              <w:left w:val="single" w:color="DCE6F0" w:sz="4"/>
+              <w:bottom w:val="single" w:color="DCE6F0" w:sz="4"/>
+              <w:right w:val="single" w:color="DCE6F0" w:sz="4"/>
+            </w:tcBorders>
+            <w:shd w:fill="F7F7FC" w:color="auto" w:val="clear"/>
+            <w:tcMar>
+              <w:top w:type="dxa" w:w="60"/>
+              <w:left w:type="dxa" w:w="100"/>
+              <w:bottom w:type="dxa" w:w="60"/>
+              <w:right w:type="dxa" w:w="100"/>
+            </w:tcMar>
+            <w:vAlign w:val="top"/>
+          </w:tcPr>
+          <w:p>
+            <w:pPr>
+              <w:spacing w:after="0" w:before="0"/>
+            </w:pPr>
+            <w:r>
+              <w:rPr>
+                <w:rFonts w:ascii="Consolas" w:cs="Consolas" w:eastAsia="Consolas" w:hAnsi="Consolas"/>
+                <w:color w:val="0F5FDC"/>
+                <w:sz w:val="18"/>
+                <w:szCs w:val="18"/>
+              </w:rPr>
+              <w:t xml:space="preserve">DominoVault/Demo</w:t>
+            </w:r>
+          </w:p>
+        </w:tc>
+        <w:tc>
+          <w:tcPr>
+            <w:tcW w:type="dxa" w:w="2122"/>
+            <w:tcBorders>
+              <w:top w:val="single" w:color="DCE6F0" w:sz="4"/>
+              <w:left w:val="single" w:color="DCE6F0" w:sz="4"/>
+              <w:bottom w:val="single" w:color="DCE6F0" w:sz="4"/>
+              <w:right w:val="single" w:color="DCE6F0" w:sz="4"/>
+            </w:tcBorders>
+            <w:shd w:fill="F7F7FC" w:color="auto" w:val="clear"/>
+            <w:tcMar>
+              <w:top w:type="dxa" w:w="60"/>
+              <w:left w:type="dxa" w:w="100"/>
+              <w:bottom w:type="dxa" w:w="60"/>
+              <w:right w:type="dxa" w:w="100"/>
+            </w:tcMar>
+            <w:vAlign w:val="top"/>
+          </w:tcPr>
+          <w:p>
+            <w:pPr>
+              <w:spacing w:after="0" w:before="0"/>
+            </w:pPr>
+            <w:r>
+              <w:rPr>
+                <w:sz w:val="19"/>
+                <w:szCs w:val="19"/>
+              </w:rPr>
+              <w:t xml:space="preserve">Use the name shown in the vault document</w:t>
+            </w:r>
+          </w:p>
+        </w:tc>
+      </w:tr>
+      <w:tr>
+        <w:trPr>
+          <w:cantSplit/>
+        </w:trPr>
+        <w:tc>
+          <w:tcPr>
+            <w:tcW w:type="dxa" w:w="2368"/>
+            <w:tcBorders>
+              <w:top w:val="single" w:color="DCE6F0" w:sz="4"/>
+              <w:left w:val="single" w:color="DCE6F0" w:sz="4"/>
+              <w:bottom w:val="single" w:color="DCE6F0" w:sz="4"/>
+              <w:right w:val="single" w:color="DCE6F0" w:sz="4"/>
+            </w:tcBorders>
+            <w:shd w:fill="FFFFFF" w:color="auto" w:val="clear"/>
+            <w:tcMar>
+              <w:top w:type="dxa" w:w="60"/>
+              <w:left w:type="dxa" w:w="100"/>
+              <w:bottom w:type="dxa" w:w="60"/>
+              <w:right w:type="dxa" w:w="100"/>
+            </w:tcMar>
+            <w:vAlign w:val="top"/>
+          </w:tcPr>
+          <w:p>
+            <w:pPr>
+              <w:spacing w:after="0" w:before="0"/>
+            </w:pPr>
+            <w:r>
+              <w:rPr>
+                <w:sz w:val="19"/>
+                <w:szCs w:val="19"/>
+              </w:rPr>
+              <w:t xml:space="preserve">Organization certifier</w:t>
+            </w:r>
+          </w:p>
+        </w:tc>
+        <w:tc>
+          <w:tcPr>
+            <w:tcW w:type="dxa" w:w="2780"/>
+            <w:tcBorders>
+              <w:top w:val="single" w:color="DCE6F0" w:sz="4"/>
+              <w:left w:val="single" w:color="DCE6F0" w:sz="4"/>
+              <w:bottom w:val="single" w:color="DCE6F0" w:sz="4"/>
+              <w:right w:val="single" w:color="DCE6F0" w:sz="4"/>
+            </w:tcBorders>
+            <w:shd w:fill="FFFFFF" w:color="auto" w:val="clear"/>
+            <w:tcMar>
+              <w:top w:type="dxa" w:w="60"/>
+              <w:left w:type="dxa" w:w="100"/>
+              <w:bottom w:type="dxa" w:w="60"/>
+              <w:right w:type="dxa" w:w="100"/>
+            </w:tcMar>
+            <w:vAlign w:val="top"/>
+          </w:tcPr>
+          <w:p>
+            <w:pPr>
+              <w:spacing w:after="0" w:before="0"/>
+            </w:pPr>
+            <w:r>
+              <w:rPr>
+                <w:rFonts w:ascii="Consolas" w:cs="Consolas" w:eastAsia="Consolas" w:hAnsi="Consolas"/>
+                <w:color w:val="0F5FDC"/>
+                <w:sz w:val="18"/>
+                <w:szCs w:val="18"/>
+              </w:rPr>
+              <w:t xml:space="preserve">O=Demo</w:t>
+            </w:r>
+          </w:p>
+        </w:tc>
+        <w:tc>
+          <w:tcPr>
+            <w:tcW w:type="dxa" w:w="2368"/>
+            <w:tcBorders>
+              <w:top w:val="single" w:color="DCE6F0" w:sz="4"/>
+              <w:left w:val="single" w:color="DCE6F0" w:sz="4"/>
+              <w:bottom w:val="single" w:color="DCE6F0" w:sz="4"/>
+              <w:right w:val="single" w:color="DCE6F0" w:sz="4"/>
+            </w:tcBorders>
+            <w:shd w:fill="FFFFFF" w:color="auto" w:val="clear"/>
+            <w:tcMar>
+              <w:top w:type="dxa" w:w="60"/>
+              <w:left w:type="dxa" w:w="100"/>
+              <w:bottom w:type="dxa" w:w="60"/>
+              <w:right w:type="dxa" w:w="100"/>
+            </w:tcMar>
+            <w:vAlign w:val="top"/>
+          </w:tcPr>
+          <w:p>
+            <w:pPr>
+              <w:spacing w:after="0" w:before="0"/>
+            </w:pPr>
+            <w:r>
+              <w:rPr>
+                <w:rFonts w:ascii="Consolas" w:cs="Consolas" w:eastAsia="Consolas" w:hAnsi="Consolas"/>
+                <w:color w:val="0F5FDC"/>
+                <w:sz w:val="18"/>
+                <w:szCs w:val="18"/>
+              </w:rPr>
+              <w:t xml:space="preserve">/Demo</w:t>
+            </w:r>
+          </w:p>
+        </w:tc>
+        <w:tc>
+          <w:tcPr>
+            <w:tcW w:type="dxa" w:w="2122"/>
+            <w:tcBorders>
+              <w:top w:val="single" w:color="DCE6F0" w:sz="4"/>
+              <w:left w:val="single" w:color="DCE6F0" w:sz="4"/>
+              <w:bottom w:val="single" w:color="DCE6F0" w:sz="4"/>
+              <w:right w:val="single" w:color="DCE6F0" w:sz="4"/>
+            </w:tcBorders>
+            <w:shd w:fill="FFFFFF" w:color="auto" w:val="clear"/>
+            <w:tcMar>
+              <w:top w:type="dxa" w:w="60"/>
+              <w:left w:type="dxa" w:w="100"/>
+              <w:bottom w:type="dxa" w:w="60"/>
+              <w:right w:type="dxa" w:w="100"/>
+            </w:tcMar>
+            <w:vAlign w:val="top"/>
+          </w:tcPr>
+          <w:p>
+            <w:pPr>
+              <w:spacing w:after="0" w:before="0"/>
+            </w:pPr>
+            <w:r>
+              <w:rPr>
+                <w:sz w:val="19"/>
+                <w:szCs w:val="19"/>
+              </w:rPr>
+              <w:t xml:space="preserve">CertifierName for the Domino CA</w:t>
+            </w:r>
+          </w:p>
+        </w:tc>
+      </w:tr>
+      <w:tr>
+        <w:trPr>
+          <w:cantSplit/>
+        </w:trPr>
+        <w:tc>
+          <w:tcPr>
+            <w:tcW w:type="dxa" w:w="2368"/>
+            <w:tcBorders>
+              <w:top w:val="single" w:color="DCE6F0" w:sz="4"/>
+              <w:left w:val="single" w:color="DCE6F0" w:sz="4"/>
+              <w:bottom w:val="single" w:color="DCE6F0" w:sz="4"/>
+              <w:right w:val="single" w:color="DCE6F0" w:sz="4"/>
+            </w:tcBorders>
+            <w:shd w:fill="F7F7FC" w:color="auto" w:val="clear"/>
+            <w:tcMar>
+              <w:top w:type="dxa" w:w="60"/>
+              <w:left w:type="dxa" w:w="100"/>
+              <w:bottom w:type="dxa" w:w="60"/>
+              <w:right w:type="dxa" w:w="100"/>
+            </w:tcMar>
+            <w:vAlign w:val="top"/>
+          </w:tcPr>
+          <w:p>
+            <w:pPr>
+              <w:spacing w:after="0" w:before="0"/>
+            </w:pPr>
+            <w:r>
+              <w:rPr>
+                <w:sz w:val="19"/>
+                <w:szCs w:val="19"/>
+              </w:rPr>
+              <w:t xml:space="preserve">OU certifier</w:t>
+            </w:r>
+          </w:p>
+        </w:tc>
+        <w:tc>
+          <w:tcPr>
+            <w:tcW w:type="dxa" w:w="2780"/>
+            <w:tcBorders>
+              <w:top w:val="single" w:color="DCE6F0" w:sz="4"/>
+              <w:left w:val="single" w:color="DCE6F0" w:sz="4"/>
+              <w:bottom w:val="single" w:color="DCE6F0" w:sz="4"/>
+              <w:right w:val="single" w:color="DCE6F0" w:sz="4"/>
+            </w:tcBorders>
+            <w:shd w:fill="F7F7FC" w:color="auto" w:val="clear"/>
+            <w:tcMar>
+              <w:top w:type="dxa" w:w="60"/>
+              <w:left w:type="dxa" w:w="100"/>
+              <w:bottom w:type="dxa" w:w="60"/>
+              <w:right w:type="dxa" w:w="100"/>
+            </w:tcMar>
+            <w:vAlign w:val="top"/>
+          </w:tcPr>
+          <w:p>
+            <w:pPr>
+              <w:spacing w:after="0" w:before="0"/>
+            </w:pPr>
+            <w:r>
+              <w:rPr>
+                <w:rFonts w:ascii="Consolas" w:cs="Consolas" w:eastAsia="Consolas" w:hAnsi="Consolas"/>
+                <w:color w:val="0F5FDC"/>
+                <w:sz w:val="18"/>
+                <w:szCs w:val="18"/>
+              </w:rPr>
+              <w:t xml:space="preserve">OU=Sales/O=Demo</w:t>
+            </w:r>
+          </w:p>
+        </w:tc>
+        <w:tc>
+          <w:tcPr>
+            <w:tcW w:type="dxa" w:w="2368"/>
+            <w:tcBorders>
+              <w:top w:val="single" w:color="DCE6F0" w:sz="4"/>
+              <w:left w:val="single" w:color="DCE6F0" w:sz="4"/>
+              <w:bottom w:val="single" w:color="DCE6F0" w:sz="4"/>
+              <w:right w:val="single" w:color="DCE6F0" w:sz="4"/>
+            </w:tcBorders>
+            <w:shd w:fill="F7F7FC" w:color="auto" w:val="clear"/>
+            <w:tcMar>
+              <w:top w:type="dxa" w:w="60"/>
+              <w:left w:type="dxa" w:w="100"/>
+              <w:bottom w:type="dxa" w:w="60"/>
+              <w:right w:type="dxa" w:w="100"/>
+            </w:tcMar>
+            <w:vAlign w:val="top"/>
+          </w:tcPr>
+          <w:p>
+            <w:pPr>
+              <w:spacing w:after="0" w:before="0"/>
+            </w:pPr>
+            <w:r>
+              <w:rPr>
+                <w:rFonts w:ascii="Consolas" w:cs="Consolas" w:eastAsia="Consolas" w:hAnsi="Consolas"/>
+                <w:color w:val="0F5FDC"/>
+                <w:sz w:val="18"/>
+                <w:szCs w:val="18"/>
+              </w:rPr>
+              <w:t xml:space="preserve">/Sales/Demo</w:t>
+            </w:r>
+          </w:p>
+        </w:tc>
+        <w:tc>
+          <w:tcPr>
+            <w:tcW w:type="dxa" w:w="2122"/>
+            <w:tcBorders>
+              <w:top w:val="single" w:color="DCE6F0" w:sz="4"/>
+              <w:left w:val="single" w:color="DCE6F0" w:sz="4"/>
+              <w:bottom w:val="single" w:color="DCE6F0" w:sz="4"/>
+              <w:right w:val="single" w:color="DCE6F0" w:sz="4"/>
+            </w:tcBorders>
+            <w:shd w:fill="F7F7FC" w:color="auto" w:val="clear"/>
+            <w:tcMar>
+              <w:top w:type="dxa" w:w="60"/>
+              <w:left w:type="dxa" w:w="100"/>
+              <w:bottom w:type="dxa" w:w="60"/>
+              <w:right w:type="dxa" w:w="100"/>
+            </w:tcMar>
+            <w:vAlign w:val="top"/>
+          </w:tcPr>
+          <w:p>
+            <w:pPr>
+              <w:spacing w:after="0" w:before="0"/>
+            </w:pPr>
+            <w:r>
+              <w:rPr>
+                <w:sz w:val="19"/>
+                <w:szCs w:val="19"/>
+              </w:rPr>
+              <w:t xml:space="preserve">Registers users as John Smith/Sales/Demo</w:t>
+            </w:r>
+          </w:p>
+        </w:tc>
+      </w:tr>
+      <w:tr>
+        <w:trPr>
+          <w:cantSplit/>
+        </w:trPr>
+        <w:tc>
+          <w:tcPr>
+            <w:tcW w:type="dxa" w:w="2368"/>
+            <w:tcBorders>
+              <w:top w:val="single" w:color="DCE6F0" w:sz="4"/>
+              <w:left w:val="single" w:color="DCE6F0" w:sz="4"/>
+              <w:bottom w:val="single" w:color="DCE6F0" w:sz="4"/>
+              <w:right w:val="single" w:color="DCE6F0" w:sz="4"/>
+            </w:tcBorders>
+            <w:shd w:fill="FFFFFF" w:color="auto" w:val="clear"/>
+            <w:tcMar>
+              <w:top w:type="dxa" w:w="60"/>
+              <w:left w:type="dxa" w:w="100"/>
+              <w:bottom w:type="dxa" w:w="60"/>
+              <w:right w:type="dxa" w:w="100"/>
+            </w:tcMar>
+            <w:vAlign w:val="top"/>
+          </w:tcPr>
+          <w:p>
+            <w:pPr>
+              <w:spacing w:after="0" w:before="0"/>
+            </w:pPr>
+            <w:r>
+              <w:rPr>
+                <w:sz w:val="19"/>
+                <w:szCs w:val="19"/>
+              </w:rPr>
+              <w:t xml:space="preserve">Registered user</w:t>
+            </w:r>
+          </w:p>
+        </w:tc>
+        <w:tc>
+          <w:tcPr>
+            <w:tcW w:type="dxa" w:w="2780"/>
+            <w:tcBorders>
+              <w:top w:val="single" w:color="DCE6F0" w:sz="4"/>
+              <w:left w:val="single" w:color="DCE6F0" w:sz="4"/>
+              <w:bottom w:val="single" w:color="DCE6F0" w:sz="4"/>
+              <w:right w:val="single" w:color="DCE6F0" w:sz="4"/>
+            </w:tcBorders>
+            <w:shd w:fill="FFFFFF" w:color="auto" w:val="clear"/>
+            <w:tcMar>
+              <w:top w:type="dxa" w:w="60"/>
+              <w:left w:type="dxa" w:w="100"/>
+              <w:bottom w:type="dxa" w:w="60"/>
+              <w:right w:type="dxa" w:w="100"/>
+            </w:tcMar>
+            <w:vAlign w:val="top"/>
+          </w:tcPr>
+          <w:p>
+            <w:pPr>
+              <w:spacing w:after="0" w:before="0"/>
+            </w:pPr>
+            <w:r>
+              <w:rPr>
+                <w:rFonts w:ascii="Consolas" w:cs="Consolas" w:eastAsia="Consolas" w:hAnsi="Consolas"/>
+                <w:color w:val="0F5FDC"/>
+                <w:sz w:val="18"/>
+                <w:szCs w:val="18"/>
+              </w:rPr>
+              <w:t xml:space="preserve">CN=John Smith/OU=Sales/O=Demo</w:t>
+            </w:r>
+          </w:p>
+        </w:tc>
+        <w:tc>
+          <w:tcPr>
+            <w:tcW w:type="dxa" w:w="2368"/>
+            <w:tcBorders>
+              <w:top w:val="single" w:color="DCE6F0" w:sz="4"/>
+              <w:left w:val="single" w:color="DCE6F0" w:sz="4"/>
+              <w:bottom w:val="single" w:color="DCE6F0" w:sz="4"/>
+              <w:right w:val="single" w:color="DCE6F0" w:sz="4"/>
+            </w:tcBorders>
+            <w:shd w:fill="FFFFFF" w:color="auto" w:val="clear"/>
+            <w:tcMar>
+              <w:top w:type="dxa" w:w="60"/>
+              <w:left w:type="dxa" w:w="100"/>
+              <w:bottom w:type="dxa" w:w="60"/>
+              <w:right w:type="dxa" w:w="100"/>
+            </w:tcMar>
+            <w:vAlign w:val="top"/>
+          </w:tcPr>
+          <w:p>
+            <w:pPr>
+              <w:spacing w:after="0" w:before="0"/>
+            </w:pPr>
+            <w:r>
+              <w:rPr>
+                <w:rFonts w:ascii="Consolas" w:cs="Consolas" w:eastAsia="Consolas" w:hAnsi="Consolas"/>
+                <w:color w:val="0F5FDC"/>
+                <w:sz w:val="18"/>
+                <w:szCs w:val="18"/>
+              </w:rPr>
+              <w:t xml:space="preserve">John Smith/Sales/Demo</w:t>
+            </w:r>
+          </w:p>
+        </w:tc>
+        <w:tc>
+          <w:tcPr>
+            <w:tcW w:type="dxa" w:w="2122"/>
+            <w:tcBorders>
+              <w:top w:val="single" w:color="DCE6F0" w:sz="4"/>
+              <w:left w:val="single" w:color="DCE6F0" w:sz="4"/>
+              <w:bottom w:val="single" w:color="DCE6F0" w:sz="4"/>
+              <w:right w:val="single" w:color="DCE6F0" w:sz="4"/>
+            </w:tcBorders>
+            <w:shd w:fill="FFFFFF" w:color="auto" w:val="clear"/>
+            <w:tcMar>
+              <w:top w:type="dxa" w:w="60"/>
+              <w:left w:type="dxa" w:w="100"/>
+              <w:bottom w:type="dxa" w:w="60"/>
+              <w:right w:type="dxa" w:w="100"/>
+            </w:tcMar>
+            <w:vAlign w:val="top"/>
+          </w:tcPr>
+          <w:p>
+            <w:pPr>
+              <w:spacing w:after="0" w:before="0"/>
+            </w:pPr>
+            <w:r>
+              <w:rPr>
+                <w:sz w:val="19"/>
+                <w:szCs w:val="19"/>
+              </w:rPr>
+              <w:t xml:space="preserve">Result of registration with OrgUnit Sales</w:t>
+            </w:r>
+          </w:p>
+        </w:tc>
+      </w:tr>
+      <w:tr>
+        <w:trPr>
+          <w:cantSplit/>
+        </w:trPr>
+        <w:tc>
+          <w:tcPr>
+            <w:tcW w:type="dxa" w:w="2368"/>
+            <w:tcBorders>
+              <w:top w:val="single" w:color="DCE6F0" w:sz="4"/>
+              <w:left w:val="single" w:color="DCE6F0" w:sz="4"/>
+              <w:bottom w:val="single" w:color="DCE6F0" w:sz="4"/>
+              <w:right w:val="single" w:color="DCE6F0" w:sz="4"/>
+            </w:tcBorders>
+            <w:shd w:fill="F7F7FC" w:color="auto" w:val="clear"/>
+            <w:tcMar>
+              <w:top w:type="dxa" w:w="60"/>
+              <w:left w:type="dxa" w:w="100"/>
+              <w:bottom w:type="dxa" w:w="60"/>
+              <w:right w:type="dxa" w:w="100"/>
+            </w:tcMar>
+            <w:vAlign w:val="top"/>
+          </w:tcPr>
+          <w:p>
+            <w:pPr>
+              <w:spacing w:after="0" w:before="0"/>
+            </w:pPr>
+            <w:r>
+              <w:rPr>
+                <w:sz w:val="19"/>
+                <w:szCs w:val="19"/>
+              </w:rPr>
+              <w:t xml:space="preserve">Organizational policy (whole org)</w:t>
+            </w:r>
+          </w:p>
+        </w:tc>
+        <w:tc>
+          <w:tcPr>
+            <w:tcW w:type="dxa" w:w="2780"/>
+            <w:tcBorders>
+              <w:top w:val="single" w:color="DCE6F0" w:sz="4"/>
+              <w:left w:val="single" w:color="DCE6F0" w:sz="4"/>
+              <w:bottom w:val="single" w:color="DCE6F0" w:sz="4"/>
+              <w:right w:val="single" w:color="DCE6F0" w:sz="4"/>
+            </w:tcBorders>
+            <w:shd w:fill="F7F7FC" w:color="auto" w:val="clear"/>
+            <w:tcMar>
+              <w:top w:type="dxa" w:w="60"/>
+              <w:left w:type="dxa" w:w="100"/>
+              <w:bottom w:type="dxa" w:w="60"/>
+              <w:right w:type="dxa" w:w="100"/>
+            </w:tcMar>
+            <w:vAlign w:val="top"/>
+          </w:tcPr>
+          <w:p>
+            <w:pPr>
+              <w:spacing w:after="0" w:before="0"/>
+            </w:pPr>
+            <w:r>
+              <w:rPr>
+                <w:rFonts w:ascii="Consolas" w:cs="Consolas" w:eastAsia="Consolas" w:hAnsi="Consolas"/>
+                <w:color w:val="0F5FDC"/>
+                <w:sz w:val="18"/>
+                <w:szCs w:val="18"/>
+              </w:rPr>
+              <w:t xml:space="preserve">*/Demo</w:t>
+            </w:r>
+          </w:p>
+        </w:tc>
+        <w:tc>
+          <w:tcPr>
+            <w:tcW w:type="dxa" w:w="2368"/>
+            <w:tcBorders>
+              <w:top w:val="single" w:color="DCE6F0" w:sz="4"/>
+              <w:left w:val="single" w:color="DCE6F0" w:sz="4"/>
+              <w:bottom w:val="single" w:color="DCE6F0" w:sz="4"/>
+              <w:right w:val="single" w:color="DCE6F0" w:sz="4"/>
+            </w:tcBorders>
+            <w:shd w:fill="F7F7FC" w:color="auto" w:val="clear"/>
+            <w:tcMar>
+              <w:top w:type="dxa" w:w="60"/>
+              <w:left w:type="dxa" w:w="100"/>
+              <w:bottom w:type="dxa" w:w="60"/>
+              <w:right w:type="dxa" w:w="100"/>
+            </w:tcMar>
+            <w:vAlign w:val="top"/>
+          </w:tcPr>
+          <w:p>
+            <w:pPr>
+              <w:spacing w:after="0" w:before="0"/>
+            </w:pPr>
+            <w:r>
+              <w:rPr>
+                <w:sz w:val="19"/>
+                <w:szCs w:val="19"/>
+              </w:rPr>
+              <w:t xml:space="preserve">–</w:t>
+            </w:r>
+          </w:p>
+        </w:tc>
+        <w:tc>
+          <w:tcPr>
+            <w:tcW w:type="dxa" w:w="2122"/>
+            <w:tcBorders>
+              <w:top w:val="single" w:color="DCE6F0" w:sz="4"/>
+              <w:left w:val="single" w:color="DCE6F0" w:sz="4"/>
+              <w:bottom w:val="single" w:color="DCE6F0" w:sz="4"/>
+              <w:right w:val="single" w:color="DCE6F0" w:sz="4"/>
+            </w:tcBorders>
+            <w:shd w:fill="F7F7FC" w:color="auto" w:val="clear"/>
+            <w:tcMar>
+              <w:top w:type="dxa" w:w="60"/>
+              <w:left w:type="dxa" w:w="100"/>
+              <w:bottom w:type="dxa" w:w="60"/>
+              <w:right w:type="dxa" w:w="100"/>
+            </w:tcMar>
+            <w:vAlign w:val="top"/>
+          </w:tcPr>
+          <w:p>
+            <w:pPr>
+              <w:spacing w:after="0" w:before="0"/>
+            </w:pPr>
+            <w:r>
+              <w:rPr>
+                <w:sz w:val="19"/>
+                <w:szCs w:val="19"/>
+              </w:rPr>
+              <w:t xml:space="preserve">Applied automatically to users under /Demo</w:t>
+            </w:r>
+          </w:p>
+        </w:tc>
+      </w:tr>
+      <w:tr>
+        <w:trPr>
+          <w:cantSplit/>
+        </w:trPr>
+        <w:tc>
+          <w:tcPr>
+            <w:tcW w:type="dxa" w:w="2368"/>
+            <w:tcBorders>
+              <w:top w:val="single" w:color="DCE6F0" w:sz="4"/>
+              <w:left w:val="single" w:color="DCE6F0" w:sz="4"/>
+              <w:bottom w:val="single" w:color="DCE6F0" w:sz="4"/>
+              <w:right w:val="single" w:color="DCE6F0" w:sz="4"/>
+            </w:tcBorders>
+            <w:shd w:fill="FFFFFF" w:color="auto" w:val="clear"/>
+            <w:tcMar>
+              <w:top w:type="dxa" w:w="60"/>
+              <w:left w:type="dxa" w:w="100"/>
+              <w:bottom w:type="dxa" w:w="60"/>
+              <w:right w:type="dxa" w:w="100"/>
+            </w:tcMar>
+            <w:vAlign w:val="top"/>
+          </w:tcPr>
+          <w:p>
+            <w:pPr>
+              <w:spacing w:after="0" w:before="0"/>
+            </w:pPr>
+            <w:r>
+              <w:rPr>
+                <w:sz w:val="19"/>
+                <w:szCs w:val="19"/>
+              </w:rPr>
+              <w:t xml:space="preserve">Organizational policy (one OU)</w:t>
+            </w:r>
+          </w:p>
+        </w:tc>
+        <w:tc>
+          <w:tcPr>
+            <w:tcW w:type="dxa" w:w="2780"/>
+            <w:tcBorders>
+              <w:top w:val="single" w:color="DCE6F0" w:sz="4"/>
+              <w:left w:val="single" w:color="DCE6F0" w:sz="4"/>
+              <w:bottom w:val="single" w:color="DCE6F0" w:sz="4"/>
+              <w:right w:val="single" w:color="DCE6F0" w:sz="4"/>
+            </w:tcBorders>
+            <w:shd w:fill="FFFFFF" w:color="auto" w:val="clear"/>
+            <w:tcMar>
+              <w:top w:type="dxa" w:w="60"/>
+              <w:left w:type="dxa" w:w="100"/>
+              <w:bottom w:type="dxa" w:w="60"/>
+              <w:right w:type="dxa" w:w="100"/>
+            </w:tcMar>
+            <w:vAlign w:val="top"/>
+          </w:tcPr>
+          <w:p>
+            <w:pPr>
+              <w:spacing w:after="0" w:before="0"/>
+            </w:pPr>
+            <w:r>
+              <w:rPr>
+                <w:rFonts w:ascii="Consolas" w:cs="Consolas" w:eastAsia="Consolas" w:hAnsi="Consolas"/>
+                <w:color w:val="0F5FDC"/>
+                <w:sz w:val="18"/>
+                <w:szCs w:val="18"/>
+              </w:rPr>
+              <w:t xml:space="preserve">*/Sales/Demo</w:t>
+            </w:r>
+          </w:p>
+        </w:tc>
+        <w:tc>
+          <w:tcPr>
+            <w:tcW w:type="dxa" w:w="2368"/>
+            <w:tcBorders>
+              <w:top w:val="single" w:color="DCE6F0" w:sz="4"/>
+              <w:left w:val="single" w:color="DCE6F0" w:sz="4"/>
+              <w:bottom w:val="single" w:color="DCE6F0" w:sz="4"/>
+              <w:right w:val="single" w:color="DCE6F0" w:sz="4"/>
+            </w:tcBorders>
+            <w:shd w:fill="FFFFFF" w:color="auto" w:val="clear"/>
+            <w:tcMar>
+              <w:top w:type="dxa" w:w="60"/>
+              <w:left w:type="dxa" w:w="100"/>
+              <w:bottom w:type="dxa" w:w="60"/>
+              <w:right w:type="dxa" w:w="100"/>
+            </w:tcMar>
+            <w:vAlign w:val="top"/>
+          </w:tcPr>
+          <w:p>
+            <w:pPr>
+              <w:spacing w:after="0" w:before="0"/>
+            </w:pPr>
+            <w:r>
+              <w:rPr>
+                <w:sz w:val="19"/>
+                <w:szCs w:val="19"/>
+              </w:rPr>
+              <w:t xml:space="preserve">–</w:t>
+            </w:r>
+          </w:p>
+        </w:tc>
+        <w:tc>
+          <w:tcPr>
+            <w:tcW w:type="dxa" w:w="2122"/>
+            <w:tcBorders>
+              <w:top w:val="single" w:color="DCE6F0" w:sz="4"/>
+              <w:left w:val="single" w:color="DCE6F0" w:sz="4"/>
+              <w:bottom w:val="single" w:color="DCE6F0" w:sz="4"/>
+              <w:right w:val="single" w:color="DCE6F0" w:sz="4"/>
+            </w:tcBorders>
+            <w:shd w:fill="FFFFFF" w:color="auto" w:val="clear"/>
+            <w:tcMar>
+              <w:top w:type="dxa" w:w="60"/>
+              <w:left w:type="dxa" w:w="100"/>
+              <w:bottom w:type="dxa" w:w="60"/>
+              <w:right w:type="dxa" w:w="100"/>
+            </w:tcMar>
+            <w:vAlign w:val="top"/>
+          </w:tcPr>
+          <w:p>
+            <w:pPr>
+              <w:spacing w:after="0" w:before="0"/>
+            </w:pPr>
+            <w:r>
+              <w:rPr>
+                <w:sz w:val="19"/>
+                <w:szCs w:val="19"/>
+              </w:rPr>
+              <w:t xml:space="preserve">Applied automatically to users under /Sales/Demo</w:t>
+            </w:r>
+          </w:p>
+        </w:tc>
+      </w:tr>
+      <w:tr>
+        <w:trPr>
+          <w:cantSplit/>
+        </w:trPr>
+        <w:tc>
+          <w:tcPr>
+            <w:tcW w:type="dxa" w:w="2368"/>
+            <w:tcBorders>
+              <w:top w:val="single" w:color="DCE6F0" w:sz="4"/>
+              <w:left w:val="single" w:color="DCE6F0" w:sz="4"/>
+              <w:bottom w:val="single" w:color="DCE6F0" w:sz="4"/>
+              <w:right w:val="single" w:color="DCE6F0" w:sz="4"/>
+            </w:tcBorders>
+            <w:shd w:fill="F7F7FC" w:color="auto" w:val="clear"/>
+            <w:tcMar>
+              <w:top w:type="dxa" w:w="60"/>
+              <w:left w:type="dxa" w:w="100"/>
+              <w:bottom w:type="dxa" w:w="60"/>
+              <w:right w:type="dxa" w:w="100"/>
+            </w:tcMar>
+            <w:vAlign w:val="top"/>
+          </w:tcPr>
+          <w:p>
+            <w:pPr>
+              <w:spacing w:after="0" w:before="0"/>
+            </w:pPr>
+            <w:r>
+              <w:rPr>
+                <w:sz w:val="19"/>
+                <w:szCs w:val="19"/>
+              </w:rPr>
+              <w:t xml:space="preserve">Explicit policy</w:t>
+            </w:r>
+          </w:p>
+        </w:tc>
+        <w:tc>
+          <w:tcPr>
+            <w:tcW w:type="dxa" w:w="2780"/>
+            <w:tcBorders>
+              <w:top w:val="single" w:color="DCE6F0" w:sz="4"/>
+              <w:left w:val="single" w:color="DCE6F0" w:sz="4"/>
+              <w:bottom w:val="single" w:color="DCE6F0" w:sz="4"/>
+              <w:right w:val="single" w:color="DCE6F0" w:sz="4"/>
+            </w:tcBorders>
+            <w:shd w:fill="F7F7FC" w:color="auto" w:val="clear"/>
+            <w:tcMar>
+              <w:top w:type="dxa" w:w="60"/>
+              <w:left w:type="dxa" w:w="100"/>
+              <w:bottom w:type="dxa" w:w="60"/>
+              <w:right w:type="dxa" w:w="100"/>
+            </w:tcMar>
+            <w:vAlign w:val="top"/>
+          </w:tcPr>
+          <w:p>
+            <w:pPr>
+              <w:spacing w:after="0" w:before="0"/>
+            </w:pPr>
+            <w:r>
+              <w:rPr>
+                <w:rFonts w:ascii="Consolas" w:cs="Consolas" w:eastAsia="Consolas" w:hAnsi="Consolas"/>
+                <w:color w:val="0F5FDC"/>
+                <w:sz w:val="18"/>
+                <w:szCs w:val="18"/>
+              </w:rPr>
+              <w:t xml:space="preserve">*/DirSync-Vault</w:t>
+            </w:r>
+          </w:p>
+        </w:tc>
+        <w:tc>
+          <w:tcPr>
+            <w:tcW w:type="dxa" w:w="2368"/>
+            <w:tcBorders>
+              <w:top w:val="single" w:color="DCE6F0" w:sz="4"/>
+              <w:left w:val="single" w:color="DCE6F0" w:sz="4"/>
+              <w:bottom w:val="single" w:color="DCE6F0" w:sz="4"/>
+              <w:right w:val="single" w:color="DCE6F0" w:sz="4"/>
+            </w:tcBorders>
+            <w:shd w:fill="F7F7FC" w:color="auto" w:val="clear"/>
+            <w:tcMar>
+              <w:top w:type="dxa" w:w="60"/>
+              <w:left w:type="dxa" w:w="100"/>
+              <w:bottom w:type="dxa" w:w="60"/>
+              <w:right w:type="dxa" w:w="100"/>
+            </w:tcMar>
+            <w:vAlign w:val="top"/>
+          </w:tcPr>
+          <w:p>
+            <w:pPr>
+              <w:spacing w:after="0" w:before="0"/>
+            </w:pPr>
+            <w:r>
+              <w:rPr>
+                <w:sz w:val="19"/>
+                <w:szCs w:val="19"/>
+              </w:rPr>
+              <w:t xml:space="preserve">–</w:t>
+            </w:r>
+          </w:p>
+        </w:tc>
+        <w:tc>
+          <w:tcPr>
+            <w:tcW w:type="dxa" w:w="2122"/>
+            <w:tcBorders>
+              <w:top w:val="single" w:color="DCE6F0" w:sz="4"/>
+              <w:left w:val="single" w:color="DCE6F0" w:sz="4"/>
+              <w:bottom w:val="single" w:color="DCE6F0" w:sz="4"/>
+              <w:right w:val="single" w:color="DCE6F0" w:sz="4"/>
+            </w:tcBorders>
+            <w:shd w:fill="F7F7FC" w:color="auto" w:val="clear"/>
+            <w:tcMar>
+              <w:top w:type="dxa" w:w="60"/>
+              <w:left w:type="dxa" w:w="100"/>
+              <w:bottom w:type="dxa" w:w="60"/>
+              <w:right w:type="dxa" w:w="100"/>
+            </w:tcMar>
+            <w:vAlign w:val="top"/>
+          </w:tcPr>
+          <w:p>
+            <w:pPr>
+              <w:spacing w:after="0" w:before="0"/>
+            </w:pPr>
+            <w:r>
+              <w:rPr>
+                <w:sz w:val="19"/>
+                <w:szCs w:val="19"/>
+              </w:rPr>
+              <w:t xml:space="preserve">Applied only when named at registration (Policy column)</w:t>
             </w:r>
           </w:p>
         </w:tc>
@@ -4224,7 +5867,7 @@
                 <w:sz w:val="19"/>
                 <w:szCs w:val="19"/>
               </w:rPr>
-              <w:t xml:space="preserve">Explicit policy (one per vault or region)</w:t>
+              <w:t xml:space="preserve">Policy that assigns the vault: explicit (one per vault or region) or organizational</w:t>
             </w:r>
           </w:p>
         </w:tc>
@@ -4799,6 +6442,724 @@
       <w:pPr>
         <w:spacing w:after="80" w:before="0"/>
       </w:pPr>
+    </w:p>
+    <w:p>
+      <w:pPr>
+        <w:pStyle w:val="Heading2"/>
+      </w:pPr>
+      <w:r>
+        <w:t xml:space="preserve">A4 Organizational or explicit policy: which one assigns the vault?</w:t>
+      </w:r>
+    </w:p>
+    <w:p>
+      <w:r>
+        <w:t xml:space="preserve">The ID reaches the vault because the user's </w:t>
+      </w:r>
+      <w:r>
+        <w:rPr>
+          <w:b/>
+          <w:bCs/>
+        </w:rPr>
+        <w:t xml:space="preserve">effective policy</w:t>
+      </w:r>
+      <w:r>
+        <w:t xml:space="preserve"> includes a Security Settings document that assigns the vault. HCL: </w:t>
+      </w:r>
+      <w:r>
+        <w:rPr>
+          <w:i/>
+          <w:iCs/>
+        </w:rPr>
+        <w:t xml:space="preserve">“If you create an organizational policy, it automatically applies when you register users. If you create an explicit policy, you assign it manually during user registration, in the Person document or by using the Policy Assignment tool.”</w:t>
+      </w:r>
+    </w:p>
+    <w:tbl>
+      <w:tblPr>
+        <w:tblW w:type="dxa" w:w="9638"/>
+        <w:tblBorders>
+          <w:top w:val="single" w:color="auto" w:sz="4"/>
+          <w:left w:val="single" w:color="auto" w:sz="4"/>
+          <w:bottom w:val="single" w:color="auto" w:sz="4"/>
+          <w:right w:val="single" w:color="auto" w:sz="4"/>
+          <w:insideH w:val="single" w:color="auto" w:sz="4"/>
+          <w:insideV w:val="single" w:color="auto" w:sz="4"/>
+        </w:tblBorders>
+      </w:tblPr>
+      <w:tblGrid>
+        <w:gridCol w:w="2265"/>
+        <w:gridCol w:w="3706"/>
+        <w:gridCol w:w="3667"/>
+      </w:tblGrid>
+      <w:tr>
+        <w:trPr>
+          <w:tblHeader/>
+        </w:trPr>
+        <w:tc>
+          <w:tcPr>
+            <w:tcW w:type="dxa" w:w="2265"/>
+            <w:tcBorders>
+              <w:top w:val="single" w:color="DCE6F0" w:sz="4"/>
+              <w:left w:val="single" w:color="DCE6F0" w:sz="4"/>
+              <w:bottom w:val="single" w:color="DCE6F0" w:sz="4"/>
+              <w:right w:val="single" w:color="DCE6F0" w:sz="4"/>
+            </w:tcBorders>
+            <w:shd w:fill="17707F" w:color="auto" w:val="clear"/>
+            <w:tcMar>
+              <w:top w:type="dxa" w:w="60"/>
+              <w:left w:type="dxa" w:w="100"/>
+              <w:bottom w:type="dxa" w:w="60"/>
+              <w:right w:type="dxa" w:w="100"/>
+            </w:tcMar>
+            <w:vAlign w:val="top"/>
+          </w:tcPr>
+          <w:p>
+            <w:pPr>
+              <w:spacing w:after="0" w:before="0"/>
+            </w:pPr>
+          </w:p>
+        </w:tc>
+        <w:tc>
+          <w:tcPr>
+            <w:tcW w:type="dxa" w:w="3706"/>
+            <w:tcBorders>
+              <w:top w:val="single" w:color="DCE6F0" w:sz="4"/>
+              <w:left w:val="single" w:color="DCE6F0" w:sz="4"/>
+              <w:bottom w:val="single" w:color="DCE6F0" w:sz="4"/>
+              <w:right w:val="single" w:color="DCE6F0" w:sz="4"/>
+            </w:tcBorders>
+            <w:shd w:fill="17707F" w:color="auto" w:val="clear"/>
+            <w:tcMar>
+              <w:top w:type="dxa" w:w="60"/>
+              <w:left w:type="dxa" w:w="100"/>
+              <w:bottom w:type="dxa" w:w="60"/>
+              <w:right w:type="dxa" w:w="100"/>
+            </w:tcMar>
+            <w:vAlign w:val="top"/>
+          </w:tcPr>
+          <w:p>
+            <w:pPr>
+              <w:spacing w:after="0" w:before="0"/>
+            </w:pPr>
+            <w:r>
+              <w:rPr>
+                <w:b/>
+                <w:bCs/>
+                <w:color w:val="FFFFFF"/>
+                <w:sz w:val="19"/>
+                <w:szCs w:val="19"/>
+              </w:rPr>
+              <w:t xml:space="preserve">Organizational policy</w:t>
+            </w:r>
+          </w:p>
+        </w:tc>
+        <w:tc>
+          <w:tcPr>
+            <w:tcW w:type="dxa" w:w="3667"/>
+            <w:tcBorders>
+              <w:top w:val="single" w:color="DCE6F0" w:sz="4"/>
+              <w:left w:val="single" w:color="DCE6F0" w:sz="4"/>
+              <w:bottom w:val="single" w:color="DCE6F0" w:sz="4"/>
+              <w:right w:val="single" w:color="DCE6F0" w:sz="4"/>
+            </w:tcBorders>
+            <w:shd w:fill="17707F" w:color="auto" w:val="clear"/>
+            <w:tcMar>
+              <w:top w:type="dxa" w:w="60"/>
+              <w:left w:type="dxa" w:w="100"/>
+              <w:bottom w:type="dxa" w:w="60"/>
+              <w:right w:type="dxa" w:w="100"/>
+            </w:tcMar>
+            <w:vAlign w:val="top"/>
+          </w:tcPr>
+          <w:p>
+            <w:pPr>
+              <w:spacing w:after="0" w:before="0"/>
+            </w:pPr>
+            <w:r>
+              <w:rPr>
+                <w:b/>
+                <w:bCs/>
+                <w:color w:val="FFFFFF"/>
+                <w:sz w:val="19"/>
+                <w:szCs w:val="19"/>
+              </w:rPr>
+              <w:t xml:space="preserve">Explicit policy</w:t>
+            </w:r>
+          </w:p>
+        </w:tc>
+      </w:tr>
+      <w:tr>
+        <w:trPr>
+          <w:cantSplit/>
+        </w:trPr>
+        <w:tc>
+          <w:tcPr>
+            <w:tcW w:type="dxa" w:w="2265"/>
+            <w:tcBorders>
+              <w:top w:val="single" w:color="DCE6F0" w:sz="4"/>
+              <w:left w:val="single" w:color="DCE6F0" w:sz="4"/>
+              <w:bottom w:val="single" w:color="DCE6F0" w:sz="4"/>
+              <w:right w:val="single" w:color="DCE6F0" w:sz="4"/>
+            </w:tcBorders>
+            <w:shd w:fill="FFFFFF" w:color="auto" w:val="clear"/>
+            <w:tcMar>
+              <w:top w:type="dxa" w:w="60"/>
+              <w:left w:type="dxa" w:w="100"/>
+              <w:bottom w:type="dxa" w:w="60"/>
+              <w:right w:type="dxa" w:w="100"/>
+            </w:tcMar>
+            <w:vAlign w:val="top"/>
+          </w:tcPr>
+          <w:p>
+            <w:pPr>
+              <w:spacing w:after="0" w:before="0"/>
+            </w:pPr>
+            <w:r>
+              <w:rPr>
+                <w:sz w:val="19"/>
+                <w:szCs w:val="19"/>
+              </w:rPr>
+              <w:t xml:space="preserve">Name in the Policies view</w:t>
+            </w:r>
+          </w:p>
+        </w:tc>
+        <w:tc>
+          <w:tcPr>
+            <w:tcW w:type="dxa" w:w="3706"/>
+            <w:tcBorders>
+              <w:top w:val="single" w:color="DCE6F0" w:sz="4"/>
+              <w:left w:val="single" w:color="DCE6F0" w:sz="4"/>
+              <w:bottom w:val="single" w:color="DCE6F0" w:sz="4"/>
+              <w:right w:val="single" w:color="DCE6F0" w:sz="4"/>
+            </w:tcBorders>
+            <w:shd w:fill="FFFFFF" w:color="auto" w:val="clear"/>
+            <w:tcMar>
+              <w:top w:type="dxa" w:w="60"/>
+              <w:left w:type="dxa" w:w="100"/>
+              <w:bottom w:type="dxa" w:w="60"/>
+              <w:right w:type="dxa" w:w="100"/>
+            </w:tcMar>
+            <w:vAlign w:val="top"/>
+          </w:tcPr>
+          <w:p>
+            <w:pPr>
+              <w:spacing w:after="0" w:before="0"/>
+            </w:pPr>
+            <w:r>
+              <w:rPr>
+                <w:rFonts w:ascii="Consolas" w:cs="Consolas" w:eastAsia="Consolas" w:hAnsi="Consolas"/>
+                <w:color w:val="0F5FDC"/>
+                <w:sz w:val="18"/>
+                <w:szCs w:val="18"/>
+              </w:rPr>
+              <w:t xml:space="preserve">*/Demo</w:t>
+            </w:r>
+            <w:r>
+              <w:rPr>
+                <w:sz w:val="19"/>
+                <w:szCs w:val="19"/>
+              </w:rPr>
+              <w:t xml:space="preserve"> (whole org), </w:t>
+            </w:r>
+            <w:r>
+              <w:rPr>
+                <w:rFonts w:ascii="Consolas" w:cs="Consolas" w:eastAsia="Consolas" w:hAnsi="Consolas"/>
+                <w:color w:val="0F5FDC"/>
+                <w:sz w:val="18"/>
+                <w:szCs w:val="18"/>
+              </w:rPr>
+              <w:t xml:space="preserve">*/Sales/Demo</w:t>
+            </w:r>
+            <w:r>
+              <w:rPr>
+                <w:sz w:val="19"/>
+                <w:szCs w:val="19"/>
+              </w:rPr>
+              <w:t xml:space="preserve"> (OU), </w:t>
+            </w:r>
+            <w:r>
+              <w:rPr>
+                <w:rFonts w:ascii="Consolas" w:cs="Consolas" w:eastAsia="Consolas" w:hAnsi="Consolas"/>
+                <w:color w:val="0F5FDC"/>
+                <w:sz w:val="18"/>
+                <w:szCs w:val="18"/>
+              </w:rPr>
+              <w:t xml:space="preserve">*</w:t>
+            </w:r>
+            <w:r>
+              <w:rPr>
+                <w:sz w:val="19"/>
+                <w:szCs w:val="19"/>
+              </w:rPr>
+              <w:t xml:space="preserve"> (everyone)</w:t>
+            </w:r>
+          </w:p>
+        </w:tc>
+        <w:tc>
+          <w:tcPr>
+            <w:tcW w:type="dxa" w:w="3667"/>
+            <w:tcBorders>
+              <w:top w:val="single" w:color="DCE6F0" w:sz="4"/>
+              <w:left w:val="single" w:color="DCE6F0" w:sz="4"/>
+              <w:bottom w:val="single" w:color="DCE6F0" w:sz="4"/>
+              <w:right w:val="single" w:color="DCE6F0" w:sz="4"/>
+            </w:tcBorders>
+            <w:shd w:fill="FFFFFF" w:color="auto" w:val="clear"/>
+            <w:tcMar>
+              <w:top w:type="dxa" w:w="60"/>
+              <w:left w:type="dxa" w:w="100"/>
+              <w:bottom w:type="dxa" w:w="60"/>
+              <w:right w:type="dxa" w:w="100"/>
+            </w:tcMar>
+            <w:vAlign w:val="top"/>
+          </w:tcPr>
+          <w:p>
+            <w:pPr>
+              <w:spacing w:after="0" w:before="0"/>
+            </w:pPr>
+            <w:r>
+              <w:rPr>
+                <w:rFonts w:ascii="Consolas" w:cs="Consolas" w:eastAsia="Consolas" w:hAnsi="Consolas"/>
+                <w:color w:val="0F5FDC"/>
+                <w:sz w:val="18"/>
+                <w:szCs w:val="18"/>
+              </w:rPr>
+              <w:t xml:space="preserve">*/DirSync-Vault</w:t>
+            </w:r>
+          </w:p>
+        </w:tc>
+      </w:tr>
+      <w:tr>
+        <w:trPr>
+          <w:cantSplit/>
+        </w:trPr>
+        <w:tc>
+          <w:tcPr>
+            <w:tcW w:type="dxa" w:w="2265"/>
+            <w:tcBorders>
+              <w:top w:val="single" w:color="DCE6F0" w:sz="4"/>
+              <w:left w:val="single" w:color="DCE6F0" w:sz="4"/>
+              <w:bottom w:val="single" w:color="DCE6F0" w:sz="4"/>
+              <w:right w:val="single" w:color="DCE6F0" w:sz="4"/>
+            </w:tcBorders>
+            <w:shd w:fill="F7F7FC" w:color="auto" w:val="clear"/>
+            <w:tcMar>
+              <w:top w:type="dxa" w:w="60"/>
+              <w:left w:type="dxa" w:w="100"/>
+              <w:bottom w:type="dxa" w:w="60"/>
+              <w:right w:type="dxa" w:w="100"/>
+            </w:tcMar>
+            <w:vAlign w:val="top"/>
+          </w:tcPr>
+          <w:p>
+            <w:pPr>
+              <w:spacing w:after="0" w:before="0"/>
+            </w:pPr>
+            <w:r>
+              <w:rPr>
+                <w:sz w:val="19"/>
+                <w:szCs w:val="19"/>
+              </w:rPr>
+              <w:t xml:space="preserve">Who gets it</w:t>
+            </w:r>
+          </w:p>
+        </w:tc>
+        <w:tc>
+          <w:tcPr>
+            <w:tcW w:type="dxa" w:w="3706"/>
+            <w:tcBorders>
+              <w:top w:val="single" w:color="DCE6F0" w:sz="4"/>
+              <w:left w:val="single" w:color="DCE6F0" w:sz="4"/>
+              <w:bottom w:val="single" w:color="DCE6F0" w:sz="4"/>
+              <w:right w:val="single" w:color="DCE6F0" w:sz="4"/>
+            </w:tcBorders>
+            <w:shd w:fill="F7F7FC" w:color="auto" w:val="clear"/>
+            <w:tcMar>
+              <w:top w:type="dxa" w:w="60"/>
+              <w:left w:type="dxa" w:w="100"/>
+              <w:bottom w:type="dxa" w:w="60"/>
+              <w:right w:type="dxa" w:w="100"/>
+            </w:tcMar>
+            <w:vAlign w:val="top"/>
+          </w:tcPr>
+          <w:p>
+            <w:pPr>
+              <w:spacing w:after="0" w:before="0"/>
+            </w:pPr>
+            <w:r>
+              <w:rPr>
+                <w:sz w:val="19"/>
+                <w:szCs w:val="19"/>
+              </w:rPr>
+              <w:t xml:space="preserve">Every user whose Notes name is under that org / OU, </w:t>
+            </w:r>
+            <w:r>
+              <w:rPr>
+                <w:b/>
+                <w:bCs/>
+                <w:sz w:val="19"/>
+                <w:szCs w:val="19"/>
+              </w:rPr>
+              <w:t xml:space="preserve">including existing users</w:t>
+            </w:r>
+          </w:p>
+        </w:tc>
+        <w:tc>
+          <w:tcPr>
+            <w:tcW w:type="dxa" w:w="3667"/>
+            <w:tcBorders>
+              <w:top w:val="single" w:color="DCE6F0" w:sz="4"/>
+              <w:left w:val="single" w:color="DCE6F0" w:sz="4"/>
+              <w:bottom w:val="single" w:color="DCE6F0" w:sz="4"/>
+              <w:right w:val="single" w:color="DCE6F0" w:sz="4"/>
+            </w:tcBorders>
+            <w:shd w:fill="F7F7FC" w:color="auto" w:val="clear"/>
+            <w:tcMar>
+              <w:top w:type="dxa" w:w="60"/>
+              <w:left w:type="dxa" w:w="100"/>
+              <w:bottom w:type="dxa" w:w="60"/>
+              <w:right w:type="dxa" w:w="100"/>
+            </w:tcMar>
+            <w:vAlign w:val="top"/>
+          </w:tcPr>
+          <w:p>
+            <w:pPr>
+              <w:spacing w:after="0" w:before="0"/>
+            </w:pPr>
+            <w:r>
+              <w:rPr>
+                <w:sz w:val="19"/>
+                <w:szCs w:val="19"/>
+              </w:rPr>
+              <w:t xml:space="preserve">Only users it is assigned to</w:t>
+            </w:r>
+          </w:p>
+        </w:tc>
+      </w:tr>
+      <w:tr>
+        <w:trPr>
+          <w:cantSplit/>
+        </w:trPr>
+        <w:tc>
+          <w:tcPr>
+            <w:tcW w:type="dxa" w:w="2265"/>
+            <w:tcBorders>
+              <w:top w:val="single" w:color="DCE6F0" w:sz="4"/>
+              <w:left w:val="single" w:color="DCE6F0" w:sz="4"/>
+              <w:bottom w:val="single" w:color="DCE6F0" w:sz="4"/>
+              <w:right w:val="single" w:color="DCE6F0" w:sz="4"/>
+            </w:tcBorders>
+            <w:shd w:fill="FFFFFF" w:color="auto" w:val="clear"/>
+            <w:tcMar>
+              <w:top w:type="dxa" w:w="60"/>
+              <w:left w:type="dxa" w:w="100"/>
+              <w:bottom w:type="dxa" w:w="60"/>
+              <w:right w:type="dxa" w:w="100"/>
+            </w:tcMar>
+            <w:vAlign w:val="top"/>
+          </w:tcPr>
+          <w:p>
+            <w:pPr>
+              <w:spacing w:after="0" w:before="0"/>
+            </w:pPr>
+            <w:r>
+              <w:rPr>
+                <w:sz w:val="19"/>
+                <w:szCs w:val="19"/>
+              </w:rPr>
+              <w:t xml:space="preserve">How BulkReg uses it</w:t>
+            </w:r>
+          </w:p>
+        </w:tc>
+        <w:tc>
+          <w:tcPr>
+            <w:tcW w:type="dxa" w:w="3706"/>
+            <w:tcBorders>
+              <w:top w:val="single" w:color="DCE6F0" w:sz="4"/>
+              <w:left w:val="single" w:color="DCE6F0" w:sz="4"/>
+              <w:bottom w:val="single" w:color="DCE6F0" w:sz="4"/>
+              <w:right w:val="single" w:color="DCE6F0" w:sz="4"/>
+            </w:tcBorders>
+            <w:shd w:fill="FFFFFF" w:color="auto" w:val="clear"/>
+            <w:tcMar>
+              <w:top w:type="dxa" w:w="60"/>
+              <w:left w:type="dxa" w:w="100"/>
+              <w:bottom w:type="dxa" w:w="60"/>
+              <w:right w:type="dxa" w:w="100"/>
+            </w:tcMar>
+            <w:vAlign w:val="top"/>
+          </w:tcPr>
+          <w:p>
+            <w:pPr>
+              <w:spacing w:after="0" w:before="0"/>
+            </w:pPr>
+            <w:r>
+              <w:rPr>
+                <w:sz w:val="19"/>
+                <w:szCs w:val="19"/>
+              </w:rPr>
+              <w:t xml:space="preserve">Nothing to pass: Domino applies it at registration. Leave Policy empty (or </w:t>
+            </w:r>
+            <w:r>
+              <w:rPr>
+                <w:rFonts w:ascii="Consolas" w:cs="Consolas" w:eastAsia="Consolas" w:hAnsi="Consolas"/>
+                <w:color w:val="0F5FDC"/>
+                <w:sz w:val="18"/>
+                <w:szCs w:val="18"/>
+              </w:rPr>
+              <w:t xml:space="preserve">-</w:t>
+            </w:r>
+            <w:r>
+              <w:rPr>
+                <w:sz w:val="19"/>
+                <w:szCs w:val="19"/>
+              </w:rPr>
+              <w:t xml:space="preserve"> in the mapping) and set </w:t>
+            </w:r>
+            <w:r>
+              <w:rPr>
+                <w:rFonts w:ascii="Consolas" w:cs="Consolas" w:eastAsia="Consolas" w:hAnsi="Consolas"/>
+                <w:color w:val="0F5FDC"/>
+                <w:sz w:val="18"/>
+                <w:szCs w:val="18"/>
+              </w:rPr>
+              <w:t xml:space="preserve">OrgPolicyAssignsVault=1</w:t>
+            </w:r>
+            <w:r>
+              <w:rPr>
+                <w:sz w:val="19"/>
+                <w:szCs w:val="19"/>
+              </w:rPr>
+              <w:t xml:space="preserve">.</w:t>
+            </w:r>
+          </w:p>
+        </w:tc>
+        <w:tc>
+          <w:tcPr>
+            <w:tcW w:type="dxa" w:w="3667"/>
+            <w:tcBorders>
+              <w:top w:val="single" w:color="DCE6F0" w:sz="4"/>
+              <w:left w:val="single" w:color="DCE6F0" w:sz="4"/>
+              <w:bottom w:val="single" w:color="DCE6F0" w:sz="4"/>
+              <w:right w:val="single" w:color="DCE6F0" w:sz="4"/>
+            </w:tcBorders>
+            <w:shd w:fill="FFFFFF" w:color="auto" w:val="clear"/>
+            <w:tcMar>
+              <w:top w:type="dxa" w:w="60"/>
+              <w:left w:type="dxa" w:w="100"/>
+              <w:bottom w:type="dxa" w:w="60"/>
+              <w:right w:type="dxa" w:w="100"/>
+            </w:tcMar>
+            <w:vAlign w:val="top"/>
+          </w:tcPr>
+          <w:p>
+            <w:pPr>
+              <w:spacing w:after="0" w:before="0"/>
+            </w:pPr>
+            <w:r>
+              <w:rPr>
+                <w:sz w:val="19"/>
+                <w:szCs w:val="19"/>
+              </w:rPr>
+              <w:t xml:space="preserve">Passed per user (Policy column / DefaultPolicy) to NotesRegistration.PolicyName</w:t>
+            </w:r>
+          </w:p>
+        </w:tc>
+      </w:tr>
+      <w:tr>
+        <w:trPr>
+          <w:cantSplit/>
+        </w:trPr>
+        <w:tc>
+          <w:tcPr>
+            <w:tcW w:type="dxa" w:w="2265"/>
+            <w:tcBorders>
+              <w:top w:val="single" w:color="DCE6F0" w:sz="4"/>
+              <w:left w:val="single" w:color="DCE6F0" w:sz="4"/>
+              <w:bottom w:val="single" w:color="DCE6F0" w:sz="4"/>
+              <w:right w:val="single" w:color="DCE6F0" w:sz="4"/>
+            </w:tcBorders>
+            <w:shd w:fill="F7F7FC" w:color="auto" w:val="clear"/>
+            <w:tcMar>
+              <w:top w:type="dxa" w:w="60"/>
+              <w:left w:type="dxa" w:w="100"/>
+              <w:bottom w:type="dxa" w:w="60"/>
+              <w:right w:type="dxa" w:w="100"/>
+            </w:tcMar>
+            <w:vAlign w:val="top"/>
+          </w:tcPr>
+          <w:p>
+            <w:pPr>
+              <w:spacing w:after="0" w:before="0"/>
+            </w:pPr>
+            <w:r>
+              <w:rPr>
+                <w:sz w:val="19"/>
+                <w:szCs w:val="19"/>
+              </w:rPr>
+              <w:t xml:space="preserve">Use it when</w:t>
+            </w:r>
+          </w:p>
+        </w:tc>
+        <w:tc>
+          <w:tcPr>
+            <w:tcW w:type="dxa" w:w="3706"/>
+            <w:tcBorders>
+              <w:top w:val="single" w:color="DCE6F0" w:sz="4"/>
+              <w:left w:val="single" w:color="DCE6F0" w:sz="4"/>
+              <w:bottom w:val="single" w:color="DCE6F0" w:sz="4"/>
+              <w:right w:val="single" w:color="DCE6F0" w:sz="4"/>
+            </w:tcBorders>
+            <w:shd w:fill="F7F7FC" w:color="auto" w:val="clear"/>
+            <w:tcMar>
+              <w:top w:type="dxa" w:w="60"/>
+              <w:left w:type="dxa" w:w="100"/>
+              <w:bottom w:type="dxa" w:w="60"/>
+              <w:right w:type="dxa" w:w="100"/>
+            </w:tcMar>
+            <w:vAlign w:val="top"/>
+          </w:tcPr>
+          <w:p>
+            <w:pPr>
+              <w:spacing w:after="0" w:before="0"/>
+            </w:pPr>
+            <w:r>
+              <w:rPr>
+                <w:sz w:val="19"/>
+                <w:szCs w:val="19"/>
+              </w:rPr>
+              <w:t xml:space="preserve">The whole org or OU should use the vault anyway</w:t>
+            </w:r>
+          </w:p>
+        </w:tc>
+        <w:tc>
+          <w:tcPr>
+            <w:tcW w:type="dxa" w:w="3667"/>
+            <w:tcBorders>
+              <w:top w:val="single" w:color="DCE6F0" w:sz="4"/>
+              <w:left w:val="single" w:color="DCE6F0" w:sz="4"/>
+              <w:bottom w:val="single" w:color="DCE6F0" w:sz="4"/>
+              <w:right w:val="single" w:color="DCE6F0" w:sz="4"/>
+            </w:tcBorders>
+            <w:shd w:fill="F7F7FC" w:color="auto" w:val="clear"/>
+            <w:tcMar>
+              <w:top w:type="dxa" w:w="60"/>
+              <w:left w:type="dxa" w:w="100"/>
+              <w:bottom w:type="dxa" w:w="60"/>
+              <w:right w:type="dxa" w:w="100"/>
+            </w:tcMar>
+            <w:vAlign w:val="top"/>
+          </w:tcPr>
+          <w:p>
+            <w:pPr>
+              <w:spacing w:after="0" w:before="0"/>
+            </w:pPr>
+            <w:r>
+              <w:rPr>
+                <w:sz w:val="19"/>
+                <w:szCs w:val="19"/>
+              </w:rPr>
+              <w:t xml:space="preserve">Only the DirSync users should get these settings, or different groups need different vaults</w:t>
+            </w:r>
+          </w:p>
+        </w:tc>
+      </w:tr>
+    </w:tbl>
+    <w:p>
+      <w:pPr>
+        <w:spacing w:after="80" w:before="0"/>
+      </w:pPr>
+    </w:p>
+    <w:tbl>
+      <w:tblPr>
+        <w:tblW w:type="dxa" w:w="9638"/>
+        <w:tblBorders>
+          <w:top w:val="single" w:color="auto" w:sz="4"/>
+          <w:left w:val="single" w:color="auto" w:sz="4"/>
+          <w:bottom w:val="single" w:color="auto" w:sz="4"/>
+          <w:right w:val="single" w:color="auto" w:sz="4"/>
+          <w:insideH w:val="single" w:color="auto" w:sz="4"/>
+          <w:insideV w:val="single" w:color="auto" w:sz="4"/>
+        </w:tblBorders>
+      </w:tblPr>
+      <w:tblGrid>
+        <w:gridCol w:w="9638"/>
+      </w:tblGrid>
+      <w:tr>
+        <w:trPr>
+          <w:cantSplit/>
+        </w:trPr>
+        <w:tc>
+          <w:tcPr>
+            <w:tcW w:type="dxa" w:w="9638"/>
+            <w:tcBorders>
+              <w:top w:val="none" w:color="FFFFFF" w:sz="0"/>
+              <w:left w:val="single" w:color="B26B00" w:sz="24"/>
+              <w:bottom w:val="none" w:color="FFFFFF" w:sz="0"/>
+              <w:right w:val="none" w:color="FFFFFF" w:sz="0"/>
+            </w:tcBorders>
+            <w:shd w:fill="FFF6E5" w:color="auto" w:val="clear"/>
+            <w:tcMar>
+              <w:top w:type="dxa" w:w="100"/>
+              <w:left w:type="dxa" w:w="180"/>
+              <w:bottom w:type="dxa" w:w="100"/>
+              <w:right w:type="dxa" w:w="140"/>
+            </w:tcMar>
+          </w:tcPr>
+          <w:p>
+            <w:r>
+              <w:rPr>
+                <w:b/>
+                <w:bCs/>
+                <w:color w:val="B26B00"/>
+              </w:rPr>
+              <w:t xml:space="preserve">Caution: </w:t>
+            </w:r>
+            <w:r>
+              <w:t xml:space="preserve">Creating or changing an </w:t>
+            </w:r>
+            <w:r>
+              <w:rPr>
+                <w:b/>
+                <w:bCs/>
+              </w:rPr>
+              <w:t xml:space="preserve">organizational</w:t>
+            </w:r>
+            <w:r>
+              <w:t xml:space="preserve"> policy affects </w:t>
+            </w:r>
+            <w:r>
+              <w:rPr>
+                <w:b/>
+                <w:bCs/>
+              </w:rPr>
+              <w:t xml:space="preserve">every user</w:t>
+            </w:r>
+            <w:r>
+              <w:t xml:space="preserve"> under that org or OU, not only BulkReg users. Get the change approved by the platform and security owners.</w:t>
+            </w:r>
+          </w:p>
+        </w:tc>
+      </w:tr>
+    </w:tbl>
+    <w:p>
+      <w:pPr>
+        <w:spacing w:after="80" w:before="0"/>
+      </w:pPr>
+    </w:p>
+    <w:p>
+      <w:r>
+        <w:t xml:space="preserve">Both can apply at the same time: the effective policy combines the organizational policy for the user's OU with an explicit policy. BulkReg's pilot (C5) shows the result in the user's </w:t>
+      </w:r>
+      <w:r>
+        <w:rPr>
+          <w:b/>
+          <w:bCs/>
+        </w:rPr>
+        <w:t xml:space="preserve">Policy synopsis</w:t>
+      </w:r>
+      <w:r>
+        <w:t xml:space="preserve">.</w:t>
+      </w:r>
     </w:p>
     <w:p>
       <w:pPr>
@@ -5106,7 +7467,7 @@
                 <w:sz w:val="19"/>
                 <w:szCs w:val="19"/>
               </w:rPr>
-              <w:t xml:space="preserve">ORG</w:t>
+              <w:t xml:space="preserve">Demo</w:t>
             </w:r>
           </w:p>
         </w:tc>
@@ -5228,7 +7589,7 @@
                 <w:sz w:val="19"/>
                 <w:szCs w:val="19"/>
               </w:rPr>
-              <w:t xml:space="preserve">Admin01/ORG</w:t>
+              <w:t xml:space="preserve">DominoAdmin/Demo</w:t>
             </w:r>
           </w:p>
         </w:tc>
@@ -5319,7 +7680,7 @@
                 <w:sz w:val="19"/>
                 <w:szCs w:val="19"/>
               </w:rPr>
-              <w:t xml:space="preserve">Home servers users will be assigned to (all of them)</w:t>
+              <w:t xml:space="preserve">Home servers users will be assigned to (canonical or abbreviated)</w:t>
             </w:r>
           </w:p>
         </w:tc>
@@ -5350,7 +7711,7 @@
                 <w:sz w:val="19"/>
                 <w:szCs w:val="19"/>
               </w:rPr>
-              <w:t xml:space="preserve">Mail01/ORG, Mail02/ORG, Mail03/ORG</w:t>
+              <w:t xml:space="preserve">CN=DominoADMail/O=Demo, DominoADMail2/Demo, DominoADMail3/Demo</w:t>
             </w:r>
           </w:p>
         </w:tc>
@@ -5472,7 +7833,7 @@
                 <w:sz w:val="19"/>
                 <w:szCs w:val="19"/>
               </w:rPr>
-              <w:t xml:space="preserve">@emea.example.com → Mail02/ORG</w:t>
+              <w:t xml:space="preserve">@emea.demo.com → DominoADMail2/Demo</w:t>
             </w:r>
           </w:p>
         </w:tc>
@@ -5716,7 +8077,7 @@
                 <w:sz w:val="19"/>
                 <w:szCs w:val="19"/>
               </w:rPr>
-              <w:t xml:space="preserve">OU=Users/O=ORG</w:t>
+              <w:t xml:space="preserve">O=Demo or OU=Sales/O=Demo</w:t>
             </w:r>
           </w:p>
         </w:tc>
@@ -5838,7 +8199,7 @@
                 <w:sz w:val="19"/>
                 <w:szCs w:val="19"/>
               </w:rPr>
-              <w:t xml:space="preserve">DirSyncVault on Vault01/ORG</w:t>
+              <w:t xml:space="preserve">DemoVault on DominoVault/Demo (CN=DominoVault/O=Demo)</w:t>
             </w:r>
           </w:p>
         </w:tc>
@@ -6051,7 +8412,7 @@
                 <w:sz w:val="19"/>
                 <w:szCs w:val="19"/>
               </w:rPr>
-              <w:t xml:space="preserve">Explicit policy name(s), one per vault or region</w:t>
+              <w:t xml:space="preserve">Policy type (organizational or explicit, see A4) and exact name(s)</w:t>
             </w:r>
           </w:p>
         </w:tc>
@@ -6082,7 +8443,23 @@
                 <w:sz w:val="19"/>
                 <w:szCs w:val="19"/>
               </w:rPr>
-              <w:t xml:space="preserve">DirSync-Vault (stored as */DirSync-Vault)</w:t>
+              <w:t xml:space="preserve">Explicit: </w:t>
+            </w:r>
+            <w:r>
+              <w:rPr>
+                <w:i/>
+                <w:iCs/>
+                <w:sz w:val="19"/>
+                <w:szCs w:val="19"/>
+              </w:rPr>
+              <w:t xml:space="preserve">/DirSync-Vault, or organizational: </w:t>
+            </w:r>
+            <w:r>
+              <w:rPr>
+                <w:sz w:val="19"/>
+                <w:szCs w:val="19"/>
+              </w:rPr>
+              <w:t xml:space="preserve">/Demo, */Sales/Demo</w:t>
             </w:r>
           </w:p>
         </w:tc>
@@ -6448,7 +8825,7 @@
                 <w:sz w:val="19"/>
                 <w:szCs w:val="19"/>
               </w:rPr>
-              <w:t xml:space="preserve">Admin User/ORG</w:t>
+              <w:t xml:space="preserve">Admin User/Demo</w:t>
             </w:r>
           </w:p>
         </w:tc>
@@ -9091,7 +11468,40 @@
         <w:pStyle w:val="Heading2"/>
       </w:pPr>
       <w:r>
-        <w:t xml:space="preserve">B8 Create the explicit policy</w:t>
+        <w:t xml:space="preserve">B8 Create the policy that assigns the vault</w:t>
+      </w:r>
+    </w:p>
+    <w:p>
+      <w:r>
+        <w:t xml:space="preserve">Choose </w:t>
+      </w:r>
+      <w:r>
+        <w:rPr>
+          <w:b/>
+          <w:bCs/>
+        </w:rPr>
+        <w:t xml:space="preserve">Option A (explicit)</w:t>
+      </w:r>
+      <w:r>
+        <w:t xml:space="preserve"> or </w:t>
+      </w:r>
+      <w:r>
+        <w:rPr>
+          <w:b/>
+          <w:bCs/>
+        </w:rPr>
+        <w:t xml:space="preserve">Option B (organizational)</w:t>
+      </w:r>
+      <w:r>
+        <w:t xml:space="preserve"> using A4. Write your choice in worksheet row 9.</w:t>
+      </w:r>
+    </w:p>
+    <w:p>
+      <w:pPr>
+        <w:pStyle w:val="Heading3"/>
+      </w:pPr>
+      <w:r>
+        <w:t xml:space="preserve">Option A – Explicit policy (only the users BulkReg registers)</w:t>
       </w:r>
     </w:p>
     <w:p>
@@ -9515,6 +11925,398 @@
         <w:spacing w:after="80" w:before="0"/>
       </w:pPr>
     </w:p>
+    <w:p>
+      <w:pPr>
+        <w:pStyle w:val="Heading3"/>
+      </w:pPr>
+      <w:r>
+        <w:t xml:space="preserve">Option B – Organizational policy (everyone under an org or OU)</w:t>
+      </w:r>
+    </w:p>
+    <w:p>
+      <w:pPr>
+        <w:pStyle w:val="ListParagraph"/>
+        <w:numPr>
+          <w:ilvl w:val="0"/>
+          <w:numId w:val="10"/>
+        </w:numPr>
+      </w:pPr>
+      <w:r>
+        <w:t xml:space="preserve">Click the </w:t>
+      </w:r>
+      <w:r>
+        <w:rPr>
+          <w:b/>
+          <w:bCs/>
+        </w:rPr>
+        <w:t xml:space="preserve">People &amp; Groups</w:t>
+      </w:r>
+      <w:r>
+        <w:t xml:space="preserve"> tab, then open the </w:t>
+      </w:r>
+      <w:r>
+        <w:rPr>
+          <w:b/>
+          <w:bCs/>
+        </w:rPr>
+        <w:t xml:space="preserve">Policies</w:t>
+      </w:r>
+      <w:r>
+        <w:t xml:space="preserve"> view.</w:t>
+      </w:r>
+    </w:p>
+    <w:p>
+      <w:pPr>
+        <w:pStyle w:val="ListParagraph"/>
+        <w:numPr>
+          <w:ilvl w:val="0"/>
+          <w:numId w:val="10"/>
+        </w:numPr>
+      </w:pPr>
+      <w:r>
+        <w:t xml:space="preserve">Check whether a policy for your org or OU already exists (for example </w:t>
+      </w:r>
+      <w:r>
+        <w:rPr>
+          <w:rFonts w:ascii="Consolas" w:cs="Consolas" w:eastAsia="Consolas" w:hAnsi="Consolas"/>
+          <w:color w:val="0F5FDC"/>
+          <w:sz w:val="20"/>
+          <w:szCs w:val="20"/>
+        </w:rPr>
+        <w:t xml:space="preserve">*/Demo</w:t>
+      </w:r>
+      <w:r>
+        <w:t xml:space="preserve"> or </w:t>
+      </w:r>
+      <w:r>
+        <w:rPr>
+          <w:rFonts w:ascii="Consolas" w:cs="Consolas" w:eastAsia="Consolas" w:hAnsi="Consolas"/>
+          <w:color w:val="0F5FDC"/>
+          <w:sz w:val="20"/>
+          <w:szCs w:val="20"/>
+        </w:rPr>
+        <w:t xml:space="preserve">*/Sales/Demo</w:t>
+      </w:r>
+      <w:r>
+        <w:t xml:space="preserve">). If it does, </w:t>
+      </w:r>
+      <w:r>
+        <w:rPr>
+          <w:b/>
+          <w:bCs/>
+        </w:rPr>
+        <w:t xml:space="preserve">edit</w:t>
+      </w:r>
+      <w:r>
+        <w:t xml:space="preserve"> it in step 6 instead of creating a new one.</w:t>
+      </w:r>
+    </w:p>
+    <w:p>
+      <w:pPr>
+        <w:pStyle w:val="ListParagraph"/>
+        <w:numPr>
+          <w:ilvl w:val="0"/>
+          <w:numId w:val="10"/>
+        </w:numPr>
+      </w:pPr>
+      <w:r>
+        <w:t xml:space="preserve">Click </w:t>
+      </w:r>
+      <w:r>
+        <w:rPr>
+          <w:b/>
+          <w:bCs/>
+        </w:rPr>
+        <w:t xml:space="preserve">Add Policy</w:t>
+      </w:r>
+      <w:r>
+        <w:t xml:space="preserve">.</w:t>
+      </w:r>
+    </w:p>
+    <w:p>
+      <w:pPr>
+        <w:pStyle w:val="ListParagraph"/>
+        <w:numPr>
+          <w:ilvl w:val="0"/>
+          <w:numId w:val="10"/>
+        </w:numPr>
+      </w:pPr>
+      <w:r>
+        <w:t xml:space="preserve">In </w:t>
+      </w:r>
+      <w:r>
+        <w:rPr>
+          <w:b/>
+          <w:bCs/>
+        </w:rPr>
+        <w:t xml:space="preserve">Policy name</w:t>
+      </w:r>
+      <w:r>
+        <w:t xml:space="preserve">, type the organization or OU </w:t>
+      </w:r>
+      <w:r>
+        <w:rPr>
+          <w:b/>
+          <w:bCs/>
+        </w:rPr>
+        <w:t xml:space="preserve">without</w:t>
+      </w:r>
+      <w:r>
+        <w:t xml:space="preserve"> </w:t>
+      </w:r>
+      <w:r>
+        <w:rPr>
+          <w:rFonts w:ascii="Consolas" w:cs="Consolas" w:eastAsia="Consolas" w:hAnsi="Consolas"/>
+          <w:color w:val="0F5FDC"/>
+          <w:sz w:val="20"/>
+          <w:szCs w:val="20"/>
+        </w:rPr>
+        <w:t xml:space="preserve">*/</w:t>
+      </w:r>
+      <w:r>
+        <w:t xml:space="preserve">, for example </w:t>
+      </w:r>
+      <w:r>
+        <w:rPr>
+          <w:rFonts w:ascii="Consolas" w:cs="Consolas" w:eastAsia="Consolas" w:hAnsi="Consolas"/>
+          <w:color w:val="0F5FDC"/>
+          <w:sz w:val="20"/>
+          <w:szCs w:val="20"/>
+        </w:rPr>
+        <w:t xml:space="preserve">Demo</w:t>
+      </w:r>
+      <w:r>
+        <w:t xml:space="preserve"> or </w:t>
+      </w:r>
+      <w:r>
+        <w:rPr>
+          <w:rFonts w:ascii="Consolas" w:cs="Consolas" w:eastAsia="Consolas" w:hAnsi="Consolas"/>
+          <w:color w:val="0F5FDC"/>
+          <w:sz w:val="20"/>
+          <w:szCs w:val="20"/>
+        </w:rPr>
+        <w:t xml:space="preserve">Sales/Demo</w:t>
+      </w:r>
+      <w:r>
+        <w:t xml:space="preserve">.</w:t>
+      </w:r>
+    </w:p>
+    <w:p>
+      <w:pPr>
+        <w:pStyle w:val="ListParagraph"/>
+        <w:numPr>
+          <w:ilvl w:val="0"/>
+          <w:numId w:val="10"/>
+        </w:numPr>
+      </w:pPr>
+      <w:r>
+        <w:t xml:space="preserve">Set </w:t>
+      </w:r>
+      <w:r>
+        <w:rPr>
+          <w:b/>
+          <w:bCs/>
+        </w:rPr>
+        <w:t xml:space="preserve">Policy type</w:t>
+      </w:r>
+      <w:r>
+        <w:t xml:space="preserve"> to </w:t>
+      </w:r>
+      <w:r>
+        <w:rPr>
+          <w:b/>
+          <w:bCs/>
+        </w:rPr>
+        <w:t xml:space="preserve">Organizational</w:t>
+      </w:r>
+      <w:r>
+        <w:t xml:space="preserve">.</w:t>
+      </w:r>
+    </w:p>
+    <w:p>
+      <w:pPr>
+        <w:pStyle w:val="ListParagraph"/>
+        <w:numPr>
+          <w:ilvl w:val="0"/>
+          <w:numId w:val="10"/>
+        </w:numPr>
+      </w:pPr>
+      <w:r>
+        <w:t xml:space="preserve">In the </w:t>
+      </w:r>
+      <w:r>
+        <w:rPr>
+          <w:b/>
+          <w:bCs/>
+        </w:rPr>
+        <w:t xml:space="preserve">Security</w:t>
+      </w:r>
+      <w:r>
+        <w:t xml:space="preserve"> settings field, select the Security Settings document from B7. Press </w:t>
+      </w:r>
+      <w:r>
+        <w:rPr>
+          <w:b/>
+          <w:bCs/>
+        </w:rPr>
+        <w:t xml:space="preserve">F9</w:t>
+      </w:r>
+      <w:r>
+        <w:t xml:space="preserve"> if it is not listed.</w:t>
+      </w:r>
+    </w:p>
+    <w:p>
+      <w:pPr>
+        <w:pStyle w:val="ListParagraph"/>
+        <w:numPr>
+          <w:ilvl w:val="0"/>
+          <w:numId w:val="10"/>
+        </w:numPr>
+      </w:pPr>
+      <w:r>
+        <w:t xml:space="preserve">Click </w:t>
+      </w:r>
+      <w:r>
+        <w:rPr>
+          <w:b/>
+          <w:bCs/>
+        </w:rPr>
+        <w:t xml:space="preserve">Save &amp; Close</w:t>
+      </w:r>
+      <w:r>
+        <w:t xml:space="preserve">. </w:t>
+      </w:r>
+      <w:r>
+        <w:rPr>
+          <w:i/>
+          <w:iCs/>
+        </w:rPr>
+        <w:t xml:space="preserve">Result:</w:t>
+      </w:r>
+      <w:r>
+        <w:t xml:space="preserve"> the Policies view lists </w:t>
+      </w:r>
+      <w:r>
+        <w:rPr>
+          <w:rFonts w:ascii="Consolas" w:cs="Consolas" w:eastAsia="Consolas" w:hAnsi="Consolas"/>
+          <w:color w:val="0F5FDC"/>
+          <w:sz w:val="20"/>
+          <w:szCs w:val="20"/>
+        </w:rPr>
+        <w:t xml:space="preserve">*/Demo</w:t>
+      </w:r>
+      <w:r>
+        <w:t xml:space="preserve"> (or </w:t>
+      </w:r>
+      <w:r>
+        <w:rPr>
+          <w:rFonts w:ascii="Consolas" w:cs="Consolas" w:eastAsia="Consolas" w:hAnsi="Consolas"/>
+          <w:color w:val="0F5FDC"/>
+          <w:sz w:val="20"/>
+          <w:szCs w:val="20"/>
+        </w:rPr>
+        <w:t xml:space="preserve">*/Sales/Demo</w:t>
+      </w:r>
+      <w:r>
+        <w:t xml:space="preserve">).</w:t>
+      </w:r>
+    </w:p>
+    <w:p>
+      <w:pPr>
+        <w:pStyle w:val="ListParagraph"/>
+        <w:numPr>
+          <w:ilvl w:val="0"/>
+          <w:numId w:val="10"/>
+        </w:numPr>
+      </w:pPr>
+      <w:r>
+        <w:t xml:space="preserve">In bulkreg.ini set </w:t>
+      </w:r>
+      <w:r>
+        <w:rPr>
+          <w:rFonts w:ascii="Consolas" w:cs="Consolas" w:eastAsia="Consolas" w:hAnsi="Consolas"/>
+          <w:color w:val="0F5FDC"/>
+          <w:sz w:val="20"/>
+          <w:szCs w:val="20"/>
+        </w:rPr>
+        <w:t xml:space="preserve">OrgPolicyAssignsVault=1</w:t>
+      </w:r>
+      <w:r>
+        <w:t xml:space="preserve"> and leave </w:t>
+      </w:r>
+      <w:r>
+        <w:rPr>
+          <w:rFonts w:ascii="Consolas" w:cs="Consolas" w:eastAsia="Consolas" w:hAnsi="Consolas"/>
+          <w:color w:val="0F5FDC"/>
+          <w:sz w:val="20"/>
+          <w:szCs w:val="20"/>
+        </w:rPr>
+        <w:t xml:space="preserve">DefaultPolicy=</w:t>
+      </w:r>
+      <w:r>
+        <w:t xml:space="preserve"> empty (B11). In server_mapping.csv, put </w:t>
+      </w:r>
+      <w:r>
+        <w:rPr>
+          <w:rFonts w:ascii="Consolas" w:cs="Consolas" w:eastAsia="Consolas" w:hAnsi="Consolas"/>
+          <w:color w:val="0F5FDC"/>
+          <w:sz w:val="20"/>
+          <w:szCs w:val="20"/>
+        </w:rPr>
+        <w:t xml:space="preserve">-</w:t>
+      </w:r>
+      <w:r>
+        <w:t xml:space="preserve"> in the Policy column of the rules that rely on it (B12).</w:t>
+      </w:r>
+    </w:p>
+    <w:p>
+      <w:pPr>
+        <w:pStyle w:val="ListParagraph"/>
+        <w:numPr>
+          <w:ilvl w:val="0"/>
+          <w:numId w:val="10"/>
+        </w:numPr>
+      </w:pPr>
+      <w:r>
+        <w:t xml:space="preserve">If you use an OU policy (</w:t>
+      </w:r>
+      <w:r>
+        <w:rPr>
+          <w:rFonts w:ascii="Consolas" w:cs="Consolas" w:eastAsia="Consolas" w:hAnsi="Consolas"/>
+          <w:color w:val="0F5FDC"/>
+          <w:sz w:val="20"/>
+          <w:szCs w:val="20"/>
+        </w:rPr>
+        <w:t xml:space="preserve">*/Sales/Demo</w:t>
+      </w:r>
+      <w:r>
+        <w:t xml:space="preserve">), make sure the mapping gives those users OrgUnit </w:t>
+      </w:r>
+      <w:r>
+        <w:rPr>
+          <w:rFonts w:ascii="Consolas" w:cs="Consolas" w:eastAsia="Consolas" w:hAnsi="Consolas"/>
+          <w:color w:val="0F5FDC"/>
+          <w:sz w:val="20"/>
+          <w:szCs w:val="20"/>
+        </w:rPr>
+        <w:t xml:space="preserve">Sales</w:t>
+      </w:r>
+      <w:r>
+        <w:t xml:space="preserve">, so they are registered as </w:t>
+      </w:r>
+      <w:r>
+        <w:rPr>
+          <w:rFonts w:ascii="Consolas" w:cs="Consolas" w:eastAsia="Consolas" w:hAnsi="Consolas"/>
+          <w:color w:val="0F5FDC"/>
+          <w:sz w:val="20"/>
+          <w:szCs w:val="20"/>
+        </w:rPr>
+        <w:t xml:space="preserve">John Smith/Sales/Demo</w:t>
+      </w:r>
+      <w:r>
+        <w:t xml:space="preserve">.</w:t>
+      </w:r>
+    </w:p>
     <w:tbl>
       <w:tblPr>
         <w:tblW w:type="dxa" w:w="9638"/>
@@ -9561,7 +12363,7 @@
               <w:t xml:space="preserve">Done when: </w:t>
             </w:r>
             <w:r>
-              <w:t xml:space="preserve">Each explicit policy is listed in the Policies view, linked to a Security Settings document with the right vault, and its exact name is in the worksheet.</w:t>
+              <w:t xml:space="preserve">Option A: each explicit policy is listed, linked to a Security Settings document with the right vault, and its exact name is in the worksheet. Option B: the organizational policy is listed, linked to that Security Settings document, approved, and OrgPolicyAssignsVault=1.</w:t>
             </w:r>
           </w:p>
         </w:tc>
@@ -10363,7 +13165,7 @@
         <w:pStyle w:val="ListParagraph"/>
         <w:numPr>
           <w:ilvl w:val="0"/>
-          <w:numId w:val="10"/>
+          <w:numId w:val="11"/>
         </w:numPr>
       </w:pPr>
       <w:r>
@@ -10417,7 +13219,7 @@
         <w:pStyle w:val="ListParagraph"/>
         <w:numPr>
           <w:ilvl w:val="0"/>
-          <w:numId w:val="10"/>
+          <w:numId w:val="11"/>
         </w:numPr>
       </w:pPr>
       <w:r>
@@ -10587,7 +13389,7 @@
         <w:pStyle w:val="ListParagraph"/>
         <w:numPr>
           <w:ilvl w:val="0"/>
-          <w:numId w:val="11"/>
+          <w:numId w:val="12"/>
         </w:numPr>
       </w:pPr>
       <w:r>
@@ -10844,62 +13646,11 @@
         <w:pStyle w:val="ListParagraph"/>
         <w:numPr>
           <w:ilvl w:val="0"/>
-          <w:numId w:val="12"/>
+          <w:numId w:val="13"/>
         </w:numPr>
       </w:pPr>
       <w:r>
         <w:t xml:space="preserve">Open PowerShell (normal, not elevated).</w:t>
-      </w:r>
-    </w:p>
-    <w:p>
-      <w:pPr>
-        <w:pStyle w:val="ListParagraph"/>
-        <w:numPr>
-          <w:ilvl w:val="0"/>
-          <w:numId w:val="12"/>
-        </w:numPr>
-      </w:pPr>
-      <w:r>
-        <w:t xml:space="preserve">Type </w:t>
-      </w:r>
-      <w:r>
-        <w:rPr>
-          <w:rFonts w:ascii="Consolas" w:cs="Consolas" w:eastAsia="Consolas" w:hAnsi="Consolas"/>
-          <w:color w:val="0F5FDC"/>
-          <w:sz w:val="20"/>
-          <w:szCs w:val="20"/>
-        </w:rPr>
-        <w:t xml:space="preserve">git clone https://github.com/&lt;org-or-user&gt;/&lt;repo&gt;.git C:\BulkReg-kit</w:t>
-      </w:r>
-      <w:r>
-        <w:t xml:space="preserve"> and press Enter. </w:t>
-      </w:r>
-      <w:r>
-        <w:rPr>
-          <w:i/>
-          <w:iCs/>
-        </w:rPr>
-        <w:t xml:space="preserve">Result:</w:t>
-      </w:r>
-      <w:r>
-        <w:t xml:space="preserve"> </w:t>
-      </w:r>
-      <w:r>
-        <w:rPr>
-          <w:rFonts w:ascii="Consolas" w:cs="Consolas" w:eastAsia="Consolas" w:hAnsi="Consolas"/>
-          <w:color w:val="0F5FDC"/>
-          <w:sz w:val="20"/>
-          <w:szCs w:val="20"/>
-        </w:rPr>
-        <w:t xml:space="preserve">Cloning into 'C:\BulkReg-kit'... done.</w:t>
-      </w:r>
-    </w:p>
-    <w:p>
-      <w:pPr>
-        <w:pStyle w:val="Heading3"/>
-      </w:pPr>
-      <w:r>
-        <w:t xml:space="preserve">Option 2 – from a ZIP or a share</w:t>
       </w:r>
     </w:p>
     <w:p>
@@ -10911,7 +13662,7 @@
         </w:numPr>
       </w:pPr>
       <w:r>
-        <w:t xml:space="preserve">Copy the kit folder to </w:t>
+        <w:t xml:space="preserve">Type </w:t>
       </w:r>
       <w:r>
         <w:rPr>
@@ -10920,10 +13671,37 @@
           <w:sz w:val="20"/>
           <w:szCs w:val="20"/>
         </w:rPr>
-        <w:t xml:space="preserve">C:\BulkReg-kit</w:t>
-      </w:r>
-      <w:r>
-        <w:t xml:space="preserve">.</w:t>
+        <w:t xml:space="preserve">git clone https://github.com/&lt;org-or-user&gt;/&lt;repo&gt;.git C:\BulkReg-kit</w:t>
+      </w:r>
+      <w:r>
+        <w:t xml:space="preserve"> and press Enter. </w:t>
+      </w:r>
+      <w:r>
+        <w:rPr>
+          <w:i/>
+          <w:iCs/>
+        </w:rPr>
+        <w:t xml:space="preserve">Result:</w:t>
+      </w:r>
+      <w:r>
+        <w:t xml:space="preserve"> </w:t>
+      </w:r>
+      <w:r>
+        <w:rPr>
+          <w:rFonts w:ascii="Consolas" w:cs="Consolas" w:eastAsia="Consolas" w:hAnsi="Consolas"/>
+          <w:color w:val="0F5FDC"/>
+          <w:sz w:val="20"/>
+          <w:szCs w:val="20"/>
+        </w:rPr>
+        <w:t xml:space="preserve">Cloning into 'C:\BulkReg-kit'... done.</w:t>
+      </w:r>
+    </w:p>
+    <w:p>
+      <w:pPr>
+        <w:pStyle w:val="Heading3"/>
+      </w:pPr>
+      <w:r>
+        <w:t xml:space="preserve">Option 2 – from a ZIP or a share</w:t>
       </w:r>
     </w:p>
     <w:p>
@@ -10931,7 +13709,31 @@
         <w:pStyle w:val="ListParagraph"/>
         <w:numPr>
           <w:ilvl w:val="0"/>
-          <w:numId w:val="13"/>
+          <w:numId w:val="14"/>
+        </w:numPr>
+      </w:pPr>
+      <w:r>
+        <w:t xml:space="preserve">Copy the kit folder to </w:t>
+      </w:r>
+      <w:r>
+        <w:rPr>
+          <w:rFonts w:ascii="Consolas" w:cs="Consolas" w:eastAsia="Consolas" w:hAnsi="Consolas"/>
+          <w:color w:val="0F5FDC"/>
+          <w:sz w:val="20"/>
+          <w:szCs w:val="20"/>
+        </w:rPr>
+        <w:t xml:space="preserve">C:\BulkReg-kit</w:t>
+      </w:r>
+      <w:r>
+        <w:t xml:space="preserve">.</w:t>
+      </w:r>
+    </w:p>
+    <w:p>
+      <w:pPr>
+        <w:pStyle w:val="ListParagraph"/>
+        <w:numPr>
+          <w:ilvl w:val="0"/>
+          <w:numId w:val="14"/>
         </w:numPr>
       </w:pPr>
       <w:r>
@@ -11198,7 +14000,7 @@
         <w:pStyle w:val="ListParagraph"/>
         <w:numPr>
           <w:ilvl w:val="0"/>
-          <w:numId w:val="14"/>
+          <w:numId w:val="15"/>
         </w:numPr>
       </w:pPr>
       <w:r>
@@ -11252,7 +14054,7 @@
         <w:pStyle w:val="ListParagraph"/>
         <w:numPr>
           <w:ilvl w:val="0"/>
-          <w:numId w:val="14"/>
+          <w:numId w:val="15"/>
         </w:numPr>
       </w:pPr>
       <w:r>
@@ -11288,7 +14090,7 @@
         <w:pStyle w:val="ListParagraph"/>
         <w:numPr>
           <w:ilvl w:val="0"/>
-          <w:numId w:val="14"/>
+          <w:numId w:val="15"/>
         </w:numPr>
       </w:pPr>
       <w:r>
@@ -11300,7 +14102,7 @@
         <w:pStyle w:val="ListParagraph"/>
         <w:numPr>
           <w:ilvl w:val="0"/>
-          <w:numId w:val="14"/>
+          <w:numId w:val="15"/>
         </w:numPr>
       </w:pPr>
       <w:r>
@@ -11513,7 +14315,7 @@
                 <w:sz w:val="19"/>
                 <w:szCs w:val="19"/>
               </w:rPr>
-              <w:t xml:space="preserve">The registration server, e.g. </w:t>
+              <w:t xml:space="preserve">The registration server: </w:t>
             </w:r>
             <w:r>
               <w:rPr>
@@ -11522,7 +14324,23 @@
                 <w:sz w:val="18"/>
                 <w:szCs w:val="18"/>
               </w:rPr>
-              <w:t xml:space="preserve">Admin01/ORG</w:t>
+              <w:t xml:space="preserve">DominoAdmin/Demo</w:t>
+            </w:r>
+            <w:r>
+              <w:rPr>
+                <w:sz w:val="19"/>
+                <w:szCs w:val="19"/>
+              </w:rPr>
+              <w:t xml:space="preserve"> or </w:t>
+            </w:r>
+            <w:r>
+              <w:rPr>
+                <w:rFonts w:ascii="Consolas" w:cs="Consolas" w:eastAsia="Consolas" w:hAnsi="Consolas"/>
+                <w:color w:val="0F5FDC"/>
+                <w:sz w:val="18"/>
+                <w:szCs w:val="18"/>
+              </w:rPr>
+              <w:t xml:space="preserve">CN=DominoAdmin/O=Demo</w:t>
             </w:r>
           </w:p>
         </w:tc>
@@ -11850,7 +14668,23 @@
                 <w:sz w:val="18"/>
                 <w:szCs w:val="18"/>
               </w:rPr>
-              <w:t xml:space="preserve">OU=Users/O=ORG</w:t>
+              <w:t xml:space="preserve">O=Demo</w:t>
+            </w:r>
+            <w:r>
+              <w:rPr>
+                <w:sz w:val="19"/>
+                <w:szCs w:val="19"/>
+              </w:rPr>
+              <w:t xml:space="preserve"> or </w:t>
+            </w:r>
+            <w:r>
+              <w:rPr>
+                <w:rFonts w:ascii="Consolas" w:cs="Consolas" w:eastAsia="Consolas" w:hAnsi="Consolas"/>
+                <w:color w:val="0F5FDC"/>
+                <w:sz w:val="18"/>
+                <w:szCs w:val="18"/>
+              </w:rPr>
+              <w:t xml:space="preserve">OU=Sales/O=Demo</w:t>
             </w:r>
           </w:p>
         </w:tc>
@@ -12062,7 +14896,32 @@
                 <w:sz w:val="19"/>
                 <w:szCs w:val="19"/>
               </w:rPr>
-              <w:t xml:space="preserve">The home server for users that match no specific rule</w:t>
+              <w:t xml:space="preserve">Home server for users that match no specific rule: </w:t>
+            </w:r>
+            <w:r>
+              <w:rPr>
+                <w:rFonts w:ascii="Consolas" w:cs="Consolas" w:eastAsia="Consolas" w:hAnsi="Consolas"/>
+                <w:color w:val="0F5FDC"/>
+                <w:sz w:val="18"/>
+                <w:szCs w:val="18"/>
+              </w:rPr>
+              <w:t xml:space="preserve">DominoADMail/Demo</w:t>
+            </w:r>
+            <w:r>
+              <w:rPr>
+                <w:sz w:val="19"/>
+                <w:szCs w:val="19"/>
+              </w:rPr>
+              <w:t xml:space="preserve"> or </w:t>
+            </w:r>
+            <w:r>
+              <w:rPr>
+                <w:rFonts w:ascii="Consolas" w:cs="Consolas" w:eastAsia="Consolas" w:hAnsi="Consolas"/>
+                <w:color w:val="0F5FDC"/>
+                <w:sz w:val="18"/>
+                <w:szCs w:val="18"/>
+              </w:rPr>
+              <w:t xml:space="preserve">CN=DominoADMail/O=Demo</w:t>
             </w:r>
           </w:p>
         </w:tc>
@@ -12160,7 +15019,7 @@
                 <w:sz w:val="19"/>
                 <w:szCs w:val="19"/>
               </w:rPr>
-              <w:t xml:space="preserve">The explicit policy </w:t>
+              <w:t xml:space="preserve">Explicit policy </w:t>
             </w:r>
             <w:r>
               <w:rPr>
@@ -12186,6 +15045,29 @@
                 <w:szCs w:val="18"/>
               </w:rPr>
               <w:t xml:space="preserve">*/DirSync-Vault</w:t>
+            </w:r>
+            <w:r>
+              <w:rPr>
+                <w:sz w:val="19"/>
+                <w:szCs w:val="19"/>
+              </w:rPr>
+              <w:t xml:space="preserve">. </w:t>
+            </w:r>
+            <w:r>
+              <w:rPr>
+                <w:b/>
+                <w:bCs/>
+                <w:sz w:val="19"/>
+                <w:szCs w:val="19"/>
+              </w:rPr>
+              <w:t xml:space="preserve">Empty</w:t>
+            </w:r>
+            <w:r>
+              <w:rPr>
+                <w:sz w:val="19"/>
+                <w:szCs w:val="19"/>
+              </w:rPr>
+              <w:t xml:space="preserve"> with an organizational policy.</w:t>
             </w:r>
           </w:p>
         </w:tc>
@@ -12252,7 +15134,7 @@
                 <w:sz w:val="19"/>
                 <w:szCs w:val="19"/>
               </w:rPr>
-              <w:t xml:space="preserve">VaultServer</w:t>
+              <w:t xml:space="preserve">OrgPolicyAssignsVault</w:t>
             </w:r>
           </w:p>
         </w:tc>
@@ -12278,13 +15160,6 @@
             <w:pPr>
               <w:spacing w:after="0" w:before="0"/>
             </w:pPr>
-            <w:r>
-              <w:rPr>
-                <w:sz w:val="19"/>
-                <w:szCs w:val="19"/>
-              </w:rPr>
-              <w:t xml:space="preserve">The vault server, e.g. </w:t>
-            </w:r>
             <w:r>
               <w:rPr>
                 <w:rFonts w:ascii="Consolas" w:cs="Consolas" w:eastAsia="Consolas" w:hAnsi="Consolas"/>
@@ -12292,7 +15167,55 @@
                 <w:sz w:val="18"/>
                 <w:szCs w:val="18"/>
               </w:rPr>
-              <w:t xml:space="preserve">Vault01/ORG</w:t>
+              <w:t xml:space="preserve">1</w:t>
+            </w:r>
+            <w:r>
+              <w:rPr>
+                <w:sz w:val="19"/>
+                <w:szCs w:val="19"/>
+              </w:rPr>
+              <w:t xml:space="preserve"> if an organizational policy (</w:t>
+            </w:r>
+            <w:r>
+              <w:rPr>
+                <w:rFonts w:ascii="Consolas" w:cs="Consolas" w:eastAsia="Consolas" w:hAnsi="Consolas"/>
+                <w:color w:val="0F5FDC"/>
+                <w:sz w:val="18"/>
+                <w:szCs w:val="18"/>
+              </w:rPr>
+              <w:t xml:space="preserve">*/Demo</w:t>
+            </w:r>
+            <w:r>
+              <w:rPr>
+                <w:sz w:val="19"/>
+                <w:szCs w:val="19"/>
+              </w:rPr>
+              <w:t xml:space="preserve">, </w:t>
+            </w:r>
+            <w:r>
+              <w:rPr>
+                <w:rFonts w:ascii="Consolas" w:cs="Consolas" w:eastAsia="Consolas" w:hAnsi="Consolas"/>
+                <w:color w:val="0F5FDC"/>
+                <w:sz w:val="18"/>
+                <w:szCs w:val="18"/>
+              </w:rPr>
+              <w:t xml:space="preserve">*/Sales/Demo</w:t>
+            </w:r>
+            <w:r>
+              <w:rPr>
+                <w:sz w:val="19"/>
+                <w:szCs w:val="19"/>
+              </w:rPr>
+              <w:t xml:space="preserve">) assigns the vault, otherwise </w:t>
+            </w:r>
+            <w:r>
+              <w:rPr>
+                <w:rFonts w:ascii="Consolas" w:cs="Consolas" w:eastAsia="Consolas" w:hAnsi="Consolas"/>
+                <w:color w:val="0F5FDC"/>
+                <w:sz w:val="18"/>
+                <w:szCs w:val="18"/>
+              </w:rPr>
+              <w:t xml:space="preserve">0</w:t>
             </w:r>
           </w:p>
         </w:tc>
@@ -12323,7 +15246,7 @@
                 <w:sz w:val="19"/>
                 <w:szCs w:val="19"/>
               </w:rPr>
-              <w:t xml:space="preserve">Worksheet 7</w:t>
+              <w:t xml:space="preserve">B8</w:t>
             </w:r>
           </w:p>
         </w:tc>
@@ -12359,7 +15282,7 @@
                 <w:sz w:val="19"/>
                 <w:szCs w:val="19"/>
               </w:rPr>
-              <w:t xml:space="preserve">BatchSize</w:t>
+              <w:t xml:space="preserve">VaultServer</w:t>
             </w:r>
           </w:p>
         </w:tc>
@@ -12385,6 +15308,13 @@
             <w:pPr>
               <w:spacing w:after="0" w:before="0"/>
             </w:pPr>
+            <w:r>
+              <w:rPr>
+                <w:sz w:val="19"/>
+                <w:szCs w:val="19"/>
+              </w:rPr>
+              <w:t xml:space="preserve">The vault server, e.g. </w:t>
+            </w:r>
             <w:r>
               <w:rPr>
                 <w:rFonts w:ascii="Consolas" w:cs="Consolas" w:eastAsia="Consolas" w:hAnsi="Consolas"/>
@@ -12392,14 +15322,14 @@
                 <w:sz w:val="18"/>
                 <w:szCs w:val="18"/>
               </w:rPr>
-              <w:t xml:space="preserve">500</w:t>
-            </w:r>
-            <w:r>
-              <w:rPr>
-                <w:sz w:val="19"/>
-                <w:szCs w:val="19"/>
-              </w:rPr>
-              <w:t xml:space="preserve"> or your value</w:t>
+              <w:t xml:space="preserve">DominoVault/Demo</w:t>
+            </w:r>
+            <w:r>
+              <w:rPr>
+                <w:sz w:val="19"/>
+                <w:szCs w:val="19"/>
+              </w:rPr>
+              <w:t xml:space="preserve"> (as shown in the vault document)</w:t>
             </w:r>
           </w:p>
         </w:tc>
@@ -12430,7 +15360,7 @@
                 <w:sz w:val="19"/>
                 <w:szCs w:val="19"/>
               </w:rPr>
-              <w:t xml:space="preserve">Worksheet 14</w:t>
+              <w:t xml:space="preserve">Worksheet 7</w:t>
             </w:r>
           </w:p>
         </w:tc>
@@ -12466,7 +15396,7 @@
                 <w:sz w:val="19"/>
                 <w:szCs w:val="19"/>
               </w:rPr>
-              <w:t xml:space="preserve">LogServer / LogDb</w:t>
+              <w:t xml:space="preserve">BatchSize</w:t>
             </w:r>
           </w:p>
         </w:tc>
@@ -12494,10 +15424,19 @@
             </w:pPr>
             <w:r>
               <w:rPr>
-                <w:sz w:val="19"/>
-                <w:szCs w:val="19"/>
-              </w:rPr>
-              <w:t xml:space="preserve">Leave empty unless you create the log database in B15</w:t>
+                <w:rFonts w:ascii="Consolas" w:cs="Consolas" w:eastAsia="Consolas" w:hAnsi="Consolas"/>
+                <w:color w:val="0F5FDC"/>
+                <w:sz w:val="18"/>
+                <w:szCs w:val="18"/>
+              </w:rPr>
+              <w:t xml:space="preserve">500</w:t>
+            </w:r>
+            <w:r>
+              <w:rPr>
+                <w:sz w:val="19"/>
+                <w:szCs w:val="19"/>
+              </w:rPr>
+              <w:t xml:space="preserve"> or your value</w:t>
             </w:r>
           </w:p>
         </w:tc>
@@ -12528,7 +15467,7 @@
                 <w:sz w:val="19"/>
                 <w:szCs w:val="19"/>
               </w:rPr>
-              <w:t xml:space="preserve">B15</w:t>
+              <w:t xml:space="preserve">Worksheet 14</w:t>
             </w:r>
           </w:p>
         </w:tc>
@@ -12564,6 +15503,104 @@
                 <w:sz w:val="19"/>
                 <w:szCs w:val="19"/>
               </w:rPr>
+              <w:t xml:space="preserve">LogServer / LogDb</w:t>
+            </w:r>
+          </w:p>
+        </w:tc>
+        <w:tc>
+          <w:tcPr>
+            <w:tcW w:type="dxa" w:w="5251"/>
+            <w:tcBorders>
+              <w:top w:val="single" w:color="DCE6F0" w:sz="4"/>
+              <w:left w:val="single" w:color="DCE6F0" w:sz="4"/>
+              <w:bottom w:val="single" w:color="DCE6F0" w:sz="4"/>
+              <w:right w:val="single" w:color="DCE6F0" w:sz="4"/>
+            </w:tcBorders>
+            <w:shd w:fill="FFFFFF" w:color="auto" w:val="clear"/>
+            <w:tcMar>
+              <w:top w:type="dxa" w:w="60"/>
+              <w:left w:type="dxa" w:w="100"/>
+              <w:bottom w:type="dxa" w:w="60"/>
+              <w:right w:type="dxa" w:w="100"/>
+            </w:tcMar>
+            <w:vAlign w:val="top"/>
+          </w:tcPr>
+          <w:p>
+            <w:pPr>
+              <w:spacing w:after="0" w:before="0"/>
+            </w:pPr>
+            <w:r>
+              <w:rPr>
+                <w:sz w:val="19"/>
+                <w:szCs w:val="19"/>
+              </w:rPr>
+              <w:t xml:space="preserve">Leave empty unless you create the log database in B15</w:t>
+            </w:r>
+          </w:p>
+        </w:tc>
+        <w:tc>
+          <w:tcPr>
+            <w:tcW w:type="dxa" w:w="2019"/>
+            <w:tcBorders>
+              <w:top w:val="single" w:color="DCE6F0" w:sz="4"/>
+              <w:left w:val="single" w:color="DCE6F0" w:sz="4"/>
+              <w:bottom w:val="single" w:color="DCE6F0" w:sz="4"/>
+              <w:right w:val="single" w:color="DCE6F0" w:sz="4"/>
+            </w:tcBorders>
+            <w:shd w:fill="FFFFFF" w:color="auto" w:val="clear"/>
+            <w:tcMar>
+              <w:top w:type="dxa" w:w="60"/>
+              <w:left w:type="dxa" w:w="100"/>
+              <w:bottom w:type="dxa" w:w="60"/>
+              <w:right w:type="dxa" w:w="100"/>
+            </w:tcMar>
+            <w:vAlign w:val="top"/>
+          </w:tcPr>
+          <w:p>
+            <w:pPr>
+              <w:spacing w:after="0" w:before="0"/>
+            </w:pPr>
+            <w:r>
+              <w:rPr>
+                <w:sz w:val="19"/>
+                <w:szCs w:val="19"/>
+              </w:rPr>
+              <w:t xml:space="preserve">B15</w:t>
+            </w:r>
+          </w:p>
+        </w:tc>
+      </w:tr>
+      <w:tr>
+        <w:trPr>
+          <w:cantSplit/>
+        </w:trPr>
+        <w:tc>
+          <w:tcPr>
+            <w:tcW w:type="dxa" w:w="2368"/>
+            <w:tcBorders>
+              <w:top w:val="single" w:color="DCE6F0" w:sz="4"/>
+              <w:left w:val="single" w:color="DCE6F0" w:sz="4"/>
+              <w:bottom w:val="single" w:color="DCE6F0" w:sz="4"/>
+              <w:right w:val="single" w:color="DCE6F0" w:sz="4"/>
+            </w:tcBorders>
+            <w:shd w:fill="F7F7FC" w:color="auto" w:val="clear"/>
+            <w:tcMar>
+              <w:top w:type="dxa" w:w="60"/>
+              <w:left w:type="dxa" w:w="100"/>
+              <w:bottom w:type="dxa" w:w="60"/>
+              <w:right w:type="dxa" w:w="100"/>
+            </w:tcMar>
+            <w:vAlign w:val="top"/>
+          </w:tcPr>
+          <w:p>
+            <w:pPr>
+              <w:spacing w:after="0" w:before="0"/>
+            </w:pPr>
+            <w:r>
+              <w:rPr>
+                <w:sz w:val="19"/>
+                <w:szCs w:val="19"/>
+              </w:rPr>
               <w:t xml:space="preserve">DryRun</w:t>
             </w:r>
           </w:p>
@@ -12577,7 +15614,7 @@
               <w:bottom w:val="single" w:color="DCE6F0" w:sz="4"/>
               <w:right w:val="single" w:color="DCE6F0" w:sz="4"/>
             </w:tcBorders>
-            <w:shd w:fill="FFFFFF" w:color="auto" w:val="clear"/>
+            <w:shd w:fill="F7F7FC" w:color="auto" w:val="clear"/>
             <w:tcMar>
               <w:top w:type="dxa" w:w="60"/>
               <w:left w:type="dxa" w:w="100"/>
@@ -12617,7 +15654,7 @@
               <w:bottom w:val="single" w:color="DCE6F0" w:sz="4"/>
               <w:right w:val="single" w:color="DCE6F0" w:sz="4"/>
             </w:tcBorders>
-            <w:shd w:fill="FFFFFF" w:color="auto" w:val="clear"/>
+            <w:shd w:fill="F7F7FC" w:color="auto" w:val="clear"/>
             <w:tcMar>
               <w:top w:type="dxa" w:w="60"/>
               <w:left w:type="dxa" w:w="100"/>
@@ -13193,7 +16230,7 @@
                 <w:sz w:val="18"/>
                 <w:szCs w:val="18"/>
               </w:rPr>
-              <w:t xml:space="preserve">*@emea.example.com</w:t>
+              <w:t xml:space="preserve">*@emea.demo.com</w:t>
             </w:r>
           </w:p>
         </w:tc>
@@ -13260,7 +16297,7 @@
                 <w:sz w:val="19"/>
                 <w:szCs w:val="19"/>
               </w:rPr>
-              <w:t xml:space="preserve">Home server for matching users (empty = DefaultHomeServer)</w:t>
+              <w:t xml:space="preserve">Home server for matching users, canonical or abbreviated (empty = DefaultHomeServer)</w:t>
             </w:r>
           </w:p>
         </w:tc>
@@ -13293,7 +16330,7 @@
                 <w:sz w:val="18"/>
                 <w:szCs w:val="18"/>
               </w:rPr>
-              <w:t xml:space="preserve">Mail02/ORG</w:t>
+              <w:t xml:space="preserve">CN=DominoADMail2/O=Demo</w:t>
             </w:r>
           </w:p>
         </w:tc>
@@ -13360,32 +16397,8 @@
                 <w:sz w:val="19"/>
                 <w:szCs w:val="19"/>
               </w:rPr>
-              <w:t xml:space="preserve">OU added to the Notes name (empty = DefaultOrgUnit)</w:t>
-            </w:r>
-          </w:p>
-        </w:tc>
-        <w:tc>
-          <w:tcPr>
-            <w:tcW w:type="dxa" w:w="2431"/>
-            <w:tcBorders>
-              <w:top w:val="single" w:color="DCE6F0" w:sz="4"/>
-              <w:left w:val="single" w:color="DCE6F0" w:sz="4"/>
-              <w:bottom w:val="single" w:color="DCE6F0" w:sz="4"/>
-              <w:right w:val="single" w:color="DCE6F0" w:sz="4"/>
-            </w:tcBorders>
-            <w:shd w:fill="F7F7FC" w:color="auto" w:val="clear"/>
-            <w:tcMar>
-              <w:top w:type="dxa" w:w="60"/>
-              <w:left w:type="dxa" w:w="100"/>
-              <w:bottom w:type="dxa" w:w="60"/>
-              <w:right w:type="dxa" w:w="100"/>
-            </w:tcMar>
-            <w:vAlign w:val="top"/>
-          </w:tcPr>
-          <w:p>
-            <w:pPr>
-              <w:spacing w:after="0" w:before="0"/>
-            </w:pPr>
+              <w:t xml:space="preserve">OU added to the Notes name (empty = DefaultOrgUnit, </w:t>
+            </w:r>
             <w:r>
               <w:rPr>
                 <w:rFonts w:ascii="Consolas" w:cs="Consolas" w:eastAsia="Consolas" w:hAnsi="Consolas"/>
@@ -13393,7 +16406,54 @@
                 <w:sz w:val="18"/>
                 <w:szCs w:val="18"/>
               </w:rPr>
+              <w:t xml:space="preserve">-</w:t>
+            </w:r>
+            <w:r>
+              <w:rPr>
+                <w:sz w:val="19"/>
+                <w:szCs w:val="19"/>
+              </w:rPr>
+              <w:t xml:space="preserve"> = none)</w:t>
+            </w:r>
+          </w:p>
+        </w:tc>
+        <w:tc>
+          <w:tcPr>
+            <w:tcW w:type="dxa" w:w="2431"/>
+            <w:tcBorders>
+              <w:top w:val="single" w:color="DCE6F0" w:sz="4"/>
+              <w:left w:val="single" w:color="DCE6F0" w:sz="4"/>
+              <w:bottom w:val="single" w:color="DCE6F0" w:sz="4"/>
+              <w:right w:val="single" w:color="DCE6F0" w:sz="4"/>
+            </w:tcBorders>
+            <w:shd w:fill="F7F7FC" w:color="auto" w:val="clear"/>
+            <w:tcMar>
+              <w:top w:type="dxa" w:w="60"/>
+              <w:left w:type="dxa" w:w="100"/>
+              <w:bottom w:type="dxa" w:w="60"/>
+              <w:right w:type="dxa" w:w="100"/>
+            </w:tcMar>
+            <w:vAlign w:val="top"/>
+          </w:tcPr>
+          <w:p>
+            <w:pPr>
+              <w:spacing w:after="0" w:before="0"/>
+            </w:pPr>
+            <w:r>
+              <w:rPr>
+                <w:rFonts w:ascii="Consolas" w:cs="Consolas" w:eastAsia="Consolas" w:hAnsi="Consolas"/>
+                <w:color w:val="0F5FDC"/>
+                <w:sz w:val="18"/>
+                <w:szCs w:val="18"/>
+              </w:rPr>
               <w:t xml:space="preserve">EMEA</w:t>
+            </w:r>
+            <w:r>
+              <w:rPr>
+                <w:sz w:val="19"/>
+                <w:szCs w:val="19"/>
+              </w:rPr>
+              <w:t xml:space="preserve"> → John Smith/EMEA/Demo</w:t>
             </w:r>
           </w:p>
         </w:tc>
@@ -13460,32 +16520,8 @@
                 <w:sz w:val="19"/>
                 <w:szCs w:val="19"/>
               </w:rPr>
-              <w:t xml:space="preserve">Explicit policy, exactly as listed (empty = DefaultPolicy)</w:t>
-            </w:r>
-          </w:p>
-        </w:tc>
-        <w:tc>
-          <w:tcPr>
-            <w:tcW w:type="dxa" w:w="2431"/>
-            <w:tcBorders>
-              <w:top w:val="single" w:color="DCE6F0" w:sz="4"/>
-              <w:left w:val="single" w:color="DCE6F0" w:sz="4"/>
-              <w:bottom w:val="single" w:color="DCE6F0" w:sz="4"/>
-              <w:right w:val="single" w:color="DCE6F0" w:sz="4"/>
-            </w:tcBorders>
-            <w:shd w:fill="FFFFFF" w:color="auto" w:val="clear"/>
-            <w:tcMar>
-              <w:top w:type="dxa" w:w="60"/>
-              <w:left w:type="dxa" w:w="100"/>
-              <w:bottom w:type="dxa" w:w="60"/>
-              <w:right w:type="dxa" w:w="100"/>
-            </w:tcMar>
-            <w:vAlign w:val="top"/>
-          </w:tcPr>
-          <w:p>
-            <w:pPr>
-              <w:spacing w:after="0" w:before="0"/>
-            </w:pPr>
+              <w:t xml:space="preserve">Explicit policy exactly as listed (empty = DefaultPolicy, </w:t>
+            </w:r>
             <w:r>
               <w:rPr>
                 <w:rFonts w:ascii="Consolas" w:cs="Consolas" w:eastAsia="Consolas" w:hAnsi="Consolas"/>
@@ -13493,7 +16529,63 @@
                 <w:sz w:val="18"/>
                 <w:szCs w:val="18"/>
               </w:rPr>
+              <w:t xml:space="preserve">-</w:t>
+            </w:r>
+            <w:r>
+              <w:rPr>
+                <w:sz w:val="19"/>
+                <w:szCs w:val="19"/>
+              </w:rPr>
+              <w:t xml:space="preserve"> = none: rely on the organizational policy)</w:t>
+            </w:r>
+          </w:p>
+        </w:tc>
+        <w:tc>
+          <w:tcPr>
+            <w:tcW w:type="dxa" w:w="2431"/>
+            <w:tcBorders>
+              <w:top w:val="single" w:color="DCE6F0" w:sz="4"/>
+              <w:left w:val="single" w:color="DCE6F0" w:sz="4"/>
+              <w:bottom w:val="single" w:color="DCE6F0" w:sz="4"/>
+              <w:right w:val="single" w:color="DCE6F0" w:sz="4"/>
+            </w:tcBorders>
+            <w:shd w:fill="FFFFFF" w:color="auto" w:val="clear"/>
+            <w:tcMar>
+              <w:top w:type="dxa" w:w="60"/>
+              <w:left w:type="dxa" w:w="100"/>
+              <w:bottom w:type="dxa" w:w="60"/>
+              <w:right w:type="dxa" w:w="100"/>
+            </w:tcMar>
+            <w:vAlign w:val="top"/>
+          </w:tcPr>
+          <w:p>
+            <w:pPr>
+              <w:spacing w:after="0" w:before="0"/>
+            </w:pPr>
+            <w:r>
+              <w:rPr>
+                <w:rFonts w:ascii="Consolas" w:cs="Consolas" w:eastAsia="Consolas" w:hAnsi="Consolas"/>
+                <w:color w:val="0F5FDC"/>
+                <w:sz w:val="18"/>
+                <w:szCs w:val="18"/>
+              </w:rPr>
               <w:t xml:space="preserve">*/DirSync-Vault-EMEA</w:t>
+            </w:r>
+            <w:r>
+              <w:rPr>
+                <w:sz w:val="19"/>
+                <w:szCs w:val="19"/>
+              </w:rPr>
+              <w:t xml:space="preserve"> or </w:t>
+            </w:r>
+            <w:r>
+              <w:rPr>
+                <w:rFonts w:ascii="Consolas" w:cs="Consolas" w:eastAsia="Consolas" w:hAnsi="Consolas"/>
+                <w:color w:val="0F5FDC"/>
+                <w:sz w:val="18"/>
+                <w:szCs w:val="18"/>
+              </w:rPr>
+              <w:t xml:space="preserve">-</w:t>
             </w:r>
           </w:p>
         </w:tc>
@@ -13560,7 +16652,23 @@
                 <w:sz w:val="19"/>
                 <w:szCs w:val="19"/>
               </w:rPr>
-              <w:t xml:space="preserve">Comma-separated groups (empty = DefaultGroups)</w:t>
+              <w:t xml:space="preserve">Comma-separated groups (empty = DefaultGroups, </w:t>
+            </w:r>
+            <w:r>
+              <w:rPr>
+                <w:rFonts w:ascii="Consolas" w:cs="Consolas" w:eastAsia="Consolas" w:hAnsi="Consolas"/>
+                <w:color w:val="0F5FDC"/>
+                <w:sz w:val="18"/>
+                <w:szCs w:val="18"/>
+              </w:rPr>
+              <w:t xml:space="preserve">-</w:t>
+            </w:r>
+            <w:r>
+              <w:rPr>
+                <w:sz w:val="19"/>
+                <w:szCs w:val="19"/>
+              </w:rPr>
+              <w:t xml:space="preserve"> = none)</w:t>
             </w:r>
           </w:p>
         </w:tc>
@@ -13693,7 +16801,7 @@
                 <w:sz w:val="18"/>
                 <w:szCs w:val="18"/>
               </w:rPr>
-              <w:t xml:space="preserve">VaultEMEA/ORG</w:t>
+              <w:t xml:space="preserve">DominoVaultEMEA/Demo</w:t>
             </w:r>
           </w:p>
         </w:tc>
@@ -13709,7 +16817,7 @@
         <w:pStyle w:val="ListParagraph"/>
         <w:numPr>
           <w:ilvl w:val="0"/>
-          <w:numId w:val="15"/>
+          <w:numId w:val="16"/>
         </w:numPr>
       </w:pPr>
       <w:r>
@@ -13743,7 +16851,7 @@
         <w:pStyle w:val="ListParagraph"/>
         <w:numPr>
           <w:ilvl w:val="0"/>
-          <w:numId w:val="15"/>
+          <w:numId w:val="16"/>
         </w:numPr>
       </w:pPr>
       <w:r>
@@ -13767,7 +16875,7 @@
         <w:pStyle w:val="ListParagraph"/>
         <w:numPr>
           <w:ilvl w:val="0"/>
-          <w:numId w:val="15"/>
+          <w:numId w:val="16"/>
         </w:numPr>
       </w:pPr>
       <w:r>
@@ -13779,7 +16887,7 @@
         <w:pStyle w:val="ListParagraph"/>
         <w:numPr>
           <w:ilvl w:val="0"/>
-          <w:numId w:val="15"/>
+          <w:numId w:val="16"/>
         </w:numPr>
       </w:pPr>
       <w:r>
@@ -13803,7 +16911,7 @@
         <w:pStyle w:val="ListParagraph"/>
         <w:numPr>
           <w:ilvl w:val="0"/>
-          <w:numId w:val="15"/>
+          <w:numId w:val="16"/>
         </w:numPr>
       </w:pPr>
       <w:r>
@@ -13837,7 +16945,7 @@
         <w:pStyle w:val="ListParagraph"/>
         <w:numPr>
           <w:ilvl w:val="0"/>
-          <w:numId w:val="15"/>
+          <w:numId w:val="16"/>
         </w:numPr>
       </w:pPr>
       <w:r>
@@ -13920,7 +17028,7 @@
                 <w:sz w:val="16"/>
                 <w:szCs w:val="16"/>
               </w:rPr>
-              <w:t xml:space="preserve">InternetAddress;*@emea.example.com;Mail02/ORG;EMEA;*/DirSync-Vault-EMEA;BR-EMEA;VaultEMEA/ORG</w:t>
+              <w:t xml:space="preserve">InternetAddress;*@emea.demo.com;CN=DominoADMail2/O=Demo;EMEA;*/DirSync-Vault-EMEA;BR-EMEA;DominoVaultEMEA/Demo</w:t>
             </w:r>
           </w:p>
           <w:p>
@@ -13934,7 +17042,7 @@
                 <w:sz w:val="16"/>
                 <w:szCs w:val="16"/>
               </w:rPr>
-              <w:t xml:space="preserve">InternetAddress;*@apac.example.com;Mail03/ORG;APAC;*/DirSync-Vault-APAC;BR-APAC;VaultAPAC/ORG</w:t>
+              <w:t xml:space="preserve">InternetAddress;*@apac.demo.com;DominoADMail3/Demo;APAC;*/DirSync-Vault-APAC;BR-APAC;DominoVaultAPAC/Demo</w:t>
             </w:r>
           </w:p>
           <w:p>
@@ -13948,7 +17056,7 @@
                 <w:sz w:val="16"/>
                 <w:szCs w:val="16"/>
               </w:rPr>
-              <w:t xml:space="preserve">Department;Finance*;Mail01/ORG;Finance;*/DirSync-Vault;BR-Finance;</w:t>
+              <w:t xml:space="preserve">Department;Sales*;DominoADMail/Demo;Sales;-;BR-Sales;</w:t>
             </w:r>
           </w:p>
           <w:p>
@@ -13962,7 +17070,386 @@
                 <w:sz w:val="16"/>
                 <w:szCs w:val="16"/>
               </w:rPr>
-              <w:t xml:space="preserve">*;*;Mail01/ORG;;;;</w:t>
+              <w:t xml:space="preserve">*;*;DominoADMail/Demo;;;;</w:t>
+            </w:r>
+          </w:p>
+        </w:tc>
+      </w:tr>
+    </w:tbl>
+    <w:p>
+      <w:pPr>
+        <w:spacing w:after="80" w:before="0"/>
+      </w:pPr>
+    </w:p>
+    <w:tbl>
+      <w:tblPr>
+        <w:tblW w:type="dxa" w:w="9638"/>
+        <w:tblBorders>
+          <w:top w:val="single" w:color="auto" w:sz="4"/>
+          <w:left w:val="single" w:color="auto" w:sz="4"/>
+          <w:bottom w:val="single" w:color="auto" w:sz="4"/>
+          <w:right w:val="single" w:color="auto" w:sz="4"/>
+          <w:insideH w:val="single" w:color="auto" w:sz="4"/>
+          <w:insideV w:val="single" w:color="auto" w:sz="4"/>
+        </w:tblBorders>
+      </w:tblPr>
+      <w:tblGrid>
+        <w:gridCol w:w="1853"/>
+        <w:gridCol w:w="7785"/>
+      </w:tblGrid>
+      <w:tr>
+        <w:trPr>
+          <w:tblHeader/>
+        </w:trPr>
+        <w:tc>
+          <w:tcPr>
+            <w:tcW w:type="dxa" w:w="1853"/>
+            <w:tcBorders>
+              <w:top w:val="single" w:color="DCE6F0" w:sz="4"/>
+              <w:left w:val="single" w:color="DCE6F0" w:sz="4"/>
+              <w:bottom w:val="single" w:color="DCE6F0" w:sz="4"/>
+              <w:right w:val="single" w:color="DCE6F0" w:sz="4"/>
+            </w:tcBorders>
+            <w:shd w:fill="17707F" w:color="auto" w:val="clear"/>
+            <w:tcMar>
+              <w:top w:type="dxa" w:w="60"/>
+              <w:left w:type="dxa" w:w="100"/>
+              <w:bottom w:type="dxa" w:w="60"/>
+              <w:right w:type="dxa" w:w="100"/>
+            </w:tcMar>
+            <w:vAlign w:val="top"/>
+          </w:tcPr>
+          <w:p>
+            <w:pPr>
+              <w:spacing w:after="0" w:before="0"/>
+            </w:pPr>
+            <w:r>
+              <w:rPr>
+                <w:b/>
+                <w:bCs/>
+                <w:color w:val="FFFFFF"/>
+                <w:sz w:val="19"/>
+                <w:szCs w:val="19"/>
+              </w:rPr>
+              <w:t xml:space="preserve">Rule</w:t>
+            </w:r>
+          </w:p>
+        </w:tc>
+        <w:tc>
+          <w:tcPr>
+            <w:tcW w:type="dxa" w:w="7785"/>
+            <w:tcBorders>
+              <w:top w:val="single" w:color="DCE6F0" w:sz="4"/>
+              <w:left w:val="single" w:color="DCE6F0" w:sz="4"/>
+              <w:bottom w:val="single" w:color="DCE6F0" w:sz="4"/>
+              <w:right w:val="single" w:color="DCE6F0" w:sz="4"/>
+            </w:tcBorders>
+            <w:shd w:fill="17707F" w:color="auto" w:val="clear"/>
+            <w:tcMar>
+              <w:top w:type="dxa" w:w="60"/>
+              <w:left w:type="dxa" w:w="100"/>
+              <w:bottom w:type="dxa" w:w="60"/>
+              <w:right w:type="dxa" w:w="100"/>
+            </w:tcMar>
+            <w:vAlign w:val="top"/>
+          </w:tcPr>
+          <w:p>
+            <w:pPr>
+              <w:spacing w:after="0" w:before="0"/>
+            </w:pPr>
+            <w:r>
+              <w:rPr>
+                <w:b/>
+                <w:bCs/>
+                <w:color w:val="FFFFFF"/>
+                <w:sz w:val="19"/>
+                <w:szCs w:val="19"/>
+              </w:rPr>
+              <w:t xml:space="preserve">Result for a matching user</w:t>
+            </w:r>
+          </w:p>
+        </w:tc>
+      </w:tr>
+      <w:tr>
+        <w:trPr>
+          <w:cantSplit/>
+        </w:trPr>
+        <w:tc>
+          <w:tcPr>
+            <w:tcW w:type="dxa" w:w="1853"/>
+            <w:tcBorders>
+              <w:top w:val="single" w:color="DCE6F0" w:sz="4"/>
+              <w:left w:val="single" w:color="DCE6F0" w:sz="4"/>
+              <w:bottom w:val="single" w:color="DCE6F0" w:sz="4"/>
+              <w:right w:val="single" w:color="DCE6F0" w:sz="4"/>
+            </w:tcBorders>
+            <w:shd w:fill="FFFFFF" w:color="auto" w:val="clear"/>
+            <w:tcMar>
+              <w:top w:type="dxa" w:w="60"/>
+              <w:left w:type="dxa" w:w="100"/>
+              <w:bottom w:type="dxa" w:w="60"/>
+              <w:right w:type="dxa" w:w="100"/>
+            </w:tcMar>
+            <w:vAlign w:val="top"/>
+          </w:tcPr>
+          <w:p>
+            <w:pPr>
+              <w:spacing w:after="0" w:before="0"/>
+            </w:pPr>
+            <w:r>
+              <w:rPr>
+                <w:sz w:val="19"/>
+                <w:szCs w:val="19"/>
+              </w:rPr>
+              <w:t xml:space="preserve">1 (EMEA)</w:t>
+            </w:r>
+          </w:p>
+        </w:tc>
+        <w:tc>
+          <w:tcPr>
+            <w:tcW w:type="dxa" w:w="7785"/>
+            <w:tcBorders>
+              <w:top w:val="single" w:color="DCE6F0" w:sz="4"/>
+              <w:left w:val="single" w:color="DCE6F0" w:sz="4"/>
+              <w:bottom w:val="single" w:color="DCE6F0" w:sz="4"/>
+              <w:right w:val="single" w:color="DCE6F0" w:sz="4"/>
+            </w:tcBorders>
+            <w:shd w:fill="FFFFFF" w:color="auto" w:val="clear"/>
+            <w:tcMar>
+              <w:top w:type="dxa" w:w="60"/>
+              <w:left w:type="dxa" w:w="100"/>
+              <w:bottom w:type="dxa" w:w="60"/>
+              <w:right w:type="dxa" w:w="100"/>
+            </w:tcMar>
+            <w:vAlign w:val="top"/>
+          </w:tcPr>
+          <w:p>
+            <w:pPr>
+              <w:spacing w:after="0" w:before="0"/>
+            </w:pPr>
+            <w:r>
+              <w:rPr>
+                <w:sz w:val="19"/>
+                <w:szCs w:val="19"/>
+              </w:rPr>
+              <w:t xml:space="preserve">Home server DominoADMail2/Demo, name John Smith/EMEA/Demo, explicit policy */DirSync-Vault-EMEA, group BR-EMEA, vault checked on DominoVaultEMEA/Demo</w:t>
+            </w:r>
+          </w:p>
+        </w:tc>
+      </w:tr>
+      <w:tr>
+        <w:trPr>
+          <w:cantSplit/>
+        </w:trPr>
+        <w:tc>
+          <w:tcPr>
+            <w:tcW w:type="dxa" w:w="1853"/>
+            <w:tcBorders>
+              <w:top w:val="single" w:color="DCE6F0" w:sz="4"/>
+              <w:left w:val="single" w:color="DCE6F0" w:sz="4"/>
+              <w:bottom w:val="single" w:color="DCE6F0" w:sz="4"/>
+              <w:right w:val="single" w:color="DCE6F0" w:sz="4"/>
+            </w:tcBorders>
+            <w:shd w:fill="F7F7FC" w:color="auto" w:val="clear"/>
+            <w:tcMar>
+              <w:top w:type="dxa" w:w="60"/>
+              <w:left w:type="dxa" w:w="100"/>
+              <w:bottom w:type="dxa" w:w="60"/>
+              <w:right w:type="dxa" w:w="100"/>
+            </w:tcMar>
+            <w:vAlign w:val="top"/>
+          </w:tcPr>
+          <w:p>
+            <w:pPr>
+              <w:spacing w:after="0" w:before="0"/>
+            </w:pPr>
+            <w:r>
+              <w:rPr>
+                <w:sz w:val="19"/>
+                <w:szCs w:val="19"/>
+              </w:rPr>
+              <w:t xml:space="preserve">2 (APAC)</w:t>
+            </w:r>
+          </w:p>
+        </w:tc>
+        <w:tc>
+          <w:tcPr>
+            <w:tcW w:type="dxa" w:w="7785"/>
+            <w:tcBorders>
+              <w:top w:val="single" w:color="DCE6F0" w:sz="4"/>
+              <w:left w:val="single" w:color="DCE6F0" w:sz="4"/>
+              <w:bottom w:val="single" w:color="DCE6F0" w:sz="4"/>
+              <w:right w:val="single" w:color="DCE6F0" w:sz="4"/>
+            </w:tcBorders>
+            <w:shd w:fill="F7F7FC" w:color="auto" w:val="clear"/>
+            <w:tcMar>
+              <w:top w:type="dxa" w:w="60"/>
+              <w:left w:type="dxa" w:w="100"/>
+              <w:bottom w:type="dxa" w:w="60"/>
+              <w:right w:type="dxa" w:w="100"/>
+            </w:tcMar>
+            <w:vAlign w:val="top"/>
+          </w:tcPr>
+          <w:p>
+            <w:pPr>
+              <w:spacing w:after="0" w:before="0"/>
+            </w:pPr>
+            <w:r>
+              <w:rPr>
+                <w:sz w:val="19"/>
+                <w:szCs w:val="19"/>
+              </w:rPr>
+              <w:t xml:space="preserve">Home server DominoADMail3/Demo, name …/APAC/Demo, explicit policy */DirSync-Vault-APAC</w:t>
+            </w:r>
+          </w:p>
+        </w:tc>
+      </w:tr>
+      <w:tr>
+        <w:trPr>
+          <w:cantSplit/>
+        </w:trPr>
+        <w:tc>
+          <w:tcPr>
+            <w:tcW w:type="dxa" w:w="1853"/>
+            <w:tcBorders>
+              <w:top w:val="single" w:color="DCE6F0" w:sz="4"/>
+              <w:left w:val="single" w:color="DCE6F0" w:sz="4"/>
+              <w:bottom w:val="single" w:color="DCE6F0" w:sz="4"/>
+              <w:right w:val="single" w:color="DCE6F0" w:sz="4"/>
+            </w:tcBorders>
+            <w:shd w:fill="FFFFFF" w:color="auto" w:val="clear"/>
+            <w:tcMar>
+              <w:top w:type="dxa" w:w="60"/>
+              <w:left w:type="dxa" w:w="100"/>
+              <w:bottom w:type="dxa" w:w="60"/>
+              <w:right w:type="dxa" w:w="100"/>
+            </w:tcMar>
+            <w:vAlign w:val="top"/>
+          </w:tcPr>
+          <w:p>
+            <w:pPr>
+              <w:spacing w:after="0" w:before="0"/>
+            </w:pPr>
+            <w:r>
+              <w:rPr>
+                <w:sz w:val="19"/>
+                <w:szCs w:val="19"/>
+              </w:rPr>
+              <w:t xml:space="preserve">3 (Sales)</w:t>
+            </w:r>
+          </w:p>
+        </w:tc>
+        <w:tc>
+          <w:tcPr>
+            <w:tcW w:type="dxa" w:w="7785"/>
+            <w:tcBorders>
+              <w:top w:val="single" w:color="DCE6F0" w:sz="4"/>
+              <w:left w:val="single" w:color="DCE6F0" w:sz="4"/>
+              <w:bottom w:val="single" w:color="DCE6F0" w:sz="4"/>
+              <w:right w:val="single" w:color="DCE6F0" w:sz="4"/>
+            </w:tcBorders>
+            <w:shd w:fill="FFFFFF" w:color="auto" w:val="clear"/>
+            <w:tcMar>
+              <w:top w:type="dxa" w:w="60"/>
+              <w:left w:type="dxa" w:w="100"/>
+              <w:bottom w:type="dxa" w:w="60"/>
+              <w:right w:type="dxa" w:w="100"/>
+            </w:tcMar>
+            <w:vAlign w:val="top"/>
+          </w:tcPr>
+          <w:p>
+            <w:pPr>
+              <w:spacing w:after="0" w:before="0"/>
+            </w:pPr>
+            <w:r>
+              <w:rPr>
+                <w:sz w:val="19"/>
+                <w:szCs w:val="19"/>
+              </w:rPr>
+              <w:t xml:space="preserve">Home server DominoADMail/Demo, name John Smith/Sales/Demo, </w:t>
+            </w:r>
+            <w:r>
+              <w:rPr>
+                <w:b/>
+                <w:bCs/>
+                <w:sz w:val="19"/>
+                <w:szCs w:val="19"/>
+              </w:rPr>
+              <w:t xml:space="preserve">no explicit policy</w:t>
+            </w:r>
+            <w:r>
+              <w:rPr>
+                <w:sz w:val="19"/>
+                <w:szCs w:val="19"/>
+              </w:rPr>
+              <w:t xml:space="preserve">: the organizational policy */Sales/Demo assigns the vault</w:t>
+            </w:r>
+          </w:p>
+        </w:tc>
+      </w:tr>
+      <w:tr>
+        <w:trPr>
+          <w:cantSplit/>
+        </w:trPr>
+        <w:tc>
+          <w:tcPr>
+            <w:tcW w:type="dxa" w:w="1853"/>
+            <w:tcBorders>
+              <w:top w:val="single" w:color="DCE6F0" w:sz="4"/>
+              <w:left w:val="single" w:color="DCE6F0" w:sz="4"/>
+              <w:bottom w:val="single" w:color="DCE6F0" w:sz="4"/>
+              <w:right w:val="single" w:color="DCE6F0" w:sz="4"/>
+            </w:tcBorders>
+            <w:shd w:fill="F7F7FC" w:color="auto" w:val="clear"/>
+            <w:tcMar>
+              <w:top w:type="dxa" w:w="60"/>
+              <w:left w:type="dxa" w:w="100"/>
+              <w:bottom w:type="dxa" w:w="60"/>
+              <w:right w:type="dxa" w:w="100"/>
+            </w:tcMar>
+            <w:vAlign w:val="top"/>
+          </w:tcPr>
+          <w:p>
+            <w:pPr>
+              <w:spacing w:after="0" w:before="0"/>
+            </w:pPr>
+            <w:r>
+              <w:rPr>
+                <w:sz w:val="19"/>
+                <w:szCs w:val="19"/>
+              </w:rPr>
+              <w:t xml:space="preserve">4 (everyone else)</w:t>
+            </w:r>
+          </w:p>
+        </w:tc>
+        <w:tc>
+          <w:tcPr>
+            <w:tcW w:type="dxa" w:w="7785"/>
+            <w:tcBorders>
+              <w:top w:val="single" w:color="DCE6F0" w:sz="4"/>
+              <w:left w:val="single" w:color="DCE6F0" w:sz="4"/>
+              <w:bottom w:val="single" w:color="DCE6F0" w:sz="4"/>
+              <w:right w:val="single" w:color="DCE6F0" w:sz="4"/>
+            </w:tcBorders>
+            <w:shd w:fill="F7F7FC" w:color="auto" w:val="clear"/>
+            <w:tcMar>
+              <w:top w:type="dxa" w:w="60"/>
+              <w:left w:type="dxa" w:w="100"/>
+              <w:bottom w:type="dxa" w:w="60"/>
+              <w:right w:type="dxa" w:w="100"/>
+            </w:tcMar>
+            <w:vAlign w:val="top"/>
+          </w:tcPr>
+          <w:p>
+            <w:pPr>
+              <w:spacing w:after="0" w:before="0"/>
+            </w:pPr>
+            <w:r>
+              <w:rPr>
+                <w:sz w:val="19"/>
+                <w:szCs w:val="19"/>
+              </w:rPr>
+              <w:t xml:space="preserve">Defaults from bulkreg.ini</w:t>
             </w:r>
           </w:p>
         </w:tc>
@@ -14075,7 +17562,7 @@
         <w:pStyle w:val="ListParagraph"/>
         <w:numPr>
           <w:ilvl w:val="0"/>
-          <w:numId w:val="16"/>
+          <w:numId w:val="17"/>
         </w:numPr>
       </w:pPr>
       <w:r>
@@ -14107,7 +17594,7 @@
         <w:pStyle w:val="ListParagraph"/>
         <w:numPr>
           <w:ilvl w:val="0"/>
-          <w:numId w:val="16"/>
+          <w:numId w:val="17"/>
         </w:numPr>
       </w:pPr>
       <w:r>
@@ -14139,7 +17626,7 @@
         <w:pStyle w:val="ListParagraph"/>
         <w:numPr>
           <w:ilvl w:val="0"/>
-          <w:numId w:val="16"/>
+          <w:numId w:val="17"/>
         </w:numPr>
       </w:pPr>
       <w:r>
@@ -14173,7 +17660,7 @@
         <w:pStyle w:val="ListParagraph"/>
         <w:numPr>
           <w:ilvl w:val="0"/>
-          <w:numId w:val="16"/>
+          <w:numId w:val="17"/>
         </w:numPr>
       </w:pPr>
       <w:r>
@@ -14207,7 +17694,7 @@
         <w:pStyle w:val="ListParagraph"/>
         <w:numPr>
           <w:ilvl w:val="0"/>
-          <w:numId w:val="16"/>
+          <w:numId w:val="17"/>
         </w:numPr>
       </w:pPr>
       <w:r>
@@ -14229,7 +17716,7 @@
         <w:pStyle w:val="ListParagraph"/>
         <w:numPr>
           <w:ilvl w:val="0"/>
-          <w:numId w:val="16"/>
+          <w:numId w:val="17"/>
         </w:numPr>
       </w:pPr>
       <w:r>
@@ -14326,7 +17813,7 @@
         <w:pStyle w:val="ListParagraph"/>
         <w:numPr>
           <w:ilvl w:val="0"/>
-          <w:numId w:val="17"/>
+          <w:numId w:val="18"/>
         </w:numPr>
       </w:pPr>
       <w:r>
@@ -14348,7 +17835,7 @@
         <w:pStyle w:val="ListParagraph"/>
         <w:numPr>
           <w:ilvl w:val="0"/>
-          <w:numId w:val="17"/>
+          <w:numId w:val="18"/>
         </w:numPr>
       </w:pPr>
       <w:r>
@@ -14400,7 +17887,7 @@
         <w:pStyle w:val="ListParagraph"/>
         <w:numPr>
           <w:ilvl w:val="0"/>
-          <w:numId w:val="17"/>
+          <w:numId w:val="18"/>
         </w:numPr>
       </w:pPr>
       <w:r>
@@ -14422,7 +17909,7 @@
         <w:pStyle w:val="ListParagraph"/>
         <w:numPr>
           <w:ilvl w:val="0"/>
-          <w:numId w:val="17"/>
+          <w:numId w:val="18"/>
         </w:numPr>
       </w:pPr>
       <w:r>
@@ -14514,7 +18001,7 @@
         <w:pStyle w:val="ListParagraph"/>
         <w:numPr>
           <w:ilvl w:val="0"/>
-          <w:numId w:val="18"/>
+          <w:numId w:val="19"/>
         </w:numPr>
       </w:pPr>
       <w:r>
@@ -14546,7 +18033,7 @@
         <w:pStyle w:val="ListParagraph"/>
         <w:numPr>
           <w:ilvl w:val="0"/>
-          <w:numId w:val="18"/>
+          <w:numId w:val="19"/>
         </w:numPr>
       </w:pPr>
       <w:r>
@@ -14602,7 +18089,7 @@
         <w:pStyle w:val="ListParagraph"/>
         <w:numPr>
           <w:ilvl w:val="0"/>
-          <w:numId w:val="18"/>
+          <w:numId w:val="19"/>
         </w:numPr>
       </w:pPr>
       <w:r>
@@ -14644,7 +18131,7 @@
         <w:pStyle w:val="ListParagraph"/>
         <w:numPr>
           <w:ilvl w:val="0"/>
-          <w:numId w:val="18"/>
+          <w:numId w:val="19"/>
         </w:numPr>
       </w:pPr>
       <w:r>
@@ -14745,7 +18232,7 @@
         <w:pStyle w:val="ListParagraph"/>
         <w:numPr>
           <w:ilvl w:val="0"/>
-          <w:numId w:val="19"/>
+          <w:numId w:val="20"/>
         </w:numPr>
       </w:pPr>
       <w:r>
@@ -14760,152 +18247,6 @@
       </w:r>
       <w:r>
         <w:t xml:space="preserve">.</w:t>
-      </w:r>
-    </w:p>
-    <w:p>
-      <w:pPr>
-        <w:pStyle w:val="ListParagraph"/>
-        <w:numPr>
-          <w:ilvl w:val="0"/>
-          <w:numId w:val="19"/>
-        </w:numPr>
-      </w:pPr>
-      <w:r>
-        <w:t xml:space="preserve">Choose </w:t>
-      </w:r>
-      <w:r>
-        <w:rPr>
-          <w:b/>
-          <w:bCs/>
-        </w:rPr>
-        <w:t xml:space="preserve">File &gt; Open &gt; HCL Notes Application</w:t>
-      </w:r>
-      <w:r>
-        <w:t xml:space="preserve">, select </w:t>
-      </w:r>
-      <w:r>
-        <w:rPr>
-          <w:b/>
-          <w:bCs/>
-        </w:rPr>
-        <w:t xml:space="preserve">Local</w:t>
-      </w:r>
-      <w:r>
-        <w:t xml:space="preserve">, choose </w:t>
-      </w:r>
-      <w:r>
-        <w:rPr>
-          <w:rFonts w:ascii="Consolas" w:cs="Consolas" w:eastAsia="Consolas" w:hAnsi="Consolas"/>
-          <w:color w:val="0F5FDC"/>
-          <w:sz w:val="20"/>
-          <w:szCs w:val="20"/>
-        </w:rPr>
-        <w:t xml:space="preserve">bulkreg.nsf</w:t>
-      </w:r>
-      <w:r>
-        <w:t xml:space="preserve"> and click </w:t>
-      </w:r>
-      <w:r>
-        <w:rPr>
-          <w:b/>
-          <w:bCs/>
-        </w:rPr>
-        <w:t xml:space="preserve">Open</w:t>
-      </w:r>
-      <w:r>
-        <w:t xml:space="preserve">. </w:t>
-      </w:r>
-      <w:r>
-        <w:rPr>
-          <w:i/>
-          <w:iCs/>
-        </w:rPr>
-        <w:t xml:space="preserve">Result:</w:t>
-      </w:r>
-      <w:r>
-        <w:t xml:space="preserve"> BulkReg Tool appears in the </w:t>
-      </w:r>
-      <w:r>
-        <w:rPr>
-          <w:b/>
-          <w:bCs/>
-        </w:rPr>
-        <w:t xml:space="preserve">Applications Navigator</w:t>
-      </w:r>
-      <w:r>
-        <w:t xml:space="preserve"> on the left.</w:t>
-      </w:r>
-    </w:p>
-    <w:p>
-      <w:pPr>
-        <w:pStyle w:val="ListParagraph"/>
-        <w:numPr>
-          <w:ilvl w:val="0"/>
-          <w:numId w:val="19"/>
-        </w:numPr>
-      </w:pPr>
-      <w:r>
-        <w:t xml:space="preserve">Expand </w:t>
-      </w:r>
-      <w:r>
-        <w:rPr>
-          <w:b/>
-          <w:bCs/>
-        </w:rPr>
-        <w:t xml:space="preserve">BulkReg Tool</w:t>
-      </w:r>
-      <w:r>
-        <w:t xml:space="preserve">, then expand </w:t>
-      </w:r>
-      <w:r>
-        <w:rPr>
-          <w:b/>
-          <w:bCs/>
-        </w:rPr>
-        <w:t xml:space="preserve">Code</w:t>
-      </w:r>
-      <w:r>
-        <w:t xml:space="preserve">.</w:t>
-      </w:r>
-    </w:p>
-    <w:p>
-      <w:pPr>
-        <w:pStyle w:val="Heading2"/>
-      </w:pPr>
-      <w:r>
-        <w:t xml:space="preserve">B17 Create the script library BulkRegCommon</w:t>
-      </w:r>
-    </w:p>
-    <w:p>
-      <w:r>
-        <w:rPr>
-          <w:b/>
-          <w:bCs/>
-        </w:rPr>
-        <w:t xml:space="preserve">Who:</w:t>
-      </w:r>
-      <w:r>
-        <w:t xml:space="preserve"> Domino administrator   </w:t>
-      </w:r>
-      <w:r>
-        <w:rPr>
-          <w:b/>
-          <w:bCs/>
-        </w:rPr>
-        <w:t xml:space="preserve">Where:</w:t>
-      </w:r>
-      <w:r>
-        <w:t xml:space="preserve"> Domino Designer   </w:t>
-      </w:r>
-      <w:r>
-        <w:rPr>
-          <w:b/>
-          <w:bCs/>
-        </w:rPr>
-        <w:t xml:space="preserve">Changes:</w:t>
-      </w:r>
-      <w:r>
-        <w:t xml:space="preserve"> adds a script library to bulkreg.nsf</w:t>
       </w:r>
     </w:p>
     <w:p>
@@ -14917,37 +18258,69 @@
         </w:numPr>
       </w:pPr>
       <w:r>
-        <w:t xml:space="preserve">Under </w:t>
+        <w:t xml:space="preserve">Choose </w:t>
       </w:r>
       <w:r>
         <w:rPr>
           <w:b/>
           <w:bCs/>
         </w:rPr>
-        <w:t xml:space="preserve">Code</w:t>
-      </w:r>
-      <w:r>
-        <w:t xml:space="preserve">, double-click </w:t>
+        <w:t xml:space="preserve">File &gt; Open &gt; HCL Notes Application</w:t>
+      </w:r>
+      <w:r>
+        <w:t xml:space="preserve">, select </w:t>
       </w:r>
       <w:r>
         <w:rPr>
           <w:b/>
           <w:bCs/>
         </w:rPr>
-        <w:t xml:space="preserve">Script Libraries</w:t>
-      </w:r>
-      <w:r>
-        <w:t xml:space="preserve">. Click </w:t>
+        <w:t xml:space="preserve">Local</w:t>
+      </w:r>
+      <w:r>
+        <w:t xml:space="preserve">, choose </w:t>
+      </w:r>
+      <w:r>
+        <w:rPr>
+          <w:rFonts w:ascii="Consolas" w:cs="Consolas" w:eastAsia="Consolas" w:hAnsi="Consolas"/>
+          <w:color w:val="0F5FDC"/>
+          <w:sz w:val="20"/>
+          <w:szCs w:val="20"/>
+        </w:rPr>
+        <w:t xml:space="preserve">bulkreg.nsf</w:t>
+      </w:r>
+      <w:r>
+        <w:t xml:space="preserve"> and click </w:t>
       </w:r>
       <w:r>
         <w:rPr>
           <w:b/>
           <w:bCs/>
         </w:rPr>
-        <w:t xml:space="preserve">New LotusScript Library</w:t>
-      </w:r>
-      <w:r>
-        <w:t xml:space="preserve">.</w:t>
+        <w:t xml:space="preserve">Open</w:t>
+      </w:r>
+      <w:r>
+        <w:t xml:space="preserve">. </w:t>
+      </w:r>
+      <w:r>
+        <w:rPr>
+          <w:i/>
+          <w:iCs/>
+        </w:rPr>
+        <w:t xml:space="preserve">Result:</w:t>
+      </w:r>
+      <w:r>
+        <w:t xml:space="preserve"> BulkReg Tool appears in the </w:t>
+      </w:r>
+      <w:r>
+        <w:rPr>
+          <w:b/>
+          <w:bCs/>
+        </w:rPr>
+        <w:t xml:space="preserve">Applications Navigator</w:t>
+      </w:r>
+      <w:r>
+        <w:t xml:space="preserve"> on the left.</w:t>
       </w:r>
     </w:p>
     <w:p>
@@ -14959,6 +18332,120 @@
         </w:numPr>
       </w:pPr>
       <w:r>
+        <w:t xml:space="preserve">Expand </w:t>
+      </w:r>
+      <w:r>
+        <w:rPr>
+          <w:b/>
+          <w:bCs/>
+        </w:rPr>
+        <w:t xml:space="preserve">BulkReg Tool</w:t>
+      </w:r>
+      <w:r>
+        <w:t xml:space="preserve">, then expand </w:t>
+      </w:r>
+      <w:r>
+        <w:rPr>
+          <w:b/>
+          <w:bCs/>
+        </w:rPr>
+        <w:t xml:space="preserve">Code</w:t>
+      </w:r>
+      <w:r>
+        <w:t xml:space="preserve">.</w:t>
+      </w:r>
+    </w:p>
+    <w:p>
+      <w:pPr>
+        <w:pStyle w:val="Heading2"/>
+      </w:pPr>
+      <w:r>
+        <w:t xml:space="preserve">B17 Create the script library BulkRegCommon</w:t>
+      </w:r>
+    </w:p>
+    <w:p>
+      <w:r>
+        <w:rPr>
+          <w:b/>
+          <w:bCs/>
+        </w:rPr>
+        <w:t xml:space="preserve">Who:</w:t>
+      </w:r>
+      <w:r>
+        <w:t xml:space="preserve"> Domino administrator   </w:t>
+      </w:r>
+      <w:r>
+        <w:rPr>
+          <w:b/>
+          <w:bCs/>
+        </w:rPr>
+        <w:t xml:space="preserve">Where:</w:t>
+      </w:r>
+      <w:r>
+        <w:t xml:space="preserve"> Domino Designer   </w:t>
+      </w:r>
+      <w:r>
+        <w:rPr>
+          <w:b/>
+          <w:bCs/>
+        </w:rPr>
+        <w:t xml:space="preserve">Changes:</w:t>
+      </w:r>
+      <w:r>
+        <w:t xml:space="preserve"> adds a script library to bulkreg.nsf</w:t>
+      </w:r>
+    </w:p>
+    <w:p>
+      <w:pPr>
+        <w:pStyle w:val="ListParagraph"/>
+        <w:numPr>
+          <w:ilvl w:val="0"/>
+          <w:numId w:val="21"/>
+        </w:numPr>
+      </w:pPr>
+      <w:r>
+        <w:t xml:space="preserve">Under </w:t>
+      </w:r>
+      <w:r>
+        <w:rPr>
+          <w:b/>
+          <w:bCs/>
+        </w:rPr>
+        <w:t xml:space="preserve">Code</w:t>
+      </w:r>
+      <w:r>
+        <w:t xml:space="preserve">, double-click </w:t>
+      </w:r>
+      <w:r>
+        <w:rPr>
+          <w:b/>
+          <w:bCs/>
+        </w:rPr>
+        <w:t xml:space="preserve">Script Libraries</w:t>
+      </w:r>
+      <w:r>
+        <w:t xml:space="preserve">. Click </w:t>
+      </w:r>
+      <w:r>
+        <w:rPr>
+          <w:b/>
+          <w:bCs/>
+        </w:rPr>
+        <w:t xml:space="preserve">New LotusScript Library</w:t>
+      </w:r>
+      <w:r>
+        <w:t xml:space="preserve">.</w:t>
+      </w:r>
+    </w:p>
+    <w:p>
+      <w:pPr>
+        <w:pStyle w:val="ListParagraph"/>
+        <w:numPr>
+          <w:ilvl w:val="0"/>
+          <w:numId w:val="21"/>
+        </w:numPr>
+      </w:pPr>
+      <w:r>
         <w:t xml:space="preserve">Type the name </w:t>
       </w:r>
       <w:r>
@@ -15039,7 +18526,7 @@
         <w:pStyle w:val="ListParagraph"/>
         <w:numPr>
           <w:ilvl w:val="0"/>
-          <w:numId w:val="20"/>
+          <w:numId w:val="21"/>
         </w:numPr>
       </w:pPr>
       <w:r>
@@ -15103,7 +18590,7 @@
         <w:pStyle w:val="ListParagraph"/>
         <w:numPr>
           <w:ilvl w:val="0"/>
-          <w:numId w:val="20"/>
+          <w:numId w:val="21"/>
         </w:numPr>
       </w:pPr>
       <w:r>
@@ -15156,7 +18643,7 @@
         <w:pStyle w:val="ListParagraph"/>
         <w:numPr>
           <w:ilvl w:val="0"/>
-          <w:numId w:val="20"/>
+          <w:numId w:val="21"/>
         </w:numPr>
       </w:pPr>
       <w:r>
@@ -15185,7 +18672,7 @@
         <w:pStyle w:val="ListParagraph"/>
         <w:numPr>
           <w:ilvl w:val="0"/>
-          <w:numId w:val="20"/>
+          <w:numId w:val="21"/>
         </w:numPr>
       </w:pPr>
       <w:r>
@@ -15224,7 +18711,7 @@
         <w:pStyle w:val="ListParagraph"/>
         <w:numPr>
           <w:ilvl w:val="0"/>
-          <w:numId w:val="20"/>
+          <w:numId w:val="21"/>
         </w:numPr>
       </w:pPr>
       <w:r>
@@ -16099,7 +19586,7 @@
         <w:pStyle w:val="ListParagraph"/>
         <w:numPr>
           <w:ilvl w:val="0"/>
-          <w:numId w:val="21"/>
+          <w:numId w:val="22"/>
         </w:numPr>
       </w:pPr>
       <w:r>
@@ -16141,7 +19628,7 @@
         <w:pStyle w:val="ListParagraph"/>
         <w:numPr>
           <w:ilvl w:val="0"/>
-          <w:numId w:val="21"/>
+          <w:numId w:val="22"/>
         </w:numPr>
       </w:pPr>
       <w:r>
@@ -16163,7 +19650,7 @@
         <w:pStyle w:val="ListParagraph"/>
         <w:numPr>
           <w:ilvl w:val="0"/>
-          <w:numId w:val="21"/>
+          <w:numId w:val="22"/>
         </w:numPr>
       </w:pPr>
       <w:r>
@@ -16225,7 +19712,7 @@
         <w:pStyle w:val="ListParagraph"/>
         <w:numPr>
           <w:ilvl w:val="0"/>
-          <w:numId w:val="21"/>
+          <w:numId w:val="22"/>
         </w:numPr>
       </w:pPr>
       <w:r>
@@ -16297,7 +19784,7 @@
         <w:pStyle w:val="ListParagraph"/>
         <w:numPr>
           <w:ilvl w:val="0"/>
-          <w:numId w:val="21"/>
+          <w:numId w:val="22"/>
         </w:numPr>
       </w:pPr>
       <w:r>
@@ -16309,7 +19796,7 @@
         <w:pStyle w:val="ListParagraph"/>
         <w:numPr>
           <w:ilvl w:val="0"/>
-          <w:numId w:val="21"/>
+          <w:numId w:val="22"/>
         </w:numPr>
       </w:pPr>
       <w:r>
@@ -16374,7 +19861,7 @@
         <w:pStyle w:val="ListParagraph"/>
         <w:numPr>
           <w:ilvl w:val="0"/>
-          <w:numId w:val="21"/>
+          <w:numId w:val="22"/>
         </w:numPr>
       </w:pPr>
       <w:r>
@@ -16415,7 +19902,7 @@
         <w:pStyle w:val="ListParagraph"/>
         <w:numPr>
           <w:ilvl w:val="0"/>
-          <w:numId w:val="21"/>
+          <w:numId w:val="22"/>
         </w:numPr>
       </w:pPr>
       <w:r>
@@ -16468,7 +19955,7 @@
         <w:pStyle w:val="ListParagraph"/>
         <w:numPr>
           <w:ilvl w:val="0"/>
-          <w:numId w:val="21"/>
+          <w:numId w:val="22"/>
         </w:numPr>
       </w:pPr>
       <w:r>
@@ -16509,7 +19996,7 @@
         <w:pStyle w:val="ListParagraph"/>
         <w:numPr>
           <w:ilvl w:val="0"/>
-          <w:numId w:val="21"/>
+          <w:numId w:val="22"/>
         </w:numPr>
       </w:pPr>
       <w:r>
@@ -16541,7 +20028,7 @@
         <w:pStyle w:val="ListParagraph"/>
         <w:numPr>
           <w:ilvl w:val="0"/>
-          <w:numId w:val="21"/>
+          <w:numId w:val="22"/>
         </w:numPr>
       </w:pPr>
       <w:r>
@@ -16650,7 +20137,7 @@
         <w:pStyle w:val="ListParagraph"/>
         <w:numPr>
           <w:ilvl w:val="0"/>
-          <w:numId w:val="22"/>
+          <w:numId w:val="23"/>
         </w:numPr>
       </w:pPr>
       <w:r>
@@ -16672,7 +20159,7 @@
         <w:pStyle w:val="ListParagraph"/>
         <w:numPr>
           <w:ilvl w:val="0"/>
-          <w:numId w:val="22"/>
+          <w:numId w:val="23"/>
         </w:numPr>
       </w:pPr>
       <w:r>
@@ -16706,7 +20193,7 @@
         <w:pStyle w:val="ListParagraph"/>
         <w:numPr>
           <w:ilvl w:val="0"/>
-          <w:numId w:val="22"/>
+          <w:numId w:val="23"/>
         </w:numPr>
       </w:pPr>
       <w:r>
@@ -16728,7 +20215,7 @@
         <w:pStyle w:val="ListParagraph"/>
         <w:numPr>
           <w:ilvl w:val="0"/>
-          <w:numId w:val="22"/>
+          <w:numId w:val="23"/>
         </w:numPr>
       </w:pPr>
       <w:r>
@@ -16760,7 +20247,7 @@
         <w:pStyle w:val="ListParagraph"/>
         <w:numPr>
           <w:ilvl w:val="0"/>
-          <w:numId w:val="22"/>
+          <w:numId w:val="23"/>
         </w:numPr>
       </w:pPr>
       <w:r>
@@ -16857,7 +20344,7 @@
         <w:pStyle w:val="ListParagraph"/>
         <w:numPr>
           <w:ilvl w:val="0"/>
-          <w:numId w:val="23"/>
+          <w:numId w:val="24"/>
         </w:numPr>
       </w:pPr>
       <w:r>
@@ -16891,7 +20378,7 @@
         <w:pStyle w:val="ListParagraph"/>
         <w:numPr>
           <w:ilvl w:val="0"/>
-          <w:numId w:val="23"/>
+          <w:numId w:val="24"/>
         </w:numPr>
       </w:pPr>
       <w:r>
@@ -16923,7 +20410,7 @@
         <w:pStyle w:val="ListParagraph"/>
         <w:numPr>
           <w:ilvl w:val="0"/>
-          <w:numId w:val="23"/>
+          <w:numId w:val="24"/>
         </w:numPr>
       </w:pPr>
       <w:r>
@@ -16945,7 +20432,7 @@
         <w:pStyle w:val="ListParagraph"/>
         <w:numPr>
           <w:ilvl w:val="0"/>
-          <w:numId w:val="23"/>
+          <w:numId w:val="24"/>
         </w:numPr>
       </w:pPr>
       <w:r>
@@ -16977,7 +20464,7 @@
         <w:pStyle w:val="ListParagraph"/>
         <w:numPr>
           <w:ilvl w:val="0"/>
-          <w:numId w:val="23"/>
+          <w:numId w:val="24"/>
         </w:numPr>
       </w:pPr>
       <w:r>
@@ -17086,7 +20573,7 @@
         <w:pStyle w:val="ListParagraph"/>
         <w:numPr>
           <w:ilvl w:val="0"/>
-          <w:numId w:val="24"/>
+          <w:numId w:val="25"/>
         </w:numPr>
       </w:pPr>
       <w:r>
@@ -17118,7 +20605,7 @@
         <w:pStyle w:val="ListParagraph"/>
         <w:numPr>
           <w:ilvl w:val="0"/>
-          <w:numId w:val="24"/>
+          <w:numId w:val="25"/>
         </w:numPr>
       </w:pPr>
       <w:r>
@@ -17176,7 +20663,7 @@
         <w:pStyle w:val="ListParagraph"/>
         <w:numPr>
           <w:ilvl w:val="0"/>
-          <w:numId w:val="24"/>
+          <w:numId w:val="25"/>
         </w:numPr>
       </w:pPr>
       <w:r>
@@ -17321,7 +20808,7 @@
         <w:pStyle w:val="ListParagraph"/>
         <w:numPr>
           <w:ilvl w:val="0"/>
-          <w:numId w:val="25"/>
+          <w:numId w:val="26"/>
         </w:numPr>
       </w:pPr>
       <w:r>
@@ -17355,7 +20842,7 @@
         <w:pStyle w:val="ListParagraph"/>
         <w:numPr>
           <w:ilvl w:val="0"/>
-          <w:numId w:val="25"/>
+          <w:numId w:val="26"/>
         </w:numPr>
       </w:pPr>
       <w:r>
@@ -17377,7 +20864,7 @@
         <w:pStyle w:val="ListParagraph"/>
         <w:numPr>
           <w:ilvl w:val="0"/>
-          <w:numId w:val="25"/>
+          <w:numId w:val="26"/>
         </w:numPr>
       </w:pPr>
       <w:r>
@@ -17401,7 +20888,7 @@
         <w:pStyle w:val="ListParagraph"/>
         <w:numPr>
           <w:ilvl w:val="0"/>
-          <w:numId w:val="25"/>
+          <w:numId w:val="26"/>
         </w:numPr>
       </w:pPr>
       <w:r>
@@ -17423,7 +20910,7 @@
         <w:pStyle w:val="ListParagraph"/>
         <w:numPr>
           <w:ilvl w:val="0"/>
-          <w:numId w:val="25"/>
+          <w:numId w:val="26"/>
         </w:numPr>
       </w:pPr>
       <w:r>
@@ -17532,7 +21019,7 @@
         <w:pStyle w:val="ListParagraph"/>
         <w:numPr>
           <w:ilvl w:val="0"/>
-          <w:numId w:val="26"/>
+          <w:numId w:val="27"/>
         </w:numPr>
       </w:pPr>
       <w:r>
@@ -17580,7 +21067,7 @@
         <w:pStyle w:val="ListParagraph"/>
         <w:numPr>
           <w:ilvl w:val="0"/>
-          <w:numId w:val="26"/>
+          <w:numId w:val="27"/>
         </w:numPr>
       </w:pPr>
       <w:r>
@@ -17602,7 +21089,7 @@
         <w:pStyle w:val="ListParagraph"/>
         <w:numPr>
           <w:ilvl w:val="0"/>
-          <w:numId w:val="26"/>
+          <w:numId w:val="27"/>
         </w:numPr>
       </w:pPr>
       <w:r>
@@ -17636,7 +21123,7 @@
         <w:pStyle w:val="ListParagraph"/>
         <w:numPr>
           <w:ilvl w:val="0"/>
-          <w:numId w:val="26"/>
+          <w:numId w:val="27"/>
         </w:numPr>
       </w:pPr>
       <w:r>
@@ -17864,7 +21351,7 @@
         <w:pStyle w:val="ListParagraph"/>
         <w:numPr>
           <w:ilvl w:val="0"/>
-          <w:numId w:val="27"/>
+          <w:numId w:val="28"/>
         </w:numPr>
       </w:pPr>
       <w:r>
@@ -17886,7 +21373,7 @@
         <w:pStyle w:val="ListParagraph"/>
         <w:numPr>
           <w:ilvl w:val="0"/>
-          <w:numId w:val="27"/>
+          <w:numId w:val="28"/>
         </w:numPr>
       </w:pPr>
       <w:r>
@@ -17920,7 +21407,7 @@
         <w:pStyle w:val="ListParagraph"/>
         <w:numPr>
           <w:ilvl w:val="0"/>
-          <w:numId w:val="27"/>
+          <w:numId w:val="28"/>
         </w:numPr>
       </w:pPr>
       <w:r>
@@ -17982,7 +21469,7 @@
         <w:pStyle w:val="ListParagraph"/>
         <w:numPr>
           <w:ilvl w:val="0"/>
-          <w:numId w:val="27"/>
+          <w:numId w:val="28"/>
         </w:numPr>
       </w:pPr>
       <w:r>
@@ -18688,7 +22175,7 @@
         <w:pStyle w:val="ListParagraph"/>
         <w:numPr>
           <w:ilvl w:val="0"/>
-          <w:numId w:val="28"/>
+          <w:numId w:val="29"/>
         </w:numPr>
       </w:pPr>
       <w:r>
@@ -18750,7 +22237,7 @@
         <w:pStyle w:val="ListParagraph"/>
         <w:numPr>
           <w:ilvl w:val="0"/>
-          <w:numId w:val="28"/>
+          <w:numId w:val="29"/>
         </w:numPr>
       </w:pPr>
       <w:r>
@@ -18762,7 +22249,7 @@
         <w:pStyle w:val="ListParagraph"/>
         <w:numPr>
           <w:ilvl w:val="0"/>
-          <w:numId w:val="28"/>
+          <w:numId w:val="29"/>
         </w:numPr>
       </w:pPr>
       <w:r>
@@ -18976,7 +22463,7 @@
         <w:pStyle w:val="ListParagraph"/>
         <w:numPr>
           <w:ilvl w:val="0"/>
-          <w:numId w:val="29"/>
+          <w:numId w:val="30"/>
         </w:numPr>
       </w:pPr>
       <w:r>
@@ -19000,7 +22487,7 @@
         <w:pStyle w:val="ListParagraph"/>
         <w:numPr>
           <w:ilvl w:val="0"/>
-          <w:numId w:val="29"/>
+          <w:numId w:val="30"/>
         </w:numPr>
       </w:pPr>
       <w:r>
@@ -19022,7 +22509,7 @@
         <w:pStyle w:val="ListParagraph"/>
         <w:numPr>
           <w:ilvl w:val="0"/>
-          <w:numId w:val="29"/>
+          <w:numId w:val="30"/>
         </w:numPr>
       </w:pPr>
       <w:r>
@@ -19054,7 +22541,7 @@
         <w:pStyle w:val="ListParagraph"/>
         <w:numPr>
           <w:ilvl w:val="0"/>
-          <w:numId w:val="29"/>
+          <w:numId w:val="30"/>
         </w:numPr>
       </w:pPr>
       <w:r>
@@ -19086,7 +22573,7 @@
         <w:pStyle w:val="ListParagraph"/>
         <w:numPr>
           <w:ilvl w:val="0"/>
-          <w:numId w:val="29"/>
+          <w:numId w:val="30"/>
         </w:numPr>
       </w:pPr>
       <w:r>
@@ -19110,7 +22597,7 @@
         <w:pStyle w:val="ListParagraph"/>
         <w:numPr>
           <w:ilvl w:val="0"/>
-          <w:numId w:val="29"/>
+          <w:numId w:val="30"/>
         </w:numPr>
       </w:pPr>
       <w:r>
@@ -19236,7 +22723,7 @@
         <w:pStyle w:val="ListParagraph"/>
         <w:numPr>
           <w:ilvl w:val="0"/>
-          <w:numId w:val="30"/>
+          <w:numId w:val="31"/>
         </w:numPr>
       </w:pPr>
       <w:r>
@@ -19260,7 +22747,7 @@
         <w:pStyle w:val="ListParagraph"/>
         <w:numPr>
           <w:ilvl w:val="0"/>
-          <w:numId w:val="30"/>
+          <w:numId w:val="31"/>
         </w:numPr>
       </w:pPr>
       <w:r>
@@ -19292,7 +22779,7 @@
         <w:pStyle w:val="ListParagraph"/>
         <w:numPr>
           <w:ilvl w:val="0"/>
-          <w:numId w:val="30"/>
+          <w:numId w:val="31"/>
         </w:numPr>
       </w:pPr>
       <w:r>
@@ -19316,7 +22803,7 @@
         <w:pStyle w:val="ListParagraph"/>
         <w:numPr>
           <w:ilvl w:val="0"/>
-          <w:numId w:val="30"/>
+          <w:numId w:val="31"/>
         </w:numPr>
       </w:pPr>
       <w:r>
@@ -19358,7 +22845,7 @@
         <w:pStyle w:val="ListParagraph"/>
         <w:numPr>
           <w:ilvl w:val="0"/>
-          <w:numId w:val="30"/>
+          <w:numId w:val="31"/>
         </w:numPr>
       </w:pPr>
       <w:r>
@@ -19392,7 +22879,7 @@
         <w:pStyle w:val="ListParagraph"/>
         <w:numPr>
           <w:ilvl w:val="0"/>
-          <w:numId w:val="30"/>
+          <w:numId w:val="31"/>
         </w:numPr>
       </w:pPr>
       <w:r>
@@ -19426,7 +22913,7 @@
         <w:t xml:space="preserve">Policy synopsis</w:t>
       </w:r>
       <w:r>
-        <w:t xml:space="preserve"> showing your explicit policy.</w:t>
+        <w:t xml:space="preserve"> showing your explicit and/or organizational policy with the vault.</w:t>
       </w:r>
     </w:p>
     <w:p>
@@ -19434,7 +22921,7 @@
         <w:pStyle w:val="ListParagraph"/>
         <w:numPr>
           <w:ilvl w:val="0"/>
-          <w:numId w:val="30"/>
+          <w:numId w:val="31"/>
         </w:numPr>
       </w:pPr>
       <w:r>
@@ -19446,7 +22933,7 @@
         <w:pStyle w:val="ListParagraph"/>
         <w:numPr>
           <w:ilvl w:val="0"/>
-          <w:numId w:val="30"/>
+          <w:numId w:val="31"/>
         </w:numPr>
       </w:pPr>
       <w:r>
@@ -19478,7 +22965,7 @@
         <w:pStyle w:val="ListParagraph"/>
         <w:numPr>
           <w:ilvl w:val="0"/>
-          <w:numId w:val="30"/>
+          <w:numId w:val="31"/>
         </w:numPr>
       </w:pPr>
       <w:r>
@@ -19618,7 +23105,7 @@
         <w:pStyle w:val="ListParagraph"/>
         <w:numPr>
           <w:ilvl w:val="0"/>
-          <w:numId w:val="31"/>
+          <w:numId w:val="32"/>
         </w:numPr>
       </w:pPr>
       <w:r>
@@ -19630,7 +23117,7 @@
         <w:pStyle w:val="ListParagraph"/>
         <w:numPr>
           <w:ilvl w:val="0"/>
-          <w:numId w:val="31"/>
+          <w:numId w:val="32"/>
         </w:numPr>
       </w:pPr>
       <w:r>
@@ -19654,7 +23141,7 @@
         <w:pStyle w:val="ListParagraph"/>
         <w:numPr>
           <w:ilvl w:val="0"/>
-          <w:numId w:val="31"/>
+          <w:numId w:val="32"/>
         </w:numPr>
       </w:pPr>
       <w:r>
@@ -19676,7 +23163,7 @@
         <w:pStyle w:val="ListParagraph"/>
         <w:numPr>
           <w:ilvl w:val="0"/>
-          <w:numId w:val="31"/>
+          <w:numId w:val="32"/>
         </w:numPr>
       </w:pPr>
       <w:r>
@@ -19698,7 +23185,7 @@
         <w:pStyle w:val="ListParagraph"/>
         <w:numPr>
           <w:ilvl w:val="0"/>
-          <w:numId w:val="31"/>
+          <w:numId w:val="32"/>
         </w:numPr>
       </w:pPr>
       <w:r>
@@ -19742,7 +23229,7 @@
         <w:pStyle w:val="ListParagraph"/>
         <w:numPr>
           <w:ilvl w:val="0"/>
-          <w:numId w:val="31"/>
+          <w:numId w:val="32"/>
         </w:numPr>
       </w:pPr>
       <w:r>
@@ -19778,7 +23265,7 @@
         <w:pStyle w:val="ListParagraph"/>
         <w:numPr>
           <w:ilvl w:val="0"/>
-          <w:numId w:val="31"/>
+          <w:numId w:val="32"/>
         </w:numPr>
       </w:pPr>
       <w:r>
@@ -19790,7 +23277,7 @@
         <w:pStyle w:val="ListParagraph"/>
         <w:numPr>
           <w:ilvl w:val="0"/>
-          <w:numId w:val="31"/>
+          <w:numId w:val="32"/>
         </w:numPr>
       </w:pPr>
       <w:r>
@@ -19978,7 +23465,7 @@
         <w:pStyle w:val="ListParagraph"/>
         <w:numPr>
           <w:ilvl w:val="0"/>
-          <w:numId w:val="32"/>
+          <w:numId w:val="33"/>
         </w:numPr>
       </w:pPr>
       <w:r>
@@ -20000,7 +23487,7 @@
         <w:pStyle w:val="ListParagraph"/>
         <w:numPr>
           <w:ilvl w:val="0"/>
-          <w:numId w:val="32"/>
+          <w:numId w:val="33"/>
         </w:numPr>
       </w:pPr>
       <w:r>
@@ -20012,7 +23499,7 @@
         <w:pStyle w:val="ListParagraph"/>
         <w:numPr>
           <w:ilvl w:val="0"/>
-          <w:numId w:val="32"/>
+          <w:numId w:val="33"/>
         </w:numPr>
       </w:pPr>
       <w:r>
@@ -20036,7 +23523,7 @@
         <w:pStyle w:val="ListParagraph"/>
         <w:numPr>
           <w:ilvl w:val="0"/>
-          <w:numId w:val="32"/>
+          <w:numId w:val="33"/>
         </w:numPr>
       </w:pPr>
       <w:r>
@@ -20189,7 +23676,7 @@
         <w:pStyle w:val="ListParagraph"/>
         <w:numPr>
           <w:ilvl w:val="0"/>
-          <w:numId w:val="33"/>
+          <w:numId w:val="34"/>
         </w:numPr>
       </w:pPr>
       <w:r>
@@ -20213,7 +23700,7 @@
         <w:pStyle w:val="ListParagraph"/>
         <w:numPr>
           <w:ilvl w:val="0"/>
-          <w:numId w:val="33"/>
+          <w:numId w:val="34"/>
         </w:numPr>
       </w:pPr>
       <w:r>
@@ -20225,7 +23712,7 @@
         <w:pStyle w:val="ListParagraph"/>
         <w:numPr>
           <w:ilvl w:val="0"/>
-          <w:numId w:val="33"/>
+          <w:numId w:val="34"/>
         </w:numPr>
       </w:pPr>
       <w:r>
@@ -20261,7 +23748,7 @@
         <w:pStyle w:val="ListParagraph"/>
         <w:numPr>
           <w:ilvl w:val="0"/>
-          <w:numId w:val="33"/>
+          <w:numId w:val="34"/>
         </w:numPr>
       </w:pPr>
       <w:r>
@@ -20297,7 +23784,7 @@
         <w:pStyle w:val="ListParagraph"/>
         <w:numPr>
           <w:ilvl w:val="0"/>
-          <w:numId w:val="33"/>
+          <w:numId w:val="34"/>
         </w:numPr>
       </w:pPr>
       <w:r>
@@ -20333,7 +23820,7 @@
         <w:pStyle w:val="ListParagraph"/>
         <w:numPr>
           <w:ilvl w:val="0"/>
-          <w:numId w:val="33"/>
+          <w:numId w:val="34"/>
         </w:numPr>
       </w:pPr>
       <w:r>
@@ -21681,7 +25168,7 @@
                 <w:sz w:val="19"/>
                 <w:szCs w:val="19"/>
               </w:rPr>
-              <w:t xml:space="preserve">The </w:t>
+              <w:t xml:space="preserve">The user's </w:t>
             </w:r>
             <w:r>
               <w:rPr>
@@ -21690,14 +25177,14 @@
                 <w:sz w:val="19"/>
                 <w:szCs w:val="19"/>
               </w:rPr>
-              <w:t xml:space="preserve">explicit policy</w:t>
-            </w:r>
-            <w:r>
-              <w:rPr>
-                <w:sz w:val="19"/>
-                <w:szCs w:val="19"/>
-              </w:rPr>
-              <w:t xml:space="preserve"> (its Security Settings) decides which vault receives the ID. </w:t>
+              <w:t xml:space="preserve">effective policy</w:t>
+            </w:r>
+            <w:r>
+              <w:rPr>
+                <w:sz w:val="19"/>
+                <w:szCs w:val="19"/>
+              </w:rPr>
+              <w:t xml:space="preserve"> (explicit and/or organizational, through its Security Settings) decides which vault receives the ID. </w:t>
             </w:r>
             <w:r>
               <w:rPr>
@@ -22116,7 +25603,7 @@
                 <w:sz w:val="18"/>
                 <w:szCs w:val="18"/>
               </w:rPr>
-              <w:t xml:space="preserve">BatchServerFilter=Mail02/ORG</w:t>
+              <w:t xml:space="preserve">BatchServerFilter=DominoADMail2/Demo</w:t>
             </w:r>
           </w:p>
         </w:tc>
@@ -24692,7 +28179,7 @@
                 <w:sz w:val="19"/>
                 <w:szCs w:val="19"/>
               </w:rPr>
-              <w:t xml:space="preserve">Defaults when no mapping rule sets a value</w:t>
+              <w:t xml:space="preserve">Defaults when no mapping rule sets a value. Servers: canonical or abbreviated.</w:t>
             </w:r>
           </w:p>
         </w:tc>
@@ -24728,7 +28215,7 @@
                 <w:sz w:val="19"/>
                 <w:szCs w:val="19"/>
               </w:rPr>
-              <w:t xml:space="preserve">VaultServer / VaultCheckAfterReg</w:t>
+              <w:t xml:space="preserve">OrgPolicyAssignsVault</w:t>
             </w:r>
           </w:p>
         </w:tc>
@@ -24759,7 +28246,7 @@
                 <w:sz w:val="19"/>
                 <w:szCs w:val="19"/>
               </w:rPr>
-              <w:t xml:space="preserve">– / 1</w:t>
+              <w:t xml:space="preserve">0</w:t>
             </w:r>
           </w:p>
         </w:tc>
@@ -24790,7 +28277,23 @@
                 <w:sz w:val="19"/>
                 <w:szCs w:val="19"/>
               </w:rPr>
-              <w:t xml:space="preserve">Default vault server for the check; check after each user</w:t>
+              <w:t xml:space="preserve">1 = an organizational policy (</w:t>
+            </w:r>
+            <w:r>
+              <w:rPr>
+                <w:i/>
+                <w:iCs/>
+                <w:sz w:val="19"/>
+                <w:szCs w:val="19"/>
+              </w:rPr>
+              <w:t xml:space="preserve">/Demo, </w:t>
+            </w:r>
+            <w:r>
+              <w:rPr>
+                <w:sz w:val="19"/>
+                <w:szCs w:val="19"/>
+              </w:rPr>
+              <w:t xml:space="preserve">/OU/Demo) assigns the vault; no explicit policy needed</w:t>
             </w:r>
           </w:p>
         </w:tc>
@@ -24826,7 +28329,7 @@
                 <w:sz w:val="19"/>
                 <w:szCs w:val="19"/>
               </w:rPr>
-              <w:t xml:space="preserve">MappingFile</w:t>
+              <w:t xml:space="preserve">VaultServer / VaultCheckAfterReg</w:t>
             </w:r>
           </w:p>
         </w:tc>
@@ -24857,7 +28360,7 @@
                 <w:sz w:val="19"/>
                 <w:szCs w:val="19"/>
               </w:rPr>
-              <w:t xml:space="preserve">C:\BulkReg\config\server_mapping.csv</w:t>
+              <w:t xml:space="preserve">– / 1</w:t>
             </w:r>
           </w:p>
         </w:tc>
@@ -24888,7 +28391,7 @@
                 <w:sz w:val="19"/>
                 <w:szCs w:val="19"/>
               </w:rPr>
-              <w:t xml:space="preserve">Multi-server rules</w:t>
+              <w:t xml:space="preserve">Default vault server for the check; check after each user</w:t>
             </w:r>
           </w:p>
         </w:tc>
@@ -24924,7 +28427,7 @@
                 <w:sz w:val="19"/>
                 <w:szCs w:val="19"/>
               </w:rPr>
-              <w:t xml:space="preserve">ExtraSelection / BatchServerFilter</w:t>
+              <w:t xml:space="preserve">MappingFile</w:t>
             </w:r>
           </w:p>
         </w:tc>
@@ -24955,7 +28458,7 @@
                 <w:sz w:val="19"/>
                 <w:szCs w:val="19"/>
               </w:rPr>
-              <w:t xml:space="preserve">(empty)</w:t>
+              <w:t xml:space="preserve">C:\BulkReg\config\server_mapping.csv</w:t>
             </w:r>
           </w:p>
         </w:tc>
@@ -24986,7 +28489,7 @@
                 <w:sz w:val="19"/>
                 <w:szCs w:val="19"/>
               </w:rPr>
-              <w:t xml:space="preserve">Narrow a batch: formula / one home server</w:t>
+              <w:t xml:space="preserve">Multi-server rules</w:t>
             </w:r>
           </w:p>
         </w:tc>
@@ -25022,7 +28525,7 @@
                 <w:sz w:val="19"/>
                 <w:szCs w:val="19"/>
               </w:rPr>
-              <w:t xml:space="preserve">BatchSize / MaxScan</w:t>
+              <w:t xml:space="preserve">ExtraSelection / BatchServerFilter</w:t>
             </w:r>
           </w:p>
         </w:tc>
@@ -25053,7 +28556,7 @@
                 <w:sz w:val="19"/>
                 <w:szCs w:val="19"/>
               </w:rPr>
-              <w:t xml:space="preserve">500 / 5000</w:t>
+              <w:t xml:space="preserve">(empty)</w:t>
             </w:r>
           </w:p>
         </w:tc>
@@ -25084,7 +28587,7 @@
                 <w:sz w:val="19"/>
                 <w:szCs w:val="19"/>
               </w:rPr>
-              <w:t xml:space="preserve">Rows per batch; directory search limit (0 = none)</w:t>
+              <w:t xml:space="preserve">Narrow a batch: formula / one home server</w:t>
             </w:r>
           </w:p>
         </w:tc>
@@ -25120,7 +28623,7 @@
                 <w:sz w:val="19"/>
                 <w:szCs w:val="19"/>
               </w:rPr>
-              <w:t xml:space="preserve">BatchDir / MaxBatchRows</w:t>
+              <w:t xml:space="preserve">BatchSize / MaxScan</w:t>
             </w:r>
           </w:p>
         </w:tc>
@@ -25151,7 +28654,7 @@
                 <w:sz w:val="19"/>
                 <w:szCs w:val="19"/>
               </w:rPr>
-              <w:t xml:space="preserve">C:\BulkReg\batches\ / 1000</w:t>
+              <w:t xml:space="preserve">500 / 5000</w:t>
             </w:r>
           </w:p>
         </w:tc>
@@ -25182,7 +28685,7 @@
                 <w:sz w:val="19"/>
                 <w:szCs w:val="19"/>
               </w:rPr>
-              <w:t xml:space="preserve">Batch folder; largest accepted batch</w:t>
+              <w:t xml:space="preserve">Rows per batch; directory search limit (0 = none)</w:t>
             </w:r>
           </w:p>
         </w:tc>
@@ -25218,7 +28721,7 @@
                 <w:sz w:val="19"/>
                 <w:szCs w:val="19"/>
               </w:rPr>
-              <w:t xml:space="preserve">PauseMs / MaxConsecutiveErrors</w:t>
+              <w:t xml:space="preserve">BatchDir / MaxBatchRows</w:t>
             </w:r>
           </w:p>
         </w:tc>
@@ -25249,7 +28752,7 @@
                 <w:sz w:val="19"/>
                 <w:szCs w:val="19"/>
               </w:rPr>
-              <w:t xml:space="preserve">500 / 5</w:t>
+              <w:t xml:space="preserve">C:\BulkReg\batches\ / 1000</w:t>
             </w:r>
           </w:p>
         </w:tc>
@@ -25280,7 +28783,7 @@
                 <w:sz w:val="19"/>
                 <w:szCs w:val="19"/>
               </w:rPr>
-              <w:t xml:space="preserve">Pause between users; circuit breaker</w:t>
+              <w:t xml:space="preserve">Batch folder; largest accepted batch</w:t>
             </w:r>
           </w:p>
         </w:tc>
@@ -25316,7 +28819,7 @@
                 <w:sz w:val="19"/>
                 <w:szCs w:val="19"/>
               </w:rPr>
-              <w:t xml:space="preserve">DryRun</w:t>
+              <w:t xml:space="preserve">PauseMs / MaxConsecutiveErrors</w:t>
             </w:r>
           </w:p>
         </w:tc>
@@ -25347,7 +28850,7 @@
                 <w:sz w:val="19"/>
                 <w:szCs w:val="19"/>
               </w:rPr>
-              <w:t xml:space="preserve">1</w:t>
+              <w:t xml:space="preserve">500 / 5</w:t>
             </w:r>
           </w:p>
         </w:tc>
@@ -25378,7 +28881,7 @@
                 <w:sz w:val="19"/>
                 <w:szCs w:val="19"/>
               </w:rPr>
-              <w:t xml:space="preserve">1 = simulate, 0 = live</w:t>
+              <w:t xml:space="preserve">Pause between users; circuit breaker</w:t>
             </w:r>
           </w:p>
         </w:tc>
@@ -25414,7 +28917,7 @@
                 <w:sz w:val="19"/>
                 <w:szCs w:val="19"/>
               </w:rPr>
-              <w:t xml:space="preserve">ExpirationDays / MinPasswordLength / InitialPasswordLength</w:t>
+              <w:t xml:space="preserve">DryRun</w:t>
             </w:r>
           </w:p>
         </w:tc>
@@ -25445,7 +28948,7 @@
                 <w:sz w:val="19"/>
                 <w:szCs w:val="19"/>
               </w:rPr>
-              <w:t xml:space="preserve">730 / 8 / 16</w:t>
+              <w:t xml:space="preserve">1</w:t>
             </w:r>
           </w:p>
         </w:tc>
@@ -25476,7 +28979,7 @@
                 <w:sz w:val="19"/>
                 <w:szCs w:val="19"/>
               </w:rPr>
-              <w:t xml:space="preserve">Certificate validity; password strength (0–16); initial password length</w:t>
+              <w:t xml:space="preserve">1 = simulate, 0 = live</w:t>
             </w:r>
           </w:p>
         </w:tc>
@@ -25512,7 +29015,7 @@
                 <w:sz w:val="19"/>
                 <w:szCs w:val="19"/>
               </w:rPr>
-              <w:t xml:space="preserve">CreateMailDb / PreserveMailSystem</w:t>
+              <w:t xml:space="preserve">ExpirationDays / MinPasswordLength / InitialPasswordLength</w:t>
             </w:r>
           </w:p>
         </w:tc>
@@ -25543,7 +29046,7 @@
                 <w:sz w:val="19"/>
                 <w:szCs w:val="19"/>
               </w:rPr>
-              <w:t xml:space="preserve">0 / 1</w:t>
+              <w:t xml:space="preserve">730 / 8 / 16</w:t>
             </w:r>
           </w:p>
         </w:tc>
@@ -25574,7 +29077,7 @@
                 <w:sz w:val="19"/>
                 <w:szCs w:val="19"/>
               </w:rPr>
-              <w:t xml:space="preserve">No mail file; keep Other Internet Mail</w:t>
+              <w:t xml:space="preserve">Certificate validity; password strength (0–16); initial password length</w:t>
             </w:r>
           </w:p>
         </w:tc>
@@ -25610,7 +29113,7 @@
                 <w:sz w:val="19"/>
                 <w:szCs w:val="19"/>
               </w:rPr>
-              <w:t xml:space="preserve">IDFileDir / PasswordDir / AuditDir / WritePasswordFile</w:t>
+              <w:t xml:space="preserve">CreateMailDb / PreserveMailSystem</w:t>
             </w:r>
           </w:p>
         </w:tc>
@@ -25641,7 +29144,7 @@
                 <w:sz w:val="19"/>
                 <w:szCs w:val="19"/>
               </w:rPr>
-              <w:t xml:space="preserve">C:\BulkReg\… / 1</w:t>
+              <w:t xml:space="preserve">0 / 1</w:t>
             </w:r>
           </w:p>
         </w:tc>
@@ -25672,7 +29175,7 @@
                 <w:sz w:val="19"/>
                 <w:szCs w:val="19"/>
               </w:rPr>
-              <w:t xml:space="preserve">Output folders; write passwords to a restricted file</w:t>
+              <w:t xml:space="preserve">No mail file; keep Other Internet Mail</w:t>
             </w:r>
           </w:p>
         </w:tc>
@@ -25708,7 +29211,7 @@
                 <w:sz w:val="19"/>
                 <w:szCs w:val="19"/>
               </w:rPr>
-              <w:t xml:space="preserve">IsNorthAmerican / EnforceUniqueShortName / StoreIDInAddressBook / SyncInternetPassword</w:t>
+              <w:t xml:space="preserve">IDFileDir / PasswordDir / AuditDir / WritePasswordFile</w:t>
             </w:r>
           </w:p>
         </w:tc>
@@ -25739,7 +29242,7 @@
                 <w:sz w:val="19"/>
                 <w:szCs w:val="19"/>
               </w:rPr>
-              <w:t xml:space="preserve">1 / 1 / 0 / 0</w:t>
+              <w:t xml:space="preserve">C:\BulkReg\… / 1</w:t>
             </w:r>
           </w:p>
         </w:tc>
@@ -25770,7 +29273,7 @@
                 <w:sz w:val="19"/>
                 <w:szCs w:val="19"/>
               </w:rPr>
-              <w:t xml:space="preserve">NotesRegistration options</w:t>
+              <w:t xml:space="preserve">Output folders; write passwords to a restricted file</w:t>
             </w:r>
           </w:p>
         </w:tc>
@@ -25806,6 +29309,104 @@
                 <w:sz w:val="19"/>
                 <w:szCs w:val="19"/>
               </w:rPr>
+              <w:t xml:space="preserve">IsNorthAmerican / EnforceUniqueShortName / StoreIDInAddressBook / SyncInternetPassword</w:t>
+            </w:r>
+          </w:p>
+        </w:tc>
+        <w:tc>
+          <w:tcPr>
+            <w:tcW w:type="dxa" w:w="2265"/>
+            <w:tcBorders>
+              <w:top w:val="single" w:color="DCE6F0" w:sz="4"/>
+              <w:left w:val="single" w:color="DCE6F0" w:sz="4"/>
+              <w:bottom w:val="single" w:color="DCE6F0" w:sz="4"/>
+              <w:right w:val="single" w:color="DCE6F0" w:sz="4"/>
+            </w:tcBorders>
+            <w:shd w:fill="FFFFFF" w:color="auto" w:val="clear"/>
+            <w:tcMar>
+              <w:top w:type="dxa" w:w="60"/>
+              <w:left w:type="dxa" w:w="100"/>
+              <w:bottom w:type="dxa" w:w="60"/>
+              <w:right w:type="dxa" w:w="100"/>
+            </w:tcMar>
+            <w:vAlign w:val="top"/>
+          </w:tcPr>
+          <w:p>
+            <w:pPr>
+              <w:spacing w:after="0" w:before="0"/>
+            </w:pPr>
+            <w:r>
+              <w:rPr>
+                <w:sz w:val="19"/>
+                <w:szCs w:val="19"/>
+              </w:rPr>
+              <w:t xml:space="preserve">1 / 1 / 0 / 0</w:t>
+            </w:r>
+          </w:p>
+        </w:tc>
+        <w:tc>
+          <w:tcPr>
+            <w:tcW w:type="dxa" w:w="3358"/>
+            <w:tcBorders>
+              <w:top w:val="single" w:color="DCE6F0" w:sz="4"/>
+              <w:left w:val="single" w:color="DCE6F0" w:sz="4"/>
+              <w:bottom w:val="single" w:color="DCE6F0" w:sz="4"/>
+              <w:right w:val="single" w:color="DCE6F0" w:sz="4"/>
+            </w:tcBorders>
+            <w:shd w:fill="FFFFFF" w:color="auto" w:val="clear"/>
+            <w:tcMar>
+              <w:top w:type="dxa" w:w="60"/>
+              <w:left w:type="dxa" w:w="100"/>
+              <w:bottom w:type="dxa" w:w="60"/>
+              <w:right w:type="dxa" w:w="100"/>
+            </w:tcMar>
+            <w:vAlign w:val="top"/>
+          </w:tcPr>
+          <w:p>
+            <w:pPr>
+              <w:spacing w:after="0" w:before="0"/>
+            </w:pPr>
+            <w:r>
+              <w:rPr>
+                <w:sz w:val="19"/>
+                <w:szCs w:val="19"/>
+              </w:rPr>
+              <w:t xml:space="preserve">NotesRegistration options</w:t>
+            </w:r>
+          </w:p>
+        </w:tc>
+      </w:tr>
+      <w:tr>
+        <w:trPr>
+          <w:cantSplit/>
+        </w:trPr>
+        <w:tc>
+          <w:tcPr>
+            <w:tcW w:type="dxa" w:w="4015"/>
+            <w:tcBorders>
+              <w:top w:val="single" w:color="DCE6F0" w:sz="4"/>
+              <w:left w:val="single" w:color="DCE6F0" w:sz="4"/>
+              <w:bottom w:val="single" w:color="DCE6F0" w:sz="4"/>
+              <w:right w:val="single" w:color="DCE6F0" w:sz="4"/>
+            </w:tcBorders>
+            <w:shd w:fill="F7F7FC" w:color="auto" w:val="clear"/>
+            <w:tcMar>
+              <w:top w:type="dxa" w:w="60"/>
+              <w:left w:type="dxa" w:w="100"/>
+              <w:bottom w:type="dxa" w:w="60"/>
+              <w:right w:type="dxa" w:w="100"/>
+            </w:tcMar>
+            <w:vAlign w:val="top"/>
+          </w:tcPr>
+          <w:p>
+            <w:pPr>
+              <w:spacing w:after="0" w:before="0"/>
+            </w:pPr>
+            <w:r>
+              <w:rPr>
+                <w:sz w:val="19"/>
+                <w:szCs w:val="19"/>
+              </w:rPr>
               <w:t xml:space="preserve">LogLevel / LogServer / LogDb</w:t>
             </w:r>
           </w:p>
@@ -25819,7 +29420,7 @@
               <w:bottom w:val="single" w:color="DCE6F0" w:sz="4"/>
               <w:right w:val="single" w:color="DCE6F0" w:sz="4"/>
             </w:tcBorders>
-            <w:shd w:fill="FFFFFF" w:color="auto" w:val="clear"/>
+            <w:shd w:fill="F7F7FC" w:color="auto" w:val="clear"/>
             <w:tcMar>
               <w:top w:type="dxa" w:w="60"/>
               <w:left w:type="dxa" w:w="100"/>
@@ -25850,7 +29451,7 @@
               <w:bottom w:val="single" w:color="DCE6F0" w:sz="4"/>
               <w:right w:val="single" w:color="DCE6F0" w:sz="4"/>
             </w:tcBorders>
-            <w:shd w:fill="FFFFFF" w:color="auto" w:val="clear"/>
+            <w:shd w:fill="F7F7FC" w:color="auto" w:val="clear"/>
             <w:tcMar>
               <w:top w:type="dxa" w:w="60"/>
               <w:left w:type="dxa" w:w="100"/>
@@ -29572,7 +33173,7 @@
                 <w:sz w:val="19"/>
                 <w:szCs w:val="19"/>
               </w:rPr>
-              <w:t xml:space="preserve">Policy without a vault, wrong policy name, wrong VaultServer, replication</w:t>
+              <w:t xml:space="preserve">Policy without a vault, wrong policy name, wrong VaultServer, replication, or the user's OU does not match the organizational policy</w:t>
             </w:r>
           </w:p>
         </w:tc>
@@ -29639,6 +33240,325 @@
                 <w:sz w:val="19"/>
                 <w:szCs w:val="19"/>
               </w:rPr>
+              <w:t xml:space="preserve">WARN: No explicit policy</w:t>
+            </w:r>
+          </w:p>
+        </w:tc>
+        <w:tc>
+          <w:tcPr>
+            <w:tcW w:type="dxa" w:w="3398"/>
+            <w:tcBorders>
+              <w:top w:val="single" w:color="DCE6F0" w:sz="4"/>
+              <w:left w:val="single" w:color="DCE6F0" w:sz="4"/>
+              <w:bottom w:val="single" w:color="DCE6F0" w:sz="4"/>
+              <w:right w:val="single" w:color="DCE6F0" w:sz="4"/>
+            </w:tcBorders>
+            <w:shd w:fill="FFFFFF" w:color="auto" w:val="clear"/>
+            <w:tcMar>
+              <w:top w:type="dxa" w:w="60"/>
+              <w:left w:type="dxa" w:w="100"/>
+              <w:bottom w:type="dxa" w:w="60"/>
+              <w:right w:type="dxa" w:w="100"/>
+            </w:tcMar>
+            <w:vAlign w:val="top"/>
+          </w:tcPr>
+          <w:p>
+            <w:pPr>
+              <w:spacing w:after="0" w:before="0"/>
+            </w:pPr>
+            <w:r>
+              <w:rPr>
+                <w:sz w:val="19"/>
+                <w:szCs w:val="19"/>
+              </w:rPr>
+              <w:t xml:space="preserve">Policy empty and OrgPolicyAssignsVault=0</w:t>
+            </w:r>
+          </w:p>
+        </w:tc>
+        <w:tc>
+          <w:tcPr>
+            <w:tcW w:type="dxa" w:w="3254"/>
+            <w:tcBorders>
+              <w:top w:val="single" w:color="DCE6F0" w:sz="4"/>
+              <w:left w:val="single" w:color="DCE6F0" w:sz="4"/>
+              <w:bottom w:val="single" w:color="DCE6F0" w:sz="4"/>
+              <w:right w:val="single" w:color="DCE6F0" w:sz="4"/>
+            </w:tcBorders>
+            <w:shd w:fill="FFFFFF" w:color="auto" w:val="clear"/>
+            <w:tcMar>
+              <w:top w:type="dxa" w:w="60"/>
+              <w:left w:type="dxa" w:w="100"/>
+              <w:bottom w:type="dxa" w:w="60"/>
+              <w:right w:type="dxa" w:w="100"/>
+            </w:tcMar>
+            <w:vAlign w:val="top"/>
+          </w:tcPr>
+          <w:p>
+            <w:pPr>
+              <w:spacing w:after="0" w:before="0"/>
+            </w:pPr>
+            <w:r>
+              <w:rPr>
+                <w:sz w:val="19"/>
+                <w:szCs w:val="19"/>
+              </w:rPr>
+              <w:t xml:space="preserve">Set the explicit policy, or OrgPolicyAssignsVault=1 if an organizational policy assigns the vault</w:t>
+            </w:r>
+          </w:p>
+        </w:tc>
+      </w:tr>
+      <w:tr>
+        <w:trPr>
+          <w:cantSplit/>
+        </w:trPr>
+        <w:tc>
+          <w:tcPr>
+            <w:tcW w:type="dxa" w:w="2986"/>
+            <w:tcBorders>
+              <w:top w:val="single" w:color="DCE6F0" w:sz="4"/>
+              <w:left w:val="single" w:color="DCE6F0" w:sz="4"/>
+              <w:bottom w:val="single" w:color="DCE6F0" w:sz="4"/>
+              <w:right w:val="single" w:color="DCE6F0" w:sz="4"/>
+            </w:tcBorders>
+            <w:shd w:fill="F7F7FC" w:color="auto" w:val="clear"/>
+            <w:tcMar>
+              <w:top w:type="dxa" w:w="60"/>
+              <w:left w:type="dxa" w:w="100"/>
+              <w:bottom w:type="dxa" w:w="60"/>
+              <w:right w:type="dxa" w:w="100"/>
+            </w:tcMar>
+            <w:vAlign w:val="top"/>
+          </w:tcPr>
+          <w:p>
+            <w:pPr>
+              <w:spacing w:after="0" w:before="0"/>
+            </w:pPr>
+            <w:r>
+              <w:rPr>
+                <w:sz w:val="19"/>
+                <w:szCs w:val="19"/>
+              </w:rPr>
+              <w:t xml:space="preserve">ERROR: Policy looks like a server/canonical name</w:t>
+            </w:r>
+          </w:p>
+        </w:tc>
+        <w:tc>
+          <w:tcPr>
+            <w:tcW w:type="dxa" w:w="3398"/>
+            <w:tcBorders>
+              <w:top w:val="single" w:color="DCE6F0" w:sz="4"/>
+              <w:left w:val="single" w:color="DCE6F0" w:sz="4"/>
+              <w:bottom w:val="single" w:color="DCE6F0" w:sz="4"/>
+              <w:right w:val="single" w:color="DCE6F0" w:sz="4"/>
+            </w:tcBorders>
+            <w:shd w:fill="F7F7FC" w:color="auto" w:val="clear"/>
+            <w:tcMar>
+              <w:top w:type="dxa" w:w="60"/>
+              <w:left w:type="dxa" w:w="100"/>
+              <w:bottom w:type="dxa" w:w="60"/>
+              <w:right w:type="dxa" w:w="100"/>
+            </w:tcMar>
+            <w:vAlign w:val="top"/>
+          </w:tcPr>
+          <w:p>
+            <w:pPr>
+              <w:spacing w:after="0" w:before="0"/>
+            </w:pPr>
+            <w:r>
+              <w:rPr>
+                <w:sz w:val="19"/>
+                <w:szCs w:val="19"/>
+              </w:rPr>
+              <w:t xml:space="preserve">A server name (CN=…/O=…) was put in the Policy column</w:t>
+            </w:r>
+          </w:p>
+        </w:tc>
+        <w:tc>
+          <w:tcPr>
+            <w:tcW w:type="dxa" w:w="3254"/>
+            <w:tcBorders>
+              <w:top w:val="single" w:color="DCE6F0" w:sz="4"/>
+              <w:left w:val="single" w:color="DCE6F0" w:sz="4"/>
+              <w:bottom w:val="single" w:color="DCE6F0" w:sz="4"/>
+              <w:right w:val="single" w:color="DCE6F0" w:sz="4"/>
+            </w:tcBorders>
+            <w:shd w:fill="F7F7FC" w:color="auto" w:val="clear"/>
+            <w:tcMar>
+              <w:top w:type="dxa" w:w="60"/>
+              <w:left w:type="dxa" w:w="100"/>
+              <w:bottom w:type="dxa" w:w="60"/>
+              <w:right w:type="dxa" w:w="100"/>
+            </w:tcMar>
+            <w:vAlign w:val="top"/>
+          </w:tcPr>
+          <w:p>
+            <w:pPr>
+              <w:spacing w:after="0" w:before="0"/>
+            </w:pPr>
+            <w:r>
+              <w:rPr>
+                <w:sz w:val="19"/>
+                <w:szCs w:val="19"/>
+              </w:rPr>
+              <w:t xml:space="preserve">Put the policy name (*/Name) or </w:t>
+            </w:r>
+            <w:r>
+              <w:rPr>
+                <w:rFonts w:ascii="Consolas" w:cs="Consolas" w:eastAsia="Consolas" w:hAnsi="Consolas"/>
+                <w:color w:val="0F5FDC"/>
+                <w:sz w:val="18"/>
+                <w:szCs w:val="18"/>
+              </w:rPr>
+              <w:t xml:space="preserve">-</w:t>
+            </w:r>
+          </w:p>
+        </w:tc>
+      </w:tr>
+      <w:tr>
+        <w:trPr>
+          <w:cantSplit/>
+        </w:trPr>
+        <w:tc>
+          <w:tcPr>
+            <w:tcW w:type="dxa" w:w="2986"/>
+            <w:tcBorders>
+              <w:top w:val="single" w:color="DCE6F0" w:sz="4"/>
+              <w:left w:val="single" w:color="DCE6F0" w:sz="4"/>
+              <w:bottom w:val="single" w:color="DCE6F0" w:sz="4"/>
+              <w:right w:val="single" w:color="DCE6F0" w:sz="4"/>
+            </w:tcBorders>
+            <w:shd w:fill="FFFFFF" w:color="auto" w:val="clear"/>
+            <w:tcMar>
+              <w:top w:type="dxa" w:w="60"/>
+              <w:left w:type="dxa" w:w="100"/>
+              <w:bottom w:type="dxa" w:w="60"/>
+              <w:right w:type="dxa" w:w="100"/>
+            </w:tcMar>
+            <w:vAlign w:val="top"/>
+          </w:tcPr>
+          <w:p>
+            <w:pPr>
+              <w:spacing w:after="0" w:before="0"/>
+            </w:pPr>
+            <w:r>
+              <w:rPr>
+                <w:sz w:val="19"/>
+                <w:szCs w:val="19"/>
+              </w:rPr>
+              <w:t xml:space="preserve">ERROR: Policy '*'</w:t>
+            </w:r>
+          </w:p>
+        </w:tc>
+        <w:tc>
+          <w:tcPr>
+            <w:tcW w:type="dxa" w:w="3398"/>
+            <w:tcBorders>
+              <w:top w:val="single" w:color="DCE6F0" w:sz="4"/>
+              <w:left w:val="single" w:color="DCE6F0" w:sz="4"/>
+              <w:bottom w:val="single" w:color="DCE6F0" w:sz="4"/>
+              <w:right w:val="single" w:color="DCE6F0" w:sz="4"/>
+            </w:tcBorders>
+            <w:shd w:fill="FFFFFF" w:color="auto" w:val="clear"/>
+            <w:tcMar>
+              <w:top w:type="dxa" w:w="60"/>
+              <w:left w:type="dxa" w:w="100"/>
+              <w:bottom w:type="dxa" w:w="60"/>
+              <w:right w:type="dxa" w:w="100"/>
+            </w:tcMar>
+            <w:vAlign w:val="top"/>
+          </w:tcPr>
+          <w:p>
+            <w:pPr>
+              <w:spacing w:after="0" w:before="0"/>
+            </w:pPr>
+            <w:r>
+              <w:rPr>
+                <w:sz w:val="19"/>
+                <w:szCs w:val="19"/>
+              </w:rPr>
+              <w:t xml:space="preserve">The organization-wide policy was entered</w:t>
+            </w:r>
+          </w:p>
+        </w:tc>
+        <w:tc>
+          <w:tcPr>
+            <w:tcW w:type="dxa" w:w="3254"/>
+            <w:tcBorders>
+              <w:top w:val="single" w:color="DCE6F0" w:sz="4"/>
+              <w:left w:val="single" w:color="DCE6F0" w:sz="4"/>
+              <w:bottom w:val="single" w:color="DCE6F0" w:sz="4"/>
+              <w:right w:val="single" w:color="DCE6F0" w:sz="4"/>
+            </w:tcBorders>
+            <w:shd w:fill="FFFFFF" w:color="auto" w:val="clear"/>
+            <w:tcMar>
+              <w:top w:type="dxa" w:w="60"/>
+              <w:left w:type="dxa" w:w="100"/>
+              <w:bottom w:type="dxa" w:w="60"/>
+              <w:right w:type="dxa" w:w="100"/>
+            </w:tcMar>
+            <w:vAlign w:val="top"/>
+          </w:tcPr>
+          <w:p>
+            <w:pPr>
+              <w:spacing w:after="0" w:before="0"/>
+            </w:pPr>
+            <w:r>
+              <w:rPr>
+                <w:sz w:val="19"/>
+                <w:szCs w:val="19"/>
+              </w:rPr>
+              <w:t xml:space="preserve">Leave Policy empty: </w:t>
+            </w:r>
+            <w:r>
+              <w:rPr>
+                <w:rFonts w:ascii="Consolas" w:cs="Consolas" w:eastAsia="Consolas" w:hAnsi="Consolas"/>
+                <w:color w:val="0F5FDC"/>
+                <w:sz w:val="18"/>
+                <w:szCs w:val="18"/>
+              </w:rPr>
+              <w:t xml:space="preserve">*</w:t>
+            </w:r>
+            <w:r>
+              <w:rPr>
+                <w:sz w:val="19"/>
+                <w:szCs w:val="19"/>
+              </w:rPr>
+              <w:t xml:space="preserve"> applies automatically</w:t>
+            </w:r>
+          </w:p>
+        </w:tc>
+      </w:tr>
+      <w:tr>
+        <w:trPr>
+          <w:cantSplit/>
+        </w:trPr>
+        <w:tc>
+          <w:tcPr>
+            <w:tcW w:type="dxa" w:w="2986"/>
+            <w:tcBorders>
+              <w:top w:val="single" w:color="DCE6F0" w:sz="4"/>
+              <w:left w:val="single" w:color="DCE6F0" w:sz="4"/>
+              <w:bottom w:val="single" w:color="DCE6F0" w:sz="4"/>
+              <w:right w:val="single" w:color="DCE6F0" w:sz="4"/>
+            </w:tcBorders>
+            <w:shd w:fill="F7F7FC" w:color="auto" w:val="clear"/>
+            <w:tcMar>
+              <w:top w:type="dxa" w:w="60"/>
+              <w:left w:type="dxa" w:w="100"/>
+              <w:bottom w:type="dxa" w:w="60"/>
+              <w:right w:type="dxa" w:w="100"/>
+            </w:tcMar>
+            <w:vAlign w:val="top"/>
+          </w:tcPr>
+          <w:p>
+            <w:pPr>
+              <w:spacing w:after="0" w:before="0"/>
+            </w:pPr>
+            <w:r>
+              <w:rPr>
+                <w:sz w:val="19"/>
+                <w:szCs w:val="19"/>
+              </w:rPr>
               <w:t xml:space="preserve">MailSystem changes after the next DirSync</w:t>
             </w:r>
           </w:p>
@@ -29652,7 +33572,7 @@
               <w:bottom w:val="single" w:color="DCE6F0" w:sz="4"/>
               <w:right w:val="single" w:color="DCE6F0" w:sz="4"/>
             </w:tcBorders>
-            <w:shd w:fill="FFFFFF" w:color="auto" w:val="clear"/>
+            <w:shd w:fill="F7F7FC" w:color="auto" w:val="clear"/>
             <w:tcMar>
               <w:top w:type="dxa" w:w="60"/>
               <w:left w:type="dxa" w:w="100"/>
@@ -29683,7 +33603,7 @@
               <w:bottom w:val="single" w:color="DCE6F0" w:sz="4"/>
               <w:right w:val="single" w:color="DCE6F0" w:sz="4"/>
             </w:tcBorders>
-            <w:shd w:fill="FFFFFF" w:color="auto" w:val="clear"/>
+            <w:shd w:fill="F7F7FC" w:color="auto" w:val="clear"/>
             <w:tcMar>
               <w:top w:type="dxa" w:w="60"/>
               <w:left w:type="dxa" w:w="100"/>
@@ -32588,7 +36508,7 @@
                 <w:sz w:val="19"/>
                 <w:szCs w:val="19"/>
               </w:rPr>
-              <w:t xml:space="preserve">RA</w:t>
+              <w:t xml:space="preserve">Organizational policy</w:t>
             </w:r>
           </w:p>
         </w:tc>
@@ -32619,7 +36539,23 @@
                 <w:sz w:val="19"/>
                 <w:szCs w:val="19"/>
               </w:rPr>
-              <w:t xml:space="preserve">Registration Authority: may register users through the Domino CA</w:t>
+              <w:t xml:space="preserve">A policy applied automatically to everyone under an org or OU (</w:t>
+            </w:r>
+            <w:r>
+              <w:rPr>
+                <w:i/>
+                <w:iCs/>
+                <w:sz w:val="19"/>
+                <w:szCs w:val="19"/>
+              </w:rPr>
+              <w:t xml:space="preserve">/Demo, </w:t>
+            </w:r>
+            <w:r>
+              <w:rPr>
+                <w:sz w:val="19"/>
+                <w:szCs w:val="19"/>
+              </w:rPr>
+              <w:t xml:space="preserve">/Sales/Demo)</w:t>
             </w:r>
           </w:p>
         </w:tc>
@@ -32655,7 +36591,7 @@
                 <w:sz w:val="19"/>
                 <w:szCs w:val="19"/>
               </w:rPr>
-              <w:t xml:space="preserve">Batch / Batch ID</w:t>
+              <w:t xml:space="preserve">Canonical / abbreviated name</w:t>
             </w:r>
           </w:p>
         </w:tc>
@@ -32686,7 +36622,7 @@
                 <w:sz w:val="19"/>
                 <w:szCs w:val="19"/>
               </w:rPr>
-              <w:t xml:space="preserve">A reviewed list of users / its name BATCH-yyyymmdd-hhnnss</w:t>
+              <w:t xml:space="preserve">CN=DominoADMail/O=Demo / DominoADMail/Demo: the same name in two formats</w:t>
             </w:r>
           </w:p>
         </w:tc>
@@ -32722,7 +36658,7 @@
                 <w:sz w:val="19"/>
                 <w:szCs w:val="19"/>
               </w:rPr>
-              <w:t xml:space="preserve">Include=Y</w:t>
+              <w:t xml:space="preserve">RA</w:t>
             </w:r>
           </w:p>
         </w:tc>
@@ -32753,7 +36689,7 @@
                 <w:sz w:val="19"/>
                 <w:szCs w:val="19"/>
               </w:rPr>
-              <w:t xml:space="preserve">The row will be registered</w:t>
+              <w:t xml:space="preserve">Registration Authority: may register users through the Domino CA</w:t>
             </w:r>
           </w:p>
         </w:tc>
@@ -32789,6 +36725,140 @@
                 <w:sz w:val="19"/>
                 <w:szCs w:val="19"/>
               </w:rPr>
+              <w:t xml:space="preserve">Batch / Batch ID</w:t>
+            </w:r>
+          </w:p>
+        </w:tc>
+        <w:tc>
+          <w:tcPr>
+            <w:tcW w:type="dxa" w:w="6961"/>
+            <w:tcBorders>
+              <w:top w:val="single" w:color="DCE6F0" w:sz="4"/>
+              <w:left w:val="single" w:color="DCE6F0" w:sz="4"/>
+              <w:bottom w:val="single" w:color="DCE6F0" w:sz="4"/>
+              <w:right w:val="single" w:color="DCE6F0" w:sz="4"/>
+            </w:tcBorders>
+            <w:shd w:fill="F7F7FC" w:color="auto" w:val="clear"/>
+            <w:tcMar>
+              <w:top w:type="dxa" w:w="60"/>
+              <w:left w:type="dxa" w:w="100"/>
+              <w:bottom w:type="dxa" w:w="60"/>
+              <w:right w:type="dxa" w:w="100"/>
+            </w:tcMar>
+            <w:vAlign w:val="top"/>
+          </w:tcPr>
+          <w:p>
+            <w:pPr>
+              <w:spacing w:after="0" w:before="0"/>
+            </w:pPr>
+            <w:r>
+              <w:rPr>
+                <w:sz w:val="19"/>
+                <w:szCs w:val="19"/>
+              </w:rPr>
+              <w:t xml:space="preserve">A reviewed list of users / its name BATCH-yyyymmdd-hhnnss</w:t>
+            </w:r>
+          </w:p>
+        </w:tc>
+      </w:tr>
+      <w:tr>
+        <w:trPr>
+          <w:cantSplit/>
+        </w:trPr>
+        <w:tc>
+          <w:tcPr>
+            <w:tcW w:type="dxa" w:w="2677"/>
+            <w:tcBorders>
+              <w:top w:val="single" w:color="DCE6F0" w:sz="4"/>
+              <w:left w:val="single" w:color="DCE6F0" w:sz="4"/>
+              <w:bottom w:val="single" w:color="DCE6F0" w:sz="4"/>
+              <w:right w:val="single" w:color="DCE6F0" w:sz="4"/>
+            </w:tcBorders>
+            <w:shd w:fill="FFFFFF" w:color="auto" w:val="clear"/>
+            <w:tcMar>
+              <w:top w:type="dxa" w:w="60"/>
+              <w:left w:type="dxa" w:w="100"/>
+              <w:bottom w:type="dxa" w:w="60"/>
+              <w:right w:type="dxa" w:w="100"/>
+            </w:tcMar>
+            <w:vAlign w:val="top"/>
+          </w:tcPr>
+          <w:p>
+            <w:pPr>
+              <w:spacing w:after="0" w:before="0"/>
+            </w:pPr>
+            <w:r>
+              <w:rPr>
+                <w:sz w:val="19"/>
+                <w:szCs w:val="19"/>
+              </w:rPr>
+              <w:t xml:space="preserve">Include=Y</w:t>
+            </w:r>
+          </w:p>
+        </w:tc>
+        <w:tc>
+          <w:tcPr>
+            <w:tcW w:type="dxa" w:w="6961"/>
+            <w:tcBorders>
+              <w:top w:val="single" w:color="DCE6F0" w:sz="4"/>
+              <w:left w:val="single" w:color="DCE6F0" w:sz="4"/>
+              <w:bottom w:val="single" w:color="DCE6F0" w:sz="4"/>
+              <w:right w:val="single" w:color="DCE6F0" w:sz="4"/>
+            </w:tcBorders>
+            <w:shd w:fill="FFFFFF" w:color="auto" w:val="clear"/>
+            <w:tcMar>
+              <w:top w:type="dxa" w:w="60"/>
+              <w:left w:type="dxa" w:w="100"/>
+              <w:bottom w:type="dxa" w:w="60"/>
+              <w:right w:type="dxa" w:w="100"/>
+            </w:tcMar>
+            <w:vAlign w:val="top"/>
+          </w:tcPr>
+          <w:p>
+            <w:pPr>
+              <w:spacing w:after="0" w:before="0"/>
+            </w:pPr>
+            <w:r>
+              <w:rPr>
+                <w:sz w:val="19"/>
+                <w:szCs w:val="19"/>
+              </w:rPr>
+              <w:t xml:space="preserve">The row will be registered</w:t>
+            </w:r>
+          </w:p>
+        </w:tc>
+      </w:tr>
+      <w:tr>
+        <w:trPr>
+          <w:cantSplit/>
+        </w:trPr>
+        <w:tc>
+          <w:tcPr>
+            <w:tcW w:type="dxa" w:w="2677"/>
+            <w:tcBorders>
+              <w:top w:val="single" w:color="DCE6F0" w:sz="4"/>
+              <w:left w:val="single" w:color="DCE6F0" w:sz="4"/>
+              <w:bottom w:val="single" w:color="DCE6F0" w:sz="4"/>
+              <w:right w:val="single" w:color="DCE6F0" w:sz="4"/>
+            </w:tcBorders>
+            <w:shd w:fill="F7F7FC" w:color="auto" w:val="clear"/>
+            <w:tcMar>
+              <w:top w:type="dxa" w:w="60"/>
+              <w:left w:type="dxa" w:w="100"/>
+              <w:bottom w:type="dxa" w:w="60"/>
+              <w:right w:type="dxa" w:w="100"/>
+            </w:tcMar>
+            <w:vAlign w:val="top"/>
+          </w:tcPr>
+          <w:p>
+            <w:pPr>
+              <w:spacing w:after="0" w:before="0"/>
+            </w:pPr>
+            <w:r>
+              <w:rPr>
+                <w:sz w:val="19"/>
+                <w:szCs w:val="19"/>
+              </w:rPr>
               <w:t xml:space="preserve">DryRun</w:t>
             </w:r>
           </w:p>
@@ -32867,7 +36937,7 @@
         <w:t xml:space="preserve">Register Selected Person</w:t>
       </w:r>
       <w:r>
-        <w:t xml:space="preserve">. You are prompted per user. Choose the explicit policy.</w:t>
+        <w:t xml:space="preserve">. You are prompted per user. Choose the explicit policy if you use one.</w:t>
       </w:r>
     </w:p>
     <w:p>
@@ -33735,13 +37805,13 @@
         <w:pStyle w:val="ListParagraph"/>
         <w:numPr>
           <w:ilvl w:val="0"/>
-          <w:numId w:val="34"/>
+          <w:numId w:val="35"/>
         </w:numPr>
       </w:pPr>
       <w:r>
         <w:t xml:space="preserve">Registering Active Directory users (Directory Sync) – </w:t>
       </w:r>
-      <w:hyperlink w:history="1" r:id="rId-f9ru3h3wgkkufb15o4vn">
+      <w:hyperlink w:history="1" r:id="rIduy9d48vyubeiupedgwnm1">
         <w:r>
           <w:rPr>
             <w:rStyle w:val="Hyperlink"/>
@@ -33757,13 +37827,13 @@
         <w:pStyle w:val="ListParagraph"/>
         <w:numPr>
           <w:ilvl w:val="0"/>
-          <w:numId w:val="34"/>
+          <w:numId w:val="35"/>
         </w:numPr>
       </w:pPr>
       <w:r>
         <w:t xml:space="preserve">ContactNoteID property – </w:t>
       </w:r>
-      <w:hyperlink w:history="1" r:id="rIdvcrrudeqmmzzqjxn0oxio">
+      <w:hyperlink w:history="1" r:id="rIdtn76mfx0br3lbmp7pilq7">
         <w:r>
           <w:rPr>
             <w:rStyle w:val="Hyperlink"/>
@@ -33779,13 +37849,13 @@
         <w:pStyle w:val="ListParagraph"/>
         <w:numPr>
           <w:ilvl w:val="0"/>
-          <w:numId w:val="34"/>
+          <w:numId w:val="35"/>
         </w:numPr>
       </w:pPr>
       <w:r>
         <w:t xml:space="preserve">RegisterNewUser method – </w:t>
       </w:r>
-      <w:hyperlink w:history="1" r:id="rIdkg2otrmhn9l53s9pbpxfc">
+      <w:hyperlink w:history="1" r:id="rIdfd0ibxin-xmwfefese8pz">
         <w:r>
           <w:rPr>
             <w:rStyle w:val="Hyperlink"/>
@@ -33801,13 +37871,13 @@
         <w:pStyle w:val="ListParagraph"/>
         <w:numPr>
           <w:ilvl w:val="0"/>
-          <w:numId w:val="34"/>
+          <w:numId w:val="35"/>
         </w:numPr>
       </w:pPr>
       <w:r>
         <w:t xml:space="preserve">Creating an ID vault – </w:t>
       </w:r>
-      <w:hyperlink w:history="1" r:id="rIde7_0vofr9ldlatfoylntu">
+      <w:hyperlink w:history="1" r:id="rIdqn4lbs8rue6snrw16oot3">
         <w:r>
           <w:rPr>
             <w:rStyle w:val="Hyperlink"/>
@@ -33823,13 +37893,13 @@
         <w:pStyle w:val="ListParagraph"/>
         <w:numPr>
           <w:ilvl w:val="0"/>
-          <w:numId w:val="34"/>
+          <w:numId w:val="35"/>
         </w:numPr>
       </w:pPr>
       <w:r>
         <w:t xml:space="preserve">Assigning users to a vault (Security Settings, ID Vault tab) – </w:t>
       </w:r>
-      <w:hyperlink w:history="1" r:id="rId6hig87v67qh2or3e90cdm">
+      <w:hyperlink w:history="1" r:id="rId1vpwubgbnyqokxsetl84p">
         <w:r>
           <w:rPr>
             <w:rStyle w:val="Hyperlink"/>
@@ -33845,13 +37915,13 @@
         <w:pStyle w:val="ListParagraph"/>
         <w:numPr>
           <w:ilvl w:val="0"/>
-          <w:numId w:val="34"/>
+          <w:numId w:val="35"/>
         </w:numPr>
       </w:pPr>
       <w:r>
         <w:t xml:space="preserve">Creating a security policy settings document – </w:t>
       </w:r>
-      <w:hyperlink w:history="1" r:id="rIdnp42eufcdocy3ommpzjon">
+      <w:hyperlink w:history="1" r:id="rIduxrrj1ff7yfyv9t0nw8-b">
         <w:r>
           <w:rPr>
             <w:rStyle w:val="Hyperlink"/>
@@ -33867,13 +37937,13 @@
         <w:pStyle w:val="ListParagraph"/>
         <w:numPr>
           <w:ilvl w:val="0"/>
-          <w:numId w:val="34"/>
+          <w:numId w:val="35"/>
         </w:numPr>
       </w:pPr>
       <w:r>
         <w:t xml:space="preserve">Creating a policy document (explicit policy names */name) – </w:t>
       </w:r>
-      <w:hyperlink w:history="1" r:id="rIdhfwnrhc0b17lxckn7_--m">
+      <w:hyperlink w:history="1" r:id="rIdw_fotvkoefpgesb5pfiql">
         <w:r>
           <w:rPr>
             <w:rStyle w:val="Hyperlink"/>
@@ -33889,13 +37959,13 @@
         <w:pStyle w:val="ListParagraph"/>
         <w:numPr>
           <w:ilvl w:val="0"/>
-          <w:numId w:val="34"/>
+          <w:numId w:val="35"/>
         </w:numPr>
       </w:pPr>
       <w:r>
         <w:t xml:space="preserve">Modifying a server-based CA (adding RAs) – </w:t>
       </w:r>
-      <w:hyperlink w:history="1" r:id="rIdcma64b6nmauhgojqof1zr">
+      <w:hyperlink w:history="1" r:id="rIdkteaob0fsanyfmiopwnhn">
         <w:r>
           <w:rPr>
             <w:rStyle w:val="Hyperlink"/>
@@ -33911,13 +37981,13 @@
         <w:pStyle w:val="ListParagraph"/>
         <w:numPr>
           <w:ilvl w:val="0"/>
-          <w:numId w:val="34"/>
+          <w:numId w:val="35"/>
         </w:numPr>
       </w:pPr>
       <w:r>
         <w:t xml:space="preserve">Administration roles in the Domino Directory ACL – </w:t>
       </w:r>
-      <w:hyperlink w:history="1" r:id="rIdz_v00bseixkcjpyzdq6cy">
+      <w:hyperlink w:history="1" r:id="rIdmeyf8m3zo80gipaussih6">
         <w:r>
           <w:rPr>
             <w:rStyle w:val="Hyperlink"/>
@@ -33933,13 +38003,13 @@
         <w:pStyle w:val="ListParagraph"/>
         <w:numPr>
           <w:ilvl w:val="0"/>
-          <w:numId w:val="34"/>
+          <w:numId w:val="35"/>
         </w:numPr>
       </w:pPr>
       <w:r>
         <w:t xml:space="preserve">Configuring a database ACL (Manage ACL) – </w:t>
       </w:r>
-      <w:hyperlink w:history="1" r:id="rId7ns6thn2o5ja5g41ij8kr">
+      <w:hyperlink w:history="1" r:id="rIdnm2amlu2g-tyyoakq8gr4">
         <w:r>
           <w:rPr>
             <w:rStyle w:val="Hyperlink"/>
@@ -33955,13 +38025,13 @@
         <w:pStyle w:val="ListParagraph"/>
         <w:numPr>
           <w:ilvl w:val="0"/>
-          <w:numId w:val="34"/>
+          <w:numId w:val="35"/>
         </w:numPr>
       </w:pPr>
       <w:r>
         <w:t xml:space="preserve">Creating a database from a template – </w:t>
       </w:r>
-      <w:hyperlink w:history="1" r:id="rIdpmqb-jjplxm-3pf1d5uin">
+      <w:hyperlink w:history="1" r:id="rIdekd0rqce_4me5ik0e5i3v">
         <w:r>
           <w:rPr>
             <w:rStyle w:val="Hyperlink"/>
@@ -33977,13 +38047,13 @@
         <w:pStyle w:val="ListParagraph"/>
         <w:numPr>
           <w:ilvl w:val="0"/>
-          <w:numId w:val="34"/>
+          <w:numId w:val="35"/>
         </w:numPr>
       </w:pPr>
       <w:r>
         <w:t xml:space="preserve">Script libraries (Designer) – </w:t>
       </w:r>
-      <w:hyperlink w:history="1" r:id="rIdi_phusf4ch9zdmmgo4mtj">
+      <w:hyperlink w:history="1" r:id="rIdzpo4jmmhgnw3ielp3qkv5">
         <w:r>
           <w:rPr>
             <w:rStyle w:val="Hyperlink"/>
@@ -33999,13 +38069,13 @@
         <w:pStyle w:val="ListParagraph"/>
         <w:numPr>
           <w:ilvl w:val="0"/>
-          <w:numId w:val="34"/>
+          <w:numId w:val="35"/>
         </w:numPr>
       </w:pPr>
       <w:r>
         <w:t xml:space="preserve">Creating an agent (Designer) – </w:t>
       </w:r>
-      <w:hyperlink w:history="1" r:id="rId9b7dkpcq2jubo76eqtcxu">
+      <w:hyperlink w:history="1" r:id="rIdzufpdxc3_scwugjesetqn">
         <w:r>
           <w:rPr>
             <w:rStyle w:val="Hyperlink"/>
@@ -34021,13 +38091,13 @@
         <w:pStyle w:val="ListParagraph"/>
         <w:numPr>
           <w:ilvl w:val="0"/>
-          <w:numId w:val="34"/>
+          <w:numId w:val="35"/>
         </w:numPr>
       </w:pPr>
       <w:r>
         <w:t xml:space="preserve">Naming agents: aliases '|' and cascading '\' – </w:t>
       </w:r>
-      <w:hyperlink w:history="1" r:id="rIdgujo6recxqd5xrmuag0ve">
+      <w:hyperlink w:history="1" r:id="rIdcahh_7a7nut-vq1ekbduh">
         <w:r>
           <w:rPr>
             <w:rStyle w:val="Hyperlink"/>
@@ -34043,13 +38113,13 @@
         <w:pStyle w:val="ListParagraph"/>
         <w:numPr>
           <w:ilvl w:val="0"/>
-          <w:numId w:val="34"/>
+          <w:numId w:val="35"/>
         </w:numPr>
       </w:pPr>
       <w:r>
         <w:t xml:space="preserve">Signing a database – </w:t>
       </w:r>
-      <w:hyperlink w:history="1" r:id="rIdmb_empusq219duu6g-ym2">
+      <w:hyperlink w:history="1" r:id="rIdaewn97eo1pcf_r-oyyljq">
         <w:r>
           <w:rPr>
             <w:rStyle w:val="Hyperlink"/>
@@ -34065,13 +38135,13 @@
         <w:pStyle w:val="ListParagraph"/>
         <w:numPr>
           <w:ilvl w:val="0"/>
-          <w:numId w:val="34"/>
+          <w:numId w:val="35"/>
         </w:numPr>
       </w:pPr>
       <w:r>
         <w:t xml:space="preserve">Checking field values (Document Properties) – </w:t>
       </w:r>
-      <w:hyperlink w:history="1" r:id="rIdhl_7ojomkruqo8jv4bljh">
+      <w:hyperlink w:history="1" r:id="rIdw5l_b8du5yrdnl5in8pn4">
         <w:r>
           <w:rPr>
             <w:rStyle w:val="Hyperlink"/>
@@ -34087,13 +38157,13 @@
         <w:pStyle w:val="ListParagraph"/>
         <w:numPr>
           <w:ilvl w:val="0"/>
-          <w:numId w:val="34"/>
+          <w:numId w:val="35"/>
         </w:numPr>
       </w:pPr>
       <w:r>
         <w:t xml:space="preserve">Execution Security Alert (ECL) – </w:t>
       </w:r>
-      <w:hyperlink w:history="1" r:id="rIdx-w6wyot2vj5teb7kcvp6">
+      <w:hyperlink w:history="1" r:id="rIdudcc9fhgemhndofnoali2">
         <w:r>
           <w:rPr>
             <w:rStyle w:val="Hyperlink"/>
@@ -34550,7 +38620,7 @@
         <w:sz w:val="16"/>
         <w:szCs w:val="16"/>
       </w:rPr>
-      <w:t xml:space="preserve">HCL Confidential – Internal Use  |  v2.0</w:t>
+      <w:t xml:space="preserve">HCL Confidential – Internal Use  |  v2.1</w:t>
     </w:r>
     <w:r>
       <w:rPr>
@@ -35137,6 +39207,18 @@
       </w:pPr>
     </w:lvl>
   </w:abstractNum>
+  <w:abstractNum w:abstractNumId="35" w15:restartNumberingAfterBreak="0">
+    <w:multiLevelType w:val="hybridMultilevel"/>
+    <w:lvl w:ilvl="0" w15:tentative="1">
+      <w:start w:val="1"/>
+      <w:numFmt w:val="decimal"/>
+      <w:lvlText w:val="%1."/>
+      <w:lvlJc w:val="left"/>
+      <w:pPr>
+        <w:ind w:left="540" w:hanging="360"/>
+      </w:pPr>
+    </w:lvl>
+  </w:abstractNum>
   <w:num w:numId="1">
     <w:abstractNumId w:val="1"/>
     <w:lvlOverride w:ilvl="0">
@@ -35336,6 +39418,12 @@
     </w:lvlOverride>
   </w:num>
   <w:num w:numId="34">
+    <w:abstractNumId w:val="35"/>
+    <w:lvlOverride w:ilvl="0">
+      <w:startOverride w:val="1"/>
+    </w:lvlOverride>
+  </w:num>
+  <w:num w:numId="35">
     <w:abstractNumId w:val="2"/>
     <w:lvlOverride w:ilvl="0">
       <w:startOverride w:val="1"/>

--- a/docs/BulkReg_Admin_Guide.docx
+++ b/docs/BulkReg_Admin_Guide.docx
@@ -170,7 +170,7 @@
                 <w:sz w:val="20"/>
                 <w:szCs w:val="20"/>
               </w:rPr>
-              <w:t xml:space="preserve">Version 2.1  |  October 2026  |  Draft for review</w:t>
+              <w:t xml:space="preserve">Version 2.2  |  October 2026  |  Draft for review</w:t>
             </w:r>
           </w:p>
           <w:p>
@@ -482,7 +482,7 @@
                 <w:sz w:val="19"/>
                 <w:szCs w:val="19"/>
               </w:rPr>
-              <w:t xml:space="preserve">2.1 (Draft for review)</w:t>
+              <w:t xml:space="preserve">2.2 (Draft for review)</w:t>
             </w:r>
           </w:p>
         </w:tc>
@@ -972,7 +972,7 @@
                 <w:sz w:val="19"/>
                 <w:szCs w:val="19"/>
               </w:rPr>
-              <w:t xml:space="preserve">2.1</w:t>
+              <w:t xml:space="preserve">2.2</w:t>
             </w:r>
           </w:p>
         </w:tc>
@@ -1003,39 +1003,7 @@
                 <w:sz w:val="19"/>
                 <w:szCs w:val="19"/>
               </w:rPr>
-              <w:t xml:space="preserve">Name formats: servers in canonical (CN=DominoADMail/O=Demo) or abbreviated (DominoADMail/Demo) form, both accepted by the code. </w:t>
-            </w:r>
-            <w:r>
-              <w:rPr>
-                <w:b/>
-                <w:bCs/>
-                <w:sz w:val="19"/>
-                <w:szCs w:val="19"/>
-              </w:rPr>
-              <w:t xml:space="preserve">Organizational policies</w:t>
-            </w:r>
-            <w:r>
-              <w:rPr>
-                <w:sz w:val="19"/>
-                <w:szCs w:val="19"/>
-              </w:rPr>
-              <w:t xml:space="preserve"> (</w:t>
-            </w:r>
-            <w:r>
-              <w:rPr>
-                <w:i/>
-                <w:iCs/>
-                <w:sz w:val="19"/>
-                <w:szCs w:val="19"/>
-              </w:rPr>
-              <w:t xml:space="preserve">/Demo, </w:t>
-            </w:r>
-            <w:r>
-              <w:rPr>
-                <w:sz w:val="19"/>
-                <w:szCs w:val="19"/>
-              </w:rPr>
-              <w:t xml:space="preserve">/Sales/Demo) supported alongside explicit policies (B8 Option B, OrgPolicyAssignsVault, '-' in the mapping). Consistent 'Demo' examples.</w:t>
+              <w:t xml:space="preserve">Mail settings (CreateMailDb, PreserveMailSystem) explained in plain language with a decision table and a before/after example (D3a).</w:t>
             </w:r>
           </w:p>
         </w:tc>
@@ -1071,6 +1039,105 @@
                 <w:sz w:val="19"/>
                 <w:szCs w:val="19"/>
               </w:rPr>
+              <w:t xml:space="preserve">2.1</w:t>
+            </w:r>
+          </w:p>
+        </w:tc>
+        <w:tc>
+          <w:tcPr>
+            <w:tcW w:type="dxa" w:w="8403"/>
+            <w:tcBorders>
+              <w:top w:val="single" w:color="DCE6F0" w:sz="4"/>
+              <w:left w:val="single" w:color="DCE6F0" w:sz="4"/>
+              <w:bottom w:val="single" w:color="DCE6F0" w:sz="4"/>
+              <w:right w:val="single" w:color="DCE6F0" w:sz="4"/>
+            </w:tcBorders>
+            <w:shd w:fill="FFFFFF" w:color="auto" w:val="clear"/>
+            <w:tcMar>
+              <w:top w:type="dxa" w:w="60"/>
+              <w:left w:type="dxa" w:w="100"/>
+              <w:bottom w:type="dxa" w:w="60"/>
+              <w:right w:type="dxa" w:w="100"/>
+            </w:tcMar>
+            <w:vAlign w:val="top"/>
+          </w:tcPr>
+          <w:p>
+            <w:pPr>
+              <w:spacing w:after="0" w:before="0"/>
+            </w:pPr>
+            <w:r>
+              <w:rPr>
+                <w:sz w:val="19"/>
+                <w:szCs w:val="19"/>
+              </w:rPr>
+              <w:t xml:space="preserve">Name formats: servers in canonical (CN=DominoADMail/O=Demo) or abbreviated (DominoADMail/Demo) form, both accepted by the code. </w:t>
+            </w:r>
+            <w:r>
+              <w:rPr>
+                <w:b/>
+                <w:bCs/>
+                <w:sz w:val="19"/>
+                <w:szCs w:val="19"/>
+              </w:rPr>
+              <w:t xml:space="preserve">Organizational policies</w:t>
+            </w:r>
+            <w:r>
+              <w:rPr>
+                <w:sz w:val="19"/>
+                <w:szCs w:val="19"/>
+              </w:rPr>
+              <w:t xml:space="preserve"> (</w:t>
+            </w:r>
+            <w:r>
+              <w:rPr>
+                <w:i/>
+                <w:iCs/>
+                <w:sz w:val="19"/>
+                <w:szCs w:val="19"/>
+              </w:rPr>
+              <w:t xml:space="preserve">/Demo, </w:t>
+            </w:r>
+            <w:r>
+              <w:rPr>
+                <w:sz w:val="19"/>
+                <w:szCs w:val="19"/>
+              </w:rPr>
+              <w:t xml:space="preserve">/Sales/Demo) supported alongside explicit policies (B8 Option B, OrgPolicyAssignsVault, '-' in the mapping). Consistent 'Demo' examples.</w:t>
+            </w:r>
+          </w:p>
+        </w:tc>
+      </w:tr>
+      <w:tr>
+        <w:trPr>
+          <w:cantSplit/>
+        </w:trPr>
+        <w:tc>
+          <w:tcPr>
+            <w:tcW w:type="dxa" w:w="1235"/>
+            <w:tcBorders>
+              <w:top w:val="single" w:color="DCE6F0" w:sz="4"/>
+              <w:left w:val="single" w:color="DCE6F0" w:sz="4"/>
+              <w:bottom w:val="single" w:color="DCE6F0" w:sz="4"/>
+              <w:right w:val="single" w:color="DCE6F0" w:sz="4"/>
+            </w:tcBorders>
+            <w:shd w:fill="F7F7FC" w:color="auto" w:val="clear"/>
+            <w:tcMar>
+              <w:top w:type="dxa" w:w="60"/>
+              <w:left w:type="dxa" w:w="100"/>
+              <w:bottom w:type="dxa" w:w="60"/>
+              <w:right w:type="dxa" w:w="100"/>
+            </w:tcMar>
+            <w:vAlign w:val="top"/>
+          </w:tcPr>
+          <w:p>
+            <w:pPr>
+              <w:spacing w:after="0" w:before="0"/>
+            </w:pPr>
+            <w:r>
+              <w:rPr>
+                <w:sz w:val="19"/>
+                <w:szCs w:val="19"/>
+              </w:rPr>
               <w:t xml:space="preserve">2.0</w:t>
             </w:r>
           </w:p>
@@ -1084,7 +1151,7 @@
               <w:bottom w:val="single" w:color="DCE6F0" w:sz="4"/>
               <w:right w:val="single" w:color="DCE6F0" w:sz="4"/>
             </w:tcBorders>
-            <w:shd w:fill="FFFFFF" w:color="auto" w:val="clear"/>
+            <w:shd w:fill="F7F7FC" w:color="auto" w:val="clear"/>
             <w:tcMar>
               <w:top w:type="dxa" w:w="60"/>
               <w:left w:type="dxa" w:w="100"/>
@@ -15503,7 +15570,7 @@
                 <w:sz w:val="19"/>
                 <w:szCs w:val="19"/>
               </w:rPr>
-              <w:t xml:space="preserve">LogServer / LogDb</w:t>
+              <w:t xml:space="preserve">CreateMailDb / PreserveMailSystem</w:t>
             </w:r>
           </w:p>
         </w:tc>
@@ -15534,7 +15601,39 @@
                 <w:sz w:val="19"/>
                 <w:szCs w:val="19"/>
               </w:rPr>
-              <w:t xml:space="preserve">Leave empty unless you create the log database in B15</w:t>
+              <w:t xml:space="preserve">Leave </w:t>
+            </w:r>
+            <w:r>
+              <w:rPr>
+                <w:rFonts w:ascii="Consolas" w:cs="Consolas" w:eastAsia="Consolas" w:hAnsi="Consolas"/>
+                <w:color w:val="0F5FDC"/>
+                <w:sz w:val="18"/>
+                <w:szCs w:val="18"/>
+              </w:rPr>
+              <w:t xml:space="preserve">0</w:t>
+            </w:r>
+            <w:r>
+              <w:rPr>
+                <w:sz w:val="19"/>
+                <w:szCs w:val="19"/>
+              </w:rPr>
+              <w:t xml:space="preserve"> / </w:t>
+            </w:r>
+            <w:r>
+              <w:rPr>
+                <w:rFonts w:ascii="Consolas" w:cs="Consolas" w:eastAsia="Consolas" w:hAnsi="Consolas"/>
+                <w:color w:val="0F5FDC"/>
+                <w:sz w:val="18"/>
+                <w:szCs w:val="18"/>
+              </w:rPr>
+              <w:t xml:space="preserve">1</w:t>
+            </w:r>
+            <w:r>
+              <w:rPr>
+                <w:sz w:val="19"/>
+                <w:szCs w:val="19"/>
+              </w:rPr>
+              <w:t xml:space="preserve"> if users keep their mailbox outside Domino (the usual case). See D3a before changing.</w:t>
             </w:r>
           </w:p>
         </w:tc>
@@ -15565,7 +15664,7 @@
                 <w:sz w:val="19"/>
                 <w:szCs w:val="19"/>
               </w:rPr>
-              <w:t xml:space="preserve">B15</w:t>
+              <w:t xml:space="preserve">D3a</w:t>
             </w:r>
           </w:p>
         </w:tc>
@@ -15601,6 +15700,104 @@
                 <w:sz w:val="19"/>
                 <w:szCs w:val="19"/>
               </w:rPr>
+              <w:t xml:space="preserve">LogServer / LogDb</w:t>
+            </w:r>
+          </w:p>
+        </w:tc>
+        <w:tc>
+          <w:tcPr>
+            <w:tcW w:type="dxa" w:w="5251"/>
+            <w:tcBorders>
+              <w:top w:val="single" w:color="DCE6F0" w:sz="4"/>
+              <w:left w:val="single" w:color="DCE6F0" w:sz="4"/>
+              <w:bottom w:val="single" w:color="DCE6F0" w:sz="4"/>
+              <w:right w:val="single" w:color="DCE6F0" w:sz="4"/>
+            </w:tcBorders>
+            <w:shd w:fill="F7F7FC" w:color="auto" w:val="clear"/>
+            <w:tcMar>
+              <w:top w:type="dxa" w:w="60"/>
+              <w:left w:type="dxa" w:w="100"/>
+              <w:bottom w:type="dxa" w:w="60"/>
+              <w:right w:type="dxa" w:w="100"/>
+            </w:tcMar>
+            <w:vAlign w:val="top"/>
+          </w:tcPr>
+          <w:p>
+            <w:pPr>
+              <w:spacing w:after="0" w:before="0"/>
+            </w:pPr>
+            <w:r>
+              <w:rPr>
+                <w:sz w:val="19"/>
+                <w:szCs w:val="19"/>
+              </w:rPr>
+              <w:t xml:space="preserve">Leave empty unless you create the log database in B15</w:t>
+            </w:r>
+          </w:p>
+        </w:tc>
+        <w:tc>
+          <w:tcPr>
+            <w:tcW w:type="dxa" w:w="2019"/>
+            <w:tcBorders>
+              <w:top w:val="single" w:color="DCE6F0" w:sz="4"/>
+              <w:left w:val="single" w:color="DCE6F0" w:sz="4"/>
+              <w:bottom w:val="single" w:color="DCE6F0" w:sz="4"/>
+              <w:right w:val="single" w:color="DCE6F0" w:sz="4"/>
+            </w:tcBorders>
+            <w:shd w:fill="F7F7FC" w:color="auto" w:val="clear"/>
+            <w:tcMar>
+              <w:top w:type="dxa" w:w="60"/>
+              <w:left w:type="dxa" w:w="100"/>
+              <w:bottom w:type="dxa" w:w="60"/>
+              <w:right w:type="dxa" w:w="100"/>
+            </w:tcMar>
+            <w:vAlign w:val="top"/>
+          </w:tcPr>
+          <w:p>
+            <w:pPr>
+              <w:spacing w:after="0" w:before="0"/>
+            </w:pPr>
+            <w:r>
+              <w:rPr>
+                <w:sz w:val="19"/>
+                <w:szCs w:val="19"/>
+              </w:rPr>
+              <w:t xml:space="preserve">B15</w:t>
+            </w:r>
+          </w:p>
+        </w:tc>
+      </w:tr>
+      <w:tr>
+        <w:trPr>
+          <w:cantSplit/>
+        </w:trPr>
+        <w:tc>
+          <w:tcPr>
+            <w:tcW w:type="dxa" w:w="2368"/>
+            <w:tcBorders>
+              <w:top w:val="single" w:color="DCE6F0" w:sz="4"/>
+              <w:left w:val="single" w:color="DCE6F0" w:sz="4"/>
+              <w:bottom w:val="single" w:color="DCE6F0" w:sz="4"/>
+              <w:right w:val="single" w:color="DCE6F0" w:sz="4"/>
+            </w:tcBorders>
+            <w:shd w:fill="FFFFFF" w:color="auto" w:val="clear"/>
+            <w:tcMar>
+              <w:top w:type="dxa" w:w="60"/>
+              <w:left w:type="dxa" w:w="100"/>
+              <w:bottom w:type="dxa" w:w="60"/>
+              <w:right w:type="dxa" w:w="100"/>
+            </w:tcMar>
+            <w:vAlign w:val="top"/>
+          </w:tcPr>
+          <w:p>
+            <w:pPr>
+              <w:spacing w:after="0" w:before="0"/>
+            </w:pPr>
+            <w:r>
+              <w:rPr>
+                <w:sz w:val="19"/>
+                <w:szCs w:val="19"/>
+              </w:rPr>
               <w:t xml:space="preserve">DryRun</w:t>
             </w:r>
           </w:p>
@@ -15614,7 +15811,7 @@
               <w:bottom w:val="single" w:color="DCE6F0" w:sz="4"/>
               <w:right w:val="single" w:color="DCE6F0" w:sz="4"/>
             </w:tcBorders>
-            <w:shd w:fill="F7F7FC" w:color="auto" w:val="clear"/>
+            <w:shd w:fill="FFFFFF" w:color="auto" w:val="clear"/>
             <w:tcMar>
               <w:top w:type="dxa" w:w="60"/>
               <w:left w:type="dxa" w:w="100"/>
@@ -15654,7 +15851,7 @@
               <w:bottom w:val="single" w:color="DCE6F0" w:sz="4"/>
               <w:right w:val="single" w:color="DCE6F0" w:sz="4"/>
             </w:tcBorders>
-            <w:shd w:fill="F7F7FC" w:color="auto" w:val="clear"/>
+            <w:shd w:fill="FFFFFF" w:color="auto" w:val="clear"/>
             <w:tcMar>
               <w:top w:type="dxa" w:w="60"/>
               <w:left w:type="dxa" w:w="100"/>
@@ -29485,6 +29682,2136 @@
         <w:pStyle w:val="Heading2"/>
       </w:pPr>
       <w:r>
+        <w:t xml:space="preserve">D3a Mail settings explained: CreateMailDb and PreserveMailSystem</w:t>
+      </w:r>
+    </w:p>
+    <w:p>
+      <w:r>
+        <w:rPr>
+          <w:b/>
+          <w:bCs/>
+        </w:rPr>
+        <w:t xml:space="preserve">Background.</w:t>
+      </w:r>
+      <w:r>
+        <w:t xml:space="preserve"> DirSync users usually keep their mailbox </w:t>
+      </w:r>
+      <w:r>
+        <w:rPr>
+          <w:b/>
+          <w:bCs/>
+        </w:rPr>
+        <w:t xml:space="preserve">outside Domino</w:t>
+      </w:r>
+      <w:r>
+        <w:t xml:space="preserve"> (Exchange, Microsoft 365, Gmail…). Their Person document says </w:t>
+      </w:r>
+      <w:r>
+        <w:rPr>
+          <w:i/>
+          <w:iCs/>
+        </w:rPr>
+        <w:t xml:space="preserve">Mail system = Other Internet Mail</w:t>
+      </w:r>
+      <w:r>
+        <w:t xml:space="preserve">, </w:t>
+      </w:r>
+      <w:r>
+        <w:rPr>
+          <w:i/>
+          <w:iCs/>
+        </w:rPr>
+        <w:t xml:space="preserve">Mail file</w:t>
+      </w:r>
+      <w:r>
+        <w:t xml:space="preserve"> is empty, and Domino delivers mail for them to their Internet address. They only need a </w:t>
+      </w:r>
+      <w:r>
+        <w:rPr>
+          <w:b/>
+          <w:bCs/>
+        </w:rPr>
+        <w:t xml:space="preserve">Notes ID</w:t>
+      </w:r>
+      <w:r>
+        <w:t xml:space="preserve">, for applications and the ID vault, not a Domino mailbox.</w:t>
+      </w:r>
+    </w:p>
+    <w:p>
+      <w:pPr>
+        <w:pStyle w:val="Heading3"/>
+      </w:pPr>
+      <w:r>
+        <w:t xml:space="preserve">CreateMailDb: should registration create a Domino mailbox?</w:t>
+      </w:r>
+    </w:p>
+    <w:tbl>
+      <w:tblPr>
+        <w:tblW w:type="dxa" w:w="9638"/>
+        <w:tblBorders>
+          <w:top w:val="single" w:color="auto" w:sz="4"/>
+          <w:left w:val="single" w:color="auto" w:sz="4"/>
+          <w:bottom w:val="single" w:color="auto" w:sz="4"/>
+          <w:right w:val="single" w:color="auto" w:sz="4"/>
+          <w:insideH w:val="single" w:color="auto" w:sz="4"/>
+          <w:insideV w:val="single" w:color="auto" w:sz="4"/>
+        </w:tblBorders>
+      </w:tblPr>
+      <w:tblGrid>
+        <w:gridCol w:w="1544"/>
+        <w:gridCol w:w="4942"/>
+        <w:gridCol w:w="3152"/>
+      </w:tblGrid>
+      <w:tr>
+        <w:trPr>
+          <w:tblHeader/>
+        </w:trPr>
+        <w:tc>
+          <w:tcPr>
+            <w:tcW w:type="dxa" w:w="1544"/>
+            <w:tcBorders>
+              <w:top w:val="single" w:color="DCE6F0" w:sz="4"/>
+              <w:left w:val="single" w:color="DCE6F0" w:sz="4"/>
+              <w:bottom w:val="single" w:color="DCE6F0" w:sz="4"/>
+              <w:right w:val="single" w:color="DCE6F0" w:sz="4"/>
+            </w:tcBorders>
+            <w:shd w:fill="17707F" w:color="auto" w:val="clear"/>
+            <w:tcMar>
+              <w:top w:type="dxa" w:w="60"/>
+              <w:left w:type="dxa" w:w="100"/>
+              <w:bottom w:type="dxa" w:w="60"/>
+              <w:right w:type="dxa" w:w="100"/>
+            </w:tcMar>
+            <w:vAlign w:val="top"/>
+          </w:tcPr>
+          <w:p>
+            <w:pPr>
+              <w:spacing w:after="0" w:before="0"/>
+            </w:pPr>
+            <w:r>
+              <w:rPr>
+                <w:b/>
+                <w:bCs/>
+                <w:color w:val="FFFFFF"/>
+                <w:sz w:val="19"/>
+                <w:szCs w:val="19"/>
+              </w:rPr>
+              <w:t xml:space="preserve">Value</w:t>
+            </w:r>
+          </w:p>
+        </w:tc>
+        <w:tc>
+          <w:tcPr>
+            <w:tcW w:type="dxa" w:w="4942"/>
+            <w:tcBorders>
+              <w:top w:val="single" w:color="DCE6F0" w:sz="4"/>
+              <w:left w:val="single" w:color="DCE6F0" w:sz="4"/>
+              <w:bottom w:val="single" w:color="DCE6F0" w:sz="4"/>
+              <w:right w:val="single" w:color="DCE6F0" w:sz="4"/>
+            </w:tcBorders>
+            <w:shd w:fill="17707F" w:color="auto" w:val="clear"/>
+            <w:tcMar>
+              <w:top w:type="dxa" w:w="60"/>
+              <w:left w:type="dxa" w:w="100"/>
+              <w:bottom w:type="dxa" w:w="60"/>
+              <w:right w:type="dxa" w:w="100"/>
+            </w:tcMar>
+            <w:vAlign w:val="top"/>
+          </w:tcPr>
+          <w:p>
+            <w:pPr>
+              <w:spacing w:after="0" w:before="0"/>
+            </w:pPr>
+            <w:r>
+              <w:rPr>
+                <w:b/>
+                <w:bCs/>
+                <w:color w:val="FFFFFF"/>
+                <w:sz w:val="19"/>
+                <w:szCs w:val="19"/>
+              </w:rPr>
+              <w:t xml:space="preserve">What happens</w:t>
+            </w:r>
+          </w:p>
+        </w:tc>
+        <w:tc>
+          <w:tcPr>
+            <w:tcW w:type="dxa" w:w="3152"/>
+            <w:tcBorders>
+              <w:top w:val="single" w:color="DCE6F0" w:sz="4"/>
+              <w:left w:val="single" w:color="DCE6F0" w:sz="4"/>
+              <w:bottom w:val="single" w:color="DCE6F0" w:sz="4"/>
+              <w:right w:val="single" w:color="DCE6F0" w:sz="4"/>
+            </w:tcBorders>
+            <w:shd w:fill="17707F" w:color="auto" w:val="clear"/>
+            <w:tcMar>
+              <w:top w:type="dxa" w:w="60"/>
+              <w:left w:type="dxa" w:w="100"/>
+              <w:bottom w:type="dxa" w:w="60"/>
+              <w:right w:type="dxa" w:w="100"/>
+            </w:tcMar>
+            <w:vAlign w:val="top"/>
+          </w:tcPr>
+          <w:p>
+            <w:pPr>
+              <w:spacing w:after="0" w:before="0"/>
+            </w:pPr>
+            <w:r>
+              <w:rPr>
+                <w:b/>
+                <w:bCs/>
+                <w:color w:val="FFFFFF"/>
+                <w:sz w:val="19"/>
+                <w:szCs w:val="19"/>
+              </w:rPr>
+              <w:t xml:space="preserve">Choose it when</w:t>
+            </w:r>
+          </w:p>
+        </w:tc>
+      </w:tr>
+      <w:tr>
+        <w:trPr>
+          <w:cantSplit/>
+        </w:trPr>
+        <w:tc>
+          <w:tcPr>
+            <w:tcW w:type="dxa" w:w="1544"/>
+            <w:tcBorders>
+              <w:top w:val="single" w:color="DCE6F0" w:sz="4"/>
+              <w:left w:val="single" w:color="DCE6F0" w:sz="4"/>
+              <w:bottom w:val="single" w:color="DCE6F0" w:sz="4"/>
+              <w:right w:val="single" w:color="DCE6F0" w:sz="4"/>
+            </w:tcBorders>
+            <w:shd w:fill="FFFFFF" w:color="auto" w:val="clear"/>
+            <w:tcMar>
+              <w:top w:type="dxa" w:w="60"/>
+              <w:left w:type="dxa" w:w="100"/>
+              <w:bottom w:type="dxa" w:w="60"/>
+              <w:right w:type="dxa" w:w="100"/>
+            </w:tcMar>
+            <w:vAlign w:val="top"/>
+          </w:tcPr>
+          <w:p>
+            <w:pPr>
+              <w:spacing w:after="0" w:before="0"/>
+            </w:pPr>
+            <w:r>
+              <w:rPr>
+                <w:rFonts w:ascii="Consolas" w:cs="Consolas" w:eastAsia="Consolas" w:hAnsi="Consolas"/>
+                <w:color w:val="0F5FDC"/>
+                <w:sz w:val="18"/>
+                <w:szCs w:val="18"/>
+              </w:rPr>
+              <w:t xml:space="preserve">0</w:t>
+            </w:r>
+            <w:r>
+              <w:rPr>
+                <w:sz w:val="19"/>
+                <w:szCs w:val="19"/>
+              </w:rPr>
+              <w:t xml:space="preserve"> (default)</w:t>
+            </w:r>
+          </w:p>
+        </w:tc>
+        <w:tc>
+          <w:tcPr>
+            <w:tcW w:type="dxa" w:w="4942"/>
+            <w:tcBorders>
+              <w:top w:val="single" w:color="DCE6F0" w:sz="4"/>
+              <w:left w:val="single" w:color="DCE6F0" w:sz="4"/>
+              <w:bottom w:val="single" w:color="DCE6F0" w:sz="4"/>
+              <w:right w:val="single" w:color="DCE6F0" w:sz="4"/>
+            </w:tcBorders>
+            <w:shd w:fill="FFFFFF" w:color="auto" w:val="clear"/>
+            <w:tcMar>
+              <w:top w:type="dxa" w:w="60"/>
+              <w:left w:type="dxa" w:w="100"/>
+              <w:bottom w:type="dxa" w:w="60"/>
+              <w:right w:type="dxa" w:w="100"/>
+            </w:tcMar>
+            <w:vAlign w:val="top"/>
+          </w:tcPr>
+          <w:p>
+            <w:pPr>
+              <w:spacing w:after="0" w:before="0"/>
+            </w:pPr>
+            <w:r>
+              <w:rPr>
+                <w:sz w:val="19"/>
+                <w:szCs w:val="19"/>
+              </w:rPr>
+              <w:t xml:space="preserve">No mail file is created. Only the Notes ID is created and stored in the vault.</w:t>
+            </w:r>
+          </w:p>
+        </w:tc>
+        <w:tc>
+          <w:tcPr>
+            <w:tcW w:type="dxa" w:w="3152"/>
+            <w:tcBorders>
+              <w:top w:val="single" w:color="DCE6F0" w:sz="4"/>
+              <w:left w:val="single" w:color="DCE6F0" w:sz="4"/>
+              <w:bottom w:val="single" w:color="DCE6F0" w:sz="4"/>
+              <w:right w:val="single" w:color="DCE6F0" w:sz="4"/>
+            </w:tcBorders>
+            <w:shd w:fill="FFFFFF" w:color="auto" w:val="clear"/>
+            <w:tcMar>
+              <w:top w:type="dxa" w:w="60"/>
+              <w:left w:type="dxa" w:w="100"/>
+              <w:bottom w:type="dxa" w:w="60"/>
+              <w:right w:type="dxa" w:w="100"/>
+            </w:tcMar>
+            <w:vAlign w:val="top"/>
+          </w:tcPr>
+          <w:p>
+            <w:pPr>
+              <w:spacing w:after="0" w:before="0"/>
+            </w:pPr>
+            <w:r>
+              <w:rPr>
+                <w:sz w:val="19"/>
+                <w:szCs w:val="19"/>
+              </w:rPr>
+              <w:t xml:space="preserve">Users keep their mailbox where it is today</w:t>
+            </w:r>
+          </w:p>
+        </w:tc>
+      </w:tr>
+      <w:tr>
+        <w:trPr>
+          <w:cantSplit/>
+        </w:trPr>
+        <w:tc>
+          <w:tcPr>
+            <w:tcW w:type="dxa" w:w="1544"/>
+            <w:tcBorders>
+              <w:top w:val="single" w:color="DCE6F0" w:sz="4"/>
+              <w:left w:val="single" w:color="DCE6F0" w:sz="4"/>
+              <w:bottom w:val="single" w:color="DCE6F0" w:sz="4"/>
+              <w:right w:val="single" w:color="DCE6F0" w:sz="4"/>
+            </w:tcBorders>
+            <w:shd w:fill="F7F7FC" w:color="auto" w:val="clear"/>
+            <w:tcMar>
+              <w:top w:type="dxa" w:w="60"/>
+              <w:left w:type="dxa" w:w="100"/>
+              <w:bottom w:type="dxa" w:w="60"/>
+              <w:right w:type="dxa" w:w="100"/>
+            </w:tcMar>
+            <w:vAlign w:val="top"/>
+          </w:tcPr>
+          <w:p>
+            <w:pPr>
+              <w:spacing w:after="0" w:before="0"/>
+            </w:pPr>
+            <w:r>
+              <w:rPr>
+                <w:rFonts w:ascii="Consolas" w:cs="Consolas" w:eastAsia="Consolas" w:hAnsi="Consolas"/>
+                <w:color w:val="0F5FDC"/>
+                <w:sz w:val="18"/>
+                <w:szCs w:val="18"/>
+              </w:rPr>
+              <w:t xml:space="preserve">1</w:t>
+            </w:r>
+          </w:p>
+        </w:tc>
+        <w:tc>
+          <w:tcPr>
+            <w:tcW w:type="dxa" w:w="4942"/>
+            <w:tcBorders>
+              <w:top w:val="single" w:color="DCE6F0" w:sz="4"/>
+              <w:left w:val="single" w:color="DCE6F0" w:sz="4"/>
+              <w:bottom w:val="single" w:color="DCE6F0" w:sz="4"/>
+              <w:right w:val="single" w:color="DCE6F0" w:sz="4"/>
+            </w:tcBorders>
+            <w:shd w:fill="F7F7FC" w:color="auto" w:val="clear"/>
+            <w:tcMar>
+              <w:top w:type="dxa" w:w="60"/>
+              <w:left w:type="dxa" w:w="100"/>
+              <w:bottom w:type="dxa" w:w="60"/>
+              <w:right w:type="dxa" w:w="100"/>
+            </w:tcMar>
+            <w:vAlign w:val="top"/>
+          </w:tcPr>
+          <w:p>
+            <w:pPr>
+              <w:spacing w:after="0" w:before="0"/>
+            </w:pPr>
+            <w:r>
+              <w:rPr>
+                <w:sz w:val="19"/>
+                <w:szCs w:val="19"/>
+              </w:rPr>
+              <w:t xml:space="preserve">A Domino mail file </w:t>
+            </w:r>
+            <w:r>
+              <w:rPr>
+                <w:rFonts w:ascii="Consolas" w:cs="Consolas" w:eastAsia="Consolas" w:hAnsi="Consolas"/>
+                <w:color w:val="0F5FDC"/>
+                <w:sz w:val="18"/>
+                <w:szCs w:val="18"/>
+              </w:rPr>
+              <w:t xml:space="preserve">mail\&lt;shortname&gt;_&lt;noteid&gt;.nsf</w:t>
+            </w:r>
+            <w:r>
+              <w:rPr>
+                <w:sz w:val="19"/>
+                <w:szCs w:val="19"/>
+              </w:rPr>
+              <w:t xml:space="preserve"> is created on the user's home server, and the user becomes a Domino (Notes) mail user</w:t>
+            </w:r>
+          </w:p>
+        </w:tc>
+        <w:tc>
+          <w:tcPr>
+            <w:tcW w:type="dxa" w:w="3152"/>
+            <w:tcBorders>
+              <w:top w:val="single" w:color="DCE6F0" w:sz="4"/>
+              <w:left w:val="single" w:color="DCE6F0" w:sz="4"/>
+              <w:bottom w:val="single" w:color="DCE6F0" w:sz="4"/>
+              <w:right w:val="single" w:color="DCE6F0" w:sz="4"/>
+            </w:tcBorders>
+            <w:shd w:fill="F7F7FC" w:color="auto" w:val="clear"/>
+            <w:tcMar>
+              <w:top w:type="dxa" w:w="60"/>
+              <w:left w:type="dxa" w:w="100"/>
+              <w:bottom w:type="dxa" w:w="60"/>
+              <w:right w:type="dxa" w:w="100"/>
+            </w:tcMar>
+            <w:vAlign w:val="top"/>
+          </w:tcPr>
+          <w:p>
+            <w:pPr>
+              <w:spacing w:after="0" w:before="0"/>
+            </w:pPr>
+            <w:r>
+              <w:rPr>
+                <w:sz w:val="19"/>
+                <w:szCs w:val="19"/>
+              </w:rPr>
+              <w:t xml:space="preserve">You are moving these users' mail to Domino. Needs </w:t>
+            </w:r>
+            <w:r>
+              <w:rPr>
+                <w:i/>
+                <w:iCs/>
+                <w:sz w:val="19"/>
+                <w:szCs w:val="19"/>
+              </w:rPr>
+              <w:t xml:space="preserve">Create databases</w:t>
+            </w:r>
+            <w:r>
+              <w:rPr>
+                <w:sz w:val="19"/>
+                <w:szCs w:val="19"/>
+              </w:rPr>
+              <w:t xml:space="preserve"> rights on the home servers.</w:t>
+            </w:r>
+          </w:p>
+        </w:tc>
+      </w:tr>
+    </w:tbl>
+    <w:p>
+      <w:pPr>
+        <w:spacing w:after="80" w:before="0"/>
+      </w:pPr>
+    </w:p>
+    <w:p>
+      <w:pPr>
+        <w:pStyle w:val="Heading3"/>
+      </w:pPr>
+      <w:r>
+        <w:t xml:space="preserve">PreserveMailSystem: keep the user's mail routing as it was (only when CreateMailDb=0)</w:t>
+      </w:r>
+    </w:p>
+    <w:p>
+      <w:r>
+        <w:t xml:space="preserve">Registration can switch the Person document to </w:t>
+      </w:r>
+      <w:r>
+        <w:rPr>
+          <w:b/>
+          <w:bCs/>
+        </w:rPr>
+        <w:t xml:space="preserve">Notes</w:t>
+      </w:r>
+      <w:r>
+        <w:t xml:space="preserve"> mail with a mail file path, even though no mail file was created. Domino would then try to deliver the user's mail to a mailbox that does not exist. With </w:t>
+      </w:r>
+      <w:r>
+        <w:rPr>
+          <w:rFonts w:ascii="Consolas" w:cs="Consolas" w:eastAsia="Consolas" w:hAnsi="Consolas"/>
+          <w:color w:val="0F5FDC"/>
+          <w:sz w:val="20"/>
+          <w:szCs w:val="20"/>
+        </w:rPr>
+        <w:t xml:space="preserve">PreserveMailSystem=1</w:t>
+      </w:r>
+      <w:r>
+        <w:t xml:space="preserve">, BulkReg checks the Person document straight after registration and </w:t>
+      </w:r>
+      <w:r>
+        <w:rPr>
+          <w:b/>
+          <w:bCs/>
+        </w:rPr>
+        <w:t xml:space="preserve">puts back the values it had before</w:t>
+      </w:r>
+      <w:r>
+        <w:t xml:space="preserve">.</w:t>
+      </w:r>
+    </w:p>
+    <w:tbl>
+      <w:tblPr>
+        <w:tblW w:type="dxa" w:w="9638"/>
+        <w:tblBorders>
+          <w:top w:val="single" w:color="auto" w:sz="4"/>
+          <w:left w:val="single" w:color="auto" w:sz="4"/>
+          <w:bottom w:val="single" w:color="auto" w:sz="4"/>
+          <w:right w:val="single" w:color="auto" w:sz="4"/>
+          <w:insideH w:val="single" w:color="auto" w:sz="4"/>
+          <w:insideV w:val="single" w:color="auto" w:sz="4"/>
+        </w:tblBorders>
+      </w:tblPr>
+      <w:tblGrid>
+        <w:gridCol w:w="2265"/>
+        <w:gridCol w:w="4839"/>
+        <w:gridCol w:w="2534"/>
+      </w:tblGrid>
+      <w:tr>
+        <w:trPr>
+          <w:tblHeader/>
+        </w:trPr>
+        <w:tc>
+          <w:tcPr>
+            <w:tcW w:type="dxa" w:w="2265"/>
+            <w:tcBorders>
+              <w:top w:val="single" w:color="DCE6F0" w:sz="4"/>
+              <w:left w:val="single" w:color="DCE6F0" w:sz="4"/>
+              <w:bottom w:val="single" w:color="DCE6F0" w:sz="4"/>
+              <w:right w:val="single" w:color="DCE6F0" w:sz="4"/>
+            </w:tcBorders>
+            <w:shd w:fill="17707F" w:color="auto" w:val="clear"/>
+            <w:tcMar>
+              <w:top w:type="dxa" w:w="60"/>
+              <w:left w:type="dxa" w:w="100"/>
+              <w:bottom w:type="dxa" w:w="60"/>
+              <w:right w:type="dxa" w:w="100"/>
+            </w:tcMar>
+            <w:vAlign w:val="top"/>
+          </w:tcPr>
+          <w:p>
+            <w:pPr>
+              <w:spacing w:after="0" w:before="0"/>
+            </w:pPr>
+            <w:r>
+              <w:rPr>
+                <w:b/>
+                <w:bCs/>
+                <w:color w:val="FFFFFF"/>
+                <w:sz w:val="19"/>
+                <w:szCs w:val="19"/>
+              </w:rPr>
+              <w:t xml:space="preserve">Value</w:t>
+            </w:r>
+          </w:p>
+        </w:tc>
+        <w:tc>
+          <w:tcPr>
+            <w:tcW w:type="dxa" w:w="4839"/>
+            <w:tcBorders>
+              <w:top w:val="single" w:color="DCE6F0" w:sz="4"/>
+              <w:left w:val="single" w:color="DCE6F0" w:sz="4"/>
+              <w:bottom w:val="single" w:color="DCE6F0" w:sz="4"/>
+              <w:right w:val="single" w:color="DCE6F0" w:sz="4"/>
+            </w:tcBorders>
+            <w:shd w:fill="17707F" w:color="auto" w:val="clear"/>
+            <w:tcMar>
+              <w:top w:type="dxa" w:w="60"/>
+              <w:left w:type="dxa" w:w="100"/>
+              <w:bottom w:type="dxa" w:w="60"/>
+              <w:right w:type="dxa" w:w="100"/>
+            </w:tcMar>
+            <w:vAlign w:val="top"/>
+          </w:tcPr>
+          <w:p>
+            <w:pPr>
+              <w:spacing w:after="0" w:before="0"/>
+            </w:pPr>
+            <w:r>
+              <w:rPr>
+                <w:b/>
+                <w:bCs/>
+                <w:color w:val="FFFFFF"/>
+                <w:sz w:val="19"/>
+                <w:szCs w:val="19"/>
+              </w:rPr>
+              <w:t xml:space="preserve">What happens</w:t>
+            </w:r>
+          </w:p>
+        </w:tc>
+        <w:tc>
+          <w:tcPr>
+            <w:tcW w:type="dxa" w:w="2534"/>
+            <w:tcBorders>
+              <w:top w:val="single" w:color="DCE6F0" w:sz="4"/>
+              <w:left w:val="single" w:color="DCE6F0" w:sz="4"/>
+              <w:bottom w:val="single" w:color="DCE6F0" w:sz="4"/>
+              <w:right w:val="single" w:color="DCE6F0" w:sz="4"/>
+            </w:tcBorders>
+            <w:shd w:fill="17707F" w:color="auto" w:val="clear"/>
+            <w:tcMar>
+              <w:top w:type="dxa" w:w="60"/>
+              <w:left w:type="dxa" w:w="100"/>
+              <w:bottom w:type="dxa" w:w="60"/>
+              <w:right w:type="dxa" w:w="100"/>
+            </w:tcMar>
+            <w:vAlign w:val="top"/>
+          </w:tcPr>
+          <w:p>
+            <w:pPr>
+              <w:spacing w:after="0" w:before="0"/>
+            </w:pPr>
+            <w:r>
+              <w:rPr>
+                <w:b/>
+                <w:bCs/>
+                <w:color w:val="FFFFFF"/>
+                <w:sz w:val="19"/>
+                <w:szCs w:val="19"/>
+              </w:rPr>
+              <w:t xml:space="preserve">Choose it when</w:t>
+            </w:r>
+          </w:p>
+        </w:tc>
+      </w:tr>
+      <w:tr>
+        <w:trPr>
+          <w:cantSplit/>
+        </w:trPr>
+        <w:tc>
+          <w:tcPr>
+            <w:tcW w:type="dxa" w:w="2265"/>
+            <w:tcBorders>
+              <w:top w:val="single" w:color="DCE6F0" w:sz="4"/>
+              <w:left w:val="single" w:color="DCE6F0" w:sz="4"/>
+              <w:bottom w:val="single" w:color="DCE6F0" w:sz="4"/>
+              <w:right w:val="single" w:color="DCE6F0" w:sz="4"/>
+            </w:tcBorders>
+            <w:shd w:fill="FFFFFF" w:color="auto" w:val="clear"/>
+            <w:tcMar>
+              <w:top w:type="dxa" w:w="60"/>
+              <w:left w:type="dxa" w:w="100"/>
+              <w:bottom w:type="dxa" w:w="60"/>
+              <w:right w:type="dxa" w:w="100"/>
+            </w:tcMar>
+            <w:vAlign w:val="top"/>
+          </w:tcPr>
+          <w:p>
+            <w:pPr>
+              <w:spacing w:after="0" w:before="0"/>
+            </w:pPr>
+            <w:r>
+              <w:rPr>
+                <w:rFonts w:ascii="Consolas" w:cs="Consolas" w:eastAsia="Consolas" w:hAnsi="Consolas"/>
+                <w:color w:val="0F5FDC"/>
+                <w:sz w:val="18"/>
+                <w:szCs w:val="18"/>
+              </w:rPr>
+              <w:t xml:space="preserve">1</w:t>
+            </w:r>
+            <w:r>
+              <w:rPr>
+                <w:sz w:val="19"/>
+                <w:szCs w:val="19"/>
+              </w:rPr>
+              <w:t xml:space="preserve"> (default, recommended)</w:t>
+            </w:r>
+          </w:p>
+        </w:tc>
+        <w:tc>
+          <w:tcPr>
+            <w:tcW w:type="dxa" w:w="4839"/>
+            <w:tcBorders>
+              <w:top w:val="single" w:color="DCE6F0" w:sz="4"/>
+              <w:left w:val="single" w:color="DCE6F0" w:sz="4"/>
+              <w:bottom w:val="single" w:color="DCE6F0" w:sz="4"/>
+              <w:right w:val="single" w:color="DCE6F0" w:sz="4"/>
+            </w:tcBorders>
+            <w:shd w:fill="FFFFFF" w:color="auto" w:val="clear"/>
+            <w:tcMar>
+              <w:top w:type="dxa" w:w="60"/>
+              <w:left w:type="dxa" w:w="100"/>
+              <w:bottom w:type="dxa" w:w="60"/>
+              <w:right w:type="dxa" w:w="100"/>
+            </w:tcMar>
+            <w:vAlign w:val="top"/>
+          </w:tcPr>
+          <w:p>
+            <w:pPr>
+              <w:spacing w:after="0" w:before="0"/>
+            </w:pPr>
+            <w:r>
+              <w:rPr>
+                <w:sz w:val="19"/>
+                <w:szCs w:val="19"/>
+              </w:rPr>
+              <w:t xml:space="preserve">Mail system and Mail file are restored to their pre-registration values. Mail keeps flowing to the external mailbox exactly as before.</w:t>
+            </w:r>
+          </w:p>
+        </w:tc>
+        <w:tc>
+          <w:tcPr>
+            <w:tcW w:type="dxa" w:w="2534"/>
+            <w:tcBorders>
+              <w:top w:val="single" w:color="DCE6F0" w:sz="4"/>
+              <w:left w:val="single" w:color="DCE6F0" w:sz="4"/>
+              <w:bottom w:val="single" w:color="DCE6F0" w:sz="4"/>
+              <w:right w:val="single" w:color="DCE6F0" w:sz="4"/>
+            </w:tcBorders>
+            <w:shd w:fill="FFFFFF" w:color="auto" w:val="clear"/>
+            <w:tcMar>
+              <w:top w:type="dxa" w:w="60"/>
+              <w:left w:type="dxa" w:w="100"/>
+              <w:bottom w:type="dxa" w:w="60"/>
+              <w:right w:type="dxa" w:w="100"/>
+            </w:tcMar>
+            <w:vAlign w:val="top"/>
+          </w:tcPr>
+          <w:p>
+            <w:pPr>
+              <w:spacing w:after="0" w:before="0"/>
+            </w:pPr>
+            <w:r>
+              <w:rPr>
+                <w:sz w:val="19"/>
+                <w:szCs w:val="19"/>
+              </w:rPr>
+              <w:t xml:space="preserve">Users keep their external mailbox</w:t>
+            </w:r>
+          </w:p>
+        </w:tc>
+      </w:tr>
+      <w:tr>
+        <w:trPr>
+          <w:cantSplit/>
+        </w:trPr>
+        <w:tc>
+          <w:tcPr>
+            <w:tcW w:type="dxa" w:w="2265"/>
+            <w:tcBorders>
+              <w:top w:val="single" w:color="DCE6F0" w:sz="4"/>
+              <w:left w:val="single" w:color="DCE6F0" w:sz="4"/>
+              <w:bottom w:val="single" w:color="DCE6F0" w:sz="4"/>
+              <w:right w:val="single" w:color="DCE6F0" w:sz="4"/>
+            </w:tcBorders>
+            <w:shd w:fill="F7F7FC" w:color="auto" w:val="clear"/>
+            <w:tcMar>
+              <w:top w:type="dxa" w:w="60"/>
+              <w:left w:type="dxa" w:w="100"/>
+              <w:bottom w:type="dxa" w:w="60"/>
+              <w:right w:type="dxa" w:w="100"/>
+            </w:tcMar>
+            <w:vAlign w:val="top"/>
+          </w:tcPr>
+          <w:p>
+            <w:pPr>
+              <w:spacing w:after="0" w:before="0"/>
+            </w:pPr>
+            <w:r>
+              <w:rPr>
+                <w:rFonts w:ascii="Consolas" w:cs="Consolas" w:eastAsia="Consolas" w:hAnsi="Consolas"/>
+                <w:color w:val="0F5FDC"/>
+                <w:sz w:val="18"/>
+                <w:szCs w:val="18"/>
+              </w:rPr>
+              <w:t xml:space="preserve">0</w:t>
+            </w:r>
+          </w:p>
+        </w:tc>
+        <w:tc>
+          <w:tcPr>
+            <w:tcW w:type="dxa" w:w="4839"/>
+            <w:tcBorders>
+              <w:top w:val="single" w:color="DCE6F0" w:sz="4"/>
+              <w:left w:val="single" w:color="DCE6F0" w:sz="4"/>
+              <w:bottom w:val="single" w:color="DCE6F0" w:sz="4"/>
+              <w:right w:val="single" w:color="DCE6F0" w:sz="4"/>
+            </w:tcBorders>
+            <w:shd w:fill="F7F7FC" w:color="auto" w:val="clear"/>
+            <w:tcMar>
+              <w:top w:type="dxa" w:w="60"/>
+              <w:left w:type="dxa" w:w="100"/>
+              <w:bottom w:type="dxa" w:w="60"/>
+              <w:right w:type="dxa" w:w="100"/>
+            </w:tcMar>
+            <w:vAlign w:val="top"/>
+          </w:tcPr>
+          <w:p>
+            <w:pPr>
+              <w:spacing w:after="0" w:before="0"/>
+            </w:pPr>
+            <w:r>
+              <w:rPr>
+                <w:sz w:val="19"/>
+                <w:szCs w:val="19"/>
+              </w:rPr>
+              <w:t xml:space="preserve">BulkReg leaves whatever registration wrote</w:t>
+            </w:r>
+          </w:p>
+        </w:tc>
+        <w:tc>
+          <w:tcPr>
+            <w:tcW w:type="dxa" w:w="2534"/>
+            <w:tcBorders>
+              <w:top w:val="single" w:color="DCE6F0" w:sz="4"/>
+              <w:left w:val="single" w:color="DCE6F0" w:sz="4"/>
+              <w:bottom w:val="single" w:color="DCE6F0" w:sz="4"/>
+              <w:right w:val="single" w:color="DCE6F0" w:sz="4"/>
+            </w:tcBorders>
+            <w:shd w:fill="F7F7FC" w:color="auto" w:val="clear"/>
+            <w:tcMar>
+              <w:top w:type="dxa" w:w="60"/>
+              <w:left w:type="dxa" w:w="100"/>
+              <w:bottom w:type="dxa" w:w="60"/>
+              <w:right w:type="dxa" w:w="100"/>
+            </w:tcMar>
+            <w:vAlign w:val="top"/>
+          </w:tcPr>
+          <w:p>
+            <w:pPr>
+              <w:spacing w:after="0" w:before="0"/>
+            </w:pPr>
+            <w:r>
+              <w:rPr>
+                <w:sz w:val="19"/>
+                <w:szCs w:val="19"/>
+              </w:rPr>
+              <w:t xml:space="preserve">You will set the mail fields yourself, for example in a separate migration step</w:t>
+            </w:r>
+          </w:p>
+        </w:tc>
+      </w:tr>
+    </w:tbl>
+    <w:p>
+      <w:pPr>
+        <w:spacing w:after="80" w:before="0"/>
+      </w:pPr>
+    </w:p>
+    <w:p>
+      <w:pPr>
+        <w:pStyle w:val="Heading3"/>
+      </w:pPr>
+      <w:r>
+        <w:t xml:space="preserve">Example: one user, before and after (CreateMailDb=0, PreserveMailSystem=1)</w:t>
+      </w:r>
+    </w:p>
+    <w:tbl>
+      <w:tblPr>
+        <w:tblW w:type="dxa" w:w="9638"/>
+        <w:tblBorders>
+          <w:top w:val="single" w:color="auto" w:sz="4"/>
+          <w:left w:val="single" w:color="auto" w:sz="4"/>
+          <w:bottom w:val="single" w:color="auto" w:sz="4"/>
+          <w:right w:val="single" w:color="auto" w:sz="4"/>
+          <w:insideH w:val="single" w:color="auto" w:sz="4"/>
+          <w:insideV w:val="single" w:color="auto" w:sz="4"/>
+        </w:tblBorders>
+      </w:tblPr>
+      <w:tblGrid>
+        <w:gridCol w:w="2265"/>
+        <w:gridCol w:w="2162"/>
+        <w:gridCol w:w="2780"/>
+        <w:gridCol w:w="2431"/>
+      </w:tblGrid>
+      <w:tr>
+        <w:trPr>
+          <w:tblHeader/>
+        </w:trPr>
+        <w:tc>
+          <w:tcPr>
+            <w:tcW w:type="dxa" w:w="2265"/>
+            <w:tcBorders>
+              <w:top w:val="single" w:color="DCE6F0" w:sz="4"/>
+              <w:left w:val="single" w:color="DCE6F0" w:sz="4"/>
+              <w:bottom w:val="single" w:color="DCE6F0" w:sz="4"/>
+              <w:right w:val="single" w:color="DCE6F0" w:sz="4"/>
+            </w:tcBorders>
+            <w:shd w:fill="17707F" w:color="auto" w:val="clear"/>
+            <w:tcMar>
+              <w:top w:type="dxa" w:w="60"/>
+              <w:left w:type="dxa" w:w="100"/>
+              <w:bottom w:type="dxa" w:w="60"/>
+              <w:right w:type="dxa" w:w="100"/>
+            </w:tcMar>
+            <w:vAlign w:val="top"/>
+          </w:tcPr>
+          <w:p>
+            <w:pPr>
+              <w:spacing w:after="0" w:before="0"/>
+            </w:pPr>
+            <w:r>
+              <w:rPr>
+                <w:b/>
+                <w:bCs/>
+                <w:color w:val="FFFFFF"/>
+                <w:sz w:val="19"/>
+                <w:szCs w:val="19"/>
+              </w:rPr>
+              <w:t xml:space="preserve">Person document field</w:t>
+            </w:r>
+          </w:p>
+        </w:tc>
+        <w:tc>
+          <w:tcPr>
+            <w:tcW w:type="dxa" w:w="2162"/>
+            <w:tcBorders>
+              <w:top w:val="single" w:color="DCE6F0" w:sz="4"/>
+              <w:left w:val="single" w:color="DCE6F0" w:sz="4"/>
+              <w:bottom w:val="single" w:color="DCE6F0" w:sz="4"/>
+              <w:right w:val="single" w:color="DCE6F0" w:sz="4"/>
+            </w:tcBorders>
+            <w:shd w:fill="17707F" w:color="auto" w:val="clear"/>
+            <w:tcMar>
+              <w:top w:type="dxa" w:w="60"/>
+              <w:left w:type="dxa" w:w="100"/>
+              <w:bottom w:type="dxa" w:w="60"/>
+              <w:right w:type="dxa" w:w="100"/>
+            </w:tcMar>
+            <w:vAlign w:val="top"/>
+          </w:tcPr>
+          <w:p>
+            <w:pPr>
+              <w:spacing w:after="0" w:before="0"/>
+            </w:pPr>
+            <w:r>
+              <w:rPr>
+                <w:b/>
+                <w:bCs/>
+                <w:color w:val="FFFFFF"/>
+                <w:sz w:val="19"/>
+                <w:szCs w:val="19"/>
+              </w:rPr>
+              <w:t xml:space="preserve">Before registration</w:t>
+            </w:r>
+          </w:p>
+        </w:tc>
+        <w:tc>
+          <w:tcPr>
+            <w:tcW w:type="dxa" w:w="2780"/>
+            <w:tcBorders>
+              <w:top w:val="single" w:color="DCE6F0" w:sz="4"/>
+              <w:left w:val="single" w:color="DCE6F0" w:sz="4"/>
+              <w:bottom w:val="single" w:color="DCE6F0" w:sz="4"/>
+              <w:right w:val="single" w:color="DCE6F0" w:sz="4"/>
+            </w:tcBorders>
+            <w:shd w:fill="17707F" w:color="auto" w:val="clear"/>
+            <w:tcMar>
+              <w:top w:type="dxa" w:w="60"/>
+              <w:left w:type="dxa" w:w="100"/>
+              <w:bottom w:type="dxa" w:w="60"/>
+              <w:right w:type="dxa" w:w="100"/>
+            </w:tcMar>
+            <w:vAlign w:val="top"/>
+          </w:tcPr>
+          <w:p>
+            <w:pPr>
+              <w:spacing w:after="0" w:before="0"/>
+            </w:pPr>
+            <w:r>
+              <w:rPr>
+                <w:b/>
+                <w:bCs/>
+                <w:color w:val="FFFFFF"/>
+                <w:sz w:val="19"/>
+                <w:szCs w:val="19"/>
+              </w:rPr>
+              <w:t xml:space="preserve">Right after RegisterNewUser (possible)</w:t>
+            </w:r>
+          </w:p>
+        </w:tc>
+        <w:tc>
+          <w:tcPr>
+            <w:tcW w:type="dxa" w:w="2431"/>
+            <w:tcBorders>
+              <w:top w:val="single" w:color="DCE6F0" w:sz="4"/>
+              <w:left w:val="single" w:color="DCE6F0" w:sz="4"/>
+              <w:bottom w:val="single" w:color="DCE6F0" w:sz="4"/>
+              <w:right w:val="single" w:color="DCE6F0" w:sz="4"/>
+            </w:tcBorders>
+            <w:shd w:fill="17707F" w:color="auto" w:val="clear"/>
+            <w:tcMar>
+              <w:top w:type="dxa" w:w="60"/>
+              <w:left w:type="dxa" w:w="100"/>
+              <w:bottom w:type="dxa" w:w="60"/>
+              <w:right w:type="dxa" w:w="100"/>
+            </w:tcMar>
+            <w:vAlign w:val="top"/>
+          </w:tcPr>
+          <w:p>
+            <w:pPr>
+              <w:spacing w:after="0" w:before="0"/>
+            </w:pPr>
+            <w:r>
+              <w:rPr>
+                <w:b/>
+                <w:bCs/>
+                <w:color w:val="FFFFFF"/>
+                <w:sz w:val="19"/>
+                <w:szCs w:val="19"/>
+              </w:rPr>
+              <w:t xml:space="preserve">After BulkReg finishes</w:t>
+            </w:r>
+          </w:p>
+        </w:tc>
+      </w:tr>
+      <w:tr>
+        <w:trPr>
+          <w:cantSplit/>
+        </w:trPr>
+        <w:tc>
+          <w:tcPr>
+            <w:tcW w:type="dxa" w:w="2265"/>
+            <w:tcBorders>
+              <w:top w:val="single" w:color="DCE6F0" w:sz="4"/>
+              <w:left w:val="single" w:color="DCE6F0" w:sz="4"/>
+              <w:bottom w:val="single" w:color="DCE6F0" w:sz="4"/>
+              <w:right w:val="single" w:color="DCE6F0" w:sz="4"/>
+            </w:tcBorders>
+            <w:shd w:fill="FFFFFF" w:color="auto" w:val="clear"/>
+            <w:tcMar>
+              <w:top w:type="dxa" w:w="60"/>
+              <w:left w:type="dxa" w:w="100"/>
+              <w:bottom w:type="dxa" w:w="60"/>
+              <w:right w:type="dxa" w:w="100"/>
+            </w:tcMar>
+            <w:vAlign w:val="top"/>
+          </w:tcPr>
+          <w:p>
+            <w:pPr>
+              <w:spacing w:after="0" w:before="0"/>
+            </w:pPr>
+            <w:r>
+              <w:rPr>
+                <w:sz w:val="19"/>
+                <w:szCs w:val="19"/>
+              </w:rPr>
+              <w:t xml:space="preserve">Full name</w:t>
+            </w:r>
+          </w:p>
+        </w:tc>
+        <w:tc>
+          <w:tcPr>
+            <w:tcW w:type="dxa" w:w="2162"/>
+            <w:tcBorders>
+              <w:top w:val="single" w:color="DCE6F0" w:sz="4"/>
+              <w:left w:val="single" w:color="DCE6F0" w:sz="4"/>
+              <w:bottom w:val="single" w:color="DCE6F0" w:sz="4"/>
+              <w:right w:val="single" w:color="DCE6F0" w:sz="4"/>
+            </w:tcBorders>
+            <w:shd w:fill="FFFFFF" w:color="auto" w:val="clear"/>
+            <w:tcMar>
+              <w:top w:type="dxa" w:w="60"/>
+              <w:left w:type="dxa" w:w="100"/>
+              <w:bottom w:type="dxa" w:w="60"/>
+              <w:right w:type="dxa" w:w="100"/>
+            </w:tcMar>
+            <w:vAlign w:val="top"/>
+          </w:tcPr>
+          <w:p>
+            <w:pPr>
+              <w:spacing w:after="0" w:before="0"/>
+            </w:pPr>
+            <w:r>
+              <w:rPr>
+                <w:sz w:val="19"/>
+                <w:szCs w:val="19"/>
+              </w:rPr>
+              <w:t xml:space="preserve">John Smith</w:t>
+            </w:r>
+          </w:p>
+        </w:tc>
+        <w:tc>
+          <w:tcPr>
+            <w:tcW w:type="dxa" w:w="2780"/>
+            <w:tcBorders>
+              <w:top w:val="single" w:color="DCE6F0" w:sz="4"/>
+              <w:left w:val="single" w:color="DCE6F0" w:sz="4"/>
+              <w:bottom w:val="single" w:color="DCE6F0" w:sz="4"/>
+              <w:right w:val="single" w:color="DCE6F0" w:sz="4"/>
+            </w:tcBorders>
+            <w:shd w:fill="FFFFFF" w:color="auto" w:val="clear"/>
+            <w:tcMar>
+              <w:top w:type="dxa" w:w="60"/>
+              <w:left w:type="dxa" w:w="100"/>
+              <w:bottom w:type="dxa" w:w="60"/>
+              <w:right w:type="dxa" w:w="100"/>
+            </w:tcMar>
+            <w:vAlign w:val="top"/>
+          </w:tcPr>
+          <w:p>
+            <w:pPr>
+              <w:spacing w:after="0" w:before="0"/>
+            </w:pPr>
+            <w:r>
+              <w:rPr>
+                <w:sz w:val="19"/>
+                <w:szCs w:val="19"/>
+              </w:rPr>
+              <w:t xml:space="preserve">John Smith/Sales/Demo</w:t>
+            </w:r>
+          </w:p>
+        </w:tc>
+        <w:tc>
+          <w:tcPr>
+            <w:tcW w:type="dxa" w:w="2431"/>
+            <w:tcBorders>
+              <w:top w:val="single" w:color="DCE6F0" w:sz="4"/>
+              <w:left w:val="single" w:color="DCE6F0" w:sz="4"/>
+              <w:bottom w:val="single" w:color="DCE6F0" w:sz="4"/>
+              <w:right w:val="single" w:color="DCE6F0" w:sz="4"/>
+            </w:tcBorders>
+            <w:shd w:fill="FFFFFF" w:color="auto" w:val="clear"/>
+            <w:tcMar>
+              <w:top w:type="dxa" w:w="60"/>
+              <w:left w:type="dxa" w:w="100"/>
+              <w:bottom w:type="dxa" w:w="60"/>
+              <w:right w:type="dxa" w:w="100"/>
+            </w:tcMar>
+            <w:vAlign w:val="top"/>
+          </w:tcPr>
+          <w:p>
+            <w:pPr>
+              <w:spacing w:after="0" w:before="0"/>
+            </w:pPr>
+            <w:r>
+              <w:rPr>
+                <w:sz w:val="19"/>
+                <w:szCs w:val="19"/>
+              </w:rPr>
+              <w:t xml:space="preserve">John Smith/Sales/Demo</w:t>
+            </w:r>
+          </w:p>
+        </w:tc>
+      </w:tr>
+      <w:tr>
+        <w:trPr>
+          <w:cantSplit/>
+        </w:trPr>
+        <w:tc>
+          <w:tcPr>
+            <w:tcW w:type="dxa" w:w="2265"/>
+            <w:tcBorders>
+              <w:top w:val="single" w:color="DCE6F0" w:sz="4"/>
+              <w:left w:val="single" w:color="DCE6F0" w:sz="4"/>
+              <w:bottom w:val="single" w:color="DCE6F0" w:sz="4"/>
+              <w:right w:val="single" w:color="DCE6F0" w:sz="4"/>
+            </w:tcBorders>
+            <w:shd w:fill="F7F7FC" w:color="auto" w:val="clear"/>
+            <w:tcMar>
+              <w:top w:type="dxa" w:w="60"/>
+              <w:left w:type="dxa" w:w="100"/>
+              <w:bottom w:type="dxa" w:w="60"/>
+              <w:right w:type="dxa" w:w="100"/>
+            </w:tcMar>
+            <w:vAlign w:val="top"/>
+          </w:tcPr>
+          <w:p>
+            <w:pPr>
+              <w:spacing w:after="0" w:before="0"/>
+            </w:pPr>
+            <w:r>
+              <w:rPr>
+                <w:sz w:val="19"/>
+                <w:szCs w:val="19"/>
+              </w:rPr>
+              <w:t xml:space="preserve">Certificate</w:t>
+            </w:r>
+          </w:p>
+        </w:tc>
+        <w:tc>
+          <w:tcPr>
+            <w:tcW w:type="dxa" w:w="2162"/>
+            <w:tcBorders>
+              <w:top w:val="single" w:color="DCE6F0" w:sz="4"/>
+              <w:left w:val="single" w:color="DCE6F0" w:sz="4"/>
+              <w:bottom w:val="single" w:color="DCE6F0" w:sz="4"/>
+              <w:right w:val="single" w:color="DCE6F0" w:sz="4"/>
+            </w:tcBorders>
+            <w:shd w:fill="F7F7FC" w:color="auto" w:val="clear"/>
+            <w:tcMar>
+              <w:top w:type="dxa" w:w="60"/>
+              <w:left w:type="dxa" w:w="100"/>
+              <w:bottom w:type="dxa" w:w="60"/>
+              <w:right w:type="dxa" w:w="100"/>
+            </w:tcMar>
+            <w:vAlign w:val="top"/>
+          </w:tcPr>
+          <w:p>
+            <w:pPr>
+              <w:spacing w:after="0" w:before="0"/>
+            </w:pPr>
+            <w:r>
+              <w:rPr>
+                <w:sz w:val="19"/>
+                <w:szCs w:val="19"/>
+              </w:rPr>
+              <w:t xml:space="preserve">(empty)</w:t>
+            </w:r>
+          </w:p>
+        </w:tc>
+        <w:tc>
+          <w:tcPr>
+            <w:tcW w:type="dxa" w:w="2780"/>
+            <w:tcBorders>
+              <w:top w:val="single" w:color="DCE6F0" w:sz="4"/>
+              <w:left w:val="single" w:color="DCE6F0" w:sz="4"/>
+              <w:bottom w:val="single" w:color="DCE6F0" w:sz="4"/>
+              <w:right w:val="single" w:color="DCE6F0" w:sz="4"/>
+            </w:tcBorders>
+            <w:shd w:fill="F7F7FC" w:color="auto" w:val="clear"/>
+            <w:tcMar>
+              <w:top w:type="dxa" w:w="60"/>
+              <w:left w:type="dxa" w:w="100"/>
+              <w:bottom w:type="dxa" w:w="60"/>
+              <w:right w:type="dxa" w:w="100"/>
+            </w:tcMar>
+            <w:vAlign w:val="top"/>
+          </w:tcPr>
+          <w:p>
+            <w:pPr>
+              <w:spacing w:after="0" w:before="0"/>
+            </w:pPr>
+            <w:r>
+              <w:rPr>
+                <w:sz w:val="19"/>
+                <w:szCs w:val="19"/>
+              </w:rPr>
+              <w:t xml:space="preserve">(present)</w:t>
+            </w:r>
+          </w:p>
+        </w:tc>
+        <w:tc>
+          <w:tcPr>
+            <w:tcW w:type="dxa" w:w="2431"/>
+            <w:tcBorders>
+              <w:top w:val="single" w:color="DCE6F0" w:sz="4"/>
+              <w:left w:val="single" w:color="DCE6F0" w:sz="4"/>
+              <w:bottom w:val="single" w:color="DCE6F0" w:sz="4"/>
+              <w:right w:val="single" w:color="DCE6F0" w:sz="4"/>
+            </w:tcBorders>
+            <w:shd w:fill="F7F7FC" w:color="auto" w:val="clear"/>
+            <w:tcMar>
+              <w:top w:type="dxa" w:w="60"/>
+              <w:left w:type="dxa" w:w="100"/>
+              <w:bottom w:type="dxa" w:w="60"/>
+              <w:right w:type="dxa" w:w="100"/>
+            </w:tcMar>
+            <w:vAlign w:val="top"/>
+          </w:tcPr>
+          <w:p>
+            <w:pPr>
+              <w:spacing w:after="0" w:before="0"/>
+            </w:pPr>
+            <w:r>
+              <w:rPr>
+                <w:sz w:val="19"/>
+                <w:szCs w:val="19"/>
+              </w:rPr>
+              <w:t xml:space="preserve">(present)</w:t>
+            </w:r>
+          </w:p>
+        </w:tc>
+      </w:tr>
+      <w:tr>
+        <w:trPr>
+          <w:cantSplit/>
+        </w:trPr>
+        <w:tc>
+          <w:tcPr>
+            <w:tcW w:type="dxa" w:w="2265"/>
+            <w:tcBorders>
+              <w:top w:val="single" w:color="DCE6F0" w:sz="4"/>
+              <w:left w:val="single" w:color="DCE6F0" w:sz="4"/>
+              <w:bottom w:val="single" w:color="DCE6F0" w:sz="4"/>
+              <w:right w:val="single" w:color="DCE6F0" w:sz="4"/>
+            </w:tcBorders>
+            <w:shd w:fill="FFFFFF" w:color="auto" w:val="clear"/>
+            <w:tcMar>
+              <w:top w:type="dxa" w:w="60"/>
+              <w:left w:type="dxa" w:w="100"/>
+              <w:bottom w:type="dxa" w:w="60"/>
+              <w:right w:type="dxa" w:w="100"/>
+            </w:tcMar>
+            <w:vAlign w:val="top"/>
+          </w:tcPr>
+          <w:p>
+            <w:pPr>
+              <w:spacing w:after="0" w:before="0"/>
+            </w:pPr>
+            <w:r>
+              <w:rPr>
+                <w:sz w:val="19"/>
+                <w:szCs w:val="19"/>
+              </w:rPr>
+              <w:t xml:space="preserve">Mail system</w:t>
+            </w:r>
+          </w:p>
+        </w:tc>
+        <w:tc>
+          <w:tcPr>
+            <w:tcW w:type="dxa" w:w="2162"/>
+            <w:tcBorders>
+              <w:top w:val="single" w:color="DCE6F0" w:sz="4"/>
+              <w:left w:val="single" w:color="DCE6F0" w:sz="4"/>
+              <w:bottom w:val="single" w:color="DCE6F0" w:sz="4"/>
+              <w:right w:val="single" w:color="DCE6F0" w:sz="4"/>
+            </w:tcBorders>
+            <w:shd w:fill="FFFFFF" w:color="auto" w:val="clear"/>
+            <w:tcMar>
+              <w:top w:type="dxa" w:w="60"/>
+              <w:left w:type="dxa" w:w="100"/>
+              <w:bottom w:type="dxa" w:w="60"/>
+              <w:right w:type="dxa" w:w="100"/>
+            </w:tcMar>
+            <w:vAlign w:val="top"/>
+          </w:tcPr>
+          <w:p>
+            <w:pPr>
+              <w:spacing w:after="0" w:before="0"/>
+            </w:pPr>
+            <w:r>
+              <w:rPr>
+                <w:sz w:val="19"/>
+                <w:szCs w:val="19"/>
+              </w:rPr>
+              <w:t xml:space="preserve">Other Internet Mail</w:t>
+            </w:r>
+          </w:p>
+        </w:tc>
+        <w:tc>
+          <w:tcPr>
+            <w:tcW w:type="dxa" w:w="2780"/>
+            <w:tcBorders>
+              <w:top w:val="single" w:color="DCE6F0" w:sz="4"/>
+              <w:left w:val="single" w:color="DCE6F0" w:sz="4"/>
+              <w:bottom w:val="single" w:color="DCE6F0" w:sz="4"/>
+              <w:right w:val="single" w:color="DCE6F0" w:sz="4"/>
+            </w:tcBorders>
+            <w:shd w:fill="FFFFFF" w:color="auto" w:val="clear"/>
+            <w:tcMar>
+              <w:top w:type="dxa" w:w="60"/>
+              <w:left w:type="dxa" w:w="100"/>
+              <w:bottom w:type="dxa" w:w="60"/>
+              <w:right w:type="dxa" w:w="100"/>
+            </w:tcMar>
+            <w:vAlign w:val="top"/>
+          </w:tcPr>
+          <w:p>
+            <w:pPr>
+              <w:spacing w:after="0" w:before="0"/>
+            </w:pPr>
+            <w:r>
+              <w:rPr>
+                <w:sz w:val="19"/>
+                <w:szCs w:val="19"/>
+              </w:rPr>
+              <w:t xml:space="preserve">Notes</w:t>
+            </w:r>
+          </w:p>
+        </w:tc>
+        <w:tc>
+          <w:tcPr>
+            <w:tcW w:type="dxa" w:w="2431"/>
+            <w:tcBorders>
+              <w:top w:val="single" w:color="DCE6F0" w:sz="4"/>
+              <w:left w:val="single" w:color="DCE6F0" w:sz="4"/>
+              <w:bottom w:val="single" w:color="DCE6F0" w:sz="4"/>
+              <w:right w:val="single" w:color="DCE6F0" w:sz="4"/>
+            </w:tcBorders>
+            <w:shd w:fill="FFFFFF" w:color="auto" w:val="clear"/>
+            <w:tcMar>
+              <w:top w:type="dxa" w:w="60"/>
+              <w:left w:type="dxa" w:w="100"/>
+              <w:bottom w:type="dxa" w:w="60"/>
+              <w:right w:type="dxa" w:w="100"/>
+            </w:tcMar>
+            <w:vAlign w:val="top"/>
+          </w:tcPr>
+          <w:p>
+            <w:pPr>
+              <w:spacing w:after="0" w:before="0"/>
+            </w:pPr>
+            <w:r>
+              <w:rPr>
+                <w:b/>
+                <w:bCs/>
+                <w:sz w:val="19"/>
+                <w:szCs w:val="19"/>
+              </w:rPr>
+              <w:t xml:space="preserve">Other Internet Mail</w:t>
+            </w:r>
+          </w:p>
+        </w:tc>
+      </w:tr>
+      <w:tr>
+        <w:trPr>
+          <w:cantSplit/>
+        </w:trPr>
+        <w:tc>
+          <w:tcPr>
+            <w:tcW w:type="dxa" w:w="2265"/>
+            <w:tcBorders>
+              <w:top w:val="single" w:color="DCE6F0" w:sz="4"/>
+              <w:left w:val="single" w:color="DCE6F0" w:sz="4"/>
+              <w:bottom w:val="single" w:color="DCE6F0" w:sz="4"/>
+              <w:right w:val="single" w:color="DCE6F0" w:sz="4"/>
+            </w:tcBorders>
+            <w:shd w:fill="F7F7FC" w:color="auto" w:val="clear"/>
+            <w:tcMar>
+              <w:top w:type="dxa" w:w="60"/>
+              <w:left w:type="dxa" w:w="100"/>
+              <w:bottom w:type="dxa" w:w="60"/>
+              <w:right w:type="dxa" w:w="100"/>
+            </w:tcMar>
+            <w:vAlign w:val="top"/>
+          </w:tcPr>
+          <w:p>
+            <w:pPr>
+              <w:spacing w:after="0" w:before="0"/>
+            </w:pPr>
+            <w:r>
+              <w:rPr>
+                <w:sz w:val="19"/>
+                <w:szCs w:val="19"/>
+              </w:rPr>
+              <w:t xml:space="preserve">Mail file</w:t>
+            </w:r>
+          </w:p>
+        </w:tc>
+        <w:tc>
+          <w:tcPr>
+            <w:tcW w:type="dxa" w:w="2162"/>
+            <w:tcBorders>
+              <w:top w:val="single" w:color="DCE6F0" w:sz="4"/>
+              <w:left w:val="single" w:color="DCE6F0" w:sz="4"/>
+              <w:bottom w:val="single" w:color="DCE6F0" w:sz="4"/>
+              <w:right w:val="single" w:color="DCE6F0" w:sz="4"/>
+            </w:tcBorders>
+            <w:shd w:fill="F7F7FC" w:color="auto" w:val="clear"/>
+            <w:tcMar>
+              <w:top w:type="dxa" w:w="60"/>
+              <w:left w:type="dxa" w:w="100"/>
+              <w:bottom w:type="dxa" w:w="60"/>
+              <w:right w:type="dxa" w:w="100"/>
+            </w:tcMar>
+            <w:vAlign w:val="top"/>
+          </w:tcPr>
+          <w:p>
+            <w:pPr>
+              <w:spacing w:after="0" w:before="0"/>
+            </w:pPr>
+            <w:r>
+              <w:rPr>
+                <w:sz w:val="19"/>
+                <w:szCs w:val="19"/>
+              </w:rPr>
+              <w:t xml:space="preserve">(empty)</w:t>
+            </w:r>
+          </w:p>
+        </w:tc>
+        <w:tc>
+          <w:tcPr>
+            <w:tcW w:type="dxa" w:w="2780"/>
+            <w:tcBorders>
+              <w:top w:val="single" w:color="DCE6F0" w:sz="4"/>
+              <w:left w:val="single" w:color="DCE6F0" w:sz="4"/>
+              <w:bottom w:val="single" w:color="DCE6F0" w:sz="4"/>
+              <w:right w:val="single" w:color="DCE6F0" w:sz="4"/>
+            </w:tcBorders>
+            <w:shd w:fill="F7F7FC" w:color="auto" w:val="clear"/>
+            <w:tcMar>
+              <w:top w:type="dxa" w:w="60"/>
+              <w:left w:type="dxa" w:w="100"/>
+              <w:bottom w:type="dxa" w:w="60"/>
+              <w:right w:type="dxa" w:w="100"/>
+            </w:tcMar>
+            <w:vAlign w:val="top"/>
+          </w:tcPr>
+          <w:p>
+            <w:pPr>
+              <w:spacing w:after="0" w:before="0"/>
+            </w:pPr>
+            <w:r>
+              <w:rPr>
+                <w:sz w:val="19"/>
+                <w:szCs w:val="19"/>
+              </w:rPr>
+              <w:t xml:space="preserve">mail\jsmith.nsf</w:t>
+            </w:r>
+          </w:p>
+        </w:tc>
+        <w:tc>
+          <w:tcPr>
+            <w:tcW w:type="dxa" w:w="2431"/>
+            <w:tcBorders>
+              <w:top w:val="single" w:color="DCE6F0" w:sz="4"/>
+              <w:left w:val="single" w:color="DCE6F0" w:sz="4"/>
+              <w:bottom w:val="single" w:color="DCE6F0" w:sz="4"/>
+              <w:right w:val="single" w:color="DCE6F0" w:sz="4"/>
+            </w:tcBorders>
+            <w:shd w:fill="F7F7FC" w:color="auto" w:val="clear"/>
+            <w:tcMar>
+              <w:top w:type="dxa" w:w="60"/>
+              <w:left w:type="dxa" w:w="100"/>
+              <w:bottom w:type="dxa" w:w="60"/>
+              <w:right w:type="dxa" w:w="100"/>
+            </w:tcMar>
+            <w:vAlign w:val="top"/>
+          </w:tcPr>
+          <w:p>
+            <w:pPr>
+              <w:spacing w:after="0" w:before="0"/>
+            </w:pPr>
+            <w:r>
+              <w:rPr>
+                <w:b/>
+                <w:bCs/>
+                <w:sz w:val="19"/>
+                <w:szCs w:val="19"/>
+              </w:rPr>
+              <w:t xml:space="preserve">(empty)</w:t>
+            </w:r>
+          </w:p>
+        </w:tc>
+      </w:tr>
+      <w:tr>
+        <w:trPr>
+          <w:cantSplit/>
+        </w:trPr>
+        <w:tc>
+          <w:tcPr>
+            <w:tcW w:type="dxa" w:w="2265"/>
+            <w:tcBorders>
+              <w:top w:val="single" w:color="DCE6F0" w:sz="4"/>
+              <w:left w:val="single" w:color="DCE6F0" w:sz="4"/>
+              <w:bottom w:val="single" w:color="DCE6F0" w:sz="4"/>
+              <w:right w:val="single" w:color="DCE6F0" w:sz="4"/>
+            </w:tcBorders>
+            <w:shd w:fill="FFFFFF" w:color="auto" w:val="clear"/>
+            <w:tcMar>
+              <w:top w:type="dxa" w:w="60"/>
+              <w:left w:type="dxa" w:w="100"/>
+              <w:bottom w:type="dxa" w:w="60"/>
+              <w:right w:type="dxa" w:w="100"/>
+            </w:tcMar>
+            <w:vAlign w:val="top"/>
+          </w:tcPr>
+          <w:p>
+            <w:pPr>
+              <w:spacing w:after="0" w:before="0"/>
+            </w:pPr>
+            <w:r>
+              <w:rPr>
+                <w:sz w:val="19"/>
+                <w:szCs w:val="19"/>
+              </w:rPr>
+              <w:t xml:space="preserve">Internet address</w:t>
+            </w:r>
+          </w:p>
+        </w:tc>
+        <w:tc>
+          <w:tcPr>
+            <w:tcW w:type="dxa" w:w="2162"/>
+            <w:tcBorders>
+              <w:top w:val="single" w:color="DCE6F0" w:sz="4"/>
+              <w:left w:val="single" w:color="DCE6F0" w:sz="4"/>
+              <w:bottom w:val="single" w:color="DCE6F0" w:sz="4"/>
+              <w:right w:val="single" w:color="DCE6F0" w:sz="4"/>
+            </w:tcBorders>
+            <w:shd w:fill="FFFFFF" w:color="auto" w:val="clear"/>
+            <w:tcMar>
+              <w:top w:type="dxa" w:w="60"/>
+              <w:left w:type="dxa" w:w="100"/>
+              <w:bottom w:type="dxa" w:w="60"/>
+              <w:right w:type="dxa" w:w="100"/>
+            </w:tcMar>
+            <w:vAlign w:val="top"/>
+          </w:tcPr>
+          <w:p>
+            <w:pPr>
+              <w:spacing w:after="0" w:before="0"/>
+            </w:pPr>
+            <w:r>
+              <w:rPr>
+                <w:sz w:val="19"/>
+                <w:szCs w:val="19"/>
+              </w:rPr>
+              <w:t xml:space="preserve">john.smith@demo.com</w:t>
+            </w:r>
+          </w:p>
+        </w:tc>
+        <w:tc>
+          <w:tcPr>
+            <w:tcW w:type="dxa" w:w="2780"/>
+            <w:tcBorders>
+              <w:top w:val="single" w:color="DCE6F0" w:sz="4"/>
+              <w:left w:val="single" w:color="DCE6F0" w:sz="4"/>
+              <w:bottom w:val="single" w:color="DCE6F0" w:sz="4"/>
+              <w:right w:val="single" w:color="DCE6F0" w:sz="4"/>
+            </w:tcBorders>
+            <w:shd w:fill="FFFFFF" w:color="auto" w:val="clear"/>
+            <w:tcMar>
+              <w:top w:type="dxa" w:w="60"/>
+              <w:left w:type="dxa" w:w="100"/>
+              <w:bottom w:type="dxa" w:w="60"/>
+              <w:right w:type="dxa" w:w="100"/>
+            </w:tcMar>
+            <w:vAlign w:val="top"/>
+          </w:tcPr>
+          <w:p>
+            <w:pPr>
+              <w:spacing w:after="0" w:before="0"/>
+            </w:pPr>
+            <w:r>
+              <w:rPr>
+                <w:sz w:val="19"/>
+                <w:szCs w:val="19"/>
+              </w:rPr>
+              <w:t xml:space="preserve">john.smith@demo.com</w:t>
+            </w:r>
+          </w:p>
+        </w:tc>
+        <w:tc>
+          <w:tcPr>
+            <w:tcW w:type="dxa" w:w="2431"/>
+            <w:tcBorders>
+              <w:top w:val="single" w:color="DCE6F0" w:sz="4"/>
+              <w:left w:val="single" w:color="DCE6F0" w:sz="4"/>
+              <w:bottom w:val="single" w:color="DCE6F0" w:sz="4"/>
+              <w:right w:val="single" w:color="DCE6F0" w:sz="4"/>
+            </w:tcBorders>
+            <w:shd w:fill="FFFFFF" w:color="auto" w:val="clear"/>
+            <w:tcMar>
+              <w:top w:type="dxa" w:w="60"/>
+              <w:left w:type="dxa" w:w="100"/>
+              <w:bottom w:type="dxa" w:w="60"/>
+              <w:right w:type="dxa" w:w="100"/>
+            </w:tcMar>
+            <w:vAlign w:val="top"/>
+          </w:tcPr>
+          <w:p>
+            <w:pPr>
+              <w:spacing w:after="0" w:before="0"/>
+            </w:pPr>
+            <w:r>
+              <w:rPr>
+                <w:sz w:val="19"/>
+                <w:szCs w:val="19"/>
+              </w:rPr>
+              <w:t xml:space="preserve">john.smith@demo.com</w:t>
+            </w:r>
+          </w:p>
+        </w:tc>
+      </w:tr>
+    </w:tbl>
+    <w:p>
+      <w:pPr>
+        <w:spacing w:after="80" w:before="0"/>
+      </w:pPr>
+    </w:p>
+    <w:p>
+      <w:pPr>
+        <w:pStyle w:val="Heading3"/>
+      </w:pPr>
+      <w:r>
+        <w:t xml:space="preserve">Which combination do I need?</w:t>
+      </w:r>
+    </w:p>
+    <w:tbl>
+      <w:tblPr>
+        <w:tblW w:type="dxa" w:w="9638"/>
+        <w:tblBorders>
+          <w:top w:val="single" w:color="auto" w:sz="4"/>
+          <w:left w:val="single" w:color="auto" w:sz="4"/>
+          <w:bottom w:val="single" w:color="auto" w:sz="4"/>
+          <w:right w:val="single" w:color="auto" w:sz="4"/>
+          <w:insideH w:val="single" w:color="auto" w:sz="4"/>
+          <w:insideV w:val="single" w:color="auto" w:sz="4"/>
+        </w:tblBorders>
+      </w:tblPr>
+      <w:tblGrid>
+        <w:gridCol w:w="5766"/>
+        <w:gridCol w:w="1853"/>
+        <w:gridCol w:w="2019"/>
+      </w:tblGrid>
+      <w:tr>
+        <w:trPr>
+          <w:tblHeader/>
+        </w:trPr>
+        <w:tc>
+          <w:tcPr>
+            <w:tcW w:type="dxa" w:w="5766"/>
+            <w:tcBorders>
+              <w:top w:val="single" w:color="DCE6F0" w:sz="4"/>
+              <w:left w:val="single" w:color="DCE6F0" w:sz="4"/>
+              <w:bottom w:val="single" w:color="DCE6F0" w:sz="4"/>
+              <w:right w:val="single" w:color="DCE6F0" w:sz="4"/>
+            </w:tcBorders>
+            <w:shd w:fill="17707F" w:color="auto" w:val="clear"/>
+            <w:tcMar>
+              <w:top w:type="dxa" w:w="60"/>
+              <w:left w:type="dxa" w:w="100"/>
+              <w:bottom w:type="dxa" w:w="60"/>
+              <w:right w:type="dxa" w:w="100"/>
+            </w:tcMar>
+            <w:vAlign w:val="top"/>
+          </w:tcPr>
+          <w:p>
+            <w:pPr>
+              <w:spacing w:after="0" w:before="0"/>
+            </w:pPr>
+            <w:r>
+              <w:rPr>
+                <w:b/>
+                <w:bCs/>
+                <w:color w:val="FFFFFF"/>
+                <w:sz w:val="19"/>
+                <w:szCs w:val="19"/>
+              </w:rPr>
+              <w:t xml:space="preserve">Your situation</w:t>
+            </w:r>
+          </w:p>
+        </w:tc>
+        <w:tc>
+          <w:tcPr>
+            <w:tcW w:type="dxa" w:w="1853"/>
+            <w:tcBorders>
+              <w:top w:val="single" w:color="DCE6F0" w:sz="4"/>
+              <w:left w:val="single" w:color="DCE6F0" w:sz="4"/>
+              <w:bottom w:val="single" w:color="DCE6F0" w:sz="4"/>
+              <w:right w:val="single" w:color="DCE6F0" w:sz="4"/>
+            </w:tcBorders>
+            <w:shd w:fill="17707F" w:color="auto" w:val="clear"/>
+            <w:tcMar>
+              <w:top w:type="dxa" w:w="60"/>
+              <w:left w:type="dxa" w:w="100"/>
+              <w:bottom w:type="dxa" w:w="60"/>
+              <w:right w:type="dxa" w:w="100"/>
+            </w:tcMar>
+            <w:vAlign w:val="top"/>
+          </w:tcPr>
+          <w:p>
+            <w:pPr>
+              <w:spacing w:after="0" w:before="0"/>
+            </w:pPr>
+            <w:r>
+              <w:rPr>
+                <w:b/>
+                <w:bCs/>
+                <w:color w:val="FFFFFF"/>
+                <w:sz w:val="19"/>
+                <w:szCs w:val="19"/>
+              </w:rPr>
+              <w:t xml:space="preserve">CreateMailDb</w:t>
+            </w:r>
+          </w:p>
+        </w:tc>
+        <w:tc>
+          <w:tcPr>
+            <w:tcW w:type="dxa" w:w="2019"/>
+            <w:tcBorders>
+              <w:top w:val="single" w:color="DCE6F0" w:sz="4"/>
+              <w:left w:val="single" w:color="DCE6F0" w:sz="4"/>
+              <w:bottom w:val="single" w:color="DCE6F0" w:sz="4"/>
+              <w:right w:val="single" w:color="DCE6F0" w:sz="4"/>
+            </w:tcBorders>
+            <w:shd w:fill="17707F" w:color="auto" w:val="clear"/>
+            <w:tcMar>
+              <w:top w:type="dxa" w:w="60"/>
+              <w:left w:type="dxa" w:w="100"/>
+              <w:bottom w:type="dxa" w:w="60"/>
+              <w:right w:type="dxa" w:w="100"/>
+            </w:tcMar>
+            <w:vAlign w:val="top"/>
+          </w:tcPr>
+          <w:p>
+            <w:pPr>
+              <w:spacing w:after="0" w:before="0"/>
+            </w:pPr>
+            <w:r>
+              <w:rPr>
+                <w:b/>
+                <w:bCs/>
+                <w:color w:val="FFFFFF"/>
+                <w:sz w:val="19"/>
+                <w:szCs w:val="19"/>
+              </w:rPr>
+              <w:t xml:space="preserve">PreserveMailSystem</w:t>
+            </w:r>
+          </w:p>
+        </w:tc>
+      </w:tr>
+      <w:tr>
+        <w:trPr>
+          <w:cantSplit/>
+        </w:trPr>
+        <w:tc>
+          <w:tcPr>
+            <w:tcW w:type="dxa" w:w="5766"/>
+            <w:tcBorders>
+              <w:top w:val="single" w:color="DCE6F0" w:sz="4"/>
+              <w:left w:val="single" w:color="DCE6F0" w:sz="4"/>
+              <w:bottom w:val="single" w:color="DCE6F0" w:sz="4"/>
+              <w:right w:val="single" w:color="DCE6F0" w:sz="4"/>
+            </w:tcBorders>
+            <w:shd w:fill="FFFFFF" w:color="auto" w:val="clear"/>
+            <w:tcMar>
+              <w:top w:type="dxa" w:w="60"/>
+              <w:left w:type="dxa" w:w="100"/>
+              <w:bottom w:type="dxa" w:w="60"/>
+              <w:right w:type="dxa" w:w="100"/>
+            </w:tcMar>
+            <w:vAlign w:val="top"/>
+          </w:tcPr>
+          <w:p>
+            <w:pPr>
+              <w:spacing w:after="0" w:before="0"/>
+            </w:pPr>
+            <w:r>
+              <w:rPr>
+                <w:sz w:val="19"/>
+                <w:szCs w:val="19"/>
+              </w:rPr>
+              <w:t xml:space="preserve">Users keep Exchange / Microsoft 365 / other external mail (normal DirSync case)</w:t>
+            </w:r>
+          </w:p>
+        </w:tc>
+        <w:tc>
+          <w:tcPr>
+            <w:tcW w:type="dxa" w:w="1853"/>
+            <w:tcBorders>
+              <w:top w:val="single" w:color="DCE6F0" w:sz="4"/>
+              <w:left w:val="single" w:color="DCE6F0" w:sz="4"/>
+              <w:bottom w:val="single" w:color="DCE6F0" w:sz="4"/>
+              <w:right w:val="single" w:color="DCE6F0" w:sz="4"/>
+            </w:tcBorders>
+            <w:shd w:fill="FFFFFF" w:color="auto" w:val="clear"/>
+            <w:tcMar>
+              <w:top w:type="dxa" w:w="60"/>
+              <w:left w:type="dxa" w:w="100"/>
+              <w:bottom w:type="dxa" w:w="60"/>
+              <w:right w:type="dxa" w:w="100"/>
+            </w:tcMar>
+            <w:vAlign w:val="top"/>
+          </w:tcPr>
+          <w:p>
+            <w:pPr>
+              <w:spacing w:after="0" w:before="0"/>
+            </w:pPr>
+            <w:r>
+              <w:rPr>
+                <w:sz w:val="19"/>
+                <w:szCs w:val="19"/>
+              </w:rPr>
+              <w:t xml:space="preserve">0</w:t>
+            </w:r>
+          </w:p>
+        </w:tc>
+        <w:tc>
+          <w:tcPr>
+            <w:tcW w:type="dxa" w:w="2019"/>
+            <w:tcBorders>
+              <w:top w:val="single" w:color="DCE6F0" w:sz="4"/>
+              <w:left w:val="single" w:color="DCE6F0" w:sz="4"/>
+              <w:bottom w:val="single" w:color="DCE6F0" w:sz="4"/>
+              <w:right w:val="single" w:color="DCE6F0" w:sz="4"/>
+            </w:tcBorders>
+            <w:shd w:fill="FFFFFF" w:color="auto" w:val="clear"/>
+            <w:tcMar>
+              <w:top w:type="dxa" w:w="60"/>
+              <w:left w:type="dxa" w:w="100"/>
+              <w:bottom w:type="dxa" w:w="60"/>
+              <w:right w:type="dxa" w:w="100"/>
+            </w:tcMar>
+            <w:vAlign w:val="top"/>
+          </w:tcPr>
+          <w:p>
+            <w:pPr>
+              <w:spacing w:after="0" w:before="0"/>
+            </w:pPr>
+            <w:r>
+              <w:rPr>
+                <w:sz w:val="19"/>
+                <w:szCs w:val="19"/>
+              </w:rPr>
+              <w:t xml:space="preserve">1</w:t>
+            </w:r>
+          </w:p>
+        </w:tc>
+      </w:tr>
+      <w:tr>
+        <w:trPr>
+          <w:cantSplit/>
+        </w:trPr>
+        <w:tc>
+          <w:tcPr>
+            <w:tcW w:type="dxa" w:w="5766"/>
+            <w:tcBorders>
+              <w:top w:val="single" w:color="DCE6F0" w:sz="4"/>
+              <w:left w:val="single" w:color="DCE6F0" w:sz="4"/>
+              <w:bottom w:val="single" w:color="DCE6F0" w:sz="4"/>
+              <w:right w:val="single" w:color="DCE6F0" w:sz="4"/>
+            </w:tcBorders>
+            <w:shd w:fill="F7F7FC" w:color="auto" w:val="clear"/>
+            <w:tcMar>
+              <w:top w:type="dxa" w:w="60"/>
+              <w:left w:type="dxa" w:w="100"/>
+              <w:bottom w:type="dxa" w:w="60"/>
+              <w:right w:type="dxa" w:w="100"/>
+            </w:tcMar>
+            <w:vAlign w:val="top"/>
+          </w:tcPr>
+          <w:p>
+            <w:pPr>
+              <w:spacing w:after="0" w:before="0"/>
+            </w:pPr>
+            <w:r>
+              <w:rPr>
+                <w:sz w:val="19"/>
+                <w:szCs w:val="19"/>
+              </w:rPr>
+              <w:t xml:space="preserve">Users should get a Domino mailbox now</w:t>
+            </w:r>
+          </w:p>
+        </w:tc>
+        <w:tc>
+          <w:tcPr>
+            <w:tcW w:type="dxa" w:w="1853"/>
+            <w:tcBorders>
+              <w:top w:val="single" w:color="DCE6F0" w:sz="4"/>
+              <w:left w:val="single" w:color="DCE6F0" w:sz="4"/>
+              <w:bottom w:val="single" w:color="DCE6F0" w:sz="4"/>
+              <w:right w:val="single" w:color="DCE6F0" w:sz="4"/>
+            </w:tcBorders>
+            <w:shd w:fill="F7F7FC" w:color="auto" w:val="clear"/>
+            <w:tcMar>
+              <w:top w:type="dxa" w:w="60"/>
+              <w:left w:type="dxa" w:w="100"/>
+              <w:bottom w:type="dxa" w:w="60"/>
+              <w:right w:type="dxa" w:w="100"/>
+            </w:tcMar>
+            <w:vAlign w:val="top"/>
+          </w:tcPr>
+          <w:p>
+            <w:pPr>
+              <w:spacing w:after="0" w:before="0"/>
+            </w:pPr>
+            <w:r>
+              <w:rPr>
+                <w:sz w:val="19"/>
+                <w:szCs w:val="19"/>
+              </w:rPr>
+              <w:t xml:space="preserve">1</w:t>
+            </w:r>
+          </w:p>
+        </w:tc>
+        <w:tc>
+          <w:tcPr>
+            <w:tcW w:type="dxa" w:w="2019"/>
+            <w:tcBorders>
+              <w:top w:val="single" w:color="DCE6F0" w:sz="4"/>
+              <w:left w:val="single" w:color="DCE6F0" w:sz="4"/>
+              <w:bottom w:val="single" w:color="DCE6F0" w:sz="4"/>
+              <w:right w:val="single" w:color="DCE6F0" w:sz="4"/>
+            </w:tcBorders>
+            <w:shd w:fill="F7F7FC" w:color="auto" w:val="clear"/>
+            <w:tcMar>
+              <w:top w:type="dxa" w:w="60"/>
+              <w:left w:type="dxa" w:w="100"/>
+              <w:bottom w:type="dxa" w:w="60"/>
+              <w:right w:type="dxa" w:w="100"/>
+            </w:tcMar>
+            <w:vAlign w:val="top"/>
+          </w:tcPr>
+          <w:p>
+            <w:pPr>
+              <w:spacing w:after="0" w:before="0"/>
+            </w:pPr>
+            <w:r>
+              <w:rPr>
+                <w:sz w:val="19"/>
+                <w:szCs w:val="19"/>
+              </w:rPr>
+              <w:t xml:space="preserve">(ignored)</w:t>
+            </w:r>
+          </w:p>
+        </w:tc>
+      </w:tr>
+      <w:tr>
+        <w:trPr>
+          <w:cantSplit/>
+        </w:trPr>
+        <w:tc>
+          <w:tcPr>
+            <w:tcW w:type="dxa" w:w="5766"/>
+            <w:tcBorders>
+              <w:top w:val="single" w:color="DCE6F0" w:sz="4"/>
+              <w:left w:val="single" w:color="DCE6F0" w:sz="4"/>
+              <w:bottom w:val="single" w:color="DCE6F0" w:sz="4"/>
+              <w:right w:val="single" w:color="DCE6F0" w:sz="4"/>
+            </w:tcBorders>
+            <w:shd w:fill="FFFFFF" w:color="auto" w:val="clear"/>
+            <w:tcMar>
+              <w:top w:type="dxa" w:w="60"/>
+              <w:left w:type="dxa" w:w="100"/>
+              <w:bottom w:type="dxa" w:w="60"/>
+              <w:right w:type="dxa" w:w="100"/>
+            </w:tcMar>
+            <w:vAlign w:val="top"/>
+          </w:tcPr>
+          <w:p>
+            <w:pPr>
+              <w:spacing w:after="0" w:before="0"/>
+            </w:pPr>
+            <w:r>
+              <w:rPr>
+                <w:sz w:val="19"/>
+                <w:szCs w:val="19"/>
+              </w:rPr>
+              <w:t xml:space="preserve">You manage the mail fields yourself after registration</w:t>
+            </w:r>
+          </w:p>
+        </w:tc>
+        <w:tc>
+          <w:tcPr>
+            <w:tcW w:type="dxa" w:w="1853"/>
+            <w:tcBorders>
+              <w:top w:val="single" w:color="DCE6F0" w:sz="4"/>
+              <w:left w:val="single" w:color="DCE6F0" w:sz="4"/>
+              <w:bottom w:val="single" w:color="DCE6F0" w:sz="4"/>
+              <w:right w:val="single" w:color="DCE6F0" w:sz="4"/>
+            </w:tcBorders>
+            <w:shd w:fill="FFFFFF" w:color="auto" w:val="clear"/>
+            <w:tcMar>
+              <w:top w:type="dxa" w:w="60"/>
+              <w:left w:type="dxa" w:w="100"/>
+              <w:bottom w:type="dxa" w:w="60"/>
+              <w:right w:type="dxa" w:w="100"/>
+            </w:tcMar>
+            <w:vAlign w:val="top"/>
+          </w:tcPr>
+          <w:p>
+            <w:pPr>
+              <w:spacing w:after="0" w:before="0"/>
+            </w:pPr>
+            <w:r>
+              <w:rPr>
+                <w:sz w:val="19"/>
+                <w:szCs w:val="19"/>
+              </w:rPr>
+              <w:t xml:space="preserve">0</w:t>
+            </w:r>
+          </w:p>
+        </w:tc>
+        <w:tc>
+          <w:tcPr>
+            <w:tcW w:type="dxa" w:w="2019"/>
+            <w:tcBorders>
+              <w:top w:val="single" w:color="DCE6F0" w:sz="4"/>
+              <w:left w:val="single" w:color="DCE6F0" w:sz="4"/>
+              <w:bottom w:val="single" w:color="DCE6F0" w:sz="4"/>
+              <w:right w:val="single" w:color="DCE6F0" w:sz="4"/>
+            </w:tcBorders>
+            <w:shd w:fill="FFFFFF" w:color="auto" w:val="clear"/>
+            <w:tcMar>
+              <w:top w:type="dxa" w:w="60"/>
+              <w:left w:type="dxa" w:w="100"/>
+              <w:bottom w:type="dxa" w:w="60"/>
+              <w:right w:type="dxa" w:w="100"/>
+            </w:tcMar>
+            <w:vAlign w:val="top"/>
+          </w:tcPr>
+          <w:p>
+            <w:pPr>
+              <w:spacing w:after="0" w:before="0"/>
+            </w:pPr>
+            <w:r>
+              <w:rPr>
+                <w:sz w:val="19"/>
+                <w:szCs w:val="19"/>
+              </w:rPr>
+              <w:t xml:space="preserve">0</w:t>
+            </w:r>
+          </w:p>
+        </w:tc>
+      </w:tr>
+    </w:tbl>
+    <w:p>
+      <w:pPr>
+        <w:spacing w:after="80" w:before="0"/>
+      </w:pPr>
+    </w:p>
+    <w:tbl>
+      <w:tblPr>
+        <w:tblW w:type="dxa" w:w="9638"/>
+        <w:tblBorders>
+          <w:top w:val="single" w:color="auto" w:sz="4"/>
+          <w:left w:val="single" w:color="auto" w:sz="4"/>
+          <w:bottom w:val="single" w:color="auto" w:sz="4"/>
+          <w:right w:val="single" w:color="auto" w:sz="4"/>
+          <w:insideH w:val="single" w:color="auto" w:sz="4"/>
+          <w:insideV w:val="single" w:color="auto" w:sz="4"/>
+        </w:tblBorders>
+      </w:tblPr>
+      <w:tblGrid>
+        <w:gridCol w:w="9638"/>
+      </w:tblGrid>
+      <w:tr>
+        <w:trPr>
+          <w:cantSplit/>
+        </w:trPr>
+        <w:tc>
+          <w:tcPr>
+            <w:tcW w:type="dxa" w:w="9638"/>
+            <w:tcBorders>
+              <w:top w:val="none" w:color="FFFFFF" w:sz="0"/>
+              <w:left w:val="single" w:color="17707F" w:sz="24"/>
+              <w:bottom w:val="none" w:color="FFFFFF" w:sz="0"/>
+              <w:right w:val="none" w:color="FFFFFF" w:sz="0"/>
+            </w:tcBorders>
+            <w:shd w:fill="ECF3F8" w:color="auto" w:val="clear"/>
+            <w:tcMar>
+              <w:top w:type="dxa" w:w="100"/>
+              <w:left w:type="dxa" w:w="180"/>
+              <w:bottom w:type="dxa" w:w="100"/>
+              <w:right w:type="dxa" w:w="140"/>
+            </w:tcMar>
+          </w:tcPr>
+          <w:p>
+            <w:r>
+              <w:rPr>
+                <w:b/>
+                <w:bCs/>
+                <w:color w:val="17707F"/>
+              </w:rPr>
+              <w:t xml:space="preserve">Note: </w:t>
+            </w:r>
+            <w:r>
+              <w:t xml:space="preserve">Every user's MailSystemBefore and MailSystemAfter values are in the audit and results CSV, so you can check them. Confirm the behaviour in the pilot (C5): compare the Mail system field with the value noted in B3. If a later DirSync run overwrites these fields, the DirSync field mapping wins (Directory Sync configuration, Synchronization tab).</w:t>
+            </w:r>
+          </w:p>
+        </w:tc>
+      </w:tr>
+    </w:tbl>
+    <w:p>
+      <w:pPr>
+        <w:spacing w:after="80" w:before="0"/>
+      </w:pPr>
+    </w:p>
+    <w:p>
+      <w:pPr>
+        <w:pStyle w:val="Heading2"/>
+      </w:pPr>
+      <w:r>
         <w:t xml:space="preserve">D4 Outputs, audit and result codes</w:t>
       </w:r>
     </w:p>
@@ -37811,7 +40138,7 @@
       <w:r>
         <w:t xml:space="preserve">Registering Active Directory users (Directory Sync) – </w:t>
       </w:r>
-      <w:hyperlink w:history="1" r:id="rIduy9d48vyubeiupedgwnm1">
+      <w:hyperlink w:history="1" r:id="rIdg0pvje5o2ywx4rrykhddk">
         <w:r>
           <w:rPr>
             <w:rStyle w:val="Hyperlink"/>
@@ -37833,7 +40160,7 @@
       <w:r>
         <w:t xml:space="preserve">ContactNoteID property – </w:t>
       </w:r>
-      <w:hyperlink w:history="1" r:id="rIdtn76mfx0br3lbmp7pilq7">
+      <w:hyperlink w:history="1" r:id="rIdmz3zty3sei2g1yuwjyczi">
         <w:r>
           <w:rPr>
             <w:rStyle w:val="Hyperlink"/>
@@ -37855,7 +40182,7 @@
       <w:r>
         <w:t xml:space="preserve">RegisterNewUser method – </w:t>
       </w:r>
-      <w:hyperlink w:history="1" r:id="rIdfd0ibxin-xmwfefese8pz">
+      <w:hyperlink w:history="1" r:id="rIdx3zknhhepydn8astxmogd">
         <w:r>
           <w:rPr>
             <w:rStyle w:val="Hyperlink"/>
@@ -37877,7 +40204,7 @@
       <w:r>
         <w:t xml:space="preserve">Creating an ID vault – </w:t>
       </w:r>
-      <w:hyperlink w:history="1" r:id="rIdqn4lbs8rue6snrw16oot3">
+      <w:hyperlink w:history="1" r:id="rIdvqb0rivn0mfgyaveh2um0">
         <w:r>
           <w:rPr>
             <w:rStyle w:val="Hyperlink"/>
@@ -37899,7 +40226,7 @@
       <w:r>
         <w:t xml:space="preserve">Assigning users to a vault (Security Settings, ID Vault tab) – </w:t>
       </w:r>
-      <w:hyperlink w:history="1" r:id="rId1vpwubgbnyqokxsetl84p">
+      <w:hyperlink w:history="1" r:id="rIdfgmwelzeyzcoadn0hbpo0">
         <w:r>
           <w:rPr>
             <w:rStyle w:val="Hyperlink"/>
@@ -37921,7 +40248,7 @@
       <w:r>
         <w:t xml:space="preserve">Creating a security policy settings document – </w:t>
       </w:r>
-      <w:hyperlink w:history="1" r:id="rIduxrrj1ff7yfyv9t0nw8-b">
+      <w:hyperlink w:history="1" r:id="rIdi_ytten_wqgahlq8wnabg">
         <w:r>
           <w:rPr>
             <w:rStyle w:val="Hyperlink"/>
@@ -37943,7 +40270,7 @@
       <w:r>
         <w:t xml:space="preserve">Creating a policy document (explicit policy names */name) – </w:t>
       </w:r>
-      <w:hyperlink w:history="1" r:id="rIdw_fotvkoefpgesb5pfiql">
+      <w:hyperlink w:history="1" r:id="rIdhqjalhbszifneyfsmrldl">
         <w:r>
           <w:rPr>
             <w:rStyle w:val="Hyperlink"/>
@@ -37965,7 +40292,7 @@
       <w:r>
         <w:t xml:space="preserve">Modifying a server-based CA (adding RAs) – </w:t>
       </w:r>
-      <w:hyperlink w:history="1" r:id="rIdkteaob0fsanyfmiopwnhn">
+      <w:hyperlink w:history="1" r:id="rId1jwgozj8kast2vaurssmc">
         <w:r>
           <w:rPr>
             <w:rStyle w:val="Hyperlink"/>
@@ -37987,7 +40314,7 @@
       <w:r>
         <w:t xml:space="preserve">Administration roles in the Domino Directory ACL – </w:t>
       </w:r>
-      <w:hyperlink w:history="1" r:id="rIdmeyf8m3zo80gipaussih6">
+      <w:hyperlink w:history="1" r:id="rIdprz1as361c4hfcebwaxlk">
         <w:r>
           <w:rPr>
             <w:rStyle w:val="Hyperlink"/>
@@ -38009,7 +40336,7 @@
       <w:r>
         <w:t xml:space="preserve">Configuring a database ACL (Manage ACL) – </w:t>
       </w:r>
-      <w:hyperlink w:history="1" r:id="rIdnm2amlu2g-tyyoakq8gr4">
+      <w:hyperlink w:history="1" r:id="rId2qewx3eozy7y7oi_qbq04">
         <w:r>
           <w:rPr>
             <w:rStyle w:val="Hyperlink"/>
@@ -38031,7 +40358,7 @@
       <w:r>
         <w:t xml:space="preserve">Creating a database from a template – </w:t>
       </w:r>
-      <w:hyperlink w:history="1" r:id="rIdekd0rqce_4me5ik0e5i3v">
+      <w:hyperlink w:history="1" r:id="rIdpvgrf9syyt8b0xqmthax8">
         <w:r>
           <w:rPr>
             <w:rStyle w:val="Hyperlink"/>
@@ -38053,7 +40380,7 @@
       <w:r>
         <w:t xml:space="preserve">Script libraries (Designer) – </w:t>
       </w:r>
-      <w:hyperlink w:history="1" r:id="rIdzpo4jmmhgnw3ielp3qkv5">
+      <w:hyperlink w:history="1" r:id="rIdzne1fn-eezi2ip2xwtugm">
         <w:r>
           <w:rPr>
             <w:rStyle w:val="Hyperlink"/>
@@ -38075,7 +40402,7 @@
       <w:r>
         <w:t xml:space="preserve">Creating an agent (Designer) – </w:t>
       </w:r>
-      <w:hyperlink w:history="1" r:id="rIdzufpdxc3_scwugjesetqn">
+      <w:hyperlink w:history="1" r:id="rIdocdzxg6i4cenlke1edxxw">
         <w:r>
           <w:rPr>
             <w:rStyle w:val="Hyperlink"/>
@@ -38097,7 +40424,7 @@
       <w:r>
         <w:t xml:space="preserve">Naming agents: aliases '|' and cascading '\' – </w:t>
       </w:r>
-      <w:hyperlink w:history="1" r:id="rIdcahh_7a7nut-vq1ekbduh">
+      <w:hyperlink w:history="1" r:id="rIdfhgwcazc3pvmrplfeilo_">
         <w:r>
           <w:rPr>
             <w:rStyle w:val="Hyperlink"/>
@@ -38119,7 +40446,7 @@
       <w:r>
         <w:t xml:space="preserve">Signing a database – </w:t>
       </w:r>
-      <w:hyperlink w:history="1" r:id="rIdaewn97eo1pcf_r-oyyljq">
+      <w:hyperlink w:history="1" r:id="rIdymzqsgxftel4kuc3gztbn">
         <w:r>
           <w:rPr>
             <w:rStyle w:val="Hyperlink"/>
@@ -38141,7 +40468,7 @@
       <w:r>
         <w:t xml:space="preserve">Checking field values (Document Properties) – </w:t>
       </w:r>
-      <w:hyperlink w:history="1" r:id="rIdw5l_b8du5yrdnl5in8pn4">
+      <w:hyperlink w:history="1" r:id="rIdrp08upq0a7h8p7yxm6phy">
         <w:r>
           <w:rPr>
             <w:rStyle w:val="Hyperlink"/>
@@ -38163,7 +40490,7 @@
       <w:r>
         <w:t xml:space="preserve">Execution Security Alert (ECL) – </w:t>
       </w:r>
-      <w:hyperlink w:history="1" r:id="rIdudcc9fhgemhndofnoali2">
+      <w:hyperlink w:history="1" r:id="rIdtyojzq_s8vqmucx_6hi7r">
         <w:r>
           <w:rPr>
             <w:rStyle w:val="Hyperlink"/>
@@ -38620,7 +40947,7 @@
         <w:sz w:val="16"/>
         <w:szCs w:val="16"/>
       </w:rPr>
-      <w:t xml:space="preserve">HCL Confidential – Internal Use  |  v2.1</w:t>
+      <w:t xml:space="preserve">HCL Confidential – Internal Use  |  v2.2</w:t>
     </w:r>
     <w:r>
       <w:rPr>

--- a/docs/BulkReg_Admin_Guide.docx
+++ b/docs/BulkReg_Admin_Guide.docx
@@ -116,7 +116,7 @@
                 <w:sz w:val="30"/>
                 <w:szCs w:val="30"/>
               </w:rPr>
-              <w:t xml:space="preserve">Step-by-step guide: bulk registration of Directory Sync (Active Directory) users in HCL Domino with ID Vault, in reviewed batches across multiple servers, from the Windows Domino Administrator client</w:t>
+              <w:t xml:space="preserve">Step-by-step guide: bulk registration of Directory Sync (Active Directory) users in HCL Domino – Notes ID, mail file and ID Vault – in reviewed batches across multiple servers, from the Windows Domino Administrator client</w:t>
             </w:r>
           </w:p>
           <w:p>
@@ -170,7 +170,7 @@
                 <w:sz w:val="20"/>
                 <w:szCs w:val="20"/>
               </w:rPr>
-              <w:t xml:space="preserve">Version 2.2  |  October 2026  |  Draft for review</w:t>
+              <w:t xml:space="preserve">Version 2.3  |  October 2026  |  Draft for review</w:t>
             </w:r>
           </w:p>
           <w:p>
@@ -482,7 +482,7 @@
                 <w:sz w:val="19"/>
                 <w:szCs w:val="19"/>
               </w:rPr>
-              <w:t xml:space="preserve">2.2 (Draft for review)</w:t>
+              <w:t xml:space="preserve">2.3 (Draft for review)</w:t>
             </w:r>
           </w:p>
         </w:tc>
@@ -766,7 +766,7 @@
                 <w:sz w:val="19"/>
                 <w:szCs w:val="19"/>
               </w:rPr>
-              <w:t xml:space="preserve">BulkReg 1.3.0: BulkRegCommon library, 5 agents, config templates, optional PowerShell helper, Audit Viewer</w:t>
+              <w:t xml:space="preserve">BulkReg 1.4.0: BulkRegCommon library, 5 agents, config templates, optional PowerShell helper, Audit Viewer</w:t>
             </w:r>
           </w:p>
         </w:tc>
@@ -972,7 +972,7 @@
                 <w:sz w:val="19"/>
                 <w:szCs w:val="19"/>
               </w:rPr>
-              <w:t xml:space="preserve">2.2</w:t>
+              <w:t xml:space="preserve">2.3</w:t>
             </w:r>
           </w:p>
         </w:tc>
@@ -1000,10 +1000,19 @@
             </w:pPr>
             <w:r>
               <w:rPr>
-                <w:sz w:val="19"/>
-                <w:szCs w:val="19"/>
-              </w:rPr>
-              <w:t xml:space="preserve">Mail settings (CreateMailDb, PreserveMailSystem) explained in plain language with a decision table and a before/after example (D3a).</w:t>
+                <w:b/>
+                <w:bCs/>
+                <w:sz w:val="19"/>
+                <w:szCs w:val="19"/>
+              </w:rPr>
+              <w:t xml:space="preserve">Every registered user now gets a Domino mail file</w:t>
+            </w:r>
+            <w:r>
+              <w:rPr>
+                <w:sz w:val="19"/>
+                <w:szCs w:val="19"/>
+              </w:rPr>
+              <w:t xml:space="preserve"> on the home server (MailFile column in the batch, reviewable). CreateMailDb / PreserveMailSystem removed. Mail file settings (folder, template, ACL manager, quota, full-text index), existence checks before and after registration, and mail file status in Verify.</w:t>
             </w:r>
           </w:p>
         </w:tc>
@@ -4385,37 +4394,57 @@
     </w:p>
     <w:p>
       <w:r>
-        <w:t xml:space="preserve">BulkReg registers these users </w:t>
+        <w:t xml:space="preserve">BulkReg turns them into </w:t>
       </w:r>
       <w:r>
         <w:rPr>
           <w:b/>
           <w:bCs/>
         </w:rPr>
-        <w:t xml:space="preserve">in reviewed batches</w:t>
-      </w:r>
-      <w:r>
-        <w:t xml:space="preserve">. Each user gets a certified Notes ID, the ID is stored in the </w:t>
+        <w:t xml:space="preserve">full Domino users</w:t>
+      </w:r>
+      <w:r>
+        <w:t xml:space="preserve">, in reviewed batches. Each user gets a certified </w:t>
       </w:r>
       <w:r>
         <w:rPr>
           <w:b/>
           <w:bCs/>
         </w:rPr>
-        <w:t xml:space="preserve">ID Vault</w:t>
-      </w:r>
-      <w:r>
-        <w:t xml:space="preserve">, and the user is assigned to the right </w:t>
+        <w:t xml:space="preserve">Notes ID</w:t>
+      </w:r>
+      <w:r>
+        <w:t xml:space="preserve">, which is stored in the </w:t>
       </w:r>
       <w:r>
         <w:rPr>
           <w:b/>
           <w:bCs/>
         </w:rPr>
+        <w:t xml:space="preserve">ID Vault</w:t>
+      </w:r>
+      <w:r>
+        <w:t xml:space="preserve">, and a </w:t>
+      </w:r>
+      <w:r>
+        <w:rPr>
+          <w:b/>
+          <w:bCs/>
+        </w:rPr>
+        <w:t xml:space="preserve">Domino mail file</w:t>
+      </w:r>
+      <w:r>
+        <w:t xml:space="preserve"> on the right </w:t>
+      </w:r>
+      <w:r>
+        <w:rPr>
+          <w:b/>
+          <w:bCs/>
+        </w:rPr>
         <w:t xml:space="preserve">home server</w:t>
       </w:r>
       <w:r>
-        <w:t xml:space="preserve">. Every step is logged for audit.</w:t>
+        <w:t xml:space="preserve">. The Person document then points to that mail file. Every step is logged for audit.</w:t>
       </w:r>
     </w:p>
     <w:p>
@@ -4705,7 +4734,23 @@
                 <w:sz w:val="19"/>
                 <w:szCs w:val="19"/>
               </w:rPr>
-              <w:t xml:space="preserve">Picks the next batch (default 500) of unregistered DirSync users. Works out each user's home server, OU, policy, groups and vault. Validates them and writes a </w:t>
+              <w:t xml:space="preserve">Picks the next batch (default 500) of unregistered DirSync users. Works out each user's home server, </w:t>
+            </w:r>
+            <w:r>
+              <w:rPr>
+                <w:b/>
+                <w:bCs/>
+                <w:sz w:val="19"/>
+                <w:szCs w:val="19"/>
+              </w:rPr>
+              <w:t xml:space="preserve">mail file</w:t>
+            </w:r>
+            <w:r>
+              <w:rPr>
+                <w:sz w:val="19"/>
+                <w:szCs w:val="19"/>
+              </w:rPr>
+              <w:t xml:space="preserve">, OU, policy, groups and vault. Validates them and writes a </w:t>
             </w:r>
             <w:r>
               <w:rPr>
@@ -5108,7 +5153,7 @@
                 <w:sz w:val="19"/>
                 <w:szCs w:val="19"/>
               </w:rPr>
-              <w:t xml:space="preserve">Shows totals per server. You type the batch ID to approve. Only the approved rows are registered.</w:t>
+              <w:t xml:space="preserve">Shows totals per server. You type the batch ID to approve. Only the approved rows are registered: Notes ID + mail file + vault.</w:t>
             </w:r>
           </w:p>
         </w:tc>
@@ -5239,7 +5284,7 @@
                 <w:sz w:val="19"/>
                 <w:szCs w:val="19"/>
               </w:rPr>
-              <w:t xml:space="preserve">Checks every user of the batch: registered? ID in the vault?</w:t>
+              <w:t xml:space="preserve">Checks every user of the batch: registered? ID in the vault? Mail file present on the home server?</w:t>
             </w:r>
           </w:p>
         </w:tc>
@@ -8830,7 +8875,7 @@
                 <w:sz w:val="19"/>
                 <w:szCs w:val="19"/>
               </w:rPr>
-              <w:t xml:space="preserve">12</w:t>
+              <w:t xml:space="preserve">11a</w:t>
             </w:r>
           </w:p>
         </w:tc>
@@ -8861,7 +8906,7 @@
                 <w:sz w:val="19"/>
                 <w:szCs w:val="19"/>
               </w:rPr>
-              <w:t xml:space="preserve">Admin ID that will run BulkReg</w:t>
+              <w:t xml:space="preserve">Mail file folder on the home servers, and naming</w:t>
             </w:r>
           </w:p>
         </w:tc>
@@ -8892,7 +8937,7 @@
                 <w:sz w:val="19"/>
                 <w:szCs w:val="19"/>
               </w:rPr>
-              <w:t xml:space="preserve">Admin User/Demo</w:t>
+              <w:t xml:space="preserve">mail → mail\jsmith.nsf</w:t>
             </w:r>
           </w:p>
         </w:tc>
@@ -8952,7 +8997,7 @@
                 <w:sz w:val="19"/>
                 <w:szCs w:val="19"/>
               </w:rPr>
-              <w:t xml:space="preserve">13</w:t>
+              <w:t xml:space="preserve">11b</w:t>
             </w:r>
           </w:p>
         </w:tc>
@@ -8983,7 +9028,7 @@
                 <w:sz w:val="19"/>
                 <w:szCs w:val="19"/>
               </w:rPr>
-              <w:t xml:space="preserve">Windows admin workstation name</w:t>
+              <w:t xml:space="preserve">Mail template available on every home server</w:t>
             </w:r>
           </w:p>
         </w:tc>
@@ -9014,7 +9059,7 @@
                 <w:sz w:val="19"/>
                 <w:szCs w:val="19"/>
               </w:rPr>
-              <w:t xml:space="preserve">ADMIN-PC01</w:t>
+              <w:t xml:space="preserve">the template your mail users use (e.g. mail12.ntf)</w:t>
             </w:r>
           </w:p>
         </w:tc>
@@ -9074,7 +9119,7 @@
                 <w:sz w:val="19"/>
                 <w:szCs w:val="19"/>
               </w:rPr>
-              <w:t xml:space="preserve">14</w:t>
+              <w:t xml:space="preserve">11c</w:t>
             </w:r>
           </w:p>
         </w:tc>
@@ -9105,7 +9150,7 @@
                 <w:sz w:val="19"/>
                 <w:szCs w:val="19"/>
               </w:rPr>
-              <w:t xml:space="preserve">Batch size</w:t>
+              <w:t xml:space="preserve">Optional: Manager of new mail files, quota (MB)</w:t>
             </w:r>
           </w:p>
         </w:tc>
@@ -9136,7 +9181,7 @@
                 <w:sz w:val="19"/>
                 <w:szCs w:val="19"/>
               </w:rPr>
-              <w:t xml:space="preserve">500</w:t>
+              <w:t xml:space="preserve">LocalDomainAdmins, 2048</w:t>
             </w:r>
           </w:p>
         </w:tc>
@@ -9196,6 +9241,372 @@
                 <w:sz w:val="19"/>
                 <w:szCs w:val="19"/>
               </w:rPr>
+              <w:t xml:space="preserve">12</w:t>
+            </w:r>
+          </w:p>
+        </w:tc>
+        <w:tc>
+          <w:tcPr>
+            <w:tcW w:type="dxa" w:w="4427"/>
+            <w:tcBorders>
+              <w:top w:val="single" w:color="DCE6F0" w:sz="4"/>
+              <w:left w:val="single" w:color="DCE6F0" w:sz="4"/>
+              <w:bottom w:val="single" w:color="DCE6F0" w:sz="4"/>
+              <w:right w:val="single" w:color="DCE6F0" w:sz="4"/>
+            </w:tcBorders>
+            <w:shd w:fill="FFFFFF" w:color="auto" w:val="clear"/>
+            <w:tcMar>
+              <w:top w:type="dxa" w:w="60"/>
+              <w:left w:type="dxa" w:w="100"/>
+              <w:bottom w:type="dxa" w:w="60"/>
+              <w:right w:type="dxa" w:w="100"/>
+            </w:tcMar>
+            <w:vAlign w:val="top"/>
+          </w:tcPr>
+          <w:p>
+            <w:pPr>
+              <w:spacing w:after="0" w:before="0"/>
+            </w:pPr>
+            <w:r>
+              <w:rPr>
+                <w:sz w:val="19"/>
+                <w:szCs w:val="19"/>
+              </w:rPr>
+              <w:t xml:space="preserve">Admin ID that will run BulkReg</w:t>
+            </w:r>
+          </w:p>
+        </w:tc>
+        <w:tc>
+          <w:tcPr>
+            <w:tcW w:type="dxa" w:w="2780"/>
+            <w:tcBorders>
+              <w:top w:val="single" w:color="DCE6F0" w:sz="4"/>
+              <w:left w:val="single" w:color="DCE6F0" w:sz="4"/>
+              <w:bottom w:val="single" w:color="DCE6F0" w:sz="4"/>
+              <w:right w:val="single" w:color="DCE6F0" w:sz="4"/>
+            </w:tcBorders>
+            <w:shd w:fill="FFFFFF" w:color="auto" w:val="clear"/>
+            <w:tcMar>
+              <w:top w:type="dxa" w:w="60"/>
+              <w:left w:type="dxa" w:w="100"/>
+              <w:bottom w:type="dxa" w:w="60"/>
+              <w:right w:type="dxa" w:w="100"/>
+            </w:tcMar>
+            <w:vAlign w:val="top"/>
+          </w:tcPr>
+          <w:p>
+            <w:pPr>
+              <w:spacing w:after="0" w:before="0"/>
+            </w:pPr>
+            <w:r>
+              <w:rPr>
+                <w:sz w:val="19"/>
+                <w:szCs w:val="19"/>
+              </w:rPr>
+              <w:t xml:space="preserve">Admin User/Demo</w:t>
+            </w:r>
+          </w:p>
+        </w:tc>
+        <w:tc>
+          <w:tcPr>
+            <w:tcW w:type="dxa" w:w="1917"/>
+            <w:tcBorders>
+              <w:top w:val="single" w:color="DCE6F0" w:sz="4"/>
+              <w:left w:val="single" w:color="DCE6F0" w:sz="4"/>
+              <w:bottom w:val="single" w:color="DCE6F0" w:sz="4"/>
+              <w:right w:val="single" w:color="DCE6F0" w:sz="4"/>
+            </w:tcBorders>
+            <w:shd w:fill="FFFFFF" w:color="auto" w:val="clear"/>
+            <w:tcMar>
+              <w:top w:type="dxa" w:w="60"/>
+              <w:left w:type="dxa" w:w="100"/>
+              <w:bottom w:type="dxa" w:w="60"/>
+              <w:right w:type="dxa" w:w="100"/>
+            </w:tcMar>
+            <w:vAlign w:val="top"/>
+          </w:tcPr>
+          <w:p>
+            <w:pPr>
+              <w:spacing w:after="0" w:before="0"/>
+            </w:pPr>
+          </w:p>
+        </w:tc>
+      </w:tr>
+      <w:tr>
+        <w:trPr>
+          <w:cantSplit/>
+        </w:trPr>
+        <w:tc>
+          <w:tcPr>
+            <w:tcW w:type="dxa" w:w="514"/>
+            <w:tcBorders>
+              <w:top w:val="single" w:color="DCE6F0" w:sz="4"/>
+              <w:left w:val="single" w:color="DCE6F0" w:sz="4"/>
+              <w:bottom w:val="single" w:color="DCE6F0" w:sz="4"/>
+              <w:right w:val="single" w:color="DCE6F0" w:sz="4"/>
+            </w:tcBorders>
+            <w:shd w:fill="F7F7FC" w:color="auto" w:val="clear"/>
+            <w:tcMar>
+              <w:top w:type="dxa" w:w="60"/>
+              <w:left w:type="dxa" w:w="100"/>
+              <w:bottom w:type="dxa" w:w="60"/>
+              <w:right w:type="dxa" w:w="100"/>
+            </w:tcMar>
+            <w:vAlign w:val="top"/>
+          </w:tcPr>
+          <w:p>
+            <w:pPr>
+              <w:spacing w:after="0" w:before="0"/>
+            </w:pPr>
+            <w:r>
+              <w:rPr>
+                <w:sz w:val="19"/>
+                <w:szCs w:val="19"/>
+              </w:rPr>
+              <w:t xml:space="preserve">13</w:t>
+            </w:r>
+          </w:p>
+        </w:tc>
+        <w:tc>
+          <w:tcPr>
+            <w:tcW w:type="dxa" w:w="4427"/>
+            <w:tcBorders>
+              <w:top w:val="single" w:color="DCE6F0" w:sz="4"/>
+              <w:left w:val="single" w:color="DCE6F0" w:sz="4"/>
+              <w:bottom w:val="single" w:color="DCE6F0" w:sz="4"/>
+              <w:right w:val="single" w:color="DCE6F0" w:sz="4"/>
+            </w:tcBorders>
+            <w:shd w:fill="F7F7FC" w:color="auto" w:val="clear"/>
+            <w:tcMar>
+              <w:top w:type="dxa" w:w="60"/>
+              <w:left w:type="dxa" w:w="100"/>
+              <w:bottom w:type="dxa" w:w="60"/>
+              <w:right w:type="dxa" w:w="100"/>
+            </w:tcMar>
+            <w:vAlign w:val="top"/>
+          </w:tcPr>
+          <w:p>
+            <w:pPr>
+              <w:spacing w:after="0" w:before="0"/>
+            </w:pPr>
+            <w:r>
+              <w:rPr>
+                <w:sz w:val="19"/>
+                <w:szCs w:val="19"/>
+              </w:rPr>
+              <w:t xml:space="preserve">Windows admin workstation name</w:t>
+            </w:r>
+          </w:p>
+        </w:tc>
+        <w:tc>
+          <w:tcPr>
+            <w:tcW w:type="dxa" w:w="2780"/>
+            <w:tcBorders>
+              <w:top w:val="single" w:color="DCE6F0" w:sz="4"/>
+              <w:left w:val="single" w:color="DCE6F0" w:sz="4"/>
+              <w:bottom w:val="single" w:color="DCE6F0" w:sz="4"/>
+              <w:right w:val="single" w:color="DCE6F0" w:sz="4"/>
+            </w:tcBorders>
+            <w:shd w:fill="F7F7FC" w:color="auto" w:val="clear"/>
+            <w:tcMar>
+              <w:top w:type="dxa" w:w="60"/>
+              <w:left w:type="dxa" w:w="100"/>
+              <w:bottom w:type="dxa" w:w="60"/>
+              <w:right w:type="dxa" w:w="100"/>
+            </w:tcMar>
+            <w:vAlign w:val="top"/>
+          </w:tcPr>
+          <w:p>
+            <w:pPr>
+              <w:spacing w:after="0" w:before="0"/>
+            </w:pPr>
+            <w:r>
+              <w:rPr>
+                <w:sz w:val="19"/>
+                <w:szCs w:val="19"/>
+              </w:rPr>
+              <w:t xml:space="preserve">ADMIN-PC01</w:t>
+            </w:r>
+          </w:p>
+        </w:tc>
+        <w:tc>
+          <w:tcPr>
+            <w:tcW w:type="dxa" w:w="1917"/>
+            <w:tcBorders>
+              <w:top w:val="single" w:color="DCE6F0" w:sz="4"/>
+              <w:left w:val="single" w:color="DCE6F0" w:sz="4"/>
+              <w:bottom w:val="single" w:color="DCE6F0" w:sz="4"/>
+              <w:right w:val="single" w:color="DCE6F0" w:sz="4"/>
+            </w:tcBorders>
+            <w:shd w:fill="F7F7FC" w:color="auto" w:val="clear"/>
+            <w:tcMar>
+              <w:top w:type="dxa" w:w="60"/>
+              <w:left w:type="dxa" w:w="100"/>
+              <w:bottom w:type="dxa" w:w="60"/>
+              <w:right w:type="dxa" w:w="100"/>
+            </w:tcMar>
+            <w:vAlign w:val="top"/>
+          </w:tcPr>
+          <w:p>
+            <w:pPr>
+              <w:spacing w:after="0" w:before="0"/>
+            </w:pPr>
+          </w:p>
+        </w:tc>
+      </w:tr>
+      <w:tr>
+        <w:trPr>
+          <w:cantSplit/>
+        </w:trPr>
+        <w:tc>
+          <w:tcPr>
+            <w:tcW w:type="dxa" w:w="514"/>
+            <w:tcBorders>
+              <w:top w:val="single" w:color="DCE6F0" w:sz="4"/>
+              <w:left w:val="single" w:color="DCE6F0" w:sz="4"/>
+              <w:bottom w:val="single" w:color="DCE6F0" w:sz="4"/>
+              <w:right w:val="single" w:color="DCE6F0" w:sz="4"/>
+            </w:tcBorders>
+            <w:shd w:fill="FFFFFF" w:color="auto" w:val="clear"/>
+            <w:tcMar>
+              <w:top w:type="dxa" w:w="60"/>
+              <w:left w:type="dxa" w:w="100"/>
+              <w:bottom w:type="dxa" w:w="60"/>
+              <w:right w:type="dxa" w:w="100"/>
+            </w:tcMar>
+            <w:vAlign w:val="top"/>
+          </w:tcPr>
+          <w:p>
+            <w:pPr>
+              <w:spacing w:after="0" w:before="0"/>
+            </w:pPr>
+            <w:r>
+              <w:rPr>
+                <w:sz w:val="19"/>
+                <w:szCs w:val="19"/>
+              </w:rPr>
+              <w:t xml:space="preserve">14</w:t>
+            </w:r>
+          </w:p>
+        </w:tc>
+        <w:tc>
+          <w:tcPr>
+            <w:tcW w:type="dxa" w:w="4427"/>
+            <w:tcBorders>
+              <w:top w:val="single" w:color="DCE6F0" w:sz="4"/>
+              <w:left w:val="single" w:color="DCE6F0" w:sz="4"/>
+              <w:bottom w:val="single" w:color="DCE6F0" w:sz="4"/>
+              <w:right w:val="single" w:color="DCE6F0" w:sz="4"/>
+            </w:tcBorders>
+            <w:shd w:fill="FFFFFF" w:color="auto" w:val="clear"/>
+            <w:tcMar>
+              <w:top w:type="dxa" w:w="60"/>
+              <w:left w:type="dxa" w:w="100"/>
+              <w:bottom w:type="dxa" w:w="60"/>
+              <w:right w:type="dxa" w:w="100"/>
+            </w:tcMar>
+            <w:vAlign w:val="top"/>
+          </w:tcPr>
+          <w:p>
+            <w:pPr>
+              <w:spacing w:after="0" w:before="0"/>
+            </w:pPr>
+            <w:r>
+              <w:rPr>
+                <w:sz w:val="19"/>
+                <w:szCs w:val="19"/>
+              </w:rPr>
+              <w:t xml:space="preserve">Batch size</w:t>
+            </w:r>
+          </w:p>
+        </w:tc>
+        <w:tc>
+          <w:tcPr>
+            <w:tcW w:type="dxa" w:w="2780"/>
+            <w:tcBorders>
+              <w:top w:val="single" w:color="DCE6F0" w:sz="4"/>
+              <w:left w:val="single" w:color="DCE6F0" w:sz="4"/>
+              <w:bottom w:val="single" w:color="DCE6F0" w:sz="4"/>
+              <w:right w:val="single" w:color="DCE6F0" w:sz="4"/>
+            </w:tcBorders>
+            <w:shd w:fill="FFFFFF" w:color="auto" w:val="clear"/>
+            <w:tcMar>
+              <w:top w:type="dxa" w:w="60"/>
+              <w:left w:type="dxa" w:w="100"/>
+              <w:bottom w:type="dxa" w:w="60"/>
+              <w:right w:type="dxa" w:w="100"/>
+            </w:tcMar>
+            <w:vAlign w:val="top"/>
+          </w:tcPr>
+          <w:p>
+            <w:pPr>
+              <w:spacing w:after="0" w:before="0"/>
+            </w:pPr>
+            <w:r>
+              <w:rPr>
+                <w:sz w:val="19"/>
+                <w:szCs w:val="19"/>
+              </w:rPr>
+              <w:t xml:space="preserve">500</w:t>
+            </w:r>
+          </w:p>
+        </w:tc>
+        <w:tc>
+          <w:tcPr>
+            <w:tcW w:type="dxa" w:w="1917"/>
+            <w:tcBorders>
+              <w:top w:val="single" w:color="DCE6F0" w:sz="4"/>
+              <w:left w:val="single" w:color="DCE6F0" w:sz="4"/>
+              <w:bottom w:val="single" w:color="DCE6F0" w:sz="4"/>
+              <w:right w:val="single" w:color="DCE6F0" w:sz="4"/>
+            </w:tcBorders>
+            <w:shd w:fill="FFFFFF" w:color="auto" w:val="clear"/>
+            <w:tcMar>
+              <w:top w:type="dxa" w:w="60"/>
+              <w:left w:type="dxa" w:w="100"/>
+              <w:bottom w:type="dxa" w:w="60"/>
+              <w:right w:type="dxa" w:w="100"/>
+            </w:tcMar>
+            <w:vAlign w:val="top"/>
+          </w:tcPr>
+          <w:p>
+            <w:pPr>
+              <w:spacing w:after="0" w:before="0"/>
+            </w:pPr>
+          </w:p>
+        </w:tc>
+      </w:tr>
+      <w:tr>
+        <w:trPr>
+          <w:cantSplit/>
+        </w:trPr>
+        <w:tc>
+          <w:tcPr>
+            <w:tcW w:type="dxa" w:w="514"/>
+            <w:tcBorders>
+              <w:top w:val="single" w:color="DCE6F0" w:sz="4"/>
+              <w:left w:val="single" w:color="DCE6F0" w:sz="4"/>
+              <w:bottom w:val="single" w:color="DCE6F0" w:sz="4"/>
+              <w:right w:val="single" w:color="DCE6F0" w:sz="4"/>
+            </w:tcBorders>
+            <w:shd w:fill="F7F7FC" w:color="auto" w:val="clear"/>
+            <w:tcMar>
+              <w:top w:type="dxa" w:w="60"/>
+              <w:left w:type="dxa" w:w="100"/>
+              <w:bottom w:type="dxa" w:w="60"/>
+              <w:right w:type="dxa" w:w="100"/>
+            </w:tcMar>
+            <w:vAlign w:val="top"/>
+          </w:tcPr>
+          <w:p>
+            <w:pPr>
+              <w:spacing w:after="0" w:before="0"/>
+            </w:pPr>
+            <w:r>
+              <w:rPr>
+                <w:sz w:val="19"/>
+                <w:szCs w:val="19"/>
+              </w:rPr>
               <w:t xml:space="preserve">15</w:t>
             </w:r>
           </w:p>
@@ -9209,7 +9620,7 @@
               <w:bottom w:val="single" w:color="DCE6F0" w:sz="4"/>
               <w:right w:val="single" w:color="DCE6F0" w:sz="4"/>
             </w:tcBorders>
-            <w:shd w:fill="FFFFFF" w:color="auto" w:val="clear"/>
+            <w:shd w:fill="F7F7FC" w:color="auto" w:val="clear"/>
             <w:tcMar>
               <w:top w:type="dxa" w:w="60"/>
               <w:left w:type="dxa" w:w="100"/>
@@ -9240,7 +9651,7 @@
               <w:bottom w:val="single" w:color="DCE6F0" w:sz="4"/>
               <w:right w:val="single" w:color="DCE6F0" w:sz="4"/>
             </w:tcBorders>
-            <w:shd w:fill="FFFFFF" w:color="auto" w:val="clear"/>
+            <w:shd w:fill="F7F7FC" w:color="auto" w:val="clear"/>
             <w:tcMar>
               <w:top w:type="dxa" w:w="60"/>
               <w:left w:type="dxa" w:w="100"/>
@@ -9271,7 +9682,7 @@
               <w:bottom w:val="single" w:color="DCE6F0" w:sz="4"/>
               <w:right w:val="single" w:color="DCE6F0" w:sz="4"/>
             </w:tcBorders>
-            <w:shd w:fill="FFFFFF" w:color="auto" w:val="clear"/>
+            <w:shd w:fill="F7F7FC" w:color="auto" w:val="clear"/>
             <w:tcMar>
               <w:top w:type="dxa" w:w="60"/>
               <w:left w:type="dxa" w:w="100"/>
@@ -9894,7 +10305,7 @@
         <w:t xml:space="preserve">MailSystem</w:t>
       </w:r>
       <w:r>
-        <w:t xml:space="preserve"> and </w:t>
+        <w:t xml:space="preserve">, </w:t>
       </w:r>
       <w:r>
         <w:rPr>
@@ -9904,7 +10315,17 @@
         <w:t xml:space="preserve">MailFile</w:t>
       </w:r>
       <w:r>
-        <w:t xml:space="preserve"> and note their values, so you can compare them after the pilot.</w:t>
+        <w:t xml:space="preserve"> and </w:t>
+      </w:r>
+      <w:r>
+        <w:rPr>
+          <w:b/>
+          <w:bCs/>
+        </w:rPr>
+        <w:t xml:space="preserve">MailServer</w:t>
+      </w:r>
+      <w:r>
+        <w:t xml:space="preserve"> and note their values. After registration they will point to the new Domino mail file.</w:t>
       </w:r>
     </w:p>
     <w:tbl>
@@ -10287,124 +10708,12 @@
         <w:t xml:space="preserve">Wait for the ACL change to reach the server you work on. It is immediate on the registration server itself.</w:t>
       </w:r>
     </w:p>
-    <w:tbl>
-      <w:tblPr>
-        <w:tblW w:type="dxa" w:w="9638"/>
-        <w:tblBorders>
-          <w:top w:val="single" w:color="auto" w:sz="4"/>
-          <w:left w:val="single" w:color="auto" w:sz="4"/>
-          <w:bottom w:val="single" w:color="auto" w:sz="4"/>
-          <w:right w:val="single" w:color="auto" w:sz="4"/>
-          <w:insideH w:val="single" w:color="auto" w:sz="4"/>
-          <w:insideV w:val="single" w:color="auto" w:sz="4"/>
-        </w:tblBorders>
-      </w:tblPr>
-      <w:tblGrid>
-        <w:gridCol w:w="9638"/>
-      </w:tblGrid>
-      <w:tr>
-        <w:trPr>
-          <w:cantSplit/>
-        </w:trPr>
-        <w:tc>
-          <w:tcPr>
-            <w:tcW w:type="dxa" w:w="9638"/>
-            <w:tcBorders>
-              <w:top w:val="none" w:color="FFFFFF" w:sz="0"/>
-              <w:left w:val="single" w:color="1A7F37" w:sz="24"/>
-              <w:bottom w:val="none" w:color="FFFFFF" w:sz="0"/>
-              <w:right w:val="none" w:color="FFFFFF" w:sz="0"/>
-            </w:tcBorders>
-            <w:shd w:fill="EAF6EC" w:color="auto" w:val="clear"/>
-            <w:tcMar>
-              <w:top w:type="dxa" w:w="100"/>
-              <w:left w:type="dxa" w:w="180"/>
-              <w:bottom w:type="dxa" w:w="100"/>
-              <w:right w:type="dxa" w:w="140"/>
-            </w:tcMar>
-          </w:tcPr>
-          <w:p>
-            <w:r>
-              <w:rPr>
-                <w:b/>
-                <w:bCs/>
-                <w:color w:val="1A7F37"/>
-              </w:rPr>
-              <w:t xml:space="preserve">Done when: </w:t>
-            </w:r>
-            <w:r>
-              <w:t xml:space="preserve">Your admin ID has Editor access with [UserCreator] and [UserModifier] (and the Policy roles if needed) in names.nsf on the registration server.</w:t>
-            </w:r>
-          </w:p>
-        </w:tc>
-      </w:tr>
-    </w:tbl>
-    <w:p>
-      <w:pPr>
-        <w:spacing w:after="80" w:before="0"/>
-      </w:pPr>
-    </w:p>
-    <w:p>
-      <w:pPr>
-        <w:pStyle w:val="Heading2"/>
-      </w:pPr>
-      <w:r>
-        <w:t xml:space="preserve">B5 Set up certification</w:t>
-      </w:r>
-    </w:p>
-    <w:p>
-      <w:r>
-        <w:t xml:space="preserve">Choose </w:t>
-      </w:r>
-      <w:r>
-        <w:rPr>
-          <w:b/>
-          <w:bCs/>
-        </w:rPr>
-        <w:t xml:space="preserve">one</w:t>
-      </w:r>
-      <w:r>
-        <w:t xml:space="preserve"> option (worksheet row 5). Option 1 (Domino CA) is recommended: no certifier password is needed during a run.</w:t>
-      </w:r>
-    </w:p>
     <w:p>
       <w:pPr>
         <w:pStyle w:val="Heading3"/>
       </w:pPr>
       <w:r>
-        <w:t xml:space="preserve">Option 1 – Domino server-based CA: add your admin ID as a Registration Authority</w:t>
-      </w:r>
-    </w:p>
-    <w:p>
-      <w:r>
-        <w:rPr>
-          <w:b/>
-          <w:bCs/>
-        </w:rPr>
-        <w:t xml:space="preserve">Who:</w:t>
-      </w:r>
-      <w:r>
-        <w:t xml:space="preserve"> CA administrator   </w:t>
-      </w:r>
-      <w:r>
-        <w:rPr>
-          <w:b/>
-          <w:bCs/>
-        </w:rPr>
-        <w:t xml:space="preserve">Where:</w:t>
-      </w:r>
-      <w:r>
-        <w:t xml:space="preserve"> Domino Administrator + server console of the CA server   </w:t>
-      </w:r>
-      <w:r>
-        <w:rPr>
-          <w:b/>
-          <w:bCs/>
-        </w:rPr>
-        <w:t xml:space="preserve">Changes:</w:t>
-      </w:r>
-      <w:r>
-        <w:t xml:space="preserve"> the CA certifier (RA list)</w:t>
+        <w:t xml:space="preserve">Allow your admin ID to create mail files on every home server</w:t>
       </w:r>
     </w:p>
     <w:p>
@@ -10416,24 +10725,24 @@
         </w:numPr>
       </w:pPr>
       <w:r>
-        <w:t xml:space="preserve">Open the console of the server that hosts the CA: in Domino Administrator, select that server, click the </w:t>
+        <w:t xml:space="preserve">In Domino Administrator, click the </w:t>
       </w:r>
       <w:r>
         <w:rPr>
           <w:b/>
           <w:bCs/>
         </w:rPr>
-        <w:t xml:space="preserve">Server</w:t>
-      </w:r>
-      <w:r>
-        <w:t xml:space="preserve"> tab, then </w:t>
+        <w:t xml:space="preserve">Configuration</w:t>
+      </w:r>
+      <w:r>
+        <w:t xml:space="preserve"> tab and open </w:t>
       </w:r>
       <w:r>
         <w:rPr>
           <w:b/>
           <w:bCs/>
         </w:rPr>
-        <w:t xml:space="preserve">Server Console</w:t>
+        <w:t xml:space="preserve">Server &gt; All Server Documents</w:t>
       </w:r>
       <w:r>
         <w:t xml:space="preserve">.</w:t>
@@ -10448,41 +10757,17 @@
         </w:numPr>
       </w:pPr>
       <w:r>
-        <w:t xml:space="preserve">Type </w:t>
-      </w:r>
-      <w:r>
-        <w:rPr>
-          <w:rFonts w:ascii="Consolas" w:cs="Consolas" w:eastAsia="Consolas" w:hAnsi="Consolas"/>
-          <w:color w:val="0F5FDC"/>
-          <w:sz w:val="20"/>
-          <w:szCs w:val="20"/>
-        </w:rPr>
-        <w:t xml:space="preserve">tell ca stat</w:t>
-      </w:r>
-      <w:r>
-        <w:t xml:space="preserve"> and press Enter. </w:t>
-      </w:r>
-      <w:r>
-        <w:rPr>
-          <w:i/>
-          <w:iCs/>
-        </w:rPr>
-        <w:t xml:space="preserve">Result:</w:t>
-      </w:r>
-      <w:r>
-        <w:t xml:space="preserve"> the CA process answers and lists its certifiers. If it is not running, type </w:t>
-      </w:r>
-      <w:r>
-        <w:rPr>
-          <w:rFonts w:ascii="Consolas" w:cs="Consolas" w:eastAsia="Consolas" w:hAnsi="Consolas"/>
-          <w:color w:val="0F5FDC"/>
-          <w:sz w:val="20"/>
-          <w:szCs w:val="20"/>
-        </w:rPr>
-        <w:t xml:space="preserve">load ca</w:t>
-      </w:r>
-      <w:r>
-        <w:t xml:space="preserve"> first.</w:t>
+        <w:t xml:space="preserve">Open the Server document of the first home server (worksheet row 3) and click </w:t>
+      </w:r>
+      <w:r>
+        <w:rPr>
+          <w:b/>
+          <w:bCs/>
+        </w:rPr>
+        <w:t xml:space="preserve">Edit Server</w:t>
+      </w:r>
+      <w:r>
+        <w:t xml:space="preserve">.</w:t>
       </w:r>
     </w:p>
     <w:p>
@@ -10494,19 +10779,27 @@
         </w:numPr>
       </w:pPr>
       <w:r>
-        <w:t xml:space="preserve">Type </w:t>
-      </w:r>
-      <w:r>
-        <w:rPr>
-          <w:rFonts w:ascii="Consolas" w:cs="Consolas" w:eastAsia="Consolas" w:hAnsi="Consolas"/>
-          <w:color w:val="0F5FDC"/>
-          <w:sz w:val="20"/>
-          <w:szCs w:val="20"/>
-        </w:rPr>
-        <w:t xml:space="preserve">tell ca quit</w:t>
-      </w:r>
-      <w:r>
-        <w:t xml:space="preserve"> and press Enter (required before modifying the certifier).</w:t>
+        <w:t xml:space="preserve">Click the </w:t>
+      </w:r>
+      <w:r>
+        <w:rPr>
+          <w:b/>
+          <w:bCs/>
+        </w:rPr>
+        <w:t xml:space="preserve">Security</w:t>
+      </w:r>
+      <w:r>
+        <w:t xml:space="preserve"> tab. In </w:t>
+      </w:r>
+      <w:r>
+        <w:rPr>
+          <w:b/>
+          <w:bCs/>
+        </w:rPr>
+        <w:t xml:space="preserve">Create databases &amp; templates</w:t>
+      </w:r>
+      <w:r>
+        <w:t xml:space="preserve">, make sure your admin ID (or a group it belongs to) is listed, or that the field allows everyone your policy permits.</w:t>
       </w:r>
     </w:p>
     <w:p>
@@ -10518,27 +10811,17 @@
         </w:numPr>
       </w:pPr>
       <w:r>
-        <w:t xml:space="preserve">Click the </w:t>
+        <w:t xml:space="preserve">Click </w:t>
       </w:r>
       <w:r>
         <w:rPr>
           <w:b/>
           <w:bCs/>
         </w:rPr>
-        <w:t xml:space="preserve">Configuration</w:t>
-      </w:r>
-      <w:r>
-        <w:t xml:space="preserve"> tab. In the Tools pane choose </w:t>
-      </w:r>
-      <w:r>
-        <w:rPr>
-          <w:b/>
-          <w:bCs/>
-        </w:rPr>
-        <w:t xml:space="preserve">Certification &gt; Modify Certifier</w:t>
-      </w:r>
-      <w:r>
-        <w:t xml:space="preserve">.</w:t>
+        <w:t xml:space="preserve">Save &amp; Close</w:t>
+      </w:r>
+      <w:r>
+        <w:t xml:space="preserve">. Repeat for every home server.</w:t>
       </w:r>
     </w:p>
     <w:p>
@@ -10550,109 +10833,17 @@
         </w:numPr>
       </w:pPr>
       <w:r>
-        <w:t xml:space="preserve">Select the server that hosts the CA, then select the certifier from worksheet row 6.</w:t>
-      </w:r>
-    </w:p>
-    <w:p>
-      <w:pPr>
-        <w:pStyle w:val="ListParagraph"/>
-        <w:numPr>
-          <w:ilvl w:val="0"/>
-          <w:numId w:val="5"/>
-        </w:numPr>
-      </w:pPr>
-      <w:r>
-        <w:t xml:space="preserve">In the Certifier dialog, add your admin ID (worksheet row 12) as a </w:t>
+        <w:t xml:space="preserve">Check that the mail template from worksheet row 11b exists on every home server (</w:t>
       </w:r>
       <w:r>
         <w:rPr>
           <w:b/>
           <w:bCs/>
         </w:rPr>
-        <w:t xml:space="preserve">Registration Authority (RA)</w:t>
-      </w:r>
-      <w:r>
-        <w:t xml:space="preserve"> and click </w:t>
-      </w:r>
-      <w:r>
-        <w:rPr>
-          <w:b/>
-          <w:bCs/>
-        </w:rPr>
-        <w:t xml:space="preserve">OK</w:t>
-      </w:r>
-      <w:r>
-        <w:t xml:space="preserve">.</w:t>
-      </w:r>
-    </w:p>
-    <w:p>
-      <w:pPr>
-        <w:pStyle w:val="ListParagraph"/>
-        <w:numPr>
-          <w:ilvl w:val="0"/>
-          <w:numId w:val="5"/>
-        </w:numPr>
-      </w:pPr>
-      <w:r>
-        <w:t xml:space="preserve">On the console type </w:t>
-      </w:r>
-      <w:r>
-        <w:rPr>
-          <w:rFonts w:ascii="Consolas" w:cs="Consolas" w:eastAsia="Consolas" w:hAnsi="Consolas"/>
-          <w:color w:val="0F5FDC"/>
-          <w:sz w:val="20"/>
-          <w:szCs w:val="20"/>
-        </w:rPr>
-        <w:t xml:space="preserve">tell adminp process all</w:t>
-      </w:r>
-      <w:r>
-        <w:t xml:space="preserve">, then </w:t>
-      </w:r>
-      <w:r>
-        <w:rPr>
-          <w:rFonts w:ascii="Consolas" w:cs="Consolas" w:eastAsia="Consolas" w:hAnsi="Consolas"/>
-          <w:color w:val="0F5FDC"/>
-          <w:sz w:val="20"/>
-          <w:szCs w:val="20"/>
-        </w:rPr>
-        <w:t xml:space="preserve">load ca</w:t>
-      </w:r>
-      <w:r>
-        <w:t xml:space="preserve">, then </w:t>
-      </w:r>
-      <w:r>
-        <w:rPr>
-          <w:rFonts w:ascii="Consolas" w:cs="Consolas" w:eastAsia="Consolas" w:hAnsi="Consolas"/>
-          <w:color w:val="0F5FDC"/>
-          <w:sz w:val="20"/>
-          <w:szCs w:val="20"/>
-        </w:rPr>
-        <w:t xml:space="preserve">tell ca refresh</w:t>
-      </w:r>
-      <w:r>
-        <w:t xml:space="preserve">, then </w:t>
-      </w:r>
-      <w:r>
-        <w:rPr>
-          <w:rFonts w:ascii="Consolas" w:cs="Consolas" w:eastAsia="Consolas" w:hAnsi="Consolas"/>
-          <w:color w:val="0F5FDC"/>
-          <w:sz w:val="20"/>
-          <w:szCs w:val="20"/>
-        </w:rPr>
-        <w:t xml:space="preserve">tell ca stat</w:t>
-      </w:r>
-      <w:r>
-        <w:t xml:space="preserve">. </w:t>
-      </w:r>
-      <w:r>
-        <w:rPr>
-          <w:i/>
-          <w:iCs/>
-        </w:rPr>
-        <w:t xml:space="preserve">Result:</w:t>
-      </w:r>
-      <w:r>
-        <w:t xml:space="preserve"> the certifier is listed, with your RA change in place.</w:t>
+        <w:t xml:space="preserve">Files</w:t>
+      </w:r>
+      <w:r>
+        <w:t xml:space="preserve"> tab of each server, filter on .ntf).</w:t>
       </w:r>
     </w:p>
     <w:tbl>
@@ -10679,11 +10870,11 @@
             <w:tcW w:type="dxa" w:w="9638"/>
             <w:tcBorders>
               <w:top w:val="none" w:color="FFFFFF" w:sz="0"/>
-              <w:left w:val="single" w:color="17707F" w:sz="24"/>
+              <w:left w:val="single" w:color="1A7F37" w:sz="24"/>
               <w:bottom w:val="none" w:color="FFFFFF" w:sz="0"/>
               <w:right w:val="none" w:color="FFFFFF" w:sz="0"/>
             </w:tcBorders>
-            <w:shd w:fill="ECF3F8" w:color="auto" w:val="clear"/>
+            <w:shd w:fill="EAF6EC" w:color="auto" w:val="clear"/>
             <w:tcMar>
               <w:top w:type="dxa" w:w="100"/>
               <w:left w:type="dxa" w:w="180"/>
@@ -10696,24 +10887,12 @@
               <w:rPr>
                 <w:b/>
                 <w:bCs/>
-                <w:color w:val="17707F"/>
-              </w:rPr>
-              <w:t xml:space="preserve">Note: </w:t>
-            </w:r>
-            <w:r>
-              <w:t xml:space="preserve">HCL reference: “Modifying a server-based CA” (Appendix C). The CA process must be restarted after a server restart unless </w:t>
-            </w:r>
-            <w:r>
-              <w:rPr>
-                <w:rFonts w:ascii="Consolas" w:cs="Consolas" w:eastAsia="Consolas" w:hAnsi="Consolas"/>
-                <w:color w:val="0F5FDC"/>
-                <w:sz w:val="20"/>
-                <w:szCs w:val="20"/>
-              </w:rPr>
-              <w:t xml:space="preserve">ca</w:t>
-            </w:r>
-            <w:r>
-              <w:t xml:space="preserve"> is in the ServerTasks setting.</w:t>
+                <w:color w:val="1A7F37"/>
+              </w:rPr>
+              <w:t xml:space="preserve">Done when: </w:t>
+            </w:r>
+            <w:r>
+              <w:t xml:space="preserve">Your admin ID has Editor access with [UserCreator] and [UserModifier] (and the Policy roles if needed) in names.nsf, can create databases on every home server, and the mail template exists on each of them.</w:t>
             </w:r>
           </w:p>
         </w:tc>
@@ -10726,10 +10905,65 @@
     </w:p>
     <w:p>
       <w:pPr>
+        <w:pStyle w:val="Heading2"/>
+      </w:pPr>
+      <w:r>
+        <w:t xml:space="preserve">B5 Set up certification</w:t>
+      </w:r>
+    </w:p>
+    <w:p>
+      <w:r>
+        <w:t xml:space="preserve">Choose </w:t>
+      </w:r>
+      <w:r>
+        <w:rPr>
+          <w:b/>
+          <w:bCs/>
+        </w:rPr>
+        <w:t xml:space="preserve">one</w:t>
+      </w:r>
+      <w:r>
+        <w:t xml:space="preserve"> option (worksheet row 5). Option 1 (Domino CA) is recommended: no certifier password is needed during a run.</w:t>
+      </w:r>
+    </w:p>
+    <w:p>
+      <w:pPr>
         <w:pStyle w:val="Heading3"/>
       </w:pPr>
       <w:r>
-        <w:t xml:space="preserve">Option 2 – Certifier ID file</w:t>
+        <w:t xml:space="preserve">Option 1 – Domino server-based CA: add your admin ID as a Registration Authority</w:t>
+      </w:r>
+    </w:p>
+    <w:p>
+      <w:r>
+        <w:rPr>
+          <w:b/>
+          <w:bCs/>
+        </w:rPr>
+        <w:t xml:space="preserve">Who:</w:t>
+      </w:r>
+      <w:r>
+        <w:t xml:space="preserve"> CA administrator   </w:t>
+      </w:r>
+      <w:r>
+        <w:rPr>
+          <w:b/>
+          <w:bCs/>
+        </w:rPr>
+        <w:t xml:space="preserve">Where:</w:t>
+      </w:r>
+      <w:r>
+        <w:t xml:space="preserve"> Domino Administrator + server console of the CA server   </w:t>
+      </w:r>
+      <w:r>
+        <w:rPr>
+          <w:b/>
+          <w:bCs/>
+        </w:rPr>
+        <w:t xml:space="preserve">Changes:</w:t>
+      </w:r>
+      <w:r>
+        <w:t xml:space="preserve"> the CA certifier (RA list)</w:t>
       </w:r>
     </w:p>
     <w:p>
@@ -10741,7 +10975,27 @@
         </w:numPr>
       </w:pPr>
       <w:r>
-        <w:t xml:space="preserve">Obtain the certifier ID file and its password from the certifier owner, following your organisation's handover process.</w:t>
+        <w:t xml:space="preserve">Open the console of the server that hosts the CA: in Domino Administrator, select that server, click the </w:t>
+      </w:r>
+      <w:r>
+        <w:rPr>
+          <w:b/>
+          <w:bCs/>
+        </w:rPr>
+        <w:t xml:space="preserve">Server</w:t>
+      </w:r>
+      <w:r>
+        <w:t xml:space="preserve"> tab, then </w:t>
+      </w:r>
+      <w:r>
+        <w:rPr>
+          <w:b/>
+          <w:bCs/>
+        </w:rPr>
+        <w:t xml:space="preserve">Server Console</w:t>
+      </w:r>
+      <w:r>
+        <w:t xml:space="preserve">.</w:t>
       </w:r>
     </w:p>
     <w:p>
@@ -10753,7 +11007,7 @@
         </w:numPr>
       </w:pPr>
       <w:r>
-        <w:t xml:space="preserve">Copy the file into </w:t>
+        <w:t xml:space="preserve">Type </w:t>
       </w:r>
       <w:r>
         <w:rPr>
@@ -10762,10 +11016,32 @@
           <w:sz w:val="20"/>
           <w:szCs w:val="20"/>
         </w:rPr>
-        <w:t xml:space="preserve">C:\BulkReg\cert\</w:t>
-      </w:r>
-      <w:r>
-        <w:t xml:space="preserve"> after you create the folders in B9. Do not put it anywhere else.</w:t>
+        <w:t xml:space="preserve">tell ca stat</w:t>
+      </w:r>
+      <w:r>
+        <w:t xml:space="preserve"> and press Enter. </w:t>
+      </w:r>
+      <w:r>
+        <w:rPr>
+          <w:i/>
+          <w:iCs/>
+        </w:rPr>
+        <w:t xml:space="preserve">Result:</w:t>
+      </w:r>
+      <w:r>
+        <w:t xml:space="preserve"> the CA process answers and lists its certifiers. If it is not running, type </w:t>
+      </w:r>
+      <w:r>
+        <w:rPr>
+          <w:rFonts w:ascii="Consolas" w:cs="Consolas" w:eastAsia="Consolas" w:hAnsi="Consolas"/>
+          <w:color w:val="0F5FDC"/>
+          <w:sz w:val="20"/>
+          <w:szCs w:val="20"/>
+        </w:rPr>
+        <w:t xml:space="preserve">load ca</w:t>
+      </w:r>
+      <w:r>
+        <w:t xml:space="preserve"> first.</w:t>
       </w:r>
     </w:p>
     <w:p>
@@ -10777,17 +11053,165 @@
         </w:numPr>
       </w:pPr>
       <w:r>
-        <w:t xml:space="preserve">Write down its path for B11. </w:t>
+        <w:t xml:space="preserve">Type </w:t>
+      </w:r>
+      <w:r>
+        <w:rPr>
+          <w:rFonts w:ascii="Consolas" w:cs="Consolas" w:eastAsia="Consolas" w:hAnsi="Consolas"/>
+          <w:color w:val="0F5FDC"/>
+          <w:sz w:val="20"/>
+          <w:szCs w:val="20"/>
+        </w:rPr>
+        <w:t xml:space="preserve">tell ca quit</w:t>
+      </w:r>
+      <w:r>
+        <w:t xml:space="preserve"> and press Enter (required before modifying the certifier).</w:t>
+      </w:r>
+    </w:p>
+    <w:p>
+      <w:pPr>
+        <w:pStyle w:val="ListParagraph"/>
+        <w:numPr>
+          <w:ilvl w:val="0"/>
+          <w:numId w:val="6"/>
+        </w:numPr>
+      </w:pPr>
+      <w:r>
+        <w:t xml:space="preserve">Click the </w:t>
       </w:r>
       <w:r>
         <w:rPr>
           <w:b/>
           <w:bCs/>
         </w:rPr>
-        <w:t xml:space="preserve">Never</w:t>
-      </w:r>
-      <w:r>
-        <w:t xml:space="preserve"> write the password into a file. BulkReg asks for it in a masked dialog at run time.</w:t>
+        <w:t xml:space="preserve">Configuration</w:t>
+      </w:r>
+      <w:r>
+        <w:t xml:space="preserve"> tab. In the Tools pane choose </w:t>
+      </w:r>
+      <w:r>
+        <w:rPr>
+          <w:b/>
+          <w:bCs/>
+        </w:rPr>
+        <w:t xml:space="preserve">Certification &gt; Modify Certifier</w:t>
+      </w:r>
+      <w:r>
+        <w:t xml:space="preserve">.</w:t>
+      </w:r>
+    </w:p>
+    <w:p>
+      <w:pPr>
+        <w:pStyle w:val="ListParagraph"/>
+        <w:numPr>
+          <w:ilvl w:val="0"/>
+          <w:numId w:val="6"/>
+        </w:numPr>
+      </w:pPr>
+      <w:r>
+        <w:t xml:space="preserve">Select the server that hosts the CA, then select the certifier from worksheet row 6.</w:t>
+      </w:r>
+    </w:p>
+    <w:p>
+      <w:pPr>
+        <w:pStyle w:val="ListParagraph"/>
+        <w:numPr>
+          <w:ilvl w:val="0"/>
+          <w:numId w:val="6"/>
+        </w:numPr>
+      </w:pPr>
+      <w:r>
+        <w:t xml:space="preserve">In the Certifier dialog, add your admin ID (worksheet row 12) as a </w:t>
+      </w:r>
+      <w:r>
+        <w:rPr>
+          <w:b/>
+          <w:bCs/>
+        </w:rPr>
+        <w:t xml:space="preserve">Registration Authority (RA)</w:t>
+      </w:r>
+      <w:r>
+        <w:t xml:space="preserve"> and click </w:t>
+      </w:r>
+      <w:r>
+        <w:rPr>
+          <w:b/>
+          <w:bCs/>
+        </w:rPr>
+        <w:t xml:space="preserve">OK</w:t>
+      </w:r>
+      <w:r>
+        <w:t xml:space="preserve">.</w:t>
+      </w:r>
+    </w:p>
+    <w:p>
+      <w:pPr>
+        <w:pStyle w:val="ListParagraph"/>
+        <w:numPr>
+          <w:ilvl w:val="0"/>
+          <w:numId w:val="6"/>
+        </w:numPr>
+      </w:pPr>
+      <w:r>
+        <w:t xml:space="preserve">On the console type </w:t>
+      </w:r>
+      <w:r>
+        <w:rPr>
+          <w:rFonts w:ascii="Consolas" w:cs="Consolas" w:eastAsia="Consolas" w:hAnsi="Consolas"/>
+          <w:color w:val="0F5FDC"/>
+          <w:sz w:val="20"/>
+          <w:szCs w:val="20"/>
+        </w:rPr>
+        <w:t xml:space="preserve">tell adminp process all</w:t>
+      </w:r>
+      <w:r>
+        <w:t xml:space="preserve">, then </w:t>
+      </w:r>
+      <w:r>
+        <w:rPr>
+          <w:rFonts w:ascii="Consolas" w:cs="Consolas" w:eastAsia="Consolas" w:hAnsi="Consolas"/>
+          <w:color w:val="0F5FDC"/>
+          <w:sz w:val="20"/>
+          <w:szCs w:val="20"/>
+        </w:rPr>
+        <w:t xml:space="preserve">load ca</w:t>
+      </w:r>
+      <w:r>
+        <w:t xml:space="preserve">, then </w:t>
+      </w:r>
+      <w:r>
+        <w:rPr>
+          <w:rFonts w:ascii="Consolas" w:cs="Consolas" w:eastAsia="Consolas" w:hAnsi="Consolas"/>
+          <w:color w:val="0F5FDC"/>
+          <w:sz w:val="20"/>
+          <w:szCs w:val="20"/>
+        </w:rPr>
+        <w:t xml:space="preserve">tell ca refresh</w:t>
+      </w:r>
+      <w:r>
+        <w:t xml:space="preserve">, then </w:t>
+      </w:r>
+      <w:r>
+        <w:rPr>
+          <w:rFonts w:ascii="Consolas" w:cs="Consolas" w:eastAsia="Consolas" w:hAnsi="Consolas"/>
+          <w:color w:val="0F5FDC"/>
+          <w:sz w:val="20"/>
+          <w:szCs w:val="20"/>
+        </w:rPr>
+        <w:t xml:space="preserve">tell ca stat</w:t>
+      </w:r>
+      <w:r>
+        <w:t xml:space="preserve">. </w:t>
+      </w:r>
+      <w:r>
+        <w:rPr>
+          <w:i/>
+          <w:iCs/>
+        </w:rPr>
+        <w:t xml:space="preserve">Result:</w:t>
+      </w:r>
+      <w:r>
+        <w:t xml:space="preserve"> the certifier is listed, with your RA change in place.</w:t>
       </w:r>
     </w:p>
     <w:tbl>
@@ -10814,11 +11238,11 @@
             <w:tcW w:type="dxa" w:w="9638"/>
             <w:tcBorders>
               <w:top w:val="none" w:color="FFFFFF" w:sz="0"/>
-              <w:left w:val="single" w:color="1A7F37" w:sz="24"/>
+              <w:left w:val="single" w:color="17707F" w:sz="24"/>
               <w:bottom w:val="none" w:color="FFFFFF" w:sz="0"/>
               <w:right w:val="none" w:color="FFFFFF" w:sz="0"/>
             </w:tcBorders>
-            <w:shd w:fill="EAF6EC" w:color="auto" w:val="clear"/>
+            <w:shd w:fill="ECF3F8" w:color="auto" w:val="clear"/>
             <w:tcMar>
               <w:top w:type="dxa" w:w="100"/>
               <w:left w:type="dxa" w:w="180"/>
@@ -10831,12 +11255,12 @@
               <w:rPr>
                 <w:b/>
                 <w:bCs/>
-                <w:color w:val="1A7F37"/>
-              </w:rPr>
-              <w:t xml:space="preserve">Done when: </w:t>
-            </w:r>
-            <w:r>
-              <w:t xml:space="preserve">Option 1: </w:t>
+                <w:color w:val="17707F"/>
+              </w:rPr>
+              <w:t xml:space="preserve">Note: </w:t>
+            </w:r>
+            <w:r>
+              <w:t xml:space="preserve">HCL reference: “Modifying a server-based CA” (Appendix C). The CA process must be restarted after a server restart unless </w:t>
             </w:r>
             <w:r>
               <w:rPr>
@@ -10845,10 +11269,10 @@
                 <w:sz w:val="20"/>
                 <w:szCs w:val="20"/>
               </w:rPr>
-              <w:t xml:space="preserve">tell ca stat</w:t>
-            </w:r>
-            <w:r>
-              <w:t xml:space="preserve"> shows the certifier and your ID is an RA. Option 2: you have the certifier ID file and its owner has given you the password.</w:t>
+              <w:t xml:space="preserve">ca</w:t>
+            </w:r>
+            <w:r>
+              <w:t xml:space="preserve"> is in the ServerTasks setting.</w:t>
             </w:r>
           </w:p>
         </w:tc>
@@ -10861,42 +11285,10 @@
     </w:p>
     <w:p>
       <w:pPr>
-        <w:pStyle w:val="Heading2"/>
+        <w:pStyle w:val="Heading3"/>
       </w:pPr>
       <w:r>
-        <w:t xml:space="preserve">B6 Create the ID Vault (skip if you already have one)</w:t>
-      </w:r>
-    </w:p>
-    <w:p>
-      <w:r>
-        <w:rPr>
-          <w:b/>
-          <w:bCs/>
-        </w:rPr>
-        <w:t xml:space="preserve">Who:</w:t>
-      </w:r>
-      <w:r>
-        <w:t xml:space="preserve"> Domino administrator with Create databases access on the vault server and Editor access to names.nsf   </w:t>
-      </w:r>
-      <w:r>
-        <w:rPr>
-          <w:b/>
-          <w:bCs/>
-        </w:rPr>
-        <w:t xml:space="preserve">Where:</w:t>
-      </w:r>
-      <w:r>
-        <w:t xml:space="preserve"> Domino Administrator   </w:t>
-      </w:r>
-      <w:r>
-        <w:rPr>
-          <w:b/>
-          <w:bCs/>
-        </w:rPr>
-        <w:t xml:space="preserve">Changes:</w:t>
-      </w:r>
-      <w:r>
-        <w:t xml:space="preserve"> creates the vault database and vault document</w:t>
+        <w:t xml:space="preserve">Option 2 – Certifier ID file</w:t>
       </w:r>
     </w:p>
     <w:p>
@@ -10908,17 +11300,7 @@
         </w:numPr>
       </w:pPr>
       <w:r>
-        <w:t xml:space="preserve">In Domino Administrator, click the </w:t>
-      </w:r>
-      <w:r>
-        <w:rPr>
-          <w:b/>
-          <w:bCs/>
-        </w:rPr>
-        <w:t xml:space="preserve">Configuration</w:t>
-      </w:r>
-      <w:r>
-        <w:t xml:space="preserve"> tab.</w:t>
+        <w:t xml:space="preserve">Obtain the certifier ID file and its password from the certifier owner, following your organisation's handover process.</w:t>
       </w:r>
     </w:p>
     <w:p>
@@ -10930,27 +11312,19 @@
         </w:numPr>
       </w:pPr>
       <w:r>
-        <w:t xml:space="preserve">Choose </w:t>
-      </w:r>
-      <w:r>
-        <w:rPr>
-          <w:b/>
-          <w:bCs/>
-        </w:rPr>
-        <w:t xml:space="preserve">Tools &gt; ID Vaults &gt; Create</w:t>
-      </w:r>
-      <w:r>
-        <w:t xml:space="preserve">. </w:t>
-      </w:r>
-      <w:r>
-        <w:rPr>
-          <w:i/>
-          <w:iCs/>
-        </w:rPr>
-        <w:t xml:space="preserve">Result:</w:t>
-      </w:r>
-      <w:r>
-        <w:t xml:space="preserve"> the ID vault wizard starts.</w:t>
+        <w:t xml:space="preserve">Copy the file into </w:t>
+      </w:r>
+      <w:r>
+        <w:rPr>
+          <w:rFonts w:ascii="Consolas" w:cs="Consolas" w:eastAsia="Consolas" w:hAnsi="Consolas"/>
+          <w:color w:val="0F5FDC"/>
+          <w:sz w:val="20"/>
+          <w:szCs w:val="20"/>
+        </w:rPr>
+        <w:t xml:space="preserve">C:\BulkReg\cert\</w:t>
+      </w:r>
+      <w:r>
+        <w:t xml:space="preserve"> after you create the folders in B9. Do not put it anywhere else.</w:t>
       </w:r>
     </w:p>
     <w:p>
@@ -10962,137 +11336,17 @@
         </w:numPr>
       </w:pPr>
       <w:r>
-        <w:t xml:space="preserve">Enter the </w:t>
+        <w:t xml:space="preserve">Write down its path for B11. </w:t>
       </w:r>
       <w:r>
         <w:rPr>
           <w:b/>
           <w:bCs/>
         </w:rPr>
-        <w:t xml:space="preserve">vault name</w:t>
-      </w:r>
-      <w:r>
-        <w:t xml:space="preserve"> from worksheet row 7. HCL: it cannot be the same as an organization or OU name, and it cannot be changed later.</w:t>
-      </w:r>
-    </w:p>
-    <w:p>
-      <w:pPr>
-        <w:pStyle w:val="ListParagraph"/>
-        <w:numPr>
-          <w:ilvl w:val="0"/>
-          <w:numId w:val="7"/>
-        </w:numPr>
-      </w:pPr>
-      <w:r>
-        <w:t xml:space="preserve">Enter the </w:t>
-      </w:r>
-      <w:r>
-        <w:rPr>
-          <w:b/>
-          <w:bCs/>
-        </w:rPr>
-        <w:t xml:space="preserve">vault ID file location and password</w:t>
-      </w:r>
-      <w:r>
-        <w:t xml:space="preserve">. Back up this file and password according to your security policy.</w:t>
-      </w:r>
-    </w:p>
-    <w:p>
-      <w:pPr>
-        <w:pStyle w:val="ListParagraph"/>
-        <w:numPr>
-          <w:ilvl w:val="0"/>
-          <w:numId w:val="7"/>
-        </w:numPr>
-      </w:pPr>
-      <w:r>
-        <w:t xml:space="preserve">Select the </w:t>
-      </w:r>
-      <w:r>
-        <w:rPr>
-          <w:b/>
-          <w:bCs/>
-        </w:rPr>
-        <w:t xml:space="preserve">vault primary server</w:t>
-      </w:r>
-      <w:r>
-        <w:t xml:space="preserve"> from worksheet row 7.</w:t>
-      </w:r>
-    </w:p>
-    <w:p>
-      <w:pPr>
-        <w:pStyle w:val="ListParagraph"/>
-        <w:numPr>
-          <w:ilvl w:val="0"/>
-          <w:numId w:val="7"/>
-        </w:numPr>
-      </w:pPr>
-      <w:r>
-        <w:t xml:space="preserve">Add at least one </w:t>
-      </w:r>
-      <w:r>
-        <w:rPr>
-          <w:b/>
-          <w:bCs/>
-        </w:rPr>
-        <w:t xml:space="preserve">vault administrator</w:t>
-      </w:r>
-      <w:r>
-        <w:t xml:space="preserve">.</w:t>
-      </w:r>
-    </w:p>
-    <w:p>
-      <w:pPr>
-        <w:pStyle w:val="ListParagraph"/>
-        <w:numPr>
-          <w:ilvl w:val="0"/>
-          <w:numId w:val="7"/>
-        </w:numPr>
-      </w:pPr>
-      <w:r>
-        <w:t xml:space="preserve">Finish the wizard. </w:t>
-      </w:r>
-      <w:r>
-        <w:rPr>
-          <w:i/>
-          <w:iCs/>
-        </w:rPr>
-        <w:t xml:space="preserve">Result:</w:t>
-      </w:r>
-      <w:r>
-        <w:t xml:space="preserve"> the vault document appears under </w:t>
-      </w:r>
-      <w:r>
-        <w:rPr>
-          <w:b/>
-          <w:bCs/>
-        </w:rPr>
-        <w:t xml:space="preserve">Configuration &gt; Security &gt; ID Vaults</w:t>
-      </w:r>
-      <w:r>
-        <w:t xml:space="preserve">.</w:t>
-      </w:r>
-    </w:p>
-    <w:p>
-      <w:pPr>
-        <w:pStyle w:val="ListParagraph"/>
-        <w:numPr>
-          <w:ilvl w:val="0"/>
-          <w:numId w:val="7"/>
-        </w:numPr>
-      </w:pPr>
-      <w:r>
-        <w:t xml:space="preserve">If you need replicas on more vault servers, use </w:t>
-      </w:r>
-      <w:r>
-        <w:rPr>
-          <w:b/>
-          <w:bCs/>
-        </w:rPr>
-        <w:t xml:space="preserve">Tools &gt; ID Vaults &gt; Manage</w:t>
-      </w:r>
-      <w:r>
-        <w:t xml:space="preserve"> as described in the HCL ID vault documentation.</w:t>
+        <w:t xml:space="preserve">Never</w:t>
+      </w:r>
+      <w:r>
+        <w:t xml:space="preserve"> write the password into a file. BulkReg asks for it in a masked dialog at run time.</w:t>
       </w:r>
     </w:p>
     <w:tbl>
@@ -11141,7 +11395,19 @@
               <w:t xml:space="preserve">Done when: </w:t>
             </w:r>
             <w:r>
-              <w:t xml:space="preserve">The vault document exists, and the vault name and server are in the worksheet.</w:t>
+              <w:t xml:space="preserve">Option 1: </w:t>
+            </w:r>
+            <w:r>
+              <w:rPr>
+                <w:rFonts w:ascii="Consolas" w:cs="Consolas" w:eastAsia="Consolas" w:hAnsi="Consolas"/>
+                <w:color w:val="0F5FDC"/>
+                <w:sz w:val="20"/>
+                <w:szCs w:val="20"/>
+              </w:rPr>
+              <w:t xml:space="preserve">tell ca stat</w:t>
+            </w:r>
+            <w:r>
+              <w:t xml:space="preserve"> shows the certifier and your ID is an RA. Option 2: you have the certifier ID file and its owner has given you the password.</w:t>
             </w:r>
           </w:p>
         </w:tc>
@@ -11157,7 +11423,7 @@
         <w:pStyle w:val="Heading2"/>
       </w:pPr>
       <w:r>
-        <w:t xml:space="preserve">B7 Create the Security Settings document</w:t>
+        <w:t xml:space="preserve">B6 Create the ID Vault (skip if you already have one)</w:t>
       </w:r>
     </w:p>
     <w:p>
@@ -11169,7 +11435,7 @@
         <w:t xml:space="preserve">Who:</w:t>
       </w:r>
       <w:r>
-        <w:t xml:space="preserve"> Domino administrator with [PolicyCreator]   </w:t>
+        <w:t xml:space="preserve"> Domino administrator with Create databases access on the vault server and Editor access to names.nsf   </w:t>
       </w:r>
       <w:r>
         <w:rPr>
@@ -11189,12 +11455,7 @@
         <w:t xml:space="preserve">Changes:</w:t>
       </w:r>
       <w:r>
-        <w:t xml:space="preserve"> creates one settings document in names.nsf</w:t>
-      </w:r>
-    </w:p>
-    <w:p>
-      <w:r>
-        <w:t xml:space="preserve">This document tells Domino to put each registered user's ID into the vault, and sets the password rules. Create one per vault if you have several.</w:t>
+        <w:t xml:space="preserve"> creates the vault database and vault document</w:t>
       </w:r>
     </w:p>
     <w:p>
@@ -11206,27 +11467,17 @@
         </w:numPr>
       </w:pPr>
       <w:r>
-        <w:t xml:space="preserve">Click the </w:t>
+        <w:t xml:space="preserve">In Domino Administrator, click the </w:t>
       </w:r>
       <w:r>
         <w:rPr>
           <w:b/>
           <w:bCs/>
         </w:rPr>
-        <w:t xml:space="preserve">People &amp; Groups</w:t>
-      </w:r>
-      <w:r>
-        <w:t xml:space="preserve"> tab, then open the </w:t>
-      </w:r>
-      <w:r>
-        <w:rPr>
-          <w:b/>
-          <w:bCs/>
-        </w:rPr>
-        <w:t xml:space="preserve">Settings</w:t>
-      </w:r>
-      <w:r>
-        <w:t xml:space="preserve"> view.</w:t>
+        <w:t xml:space="preserve">Configuration</w:t>
+      </w:r>
+      <w:r>
+        <w:t xml:space="preserve"> tab.</w:t>
       </w:r>
     </w:p>
     <w:p>
@@ -11238,24 +11489,14 @@
         </w:numPr>
       </w:pPr>
       <w:r>
-        <w:t xml:space="preserve">Click </w:t>
+        <w:t xml:space="preserve">Choose </w:t>
       </w:r>
       <w:r>
         <w:rPr>
           <w:b/>
           <w:bCs/>
         </w:rPr>
-        <w:t xml:space="preserve">Add Settings</w:t>
-      </w:r>
-      <w:r>
-        <w:t xml:space="preserve"> and choose </w:t>
-      </w:r>
-      <w:r>
-        <w:rPr>
-          <w:b/>
-          <w:bCs/>
-        </w:rPr>
-        <w:t xml:space="preserve">Security</w:t>
+        <w:t xml:space="preserve">Tools &gt; ID Vaults &gt; Create</w:t>
       </w:r>
       <w:r>
         <w:t xml:space="preserve">. </w:t>
@@ -11268,7 +11509,7 @@
         <w:t xml:space="preserve">Result:</w:t>
       </w:r>
       <w:r>
-        <w:t xml:space="preserve"> a new Security Settings document opens.</w:t>
+        <w:t xml:space="preserve"> the ID vault wizard starts.</w:t>
       </w:r>
     </w:p>
     <w:p>
@@ -11280,37 +11521,17 @@
         </w:numPr>
       </w:pPr>
       <w:r>
-        <w:t xml:space="preserve">On the </w:t>
+        <w:t xml:space="preserve">Enter the </w:t>
       </w:r>
       <w:r>
         <w:rPr>
           <w:b/>
           <w:bCs/>
         </w:rPr>
-        <w:t xml:space="preserve">Basics</w:t>
-      </w:r>
-      <w:r>
-        <w:t xml:space="preserve"> tab, enter the </w:t>
-      </w:r>
-      <w:r>
-        <w:rPr>
-          <w:b/>
-          <w:bCs/>
-        </w:rPr>
-        <w:t xml:space="preserve">Name</w:t>
-      </w:r>
-      <w:r>
-        <w:t xml:space="preserve"> from worksheet row 8 and a </w:t>
-      </w:r>
-      <w:r>
-        <w:rPr>
-          <w:b/>
-          <w:bCs/>
-        </w:rPr>
-        <w:t xml:space="preserve">Description</w:t>
-      </w:r>
-      <w:r>
-        <w:t xml:space="preserve">, for example: Assigns DirSync users to the ID vault.</w:t>
+        <w:t xml:space="preserve">vault name</w:t>
+      </w:r>
+      <w:r>
+        <w:t xml:space="preserve"> from worksheet row 7. HCL: it cannot be the same as an organization or OU name, and it cannot be changed later.</w:t>
       </w:r>
     </w:p>
     <w:p>
@@ -11322,27 +11543,17 @@
         </w:numPr>
       </w:pPr>
       <w:r>
-        <w:t xml:space="preserve">Click the </w:t>
+        <w:t xml:space="preserve">Enter the </w:t>
       </w:r>
       <w:r>
         <w:rPr>
           <w:b/>
           <w:bCs/>
         </w:rPr>
-        <w:t xml:space="preserve">ID Vault</w:t>
-      </w:r>
-      <w:r>
-        <w:t xml:space="preserve"> tab. In </w:t>
-      </w:r>
-      <w:r>
-        <w:rPr>
-          <w:b/>
-          <w:bCs/>
-        </w:rPr>
-        <w:t xml:space="preserve">Assigned vault</w:t>
-      </w:r>
-      <w:r>
-        <w:t xml:space="preserve">, select the vault from worksheet row 7.</w:t>
+        <w:t xml:space="preserve">vault ID file location and password</w:t>
+      </w:r>
+      <w:r>
+        <w:t xml:space="preserve">. Back up this file and password according to your security policy.</w:t>
       </w:r>
     </w:p>
     <w:p>
@@ -11354,27 +11565,17 @@
         </w:numPr>
       </w:pPr>
       <w:r>
-        <w:t xml:space="preserve">Leave </w:t>
+        <w:t xml:space="preserve">Select the </w:t>
       </w:r>
       <w:r>
         <w:rPr>
           <w:b/>
           <w:bCs/>
         </w:rPr>
-        <w:t xml:space="preserve">Enforce password change after password has been reset</w:t>
-      </w:r>
-      <w:r>
-        <w:t xml:space="preserve"> set to </w:t>
-      </w:r>
-      <w:r>
-        <w:rPr>
-          <w:b/>
-          <w:bCs/>
-        </w:rPr>
-        <w:t xml:space="preserve">Yes</w:t>
-      </w:r>
-      <w:r>
-        <w:t xml:space="preserve"> (default).</w:t>
+        <w:t xml:space="preserve">vault primary server</w:t>
+      </w:r>
+      <w:r>
+        <w:t xml:space="preserve"> from worksheet row 7.</w:t>
       </w:r>
     </w:p>
     <w:p>
@@ -11386,17 +11587,17 @@
         </w:numPr>
       </w:pPr>
       <w:r>
-        <w:t xml:space="preserve">Click the </w:t>
+        <w:t xml:space="preserve">Add at least one </w:t>
       </w:r>
       <w:r>
         <w:rPr>
           <w:b/>
           <w:bCs/>
         </w:rPr>
-        <w:t xml:space="preserve">Password Management</w:t>
-      </w:r>
-      <w:r>
-        <w:t xml:space="preserve"> tab and set your organisation's password rules (for example Required change interval and Allowed grace period).</w:t>
+        <w:t xml:space="preserve">vault administrator</w:t>
+      </w:r>
+      <w:r>
+        <w:t xml:space="preserve">.</w:t>
       </w:r>
     </w:p>
     <w:p>
@@ -11408,47 +11609,27 @@
         </w:numPr>
       </w:pPr>
       <w:r>
-        <w:t xml:space="preserve">To force a password change at first login: set </w:t>
+        <w:t xml:space="preserve">Finish the wizard. </w:t>
+      </w:r>
+      <w:r>
+        <w:rPr>
+          <w:i/>
+          <w:iCs/>
+        </w:rPr>
+        <w:t xml:space="preserve">Result:</w:t>
+      </w:r>
+      <w:r>
+        <w:t xml:space="preserve"> the vault document appears under </w:t>
       </w:r>
       <w:r>
         <w:rPr>
           <w:b/>
           <w:bCs/>
         </w:rPr>
-        <w:t xml:space="preserve">Use custom password policy for Notes clients</w:t>
-      </w:r>
-      <w:r>
-        <w:t xml:space="preserve"> to </w:t>
-      </w:r>
-      <w:r>
-        <w:rPr>
-          <w:b/>
-          <w:bCs/>
-        </w:rPr>
-        <w:t xml:space="preserve">Yes</w:t>
-      </w:r>
-      <w:r>
-        <w:t xml:space="preserve">. Then, on the </w:t>
-      </w:r>
-      <w:r>
-        <w:rPr>
-          <w:b/>
-          <w:bCs/>
-        </w:rPr>
-        <w:t xml:space="preserve">Custom Password Policy</w:t>
-      </w:r>
-      <w:r>
-        <w:t xml:space="preserve"> tab, enable </w:t>
-      </w:r>
-      <w:r>
-        <w:rPr>
-          <w:b/>
-          <w:bCs/>
-        </w:rPr>
-        <w:t xml:space="preserve">Change password on first Notes client use</w:t>
-      </w:r>
-      <w:r>
-        <w:t xml:space="preserve">. HCL: this works only if the policy is applied during user registration, which BulkReg does.</w:t>
+        <w:t xml:space="preserve">Configuration &gt; Security &gt; ID Vaults</w:t>
+      </w:r>
+      <w:r>
+        <w:t xml:space="preserve">.</w:t>
       </w:r>
     </w:p>
     <w:p>
@@ -11460,17 +11641,17 @@
         </w:numPr>
       </w:pPr>
       <w:r>
-        <w:t xml:space="preserve">Click </w:t>
+        <w:t xml:space="preserve">If you need replicas on more vault servers, use </w:t>
       </w:r>
       <w:r>
         <w:rPr>
           <w:b/>
           <w:bCs/>
         </w:rPr>
-        <w:t xml:space="preserve">Save &amp; Close</w:t>
-      </w:r>
-      <w:r>
-        <w:t xml:space="preserve">.</w:t>
+        <w:t xml:space="preserve">Tools &gt; ID Vaults &gt; Manage</w:t>
+      </w:r>
+      <w:r>
+        <w:t xml:space="preserve"> as described in the HCL ID vault documentation.</w:t>
       </w:r>
     </w:p>
     <w:tbl>
@@ -11519,7 +11700,7 @@
               <w:t xml:space="preserve">Done when: </w:t>
             </w:r>
             <w:r>
-              <w:t xml:space="preserve">The Security Settings document is listed in the Settings view, and its ID Vault tab shows your vault.</w:t>
+              <w:t xml:space="preserve">The vault document exists, and the vault name and server are in the worksheet.</w:t>
             </w:r>
           </w:p>
         </w:tc>
@@ -11535,72 +11716,44 @@
         <w:pStyle w:val="Heading2"/>
       </w:pPr>
       <w:r>
-        <w:t xml:space="preserve">B8 Create the policy that assigns the vault</w:t>
+        <w:t xml:space="preserve">B7 Create the Security Settings document</w:t>
       </w:r>
     </w:p>
     <w:p>
       <w:r>
-        <w:t xml:space="preserve">Choose </w:t>
-      </w:r>
-      <w:r>
         <w:rPr>
           <w:b/>
           <w:bCs/>
         </w:rPr>
-        <w:t xml:space="preserve">Option A (explicit)</w:t>
-      </w:r>
-      <w:r>
-        <w:t xml:space="preserve"> or </w:t>
+        <w:t xml:space="preserve">Who:</w:t>
+      </w:r>
+      <w:r>
+        <w:t xml:space="preserve"> Domino administrator with [PolicyCreator]   </w:t>
       </w:r>
       <w:r>
         <w:rPr>
           <w:b/>
           <w:bCs/>
         </w:rPr>
-        <w:t xml:space="preserve">Option B (organizational)</w:t>
-      </w:r>
-      <w:r>
-        <w:t xml:space="preserve"> using A4. Write your choice in worksheet row 9.</w:t>
+        <w:t xml:space="preserve">Where:</w:t>
+      </w:r>
+      <w:r>
+        <w:t xml:space="preserve"> Domino Administrator   </w:t>
+      </w:r>
+      <w:r>
+        <w:rPr>
+          <w:b/>
+          <w:bCs/>
+        </w:rPr>
+        <w:t xml:space="preserve">Changes:</w:t>
+      </w:r>
+      <w:r>
+        <w:t xml:space="preserve"> creates one settings document in names.nsf</w:t>
       </w:r>
     </w:p>
     <w:p>
-      <w:pPr>
-        <w:pStyle w:val="Heading3"/>
-      </w:pPr>
-      <w:r>
-        <w:t xml:space="preserve">Option A – Explicit policy (only the users BulkReg registers)</w:t>
-      </w:r>
-    </w:p>
-    <w:p>
-      <w:r>
-        <w:rPr>
-          <w:b/>
-          <w:bCs/>
-        </w:rPr>
-        <w:t xml:space="preserve">Who:</w:t>
-      </w:r>
-      <w:r>
-        <w:t xml:space="preserve"> Domino administrator with [PolicyCreator]   </w:t>
-      </w:r>
-      <w:r>
-        <w:rPr>
-          <w:b/>
-          <w:bCs/>
-        </w:rPr>
-        <w:t xml:space="preserve">Where:</w:t>
-      </w:r>
-      <w:r>
-        <w:t xml:space="preserve"> Domino Administrator   </w:t>
-      </w:r>
-      <w:r>
-        <w:rPr>
-          <w:b/>
-          <w:bCs/>
-        </w:rPr>
-        <w:t xml:space="preserve">Changes:</w:t>
-      </w:r>
-      <w:r>
-        <w:t xml:space="preserve"> creates one policy document in names.nsf</w:t>
+      <w:r>
+        <w:t xml:space="preserve">This document tells Domino to put each registered user's ID into the vault, and sets the password rules. Create one per vault if you have several.</w:t>
       </w:r>
     </w:p>
     <w:p>
@@ -11629,7 +11782,7 @@
           <w:b/>
           <w:bCs/>
         </w:rPr>
-        <w:t xml:space="preserve">Policies</w:t>
+        <w:t xml:space="preserve">Settings</w:t>
       </w:r>
       <w:r>
         <w:t xml:space="preserve"> view.</w:t>
@@ -11651,7 +11804,17 @@
           <w:b/>
           <w:bCs/>
         </w:rPr>
-        <w:t xml:space="preserve">Add Policy</w:t>
+        <w:t xml:space="preserve">Add Settings</w:t>
+      </w:r>
+      <w:r>
+        <w:t xml:space="preserve"> and choose </w:t>
+      </w:r>
+      <w:r>
+        <w:rPr>
+          <w:b/>
+          <w:bCs/>
+        </w:rPr>
+        <w:t xml:space="preserve">Security</w:t>
       </w:r>
       <w:r>
         <w:t xml:space="preserve">. </w:t>
@@ -11664,7 +11827,7 @@
         <w:t xml:space="preserve">Result:</w:t>
       </w:r>
       <w:r>
-        <w:t xml:space="preserve"> a new Policy document opens.</w:t>
+        <w:t xml:space="preserve"> a new Security Settings document opens.</w:t>
       </w:r>
     </w:p>
     <w:p>
@@ -11676,51 +11839,37 @@
         </w:numPr>
       </w:pPr>
       <w:r>
-        <w:t xml:space="preserve">In </w:t>
+        <w:t xml:space="preserve">On the </w:t>
       </w:r>
       <w:r>
         <w:rPr>
           <w:b/>
           <w:bCs/>
         </w:rPr>
-        <w:t xml:space="preserve">Policy name</w:t>
-      </w:r>
-      <w:r>
-        <w:t xml:space="preserve">, type the name from worksheet row 9 </w:t>
+        <w:t xml:space="preserve">Basics</w:t>
+      </w:r>
+      <w:r>
+        <w:t xml:space="preserve"> tab, enter the </w:t>
       </w:r>
       <w:r>
         <w:rPr>
           <w:b/>
           <w:bCs/>
         </w:rPr>
-        <w:t xml:space="preserve">without</w:t>
-      </w:r>
-      <w:r>
-        <w:t xml:space="preserve"> </w:t>
-      </w:r>
-      <w:r>
-        <w:rPr>
-          <w:rFonts w:ascii="Consolas" w:cs="Consolas" w:eastAsia="Consolas" w:hAnsi="Consolas"/>
-          <w:color w:val="0F5FDC"/>
-          <w:sz w:val="20"/>
-          <w:szCs w:val="20"/>
-        </w:rPr>
-        <w:t xml:space="preserve">*/</w:t>
-      </w:r>
-      <w:r>
-        <w:t xml:space="preserve">, for example </w:t>
-      </w:r>
-      <w:r>
-        <w:rPr>
-          <w:rFonts w:ascii="Consolas" w:cs="Consolas" w:eastAsia="Consolas" w:hAnsi="Consolas"/>
-          <w:color w:val="0F5FDC"/>
-          <w:sz w:val="20"/>
-          <w:szCs w:val="20"/>
-        </w:rPr>
-        <w:t xml:space="preserve">DirSync-Vault</w:t>
-      </w:r>
-      <w:r>
-        <w:t xml:space="preserve">.</w:t>
+        <w:t xml:space="preserve">Name</w:t>
+      </w:r>
+      <w:r>
+        <w:t xml:space="preserve"> from worksheet row 8 and a </w:t>
+      </w:r>
+      <w:r>
+        <w:rPr>
+          <w:b/>
+          <w:bCs/>
+        </w:rPr>
+        <w:t xml:space="preserve">Description</w:t>
+      </w:r>
+      <w:r>
+        <w:t xml:space="preserve">, for example: Assigns DirSync users to the ID vault.</w:t>
       </w:r>
     </w:p>
     <w:p>
@@ -11732,27 +11881,27 @@
         </w:numPr>
       </w:pPr>
       <w:r>
-        <w:t xml:space="preserve">Set </w:t>
+        <w:t xml:space="preserve">Click the </w:t>
       </w:r>
       <w:r>
         <w:rPr>
           <w:b/>
           <w:bCs/>
         </w:rPr>
-        <w:t xml:space="preserve">Policy type</w:t>
-      </w:r>
-      <w:r>
-        <w:t xml:space="preserve"> to </w:t>
+        <w:t xml:space="preserve">ID Vault</w:t>
+      </w:r>
+      <w:r>
+        <w:t xml:space="preserve"> tab. In </w:t>
       </w:r>
       <w:r>
         <w:rPr>
           <w:b/>
           <w:bCs/>
         </w:rPr>
-        <w:t xml:space="preserve">Explicit</w:t>
-      </w:r>
-      <w:r>
-        <w:t xml:space="preserve">.</w:t>
+        <w:t xml:space="preserve">Assigned vault</w:t>
+      </w:r>
+      <w:r>
+        <w:t xml:space="preserve">, select the vault from worksheet row 7.</w:t>
       </w:r>
     </w:p>
     <w:p>
@@ -11764,17 +11913,27 @@
         </w:numPr>
       </w:pPr>
       <w:r>
-        <w:t xml:space="preserve">Enter a </w:t>
+        <w:t xml:space="preserve">Leave </w:t>
       </w:r>
       <w:r>
         <w:rPr>
           <w:b/>
           <w:bCs/>
         </w:rPr>
-        <w:t xml:space="preserve">Description</w:t>
-      </w:r>
-      <w:r>
-        <w:t xml:space="preserve">, for example: BulkReg – DirSync users, ID vault DirSyncVault.</w:t>
+        <w:t xml:space="preserve">Enforce password change after password has been reset</w:t>
+      </w:r>
+      <w:r>
+        <w:t xml:space="preserve"> set to </w:t>
+      </w:r>
+      <w:r>
+        <w:rPr>
+          <w:b/>
+          <w:bCs/>
+        </w:rPr>
+        <w:t xml:space="preserve">Yes</w:t>
+      </w:r>
+      <w:r>
+        <w:t xml:space="preserve"> (default).</w:t>
       </w:r>
     </w:p>
     <w:p>
@@ -11786,27 +11945,17 @@
         </w:numPr>
       </w:pPr>
       <w:r>
-        <w:t xml:space="preserve">In the </w:t>
+        <w:t xml:space="preserve">Click the </w:t>
       </w:r>
       <w:r>
         <w:rPr>
           <w:b/>
           <w:bCs/>
         </w:rPr>
-        <w:t xml:space="preserve">Security</w:t>
-      </w:r>
-      <w:r>
-        <w:t xml:space="preserve"> settings field, select the Security Settings document from B7. Press </w:t>
-      </w:r>
-      <w:r>
-        <w:rPr>
-          <w:b/>
-          <w:bCs/>
-        </w:rPr>
-        <w:t xml:space="preserve">F9</w:t>
-      </w:r>
-      <w:r>
-        <w:t xml:space="preserve"> if it is not listed.</w:t>
+        <w:t xml:space="preserve">Password Management</w:t>
+      </w:r>
+      <w:r>
+        <w:t xml:space="preserve"> tab and set your organisation's password rules (for example Required change interval and Allowed grace period).</w:t>
       </w:r>
     </w:p>
     <w:p>
@@ -11818,7 +11967,47 @@
         </w:numPr>
       </w:pPr>
       <w:r>
-        <w:t xml:space="preserve">Leave the other settings types empty unless your organisation requires them.</w:t>
+        <w:t xml:space="preserve">To force a password change at first login: set </w:t>
+      </w:r>
+      <w:r>
+        <w:rPr>
+          <w:b/>
+          <w:bCs/>
+        </w:rPr>
+        <w:t xml:space="preserve">Use custom password policy for Notes clients</w:t>
+      </w:r>
+      <w:r>
+        <w:t xml:space="preserve"> to </w:t>
+      </w:r>
+      <w:r>
+        <w:rPr>
+          <w:b/>
+          <w:bCs/>
+        </w:rPr>
+        <w:t xml:space="preserve">Yes</w:t>
+      </w:r>
+      <w:r>
+        <w:t xml:space="preserve">. Then, on the </w:t>
+      </w:r>
+      <w:r>
+        <w:rPr>
+          <w:b/>
+          <w:bCs/>
+        </w:rPr>
+        <w:t xml:space="preserve">Custom Password Policy</w:t>
+      </w:r>
+      <w:r>
+        <w:t xml:space="preserve"> tab, enable </w:t>
+      </w:r>
+      <w:r>
+        <w:rPr>
+          <w:b/>
+          <w:bCs/>
+        </w:rPr>
+        <w:t xml:space="preserve">Change password on first Notes client use</w:t>
+      </w:r>
+      <w:r>
+        <w:t xml:space="preserve">. HCL: this works only if the policy is applied during user registration, which BulkReg does.</w:t>
       </w:r>
     </w:p>
     <w:p>
@@ -11841,64 +12030,6 @@
       </w:r>
       <w:r>
         <w:t xml:space="preserve">.</w:t>
-      </w:r>
-    </w:p>
-    <w:p>
-      <w:pPr>
-        <w:pStyle w:val="ListParagraph"/>
-        <w:numPr>
-          <w:ilvl w:val="0"/>
-          <w:numId w:val="9"/>
-        </w:numPr>
-      </w:pPr>
-      <w:r>
-        <w:t xml:space="preserve">Look at the Policies view. HCL: Domino stores an explicit policy as </w:t>
-      </w:r>
-      <w:r>
-        <w:rPr>
-          <w:rFonts w:ascii="Consolas" w:cs="Consolas" w:eastAsia="Consolas" w:hAnsi="Consolas"/>
-          <w:color w:val="0F5FDC"/>
-          <w:sz w:val="20"/>
-          <w:szCs w:val="20"/>
-        </w:rPr>
-        <w:t xml:space="preserve">*/policyname</w:t>
-      </w:r>
-      <w:r>
-        <w:t xml:space="preserve">, so the policy is listed as </w:t>
-      </w:r>
-      <w:r>
-        <w:rPr>
-          <w:rFonts w:ascii="Consolas" w:cs="Consolas" w:eastAsia="Consolas" w:hAnsi="Consolas"/>
-          <w:color w:val="0F5FDC"/>
-          <w:sz w:val="20"/>
-          <w:szCs w:val="20"/>
-        </w:rPr>
-        <w:t xml:space="preserve">*/DirSync-Vault</w:t>
-      </w:r>
-      <w:r>
-        <w:t xml:space="preserve">. </w:t>
-      </w:r>
-      <w:r>
-        <w:rPr>
-          <w:b/>
-          <w:bCs/>
-        </w:rPr>
-        <w:t xml:space="preserve">Copy this exact name into the worksheet.</w:t>
-      </w:r>
-      <w:r>
-        <w:t xml:space="preserve"> You will use it in bulkreg.ini and server_mapping.csv.</w:t>
-      </w:r>
-    </w:p>
-    <w:p>
-      <w:pPr>
-        <w:pStyle w:val="ListParagraph"/>
-        <w:numPr>
-          <w:ilvl w:val="0"/>
-          <w:numId w:val="9"/>
-        </w:numPr>
-      </w:pPr>
-      <w:r>
-        <w:t xml:space="preserve">Repeat B7 and B8 for every additional vault or region.</w:t>
       </w:r>
     </w:p>
     <w:tbl>
@@ -11925,6 +12056,434 @@
             <w:tcW w:type="dxa" w:w="9638"/>
             <w:tcBorders>
               <w:top w:val="none" w:color="FFFFFF" w:sz="0"/>
+              <w:left w:val="single" w:color="1A7F37" w:sz="24"/>
+              <w:bottom w:val="none" w:color="FFFFFF" w:sz="0"/>
+              <w:right w:val="none" w:color="FFFFFF" w:sz="0"/>
+            </w:tcBorders>
+            <w:shd w:fill="EAF6EC" w:color="auto" w:val="clear"/>
+            <w:tcMar>
+              <w:top w:type="dxa" w:w="100"/>
+              <w:left w:type="dxa" w:w="180"/>
+              <w:bottom w:type="dxa" w:w="100"/>
+              <w:right w:type="dxa" w:w="140"/>
+            </w:tcMar>
+          </w:tcPr>
+          <w:p>
+            <w:r>
+              <w:rPr>
+                <w:b/>
+                <w:bCs/>
+                <w:color w:val="1A7F37"/>
+              </w:rPr>
+              <w:t xml:space="preserve">Done when: </w:t>
+            </w:r>
+            <w:r>
+              <w:t xml:space="preserve">The Security Settings document is listed in the Settings view, and its ID Vault tab shows your vault.</w:t>
+            </w:r>
+          </w:p>
+        </w:tc>
+      </w:tr>
+    </w:tbl>
+    <w:p>
+      <w:pPr>
+        <w:spacing w:after="80" w:before="0"/>
+      </w:pPr>
+    </w:p>
+    <w:p>
+      <w:pPr>
+        <w:pStyle w:val="Heading2"/>
+      </w:pPr>
+      <w:r>
+        <w:t xml:space="preserve">B8 Create the policy that assigns the vault</w:t>
+      </w:r>
+    </w:p>
+    <w:p>
+      <w:r>
+        <w:t xml:space="preserve">Choose </w:t>
+      </w:r>
+      <w:r>
+        <w:rPr>
+          <w:b/>
+          <w:bCs/>
+        </w:rPr>
+        <w:t xml:space="preserve">Option A (explicit)</w:t>
+      </w:r>
+      <w:r>
+        <w:t xml:space="preserve"> or </w:t>
+      </w:r>
+      <w:r>
+        <w:rPr>
+          <w:b/>
+          <w:bCs/>
+        </w:rPr>
+        <w:t xml:space="preserve">Option B (organizational)</w:t>
+      </w:r>
+      <w:r>
+        <w:t xml:space="preserve"> using A4. Write your choice in worksheet row 9.</w:t>
+      </w:r>
+    </w:p>
+    <w:p>
+      <w:pPr>
+        <w:pStyle w:val="Heading3"/>
+      </w:pPr>
+      <w:r>
+        <w:t xml:space="preserve">Option A – Explicit policy (only the users BulkReg registers)</w:t>
+      </w:r>
+    </w:p>
+    <w:p>
+      <w:r>
+        <w:rPr>
+          <w:b/>
+          <w:bCs/>
+        </w:rPr>
+        <w:t xml:space="preserve">Who:</w:t>
+      </w:r>
+      <w:r>
+        <w:t xml:space="preserve"> Domino administrator with [PolicyCreator]   </w:t>
+      </w:r>
+      <w:r>
+        <w:rPr>
+          <w:b/>
+          <w:bCs/>
+        </w:rPr>
+        <w:t xml:space="preserve">Where:</w:t>
+      </w:r>
+      <w:r>
+        <w:t xml:space="preserve"> Domino Administrator   </w:t>
+      </w:r>
+      <w:r>
+        <w:rPr>
+          <w:b/>
+          <w:bCs/>
+        </w:rPr>
+        <w:t xml:space="preserve">Changes:</w:t>
+      </w:r>
+      <w:r>
+        <w:t xml:space="preserve"> creates one policy document in names.nsf</w:t>
+      </w:r>
+    </w:p>
+    <w:p>
+      <w:pPr>
+        <w:pStyle w:val="ListParagraph"/>
+        <w:numPr>
+          <w:ilvl w:val="0"/>
+          <w:numId w:val="10"/>
+        </w:numPr>
+      </w:pPr>
+      <w:r>
+        <w:t xml:space="preserve">Click the </w:t>
+      </w:r>
+      <w:r>
+        <w:rPr>
+          <w:b/>
+          <w:bCs/>
+        </w:rPr>
+        <w:t xml:space="preserve">People &amp; Groups</w:t>
+      </w:r>
+      <w:r>
+        <w:t xml:space="preserve"> tab, then open the </w:t>
+      </w:r>
+      <w:r>
+        <w:rPr>
+          <w:b/>
+          <w:bCs/>
+        </w:rPr>
+        <w:t xml:space="preserve">Policies</w:t>
+      </w:r>
+      <w:r>
+        <w:t xml:space="preserve"> view.</w:t>
+      </w:r>
+    </w:p>
+    <w:p>
+      <w:pPr>
+        <w:pStyle w:val="ListParagraph"/>
+        <w:numPr>
+          <w:ilvl w:val="0"/>
+          <w:numId w:val="10"/>
+        </w:numPr>
+      </w:pPr>
+      <w:r>
+        <w:t xml:space="preserve">Click </w:t>
+      </w:r>
+      <w:r>
+        <w:rPr>
+          <w:b/>
+          <w:bCs/>
+        </w:rPr>
+        <w:t xml:space="preserve">Add Policy</w:t>
+      </w:r>
+      <w:r>
+        <w:t xml:space="preserve">. </w:t>
+      </w:r>
+      <w:r>
+        <w:rPr>
+          <w:i/>
+          <w:iCs/>
+        </w:rPr>
+        <w:t xml:space="preserve">Result:</w:t>
+      </w:r>
+      <w:r>
+        <w:t xml:space="preserve"> a new Policy document opens.</w:t>
+      </w:r>
+    </w:p>
+    <w:p>
+      <w:pPr>
+        <w:pStyle w:val="ListParagraph"/>
+        <w:numPr>
+          <w:ilvl w:val="0"/>
+          <w:numId w:val="10"/>
+        </w:numPr>
+      </w:pPr>
+      <w:r>
+        <w:t xml:space="preserve">In </w:t>
+      </w:r>
+      <w:r>
+        <w:rPr>
+          <w:b/>
+          <w:bCs/>
+        </w:rPr>
+        <w:t xml:space="preserve">Policy name</w:t>
+      </w:r>
+      <w:r>
+        <w:t xml:space="preserve">, type the name from worksheet row 9 </w:t>
+      </w:r>
+      <w:r>
+        <w:rPr>
+          <w:b/>
+          <w:bCs/>
+        </w:rPr>
+        <w:t xml:space="preserve">without</w:t>
+      </w:r>
+      <w:r>
+        <w:t xml:space="preserve"> </w:t>
+      </w:r>
+      <w:r>
+        <w:rPr>
+          <w:rFonts w:ascii="Consolas" w:cs="Consolas" w:eastAsia="Consolas" w:hAnsi="Consolas"/>
+          <w:color w:val="0F5FDC"/>
+          <w:sz w:val="20"/>
+          <w:szCs w:val="20"/>
+        </w:rPr>
+        <w:t xml:space="preserve">*/</w:t>
+      </w:r>
+      <w:r>
+        <w:t xml:space="preserve">, for example </w:t>
+      </w:r>
+      <w:r>
+        <w:rPr>
+          <w:rFonts w:ascii="Consolas" w:cs="Consolas" w:eastAsia="Consolas" w:hAnsi="Consolas"/>
+          <w:color w:val="0F5FDC"/>
+          <w:sz w:val="20"/>
+          <w:szCs w:val="20"/>
+        </w:rPr>
+        <w:t xml:space="preserve">DirSync-Vault</w:t>
+      </w:r>
+      <w:r>
+        <w:t xml:space="preserve">.</w:t>
+      </w:r>
+    </w:p>
+    <w:p>
+      <w:pPr>
+        <w:pStyle w:val="ListParagraph"/>
+        <w:numPr>
+          <w:ilvl w:val="0"/>
+          <w:numId w:val="10"/>
+        </w:numPr>
+      </w:pPr>
+      <w:r>
+        <w:t xml:space="preserve">Set </w:t>
+      </w:r>
+      <w:r>
+        <w:rPr>
+          <w:b/>
+          <w:bCs/>
+        </w:rPr>
+        <w:t xml:space="preserve">Policy type</w:t>
+      </w:r>
+      <w:r>
+        <w:t xml:space="preserve"> to </w:t>
+      </w:r>
+      <w:r>
+        <w:rPr>
+          <w:b/>
+          <w:bCs/>
+        </w:rPr>
+        <w:t xml:space="preserve">Explicit</w:t>
+      </w:r>
+      <w:r>
+        <w:t xml:space="preserve">.</w:t>
+      </w:r>
+    </w:p>
+    <w:p>
+      <w:pPr>
+        <w:pStyle w:val="ListParagraph"/>
+        <w:numPr>
+          <w:ilvl w:val="0"/>
+          <w:numId w:val="10"/>
+        </w:numPr>
+      </w:pPr>
+      <w:r>
+        <w:t xml:space="preserve">Enter a </w:t>
+      </w:r>
+      <w:r>
+        <w:rPr>
+          <w:b/>
+          <w:bCs/>
+        </w:rPr>
+        <w:t xml:space="preserve">Description</w:t>
+      </w:r>
+      <w:r>
+        <w:t xml:space="preserve">, for example: BulkReg – DirSync users, ID vault DirSyncVault.</w:t>
+      </w:r>
+    </w:p>
+    <w:p>
+      <w:pPr>
+        <w:pStyle w:val="ListParagraph"/>
+        <w:numPr>
+          <w:ilvl w:val="0"/>
+          <w:numId w:val="10"/>
+        </w:numPr>
+      </w:pPr>
+      <w:r>
+        <w:t xml:space="preserve">In the </w:t>
+      </w:r>
+      <w:r>
+        <w:rPr>
+          <w:b/>
+          <w:bCs/>
+        </w:rPr>
+        <w:t xml:space="preserve">Security</w:t>
+      </w:r>
+      <w:r>
+        <w:t xml:space="preserve"> settings field, select the Security Settings document from B7. Press </w:t>
+      </w:r>
+      <w:r>
+        <w:rPr>
+          <w:b/>
+          <w:bCs/>
+        </w:rPr>
+        <w:t xml:space="preserve">F9</w:t>
+      </w:r>
+      <w:r>
+        <w:t xml:space="preserve"> if it is not listed.</w:t>
+      </w:r>
+    </w:p>
+    <w:p>
+      <w:pPr>
+        <w:pStyle w:val="ListParagraph"/>
+        <w:numPr>
+          <w:ilvl w:val="0"/>
+          <w:numId w:val="10"/>
+        </w:numPr>
+      </w:pPr>
+      <w:r>
+        <w:t xml:space="preserve">Leave the other settings types empty unless your organisation requires them.</w:t>
+      </w:r>
+    </w:p>
+    <w:p>
+      <w:pPr>
+        <w:pStyle w:val="ListParagraph"/>
+        <w:numPr>
+          <w:ilvl w:val="0"/>
+          <w:numId w:val="10"/>
+        </w:numPr>
+      </w:pPr>
+      <w:r>
+        <w:t xml:space="preserve">Click </w:t>
+      </w:r>
+      <w:r>
+        <w:rPr>
+          <w:b/>
+          <w:bCs/>
+        </w:rPr>
+        <w:t xml:space="preserve">Save &amp; Close</w:t>
+      </w:r>
+      <w:r>
+        <w:t xml:space="preserve">.</w:t>
+      </w:r>
+    </w:p>
+    <w:p>
+      <w:pPr>
+        <w:pStyle w:val="ListParagraph"/>
+        <w:numPr>
+          <w:ilvl w:val="0"/>
+          <w:numId w:val="10"/>
+        </w:numPr>
+      </w:pPr>
+      <w:r>
+        <w:t xml:space="preserve">Look at the Policies view. HCL: Domino stores an explicit policy as </w:t>
+      </w:r>
+      <w:r>
+        <w:rPr>
+          <w:rFonts w:ascii="Consolas" w:cs="Consolas" w:eastAsia="Consolas" w:hAnsi="Consolas"/>
+          <w:color w:val="0F5FDC"/>
+          <w:sz w:val="20"/>
+          <w:szCs w:val="20"/>
+        </w:rPr>
+        <w:t xml:space="preserve">*/policyname</w:t>
+      </w:r>
+      <w:r>
+        <w:t xml:space="preserve">, so the policy is listed as </w:t>
+      </w:r>
+      <w:r>
+        <w:rPr>
+          <w:rFonts w:ascii="Consolas" w:cs="Consolas" w:eastAsia="Consolas" w:hAnsi="Consolas"/>
+          <w:color w:val="0F5FDC"/>
+          <w:sz w:val="20"/>
+          <w:szCs w:val="20"/>
+        </w:rPr>
+        <w:t xml:space="preserve">*/DirSync-Vault</w:t>
+      </w:r>
+      <w:r>
+        <w:t xml:space="preserve">. </w:t>
+      </w:r>
+      <w:r>
+        <w:rPr>
+          <w:b/>
+          <w:bCs/>
+        </w:rPr>
+        <w:t xml:space="preserve">Copy this exact name into the worksheet.</w:t>
+      </w:r>
+      <w:r>
+        <w:t xml:space="preserve"> You will use it in bulkreg.ini and server_mapping.csv.</w:t>
+      </w:r>
+    </w:p>
+    <w:p>
+      <w:pPr>
+        <w:pStyle w:val="ListParagraph"/>
+        <w:numPr>
+          <w:ilvl w:val="0"/>
+          <w:numId w:val="10"/>
+        </w:numPr>
+      </w:pPr>
+      <w:r>
+        <w:t xml:space="preserve">Repeat B7 and B8 for every additional vault or region.</w:t>
+      </w:r>
+    </w:p>
+    <w:tbl>
+      <w:tblPr>
+        <w:tblW w:type="dxa" w:w="9638"/>
+        <w:tblBorders>
+          <w:top w:val="single" w:color="auto" w:sz="4"/>
+          <w:left w:val="single" w:color="auto" w:sz="4"/>
+          <w:bottom w:val="single" w:color="auto" w:sz="4"/>
+          <w:right w:val="single" w:color="auto" w:sz="4"/>
+          <w:insideH w:val="single" w:color="auto" w:sz="4"/>
+          <w:insideV w:val="single" w:color="auto" w:sz="4"/>
+        </w:tblBorders>
+      </w:tblPr>
+      <w:tblGrid>
+        <w:gridCol w:w="9638"/>
+      </w:tblGrid>
+      <w:tr>
+        <w:trPr>
+          <w:cantSplit/>
+        </w:trPr>
+        <w:tc>
+          <w:tcPr>
+            <w:tcW w:type="dxa" w:w="9638"/>
+            <w:tcBorders>
+              <w:top w:val="none" w:color="FFFFFF" w:sz="0"/>
               <w:left w:val="single" w:color="B26B00" w:sz="24"/>
               <w:bottom w:val="none" w:color="FFFFFF" w:sz="0"/>
               <w:right w:val="none" w:color="FFFFFF" w:sz="0"/>
@@ -12005,7 +12564,7 @@
         <w:pStyle w:val="ListParagraph"/>
         <w:numPr>
           <w:ilvl w:val="0"/>
-          <w:numId w:val="10"/>
+          <w:numId w:val="11"/>
         </w:numPr>
       </w:pPr>
       <w:r>
@@ -12037,7 +12596,7 @@
         <w:pStyle w:val="ListParagraph"/>
         <w:numPr>
           <w:ilvl w:val="0"/>
-          <w:numId w:val="10"/>
+          <w:numId w:val="11"/>
         </w:numPr>
       </w:pPr>
       <w:r>
@@ -12083,7 +12642,7 @@
         <w:pStyle w:val="ListParagraph"/>
         <w:numPr>
           <w:ilvl w:val="0"/>
-          <w:numId w:val="10"/>
+          <w:numId w:val="11"/>
         </w:numPr>
       </w:pPr>
       <w:r>
@@ -12105,7 +12664,7 @@
         <w:pStyle w:val="ListParagraph"/>
         <w:numPr>
           <w:ilvl w:val="0"/>
-          <w:numId w:val="10"/>
+          <w:numId w:val="11"/>
         </w:numPr>
       </w:pPr>
       <w:r>
@@ -12173,7 +12732,7 @@
         <w:pStyle w:val="ListParagraph"/>
         <w:numPr>
           <w:ilvl w:val="0"/>
-          <w:numId w:val="10"/>
+          <w:numId w:val="11"/>
         </w:numPr>
       </w:pPr>
       <w:r>
@@ -12205,7 +12764,7 @@
         <w:pStyle w:val="ListParagraph"/>
         <w:numPr>
           <w:ilvl w:val="0"/>
-          <w:numId w:val="10"/>
+          <w:numId w:val="11"/>
         </w:numPr>
       </w:pPr>
       <w:r>
@@ -12237,7 +12796,7 @@
         <w:pStyle w:val="ListParagraph"/>
         <w:numPr>
           <w:ilvl w:val="0"/>
-          <w:numId w:val="10"/>
+          <w:numId w:val="11"/>
         </w:numPr>
       </w:pPr>
       <w:r>
@@ -12293,7 +12852,7 @@
         <w:pStyle w:val="ListParagraph"/>
         <w:numPr>
           <w:ilvl w:val="0"/>
-          <w:numId w:val="10"/>
+          <w:numId w:val="11"/>
         </w:numPr>
       </w:pPr>
       <w:r>
@@ -12341,7 +12900,7 @@
         <w:pStyle w:val="ListParagraph"/>
         <w:numPr>
           <w:ilvl w:val="0"/>
-          <w:numId w:val="10"/>
+          <w:numId w:val="11"/>
         </w:numPr>
       </w:pPr>
       <w:r>
@@ -13232,7 +13791,7 @@
         <w:pStyle w:val="ListParagraph"/>
         <w:numPr>
           <w:ilvl w:val="0"/>
-          <w:numId w:val="11"/>
+          <w:numId w:val="12"/>
         </w:numPr>
       </w:pPr>
       <w:r>
@@ -13286,7 +13845,7 @@
         <w:pStyle w:val="ListParagraph"/>
         <w:numPr>
           <w:ilvl w:val="0"/>
-          <w:numId w:val="11"/>
+          <w:numId w:val="12"/>
         </w:numPr>
       </w:pPr>
       <w:r>
@@ -13456,7 +14015,7 @@
         <w:pStyle w:val="ListParagraph"/>
         <w:numPr>
           <w:ilvl w:val="0"/>
-          <w:numId w:val="12"/>
+          <w:numId w:val="13"/>
         </w:numPr>
       </w:pPr>
       <w:r>
@@ -13713,62 +14272,11 @@
         <w:pStyle w:val="ListParagraph"/>
         <w:numPr>
           <w:ilvl w:val="0"/>
-          <w:numId w:val="13"/>
+          <w:numId w:val="14"/>
         </w:numPr>
       </w:pPr>
       <w:r>
         <w:t xml:space="preserve">Open PowerShell (normal, not elevated).</w:t>
-      </w:r>
-    </w:p>
-    <w:p>
-      <w:pPr>
-        <w:pStyle w:val="ListParagraph"/>
-        <w:numPr>
-          <w:ilvl w:val="0"/>
-          <w:numId w:val="13"/>
-        </w:numPr>
-      </w:pPr>
-      <w:r>
-        <w:t xml:space="preserve">Type </w:t>
-      </w:r>
-      <w:r>
-        <w:rPr>
-          <w:rFonts w:ascii="Consolas" w:cs="Consolas" w:eastAsia="Consolas" w:hAnsi="Consolas"/>
-          <w:color w:val="0F5FDC"/>
-          <w:sz w:val="20"/>
-          <w:szCs w:val="20"/>
-        </w:rPr>
-        <w:t xml:space="preserve">git clone https://github.com/&lt;org-or-user&gt;/&lt;repo&gt;.git C:\BulkReg-kit</w:t>
-      </w:r>
-      <w:r>
-        <w:t xml:space="preserve"> and press Enter. </w:t>
-      </w:r>
-      <w:r>
-        <w:rPr>
-          <w:i/>
-          <w:iCs/>
-        </w:rPr>
-        <w:t xml:space="preserve">Result:</w:t>
-      </w:r>
-      <w:r>
-        <w:t xml:space="preserve"> </w:t>
-      </w:r>
-      <w:r>
-        <w:rPr>
-          <w:rFonts w:ascii="Consolas" w:cs="Consolas" w:eastAsia="Consolas" w:hAnsi="Consolas"/>
-          <w:color w:val="0F5FDC"/>
-          <w:sz w:val="20"/>
-          <w:szCs w:val="20"/>
-        </w:rPr>
-        <w:t xml:space="preserve">Cloning into 'C:\BulkReg-kit'... done.</w:t>
-      </w:r>
-    </w:p>
-    <w:p>
-      <w:pPr>
-        <w:pStyle w:val="Heading3"/>
-      </w:pPr>
-      <w:r>
-        <w:t xml:space="preserve">Option 2 – from a ZIP or a share</w:t>
       </w:r>
     </w:p>
     <w:p>
@@ -13780,7 +14288,7 @@
         </w:numPr>
       </w:pPr>
       <w:r>
-        <w:t xml:space="preserve">Copy the kit folder to </w:t>
+        <w:t xml:space="preserve">Type </w:t>
       </w:r>
       <w:r>
         <w:rPr>
@@ -13789,10 +14297,37 @@
           <w:sz w:val="20"/>
           <w:szCs w:val="20"/>
         </w:rPr>
-        <w:t xml:space="preserve">C:\BulkReg-kit</w:t>
-      </w:r>
-      <w:r>
-        <w:t xml:space="preserve">.</w:t>
+        <w:t xml:space="preserve">git clone https://github.com/&lt;org-or-user&gt;/&lt;repo&gt;.git C:\BulkReg-kit</w:t>
+      </w:r>
+      <w:r>
+        <w:t xml:space="preserve"> and press Enter. </w:t>
+      </w:r>
+      <w:r>
+        <w:rPr>
+          <w:i/>
+          <w:iCs/>
+        </w:rPr>
+        <w:t xml:space="preserve">Result:</w:t>
+      </w:r>
+      <w:r>
+        <w:t xml:space="preserve"> </w:t>
+      </w:r>
+      <w:r>
+        <w:rPr>
+          <w:rFonts w:ascii="Consolas" w:cs="Consolas" w:eastAsia="Consolas" w:hAnsi="Consolas"/>
+          <w:color w:val="0F5FDC"/>
+          <w:sz w:val="20"/>
+          <w:szCs w:val="20"/>
+        </w:rPr>
+        <w:t xml:space="preserve">Cloning into 'C:\BulkReg-kit'... done.</w:t>
+      </w:r>
+    </w:p>
+    <w:p>
+      <w:pPr>
+        <w:pStyle w:val="Heading3"/>
+      </w:pPr>
+      <w:r>
+        <w:t xml:space="preserve">Option 2 – from a ZIP or a share</w:t>
       </w:r>
     </w:p>
     <w:p>
@@ -13800,7 +14335,31 @@
         <w:pStyle w:val="ListParagraph"/>
         <w:numPr>
           <w:ilvl w:val="0"/>
-          <w:numId w:val="14"/>
+          <w:numId w:val="15"/>
+        </w:numPr>
+      </w:pPr>
+      <w:r>
+        <w:t xml:space="preserve">Copy the kit folder to </w:t>
+      </w:r>
+      <w:r>
+        <w:rPr>
+          <w:rFonts w:ascii="Consolas" w:cs="Consolas" w:eastAsia="Consolas" w:hAnsi="Consolas"/>
+          <w:color w:val="0F5FDC"/>
+          <w:sz w:val="20"/>
+          <w:szCs w:val="20"/>
+        </w:rPr>
+        <w:t xml:space="preserve">C:\BulkReg-kit</w:t>
+      </w:r>
+      <w:r>
+        <w:t xml:space="preserve">.</w:t>
+      </w:r>
+    </w:p>
+    <w:p>
+      <w:pPr>
+        <w:pStyle w:val="ListParagraph"/>
+        <w:numPr>
+          <w:ilvl w:val="0"/>
+          <w:numId w:val="15"/>
         </w:numPr>
       </w:pPr>
       <w:r>
@@ -14067,7 +14626,7 @@
         <w:pStyle w:val="ListParagraph"/>
         <w:numPr>
           <w:ilvl w:val="0"/>
-          <w:numId w:val="15"/>
+          <w:numId w:val="16"/>
         </w:numPr>
       </w:pPr>
       <w:r>
@@ -14121,7 +14680,7 @@
         <w:pStyle w:val="ListParagraph"/>
         <w:numPr>
           <w:ilvl w:val="0"/>
-          <w:numId w:val="15"/>
+          <w:numId w:val="16"/>
         </w:numPr>
       </w:pPr>
       <w:r>
@@ -14157,7 +14716,7 @@
         <w:pStyle w:val="ListParagraph"/>
         <w:numPr>
           <w:ilvl w:val="0"/>
-          <w:numId w:val="15"/>
+          <w:numId w:val="16"/>
         </w:numPr>
       </w:pPr>
       <w:r>
@@ -14169,7 +14728,7 @@
         <w:pStyle w:val="ListParagraph"/>
         <w:numPr>
           <w:ilvl w:val="0"/>
-          <w:numId w:val="15"/>
+          <w:numId w:val="16"/>
         </w:numPr>
       </w:pPr>
       <w:r>
@@ -15570,7 +16129,7 @@
                 <w:sz w:val="19"/>
                 <w:szCs w:val="19"/>
               </w:rPr>
-              <w:t xml:space="preserve">CreateMailDb / PreserveMailSystem</w:t>
+              <w:t xml:space="preserve">MailFileDir</w:t>
             </w:r>
           </w:p>
         </w:tc>
@@ -15601,7 +16160,7 @@
                 <w:sz w:val="19"/>
                 <w:szCs w:val="19"/>
               </w:rPr>
-              <w:t xml:space="preserve">Leave </w:t>
+              <w:t xml:space="preserve">Folder for mail files on the home servers, normally </w:t>
             </w:r>
             <w:r>
               <w:rPr>
@@ -15610,14 +16169,105 @@
                 <w:sz w:val="18"/>
                 <w:szCs w:val="18"/>
               </w:rPr>
-              <w:t xml:space="preserve">0</w:t>
-            </w:r>
-            <w:r>
-              <w:rPr>
-                <w:sz w:val="19"/>
-                <w:szCs w:val="19"/>
-              </w:rPr>
-              <w:t xml:space="preserve"> / </w:t>
+              <w:t xml:space="preserve">mail</w:t>
+            </w:r>
+          </w:p>
+        </w:tc>
+        <w:tc>
+          <w:tcPr>
+            <w:tcW w:type="dxa" w:w="2019"/>
+            <w:tcBorders>
+              <w:top w:val="single" w:color="DCE6F0" w:sz="4"/>
+              <w:left w:val="single" w:color="DCE6F0" w:sz="4"/>
+              <w:bottom w:val="single" w:color="DCE6F0" w:sz="4"/>
+              <w:right w:val="single" w:color="DCE6F0" w:sz="4"/>
+            </w:tcBorders>
+            <w:shd w:fill="FFFFFF" w:color="auto" w:val="clear"/>
+            <w:tcMar>
+              <w:top w:type="dxa" w:w="60"/>
+              <w:left w:type="dxa" w:w="100"/>
+              <w:bottom w:type="dxa" w:w="60"/>
+              <w:right w:type="dxa" w:w="100"/>
+            </w:tcMar>
+            <w:vAlign w:val="top"/>
+          </w:tcPr>
+          <w:p>
+            <w:pPr>
+              <w:spacing w:after="0" w:before="0"/>
+            </w:pPr>
+            <w:r>
+              <w:rPr>
+                <w:sz w:val="19"/>
+                <w:szCs w:val="19"/>
+              </w:rPr>
+              <w:t xml:space="preserve">Worksheet 11a</w:t>
+            </w:r>
+          </w:p>
+        </w:tc>
+      </w:tr>
+      <w:tr>
+        <w:trPr>
+          <w:cantSplit/>
+        </w:trPr>
+        <w:tc>
+          <w:tcPr>
+            <w:tcW w:type="dxa" w:w="2368"/>
+            <w:tcBorders>
+              <w:top w:val="single" w:color="DCE6F0" w:sz="4"/>
+              <w:left w:val="single" w:color="DCE6F0" w:sz="4"/>
+              <w:bottom w:val="single" w:color="DCE6F0" w:sz="4"/>
+              <w:right w:val="single" w:color="DCE6F0" w:sz="4"/>
+            </w:tcBorders>
+            <w:shd w:fill="F7F7FC" w:color="auto" w:val="clear"/>
+            <w:tcMar>
+              <w:top w:type="dxa" w:w="60"/>
+              <w:left w:type="dxa" w:w="100"/>
+              <w:bottom w:type="dxa" w:w="60"/>
+              <w:right w:type="dxa" w:w="100"/>
+            </w:tcMar>
+            <w:vAlign w:val="top"/>
+          </w:tcPr>
+          <w:p>
+            <w:pPr>
+              <w:spacing w:after="0" w:before="0"/>
+            </w:pPr>
+            <w:r>
+              <w:rPr>
+                <w:sz w:val="19"/>
+                <w:szCs w:val="19"/>
+              </w:rPr>
+              <w:t xml:space="preserve">MailTemplate</w:t>
+            </w:r>
+          </w:p>
+        </w:tc>
+        <w:tc>
+          <w:tcPr>
+            <w:tcW w:type="dxa" w:w="5251"/>
+            <w:tcBorders>
+              <w:top w:val="single" w:color="DCE6F0" w:sz="4"/>
+              <w:left w:val="single" w:color="DCE6F0" w:sz="4"/>
+              <w:bottom w:val="single" w:color="DCE6F0" w:sz="4"/>
+              <w:right w:val="single" w:color="DCE6F0" w:sz="4"/>
+            </w:tcBorders>
+            <w:shd w:fill="F7F7FC" w:color="auto" w:val="clear"/>
+            <w:tcMar>
+              <w:top w:type="dxa" w:w="60"/>
+              <w:left w:type="dxa" w:w="100"/>
+              <w:bottom w:type="dxa" w:w="60"/>
+              <w:right w:type="dxa" w:w="100"/>
+            </w:tcMar>
+            <w:vAlign w:val="top"/>
+          </w:tcPr>
+          <w:p>
+            <w:pPr>
+              <w:spacing w:after="0" w:before="0"/>
+            </w:pPr>
+            <w:r>
+              <w:rPr>
+                <w:sz w:val="19"/>
+                <w:szCs w:val="19"/>
+              </w:rPr>
+              <w:t xml:space="preserve">Mail template file, e.g. </w:t>
             </w:r>
             <w:r>
               <w:rPr>
@@ -15626,14 +16276,14 @@
                 <w:sz w:val="18"/>
                 <w:szCs w:val="18"/>
               </w:rPr>
-              <w:t xml:space="preserve">1</w:t>
-            </w:r>
-            <w:r>
-              <w:rPr>
-                <w:sz w:val="19"/>
-                <w:szCs w:val="19"/>
-              </w:rPr>
-              <w:t xml:space="preserve"> if users keep their mailbox outside Domino (the usual case). See D3a before changing.</w:t>
+              <w:t xml:space="preserve">mail12.ntf</w:t>
+            </w:r>
+            <w:r>
+              <w:rPr>
+                <w:sz w:val="19"/>
+                <w:szCs w:val="19"/>
+              </w:rPr>
+              <w:t xml:space="preserve"> (empty = registration default)</w:t>
             </w:r>
           </w:p>
         </w:tc>
@@ -15646,6 +16296,42 @@
               <w:bottom w:val="single" w:color="DCE6F0" w:sz="4"/>
               <w:right w:val="single" w:color="DCE6F0" w:sz="4"/>
             </w:tcBorders>
+            <w:shd w:fill="F7F7FC" w:color="auto" w:val="clear"/>
+            <w:tcMar>
+              <w:top w:type="dxa" w:w="60"/>
+              <w:left w:type="dxa" w:w="100"/>
+              <w:bottom w:type="dxa" w:w="60"/>
+              <w:right w:type="dxa" w:w="100"/>
+            </w:tcMar>
+            <w:vAlign w:val="top"/>
+          </w:tcPr>
+          <w:p>
+            <w:pPr>
+              <w:spacing w:after="0" w:before="0"/>
+            </w:pPr>
+            <w:r>
+              <w:rPr>
+                <w:sz w:val="19"/>
+                <w:szCs w:val="19"/>
+              </w:rPr>
+              <w:t xml:space="preserve">Worksheet 11b</w:t>
+            </w:r>
+          </w:p>
+        </w:tc>
+      </w:tr>
+      <w:tr>
+        <w:trPr>
+          <w:cantSplit/>
+        </w:trPr>
+        <w:tc>
+          <w:tcPr>
+            <w:tcW w:type="dxa" w:w="2368"/>
+            <w:tcBorders>
+              <w:top w:val="single" w:color="DCE6F0" w:sz="4"/>
+              <w:left w:val="single" w:color="DCE6F0" w:sz="4"/>
+              <w:bottom w:val="single" w:color="DCE6F0" w:sz="4"/>
+              <w:right w:val="single" w:color="DCE6F0" w:sz="4"/>
+            </w:tcBorders>
             <w:shd w:fill="FFFFFF" w:color="auto" w:val="clear"/>
             <w:tcMar>
               <w:top w:type="dxa" w:w="60"/>
@@ -15664,7 +16350,69 @@
                 <w:sz w:val="19"/>
                 <w:szCs w:val="19"/>
               </w:rPr>
-              <w:t xml:space="preserve">D3a</w:t>
+              <w:t xml:space="preserve">MailACLManager / MailQuotaSizeLimit</w:t>
+            </w:r>
+          </w:p>
+        </w:tc>
+        <w:tc>
+          <w:tcPr>
+            <w:tcW w:type="dxa" w:w="5251"/>
+            <w:tcBorders>
+              <w:top w:val="single" w:color="DCE6F0" w:sz="4"/>
+              <w:left w:val="single" w:color="DCE6F0" w:sz="4"/>
+              <w:bottom w:val="single" w:color="DCE6F0" w:sz="4"/>
+              <w:right w:val="single" w:color="DCE6F0" w:sz="4"/>
+            </w:tcBorders>
+            <w:shd w:fill="FFFFFF" w:color="auto" w:val="clear"/>
+            <w:tcMar>
+              <w:top w:type="dxa" w:w="60"/>
+              <w:left w:type="dxa" w:w="100"/>
+              <w:bottom w:type="dxa" w:w="60"/>
+              <w:right w:type="dxa" w:w="100"/>
+            </w:tcMar>
+            <w:vAlign w:val="top"/>
+          </w:tcPr>
+          <w:p>
+            <w:pPr>
+              <w:spacing w:after="0" w:before="0"/>
+            </w:pPr>
+            <w:r>
+              <w:rPr>
+                <w:sz w:val="19"/>
+                <w:szCs w:val="19"/>
+              </w:rPr>
+              <w:t xml:space="preserve">Optional: Manager of each new mail file; quota in MB (0 = none)</w:t>
+            </w:r>
+          </w:p>
+        </w:tc>
+        <w:tc>
+          <w:tcPr>
+            <w:tcW w:type="dxa" w:w="2019"/>
+            <w:tcBorders>
+              <w:top w:val="single" w:color="DCE6F0" w:sz="4"/>
+              <w:left w:val="single" w:color="DCE6F0" w:sz="4"/>
+              <w:bottom w:val="single" w:color="DCE6F0" w:sz="4"/>
+              <w:right w:val="single" w:color="DCE6F0" w:sz="4"/>
+            </w:tcBorders>
+            <w:shd w:fill="FFFFFF" w:color="auto" w:val="clear"/>
+            <w:tcMar>
+              <w:top w:type="dxa" w:w="60"/>
+              <w:left w:type="dxa" w:w="100"/>
+              <w:bottom w:type="dxa" w:w="60"/>
+              <w:right w:type="dxa" w:w="100"/>
+            </w:tcMar>
+            <w:vAlign w:val="top"/>
+          </w:tcPr>
+          <w:p>
+            <w:pPr>
+              <w:spacing w:after="0" w:before="0"/>
+            </w:pPr>
+            <w:r>
+              <w:rPr>
+                <w:sz w:val="19"/>
+                <w:szCs w:val="19"/>
+              </w:rPr>
+              <w:t xml:space="preserve">Worksheet 11c</w:t>
             </w:r>
           </w:p>
         </w:tc>
@@ -17014,7 +17762,7 @@
         <w:pStyle w:val="ListParagraph"/>
         <w:numPr>
           <w:ilvl w:val="0"/>
-          <w:numId w:val="16"/>
+          <w:numId w:val="17"/>
         </w:numPr>
       </w:pPr>
       <w:r>
@@ -17048,7 +17796,7 @@
         <w:pStyle w:val="ListParagraph"/>
         <w:numPr>
           <w:ilvl w:val="0"/>
-          <w:numId w:val="16"/>
+          <w:numId w:val="17"/>
         </w:numPr>
       </w:pPr>
       <w:r>
@@ -17072,7 +17820,7 @@
         <w:pStyle w:val="ListParagraph"/>
         <w:numPr>
           <w:ilvl w:val="0"/>
-          <w:numId w:val="16"/>
+          <w:numId w:val="17"/>
         </w:numPr>
       </w:pPr>
       <w:r>
@@ -17084,7 +17832,7 @@
         <w:pStyle w:val="ListParagraph"/>
         <w:numPr>
           <w:ilvl w:val="0"/>
-          <w:numId w:val="16"/>
+          <w:numId w:val="17"/>
         </w:numPr>
       </w:pPr>
       <w:r>
@@ -17108,7 +17856,7 @@
         <w:pStyle w:val="ListParagraph"/>
         <w:numPr>
           <w:ilvl w:val="0"/>
-          <w:numId w:val="16"/>
+          <w:numId w:val="17"/>
         </w:numPr>
       </w:pPr>
       <w:r>
@@ -17142,7 +17890,7 @@
         <w:pStyle w:val="ListParagraph"/>
         <w:numPr>
           <w:ilvl w:val="0"/>
-          <w:numId w:val="16"/>
+          <w:numId w:val="17"/>
         </w:numPr>
       </w:pPr>
       <w:r>
@@ -17759,7 +18507,7 @@
         <w:pStyle w:val="ListParagraph"/>
         <w:numPr>
           <w:ilvl w:val="0"/>
-          <w:numId w:val="17"/>
+          <w:numId w:val="18"/>
         </w:numPr>
       </w:pPr>
       <w:r>
@@ -17791,7 +18539,7 @@
         <w:pStyle w:val="ListParagraph"/>
         <w:numPr>
           <w:ilvl w:val="0"/>
-          <w:numId w:val="17"/>
+          <w:numId w:val="18"/>
         </w:numPr>
       </w:pPr>
       <w:r>
@@ -17823,7 +18571,7 @@
         <w:pStyle w:val="ListParagraph"/>
         <w:numPr>
           <w:ilvl w:val="0"/>
-          <w:numId w:val="17"/>
+          <w:numId w:val="18"/>
         </w:numPr>
       </w:pPr>
       <w:r>
@@ -17857,7 +18605,7 @@
         <w:pStyle w:val="ListParagraph"/>
         <w:numPr>
           <w:ilvl w:val="0"/>
-          <w:numId w:val="17"/>
+          <w:numId w:val="18"/>
         </w:numPr>
       </w:pPr>
       <w:r>
@@ -17891,7 +18639,7 @@
         <w:pStyle w:val="ListParagraph"/>
         <w:numPr>
           <w:ilvl w:val="0"/>
-          <w:numId w:val="17"/>
+          <w:numId w:val="18"/>
         </w:numPr>
       </w:pPr>
       <w:r>
@@ -17913,7 +18661,7 @@
         <w:pStyle w:val="ListParagraph"/>
         <w:numPr>
           <w:ilvl w:val="0"/>
-          <w:numId w:val="17"/>
+          <w:numId w:val="18"/>
         </w:numPr>
       </w:pPr>
       <w:r>
@@ -18010,7 +18758,7 @@
         <w:pStyle w:val="ListParagraph"/>
         <w:numPr>
           <w:ilvl w:val="0"/>
-          <w:numId w:val="18"/>
+          <w:numId w:val="19"/>
         </w:numPr>
       </w:pPr>
       <w:r>
@@ -18032,7 +18780,7 @@
         <w:pStyle w:val="ListParagraph"/>
         <w:numPr>
           <w:ilvl w:val="0"/>
-          <w:numId w:val="18"/>
+          <w:numId w:val="19"/>
         </w:numPr>
       </w:pPr>
       <w:r>
@@ -18084,7 +18832,7 @@
         <w:pStyle w:val="ListParagraph"/>
         <w:numPr>
           <w:ilvl w:val="0"/>
-          <w:numId w:val="18"/>
+          <w:numId w:val="19"/>
         </w:numPr>
       </w:pPr>
       <w:r>
@@ -18106,7 +18854,7 @@
         <w:pStyle w:val="ListParagraph"/>
         <w:numPr>
           <w:ilvl w:val="0"/>
-          <w:numId w:val="18"/>
+          <w:numId w:val="19"/>
         </w:numPr>
       </w:pPr>
       <w:r>
@@ -18198,7 +18946,7 @@
         <w:pStyle w:val="ListParagraph"/>
         <w:numPr>
           <w:ilvl w:val="0"/>
-          <w:numId w:val="19"/>
+          <w:numId w:val="20"/>
         </w:numPr>
       </w:pPr>
       <w:r>
@@ -18230,7 +18978,7 @@
         <w:pStyle w:val="ListParagraph"/>
         <w:numPr>
           <w:ilvl w:val="0"/>
-          <w:numId w:val="19"/>
+          <w:numId w:val="20"/>
         </w:numPr>
       </w:pPr>
       <w:r>
@@ -18286,7 +19034,7 @@
         <w:pStyle w:val="ListParagraph"/>
         <w:numPr>
           <w:ilvl w:val="0"/>
-          <w:numId w:val="19"/>
+          <w:numId w:val="20"/>
         </w:numPr>
       </w:pPr>
       <w:r>
@@ -18328,7 +19076,7 @@
         <w:pStyle w:val="ListParagraph"/>
         <w:numPr>
           <w:ilvl w:val="0"/>
-          <w:numId w:val="19"/>
+          <w:numId w:val="20"/>
         </w:numPr>
       </w:pPr>
       <w:r>
@@ -18429,7 +19177,7 @@
         <w:pStyle w:val="ListParagraph"/>
         <w:numPr>
           <w:ilvl w:val="0"/>
-          <w:numId w:val="20"/>
+          <w:numId w:val="21"/>
         </w:numPr>
       </w:pPr>
       <w:r>
@@ -18444,152 +19192,6 @@
       </w:r>
       <w:r>
         <w:t xml:space="preserve">.</w:t>
-      </w:r>
-    </w:p>
-    <w:p>
-      <w:pPr>
-        <w:pStyle w:val="ListParagraph"/>
-        <w:numPr>
-          <w:ilvl w:val="0"/>
-          <w:numId w:val="20"/>
-        </w:numPr>
-      </w:pPr>
-      <w:r>
-        <w:t xml:space="preserve">Choose </w:t>
-      </w:r>
-      <w:r>
-        <w:rPr>
-          <w:b/>
-          <w:bCs/>
-        </w:rPr>
-        <w:t xml:space="preserve">File &gt; Open &gt; HCL Notes Application</w:t>
-      </w:r>
-      <w:r>
-        <w:t xml:space="preserve">, select </w:t>
-      </w:r>
-      <w:r>
-        <w:rPr>
-          <w:b/>
-          <w:bCs/>
-        </w:rPr>
-        <w:t xml:space="preserve">Local</w:t>
-      </w:r>
-      <w:r>
-        <w:t xml:space="preserve">, choose </w:t>
-      </w:r>
-      <w:r>
-        <w:rPr>
-          <w:rFonts w:ascii="Consolas" w:cs="Consolas" w:eastAsia="Consolas" w:hAnsi="Consolas"/>
-          <w:color w:val="0F5FDC"/>
-          <w:sz w:val="20"/>
-          <w:szCs w:val="20"/>
-        </w:rPr>
-        <w:t xml:space="preserve">bulkreg.nsf</w:t>
-      </w:r>
-      <w:r>
-        <w:t xml:space="preserve"> and click </w:t>
-      </w:r>
-      <w:r>
-        <w:rPr>
-          <w:b/>
-          <w:bCs/>
-        </w:rPr>
-        <w:t xml:space="preserve">Open</w:t>
-      </w:r>
-      <w:r>
-        <w:t xml:space="preserve">. </w:t>
-      </w:r>
-      <w:r>
-        <w:rPr>
-          <w:i/>
-          <w:iCs/>
-        </w:rPr>
-        <w:t xml:space="preserve">Result:</w:t>
-      </w:r>
-      <w:r>
-        <w:t xml:space="preserve"> BulkReg Tool appears in the </w:t>
-      </w:r>
-      <w:r>
-        <w:rPr>
-          <w:b/>
-          <w:bCs/>
-        </w:rPr>
-        <w:t xml:space="preserve">Applications Navigator</w:t>
-      </w:r>
-      <w:r>
-        <w:t xml:space="preserve"> on the left.</w:t>
-      </w:r>
-    </w:p>
-    <w:p>
-      <w:pPr>
-        <w:pStyle w:val="ListParagraph"/>
-        <w:numPr>
-          <w:ilvl w:val="0"/>
-          <w:numId w:val="20"/>
-        </w:numPr>
-      </w:pPr>
-      <w:r>
-        <w:t xml:space="preserve">Expand </w:t>
-      </w:r>
-      <w:r>
-        <w:rPr>
-          <w:b/>
-          <w:bCs/>
-        </w:rPr>
-        <w:t xml:space="preserve">BulkReg Tool</w:t>
-      </w:r>
-      <w:r>
-        <w:t xml:space="preserve">, then expand </w:t>
-      </w:r>
-      <w:r>
-        <w:rPr>
-          <w:b/>
-          <w:bCs/>
-        </w:rPr>
-        <w:t xml:space="preserve">Code</w:t>
-      </w:r>
-      <w:r>
-        <w:t xml:space="preserve">.</w:t>
-      </w:r>
-    </w:p>
-    <w:p>
-      <w:pPr>
-        <w:pStyle w:val="Heading2"/>
-      </w:pPr>
-      <w:r>
-        <w:t xml:space="preserve">B17 Create the script library BulkRegCommon</w:t>
-      </w:r>
-    </w:p>
-    <w:p>
-      <w:r>
-        <w:rPr>
-          <w:b/>
-          <w:bCs/>
-        </w:rPr>
-        <w:t xml:space="preserve">Who:</w:t>
-      </w:r>
-      <w:r>
-        <w:t xml:space="preserve"> Domino administrator   </w:t>
-      </w:r>
-      <w:r>
-        <w:rPr>
-          <w:b/>
-          <w:bCs/>
-        </w:rPr>
-        <w:t xml:space="preserve">Where:</w:t>
-      </w:r>
-      <w:r>
-        <w:t xml:space="preserve"> Domino Designer   </w:t>
-      </w:r>
-      <w:r>
-        <w:rPr>
-          <w:b/>
-          <w:bCs/>
-        </w:rPr>
-        <w:t xml:space="preserve">Changes:</w:t>
-      </w:r>
-      <w:r>
-        <w:t xml:space="preserve"> adds a script library to bulkreg.nsf</w:t>
       </w:r>
     </w:p>
     <w:p>
@@ -18601,37 +19203,69 @@
         </w:numPr>
       </w:pPr>
       <w:r>
-        <w:t xml:space="preserve">Under </w:t>
+        <w:t xml:space="preserve">Choose </w:t>
       </w:r>
       <w:r>
         <w:rPr>
           <w:b/>
           <w:bCs/>
         </w:rPr>
-        <w:t xml:space="preserve">Code</w:t>
-      </w:r>
-      <w:r>
-        <w:t xml:space="preserve">, double-click </w:t>
+        <w:t xml:space="preserve">File &gt; Open &gt; HCL Notes Application</w:t>
+      </w:r>
+      <w:r>
+        <w:t xml:space="preserve">, select </w:t>
       </w:r>
       <w:r>
         <w:rPr>
           <w:b/>
           <w:bCs/>
         </w:rPr>
-        <w:t xml:space="preserve">Script Libraries</w:t>
-      </w:r>
-      <w:r>
-        <w:t xml:space="preserve">. Click </w:t>
+        <w:t xml:space="preserve">Local</w:t>
+      </w:r>
+      <w:r>
+        <w:t xml:space="preserve">, choose </w:t>
+      </w:r>
+      <w:r>
+        <w:rPr>
+          <w:rFonts w:ascii="Consolas" w:cs="Consolas" w:eastAsia="Consolas" w:hAnsi="Consolas"/>
+          <w:color w:val="0F5FDC"/>
+          <w:sz w:val="20"/>
+          <w:szCs w:val="20"/>
+        </w:rPr>
+        <w:t xml:space="preserve">bulkreg.nsf</w:t>
+      </w:r>
+      <w:r>
+        <w:t xml:space="preserve"> and click </w:t>
       </w:r>
       <w:r>
         <w:rPr>
           <w:b/>
           <w:bCs/>
         </w:rPr>
-        <w:t xml:space="preserve">New LotusScript Library</w:t>
-      </w:r>
-      <w:r>
-        <w:t xml:space="preserve">.</w:t>
+        <w:t xml:space="preserve">Open</w:t>
+      </w:r>
+      <w:r>
+        <w:t xml:space="preserve">. </w:t>
+      </w:r>
+      <w:r>
+        <w:rPr>
+          <w:i/>
+          <w:iCs/>
+        </w:rPr>
+        <w:t xml:space="preserve">Result:</w:t>
+      </w:r>
+      <w:r>
+        <w:t xml:space="preserve"> BulkReg Tool appears in the </w:t>
+      </w:r>
+      <w:r>
+        <w:rPr>
+          <w:b/>
+          <w:bCs/>
+        </w:rPr>
+        <w:t xml:space="preserve">Applications Navigator</w:t>
+      </w:r>
+      <w:r>
+        <w:t xml:space="preserve"> on the left.</w:t>
       </w:r>
     </w:p>
     <w:p>
@@ -18643,79 +19277,67 @@
         </w:numPr>
       </w:pPr>
       <w:r>
-        <w:t xml:space="preserve">Type the name </w:t>
-      </w:r>
-      <w:r>
-        <w:rPr>
-          <w:rFonts w:ascii="Consolas" w:cs="Consolas" w:eastAsia="Consolas" w:hAnsi="Consolas"/>
-          <w:color w:val="0F5FDC"/>
-          <w:sz w:val="20"/>
-          <w:szCs w:val="20"/>
-        </w:rPr>
-        <w:t xml:space="preserve">BulkRegCommon</w:t>
-      </w:r>
-      <w:r>
-        <w:t xml:space="preserve"> exactly (no spaces) and click </w:t>
+        <w:t xml:space="preserve">Expand </w:t>
       </w:r>
       <w:r>
         <w:rPr>
           <w:b/>
           <w:bCs/>
         </w:rPr>
-        <w:t xml:space="preserve">OK</w:t>
-      </w:r>
-      <w:r>
-        <w:t xml:space="preserve">. </w:t>
-      </w:r>
-      <w:r>
-        <w:rPr>
-          <w:i/>
-          <w:iCs/>
-        </w:rPr>
-        <w:t xml:space="preserve">Result:</w:t>
-      </w:r>
-      <w:r>
-        <w:t xml:space="preserve"> the LotusScript editor opens, with </w:t>
+        <w:t xml:space="preserve">BulkReg Tool</w:t>
+      </w:r>
+      <w:r>
+        <w:t xml:space="preserve">, then expand </w:t>
       </w:r>
       <w:r>
         <w:rPr>
           <w:b/>
           <w:bCs/>
         </w:rPr>
-        <w:t xml:space="preserve">(Options)</w:t>
-      </w:r>
-      <w:r>
-        <w:t xml:space="preserve">, </w:t>
-      </w:r>
+        <w:t xml:space="preserve">Code</w:t>
+      </w:r>
+      <w:r>
+        <w:t xml:space="preserve">.</w:t>
+      </w:r>
+    </w:p>
+    <w:p>
+      <w:pPr>
+        <w:pStyle w:val="Heading2"/>
+      </w:pPr>
+      <w:r>
+        <w:t xml:space="preserve">B17 Create the script library BulkRegCommon</w:t>
+      </w:r>
+    </w:p>
+    <w:p>
       <w:r>
         <w:rPr>
           <w:b/>
           <w:bCs/>
         </w:rPr>
-        <w:t xml:space="preserve">(Declarations)</w:t>
-      </w:r>
-      <w:r>
-        <w:t xml:space="preserve">, </w:t>
+        <w:t xml:space="preserve">Who:</w:t>
+      </w:r>
+      <w:r>
+        <w:t xml:space="preserve"> Domino administrator   </w:t>
       </w:r>
       <w:r>
         <w:rPr>
           <w:b/>
           <w:bCs/>
         </w:rPr>
-        <w:t xml:space="preserve">Initialize</w:t>
-      </w:r>
-      <w:r>
-        <w:t xml:space="preserve"> and </w:t>
+        <w:t xml:space="preserve">Where:</w:t>
+      </w:r>
+      <w:r>
+        <w:t xml:space="preserve"> Domino Designer   </w:t>
       </w:r>
       <w:r>
         <w:rPr>
           <w:b/>
           <w:bCs/>
         </w:rPr>
-        <w:t xml:space="preserve">Terminate</w:t>
-      </w:r>
-      <w:r>
-        <w:t xml:space="preserve"> in the outline.</w:t>
+        <w:t xml:space="preserve">Changes:</w:t>
+      </w:r>
+      <w:r>
+        <w:t xml:space="preserve"> adds a script library to bulkreg.nsf</w:t>
       </w:r>
     </w:p>
     <w:p>
@@ -18723,60 +19345,38 @@
         <w:pStyle w:val="ListParagraph"/>
         <w:numPr>
           <w:ilvl w:val="0"/>
-          <w:numId w:val="21"/>
+          <w:numId w:val="22"/>
         </w:numPr>
       </w:pPr>
       <w:r>
-        <w:t xml:space="preserve">Open </w:t>
-      </w:r>
-      <w:r>
-        <w:rPr>
-          <w:rFonts w:ascii="Consolas" w:cs="Consolas" w:eastAsia="Consolas" w:hAnsi="Consolas"/>
-          <w:color w:val="0F5FDC"/>
-          <w:sz w:val="20"/>
-          <w:szCs w:val="20"/>
-        </w:rPr>
-        <w:t xml:space="preserve">C:\BulkReg-kit\lotusscript\BulkRegCommon.lss</w:t>
-      </w:r>
-      <w:r>
-        <w:t xml:space="preserve"> in </w:t>
+        <w:t xml:space="preserve">Under </w:t>
       </w:r>
       <w:r>
         <w:rPr>
           <w:b/>
           <w:bCs/>
         </w:rPr>
-        <w:t xml:space="preserve">Notepad</w:t>
-      </w:r>
-      <w:r>
-        <w:t xml:space="preserve">. The file contains three marked blocks: </w:t>
+        <w:t xml:space="preserve">Code</w:t>
+      </w:r>
+      <w:r>
+        <w:t xml:space="preserve">, double-click </w:t>
       </w:r>
       <w:r>
         <w:rPr>
           <w:b/>
           <w:bCs/>
         </w:rPr>
-        <w:t xml:space="preserve">STEP A</w:t>
-      </w:r>
-      <w:r>
-        <w:t xml:space="preserve">, </w:t>
+        <w:t xml:space="preserve">Script Libraries</w:t>
+      </w:r>
+      <w:r>
+        <w:t xml:space="preserve">. Click </w:t>
       </w:r>
       <w:r>
         <w:rPr>
           <w:b/>
           <w:bCs/>
         </w:rPr>
-        <w:t xml:space="preserve">STEP B</w:t>
-      </w:r>
-      <w:r>
-        <w:t xml:space="preserve"> and </w:t>
-      </w:r>
-      <w:r>
-        <w:rPr>
-          <w:b/>
-          <w:bCs/>
-        </w:rPr>
-        <w:t xml:space="preserve">STEP C</w:t>
+        <w:t xml:space="preserve">New LotusScript Library</w:t>
       </w:r>
       <w:r>
         <w:t xml:space="preserve">.</w:t>
@@ -18787,28 +19387,11 @@
         <w:pStyle w:val="ListParagraph"/>
         <w:numPr>
           <w:ilvl w:val="0"/>
-          <w:numId w:val="21"/>
+          <w:numId w:val="22"/>
         </w:numPr>
       </w:pPr>
       <w:r>
-        <w:rPr>
-          <w:b/>
-          <w:bCs/>
-        </w:rPr>
-        <w:t xml:space="preserve">STEP A:</w:t>
-      </w:r>
-      <w:r>
-        <w:t xml:space="preserve"> in Designer, select </w:t>
-      </w:r>
-      <w:r>
-        <w:rPr>
-          <w:b/>
-          <w:bCs/>
-        </w:rPr>
-        <w:t xml:space="preserve">(Options)</w:t>
-      </w:r>
-      <w:r>
-        <w:t xml:space="preserve">. Copy the two lines below the STEP A marker (</w:t>
+        <w:t xml:space="preserve">Type the name </w:t>
       </w:r>
       <w:r>
         <w:rPr>
@@ -18817,22 +19400,70 @@
           <w:sz w:val="20"/>
           <w:szCs w:val="20"/>
         </w:rPr>
-        <w:t xml:space="preserve">Option Public</w:t>
+        <w:t xml:space="preserve">BulkRegCommon</w:t>
+      </w:r>
+      <w:r>
+        <w:t xml:space="preserve"> exactly (no spaces) and click </w:t>
+      </w:r>
+      <w:r>
+        <w:rPr>
+          <w:b/>
+          <w:bCs/>
+        </w:rPr>
+        <w:t xml:space="preserve">OK</w:t>
+      </w:r>
+      <w:r>
+        <w:t xml:space="preserve">. </w:t>
+      </w:r>
+      <w:r>
+        <w:rPr>
+          <w:i/>
+          <w:iCs/>
+        </w:rPr>
+        <w:t xml:space="preserve">Result:</w:t>
+      </w:r>
+      <w:r>
+        <w:t xml:space="preserve"> the LotusScript editor opens, with </w:t>
+      </w:r>
+      <w:r>
+        <w:rPr>
+          <w:b/>
+          <w:bCs/>
+        </w:rPr>
+        <w:t xml:space="preserve">(Options)</w:t>
+      </w:r>
+      <w:r>
+        <w:t xml:space="preserve">, </w:t>
+      </w:r>
+      <w:r>
+        <w:rPr>
+          <w:b/>
+          <w:bCs/>
+        </w:rPr>
+        <w:t xml:space="preserve">(Declarations)</w:t>
+      </w:r>
+      <w:r>
+        <w:t xml:space="preserve">, </w:t>
+      </w:r>
+      <w:r>
+        <w:rPr>
+          <w:b/>
+          <w:bCs/>
+        </w:rPr>
+        <w:t xml:space="preserve">Initialize</w:t>
       </w:r>
       <w:r>
         <w:t xml:space="preserve"> and </w:t>
       </w:r>
       <w:r>
         <w:rPr>
-          <w:rFonts w:ascii="Consolas" w:cs="Consolas" w:eastAsia="Consolas" w:hAnsi="Consolas"/>
-          <w:color w:val="0F5FDC"/>
-          <w:sz w:val="20"/>
-          <w:szCs w:val="20"/>
-        </w:rPr>
-        <w:t xml:space="preserve">Option Declare</w:t>
-      </w:r>
-      <w:r>
-        <w:t xml:space="preserve">) and paste them there, replacing what is there.</w:t>
+          <w:b/>
+          <w:bCs/>
+        </w:rPr>
+        <w:t xml:space="preserve">Terminate</w:t>
+      </w:r>
+      <w:r>
+        <w:t xml:space="preserve"> in the outline.</w:t>
       </w:r>
     </w:p>
     <w:p>
@@ -18840,28 +19471,63 @@
         <w:pStyle w:val="ListParagraph"/>
         <w:numPr>
           <w:ilvl w:val="0"/>
-          <w:numId w:val="21"/>
+          <w:numId w:val="22"/>
         </w:numPr>
       </w:pPr>
       <w:r>
+        <w:t xml:space="preserve">Open </w:t>
+      </w:r>
+      <w:r>
+        <w:rPr>
+          <w:rFonts w:ascii="Consolas" w:cs="Consolas" w:eastAsia="Consolas" w:hAnsi="Consolas"/>
+          <w:color w:val="0F5FDC"/>
+          <w:sz w:val="20"/>
+          <w:szCs w:val="20"/>
+        </w:rPr>
+        <w:t xml:space="preserve">C:\BulkReg-kit\lotusscript\BulkRegCommon.lss</w:t>
+      </w:r>
+      <w:r>
+        <w:t xml:space="preserve"> in </w:t>
+      </w:r>
+      <w:r>
         <w:rPr>
           <w:b/>
           <w:bCs/>
         </w:rPr>
-        <w:t xml:space="preserve">STEP B:</w:t>
-      </w:r>
-      <w:r>
-        <w:t xml:space="preserve"> select </w:t>
+        <w:t xml:space="preserve">Notepad</w:t>
+      </w:r>
+      <w:r>
+        <w:t xml:space="preserve">. The file contains three marked blocks: </w:t>
       </w:r>
       <w:r>
         <w:rPr>
           <w:b/>
           <w:bCs/>
         </w:rPr>
-        <w:t xml:space="preserve">(Declarations)</w:t>
-      </w:r>
-      <w:r>
-        <w:t xml:space="preserve">. Copy everything between the STEP B and STEP C markers and paste it there.</w:t>
+        <w:t xml:space="preserve">STEP A</w:t>
+      </w:r>
+      <w:r>
+        <w:t xml:space="preserve">, </w:t>
+      </w:r>
+      <w:r>
+        <w:rPr>
+          <w:b/>
+          <w:bCs/>
+        </w:rPr>
+        <w:t xml:space="preserve">STEP B</w:t>
+      </w:r>
+      <w:r>
+        <w:t xml:space="preserve"> and </w:t>
+      </w:r>
+      <w:r>
+        <w:rPr>
+          <w:b/>
+          <w:bCs/>
+        </w:rPr>
+        <w:t xml:space="preserve">STEP C</w:t>
+      </w:r>
+      <w:r>
+        <w:t xml:space="preserve">.</w:t>
       </w:r>
     </w:p>
     <w:p>
@@ -18869,7 +19535,7 @@
         <w:pStyle w:val="ListParagraph"/>
         <w:numPr>
           <w:ilvl w:val="0"/>
-          <w:numId w:val="21"/>
+          <w:numId w:val="22"/>
         </w:numPr>
       </w:pPr>
       <w:r>
@@ -18877,30 +19543,44 @@
           <w:b/>
           <w:bCs/>
         </w:rPr>
-        <w:t xml:space="preserve">STEP C:</w:t>
-      </w:r>
-      <w:r>
-        <w:t xml:space="preserve"> click at the end of the last line in (Declarations), press </w:t>
+        <w:t xml:space="preserve">STEP A:</w:t>
+      </w:r>
+      <w:r>
+        <w:t xml:space="preserve"> in Designer, select </w:t>
       </w:r>
       <w:r>
         <w:rPr>
           <w:b/>
           <w:bCs/>
         </w:rPr>
-        <w:t xml:space="preserve">Enter</w:t>
-      </w:r>
-      <w:r>
-        <w:t xml:space="preserve"> twice, then copy everything from the STEP C marker to the end of the file and paste it. </w:t>
-      </w:r>
-      <w:r>
-        <w:rPr>
-          <w:i/>
-          <w:iCs/>
-        </w:rPr>
-        <w:t xml:space="preserve">Result:</w:t>
-      </w:r>
-      <w:r>
-        <w:t xml:space="preserve"> the outline now lists the functions (BR_Init, BR_Log …) as separate entries.</w:t>
+        <w:t xml:space="preserve">(Options)</w:t>
+      </w:r>
+      <w:r>
+        <w:t xml:space="preserve">. Copy the two lines below the STEP A marker (</w:t>
+      </w:r>
+      <w:r>
+        <w:rPr>
+          <w:rFonts w:ascii="Consolas" w:cs="Consolas" w:eastAsia="Consolas" w:hAnsi="Consolas"/>
+          <w:color w:val="0F5FDC"/>
+          <w:sz w:val="20"/>
+          <w:szCs w:val="20"/>
+        </w:rPr>
+        <w:t xml:space="preserve">Option Public</w:t>
+      </w:r>
+      <w:r>
+        <w:t xml:space="preserve"> and </w:t>
+      </w:r>
+      <w:r>
+        <w:rPr>
+          <w:rFonts w:ascii="Consolas" w:cs="Consolas" w:eastAsia="Consolas" w:hAnsi="Consolas"/>
+          <w:color w:val="0F5FDC"/>
+          <w:sz w:val="20"/>
+          <w:szCs w:val="20"/>
+        </w:rPr>
+        <w:t xml:space="preserve">Option Declare</w:t>
+      </w:r>
+      <w:r>
+        <w:t xml:space="preserve">) and paste them there, replacing what is there.</w:t>
       </w:r>
     </w:p>
     <w:p>
@@ -18908,7 +19588,75 @@
         <w:pStyle w:val="ListParagraph"/>
         <w:numPr>
           <w:ilvl w:val="0"/>
-          <w:numId w:val="21"/>
+          <w:numId w:val="22"/>
+        </w:numPr>
+      </w:pPr>
+      <w:r>
+        <w:rPr>
+          <w:b/>
+          <w:bCs/>
+        </w:rPr>
+        <w:t xml:space="preserve">STEP B:</w:t>
+      </w:r>
+      <w:r>
+        <w:t xml:space="preserve"> select </w:t>
+      </w:r>
+      <w:r>
+        <w:rPr>
+          <w:b/>
+          <w:bCs/>
+        </w:rPr>
+        <w:t xml:space="preserve">(Declarations)</w:t>
+      </w:r>
+      <w:r>
+        <w:t xml:space="preserve">. Copy everything between the STEP B and STEP C markers and paste it there.</w:t>
+      </w:r>
+    </w:p>
+    <w:p>
+      <w:pPr>
+        <w:pStyle w:val="ListParagraph"/>
+        <w:numPr>
+          <w:ilvl w:val="0"/>
+          <w:numId w:val="22"/>
+        </w:numPr>
+      </w:pPr>
+      <w:r>
+        <w:rPr>
+          <w:b/>
+          <w:bCs/>
+        </w:rPr>
+        <w:t xml:space="preserve">STEP C:</w:t>
+      </w:r>
+      <w:r>
+        <w:t xml:space="preserve"> click at the end of the last line in (Declarations), press </w:t>
+      </w:r>
+      <w:r>
+        <w:rPr>
+          <w:b/>
+          <w:bCs/>
+        </w:rPr>
+        <w:t xml:space="preserve">Enter</w:t>
+      </w:r>
+      <w:r>
+        <w:t xml:space="preserve"> twice, then copy everything from the STEP C marker to the end of the file and paste it. </w:t>
+      </w:r>
+      <w:r>
+        <w:rPr>
+          <w:i/>
+          <w:iCs/>
+        </w:rPr>
+        <w:t xml:space="preserve">Result:</w:t>
+      </w:r>
+      <w:r>
+        <w:t xml:space="preserve"> the outline now lists the functions (BR_Init, BR_Log …) as separate entries.</w:t>
+      </w:r>
+    </w:p>
+    <w:p>
+      <w:pPr>
+        <w:pStyle w:val="ListParagraph"/>
+        <w:numPr>
+          <w:ilvl w:val="0"/>
+          <w:numId w:val="22"/>
         </w:numPr>
       </w:pPr>
       <w:r>
@@ -19783,7 +20531,7 @@
         <w:pStyle w:val="ListParagraph"/>
         <w:numPr>
           <w:ilvl w:val="0"/>
-          <w:numId w:val="22"/>
+          <w:numId w:val="23"/>
         </w:numPr>
       </w:pPr>
       <w:r>
@@ -19825,7 +20573,7 @@
         <w:pStyle w:val="ListParagraph"/>
         <w:numPr>
           <w:ilvl w:val="0"/>
-          <w:numId w:val="22"/>
+          <w:numId w:val="23"/>
         </w:numPr>
       </w:pPr>
       <w:r>
@@ -19847,7 +20595,7 @@
         <w:pStyle w:val="ListParagraph"/>
         <w:numPr>
           <w:ilvl w:val="0"/>
-          <w:numId w:val="22"/>
+          <w:numId w:val="23"/>
         </w:numPr>
       </w:pPr>
       <w:r>
@@ -19909,7 +20657,7 @@
         <w:pStyle w:val="ListParagraph"/>
         <w:numPr>
           <w:ilvl w:val="0"/>
-          <w:numId w:val="22"/>
+          <w:numId w:val="23"/>
         </w:numPr>
       </w:pPr>
       <w:r>
@@ -19981,7 +20729,7 @@
         <w:pStyle w:val="ListParagraph"/>
         <w:numPr>
           <w:ilvl w:val="0"/>
-          <w:numId w:val="22"/>
+          <w:numId w:val="23"/>
         </w:numPr>
       </w:pPr>
       <w:r>
@@ -19993,7 +20741,7 @@
         <w:pStyle w:val="ListParagraph"/>
         <w:numPr>
           <w:ilvl w:val="0"/>
-          <w:numId w:val="22"/>
+          <w:numId w:val="23"/>
         </w:numPr>
       </w:pPr>
       <w:r>
@@ -20058,7 +20806,7 @@
         <w:pStyle w:val="ListParagraph"/>
         <w:numPr>
           <w:ilvl w:val="0"/>
-          <w:numId w:val="22"/>
+          <w:numId w:val="23"/>
         </w:numPr>
       </w:pPr>
       <w:r>
@@ -20099,7 +20847,7 @@
         <w:pStyle w:val="ListParagraph"/>
         <w:numPr>
           <w:ilvl w:val="0"/>
-          <w:numId w:val="22"/>
+          <w:numId w:val="23"/>
         </w:numPr>
       </w:pPr>
       <w:r>
@@ -20152,7 +20900,7 @@
         <w:pStyle w:val="ListParagraph"/>
         <w:numPr>
           <w:ilvl w:val="0"/>
-          <w:numId w:val="22"/>
+          <w:numId w:val="23"/>
         </w:numPr>
       </w:pPr>
       <w:r>
@@ -20193,7 +20941,7 @@
         <w:pStyle w:val="ListParagraph"/>
         <w:numPr>
           <w:ilvl w:val="0"/>
-          <w:numId w:val="22"/>
+          <w:numId w:val="23"/>
         </w:numPr>
       </w:pPr>
       <w:r>
@@ -20225,7 +20973,7 @@
         <w:pStyle w:val="ListParagraph"/>
         <w:numPr>
           <w:ilvl w:val="0"/>
-          <w:numId w:val="22"/>
+          <w:numId w:val="23"/>
         </w:numPr>
       </w:pPr>
       <w:r>
@@ -20334,7 +21082,7 @@
         <w:pStyle w:val="ListParagraph"/>
         <w:numPr>
           <w:ilvl w:val="0"/>
-          <w:numId w:val="23"/>
+          <w:numId w:val="24"/>
         </w:numPr>
       </w:pPr>
       <w:r>
@@ -20356,7 +21104,7 @@
         <w:pStyle w:val="ListParagraph"/>
         <w:numPr>
           <w:ilvl w:val="0"/>
-          <w:numId w:val="23"/>
+          <w:numId w:val="24"/>
         </w:numPr>
       </w:pPr>
       <w:r>
@@ -20390,7 +21138,7 @@
         <w:pStyle w:val="ListParagraph"/>
         <w:numPr>
           <w:ilvl w:val="0"/>
-          <w:numId w:val="23"/>
+          <w:numId w:val="24"/>
         </w:numPr>
       </w:pPr>
       <w:r>
@@ -20412,7 +21160,7 @@
         <w:pStyle w:val="ListParagraph"/>
         <w:numPr>
           <w:ilvl w:val="0"/>
-          <w:numId w:val="23"/>
+          <w:numId w:val="24"/>
         </w:numPr>
       </w:pPr>
       <w:r>
@@ -20444,7 +21192,7 @@
         <w:pStyle w:val="ListParagraph"/>
         <w:numPr>
           <w:ilvl w:val="0"/>
-          <w:numId w:val="23"/>
+          <w:numId w:val="24"/>
         </w:numPr>
       </w:pPr>
       <w:r>
@@ -20541,7 +21289,7 @@
         <w:pStyle w:val="ListParagraph"/>
         <w:numPr>
           <w:ilvl w:val="0"/>
-          <w:numId w:val="24"/>
+          <w:numId w:val="25"/>
         </w:numPr>
       </w:pPr>
       <w:r>
@@ -20575,7 +21323,7 @@
         <w:pStyle w:val="ListParagraph"/>
         <w:numPr>
           <w:ilvl w:val="0"/>
-          <w:numId w:val="24"/>
+          <w:numId w:val="25"/>
         </w:numPr>
       </w:pPr>
       <w:r>
@@ -20607,7 +21355,7 @@
         <w:pStyle w:val="ListParagraph"/>
         <w:numPr>
           <w:ilvl w:val="0"/>
-          <w:numId w:val="24"/>
+          <w:numId w:val="25"/>
         </w:numPr>
       </w:pPr>
       <w:r>
@@ -20629,7 +21377,7 @@
         <w:pStyle w:val="ListParagraph"/>
         <w:numPr>
           <w:ilvl w:val="0"/>
-          <w:numId w:val="24"/>
+          <w:numId w:val="25"/>
         </w:numPr>
       </w:pPr>
       <w:r>
@@ -20661,7 +21409,7 @@
         <w:pStyle w:val="ListParagraph"/>
         <w:numPr>
           <w:ilvl w:val="0"/>
-          <w:numId w:val="24"/>
+          <w:numId w:val="25"/>
         </w:numPr>
       </w:pPr>
       <w:r>
@@ -20770,7 +21518,7 @@
         <w:pStyle w:val="ListParagraph"/>
         <w:numPr>
           <w:ilvl w:val="0"/>
-          <w:numId w:val="25"/>
+          <w:numId w:val="26"/>
         </w:numPr>
       </w:pPr>
       <w:r>
@@ -20802,7 +21550,7 @@
         <w:pStyle w:val="ListParagraph"/>
         <w:numPr>
           <w:ilvl w:val="0"/>
-          <w:numId w:val="25"/>
+          <w:numId w:val="26"/>
         </w:numPr>
       </w:pPr>
       <w:r>
@@ -20860,7 +21608,7 @@
         <w:pStyle w:val="ListParagraph"/>
         <w:numPr>
           <w:ilvl w:val="0"/>
-          <w:numId w:val="25"/>
+          <w:numId w:val="26"/>
         </w:numPr>
       </w:pPr>
       <w:r>
@@ -21005,7 +21753,7 @@
         <w:pStyle w:val="ListParagraph"/>
         <w:numPr>
           <w:ilvl w:val="0"/>
-          <w:numId w:val="26"/>
+          <w:numId w:val="27"/>
         </w:numPr>
       </w:pPr>
       <w:r>
@@ -21039,7 +21787,7 @@
         <w:pStyle w:val="ListParagraph"/>
         <w:numPr>
           <w:ilvl w:val="0"/>
-          <w:numId w:val="26"/>
+          <w:numId w:val="27"/>
         </w:numPr>
       </w:pPr>
       <w:r>
@@ -21061,7 +21809,7 @@
         <w:pStyle w:val="ListParagraph"/>
         <w:numPr>
           <w:ilvl w:val="0"/>
-          <w:numId w:val="26"/>
+          <w:numId w:val="27"/>
         </w:numPr>
       </w:pPr>
       <w:r>
@@ -21085,7 +21833,7 @@
         <w:pStyle w:val="ListParagraph"/>
         <w:numPr>
           <w:ilvl w:val="0"/>
-          <w:numId w:val="26"/>
+          <w:numId w:val="27"/>
         </w:numPr>
       </w:pPr>
       <w:r>
@@ -21107,7 +21855,7 @@
         <w:pStyle w:val="ListParagraph"/>
         <w:numPr>
           <w:ilvl w:val="0"/>
-          <w:numId w:val="26"/>
+          <w:numId w:val="27"/>
         </w:numPr>
       </w:pPr>
       <w:r>
@@ -21216,7 +21964,7 @@
         <w:pStyle w:val="ListParagraph"/>
         <w:numPr>
           <w:ilvl w:val="0"/>
-          <w:numId w:val="27"/>
+          <w:numId w:val="28"/>
         </w:numPr>
       </w:pPr>
       <w:r>
@@ -21264,7 +22012,7 @@
         <w:pStyle w:val="ListParagraph"/>
         <w:numPr>
           <w:ilvl w:val="0"/>
-          <w:numId w:val="27"/>
+          <w:numId w:val="28"/>
         </w:numPr>
       </w:pPr>
       <w:r>
@@ -21286,7 +22034,7 @@
         <w:pStyle w:val="ListParagraph"/>
         <w:numPr>
           <w:ilvl w:val="0"/>
-          <w:numId w:val="27"/>
+          <w:numId w:val="28"/>
         </w:numPr>
       </w:pPr>
       <w:r>
@@ -21320,7 +22068,7 @@
         <w:pStyle w:val="ListParagraph"/>
         <w:numPr>
           <w:ilvl w:val="0"/>
-          <w:numId w:val="27"/>
+          <w:numId w:val="28"/>
         </w:numPr>
       </w:pPr>
       <w:r>
@@ -21548,7 +22296,7 @@
         <w:pStyle w:val="ListParagraph"/>
         <w:numPr>
           <w:ilvl w:val="0"/>
-          <w:numId w:val="28"/>
+          <w:numId w:val="29"/>
         </w:numPr>
       </w:pPr>
       <w:r>
@@ -21570,7 +22318,7 @@
         <w:pStyle w:val="ListParagraph"/>
         <w:numPr>
           <w:ilvl w:val="0"/>
-          <w:numId w:val="28"/>
+          <w:numId w:val="29"/>
         </w:numPr>
       </w:pPr>
       <w:r>
@@ -21604,7 +22352,7 @@
         <w:pStyle w:val="ListParagraph"/>
         <w:numPr>
           <w:ilvl w:val="0"/>
-          <w:numId w:val="28"/>
+          <w:numId w:val="29"/>
         </w:numPr>
       </w:pPr>
       <w:r>
@@ -21666,7 +22414,7 @@
         <w:pStyle w:val="ListParagraph"/>
         <w:numPr>
           <w:ilvl w:val="0"/>
-          <w:numId w:val="28"/>
+          <w:numId w:val="29"/>
         </w:numPr>
       </w:pPr>
       <w:r>
@@ -22081,7 +22829,7 @@
                 <w:sz w:val="19"/>
                 <w:szCs w:val="19"/>
               </w:rPr>
-              <w:t xml:space="preserve">Right OU / policy / vault</w:t>
+              <w:t xml:space="preserve">Right mail file name</w:t>
             </w:r>
           </w:p>
         </w:tc>
@@ -22112,7 +22860,23 @@
                 <w:sz w:val="19"/>
                 <w:szCs w:val="19"/>
               </w:rPr>
-              <w:t xml:space="preserve">Read OrgUnit, Policy and VaultServer</w:t>
+              <w:t xml:space="preserve">Read MailFile, for example </w:t>
+            </w:r>
+            <w:r>
+              <w:rPr>
+                <w:rFonts w:ascii="Consolas" w:cs="Consolas" w:eastAsia="Consolas" w:hAnsi="Consolas"/>
+                <w:color w:val="0F5FDC"/>
+                <w:sz w:val="18"/>
+                <w:szCs w:val="18"/>
+              </w:rPr>
+              <w:t xml:space="preserve">mail\jsmith.nsf</w:t>
+            </w:r>
+            <w:r>
+              <w:rPr>
+                <w:sz w:val="19"/>
+                <w:szCs w:val="19"/>
+              </w:rPr>
+              <w:t xml:space="preserve">. Rows whose mail file already exists are marked ERROR.</w:t>
             </w:r>
           </w:p>
         </w:tc>
@@ -22143,7 +22907,16 @@
                 <w:sz w:val="19"/>
                 <w:szCs w:val="19"/>
               </w:rPr>
-              <w:t xml:space="preserve">Correct the value in the row</w:t>
+              <w:t xml:space="preserve">Edit MailFile, for example </w:t>
+            </w:r>
+            <w:r>
+              <w:rPr>
+                <w:rFonts w:ascii="Consolas" w:cs="Consolas" w:eastAsia="Consolas" w:hAnsi="Consolas"/>
+                <w:color w:val="0F5FDC"/>
+                <w:sz w:val="18"/>
+                <w:szCs w:val="18"/>
+              </w:rPr>
+              <w:t xml:space="preserve">mail\jsmith2.nsf</w:t>
             </w:r>
           </w:p>
         </w:tc>
@@ -22179,7 +22952,7 @@
                 <w:sz w:val="19"/>
                 <w:szCs w:val="19"/>
               </w:rPr>
-              <w:t xml:space="preserve">Warnings</w:t>
+              <w:t xml:space="preserve">Right OU / policy / vault</w:t>
             </w:r>
           </w:p>
         </w:tc>
@@ -22210,7 +22983,7 @@
                 <w:sz w:val="19"/>
                 <w:szCs w:val="19"/>
               </w:rPr>
-              <w:t xml:space="preserve">Filter Check = WARN and read Issues</w:t>
+              <w:t xml:space="preserve">Read OrgUnit, Policy and VaultServer</w:t>
             </w:r>
           </w:p>
         </w:tc>
@@ -22241,16 +23014,7 @@
                 <w:sz w:val="19"/>
                 <w:szCs w:val="19"/>
               </w:rPr>
-              <w:t xml:space="preserve">Accept them, or set Include to </w:t>
-            </w:r>
-            <w:r>
-              <w:rPr>
-                <w:rFonts w:ascii="Consolas" w:cs="Consolas" w:eastAsia="Consolas" w:hAnsi="Consolas"/>
-                <w:color w:val="0F5FDC"/>
-                <w:sz w:val="18"/>
-                <w:szCs w:val="18"/>
-              </w:rPr>
-              <w:t xml:space="preserve">N</w:t>
+              <w:t xml:space="preserve">Correct the value in the row</w:t>
             </w:r>
           </w:p>
         </w:tc>
@@ -22286,6 +23050,113 @@
                 <w:sz w:val="19"/>
                 <w:szCs w:val="19"/>
               </w:rPr>
+              <w:t xml:space="preserve">Warnings</w:t>
+            </w:r>
+          </w:p>
+        </w:tc>
+        <w:tc>
+          <w:tcPr>
+            <w:tcW w:type="dxa" w:w="3809"/>
+            <w:tcBorders>
+              <w:top w:val="single" w:color="DCE6F0" w:sz="4"/>
+              <w:left w:val="single" w:color="DCE6F0" w:sz="4"/>
+              <w:bottom w:val="single" w:color="DCE6F0" w:sz="4"/>
+              <w:right w:val="single" w:color="DCE6F0" w:sz="4"/>
+            </w:tcBorders>
+            <w:shd w:fill="FFFFFF" w:color="auto" w:val="clear"/>
+            <w:tcMar>
+              <w:top w:type="dxa" w:w="60"/>
+              <w:left w:type="dxa" w:w="100"/>
+              <w:bottom w:type="dxa" w:w="60"/>
+              <w:right w:type="dxa" w:w="100"/>
+            </w:tcMar>
+            <w:vAlign w:val="top"/>
+          </w:tcPr>
+          <w:p>
+            <w:pPr>
+              <w:spacing w:after="0" w:before="0"/>
+            </w:pPr>
+            <w:r>
+              <w:rPr>
+                <w:sz w:val="19"/>
+                <w:szCs w:val="19"/>
+              </w:rPr>
+              <w:t xml:space="preserve">Filter Check = WARN and read Issues</w:t>
+            </w:r>
+          </w:p>
+        </w:tc>
+        <w:tc>
+          <w:tcPr>
+            <w:tcW w:type="dxa" w:w="3564"/>
+            <w:tcBorders>
+              <w:top w:val="single" w:color="DCE6F0" w:sz="4"/>
+              <w:left w:val="single" w:color="DCE6F0" w:sz="4"/>
+              <w:bottom w:val="single" w:color="DCE6F0" w:sz="4"/>
+              <w:right w:val="single" w:color="DCE6F0" w:sz="4"/>
+            </w:tcBorders>
+            <w:shd w:fill="FFFFFF" w:color="auto" w:val="clear"/>
+            <w:tcMar>
+              <w:top w:type="dxa" w:w="60"/>
+              <w:left w:type="dxa" w:w="100"/>
+              <w:bottom w:type="dxa" w:w="60"/>
+              <w:right w:type="dxa" w:w="100"/>
+            </w:tcMar>
+            <w:vAlign w:val="top"/>
+          </w:tcPr>
+          <w:p>
+            <w:pPr>
+              <w:spacing w:after="0" w:before="0"/>
+            </w:pPr>
+            <w:r>
+              <w:rPr>
+                <w:sz w:val="19"/>
+                <w:szCs w:val="19"/>
+              </w:rPr>
+              <w:t xml:space="preserve">Accept them, or set Include to </w:t>
+            </w:r>
+            <w:r>
+              <w:rPr>
+                <w:rFonts w:ascii="Consolas" w:cs="Consolas" w:eastAsia="Consolas" w:hAnsi="Consolas"/>
+                <w:color w:val="0F5FDC"/>
+                <w:sz w:val="18"/>
+                <w:szCs w:val="18"/>
+              </w:rPr>
+              <w:t xml:space="preserve">N</w:t>
+            </w:r>
+          </w:p>
+        </w:tc>
+      </w:tr>
+      <w:tr>
+        <w:trPr>
+          <w:cantSplit/>
+        </w:trPr>
+        <w:tc>
+          <w:tcPr>
+            <w:tcW w:type="dxa" w:w="2265"/>
+            <w:tcBorders>
+              <w:top w:val="single" w:color="DCE6F0" w:sz="4"/>
+              <w:left w:val="single" w:color="DCE6F0" w:sz="4"/>
+              <w:bottom w:val="single" w:color="DCE6F0" w:sz="4"/>
+              <w:right w:val="single" w:color="DCE6F0" w:sz="4"/>
+            </w:tcBorders>
+            <w:shd w:fill="F7F7FC" w:color="auto" w:val="clear"/>
+            <w:tcMar>
+              <w:top w:type="dxa" w:w="60"/>
+              <w:left w:type="dxa" w:w="100"/>
+              <w:bottom w:type="dxa" w:w="60"/>
+              <w:right w:type="dxa" w:w="100"/>
+            </w:tcMar>
+            <w:vAlign w:val="top"/>
+          </w:tcPr>
+          <w:p>
+            <w:pPr>
+              <w:spacing w:after="0" w:before="0"/>
+            </w:pPr>
+            <w:r>
+              <w:rPr>
+                <w:sz w:val="19"/>
+                <w:szCs w:val="19"/>
+              </w:rPr>
               <w:t xml:space="preserve">Errors</w:t>
             </w:r>
           </w:p>
@@ -22299,7 +23170,7 @@
               <w:bottom w:val="single" w:color="DCE6F0" w:sz="4"/>
               <w:right w:val="single" w:color="DCE6F0" w:sz="4"/>
             </w:tcBorders>
-            <w:shd w:fill="FFFFFF" w:color="auto" w:val="clear"/>
+            <w:shd w:fill="F7F7FC" w:color="auto" w:val="clear"/>
             <w:tcMar>
               <w:top w:type="dxa" w:w="60"/>
               <w:left w:type="dxa" w:w="100"/>
@@ -22330,7 +23201,7 @@
               <w:bottom w:val="single" w:color="DCE6F0" w:sz="4"/>
               <w:right w:val="single" w:color="DCE6F0" w:sz="4"/>
             </w:tcBorders>
-            <w:shd w:fill="FFFFFF" w:color="auto" w:val="clear"/>
+            <w:shd w:fill="F7F7FC" w:color="auto" w:val="clear"/>
             <w:tcMar>
               <w:top w:type="dxa" w:w="60"/>
               <w:left w:type="dxa" w:w="100"/>
@@ -22372,7 +23243,7 @@
         <w:pStyle w:val="ListParagraph"/>
         <w:numPr>
           <w:ilvl w:val="0"/>
-          <w:numId w:val="29"/>
+          <w:numId w:val="30"/>
         </w:numPr>
       </w:pPr>
       <w:r>
@@ -22434,7 +23305,7 @@
         <w:pStyle w:val="ListParagraph"/>
         <w:numPr>
           <w:ilvl w:val="0"/>
-          <w:numId w:val="29"/>
+          <w:numId w:val="30"/>
         </w:numPr>
       </w:pPr>
       <w:r>
@@ -22446,7 +23317,7 @@
         <w:pStyle w:val="ListParagraph"/>
         <w:numPr>
           <w:ilvl w:val="0"/>
-          <w:numId w:val="29"/>
+          <w:numId w:val="30"/>
         </w:numPr>
       </w:pPr>
       <w:r>
@@ -22660,7 +23531,7 @@
         <w:pStyle w:val="ListParagraph"/>
         <w:numPr>
           <w:ilvl w:val="0"/>
-          <w:numId w:val="30"/>
+          <w:numId w:val="31"/>
         </w:numPr>
       </w:pPr>
       <w:r>
@@ -22684,7 +23555,7 @@
         <w:pStyle w:val="ListParagraph"/>
         <w:numPr>
           <w:ilvl w:val="0"/>
-          <w:numId w:val="30"/>
+          <w:numId w:val="31"/>
         </w:numPr>
       </w:pPr>
       <w:r>
@@ -22706,7 +23577,7 @@
         <w:pStyle w:val="ListParagraph"/>
         <w:numPr>
           <w:ilvl w:val="0"/>
-          <w:numId w:val="30"/>
+          <w:numId w:val="31"/>
         </w:numPr>
       </w:pPr>
       <w:r>
@@ -22738,7 +23609,7 @@
         <w:pStyle w:val="ListParagraph"/>
         <w:numPr>
           <w:ilvl w:val="0"/>
-          <w:numId w:val="30"/>
+          <w:numId w:val="31"/>
         </w:numPr>
       </w:pPr>
       <w:r>
@@ -22770,7 +23641,7 @@
         <w:pStyle w:val="ListParagraph"/>
         <w:numPr>
           <w:ilvl w:val="0"/>
-          <w:numId w:val="30"/>
+          <w:numId w:val="31"/>
         </w:numPr>
       </w:pPr>
       <w:r>
@@ -22794,7 +23665,7 @@
         <w:pStyle w:val="ListParagraph"/>
         <w:numPr>
           <w:ilvl w:val="0"/>
-          <w:numId w:val="30"/>
+          <w:numId w:val="31"/>
         </w:numPr>
       </w:pPr>
       <w:r>
@@ -22920,7 +23791,7 @@
         <w:pStyle w:val="ListParagraph"/>
         <w:numPr>
           <w:ilvl w:val="0"/>
-          <w:numId w:val="31"/>
+          <w:numId w:val="32"/>
         </w:numPr>
       </w:pPr>
       <w:r>
@@ -22944,7 +23815,7 @@
         <w:pStyle w:val="ListParagraph"/>
         <w:numPr>
           <w:ilvl w:val="0"/>
-          <w:numId w:val="31"/>
+          <w:numId w:val="32"/>
         </w:numPr>
       </w:pPr>
       <w:r>
@@ -22976,7 +23847,7 @@
         <w:pStyle w:val="ListParagraph"/>
         <w:numPr>
           <w:ilvl w:val="0"/>
-          <w:numId w:val="31"/>
+          <w:numId w:val="32"/>
         </w:numPr>
       </w:pPr>
       <w:r>
@@ -23000,7 +23871,7 @@
         <w:pStyle w:val="ListParagraph"/>
         <w:numPr>
           <w:ilvl w:val="0"/>
-          <w:numId w:val="31"/>
+          <w:numId w:val="32"/>
         </w:numPr>
       </w:pPr>
       <w:r>
@@ -23042,7 +23913,7 @@
         <w:pStyle w:val="ListParagraph"/>
         <w:numPr>
           <w:ilvl w:val="0"/>
-          <w:numId w:val="31"/>
+          <w:numId w:val="32"/>
         </w:numPr>
       </w:pPr>
       <w:r>
@@ -23076,7 +23947,7 @@
         <w:pStyle w:val="ListParagraph"/>
         <w:numPr>
           <w:ilvl w:val="0"/>
-          <w:numId w:val="31"/>
+          <w:numId w:val="32"/>
         </w:numPr>
       </w:pPr>
       <w:r>
@@ -23090,27 +23961,57 @@
         <w:t xml:space="preserve">Certificate</w:t>
       </w:r>
       <w:r>
-        <w:t xml:space="preserve"> present (Document Properties &gt; Fields), hierarchical full name, correct home server, </w:t>
+        <w:t xml:space="preserve"> present (Document Properties &gt; Fields), hierarchical full name, </w:t>
       </w:r>
       <w:r>
         <w:rPr>
           <w:b/>
           <w:bCs/>
         </w:rPr>
-        <w:t xml:space="preserve">MailSystem</w:t>
-      </w:r>
-      <w:r>
-        <w:t xml:space="preserve"> unchanged (compare with B3), and </w:t>
+        <w:t xml:space="preserve">MailServer</w:t>
+      </w:r>
+      <w:r>
+        <w:t xml:space="preserve"> = the intended home server, </w:t>
       </w:r>
       <w:r>
         <w:rPr>
           <w:b/>
           <w:bCs/>
         </w:rPr>
+        <w:t xml:space="preserve">MailFile</w:t>
+      </w:r>
+      <w:r>
+        <w:t xml:space="preserve"> = the path from the batch, </w:t>
+      </w:r>
+      <w:r>
+        <w:rPr>
+          <w:b/>
+          <w:bCs/>
+        </w:rPr>
+        <w:t xml:space="preserve">MailSystem</w:t>
+      </w:r>
+      <w:r>
+        <w:t xml:space="preserve"> = Notes, and </w:t>
+      </w:r>
+      <w:r>
+        <w:rPr>
+          <w:b/>
+          <w:bCs/>
+        </w:rPr>
         <w:t xml:space="preserve">Policy synopsis</w:t>
       </w:r>
       <w:r>
-        <w:t xml:space="preserve"> showing your explicit and/or organizational policy with the vault.</w:t>
+        <w:t xml:space="preserve"> showing the policy with the vault. Then open the home server's </w:t>
+      </w:r>
+      <w:r>
+        <w:rPr>
+          <w:b/>
+          <w:bCs/>
+        </w:rPr>
+        <w:t xml:space="preserve">Files</w:t>
+      </w:r>
+      <w:r>
+        <w:t xml:space="preserve"> tab and confirm the mail file exists.</w:t>
       </w:r>
     </w:p>
     <w:p>
@@ -23118,11 +24019,11 @@
         <w:pStyle w:val="ListParagraph"/>
         <w:numPr>
           <w:ilvl w:val="0"/>
-          <w:numId w:val="31"/>
+          <w:numId w:val="32"/>
         </w:numPr>
       </w:pPr>
       <w:r>
-        <w:t xml:space="preserve">On a test PC, set up Notes for one pilot user: the ID must download from the vault, and the user must be asked to change the password.</w:t>
+        <w:t xml:space="preserve">On a test PC, set up Notes for one pilot user: the ID must download from the vault, the user must be asked to change the password, and the mail file must open. Send a test mail to the user's Internet address and confirm it arrives in the Domino mail file.</w:t>
       </w:r>
     </w:p>
     <w:p>
@@ -23130,7 +24031,7 @@
         <w:pStyle w:val="ListParagraph"/>
         <w:numPr>
           <w:ilvl w:val="0"/>
-          <w:numId w:val="31"/>
+          <w:numId w:val="32"/>
         </w:numPr>
       </w:pPr>
       <w:r>
@@ -23162,7 +24063,7 @@
         <w:pStyle w:val="ListParagraph"/>
         <w:numPr>
           <w:ilvl w:val="0"/>
-          <w:numId w:val="31"/>
+          <w:numId w:val="32"/>
         </w:numPr>
       </w:pPr>
       <w:r>
@@ -23302,7 +24203,7 @@
         <w:pStyle w:val="ListParagraph"/>
         <w:numPr>
           <w:ilvl w:val="0"/>
-          <w:numId w:val="32"/>
+          <w:numId w:val="33"/>
         </w:numPr>
       </w:pPr>
       <w:r>
@@ -23314,7 +24215,7 @@
         <w:pStyle w:val="ListParagraph"/>
         <w:numPr>
           <w:ilvl w:val="0"/>
-          <w:numId w:val="32"/>
+          <w:numId w:val="33"/>
         </w:numPr>
       </w:pPr>
       <w:r>
@@ -23338,7 +24239,7 @@
         <w:pStyle w:val="ListParagraph"/>
         <w:numPr>
           <w:ilvl w:val="0"/>
-          <w:numId w:val="32"/>
+          <w:numId w:val="33"/>
         </w:numPr>
       </w:pPr>
       <w:r>
@@ -23360,7 +24261,7 @@
         <w:pStyle w:val="ListParagraph"/>
         <w:numPr>
           <w:ilvl w:val="0"/>
-          <w:numId w:val="32"/>
+          <w:numId w:val="33"/>
         </w:numPr>
       </w:pPr>
       <w:r>
@@ -23382,7 +24283,7 @@
         <w:pStyle w:val="ListParagraph"/>
         <w:numPr>
           <w:ilvl w:val="0"/>
-          <w:numId w:val="32"/>
+          <w:numId w:val="33"/>
         </w:numPr>
       </w:pPr>
       <w:r>
@@ -23426,7 +24327,7 @@
         <w:pStyle w:val="ListParagraph"/>
         <w:numPr>
           <w:ilvl w:val="0"/>
-          <w:numId w:val="32"/>
+          <w:numId w:val="33"/>
         </w:numPr>
       </w:pPr>
       <w:r>
@@ -23462,7 +24363,7 @@
         <w:pStyle w:val="ListParagraph"/>
         <w:numPr>
           <w:ilvl w:val="0"/>
-          <w:numId w:val="32"/>
+          <w:numId w:val="33"/>
         </w:numPr>
       </w:pPr>
       <w:r>
@@ -23474,7 +24375,7 @@
         <w:pStyle w:val="ListParagraph"/>
         <w:numPr>
           <w:ilvl w:val="0"/>
-          <w:numId w:val="32"/>
+          <w:numId w:val="33"/>
         </w:numPr>
       </w:pPr>
       <w:r>
@@ -23662,7 +24563,7 @@
         <w:pStyle w:val="ListParagraph"/>
         <w:numPr>
           <w:ilvl w:val="0"/>
-          <w:numId w:val="33"/>
+          <w:numId w:val="34"/>
         </w:numPr>
       </w:pPr>
       <w:r>
@@ -23684,7 +24585,7 @@
         <w:pStyle w:val="ListParagraph"/>
         <w:numPr>
           <w:ilvl w:val="0"/>
-          <w:numId w:val="33"/>
+          <w:numId w:val="34"/>
         </w:numPr>
       </w:pPr>
       <w:r>
@@ -23696,7 +24597,7 @@
         <w:pStyle w:val="ListParagraph"/>
         <w:numPr>
           <w:ilvl w:val="0"/>
-          <w:numId w:val="33"/>
+          <w:numId w:val="34"/>
         </w:numPr>
       </w:pPr>
       <w:r>
@@ -23720,7 +24621,7 @@
         <w:pStyle w:val="ListParagraph"/>
         <w:numPr>
           <w:ilvl w:val="0"/>
-          <w:numId w:val="33"/>
+          <w:numId w:val="34"/>
         </w:numPr>
       </w:pPr>
       <w:r>
@@ -23728,10 +24629,20 @@
           <w:b/>
           <w:bCs/>
         </w:rPr>
-        <w:t xml:space="preserve">REGISTERED + IN_VAULT:</w:t>
+        <w:t xml:space="preserve">REGISTERED + IN_VAULT + MAILFILE_OK:</w:t>
       </w:r>
       <w:r>
         <w:t xml:space="preserve"> done. </w:t>
+      </w:r>
+      <w:r>
+        <w:rPr>
+          <w:b/>
+          <w:bCs/>
+        </w:rPr>
+        <w:t xml:space="preserve">MAILFILE_MISSING:</w:t>
+      </w:r>
+      <w:r>
+        <w:t xml:space="preserve"> see D6. </w:t>
       </w:r>
       <w:r>
         <w:rPr>
@@ -23873,7 +24784,7 @@
         <w:pStyle w:val="ListParagraph"/>
         <w:numPr>
           <w:ilvl w:val="0"/>
-          <w:numId w:val="34"/>
+          <w:numId w:val="35"/>
         </w:numPr>
       </w:pPr>
       <w:r>
@@ -23897,7 +24808,7 @@
         <w:pStyle w:val="ListParagraph"/>
         <w:numPr>
           <w:ilvl w:val="0"/>
-          <w:numId w:val="34"/>
+          <w:numId w:val="35"/>
         </w:numPr>
       </w:pPr>
       <w:r>
@@ -23909,7 +24820,7 @@
         <w:pStyle w:val="ListParagraph"/>
         <w:numPr>
           <w:ilvl w:val="0"/>
-          <w:numId w:val="34"/>
+          <w:numId w:val="35"/>
         </w:numPr>
       </w:pPr>
       <w:r>
@@ -23945,7 +24856,7 @@
         <w:pStyle w:val="ListParagraph"/>
         <w:numPr>
           <w:ilvl w:val="0"/>
-          <w:numId w:val="34"/>
+          <w:numId w:val="35"/>
         </w:numPr>
       </w:pPr>
       <w:r>
@@ -23981,7 +24892,7 @@
         <w:pStyle w:val="ListParagraph"/>
         <w:numPr>
           <w:ilvl w:val="0"/>
-          <w:numId w:val="34"/>
+          <w:numId w:val="35"/>
         </w:numPr>
       </w:pPr>
       <w:r>
@@ -24017,7 +24928,7 @@
         <w:pStyle w:val="ListParagraph"/>
         <w:numPr>
           <w:ilvl w:val="0"/>
-          <w:numId w:val="34"/>
+          <w:numId w:val="35"/>
         </w:numPr>
       </w:pPr>
       <w:r>
@@ -27586,7 +28497,7 @@
                 <w:sz w:val="19"/>
                 <w:szCs w:val="19"/>
               </w:rPr>
-              <w:t xml:space="preserve">HomeServer, OrgUnit, Policy, Groups, VaultServer</w:t>
+              <w:t xml:space="preserve">HomeServer, MailFile, OrgUnit, Policy, Groups, VaultServer</w:t>
             </w:r>
           </w:p>
         </w:tc>
@@ -27650,7 +28561,7 @@
                 <w:sz w:val="19"/>
                 <w:szCs w:val="19"/>
               </w:rPr>
-              <w:t xml:space="preserve">Values used for registration</w:t>
+              <w:t xml:space="preserve">Values used for registration (MailFile is relative to the server data directory, e.g. mail\jsmith.nsf)</w:t>
             </w:r>
           </w:p>
         </w:tc>
@@ -29310,7 +30221,7 @@
                 <w:sz w:val="19"/>
                 <w:szCs w:val="19"/>
               </w:rPr>
-              <w:t xml:space="preserve">CreateMailDb / PreserveMailSystem</w:t>
+              <w:t xml:space="preserve">MailFileDir / MailTemplate</w:t>
             </w:r>
           </w:p>
         </w:tc>
@@ -29341,7 +30252,7 @@
                 <w:sz w:val="19"/>
                 <w:szCs w:val="19"/>
               </w:rPr>
-              <w:t xml:space="preserve">0 / 1</w:t>
+              <w:t xml:space="preserve">mail / (empty)</w:t>
             </w:r>
           </w:p>
         </w:tc>
@@ -29372,7 +30283,203 @@
                 <w:sz w:val="19"/>
                 <w:szCs w:val="19"/>
               </w:rPr>
-              <w:t xml:space="preserve">No mail file; keep Other Internet Mail</w:t>
+              <w:t xml:space="preserve">Mail file folder on the home server; mail template (empty = registration default)</w:t>
+            </w:r>
+          </w:p>
+        </w:tc>
+      </w:tr>
+      <w:tr>
+        <w:trPr>
+          <w:cantSplit/>
+        </w:trPr>
+        <w:tc>
+          <w:tcPr>
+            <w:tcW w:type="dxa" w:w="4015"/>
+            <w:tcBorders>
+              <w:top w:val="single" w:color="DCE6F0" w:sz="4"/>
+              <w:left w:val="single" w:color="DCE6F0" w:sz="4"/>
+              <w:bottom w:val="single" w:color="DCE6F0" w:sz="4"/>
+              <w:right w:val="single" w:color="DCE6F0" w:sz="4"/>
+            </w:tcBorders>
+            <w:shd w:fill="F7F7FC" w:color="auto" w:val="clear"/>
+            <w:tcMar>
+              <w:top w:type="dxa" w:w="60"/>
+              <w:left w:type="dxa" w:w="100"/>
+              <w:bottom w:type="dxa" w:w="60"/>
+              <w:right w:type="dxa" w:w="100"/>
+            </w:tcMar>
+            <w:vAlign w:val="top"/>
+          </w:tcPr>
+          <w:p>
+            <w:pPr>
+              <w:spacing w:after="0" w:before="0"/>
+            </w:pPr>
+            <w:r>
+              <w:rPr>
+                <w:sz w:val="19"/>
+                <w:szCs w:val="19"/>
+              </w:rPr>
+              <w:t xml:space="preserve">MailACLManager / MailCreateFTIndex / MailQuotaSizeLimit / MailQuotaWarningThreshold</w:t>
+            </w:r>
+          </w:p>
+        </w:tc>
+        <w:tc>
+          <w:tcPr>
+            <w:tcW w:type="dxa" w:w="2265"/>
+            <w:tcBorders>
+              <w:top w:val="single" w:color="DCE6F0" w:sz="4"/>
+              <w:left w:val="single" w:color="DCE6F0" w:sz="4"/>
+              <w:bottom w:val="single" w:color="DCE6F0" w:sz="4"/>
+              <w:right w:val="single" w:color="DCE6F0" w:sz="4"/>
+            </w:tcBorders>
+            <w:shd w:fill="F7F7FC" w:color="auto" w:val="clear"/>
+            <w:tcMar>
+              <w:top w:type="dxa" w:w="60"/>
+              <w:left w:type="dxa" w:w="100"/>
+              <w:bottom w:type="dxa" w:w="60"/>
+              <w:right w:type="dxa" w:w="100"/>
+            </w:tcMar>
+            <w:vAlign w:val="top"/>
+          </w:tcPr>
+          <w:p>
+            <w:pPr>
+              <w:spacing w:after="0" w:before="0"/>
+            </w:pPr>
+            <w:r>
+              <w:rPr>
+                <w:sz w:val="19"/>
+                <w:szCs w:val="19"/>
+              </w:rPr>
+              <w:t xml:space="preserve">– / 0 / 0 / 0</w:t>
+            </w:r>
+          </w:p>
+        </w:tc>
+        <w:tc>
+          <w:tcPr>
+            <w:tcW w:type="dxa" w:w="3358"/>
+            <w:tcBorders>
+              <w:top w:val="single" w:color="DCE6F0" w:sz="4"/>
+              <w:left w:val="single" w:color="DCE6F0" w:sz="4"/>
+              <w:bottom w:val="single" w:color="DCE6F0" w:sz="4"/>
+              <w:right w:val="single" w:color="DCE6F0" w:sz="4"/>
+            </w:tcBorders>
+            <w:shd w:fill="F7F7FC" w:color="auto" w:val="clear"/>
+            <w:tcMar>
+              <w:top w:type="dxa" w:w="60"/>
+              <w:left w:type="dxa" w:w="100"/>
+              <w:bottom w:type="dxa" w:w="60"/>
+              <w:right w:type="dxa" w:w="100"/>
+            </w:tcMar>
+            <w:vAlign w:val="top"/>
+          </w:tcPr>
+          <w:p>
+            <w:pPr>
+              <w:spacing w:after="0" w:before="0"/>
+            </w:pPr>
+            <w:r>
+              <w:rPr>
+                <w:sz w:val="19"/>
+                <w:szCs w:val="19"/>
+              </w:rPr>
+              <w:t xml:space="preserve">Optional mail file settings (quota in MB)</w:t>
+            </w:r>
+          </w:p>
+        </w:tc>
+      </w:tr>
+      <w:tr>
+        <w:trPr>
+          <w:cantSplit/>
+        </w:trPr>
+        <w:tc>
+          <w:tcPr>
+            <w:tcW w:type="dxa" w:w="4015"/>
+            <w:tcBorders>
+              <w:top w:val="single" w:color="DCE6F0" w:sz="4"/>
+              <w:left w:val="single" w:color="DCE6F0" w:sz="4"/>
+              <w:bottom w:val="single" w:color="DCE6F0" w:sz="4"/>
+              <w:right w:val="single" w:color="DCE6F0" w:sz="4"/>
+            </w:tcBorders>
+            <w:shd w:fill="FFFFFF" w:color="auto" w:val="clear"/>
+            <w:tcMar>
+              <w:top w:type="dxa" w:w="60"/>
+              <w:left w:type="dxa" w:w="100"/>
+              <w:bottom w:type="dxa" w:w="60"/>
+              <w:right w:type="dxa" w:w="100"/>
+            </w:tcMar>
+            <w:vAlign w:val="top"/>
+          </w:tcPr>
+          <w:p>
+            <w:pPr>
+              <w:spacing w:after="0" w:before="0"/>
+            </w:pPr>
+            <w:r>
+              <w:rPr>
+                <w:sz w:val="19"/>
+                <w:szCs w:val="19"/>
+              </w:rPr>
+              <w:t xml:space="preserve">CheckMailFileExists</w:t>
+            </w:r>
+          </w:p>
+        </w:tc>
+        <w:tc>
+          <w:tcPr>
+            <w:tcW w:type="dxa" w:w="2265"/>
+            <w:tcBorders>
+              <w:top w:val="single" w:color="DCE6F0" w:sz="4"/>
+              <w:left w:val="single" w:color="DCE6F0" w:sz="4"/>
+              <w:bottom w:val="single" w:color="DCE6F0" w:sz="4"/>
+              <w:right w:val="single" w:color="DCE6F0" w:sz="4"/>
+            </w:tcBorders>
+            <w:shd w:fill="FFFFFF" w:color="auto" w:val="clear"/>
+            <w:tcMar>
+              <w:top w:type="dxa" w:w="60"/>
+              <w:left w:type="dxa" w:w="100"/>
+              <w:bottom w:type="dxa" w:w="60"/>
+              <w:right w:type="dxa" w:w="100"/>
+            </w:tcMar>
+            <w:vAlign w:val="top"/>
+          </w:tcPr>
+          <w:p>
+            <w:pPr>
+              <w:spacing w:after="0" w:before="0"/>
+            </w:pPr>
+            <w:r>
+              <w:rPr>
+                <w:sz w:val="19"/>
+                <w:szCs w:val="19"/>
+              </w:rPr>
+              <w:t xml:space="preserve">1</w:t>
+            </w:r>
+          </w:p>
+        </w:tc>
+        <w:tc>
+          <w:tcPr>
+            <w:tcW w:type="dxa" w:w="3358"/>
+            <w:tcBorders>
+              <w:top w:val="single" w:color="DCE6F0" w:sz="4"/>
+              <w:left w:val="single" w:color="DCE6F0" w:sz="4"/>
+              <w:bottom w:val="single" w:color="DCE6F0" w:sz="4"/>
+              <w:right w:val="single" w:color="DCE6F0" w:sz="4"/>
+            </w:tcBorders>
+            <w:shd w:fill="FFFFFF" w:color="auto" w:val="clear"/>
+            <w:tcMar>
+              <w:top w:type="dxa" w:w="60"/>
+              <w:left w:type="dxa" w:w="100"/>
+              <w:bottom w:type="dxa" w:w="60"/>
+              <w:right w:type="dxa" w:w="100"/>
+            </w:tcMar>
+            <w:vAlign w:val="top"/>
+          </w:tcPr>
+          <w:p>
+            <w:pPr>
+              <w:spacing w:after="0" w:before="0"/>
+            </w:pPr>
+            <w:r>
+              <w:rPr>
+                <w:sz w:val="19"/>
+                <w:szCs w:val="19"/>
+              </w:rPr>
+              <w:t xml:space="preserve">Refuse users whose mail file already exists on the home server</w:t>
             </w:r>
           </w:p>
         </w:tc>
@@ -29682,67 +30789,32 @@
         <w:pStyle w:val="Heading2"/>
       </w:pPr>
       <w:r>
-        <w:t xml:space="preserve">D3a Mail settings explained: CreateMailDb and PreserveMailSystem</w:t>
+        <w:t xml:space="preserve">D3a Mail files</w:t>
       </w:r>
     </w:p>
     <w:p>
       <w:r>
+        <w:t xml:space="preserve">Every user BulkReg registers becomes a </w:t>
+      </w:r>
+      <w:r>
         <w:rPr>
           <w:b/>
           <w:bCs/>
         </w:rPr>
-        <w:t xml:space="preserve">Background.</w:t>
-      </w:r>
-      <w:r>
-        <w:t xml:space="preserve"> DirSync users usually keep their mailbox </w:t>
+        <w:t xml:space="preserve">Domino mail user</w:t>
+      </w:r>
+      <w:r>
+        <w:t xml:space="preserve">: registration creates a mail file on the user's </w:t>
       </w:r>
       <w:r>
         <w:rPr>
           <w:b/>
           <w:bCs/>
         </w:rPr>
-        <w:t xml:space="preserve">outside Domino</w:t>
-      </w:r>
-      <w:r>
-        <w:t xml:space="preserve"> (Exchange, Microsoft 365, Gmail…). Their Person document says </w:t>
-      </w:r>
-      <w:r>
-        <w:rPr>
-          <w:i/>
-          <w:iCs/>
-        </w:rPr>
-        <w:t xml:space="preserve">Mail system = Other Internet Mail</w:t>
-      </w:r>
-      <w:r>
-        <w:t xml:space="preserve">, </w:t>
-      </w:r>
-      <w:r>
-        <w:rPr>
-          <w:i/>
-          <w:iCs/>
-        </w:rPr>
-        <w:t xml:space="preserve">Mail file</w:t>
-      </w:r>
-      <w:r>
-        <w:t xml:space="preserve"> is empty, and Domino delivers mail for them to their Internet address. They only need a </w:t>
-      </w:r>
-      <w:r>
-        <w:rPr>
-          <w:b/>
-          <w:bCs/>
-        </w:rPr>
-        <w:t xml:space="preserve">Notes ID</w:t>
-      </w:r>
-      <w:r>
-        <w:t xml:space="preserve">, for applications and the ID vault, not a Domino mailbox.</w:t>
-      </w:r>
-    </w:p>
-    <w:p>
-      <w:pPr>
-        <w:pStyle w:val="Heading3"/>
-      </w:pPr>
-      <w:r>
-        <w:t xml:space="preserve">CreateMailDb: should registration create a Domino mailbox?</w:t>
+        <w:t xml:space="preserve">home server</w:t>
+      </w:r>
+      <w:r>
+        <w:t xml:space="preserve"> and the Person document points to it (MailServer, MailFile, Mail system = Notes).</w:t>
       </w:r>
     </w:p>
     <w:tbl>
@@ -29758,9 +30830,8 @@
         </w:tblBorders>
       </w:tblPr>
       <w:tblGrid>
-        <w:gridCol w:w="1544"/>
-        <w:gridCol w:w="4942"/>
-        <w:gridCol w:w="3152"/>
+        <w:gridCol w:w="2471"/>
+        <w:gridCol w:w="7167"/>
       </w:tblGrid>
       <w:tr>
         <w:trPr>
@@ -29768,7 +30839,7 @@
         </w:trPr>
         <w:tc>
           <w:tcPr>
-            <w:tcW w:type="dxa" w:w="1544"/>
+            <w:tcW w:type="dxa" w:w="2471"/>
             <w:tcBorders>
               <w:top w:val="single" w:color="DCE6F0" w:sz="4"/>
               <w:left w:val="single" w:color="DCE6F0" w:sz="4"/>
@@ -29796,13 +30867,13 @@
                 <w:sz w:val="19"/>
                 <w:szCs w:val="19"/>
               </w:rPr>
-              <w:t xml:space="preserve">Value</w:t>
-            </w:r>
-          </w:p>
-        </w:tc>
-        <w:tc>
-          <w:tcPr>
-            <w:tcW w:type="dxa" w:w="4942"/>
+              <w:t xml:space="preserve">Item</w:t>
+            </w:r>
+          </w:p>
+        </w:tc>
+        <w:tc>
+          <w:tcPr>
+            <w:tcW w:type="dxa" w:w="7167"/>
             <w:tcBorders>
               <w:top w:val="single" w:color="DCE6F0" w:sz="4"/>
               <w:left w:val="single" w:color="DCE6F0" w:sz="4"/>
@@ -29830,41 +30901,7 @@
                 <w:sz w:val="19"/>
                 <w:szCs w:val="19"/>
               </w:rPr>
-              <w:t xml:space="preserve">What happens</w:t>
-            </w:r>
-          </w:p>
-        </w:tc>
-        <w:tc>
-          <w:tcPr>
-            <w:tcW w:type="dxa" w:w="3152"/>
-            <w:tcBorders>
-              <w:top w:val="single" w:color="DCE6F0" w:sz="4"/>
-              <w:left w:val="single" w:color="DCE6F0" w:sz="4"/>
-              <w:bottom w:val="single" w:color="DCE6F0" w:sz="4"/>
-              <w:right w:val="single" w:color="DCE6F0" w:sz="4"/>
-            </w:tcBorders>
-            <w:shd w:fill="17707F" w:color="auto" w:val="clear"/>
-            <w:tcMar>
-              <w:top w:type="dxa" w:w="60"/>
-              <w:left w:type="dxa" w:w="100"/>
-              <w:bottom w:type="dxa" w:w="60"/>
-              <w:right w:type="dxa" w:w="100"/>
-            </w:tcMar>
-            <w:vAlign w:val="top"/>
-          </w:tcPr>
-          <w:p>
-            <w:pPr>
-              <w:spacing w:after="0" w:before="0"/>
-            </w:pPr>
-            <w:r>
-              <w:rPr>
-                <w:b/>
-                <w:bCs/>
-                <w:color w:val="FFFFFF"/>
-                <w:sz w:val="19"/>
-                <w:szCs w:val="19"/>
-              </w:rPr>
-              <w:t xml:space="preserve">Choose it when</w:t>
+              <w:t xml:space="preserve">How BulkReg handles it</w:t>
             </w:r>
           </w:p>
         </w:tc>
@@ -29875,7 +30912,7 @@
         </w:trPr>
         <w:tc>
           <w:tcPr>
-            <w:tcW w:type="dxa" w:w="1544"/>
+            <w:tcW w:type="dxa" w:w="2471"/>
             <w:tcBorders>
               <w:top w:val="single" w:color="DCE6F0" w:sz="4"/>
               <w:left w:val="single" w:color="DCE6F0" w:sz="4"/>
@@ -29897,25 +30934,16 @@
             </w:pPr>
             <w:r>
               <w:rPr>
-                <w:rFonts w:ascii="Consolas" w:cs="Consolas" w:eastAsia="Consolas" w:hAnsi="Consolas"/>
-                <w:color w:val="0F5FDC"/>
-                <w:sz w:val="18"/>
-                <w:szCs w:val="18"/>
-              </w:rPr>
-              <w:t xml:space="preserve">0</w:t>
-            </w:r>
-            <w:r>
-              <w:rPr>
-                <w:sz w:val="19"/>
-                <w:szCs w:val="19"/>
-              </w:rPr>
-              <w:t xml:space="preserve"> (default)</w:t>
-            </w:r>
-          </w:p>
-        </w:tc>
-        <w:tc>
-          <w:tcPr>
-            <w:tcW w:type="dxa" w:w="4942"/>
+                <w:sz w:val="19"/>
+                <w:szCs w:val="19"/>
+              </w:rPr>
+              <w:t xml:space="preserve">Location</w:t>
+            </w:r>
+          </w:p>
+        </w:tc>
+        <w:tc>
+          <w:tcPr>
+            <w:tcW w:type="dxa" w:w="7167"/>
             <w:tcBorders>
               <w:top w:val="single" w:color="DCE6F0" w:sz="4"/>
               <w:left w:val="single" w:color="DCE6F0" w:sz="4"/>
@@ -29940,38 +30968,7 @@
                 <w:sz w:val="19"/>
                 <w:szCs w:val="19"/>
               </w:rPr>
-              <w:t xml:space="preserve">No mail file is created. Only the Notes ID is created and stored in the vault.</w:t>
-            </w:r>
-          </w:p>
-        </w:tc>
-        <w:tc>
-          <w:tcPr>
-            <w:tcW w:type="dxa" w:w="3152"/>
-            <w:tcBorders>
-              <w:top w:val="single" w:color="DCE6F0" w:sz="4"/>
-              <w:left w:val="single" w:color="DCE6F0" w:sz="4"/>
-              <w:bottom w:val="single" w:color="DCE6F0" w:sz="4"/>
-              <w:right w:val="single" w:color="DCE6F0" w:sz="4"/>
-            </w:tcBorders>
-            <w:shd w:fill="FFFFFF" w:color="auto" w:val="clear"/>
-            <w:tcMar>
-              <w:top w:type="dxa" w:w="60"/>
-              <w:left w:type="dxa" w:w="100"/>
-              <w:bottom w:type="dxa" w:w="60"/>
-              <w:right w:type="dxa" w:w="100"/>
-            </w:tcMar>
-            <w:vAlign w:val="top"/>
-          </w:tcPr>
-          <w:p>
-            <w:pPr>
-              <w:spacing w:after="0" w:before="0"/>
-            </w:pPr>
-            <w:r>
-              <w:rPr>
-                <w:sz w:val="19"/>
-                <w:szCs w:val="19"/>
-              </w:rPr>
-              <w:t xml:space="preserve">Users keep their mailbox where it is today</w:t>
+              <w:t xml:space="preserve">On the user's HomeServer (server_mapping.csv, reviewable in the batch)</w:t>
             </w:r>
           </w:p>
         </w:tc>
@@ -29982,7 +30979,38 @@
         </w:trPr>
         <w:tc>
           <w:tcPr>
-            <w:tcW w:type="dxa" w:w="1544"/>
+            <w:tcW w:type="dxa" w:w="2471"/>
+            <w:tcBorders>
+              <w:top w:val="single" w:color="DCE6F0" w:sz="4"/>
+              <w:left w:val="single" w:color="DCE6F0" w:sz="4"/>
+              <w:bottom w:val="single" w:color="DCE6F0" w:sz="4"/>
+              <w:right w:val="single" w:color="DCE6F0" w:sz="4"/>
+            </w:tcBorders>
+            <w:shd w:fill="F7F7FC" w:color="auto" w:val="clear"/>
+            <w:tcMar>
+              <w:top w:type="dxa" w:w="60"/>
+              <w:left w:type="dxa" w:w="100"/>
+              <w:bottom w:type="dxa" w:w="60"/>
+              <w:right w:type="dxa" w:w="100"/>
+            </w:tcMar>
+            <w:vAlign w:val="top"/>
+          </w:tcPr>
+          <w:p>
+            <w:pPr>
+              <w:spacing w:after="0" w:before="0"/>
+            </w:pPr>
+            <w:r>
+              <w:rPr>
+                <w:sz w:val="19"/>
+                <w:szCs w:val="19"/>
+              </w:rPr>
+              <w:t xml:space="preserve">Path</w:t>
+            </w:r>
+          </w:p>
+        </w:tc>
+        <w:tc>
+          <w:tcPr>
+            <w:tcW w:type="dxa" w:w="7167"/>
             <w:tcBorders>
               <w:top w:val="single" w:color="DCE6F0" w:sz="4"/>
               <w:left w:val="single" w:color="DCE6F0" w:sz="4"/>
@@ -30009,38 +31037,14 @@
                 <w:sz w:val="18"/>
                 <w:szCs w:val="18"/>
               </w:rPr>
-              <w:t xml:space="preserve">1</w:t>
-            </w:r>
-          </w:p>
-        </w:tc>
-        <w:tc>
-          <w:tcPr>
-            <w:tcW w:type="dxa" w:w="4942"/>
-            <w:tcBorders>
-              <w:top w:val="single" w:color="DCE6F0" w:sz="4"/>
-              <w:left w:val="single" w:color="DCE6F0" w:sz="4"/>
-              <w:bottom w:val="single" w:color="DCE6F0" w:sz="4"/>
-              <w:right w:val="single" w:color="DCE6F0" w:sz="4"/>
-            </w:tcBorders>
-            <w:shd w:fill="F7F7FC" w:color="auto" w:val="clear"/>
-            <w:tcMar>
-              <w:top w:type="dxa" w:w="60"/>
-              <w:left w:type="dxa" w:w="100"/>
-              <w:bottom w:type="dxa" w:w="60"/>
-              <w:right w:type="dxa" w:w="100"/>
-            </w:tcMar>
-            <w:vAlign w:val="top"/>
-          </w:tcPr>
-          <w:p>
-            <w:pPr>
-              <w:spacing w:after="0" w:before="0"/>
-            </w:pPr>
-            <w:r>
-              <w:rPr>
-                <w:sz w:val="19"/>
-                <w:szCs w:val="19"/>
-              </w:rPr>
-              <w:t xml:space="preserve">A Domino mail file </w:t>
+              <w:t xml:space="preserve">&lt;MailFileDir&gt;\&lt;ShortName&gt;.nsf</w:t>
+            </w:r>
+            <w:r>
+              <w:rPr>
+                <w:sz w:val="19"/>
+                <w:szCs w:val="19"/>
+              </w:rPr>
+              <w:t xml:space="preserve">, e.g. </w:t>
             </w:r>
             <w:r>
               <w:rPr>
@@ -30049,20 +31053,108 @@
                 <w:sz w:val="18"/>
                 <w:szCs w:val="18"/>
               </w:rPr>
-              <w:t xml:space="preserve">mail\&lt;shortname&gt;_&lt;noteid&gt;.nsf</w:t>
-            </w:r>
-            <w:r>
-              <w:rPr>
-                <w:sz w:val="19"/>
-                <w:szCs w:val="19"/>
-              </w:rPr>
-              <w:t xml:space="preserve"> is created on the user's home server, and the user becomes a Domino (Notes) mail user</w:t>
-            </w:r>
-          </w:p>
-        </w:tc>
-        <w:tc>
-          <w:tcPr>
-            <w:tcW w:type="dxa" w:w="3152"/>
+              <w:t xml:space="preserve">mail\jsmith.nsf</w:t>
+            </w:r>
+            <w:r>
+              <w:rPr>
+                <w:sz w:val="19"/>
+                <w:szCs w:val="19"/>
+              </w:rPr>
+              <w:t xml:space="preserve">. Without a ShortName: first initial + last name. Editable per user in the batch (MailFile column).</w:t>
+            </w:r>
+          </w:p>
+        </w:tc>
+      </w:tr>
+      <w:tr>
+        <w:trPr>
+          <w:cantSplit/>
+        </w:trPr>
+        <w:tc>
+          <w:tcPr>
+            <w:tcW w:type="dxa" w:w="2471"/>
+            <w:tcBorders>
+              <w:top w:val="single" w:color="DCE6F0" w:sz="4"/>
+              <w:left w:val="single" w:color="DCE6F0" w:sz="4"/>
+              <w:bottom w:val="single" w:color="DCE6F0" w:sz="4"/>
+              <w:right w:val="single" w:color="DCE6F0" w:sz="4"/>
+            </w:tcBorders>
+            <w:shd w:fill="FFFFFF" w:color="auto" w:val="clear"/>
+            <w:tcMar>
+              <w:top w:type="dxa" w:w="60"/>
+              <w:left w:type="dxa" w:w="100"/>
+              <w:bottom w:type="dxa" w:w="60"/>
+              <w:right w:type="dxa" w:w="100"/>
+            </w:tcMar>
+            <w:vAlign w:val="top"/>
+          </w:tcPr>
+          <w:p>
+            <w:pPr>
+              <w:spacing w:after="0" w:before="0"/>
+            </w:pPr>
+            <w:r>
+              <w:rPr>
+                <w:sz w:val="19"/>
+                <w:szCs w:val="19"/>
+              </w:rPr>
+              <w:t xml:space="preserve">Duplicates</w:t>
+            </w:r>
+          </w:p>
+        </w:tc>
+        <w:tc>
+          <w:tcPr>
+            <w:tcW w:type="dxa" w:w="7167"/>
+            <w:tcBorders>
+              <w:top w:val="single" w:color="DCE6F0" w:sz="4"/>
+              <w:left w:val="single" w:color="DCE6F0" w:sz="4"/>
+              <w:bottom w:val="single" w:color="DCE6F0" w:sz="4"/>
+              <w:right w:val="single" w:color="DCE6F0" w:sz="4"/>
+            </w:tcBorders>
+            <w:shd w:fill="FFFFFF" w:color="auto" w:val="clear"/>
+            <w:tcMar>
+              <w:top w:type="dxa" w:w="60"/>
+              <w:left w:type="dxa" w:w="100"/>
+              <w:bottom w:type="dxa" w:w="60"/>
+              <w:right w:type="dxa" w:w="100"/>
+            </w:tcMar>
+            <w:vAlign w:val="top"/>
+          </w:tcPr>
+          <w:p>
+            <w:pPr>
+              <w:spacing w:after="0" w:before="0"/>
+            </w:pPr>
+            <w:r>
+              <w:rPr>
+                <w:sz w:val="19"/>
+                <w:szCs w:val="19"/>
+              </w:rPr>
+              <w:t xml:space="preserve">Build Batch marks a row ERROR if the same mail file appears twice in the batch for a server, or if the file </w:t>
+            </w:r>
+            <w:r>
+              <w:rPr>
+                <w:b/>
+                <w:bCs/>
+                <w:sz w:val="19"/>
+                <w:szCs w:val="19"/>
+              </w:rPr>
+              <w:t xml:space="preserve">already exists</w:t>
+            </w:r>
+            <w:r>
+              <w:rPr>
+                <w:sz w:val="19"/>
+                <w:szCs w:val="19"/>
+              </w:rPr>
+              <w:t xml:space="preserve"> on the home server. Register Batch checks again just before registering. An existing mail file is never overwritten.</w:t>
+            </w:r>
+          </w:p>
+        </w:tc>
+      </w:tr>
+      <w:tr>
+        <w:trPr>
+          <w:cantSplit/>
+        </w:trPr>
+        <w:tc>
+          <w:tcPr>
+            <w:tcW w:type="dxa" w:w="2471"/>
             <w:tcBorders>
               <w:top w:val="single" w:color="DCE6F0" w:sz="4"/>
               <w:left w:val="single" w:color="DCE6F0" w:sz="4"/>
@@ -30087,23 +31179,231 @@
                 <w:sz w:val="19"/>
                 <w:szCs w:val="19"/>
               </w:rPr>
-              <w:t xml:space="preserve">You are moving these users' mail to Domino. Needs </w:t>
-            </w:r>
-            <w:r>
-              <w:rPr>
-                <w:i/>
-                <w:iCs/>
-                <w:sz w:val="19"/>
-                <w:szCs w:val="19"/>
-              </w:rPr>
-              <w:t xml:space="preserve">Create databases</w:t>
-            </w:r>
-            <w:r>
-              <w:rPr>
-                <w:sz w:val="19"/>
-                <w:szCs w:val="19"/>
-              </w:rPr>
-              <w:t xml:space="preserve"> rights on the home servers.</w:t>
+              <w:t xml:space="preserve">Template</w:t>
+            </w:r>
+          </w:p>
+        </w:tc>
+        <w:tc>
+          <w:tcPr>
+            <w:tcW w:type="dxa" w:w="7167"/>
+            <w:tcBorders>
+              <w:top w:val="single" w:color="DCE6F0" w:sz="4"/>
+              <w:left w:val="single" w:color="DCE6F0" w:sz="4"/>
+              <w:bottom w:val="single" w:color="DCE6F0" w:sz="4"/>
+              <w:right w:val="single" w:color="DCE6F0" w:sz="4"/>
+            </w:tcBorders>
+            <w:shd w:fill="F7F7FC" w:color="auto" w:val="clear"/>
+            <w:tcMar>
+              <w:top w:type="dxa" w:w="60"/>
+              <w:left w:type="dxa" w:w="100"/>
+              <w:bottom w:type="dxa" w:w="60"/>
+              <w:right w:type="dxa" w:w="100"/>
+            </w:tcMar>
+            <w:vAlign w:val="top"/>
+          </w:tcPr>
+          <w:p>
+            <w:pPr>
+              <w:spacing w:after="0" w:before="0"/>
+            </w:pPr>
+            <w:r>
+              <w:rPr>
+                <w:rFonts w:ascii="Consolas" w:cs="Consolas" w:eastAsia="Consolas" w:hAnsi="Consolas"/>
+                <w:color w:val="0F5FDC"/>
+                <w:sz w:val="18"/>
+                <w:szCs w:val="18"/>
+              </w:rPr>
+              <w:t xml:space="preserve">MailTemplate</w:t>
+            </w:r>
+            <w:r>
+              <w:rPr>
+                <w:sz w:val="19"/>
+                <w:szCs w:val="19"/>
+              </w:rPr>
+              <w:t xml:space="preserve"> (e.g. mail12.ntf), or the registration default when empty. It must exist on every home server (B4).</w:t>
+            </w:r>
+          </w:p>
+        </w:tc>
+      </w:tr>
+      <w:tr>
+        <w:trPr>
+          <w:cantSplit/>
+        </w:trPr>
+        <w:tc>
+          <w:tcPr>
+            <w:tcW w:type="dxa" w:w="2471"/>
+            <w:tcBorders>
+              <w:top w:val="single" w:color="DCE6F0" w:sz="4"/>
+              <w:left w:val="single" w:color="DCE6F0" w:sz="4"/>
+              <w:bottom w:val="single" w:color="DCE6F0" w:sz="4"/>
+              <w:right w:val="single" w:color="DCE6F0" w:sz="4"/>
+            </w:tcBorders>
+            <w:shd w:fill="FFFFFF" w:color="auto" w:val="clear"/>
+            <w:tcMar>
+              <w:top w:type="dxa" w:w="60"/>
+              <w:left w:type="dxa" w:w="100"/>
+              <w:bottom w:type="dxa" w:w="60"/>
+              <w:right w:type="dxa" w:w="100"/>
+            </w:tcMar>
+            <w:vAlign w:val="top"/>
+          </w:tcPr>
+          <w:p>
+            <w:pPr>
+              <w:spacing w:after="0" w:before="0"/>
+            </w:pPr>
+            <w:r>
+              <w:rPr>
+                <w:sz w:val="19"/>
+                <w:szCs w:val="19"/>
+              </w:rPr>
+              <w:t xml:space="preserve">Access and size</w:t>
+            </w:r>
+          </w:p>
+        </w:tc>
+        <w:tc>
+          <w:tcPr>
+            <w:tcW w:type="dxa" w:w="7167"/>
+            <w:tcBorders>
+              <w:top w:val="single" w:color="DCE6F0" w:sz="4"/>
+              <w:left w:val="single" w:color="DCE6F0" w:sz="4"/>
+              <w:bottom w:val="single" w:color="DCE6F0" w:sz="4"/>
+              <w:right w:val="single" w:color="DCE6F0" w:sz="4"/>
+            </w:tcBorders>
+            <w:shd w:fill="FFFFFF" w:color="auto" w:val="clear"/>
+            <w:tcMar>
+              <w:top w:type="dxa" w:w="60"/>
+              <w:left w:type="dxa" w:w="100"/>
+              <w:bottom w:type="dxa" w:w="60"/>
+              <w:right w:type="dxa" w:w="100"/>
+            </w:tcMar>
+            <w:vAlign w:val="top"/>
+          </w:tcPr>
+          <w:p>
+            <w:pPr>
+              <w:spacing w:after="0" w:before="0"/>
+            </w:pPr>
+            <w:r>
+              <w:rPr>
+                <w:rFonts w:ascii="Consolas" w:cs="Consolas" w:eastAsia="Consolas" w:hAnsi="Consolas"/>
+                <w:color w:val="0F5FDC"/>
+                <w:sz w:val="18"/>
+                <w:szCs w:val="18"/>
+              </w:rPr>
+              <w:t xml:space="preserve">MailACLManager</w:t>
+            </w:r>
+            <w:r>
+              <w:rPr>
+                <w:sz w:val="19"/>
+                <w:szCs w:val="19"/>
+              </w:rPr>
+              <w:t xml:space="preserve"> (optional extra Manager), </w:t>
+            </w:r>
+            <w:r>
+              <w:rPr>
+                <w:rFonts w:ascii="Consolas" w:cs="Consolas" w:eastAsia="Consolas" w:hAnsi="Consolas"/>
+                <w:color w:val="0F5FDC"/>
+                <w:sz w:val="18"/>
+                <w:szCs w:val="18"/>
+              </w:rPr>
+              <w:t xml:space="preserve">MailQuotaSizeLimit</w:t>
+            </w:r>
+            <w:r>
+              <w:rPr>
+                <w:sz w:val="19"/>
+                <w:szCs w:val="19"/>
+              </w:rPr>
+              <w:t xml:space="preserve"> / </w:t>
+            </w:r>
+            <w:r>
+              <w:rPr>
+                <w:rFonts w:ascii="Consolas" w:cs="Consolas" w:eastAsia="Consolas" w:hAnsi="Consolas"/>
+                <w:color w:val="0F5FDC"/>
+                <w:sz w:val="18"/>
+                <w:szCs w:val="18"/>
+              </w:rPr>
+              <w:t xml:space="preserve">MailQuotaWarningThreshold</w:t>
+            </w:r>
+            <w:r>
+              <w:rPr>
+                <w:sz w:val="19"/>
+                <w:szCs w:val="19"/>
+              </w:rPr>
+              <w:t xml:space="preserve"> in MB, </w:t>
+            </w:r>
+            <w:r>
+              <w:rPr>
+                <w:rFonts w:ascii="Consolas" w:cs="Consolas" w:eastAsia="Consolas" w:hAnsi="Consolas"/>
+                <w:color w:val="0F5FDC"/>
+                <w:sz w:val="18"/>
+                <w:szCs w:val="18"/>
+              </w:rPr>
+              <w:t xml:space="preserve">MailCreateFTIndex</w:t>
+            </w:r>
+          </w:p>
+        </w:tc>
+      </w:tr>
+      <w:tr>
+        <w:trPr>
+          <w:cantSplit/>
+        </w:trPr>
+        <w:tc>
+          <w:tcPr>
+            <w:tcW w:type="dxa" w:w="2471"/>
+            <w:tcBorders>
+              <w:top w:val="single" w:color="DCE6F0" w:sz="4"/>
+              <w:left w:val="single" w:color="DCE6F0" w:sz="4"/>
+              <w:bottom w:val="single" w:color="DCE6F0" w:sz="4"/>
+              <w:right w:val="single" w:color="DCE6F0" w:sz="4"/>
+            </w:tcBorders>
+            <w:shd w:fill="F7F7FC" w:color="auto" w:val="clear"/>
+            <w:tcMar>
+              <w:top w:type="dxa" w:w="60"/>
+              <w:left w:type="dxa" w:w="100"/>
+              <w:bottom w:type="dxa" w:w="60"/>
+              <w:right w:type="dxa" w:w="100"/>
+            </w:tcMar>
+            <w:vAlign w:val="top"/>
+          </w:tcPr>
+          <w:p>
+            <w:pPr>
+              <w:spacing w:after="0" w:before="0"/>
+            </w:pPr>
+            <w:r>
+              <w:rPr>
+                <w:sz w:val="19"/>
+                <w:szCs w:val="19"/>
+              </w:rPr>
+              <w:t xml:space="preserve">Check after registration</w:t>
+            </w:r>
+          </w:p>
+        </w:tc>
+        <w:tc>
+          <w:tcPr>
+            <w:tcW w:type="dxa" w:w="7167"/>
+            <w:tcBorders>
+              <w:top w:val="single" w:color="DCE6F0" w:sz="4"/>
+              <w:left w:val="single" w:color="DCE6F0" w:sz="4"/>
+              <w:bottom w:val="single" w:color="DCE6F0" w:sz="4"/>
+              <w:right w:val="single" w:color="DCE6F0" w:sz="4"/>
+            </w:tcBorders>
+            <w:shd w:fill="F7F7FC" w:color="auto" w:val="clear"/>
+            <w:tcMar>
+              <w:top w:type="dxa" w:w="60"/>
+              <w:left w:type="dxa" w:w="100"/>
+              <w:bottom w:type="dxa" w:w="60"/>
+              <w:right w:type="dxa" w:w="100"/>
+            </w:tcMar>
+            <w:vAlign w:val="top"/>
+          </w:tcPr>
+          <w:p>
+            <w:pPr>
+              <w:spacing w:after="0" w:before="0"/>
+            </w:pPr>
+            <w:r>
+              <w:rPr>
+                <w:sz w:val="19"/>
+                <w:szCs w:val="19"/>
+              </w:rPr>
+              <w:t xml:space="preserve">Register Batch records MailFileStatus (MAILFILE_OK or MAILFILE_PENDING). Verify (C7) checks the mail file named in the Person document on the MailServer: MAILFILE_OK, MAILFILE_MISSING or NO_MAILFILE_IN_PERSON_DOC.</w:t>
             </w:r>
           </w:p>
         </w:tc>
@@ -30119,44 +31419,7 @@
         <w:pStyle w:val="Heading3"/>
       </w:pPr>
       <w:r>
-        <w:t xml:space="preserve">PreserveMailSystem: keep the user's mail routing as it was (only when CreateMailDb=0)</w:t>
-      </w:r>
-    </w:p>
-    <w:p>
-      <w:r>
-        <w:t xml:space="preserve">Registration can switch the Person document to </w:t>
-      </w:r>
-      <w:r>
-        <w:rPr>
-          <w:b/>
-          <w:bCs/>
-        </w:rPr>
-        <w:t xml:space="preserve">Notes</w:t>
-      </w:r>
-      <w:r>
-        <w:t xml:space="preserve"> mail with a mail file path, even though no mail file was created. Domino would then try to deliver the user's mail to a mailbox that does not exist. With </w:t>
-      </w:r>
-      <w:r>
-        <w:rPr>
-          <w:rFonts w:ascii="Consolas" w:cs="Consolas" w:eastAsia="Consolas" w:hAnsi="Consolas"/>
-          <w:color w:val="0F5FDC"/>
-          <w:sz w:val="20"/>
-          <w:szCs w:val="20"/>
-        </w:rPr>
-        <w:t xml:space="preserve">PreserveMailSystem=1</w:t>
-      </w:r>
-      <w:r>
-        <w:t xml:space="preserve">, BulkReg checks the Person document straight after registration and </w:t>
-      </w:r>
-      <w:r>
-        <w:rPr>
-          <w:b/>
-          <w:bCs/>
-        </w:rPr>
-        <w:t xml:space="preserve">puts back the values it had before</w:t>
-      </w:r>
-      <w:r>
-        <w:t xml:space="preserve">.</w:t>
+        <w:t xml:space="preserve">Example: one user before and after registration</w:t>
       </w:r>
     </w:p>
     <w:tbl>
@@ -30172,9 +31435,9 @@
         </w:tblBorders>
       </w:tblPr>
       <w:tblGrid>
-        <w:gridCol w:w="2265"/>
-        <w:gridCol w:w="4839"/>
-        <w:gridCol w:w="2534"/>
+        <w:gridCol w:w="2677"/>
+        <w:gridCol w:w="3295"/>
+        <w:gridCol w:w="3666"/>
       </w:tblGrid>
       <w:tr>
         <w:trPr>
@@ -30182,7 +31445,7 @@
         </w:trPr>
         <w:tc>
           <w:tcPr>
-            <w:tcW w:type="dxa" w:w="2265"/>
+            <w:tcW w:type="dxa" w:w="2677"/>
             <w:tcBorders>
               <w:top w:val="single" w:color="DCE6F0" w:sz="4"/>
               <w:left w:val="single" w:color="DCE6F0" w:sz="4"/>
@@ -30210,13 +31473,13 @@
                 <w:sz w:val="19"/>
                 <w:szCs w:val="19"/>
               </w:rPr>
-              <w:t xml:space="preserve">Value</w:t>
-            </w:r>
-          </w:p>
-        </w:tc>
-        <w:tc>
-          <w:tcPr>
-            <w:tcW w:type="dxa" w:w="4839"/>
+              <w:t xml:space="preserve">Person document field</w:t>
+            </w:r>
+          </w:p>
+        </w:tc>
+        <w:tc>
+          <w:tcPr>
+            <w:tcW w:type="dxa" w:w="3295"/>
             <w:tcBorders>
               <w:top w:val="single" w:color="DCE6F0" w:sz="4"/>
               <w:left w:val="single" w:color="DCE6F0" w:sz="4"/>
@@ -30244,13 +31507,13 @@
                 <w:sz w:val="19"/>
                 <w:szCs w:val="19"/>
               </w:rPr>
-              <w:t xml:space="preserve">What happens</w:t>
-            </w:r>
-          </w:p>
-        </w:tc>
-        <w:tc>
-          <w:tcPr>
-            <w:tcW w:type="dxa" w:w="2534"/>
+              <w:t xml:space="preserve">Before (DirSync)</w:t>
+            </w:r>
+          </w:p>
+        </w:tc>
+        <w:tc>
+          <w:tcPr>
+            <w:tcW w:type="dxa" w:w="3666"/>
             <w:tcBorders>
               <w:top w:val="single" w:color="DCE6F0" w:sz="4"/>
               <w:left w:val="single" w:color="DCE6F0" w:sz="4"/>
@@ -30278,7 +31541,7 @@
                 <w:sz w:val="19"/>
                 <w:szCs w:val="19"/>
               </w:rPr>
-              <w:t xml:space="preserve">Choose it when</w:t>
+              <w:t xml:space="preserve">After BulkReg</w:t>
             </w:r>
           </w:p>
         </w:tc>
@@ -30289,7 +31552,7 @@
         </w:trPr>
         <w:tc>
           <w:tcPr>
-            <w:tcW w:type="dxa" w:w="2265"/>
+            <w:tcW w:type="dxa" w:w="2677"/>
             <w:tcBorders>
               <w:top w:val="single" w:color="DCE6F0" w:sz="4"/>
               <w:left w:val="single" w:color="DCE6F0" w:sz="4"/>
@@ -30311,25 +31574,16 @@
             </w:pPr>
             <w:r>
               <w:rPr>
-                <w:rFonts w:ascii="Consolas" w:cs="Consolas" w:eastAsia="Consolas" w:hAnsi="Consolas"/>
-                <w:color w:val="0F5FDC"/>
-                <w:sz w:val="18"/>
-                <w:szCs w:val="18"/>
-              </w:rPr>
-              <w:t xml:space="preserve">1</w:t>
-            </w:r>
-            <w:r>
-              <w:rPr>
-                <w:sz w:val="19"/>
-                <w:szCs w:val="19"/>
-              </w:rPr>
-              <w:t xml:space="preserve"> (default, recommended)</w:t>
-            </w:r>
-          </w:p>
-        </w:tc>
-        <w:tc>
-          <w:tcPr>
-            <w:tcW w:type="dxa" w:w="4839"/>
+                <w:sz w:val="19"/>
+                <w:szCs w:val="19"/>
+              </w:rPr>
+              <w:t xml:space="preserve">Full name</w:t>
+            </w:r>
+          </w:p>
+        </w:tc>
+        <w:tc>
+          <w:tcPr>
+            <w:tcW w:type="dxa" w:w="3295"/>
             <w:tcBorders>
               <w:top w:val="single" w:color="DCE6F0" w:sz="4"/>
               <w:left w:val="single" w:color="DCE6F0" w:sz="4"/>
@@ -30354,13 +31608,13 @@
                 <w:sz w:val="19"/>
                 <w:szCs w:val="19"/>
               </w:rPr>
-              <w:t xml:space="preserve">Mail system and Mail file are restored to their pre-registration values. Mail keeps flowing to the external mailbox exactly as before.</w:t>
-            </w:r>
-          </w:p>
-        </w:tc>
-        <w:tc>
-          <w:tcPr>
-            <w:tcW w:type="dxa" w:w="2534"/>
+              <w:t xml:space="preserve">John Smith</w:t>
+            </w:r>
+          </w:p>
+        </w:tc>
+        <w:tc>
+          <w:tcPr>
+            <w:tcW w:type="dxa" w:w="3666"/>
             <w:tcBorders>
               <w:top w:val="single" w:color="DCE6F0" w:sz="4"/>
               <w:left w:val="single" w:color="DCE6F0" w:sz="4"/>
@@ -30385,7 +31639,7 @@
                 <w:sz w:val="19"/>
                 <w:szCs w:val="19"/>
               </w:rPr>
-              <w:t xml:space="preserve">Users keep their external mailbox</w:t>
+              <w:t xml:space="preserve">John Smith/Sales/Demo</w:t>
             </w:r>
           </w:p>
         </w:tc>
@@ -30396,7 +31650,7 @@
         </w:trPr>
         <w:tc>
           <w:tcPr>
-            <w:tcW w:type="dxa" w:w="2265"/>
+            <w:tcW w:type="dxa" w:w="2677"/>
             <w:tcBorders>
               <w:top w:val="single" w:color="DCE6F0" w:sz="4"/>
               <w:left w:val="single" w:color="DCE6F0" w:sz="4"/>
@@ -30418,18 +31672,16 @@
             </w:pPr>
             <w:r>
               <w:rPr>
-                <w:rFonts w:ascii="Consolas" w:cs="Consolas" w:eastAsia="Consolas" w:hAnsi="Consolas"/>
-                <w:color w:val="0F5FDC"/>
-                <w:sz w:val="18"/>
-                <w:szCs w:val="18"/>
-              </w:rPr>
-              <w:t xml:space="preserve">0</w:t>
-            </w:r>
-          </w:p>
-        </w:tc>
-        <w:tc>
-          <w:tcPr>
-            <w:tcW w:type="dxa" w:w="4839"/>
+                <w:sz w:val="19"/>
+                <w:szCs w:val="19"/>
+              </w:rPr>
+              <w:t xml:space="preserve">Certificate</w:t>
+            </w:r>
+          </w:p>
+        </w:tc>
+        <w:tc>
+          <w:tcPr>
+            <w:tcW w:type="dxa" w:w="3295"/>
             <w:tcBorders>
               <w:top w:val="single" w:color="DCE6F0" w:sz="4"/>
               <w:left w:val="single" w:color="DCE6F0" w:sz="4"/>
@@ -30454,13 +31706,13 @@
                 <w:sz w:val="19"/>
                 <w:szCs w:val="19"/>
               </w:rPr>
-              <w:t xml:space="preserve">BulkReg leaves whatever registration wrote</w:t>
-            </w:r>
-          </w:p>
-        </w:tc>
-        <w:tc>
-          <w:tcPr>
-            <w:tcW w:type="dxa" w:w="2534"/>
+              <w:t xml:space="preserve">(empty)</w:t>
+            </w:r>
+          </w:p>
+        </w:tc>
+        <w:tc>
+          <w:tcPr>
+            <w:tcW w:type="dxa" w:w="3666"/>
             <w:tcBorders>
               <w:top w:val="single" w:color="DCE6F0" w:sz="4"/>
               <w:left w:val="single" w:color="DCE6F0" w:sz="4"/>
@@ -30485,180 +31737,7 @@
                 <w:sz w:val="19"/>
                 <w:szCs w:val="19"/>
               </w:rPr>
-              <w:t xml:space="preserve">You will set the mail fields yourself, for example in a separate migration step</w:t>
-            </w:r>
-          </w:p>
-        </w:tc>
-      </w:tr>
-    </w:tbl>
-    <w:p>
-      <w:pPr>
-        <w:spacing w:after="80" w:before="0"/>
-      </w:pPr>
-    </w:p>
-    <w:p>
-      <w:pPr>
-        <w:pStyle w:val="Heading3"/>
-      </w:pPr>
-      <w:r>
-        <w:t xml:space="preserve">Example: one user, before and after (CreateMailDb=0, PreserveMailSystem=1)</w:t>
-      </w:r>
-    </w:p>
-    <w:tbl>
-      <w:tblPr>
-        <w:tblW w:type="dxa" w:w="9638"/>
-        <w:tblBorders>
-          <w:top w:val="single" w:color="auto" w:sz="4"/>
-          <w:left w:val="single" w:color="auto" w:sz="4"/>
-          <w:bottom w:val="single" w:color="auto" w:sz="4"/>
-          <w:right w:val="single" w:color="auto" w:sz="4"/>
-          <w:insideH w:val="single" w:color="auto" w:sz="4"/>
-          <w:insideV w:val="single" w:color="auto" w:sz="4"/>
-        </w:tblBorders>
-      </w:tblPr>
-      <w:tblGrid>
-        <w:gridCol w:w="2265"/>
-        <w:gridCol w:w="2162"/>
-        <w:gridCol w:w="2780"/>
-        <w:gridCol w:w="2431"/>
-      </w:tblGrid>
-      <w:tr>
-        <w:trPr>
-          <w:tblHeader/>
-        </w:trPr>
-        <w:tc>
-          <w:tcPr>
-            <w:tcW w:type="dxa" w:w="2265"/>
-            <w:tcBorders>
-              <w:top w:val="single" w:color="DCE6F0" w:sz="4"/>
-              <w:left w:val="single" w:color="DCE6F0" w:sz="4"/>
-              <w:bottom w:val="single" w:color="DCE6F0" w:sz="4"/>
-              <w:right w:val="single" w:color="DCE6F0" w:sz="4"/>
-            </w:tcBorders>
-            <w:shd w:fill="17707F" w:color="auto" w:val="clear"/>
-            <w:tcMar>
-              <w:top w:type="dxa" w:w="60"/>
-              <w:left w:type="dxa" w:w="100"/>
-              <w:bottom w:type="dxa" w:w="60"/>
-              <w:right w:type="dxa" w:w="100"/>
-            </w:tcMar>
-            <w:vAlign w:val="top"/>
-          </w:tcPr>
-          <w:p>
-            <w:pPr>
-              <w:spacing w:after="0" w:before="0"/>
-            </w:pPr>
-            <w:r>
-              <w:rPr>
-                <w:b/>
-                <w:bCs/>
-                <w:color w:val="FFFFFF"/>
-                <w:sz w:val="19"/>
-                <w:szCs w:val="19"/>
-              </w:rPr>
-              <w:t xml:space="preserve">Person document field</w:t>
-            </w:r>
-          </w:p>
-        </w:tc>
-        <w:tc>
-          <w:tcPr>
-            <w:tcW w:type="dxa" w:w="2162"/>
-            <w:tcBorders>
-              <w:top w:val="single" w:color="DCE6F0" w:sz="4"/>
-              <w:left w:val="single" w:color="DCE6F0" w:sz="4"/>
-              <w:bottom w:val="single" w:color="DCE6F0" w:sz="4"/>
-              <w:right w:val="single" w:color="DCE6F0" w:sz="4"/>
-            </w:tcBorders>
-            <w:shd w:fill="17707F" w:color="auto" w:val="clear"/>
-            <w:tcMar>
-              <w:top w:type="dxa" w:w="60"/>
-              <w:left w:type="dxa" w:w="100"/>
-              <w:bottom w:type="dxa" w:w="60"/>
-              <w:right w:type="dxa" w:w="100"/>
-            </w:tcMar>
-            <w:vAlign w:val="top"/>
-          </w:tcPr>
-          <w:p>
-            <w:pPr>
-              <w:spacing w:after="0" w:before="0"/>
-            </w:pPr>
-            <w:r>
-              <w:rPr>
-                <w:b/>
-                <w:bCs/>
-                <w:color w:val="FFFFFF"/>
-                <w:sz w:val="19"/>
-                <w:szCs w:val="19"/>
-              </w:rPr>
-              <w:t xml:space="preserve">Before registration</w:t>
-            </w:r>
-          </w:p>
-        </w:tc>
-        <w:tc>
-          <w:tcPr>
-            <w:tcW w:type="dxa" w:w="2780"/>
-            <w:tcBorders>
-              <w:top w:val="single" w:color="DCE6F0" w:sz="4"/>
-              <w:left w:val="single" w:color="DCE6F0" w:sz="4"/>
-              <w:bottom w:val="single" w:color="DCE6F0" w:sz="4"/>
-              <w:right w:val="single" w:color="DCE6F0" w:sz="4"/>
-            </w:tcBorders>
-            <w:shd w:fill="17707F" w:color="auto" w:val="clear"/>
-            <w:tcMar>
-              <w:top w:type="dxa" w:w="60"/>
-              <w:left w:type="dxa" w:w="100"/>
-              <w:bottom w:type="dxa" w:w="60"/>
-              <w:right w:type="dxa" w:w="100"/>
-            </w:tcMar>
-            <w:vAlign w:val="top"/>
-          </w:tcPr>
-          <w:p>
-            <w:pPr>
-              <w:spacing w:after="0" w:before="0"/>
-            </w:pPr>
-            <w:r>
-              <w:rPr>
-                <w:b/>
-                <w:bCs/>
-                <w:color w:val="FFFFFF"/>
-                <w:sz w:val="19"/>
-                <w:szCs w:val="19"/>
-              </w:rPr>
-              <w:t xml:space="preserve">Right after RegisterNewUser (possible)</w:t>
-            </w:r>
-          </w:p>
-        </w:tc>
-        <w:tc>
-          <w:tcPr>
-            <w:tcW w:type="dxa" w:w="2431"/>
-            <w:tcBorders>
-              <w:top w:val="single" w:color="DCE6F0" w:sz="4"/>
-              <w:left w:val="single" w:color="DCE6F0" w:sz="4"/>
-              <w:bottom w:val="single" w:color="DCE6F0" w:sz="4"/>
-              <w:right w:val="single" w:color="DCE6F0" w:sz="4"/>
-            </w:tcBorders>
-            <w:shd w:fill="17707F" w:color="auto" w:val="clear"/>
-            <w:tcMar>
-              <w:top w:type="dxa" w:w="60"/>
-              <w:left w:type="dxa" w:w="100"/>
-              <w:bottom w:type="dxa" w:w="60"/>
-              <w:right w:type="dxa" w:w="100"/>
-            </w:tcMar>
-            <w:vAlign w:val="top"/>
-          </w:tcPr>
-          <w:p>
-            <w:pPr>
-              <w:spacing w:after="0" w:before="0"/>
-            </w:pPr>
-            <w:r>
-              <w:rPr>
-                <w:b/>
-                <w:bCs/>
-                <w:color w:val="FFFFFF"/>
-                <w:sz w:val="19"/>
-                <w:szCs w:val="19"/>
-              </w:rPr>
-              <w:t xml:space="preserve">After BulkReg finishes</w:t>
+              <w:t xml:space="preserve">(present)</w:t>
             </w:r>
           </w:p>
         </w:tc>
@@ -30669,7 +31748,7 @@
         </w:trPr>
         <w:tc>
           <w:tcPr>
-            <w:tcW w:type="dxa" w:w="2265"/>
+            <w:tcW w:type="dxa" w:w="2677"/>
             <w:tcBorders>
               <w:top w:val="single" w:color="DCE6F0" w:sz="4"/>
               <w:left w:val="single" w:color="DCE6F0" w:sz="4"/>
@@ -30694,13 +31773,13 @@
                 <w:sz w:val="19"/>
                 <w:szCs w:val="19"/>
               </w:rPr>
-              <w:t xml:space="preserve">Full name</w:t>
-            </w:r>
-          </w:p>
-        </w:tc>
-        <w:tc>
-          <w:tcPr>
-            <w:tcW w:type="dxa" w:w="2162"/>
+              <w:t xml:space="preserve">Mail system</w:t>
+            </w:r>
+          </w:p>
+        </w:tc>
+        <w:tc>
+          <w:tcPr>
+            <w:tcW w:type="dxa" w:w="3295"/>
             <w:tcBorders>
               <w:top w:val="single" w:color="DCE6F0" w:sz="4"/>
               <w:left w:val="single" w:color="DCE6F0" w:sz="4"/>
@@ -30725,13 +31804,13 @@
                 <w:sz w:val="19"/>
                 <w:szCs w:val="19"/>
               </w:rPr>
-              <w:t xml:space="preserve">John Smith</w:t>
-            </w:r>
-          </w:p>
-        </w:tc>
-        <w:tc>
-          <w:tcPr>
-            <w:tcW w:type="dxa" w:w="2780"/>
+              <w:t xml:space="preserve">Other Internet Mail</w:t>
+            </w:r>
+          </w:p>
+        </w:tc>
+        <w:tc>
+          <w:tcPr>
+            <w:tcW w:type="dxa" w:w="3666"/>
             <w:tcBorders>
               <w:top w:val="single" w:color="DCE6F0" w:sz="4"/>
               <w:left w:val="single" w:color="DCE6F0" w:sz="4"/>
@@ -30756,38 +31835,7 @@
                 <w:sz w:val="19"/>
                 <w:szCs w:val="19"/>
               </w:rPr>
-              <w:t xml:space="preserve">John Smith/Sales/Demo</w:t>
-            </w:r>
-          </w:p>
-        </w:tc>
-        <w:tc>
-          <w:tcPr>
-            <w:tcW w:type="dxa" w:w="2431"/>
-            <w:tcBorders>
-              <w:top w:val="single" w:color="DCE6F0" w:sz="4"/>
-              <w:left w:val="single" w:color="DCE6F0" w:sz="4"/>
-              <w:bottom w:val="single" w:color="DCE6F0" w:sz="4"/>
-              <w:right w:val="single" w:color="DCE6F0" w:sz="4"/>
-            </w:tcBorders>
-            <w:shd w:fill="FFFFFF" w:color="auto" w:val="clear"/>
-            <w:tcMar>
-              <w:top w:type="dxa" w:w="60"/>
-              <w:left w:type="dxa" w:w="100"/>
-              <w:bottom w:type="dxa" w:w="60"/>
-              <w:right w:type="dxa" w:w="100"/>
-            </w:tcMar>
-            <w:vAlign w:val="top"/>
-          </w:tcPr>
-          <w:p>
-            <w:pPr>
-              <w:spacing w:after="0" w:before="0"/>
-            </w:pPr>
-            <w:r>
-              <w:rPr>
-                <w:sz w:val="19"/>
-                <w:szCs w:val="19"/>
-              </w:rPr>
-              <w:t xml:space="preserve">John Smith/Sales/Demo</w:t>
+              <w:t xml:space="preserve">Notes</w:t>
             </w:r>
           </w:p>
         </w:tc>
@@ -30798,7 +31846,7 @@
         </w:trPr>
         <w:tc>
           <w:tcPr>
-            <w:tcW w:type="dxa" w:w="2265"/>
+            <w:tcW w:type="dxa" w:w="2677"/>
             <w:tcBorders>
               <w:top w:val="single" w:color="DCE6F0" w:sz="4"/>
               <w:left w:val="single" w:color="DCE6F0" w:sz="4"/>
@@ -30823,13 +31871,13 @@
                 <w:sz w:val="19"/>
                 <w:szCs w:val="19"/>
               </w:rPr>
-              <w:t xml:space="preserve">Certificate</w:t>
-            </w:r>
-          </w:p>
-        </w:tc>
-        <w:tc>
-          <w:tcPr>
-            <w:tcW w:type="dxa" w:w="2162"/>
+              <w:t xml:space="preserve">Mail server</w:t>
+            </w:r>
+          </w:p>
+        </w:tc>
+        <w:tc>
+          <w:tcPr>
+            <w:tcW w:type="dxa" w:w="3295"/>
             <w:tcBorders>
               <w:top w:val="single" w:color="DCE6F0" w:sz="4"/>
               <w:left w:val="single" w:color="DCE6F0" w:sz="4"/>
@@ -30854,13 +31902,13 @@
                 <w:sz w:val="19"/>
                 <w:szCs w:val="19"/>
               </w:rPr>
-              <w:t xml:space="preserve">(empty)</w:t>
-            </w:r>
-          </w:p>
-        </w:tc>
-        <w:tc>
-          <w:tcPr>
-            <w:tcW w:type="dxa" w:w="2780"/>
+              <w:t xml:space="preserve">(empty or other)</w:t>
+            </w:r>
+          </w:p>
+        </w:tc>
+        <w:tc>
+          <w:tcPr>
+            <w:tcW w:type="dxa" w:w="3666"/>
             <w:tcBorders>
               <w:top w:val="single" w:color="DCE6F0" w:sz="4"/>
               <w:left w:val="single" w:color="DCE6F0" w:sz="4"/>
@@ -30885,38 +31933,7 @@
                 <w:sz w:val="19"/>
                 <w:szCs w:val="19"/>
               </w:rPr>
-              <w:t xml:space="preserve">(present)</w:t>
-            </w:r>
-          </w:p>
-        </w:tc>
-        <w:tc>
-          <w:tcPr>
-            <w:tcW w:type="dxa" w:w="2431"/>
-            <w:tcBorders>
-              <w:top w:val="single" w:color="DCE6F0" w:sz="4"/>
-              <w:left w:val="single" w:color="DCE6F0" w:sz="4"/>
-              <w:bottom w:val="single" w:color="DCE6F0" w:sz="4"/>
-              <w:right w:val="single" w:color="DCE6F0" w:sz="4"/>
-            </w:tcBorders>
-            <w:shd w:fill="F7F7FC" w:color="auto" w:val="clear"/>
-            <w:tcMar>
-              <w:top w:type="dxa" w:w="60"/>
-              <w:left w:type="dxa" w:w="100"/>
-              <w:bottom w:type="dxa" w:w="60"/>
-              <w:right w:type="dxa" w:w="100"/>
-            </w:tcMar>
-            <w:vAlign w:val="top"/>
-          </w:tcPr>
-          <w:p>
-            <w:pPr>
-              <w:spacing w:after="0" w:before="0"/>
-            </w:pPr>
-            <w:r>
-              <w:rPr>
-                <w:sz w:val="19"/>
-                <w:szCs w:val="19"/>
-              </w:rPr>
-              <w:t xml:space="preserve">(present)</w:t>
+              <w:t xml:space="preserve">CN=DominoADMail/O=Demo</w:t>
             </w:r>
           </w:p>
         </w:tc>
@@ -30927,7 +31944,7 @@
         </w:trPr>
         <w:tc>
           <w:tcPr>
-            <w:tcW w:type="dxa" w:w="2265"/>
+            <w:tcW w:type="dxa" w:w="2677"/>
             <w:tcBorders>
               <w:top w:val="single" w:color="DCE6F0" w:sz="4"/>
               <w:left w:val="single" w:color="DCE6F0" w:sz="4"/>
@@ -30952,13 +31969,13 @@
                 <w:sz w:val="19"/>
                 <w:szCs w:val="19"/>
               </w:rPr>
-              <w:t xml:space="preserve">Mail system</w:t>
-            </w:r>
-          </w:p>
-        </w:tc>
-        <w:tc>
-          <w:tcPr>
-            <w:tcW w:type="dxa" w:w="2162"/>
+              <w:t xml:space="preserve">Mail file</w:t>
+            </w:r>
+          </w:p>
+        </w:tc>
+        <w:tc>
+          <w:tcPr>
+            <w:tcW w:type="dxa" w:w="3295"/>
             <w:tcBorders>
               <w:top w:val="single" w:color="DCE6F0" w:sz="4"/>
               <w:left w:val="single" w:color="DCE6F0" w:sz="4"/>
@@ -30983,13 +32000,13 @@
                 <w:sz w:val="19"/>
                 <w:szCs w:val="19"/>
               </w:rPr>
-              <w:t xml:space="preserve">Other Internet Mail</w:t>
-            </w:r>
-          </w:p>
-        </w:tc>
-        <w:tc>
-          <w:tcPr>
-            <w:tcW w:type="dxa" w:w="2780"/>
+              <w:t xml:space="preserve">(empty)</w:t>
+            </w:r>
+          </w:p>
+        </w:tc>
+        <w:tc>
+          <w:tcPr>
+            <w:tcW w:type="dxa" w:w="3666"/>
             <w:tcBorders>
               <w:top w:val="single" w:color="DCE6F0" w:sz="4"/>
               <w:left w:val="single" w:color="DCE6F0" w:sz="4"/>
@@ -31014,40 +32031,7 @@
                 <w:sz w:val="19"/>
                 <w:szCs w:val="19"/>
               </w:rPr>
-              <w:t xml:space="preserve">Notes</w:t>
-            </w:r>
-          </w:p>
-        </w:tc>
-        <w:tc>
-          <w:tcPr>
-            <w:tcW w:type="dxa" w:w="2431"/>
-            <w:tcBorders>
-              <w:top w:val="single" w:color="DCE6F0" w:sz="4"/>
-              <w:left w:val="single" w:color="DCE6F0" w:sz="4"/>
-              <w:bottom w:val="single" w:color="DCE6F0" w:sz="4"/>
-              <w:right w:val="single" w:color="DCE6F0" w:sz="4"/>
-            </w:tcBorders>
-            <w:shd w:fill="FFFFFF" w:color="auto" w:val="clear"/>
-            <w:tcMar>
-              <w:top w:type="dxa" w:w="60"/>
-              <w:left w:type="dxa" w:w="100"/>
-              <w:bottom w:type="dxa" w:w="60"/>
-              <w:right w:type="dxa" w:w="100"/>
-            </w:tcMar>
-            <w:vAlign w:val="top"/>
-          </w:tcPr>
-          <w:p>
-            <w:pPr>
-              <w:spacing w:after="0" w:before="0"/>
-            </w:pPr>
-            <w:r>
-              <w:rPr>
-                <w:b/>
-                <w:bCs/>
-                <w:sz w:val="19"/>
-                <w:szCs w:val="19"/>
-              </w:rPr>
-              <w:t xml:space="preserve">Other Internet Mail</w:t>
+              <w:t xml:space="preserve">mail\jsmith.nsf</w:t>
             </w:r>
           </w:p>
         </w:tc>
@@ -31058,7 +32042,7 @@
         </w:trPr>
         <w:tc>
           <w:tcPr>
-            <w:tcW w:type="dxa" w:w="2265"/>
+            <w:tcW w:type="dxa" w:w="2677"/>
             <w:tcBorders>
               <w:top w:val="single" w:color="DCE6F0" w:sz="4"/>
               <w:left w:val="single" w:color="DCE6F0" w:sz="4"/>
@@ -31083,13 +32067,13 @@
                 <w:sz w:val="19"/>
                 <w:szCs w:val="19"/>
               </w:rPr>
-              <w:t xml:space="preserve">Mail file</w:t>
-            </w:r>
-          </w:p>
-        </w:tc>
-        <w:tc>
-          <w:tcPr>
-            <w:tcW w:type="dxa" w:w="2162"/>
+              <w:t xml:space="preserve">Internet address</w:t>
+            </w:r>
+          </w:p>
+        </w:tc>
+        <w:tc>
+          <w:tcPr>
+            <w:tcW w:type="dxa" w:w="3295"/>
             <w:tcBorders>
               <w:top w:val="single" w:color="DCE6F0" w:sz="4"/>
               <w:left w:val="single" w:color="DCE6F0" w:sz="4"/>
@@ -31114,13 +32098,13 @@
                 <w:sz w:val="19"/>
                 <w:szCs w:val="19"/>
               </w:rPr>
-              <w:t xml:space="preserve">(empty)</w:t>
-            </w:r>
-          </w:p>
-        </w:tc>
-        <w:tc>
-          <w:tcPr>
-            <w:tcW w:type="dxa" w:w="2780"/>
+              <w:t xml:space="preserve">john.smith@demo.com</w:t>
+            </w:r>
+          </w:p>
+        </w:tc>
+        <w:tc>
+          <w:tcPr>
+            <w:tcW w:type="dxa" w:w="3666"/>
             <w:tcBorders>
               <w:top w:val="single" w:color="DCE6F0" w:sz="4"/>
               <w:left w:val="single" w:color="DCE6F0" w:sz="4"/>
@@ -31145,601 +32129,7 @@
                 <w:sz w:val="19"/>
                 <w:szCs w:val="19"/>
               </w:rPr>
-              <w:t xml:space="preserve">mail\jsmith.nsf</w:t>
-            </w:r>
-          </w:p>
-        </w:tc>
-        <w:tc>
-          <w:tcPr>
-            <w:tcW w:type="dxa" w:w="2431"/>
-            <w:tcBorders>
-              <w:top w:val="single" w:color="DCE6F0" w:sz="4"/>
-              <w:left w:val="single" w:color="DCE6F0" w:sz="4"/>
-              <w:bottom w:val="single" w:color="DCE6F0" w:sz="4"/>
-              <w:right w:val="single" w:color="DCE6F0" w:sz="4"/>
-            </w:tcBorders>
-            <w:shd w:fill="F7F7FC" w:color="auto" w:val="clear"/>
-            <w:tcMar>
-              <w:top w:type="dxa" w:w="60"/>
-              <w:left w:type="dxa" w:w="100"/>
-              <w:bottom w:type="dxa" w:w="60"/>
-              <w:right w:type="dxa" w:w="100"/>
-            </w:tcMar>
-            <w:vAlign w:val="top"/>
-          </w:tcPr>
-          <w:p>
-            <w:pPr>
-              <w:spacing w:after="0" w:before="0"/>
-            </w:pPr>
-            <w:r>
-              <w:rPr>
-                <w:b/>
-                <w:bCs/>
-                <w:sz w:val="19"/>
-                <w:szCs w:val="19"/>
-              </w:rPr>
-              <w:t xml:space="preserve">(empty)</w:t>
-            </w:r>
-          </w:p>
-        </w:tc>
-      </w:tr>
-      <w:tr>
-        <w:trPr>
-          <w:cantSplit/>
-        </w:trPr>
-        <w:tc>
-          <w:tcPr>
-            <w:tcW w:type="dxa" w:w="2265"/>
-            <w:tcBorders>
-              <w:top w:val="single" w:color="DCE6F0" w:sz="4"/>
-              <w:left w:val="single" w:color="DCE6F0" w:sz="4"/>
-              <w:bottom w:val="single" w:color="DCE6F0" w:sz="4"/>
-              <w:right w:val="single" w:color="DCE6F0" w:sz="4"/>
-            </w:tcBorders>
-            <w:shd w:fill="FFFFFF" w:color="auto" w:val="clear"/>
-            <w:tcMar>
-              <w:top w:type="dxa" w:w="60"/>
-              <w:left w:type="dxa" w:w="100"/>
-              <w:bottom w:type="dxa" w:w="60"/>
-              <w:right w:type="dxa" w:w="100"/>
-            </w:tcMar>
-            <w:vAlign w:val="top"/>
-          </w:tcPr>
-          <w:p>
-            <w:pPr>
-              <w:spacing w:after="0" w:before="0"/>
-            </w:pPr>
-            <w:r>
-              <w:rPr>
-                <w:sz w:val="19"/>
-                <w:szCs w:val="19"/>
-              </w:rPr>
-              <w:t xml:space="preserve">Internet address</w:t>
-            </w:r>
-          </w:p>
-        </w:tc>
-        <w:tc>
-          <w:tcPr>
-            <w:tcW w:type="dxa" w:w="2162"/>
-            <w:tcBorders>
-              <w:top w:val="single" w:color="DCE6F0" w:sz="4"/>
-              <w:left w:val="single" w:color="DCE6F0" w:sz="4"/>
-              <w:bottom w:val="single" w:color="DCE6F0" w:sz="4"/>
-              <w:right w:val="single" w:color="DCE6F0" w:sz="4"/>
-            </w:tcBorders>
-            <w:shd w:fill="FFFFFF" w:color="auto" w:val="clear"/>
-            <w:tcMar>
-              <w:top w:type="dxa" w:w="60"/>
-              <w:left w:type="dxa" w:w="100"/>
-              <w:bottom w:type="dxa" w:w="60"/>
-              <w:right w:type="dxa" w:w="100"/>
-            </w:tcMar>
-            <w:vAlign w:val="top"/>
-          </w:tcPr>
-          <w:p>
-            <w:pPr>
-              <w:spacing w:after="0" w:before="0"/>
-            </w:pPr>
-            <w:r>
-              <w:rPr>
-                <w:sz w:val="19"/>
-                <w:szCs w:val="19"/>
-              </w:rPr>
               <w:t xml:space="preserve">john.smith@demo.com</w:t>
-            </w:r>
-          </w:p>
-        </w:tc>
-        <w:tc>
-          <w:tcPr>
-            <w:tcW w:type="dxa" w:w="2780"/>
-            <w:tcBorders>
-              <w:top w:val="single" w:color="DCE6F0" w:sz="4"/>
-              <w:left w:val="single" w:color="DCE6F0" w:sz="4"/>
-              <w:bottom w:val="single" w:color="DCE6F0" w:sz="4"/>
-              <w:right w:val="single" w:color="DCE6F0" w:sz="4"/>
-            </w:tcBorders>
-            <w:shd w:fill="FFFFFF" w:color="auto" w:val="clear"/>
-            <w:tcMar>
-              <w:top w:type="dxa" w:w="60"/>
-              <w:left w:type="dxa" w:w="100"/>
-              <w:bottom w:type="dxa" w:w="60"/>
-              <w:right w:type="dxa" w:w="100"/>
-            </w:tcMar>
-            <w:vAlign w:val="top"/>
-          </w:tcPr>
-          <w:p>
-            <w:pPr>
-              <w:spacing w:after="0" w:before="0"/>
-            </w:pPr>
-            <w:r>
-              <w:rPr>
-                <w:sz w:val="19"/>
-                <w:szCs w:val="19"/>
-              </w:rPr>
-              <w:t xml:space="preserve">john.smith@demo.com</w:t>
-            </w:r>
-          </w:p>
-        </w:tc>
-        <w:tc>
-          <w:tcPr>
-            <w:tcW w:type="dxa" w:w="2431"/>
-            <w:tcBorders>
-              <w:top w:val="single" w:color="DCE6F0" w:sz="4"/>
-              <w:left w:val="single" w:color="DCE6F0" w:sz="4"/>
-              <w:bottom w:val="single" w:color="DCE6F0" w:sz="4"/>
-              <w:right w:val="single" w:color="DCE6F0" w:sz="4"/>
-            </w:tcBorders>
-            <w:shd w:fill="FFFFFF" w:color="auto" w:val="clear"/>
-            <w:tcMar>
-              <w:top w:type="dxa" w:w="60"/>
-              <w:left w:type="dxa" w:w="100"/>
-              <w:bottom w:type="dxa" w:w="60"/>
-              <w:right w:type="dxa" w:w="100"/>
-            </w:tcMar>
-            <w:vAlign w:val="top"/>
-          </w:tcPr>
-          <w:p>
-            <w:pPr>
-              <w:spacing w:after="0" w:before="0"/>
-            </w:pPr>
-            <w:r>
-              <w:rPr>
-                <w:sz w:val="19"/>
-                <w:szCs w:val="19"/>
-              </w:rPr>
-              <w:t xml:space="preserve">john.smith@demo.com</w:t>
-            </w:r>
-          </w:p>
-        </w:tc>
-      </w:tr>
-    </w:tbl>
-    <w:p>
-      <w:pPr>
-        <w:spacing w:after="80" w:before="0"/>
-      </w:pPr>
-    </w:p>
-    <w:p>
-      <w:pPr>
-        <w:pStyle w:val="Heading3"/>
-      </w:pPr>
-      <w:r>
-        <w:t xml:space="preserve">Which combination do I need?</w:t>
-      </w:r>
-    </w:p>
-    <w:tbl>
-      <w:tblPr>
-        <w:tblW w:type="dxa" w:w="9638"/>
-        <w:tblBorders>
-          <w:top w:val="single" w:color="auto" w:sz="4"/>
-          <w:left w:val="single" w:color="auto" w:sz="4"/>
-          <w:bottom w:val="single" w:color="auto" w:sz="4"/>
-          <w:right w:val="single" w:color="auto" w:sz="4"/>
-          <w:insideH w:val="single" w:color="auto" w:sz="4"/>
-          <w:insideV w:val="single" w:color="auto" w:sz="4"/>
-        </w:tblBorders>
-      </w:tblPr>
-      <w:tblGrid>
-        <w:gridCol w:w="5766"/>
-        <w:gridCol w:w="1853"/>
-        <w:gridCol w:w="2019"/>
-      </w:tblGrid>
-      <w:tr>
-        <w:trPr>
-          <w:tblHeader/>
-        </w:trPr>
-        <w:tc>
-          <w:tcPr>
-            <w:tcW w:type="dxa" w:w="5766"/>
-            <w:tcBorders>
-              <w:top w:val="single" w:color="DCE6F0" w:sz="4"/>
-              <w:left w:val="single" w:color="DCE6F0" w:sz="4"/>
-              <w:bottom w:val="single" w:color="DCE6F0" w:sz="4"/>
-              <w:right w:val="single" w:color="DCE6F0" w:sz="4"/>
-            </w:tcBorders>
-            <w:shd w:fill="17707F" w:color="auto" w:val="clear"/>
-            <w:tcMar>
-              <w:top w:type="dxa" w:w="60"/>
-              <w:left w:type="dxa" w:w="100"/>
-              <w:bottom w:type="dxa" w:w="60"/>
-              <w:right w:type="dxa" w:w="100"/>
-            </w:tcMar>
-            <w:vAlign w:val="top"/>
-          </w:tcPr>
-          <w:p>
-            <w:pPr>
-              <w:spacing w:after="0" w:before="0"/>
-            </w:pPr>
-            <w:r>
-              <w:rPr>
-                <w:b/>
-                <w:bCs/>
-                <w:color w:val="FFFFFF"/>
-                <w:sz w:val="19"/>
-                <w:szCs w:val="19"/>
-              </w:rPr>
-              <w:t xml:space="preserve">Your situation</w:t>
-            </w:r>
-          </w:p>
-        </w:tc>
-        <w:tc>
-          <w:tcPr>
-            <w:tcW w:type="dxa" w:w="1853"/>
-            <w:tcBorders>
-              <w:top w:val="single" w:color="DCE6F0" w:sz="4"/>
-              <w:left w:val="single" w:color="DCE6F0" w:sz="4"/>
-              <w:bottom w:val="single" w:color="DCE6F0" w:sz="4"/>
-              <w:right w:val="single" w:color="DCE6F0" w:sz="4"/>
-            </w:tcBorders>
-            <w:shd w:fill="17707F" w:color="auto" w:val="clear"/>
-            <w:tcMar>
-              <w:top w:type="dxa" w:w="60"/>
-              <w:left w:type="dxa" w:w="100"/>
-              <w:bottom w:type="dxa" w:w="60"/>
-              <w:right w:type="dxa" w:w="100"/>
-            </w:tcMar>
-            <w:vAlign w:val="top"/>
-          </w:tcPr>
-          <w:p>
-            <w:pPr>
-              <w:spacing w:after="0" w:before="0"/>
-            </w:pPr>
-            <w:r>
-              <w:rPr>
-                <w:b/>
-                <w:bCs/>
-                <w:color w:val="FFFFFF"/>
-                <w:sz w:val="19"/>
-                <w:szCs w:val="19"/>
-              </w:rPr>
-              <w:t xml:space="preserve">CreateMailDb</w:t>
-            </w:r>
-          </w:p>
-        </w:tc>
-        <w:tc>
-          <w:tcPr>
-            <w:tcW w:type="dxa" w:w="2019"/>
-            <w:tcBorders>
-              <w:top w:val="single" w:color="DCE6F0" w:sz="4"/>
-              <w:left w:val="single" w:color="DCE6F0" w:sz="4"/>
-              <w:bottom w:val="single" w:color="DCE6F0" w:sz="4"/>
-              <w:right w:val="single" w:color="DCE6F0" w:sz="4"/>
-            </w:tcBorders>
-            <w:shd w:fill="17707F" w:color="auto" w:val="clear"/>
-            <w:tcMar>
-              <w:top w:type="dxa" w:w="60"/>
-              <w:left w:type="dxa" w:w="100"/>
-              <w:bottom w:type="dxa" w:w="60"/>
-              <w:right w:type="dxa" w:w="100"/>
-            </w:tcMar>
-            <w:vAlign w:val="top"/>
-          </w:tcPr>
-          <w:p>
-            <w:pPr>
-              <w:spacing w:after="0" w:before="0"/>
-            </w:pPr>
-            <w:r>
-              <w:rPr>
-                <w:b/>
-                <w:bCs/>
-                <w:color w:val="FFFFFF"/>
-                <w:sz w:val="19"/>
-                <w:szCs w:val="19"/>
-              </w:rPr>
-              <w:t xml:space="preserve">PreserveMailSystem</w:t>
-            </w:r>
-          </w:p>
-        </w:tc>
-      </w:tr>
-      <w:tr>
-        <w:trPr>
-          <w:cantSplit/>
-        </w:trPr>
-        <w:tc>
-          <w:tcPr>
-            <w:tcW w:type="dxa" w:w="5766"/>
-            <w:tcBorders>
-              <w:top w:val="single" w:color="DCE6F0" w:sz="4"/>
-              <w:left w:val="single" w:color="DCE6F0" w:sz="4"/>
-              <w:bottom w:val="single" w:color="DCE6F0" w:sz="4"/>
-              <w:right w:val="single" w:color="DCE6F0" w:sz="4"/>
-            </w:tcBorders>
-            <w:shd w:fill="FFFFFF" w:color="auto" w:val="clear"/>
-            <w:tcMar>
-              <w:top w:type="dxa" w:w="60"/>
-              <w:left w:type="dxa" w:w="100"/>
-              <w:bottom w:type="dxa" w:w="60"/>
-              <w:right w:type="dxa" w:w="100"/>
-            </w:tcMar>
-            <w:vAlign w:val="top"/>
-          </w:tcPr>
-          <w:p>
-            <w:pPr>
-              <w:spacing w:after="0" w:before="0"/>
-            </w:pPr>
-            <w:r>
-              <w:rPr>
-                <w:sz w:val="19"/>
-                <w:szCs w:val="19"/>
-              </w:rPr>
-              <w:t xml:space="preserve">Users keep Exchange / Microsoft 365 / other external mail (normal DirSync case)</w:t>
-            </w:r>
-          </w:p>
-        </w:tc>
-        <w:tc>
-          <w:tcPr>
-            <w:tcW w:type="dxa" w:w="1853"/>
-            <w:tcBorders>
-              <w:top w:val="single" w:color="DCE6F0" w:sz="4"/>
-              <w:left w:val="single" w:color="DCE6F0" w:sz="4"/>
-              <w:bottom w:val="single" w:color="DCE6F0" w:sz="4"/>
-              <w:right w:val="single" w:color="DCE6F0" w:sz="4"/>
-            </w:tcBorders>
-            <w:shd w:fill="FFFFFF" w:color="auto" w:val="clear"/>
-            <w:tcMar>
-              <w:top w:type="dxa" w:w="60"/>
-              <w:left w:type="dxa" w:w="100"/>
-              <w:bottom w:type="dxa" w:w="60"/>
-              <w:right w:type="dxa" w:w="100"/>
-            </w:tcMar>
-            <w:vAlign w:val="top"/>
-          </w:tcPr>
-          <w:p>
-            <w:pPr>
-              <w:spacing w:after="0" w:before="0"/>
-            </w:pPr>
-            <w:r>
-              <w:rPr>
-                <w:sz w:val="19"/>
-                <w:szCs w:val="19"/>
-              </w:rPr>
-              <w:t xml:space="preserve">0</w:t>
-            </w:r>
-          </w:p>
-        </w:tc>
-        <w:tc>
-          <w:tcPr>
-            <w:tcW w:type="dxa" w:w="2019"/>
-            <w:tcBorders>
-              <w:top w:val="single" w:color="DCE6F0" w:sz="4"/>
-              <w:left w:val="single" w:color="DCE6F0" w:sz="4"/>
-              <w:bottom w:val="single" w:color="DCE6F0" w:sz="4"/>
-              <w:right w:val="single" w:color="DCE6F0" w:sz="4"/>
-            </w:tcBorders>
-            <w:shd w:fill="FFFFFF" w:color="auto" w:val="clear"/>
-            <w:tcMar>
-              <w:top w:type="dxa" w:w="60"/>
-              <w:left w:type="dxa" w:w="100"/>
-              <w:bottom w:type="dxa" w:w="60"/>
-              <w:right w:type="dxa" w:w="100"/>
-            </w:tcMar>
-            <w:vAlign w:val="top"/>
-          </w:tcPr>
-          <w:p>
-            <w:pPr>
-              <w:spacing w:after="0" w:before="0"/>
-            </w:pPr>
-            <w:r>
-              <w:rPr>
-                <w:sz w:val="19"/>
-                <w:szCs w:val="19"/>
-              </w:rPr>
-              <w:t xml:space="preserve">1</w:t>
-            </w:r>
-          </w:p>
-        </w:tc>
-      </w:tr>
-      <w:tr>
-        <w:trPr>
-          <w:cantSplit/>
-        </w:trPr>
-        <w:tc>
-          <w:tcPr>
-            <w:tcW w:type="dxa" w:w="5766"/>
-            <w:tcBorders>
-              <w:top w:val="single" w:color="DCE6F0" w:sz="4"/>
-              <w:left w:val="single" w:color="DCE6F0" w:sz="4"/>
-              <w:bottom w:val="single" w:color="DCE6F0" w:sz="4"/>
-              <w:right w:val="single" w:color="DCE6F0" w:sz="4"/>
-            </w:tcBorders>
-            <w:shd w:fill="F7F7FC" w:color="auto" w:val="clear"/>
-            <w:tcMar>
-              <w:top w:type="dxa" w:w="60"/>
-              <w:left w:type="dxa" w:w="100"/>
-              <w:bottom w:type="dxa" w:w="60"/>
-              <w:right w:type="dxa" w:w="100"/>
-            </w:tcMar>
-            <w:vAlign w:val="top"/>
-          </w:tcPr>
-          <w:p>
-            <w:pPr>
-              <w:spacing w:after="0" w:before="0"/>
-            </w:pPr>
-            <w:r>
-              <w:rPr>
-                <w:sz w:val="19"/>
-                <w:szCs w:val="19"/>
-              </w:rPr>
-              <w:t xml:space="preserve">Users should get a Domino mailbox now</w:t>
-            </w:r>
-          </w:p>
-        </w:tc>
-        <w:tc>
-          <w:tcPr>
-            <w:tcW w:type="dxa" w:w="1853"/>
-            <w:tcBorders>
-              <w:top w:val="single" w:color="DCE6F0" w:sz="4"/>
-              <w:left w:val="single" w:color="DCE6F0" w:sz="4"/>
-              <w:bottom w:val="single" w:color="DCE6F0" w:sz="4"/>
-              <w:right w:val="single" w:color="DCE6F0" w:sz="4"/>
-            </w:tcBorders>
-            <w:shd w:fill="F7F7FC" w:color="auto" w:val="clear"/>
-            <w:tcMar>
-              <w:top w:type="dxa" w:w="60"/>
-              <w:left w:type="dxa" w:w="100"/>
-              <w:bottom w:type="dxa" w:w="60"/>
-              <w:right w:type="dxa" w:w="100"/>
-            </w:tcMar>
-            <w:vAlign w:val="top"/>
-          </w:tcPr>
-          <w:p>
-            <w:pPr>
-              <w:spacing w:after="0" w:before="0"/>
-            </w:pPr>
-            <w:r>
-              <w:rPr>
-                <w:sz w:val="19"/>
-                <w:szCs w:val="19"/>
-              </w:rPr>
-              <w:t xml:space="preserve">1</w:t>
-            </w:r>
-          </w:p>
-        </w:tc>
-        <w:tc>
-          <w:tcPr>
-            <w:tcW w:type="dxa" w:w="2019"/>
-            <w:tcBorders>
-              <w:top w:val="single" w:color="DCE6F0" w:sz="4"/>
-              <w:left w:val="single" w:color="DCE6F0" w:sz="4"/>
-              <w:bottom w:val="single" w:color="DCE6F0" w:sz="4"/>
-              <w:right w:val="single" w:color="DCE6F0" w:sz="4"/>
-            </w:tcBorders>
-            <w:shd w:fill="F7F7FC" w:color="auto" w:val="clear"/>
-            <w:tcMar>
-              <w:top w:type="dxa" w:w="60"/>
-              <w:left w:type="dxa" w:w="100"/>
-              <w:bottom w:type="dxa" w:w="60"/>
-              <w:right w:type="dxa" w:w="100"/>
-            </w:tcMar>
-            <w:vAlign w:val="top"/>
-          </w:tcPr>
-          <w:p>
-            <w:pPr>
-              <w:spacing w:after="0" w:before="0"/>
-            </w:pPr>
-            <w:r>
-              <w:rPr>
-                <w:sz w:val="19"/>
-                <w:szCs w:val="19"/>
-              </w:rPr>
-              <w:t xml:space="preserve">(ignored)</w:t>
-            </w:r>
-          </w:p>
-        </w:tc>
-      </w:tr>
-      <w:tr>
-        <w:trPr>
-          <w:cantSplit/>
-        </w:trPr>
-        <w:tc>
-          <w:tcPr>
-            <w:tcW w:type="dxa" w:w="5766"/>
-            <w:tcBorders>
-              <w:top w:val="single" w:color="DCE6F0" w:sz="4"/>
-              <w:left w:val="single" w:color="DCE6F0" w:sz="4"/>
-              <w:bottom w:val="single" w:color="DCE6F0" w:sz="4"/>
-              <w:right w:val="single" w:color="DCE6F0" w:sz="4"/>
-            </w:tcBorders>
-            <w:shd w:fill="FFFFFF" w:color="auto" w:val="clear"/>
-            <w:tcMar>
-              <w:top w:type="dxa" w:w="60"/>
-              <w:left w:type="dxa" w:w="100"/>
-              <w:bottom w:type="dxa" w:w="60"/>
-              <w:right w:type="dxa" w:w="100"/>
-            </w:tcMar>
-            <w:vAlign w:val="top"/>
-          </w:tcPr>
-          <w:p>
-            <w:pPr>
-              <w:spacing w:after="0" w:before="0"/>
-            </w:pPr>
-            <w:r>
-              <w:rPr>
-                <w:sz w:val="19"/>
-                <w:szCs w:val="19"/>
-              </w:rPr>
-              <w:t xml:space="preserve">You manage the mail fields yourself after registration</w:t>
-            </w:r>
-          </w:p>
-        </w:tc>
-        <w:tc>
-          <w:tcPr>
-            <w:tcW w:type="dxa" w:w="1853"/>
-            <w:tcBorders>
-              <w:top w:val="single" w:color="DCE6F0" w:sz="4"/>
-              <w:left w:val="single" w:color="DCE6F0" w:sz="4"/>
-              <w:bottom w:val="single" w:color="DCE6F0" w:sz="4"/>
-              <w:right w:val="single" w:color="DCE6F0" w:sz="4"/>
-            </w:tcBorders>
-            <w:shd w:fill="FFFFFF" w:color="auto" w:val="clear"/>
-            <w:tcMar>
-              <w:top w:type="dxa" w:w="60"/>
-              <w:left w:type="dxa" w:w="100"/>
-              <w:bottom w:type="dxa" w:w="60"/>
-              <w:right w:type="dxa" w:w="100"/>
-            </w:tcMar>
-            <w:vAlign w:val="top"/>
-          </w:tcPr>
-          <w:p>
-            <w:pPr>
-              <w:spacing w:after="0" w:before="0"/>
-            </w:pPr>
-            <w:r>
-              <w:rPr>
-                <w:sz w:val="19"/>
-                <w:szCs w:val="19"/>
-              </w:rPr>
-              <w:t xml:space="preserve">0</w:t>
-            </w:r>
-          </w:p>
-        </w:tc>
-        <w:tc>
-          <w:tcPr>
-            <w:tcW w:type="dxa" w:w="2019"/>
-            <w:tcBorders>
-              <w:top w:val="single" w:color="DCE6F0" w:sz="4"/>
-              <w:left w:val="single" w:color="DCE6F0" w:sz="4"/>
-              <w:bottom w:val="single" w:color="DCE6F0" w:sz="4"/>
-              <w:right w:val="single" w:color="DCE6F0" w:sz="4"/>
-            </w:tcBorders>
-            <w:shd w:fill="FFFFFF" w:color="auto" w:val="clear"/>
-            <w:tcMar>
-              <w:top w:type="dxa" w:w="60"/>
-              <w:left w:type="dxa" w:w="100"/>
-              <w:bottom w:type="dxa" w:w="60"/>
-              <w:right w:type="dxa" w:w="100"/>
-            </w:tcMar>
-            <w:vAlign w:val="top"/>
-          </w:tcPr>
-          <w:p>
-            <w:pPr>
-              <w:spacing w:after="0" w:before="0"/>
-            </w:pPr>
-            <w:r>
-              <w:rPr>
-                <w:sz w:val="19"/>
-                <w:szCs w:val="19"/>
-              </w:rPr>
-              <w:t xml:space="preserve">0</w:t>
             </w:r>
           </w:p>
         </w:tc>
@@ -31774,11 +32164,11 @@
             <w:tcW w:type="dxa" w:w="9638"/>
             <w:tcBorders>
               <w:top w:val="none" w:color="FFFFFF" w:sz="0"/>
-              <w:left w:val="single" w:color="17707F" w:sz="24"/>
+              <w:left w:val="single" w:color="B26B00" w:sz="24"/>
               <w:bottom w:val="none" w:color="FFFFFF" w:sz="0"/>
               <w:right w:val="none" w:color="FFFFFF" w:sz="0"/>
             </w:tcBorders>
-            <w:shd w:fill="ECF3F8" w:color="auto" w:val="clear"/>
+            <w:shd w:fill="FFF6E5" w:color="auto" w:val="clear"/>
             <w:tcMar>
               <w:top w:type="dxa" w:w="100"/>
               <w:left w:type="dxa" w:w="180"/>
@@ -31791,12 +32181,22 @@
               <w:rPr>
                 <w:b/>
                 <w:bCs/>
-                <w:color w:val="17707F"/>
-              </w:rPr>
-              <w:t xml:space="preserve">Note: </w:t>
-            </w:r>
-            <w:r>
-              <w:t xml:space="preserve">Every user's MailSystemBefore and MailSystemAfter values are in the audit and results CSV, so you can check them. Confirm the behaviour in the pilot (C5): compare the Mail system field with the value noted in B3. If a later DirSync run overwrites these fields, the DirSync field mapping wins (Directory Sync configuration, Synchronization tab).</w:t>
+                <w:color w:val="B26B00"/>
+              </w:rPr>
+              <w:t xml:space="preserve">Caution: </w:t>
+            </w:r>
+            <w:r>
+              <w:t xml:space="preserve">From now on, Domino delivers mail for these users to their </w:t>
+            </w:r>
+            <w:r>
+              <w:rPr>
+                <w:b/>
+                <w:bCs/>
+              </w:rPr>
+              <w:t xml:space="preserve">Domino mail file</w:t>
+            </w:r>
+            <w:r>
+              <w:t xml:space="preserve">. Before the first live batch, agree with the mail team how inbound Internet mail (MX / routing) reaches Domino for these addresses, and whether any existing mailbox content must be migrated. That is outside BulkReg. Also check that the DirSync field mapping (Directory Sync configuration, Synchronization tab) does not overwrite MailSystem, MailServer or MailFile after registration.</w:t>
             </w:r>
           </w:p>
         </w:tc>
@@ -32924,7 +33324,7 @@
                 <w:sz w:val="19"/>
                 <w:szCs w:val="19"/>
               </w:rPr>
-              <w:t xml:space="preserve">Registered, ID in vault</w:t>
+              <w:t xml:space="preserve">Registered, ID in vault, mail file present</w:t>
             </w:r>
           </w:p>
         </w:tc>
@@ -32991,7 +33391,7 @@
                 <w:sz w:val="19"/>
                 <w:szCs w:val="19"/>
               </w:rPr>
-              <w:t xml:space="preserve">REGISTERED_VAULT_PENDING</w:t>
+              <w:t xml:space="preserve">REGISTERED_PENDING</w:t>
             </w:r>
           </w:p>
         </w:tc>
@@ -33022,7 +33422,7 @@
                 <w:sz w:val="19"/>
                 <w:szCs w:val="19"/>
               </w:rPr>
-              <w:t xml:space="preserve">Registered, ID not yet found in the vault</w:t>
+              <w:t xml:space="preserve">Registered, but the ID is not in the vault yet and/or the mail file is not there yet</w:t>
             </w:r>
           </w:p>
         </w:tc>
@@ -33053,7 +33453,7 @@
                 <w:sz w:val="19"/>
                 <w:szCs w:val="19"/>
               </w:rPr>
-              <w:t xml:space="preserve">Check the policy; re-run Verify</w:t>
+              <w:t xml:space="preserve">Re-run Verify; see D6</w:t>
             </w:r>
           </w:p>
         </w:tc>
@@ -35469,7 +35869,7 @@
                 <w:sz w:val="19"/>
                 <w:szCs w:val="19"/>
               </w:rPr>
-              <w:t xml:space="preserve">REGISTERED_VAULT_PENDING</w:t>
+              <w:t xml:space="preserve">REGISTERED_PENDING (vault)</w:t>
             </w:r>
           </w:p>
         </w:tc>
@@ -35886,7 +36286,7 @@
                 <w:sz w:val="19"/>
                 <w:szCs w:val="19"/>
               </w:rPr>
-              <w:t xml:space="preserve">MailSystem changes after the next DirSync</w:t>
+              <w:t xml:space="preserve">ERROR: MailFile … already exists on …</w:t>
             </w:r>
           </w:p>
         </w:tc>
@@ -35917,7 +36317,7 @@
                 <w:sz w:val="19"/>
                 <w:szCs w:val="19"/>
               </w:rPr>
-              <w:t xml:space="preserve">DirSync attribute mapping (Directory Sync configuration, Synchronization tab)</w:t>
+              <w:t xml:space="preserve">A mail file with that name is on the home server (another user, or a leftover)</w:t>
             </w:r>
           </w:p>
         </w:tc>
@@ -35948,7 +36348,203 @@
                 <w:sz w:val="19"/>
                 <w:szCs w:val="19"/>
               </w:rPr>
-              <w:t xml:space="preserve">Adjust the DirSync mapping or PreserveMailSystem</w:t>
+              <w:t xml:space="preserve">Edit MailFile in the batch (e.g. mail\jsmith2.nsf), or remove the old file after checking it</w:t>
+            </w:r>
+          </w:p>
+        </w:tc>
+      </w:tr>
+      <w:tr>
+        <w:trPr>
+          <w:cantSplit/>
+        </w:trPr>
+        <w:tc>
+          <w:tcPr>
+            <w:tcW w:type="dxa" w:w="2986"/>
+            <w:tcBorders>
+              <w:top w:val="single" w:color="DCE6F0" w:sz="4"/>
+              <w:left w:val="single" w:color="DCE6F0" w:sz="4"/>
+              <w:bottom w:val="single" w:color="DCE6F0" w:sz="4"/>
+              <w:right w:val="single" w:color="DCE6F0" w:sz="4"/>
+            </w:tcBorders>
+            <w:shd w:fill="FFFFFF" w:color="auto" w:val="clear"/>
+            <w:tcMar>
+              <w:top w:type="dxa" w:w="60"/>
+              <w:left w:type="dxa" w:w="100"/>
+              <w:bottom w:type="dxa" w:w="60"/>
+              <w:right w:type="dxa" w:w="100"/>
+            </w:tcMar>
+            <w:vAlign w:val="top"/>
+          </w:tcPr>
+          <w:p>
+            <w:pPr>
+              <w:spacing w:after="0" w:before="0"/>
+            </w:pPr>
+            <w:r>
+              <w:rPr>
+                <w:sz w:val="19"/>
+                <w:szCs w:val="19"/>
+              </w:rPr>
+              <w:t xml:space="preserve">MAILFILE_PENDING / MAILFILE_MISSING</w:t>
+            </w:r>
+          </w:p>
+        </w:tc>
+        <w:tc>
+          <w:tcPr>
+            <w:tcW w:type="dxa" w:w="3398"/>
+            <w:tcBorders>
+              <w:top w:val="single" w:color="DCE6F0" w:sz="4"/>
+              <w:left w:val="single" w:color="DCE6F0" w:sz="4"/>
+              <w:bottom w:val="single" w:color="DCE6F0" w:sz="4"/>
+              <w:right w:val="single" w:color="DCE6F0" w:sz="4"/>
+            </w:tcBorders>
+            <w:shd w:fill="FFFFFF" w:color="auto" w:val="clear"/>
+            <w:tcMar>
+              <w:top w:type="dxa" w:w="60"/>
+              <w:left w:type="dxa" w:w="100"/>
+              <w:bottom w:type="dxa" w:w="60"/>
+              <w:right w:type="dxa" w:w="100"/>
+            </w:tcMar>
+            <w:vAlign w:val="top"/>
+          </w:tcPr>
+          <w:p>
+            <w:pPr>
+              <w:spacing w:after="0" w:before="0"/>
+            </w:pPr>
+            <w:r>
+              <w:rPr>
+                <w:sz w:val="19"/>
+                <w:szCs w:val="19"/>
+              </w:rPr>
+              <w:t xml:space="preserve">Mail file creation queued (Administration Process) or failed: template missing, no Create databases right, server unreachable</w:t>
+            </w:r>
+          </w:p>
+        </w:tc>
+        <w:tc>
+          <w:tcPr>
+            <w:tcW w:type="dxa" w:w="3254"/>
+            <w:tcBorders>
+              <w:top w:val="single" w:color="DCE6F0" w:sz="4"/>
+              <w:left w:val="single" w:color="DCE6F0" w:sz="4"/>
+              <w:bottom w:val="single" w:color="DCE6F0" w:sz="4"/>
+              <w:right w:val="single" w:color="DCE6F0" w:sz="4"/>
+            </w:tcBorders>
+            <w:shd w:fill="FFFFFF" w:color="auto" w:val="clear"/>
+            <w:tcMar>
+              <w:top w:type="dxa" w:w="60"/>
+              <w:left w:type="dxa" w:w="100"/>
+              <w:bottom w:type="dxa" w:w="60"/>
+              <w:right w:type="dxa" w:w="100"/>
+            </w:tcMar>
+            <w:vAlign w:val="top"/>
+          </w:tcPr>
+          <w:p>
+            <w:pPr>
+              <w:spacing w:after="0" w:before="0"/>
+            </w:pPr>
+            <w:r>
+              <w:rPr>
+                <w:sz w:val="19"/>
+                <w:szCs w:val="19"/>
+              </w:rPr>
+              <w:t xml:space="preserve">Check admin4.nsf on the home server, B4 rights and template; re-run Verify</w:t>
+            </w:r>
+          </w:p>
+        </w:tc>
+      </w:tr>
+      <w:tr>
+        <w:trPr>
+          <w:cantSplit/>
+        </w:trPr>
+        <w:tc>
+          <w:tcPr>
+            <w:tcW w:type="dxa" w:w="2986"/>
+            <w:tcBorders>
+              <w:top w:val="single" w:color="DCE6F0" w:sz="4"/>
+              <w:left w:val="single" w:color="DCE6F0" w:sz="4"/>
+              <w:bottom w:val="single" w:color="DCE6F0" w:sz="4"/>
+              <w:right w:val="single" w:color="DCE6F0" w:sz="4"/>
+            </w:tcBorders>
+            <w:shd w:fill="F7F7FC" w:color="auto" w:val="clear"/>
+            <w:tcMar>
+              <w:top w:type="dxa" w:w="60"/>
+              <w:left w:type="dxa" w:w="100"/>
+              <w:bottom w:type="dxa" w:w="60"/>
+              <w:right w:type="dxa" w:w="100"/>
+            </w:tcMar>
+            <w:vAlign w:val="top"/>
+          </w:tcPr>
+          <w:p>
+            <w:pPr>
+              <w:spacing w:after="0" w:before="0"/>
+            </w:pPr>
+            <w:r>
+              <w:rPr>
+                <w:sz w:val="19"/>
+                <w:szCs w:val="19"/>
+              </w:rPr>
+              <w:t xml:space="preserve">Mail fields change after the next DirSync</w:t>
+            </w:r>
+          </w:p>
+        </w:tc>
+        <w:tc>
+          <w:tcPr>
+            <w:tcW w:type="dxa" w:w="3398"/>
+            <w:tcBorders>
+              <w:top w:val="single" w:color="DCE6F0" w:sz="4"/>
+              <w:left w:val="single" w:color="DCE6F0" w:sz="4"/>
+              <w:bottom w:val="single" w:color="DCE6F0" w:sz="4"/>
+              <w:right w:val="single" w:color="DCE6F0" w:sz="4"/>
+            </w:tcBorders>
+            <w:shd w:fill="F7F7FC" w:color="auto" w:val="clear"/>
+            <w:tcMar>
+              <w:top w:type="dxa" w:w="60"/>
+              <w:left w:type="dxa" w:w="100"/>
+              <w:bottom w:type="dxa" w:w="60"/>
+              <w:right w:type="dxa" w:w="100"/>
+            </w:tcMar>
+            <w:vAlign w:val="top"/>
+          </w:tcPr>
+          <w:p>
+            <w:pPr>
+              <w:spacing w:after="0" w:before="0"/>
+            </w:pPr>
+            <w:r>
+              <w:rPr>
+                <w:sz w:val="19"/>
+                <w:szCs w:val="19"/>
+              </w:rPr>
+              <w:t xml:space="preserve">DirSync attribute mapping overwrites MailSystem / MailServer / MailFile</w:t>
+            </w:r>
+          </w:p>
+        </w:tc>
+        <w:tc>
+          <w:tcPr>
+            <w:tcW w:type="dxa" w:w="3254"/>
+            <w:tcBorders>
+              <w:top w:val="single" w:color="DCE6F0" w:sz="4"/>
+              <w:left w:val="single" w:color="DCE6F0" w:sz="4"/>
+              <w:bottom w:val="single" w:color="DCE6F0" w:sz="4"/>
+              <w:right w:val="single" w:color="DCE6F0" w:sz="4"/>
+            </w:tcBorders>
+            <w:shd w:fill="F7F7FC" w:color="auto" w:val="clear"/>
+            <w:tcMar>
+              <w:top w:type="dxa" w:w="60"/>
+              <w:left w:type="dxa" w:w="100"/>
+              <w:bottom w:type="dxa" w:w="60"/>
+              <w:right w:type="dxa" w:w="100"/>
+            </w:tcMar>
+            <w:vAlign w:val="top"/>
+          </w:tcPr>
+          <w:p>
+            <w:pPr>
+              <w:spacing w:after="0" w:before="0"/>
+            </w:pPr>
+            <w:r>
+              <w:rPr>
+                <w:sz w:val="19"/>
+                <w:szCs w:val="19"/>
+              </w:rPr>
+              <w:t xml:space="preserve">Remove those fields from the DirSync mapping (Directory Sync configuration, Synchronization tab)</w:t>
             </w:r>
           </w:p>
         </w:tc>
@@ -37819,7 +38415,7 @@
                 <w:sz w:val="19"/>
                 <w:szCs w:val="19"/>
               </w:rPr>
-              <w:t xml:space="preserve">PreserveMailSystem with your DirSync mapping</w:t>
+              <w:t xml:space="preserve">Mail file creation through NotesRegistration (immediate or via the Administration Process) and the DirSync mapping of mail fields</w:t>
             </w:r>
           </w:p>
         </w:tc>
@@ -37850,7 +38446,7 @@
                 <w:sz w:val="19"/>
                 <w:szCs w:val="19"/>
               </w:rPr>
-              <w:t xml:space="preserve">MailSystem after the pilot and after the next sync</w:t>
+              <w:t xml:space="preserve">Mail file present after the pilot and Person document unchanged after the next DirSync</w:t>
             </w:r>
           </w:p>
         </w:tc>
@@ -38665,7 +39261,7 @@
                 <w:sz w:val="19"/>
                 <w:szCs w:val="19"/>
               </w:rPr>
-              <w:t xml:space="preserve">The user's Domino server (MailServer field)</w:t>
+              <w:t xml:space="preserve">The user's Domino server (MailServer field), where the mail file is created</w:t>
             </w:r>
           </w:p>
         </w:tc>
@@ -38701,7 +39297,7 @@
                 <w:sz w:val="19"/>
                 <w:szCs w:val="19"/>
               </w:rPr>
-              <w:t xml:space="preserve">ID Vault</w:t>
+              <w:t xml:space="preserve">Mail file</w:t>
             </w:r>
           </w:p>
         </w:tc>
@@ -38732,7 +39328,7 @@
                 <w:sz w:val="19"/>
                 <w:szCs w:val="19"/>
               </w:rPr>
-              <w:t xml:space="preserve">Server-side store for Notes IDs; assigned through Security Settings in a policy</w:t>
+              <w:t xml:space="preserve">The user's Domino mailbox database, e.g. mail\jsmith.nsf</w:t>
             </w:r>
           </w:p>
         </w:tc>
@@ -38768,7 +39364,7 @@
                 <w:sz w:val="19"/>
                 <w:szCs w:val="19"/>
               </w:rPr>
-              <w:t xml:space="preserve">Explicit policy</w:t>
+              <w:t xml:space="preserve">ID Vault</w:t>
             </w:r>
           </w:p>
         </w:tc>
@@ -38799,7 +39395,7 @@
                 <w:sz w:val="19"/>
                 <w:szCs w:val="19"/>
               </w:rPr>
-              <w:t xml:space="preserve">A policy assigned to specific users (stored as */name)</w:t>
+              <w:t xml:space="preserve">Server-side store for Notes IDs; assigned through Security Settings in a policy</w:t>
             </w:r>
           </w:p>
         </w:tc>
@@ -38835,7 +39431,7 @@
                 <w:sz w:val="19"/>
                 <w:szCs w:val="19"/>
               </w:rPr>
-              <w:t xml:space="preserve">Organizational policy</w:t>
+              <w:t xml:space="preserve">Explicit policy</w:t>
             </w:r>
           </w:p>
         </w:tc>
@@ -38866,23 +39462,7 @@
                 <w:sz w:val="19"/>
                 <w:szCs w:val="19"/>
               </w:rPr>
-              <w:t xml:space="preserve">A policy applied automatically to everyone under an org or OU (</w:t>
-            </w:r>
-            <w:r>
-              <w:rPr>
-                <w:i/>
-                <w:iCs/>
-                <w:sz w:val="19"/>
-                <w:szCs w:val="19"/>
-              </w:rPr>
-              <w:t xml:space="preserve">/Demo, </w:t>
-            </w:r>
-            <w:r>
-              <w:rPr>
-                <w:sz w:val="19"/>
-                <w:szCs w:val="19"/>
-              </w:rPr>
-              <w:t xml:space="preserve">/Sales/Demo)</w:t>
+              <w:t xml:space="preserve">A policy assigned to specific users (stored as */name)</w:t>
             </w:r>
           </w:p>
         </w:tc>
@@ -38918,7 +39498,7 @@
                 <w:sz w:val="19"/>
                 <w:szCs w:val="19"/>
               </w:rPr>
-              <w:t xml:space="preserve">Canonical / abbreviated name</w:t>
+              <w:t xml:space="preserve">Organizational policy</w:t>
             </w:r>
           </w:p>
         </w:tc>
@@ -38949,7 +39529,23 @@
                 <w:sz w:val="19"/>
                 <w:szCs w:val="19"/>
               </w:rPr>
-              <w:t xml:space="preserve">CN=DominoADMail/O=Demo / DominoADMail/Demo: the same name in two formats</w:t>
+              <w:t xml:space="preserve">A policy applied automatically to everyone under an org or OU (</w:t>
+            </w:r>
+            <w:r>
+              <w:rPr>
+                <w:i/>
+                <w:iCs/>
+                <w:sz w:val="19"/>
+                <w:szCs w:val="19"/>
+              </w:rPr>
+              <w:t xml:space="preserve">/Demo, </w:t>
+            </w:r>
+            <w:r>
+              <w:rPr>
+                <w:sz w:val="19"/>
+                <w:szCs w:val="19"/>
+              </w:rPr>
+              <w:t xml:space="preserve">/Sales/Demo)</w:t>
             </w:r>
           </w:p>
         </w:tc>
@@ -38985,7 +39581,7 @@
                 <w:sz w:val="19"/>
                 <w:szCs w:val="19"/>
               </w:rPr>
-              <w:t xml:space="preserve">RA</w:t>
+              <w:t xml:space="preserve">Canonical / abbreviated name</w:t>
             </w:r>
           </w:p>
         </w:tc>
@@ -39016,7 +39612,7 @@
                 <w:sz w:val="19"/>
                 <w:szCs w:val="19"/>
               </w:rPr>
-              <w:t xml:space="preserve">Registration Authority: may register users through the Domino CA</w:t>
+              <w:t xml:space="preserve">CN=DominoADMail/O=Demo / DominoADMail/Demo: the same name in two formats</w:t>
             </w:r>
           </w:p>
         </w:tc>
@@ -39052,7 +39648,7 @@
                 <w:sz w:val="19"/>
                 <w:szCs w:val="19"/>
               </w:rPr>
-              <w:t xml:space="preserve">Batch / Batch ID</w:t>
+              <w:t xml:space="preserve">RA</w:t>
             </w:r>
           </w:p>
         </w:tc>
@@ -39083,7 +39679,7 @@
                 <w:sz w:val="19"/>
                 <w:szCs w:val="19"/>
               </w:rPr>
-              <w:t xml:space="preserve">A reviewed list of users / its name BATCH-yyyymmdd-hhnnss</w:t>
+              <w:t xml:space="preserve">Registration Authority: may register users through the Domino CA</w:t>
             </w:r>
           </w:p>
         </w:tc>
@@ -39119,7 +39715,7 @@
                 <w:sz w:val="19"/>
                 <w:szCs w:val="19"/>
               </w:rPr>
-              <w:t xml:space="preserve">Include=Y</w:t>
+              <w:t xml:space="preserve">Batch / Batch ID</w:t>
             </w:r>
           </w:p>
         </w:tc>
@@ -39150,7 +39746,7 @@
                 <w:sz w:val="19"/>
                 <w:szCs w:val="19"/>
               </w:rPr>
-              <w:t xml:space="preserve">The row will be registered</w:t>
+              <w:t xml:space="preserve">A reviewed list of users / its name BATCH-yyyymmdd-hhnnss</w:t>
             </w:r>
           </w:p>
         </w:tc>
@@ -39186,6 +39782,73 @@
                 <w:sz w:val="19"/>
                 <w:szCs w:val="19"/>
               </w:rPr>
+              <w:t xml:space="preserve">Include=Y</w:t>
+            </w:r>
+          </w:p>
+        </w:tc>
+        <w:tc>
+          <w:tcPr>
+            <w:tcW w:type="dxa" w:w="6961"/>
+            <w:tcBorders>
+              <w:top w:val="single" w:color="DCE6F0" w:sz="4"/>
+              <w:left w:val="single" w:color="DCE6F0" w:sz="4"/>
+              <w:bottom w:val="single" w:color="DCE6F0" w:sz="4"/>
+              <w:right w:val="single" w:color="DCE6F0" w:sz="4"/>
+            </w:tcBorders>
+            <w:shd w:fill="F7F7FC" w:color="auto" w:val="clear"/>
+            <w:tcMar>
+              <w:top w:type="dxa" w:w="60"/>
+              <w:left w:type="dxa" w:w="100"/>
+              <w:bottom w:type="dxa" w:w="60"/>
+              <w:right w:type="dxa" w:w="100"/>
+            </w:tcMar>
+            <w:vAlign w:val="top"/>
+          </w:tcPr>
+          <w:p>
+            <w:pPr>
+              <w:spacing w:after="0" w:before="0"/>
+            </w:pPr>
+            <w:r>
+              <w:rPr>
+                <w:sz w:val="19"/>
+                <w:szCs w:val="19"/>
+              </w:rPr>
+              <w:t xml:space="preserve">The row will be registered</w:t>
+            </w:r>
+          </w:p>
+        </w:tc>
+      </w:tr>
+      <w:tr>
+        <w:trPr>
+          <w:cantSplit/>
+        </w:trPr>
+        <w:tc>
+          <w:tcPr>
+            <w:tcW w:type="dxa" w:w="2677"/>
+            <w:tcBorders>
+              <w:top w:val="single" w:color="DCE6F0" w:sz="4"/>
+              <w:left w:val="single" w:color="DCE6F0" w:sz="4"/>
+              <w:bottom w:val="single" w:color="DCE6F0" w:sz="4"/>
+              <w:right w:val="single" w:color="DCE6F0" w:sz="4"/>
+            </w:tcBorders>
+            <w:shd w:fill="FFFFFF" w:color="auto" w:val="clear"/>
+            <w:tcMar>
+              <w:top w:type="dxa" w:w="60"/>
+              <w:left w:type="dxa" w:w="100"/>
+              <w:bottom w:type="dxa" w:w="60"/>
+              <w:right w:type="dxa" w:w="100"/>
+            </w:tcMar>
+            <w:vAlign w:val="top"/>
+          </w:tcPr>
+          <w:p>
+            <w:pPr>
+              <w:spacing w:after="0" w:before="0"/>
+            </w:pPr>
+            <w:r>
+              <w:rPr>
+                <w:sz w:val="19"/>
+                <w:szCs w:val="19"/>
+              </w:rPr>
               <w:t xml:space="preserve">DryRun</w:t>
             </w:r>
           </w:p>
@@ -39199,7 +39862,7 @@
               <w:bottom w:val="single" w:color="DCE6F0" w:sz="4"/>
               <w:right w:val="single" w:color="DCE6F0" w:sz="4"/>
             </w:tcBorders>
-            <w:shd w:fill="F7F7FC" w:color="auto" w:val="clear"/>
+            <w:shd w:fill="FFFFFF" w:color="auto" w:val="clear"/>
             <w:tcMar>
               <w:top w:type="dxa" w:w="60"/>
               <w:left w:type="dxa" w:w="100"/>
@@ -40132,13 +40795,13 @@
         <w:pStyle w:val="ListParagraph"/>
         <w:numPr>
           <w:ilvl w:val="0"/>
-          <w:numId w:val="35"/>
+          <w:numId w:val="36"/>
         </w:numPr>
       </w:pPr>
       <w:r>
         <w:t xml:space="preserve">Registering Active Directory users (Directory Sync) – </w:t>
       </w:r>
-      <w:hyperlink w:history="1" r:id="rIdg0pvje5o2ywx4rrykhddk">
+      <w:hyperlink w:history="1" r:id="rIdvoxin05brek4metz16a7o">
         <w:r>
           <w:rPr>
             <w:rStyle w:val="Hyperlink"/>
@@ -40154,13 +40817,13 @@
         <w:pStyle w:val="ListParagraph"/>
         <w:numPr>
           <w:ilvl w:val="0"/>
-          <w:numId w:val="35"/>
+          <w:numId w:val="36"/>
         </w:numPr>
       </w:pPr>
       <w:r>
         <w:t xml:space="preserve">ContactNoteID property – </w:t>
       </w:r>
-      <w:hyperlink w:history="1" r:id="rIdmz3zty3sei2g1yuwjyczi">
+      <w:hyperlink w:history="1" r:id="rIdso8ctgz58nzxwgqfsyd48">
         <w:r>
           <w:rPr>
             <w:rStyle w:val="Hyperlink"/>
@@ -40176,13 +40839,13 @@
         <w:pStyle w:val="ListParagraph"/>
         <w:numPr>
           <w:ilvl w:val="0"/>
-          <w:numId w:val="35"/>
+          <w:numId w:val="36"/>
         </w:numPr>
       </w:pPr>
       <w:r>
         <w:t xml:space="preserve">RegisterNewUser method – </w:t>
       </w:r>
-      <w:hyperlink w:history="1" r:id="rIdx3zknhhepydn8astxmogd">
+      <w:hyperlink w:history="1" r:id="rIdmgrlrbjgn_9mfreurbtqq">
         <w:r>
           <w:rPr>
             <w:rStyle w:val="Hyperlink"/>
@@ -40198,13 +40861,13 @@
         <w:pStyle w:val="ListParagraph"/>
         <w:numPr>
           <w:ilvl w:val="0"/>
-          <w:numId w:val="35"/>
+          <w:numId w:val="36"/>
         </w:numPr>
       </w:pPr>
       <w:r>
         <w:t xml:space="preserve">Creating an ID vault – </w:t>
       </w:r>
-      <w:hyperlink w:history="1" r:id="rIdvqb0rivn0mfgyaveh2um0">
+      <w:hyperlink w:history="1" r:id="rIdfy-bnubxtcv0e1s8s6qce">
         <w:r>
           <w:rPr>
             <w:rStyle w:val="Hyperlink"/>
@@ -40220,13 +40883,13 @@
         <w:pStyle w:val="ListParagraph"/>
         <w:numPr>
           <w:ilvl w:val="0"/>
-          <w:numId w:val="35"/>
+          <w:numId w:val="36"/>
         </w:numPr>
       </w:pPr>
       <w:r>
         <w:t xml:space="preserve">Assigning users to a vault (Security Settings, ID Vault tab) – </w:t>
       </w:r>
-      <w:hyperlink w:history="1" r:id="rIdfgmwelzeyzcoadn0hbpo0">
+      <w:hyperlink w:history="1" r:id="rIdomqmvvadpjgptdgyq8-tf">
         <w:r>
           <w:rPr>
             <w:rStyle w:val="Hyperlink"/>
@@ -40242,13 +40905,13 @@
         <w:pStyle w:val="ListParagraph"/>
         <w:numPr>
           <w:ilvl w:val="0"/>
-          <w:numId w:val="35"/>
+          <w:numId w:val="36"/>
         </w:numPr>
       </w:pPr>
       <w:r>
         <w:t xml:space="preserve">Creating a security policy settings document – </w:t>
       </w:r>
-      <w:hyperlink w:history="1" r:id="rIdi_ytten_wqgahlq8wnabg">
+      <w:hyperlink w:history="1" r:id="rIdf1gc76m4u1olwy2hwuost">
         <w:r>
           <w:rPr>
             <w:rStyle w:val="Hyperlink"/>
@@ -40264,13 +40927,13 @@
         <w:pStyle w:val="ListParagraph"/>
         <w:numPr>
           <w:ilvl w:val="0"/>
-          <w:numId w:val="35"/>
+          <w:numId w:val="36"/>
         </w:numPr>
       </w:pPr>
       <w:r>
         <w:t xml:space="preserve">Creating a policy document (explicit policy names */name) – </w:t>
       </w:r>
-      <w:hyperlink w:history="1" r:id="rIdhqjalhbszifneyfsmrldl">
+      <w:hyperlink w:history="1" r:id="rIdnmdsj66k602tpcruy8ro1">
         <w:r>
           <w:rPr>
             <w:rStyle w:val="Hyperlink"/>
@@ -40286,13 +40949,13 @@
         <w:pStyle w:val="ListParagraph"/>
         <w:numPr>
           <w:ilvl w:val="0"/>
-          <w:numId w:val="35"/>
+          <w:numId w:val="36"/>
         </w:numPr>
       </w:pPr>
       <w:r>
         <w:t xml:space="preserve">Modifying a server-based CA (adding RAs) – </w:t>
       </w:r>
-      <w:hyperlink w:history="1" r:id="rId1jwgozj8kast2vaurssmc">
+      <w:hyperlink w:history="1" r:id="rIdmn2uc-mslvczsq0ljbylr">
         <w:r>
           <w:rPr>
             <w:rStyle w:val="Hyperlink"/>
@@ -40308,13 +40971,13 @@
         <w:pStyle w:val="ListParagraph"/>
         <w:numPr>
           <w:ilvl w:val="0"/>
-          <w:numId w:val="35"/>
+          <w:numId w:val="36"/>
         </w:numPr>
       </w:pPr>
       <w:r>
         <w:t xml:space="preserve">Administration roles in the Domino Directory ACL – </w:t>
       </w:r>
-      <w:hyperlink w:history="1" r:id="rIdprz1as361c4hfcebwaxlk">
+      <w:hyperlink w:history="1" r:id="rIdbfdmgtolqahwbmo1phnez">
         <w:r>
           <w:rPr>
             <w:rStyle w:val="Hyperlink"/>
@@ -40330,13 +40993,13 @@
         <w:pStyle w:val="ListParagraph"/>
         <w:numPr>
           <w:ilvl w:val="0"/>
-          <w:numId w:val="35"/>
+          <w:numId w:val="36"/>
         </w:numPr>
       </w:pPr>
       <w:r>
         <w:t xml:space="preserve">Configuring a database ACL (Manage ACL) – </w:t>
       </w:r>
-      <w:hyperlink w:history="1" r:id="rId2qewx3eozy7y7oi_qbq04">
+      <w:hyperlink w:history="1" r:id="rIdsp3wgsh9huqgonwmwkj_q">
         <w:r>
           <w:rPr>
             <w:rStyle w:val="Hyperlink"/>
@@ -40352,13 +41015,13 @@
         <w:pStyle w:val="ListParagraph"/>
         <w:numPr>
           <w:ilvl w:val="0"/>
-          <w:numId w:val="35"/>
+          <w:numId w:val="36"/>
         </w:numPr>
       </w:pPr>
       <w:r>
         <w:t xml:space="preserve">Creating a database from a template – </w:t>
       </w:r>
-      <w:hyperlink w:history="1" r:id="rIdpvgrf9syyt8b0xqmthax8">
+      <w:hyperlink w:history="1" r:id="rIdsjlvqfzb11psl7oil_pte">
         <w:r>
           <w:rPr>
             <w:rStyle w:val="Hyperlink"/>
@@ -40374,13 +41037,13 @@
         <w:pStyle w:val="ListParagraph"/>
         <w:numPr>
           <w:ilvl w:val="0"/>
-          <w:numId w:val="35"/>
+          <w:numId w:val="36"/>
         </w:numPr>
       </w:pPr>
       <w:r>
         <w:t xml:space="preserve">Script libraries (Designer) – </w:t>
       </w:r>
-      <w:hyperlink w:history="1" r:id="rIdzne1fn-eezi2ip2xwtugm">
+      <w:hyperlink w:history="1" r:id="rIdyhrk49c-kzqihki2cy44m">
         <w:r>
           <w:rPr>
             <w:rStyle w:val="Hyperlink"/>
@@ -40396,13 +41059,13 @@
         <w:pStyle w:val="ListParagraph"/>
         <w:numPr>
           <w:ilvl w:val="0"/>
-          <w:numId w:val="35"/>
+          <w:numId w:val="36"/>
         </w:numPr>
       </w:pPr>
       <w:r>
         <w:t xml:space="preserve">Creating an agent (Designer) – </w:t>
       </w:r>
-      <w:hyperlink w:history="1" r:id="rIdocdzxg6i4cenlke1edxxw">
+      <w:hyperlink w:history="1" r:id="rIdolrcxdi-z1ebszmtunwer">
         <w:r>
           <w:rPr>
             <w:rStyle w:val="Hyperlink"/>
@@ -40418,13 +41081,13 @@
         <w:pStyle w:val="ListParagraph"/>
         <w:numPr>
           <w:ilvl w:val="0"/>
-          <w:numId w:val="35"/>
+          <w:numId w:val="36"/>
         </w:numPr>
       </w:pPr>
       <w:r>
         <w:t xml:space="preserve">Naming agents: aliases '|' and cascading '\' – </w:t>
       </w:r>
-      <w:hyperlink w:history="1" r:id="rIdfhgwcazc3pvmrplfeilo_">
+      <w:hyperlink w:history="1" r:id="rIdw8cvqcymtcewhgq5e7u2q">
         <w:r>
           <w:rPr>
             <w:rStyle w:val="Hyperlink"/>
@@ -40440,13 +41103,13 @@
         <w:pStyle w:val="ListParagraph"/>
         <w:numPr>
           <w:ilvl w:val="0"/>
-          <w:numId w:val="35"/>
+          <w:numId w:val="36"/>
         </w:numPr>
       </w:pPr>
       <w:r>
         <w:t xml:space="preserve">Signing a database – </w:t>
       </w:r>
-      <w:hyperlink w:history="1" r:id="rIdymzqsgxftel4kuc3gztbn">
+      <w:hyperlink w:history="1" r:id="rIdzk9lcagjczetb_mmcnidu">
         <w:r>
           <w:rPr>
             <w:rStyle w:val="Hyperlink"/>
@@ -40462,13 +41125,13 @@
         <w:pStyle w:val="ListParagraph"/>
         <w:numPr>
           <w:ilvl w:val="0"/>
-          <w:numId w:val="35"/>
+          <w:numId w:val="36"/>
         </w:numPr>
       </w:pPr>
       <w:r>
         <w:t xml:space="preserve">Checking field values (Document Properties) – </w:t>
       </w:r>
-      <w:hyperlink w:history="1" r:id="rIdrp08upq0a7h8p7yxm6phy">
+      <w:hyperlink w:history="1" r:id="rIdbldeevkiyuyjkros_weo5">
         <w:r>
           <w:rPr>
             <w:rStyle w:val="Hyperlink"/>
@@ -40484,13 +41147,13 @@
         <w:pStyle w:val="ListParagraph"/>
         <w:numPr>
           <w:ilvl w:val="0"/>
-          <w:numId w:val="35"/>
+          <w:numId w:val="36"/>
         </w:numPr>
       </w:pPr>
       <w:r>
         <w:t xml:space="preserve">Execution Security Alert (ECL) – </w:t>
       </w:r>
-      <w:hyperlink w:history="1" r:id="rIdtyojzq_s8vqmucx_6hi7r">
+      <w:hyperlink w:history="1" r:id="rIdlmybobqdp4hnaksr-sjbi">
         <w:r>
           <w:rPr>
             <w:rStyle w:val="Hyperlink"/>
@@ -40947,7 +41610,7 @@
         <w:sz w:val="16"/>
         <w:szCs w:val="16"/>
       </w:rPr>
-      <w:t xml:space="preserve">HCL Confidential – Internal Use  |  v2.2</w:t>
+      <w:t xml:space="preserve">HCL Confidential – Internal Use  |  v2.3</w:t>
     </w:r>
     <w:r>
       <w:rPr>
@@ -41546,6 +42209,18 @@
       </w:pPr>
     </w:lvl>
   </w:abstractNum>
+  <w:abstractNum w:abstractNumId="36" w15:restartNumberingAfterBreak="0">
+    <w:multiLevelType w:val="hybridMultilevel"/>
+    <w:lvl w:ilvl="0" w15:tentative="1">
+      <w:start w:val="1"/>
+      <w:numFmt w:val="decimal"/>
+      <w:lvlText w:val="%1."/>
+      <w:lvlJc w:val="left"/>
+      <w:pPr>
+        <w:ind w:left="540" w:hanging="360"/>
+      </w:pPr>
+    </w:lvl>
+  </w:abstractNum>
   <w:num w:numId="1">
     <w:abstractNumId w:val="1"/>
     <w:lvlOverride w:ilvl="0">
@@ -41751,6 +42426,12 @@
     </w:lvlOverride>
   </w:num>
   <w:num w:numId="35">
+    <w:abstractNumId w:val="36"/>
+    <w:lvlOverride w:ilvl="0">
+      <w:startOverride w:val="1"/>
+    </w:lvlOverride>
+  </w:num>
+  <w:num w:numId="36">
     <w:abstractNumId w:val="2"/>
     <w:lvlOverride w:ilvl="0">
       <w:startOverride w:val="1"/>

--- a/docs/BulkReg_Admin_Guide.docx
+++ b/docs/BulkReg_Admin_Guide.docx
@@ -170,7 +170,7 @@
                 <w:sz w:val="20"/>
                 <w:szCs w:val="20"/>
               </w:rPr>
-              <w:t xml:space="preserve">Version 2.3  |  October 2026  |  Draft for review</w:t>
+              <w:t xml:space="preserve">Version 2.4  |  October 2026  |  Draft for review</w:t>
             </w:r>
           </w:p>
           <w:p>
@@ -482,7 +482,7 @@
                 <w:sz w:val="19"/>
                 <w:szCs w:val="19"/>
               </w:rPr>
-              <w:t xml:space="preserve">2.3 (Draft for review)</w:t>
+              <w:t xml:space="preserve">2.4 (Draft for review)</w:t>
             </w:r>
           </w:p>
         </w:tc>
@@ -766,7 +766,7 @@
                 <w:sz w:val="19"/>
                 <w:szCs w:val="19"/>
               </w:rPr>
-              <w:t xml:space="preserve">BulkReg 1.4.0: BulkRegCommon library, 5 agents, config templates, optional PowerShell helper, Audit Viewer</w:t>
+              <w:t xml:space="preserve">BulkReg 1.5.0: BulkRegCommon library, 5 agents, config templates, optional PowerShell helper, Audit Viewer</w:t>
             </w:r>
           </w:p>
         </w:tc>
@@ -972,7 +972,7 @@
                 <w:sz w:val="19"/>
                 <w:szCs w:val="19"/>
               </w:rPr>
-              <w:t xml:space="preserve">2.3</w:t>
+              <w:t xml:space="preserve">2.4</w:t>
             </w:r>
           </w:p>
         </w:tc>
@@ -998,6 +998,13 @@
             <w:pPr>
               <w:spacing w:after="0" w:before="0"/>
             </w:pPr>
+            <w:r>
+              <w:rPr>
+                <w:sz w:val="19"/>
+                <w:szCs w:val="19"/>
+              </w:rPr>
+              <w:t xml:space="preserve">Mail file </w:t>
+            </w:r>
             <w:r>
               <w:rPr>
                 <w:b/>
@@ -1005,14 +1012,46 @@
                 <w:sz w:val="19"/>
                 <w:szCs w:val="19"/>
               </w:rPr>
-              <w:t xml:space="preserve">Every registered user now gets a Domino mail file</w:t>
-            </w:r>
-            <w:r>
-              <w:rPr>
-                <w:sz w:val="19"/>
-                <w:szCs w:val="19"/>
-              </w:rPr>
-              <w:t xml:space="preserve"> on the home server (MailFile column in the batch, reviewable). CreateMailDb / PreserveMailSystem removed. Mail file settings (folder, template, ACL manager, quota, full-text index), existence checks before and after registration, and mail file status in Verify.</w:t>
+              <w:t xml:space="preserve">naming = last name</w:t>
+            </w:r>
+            <w:r>
+              <w:rPr>
+                <w:sz w:val="19"/>
+                <w:szCs w:val="19"/>
+              </w:rPr>
+              <w:t xml:space="preserve"> (configurable), </w:t>
+            </w:r>
+            <w:r>
+              <w:rPr>
+                <w:b/>
+                <w:bCs/>
+                <w:sz w:val="19"/>
+                <w:szCs w:val="19"/>
+              </w:rPr>
+              <w:t xml:space="preserve">uniqueness</w:t>
+            </w:r>
+            <w:r>
+              <w:rPr>
+                <w:sz w:val="19"/>
+                <w:szCs w:val="19"/>
+              </w:rPr>
+              <w:t xml:space="preserve"> checked against all mail folders on the home server, Person documents, open batches and the batch itself (clash → smith2.nsf or ERROR), </w:t>
+            </w:r>
+            <w:r>
+              <w:rPr>
+                <w:b/>
+                <w:bCs/>
+                <w:sz w:val="19"/>
+                <w:szCs w:val="19"/>
+              </w:rPr>
+              <w:t xml:space="preserve">numbered folders</w:t>
+            </w:r>
+            <w:r>
+              <w:rPr>
+                <w:sz w:val="19"/>
+                <w:szCs w:val="19"/>
+              </w:rPr>
+              <w:t xml:space="preserve"> mail1, mail2… with max 1000 mail files each. MailFileNote recorded in batch file, summary, results and audit.</w:t>
             </w:r>
           </w:p>
         </w:tc>
@@ -1048,7 +1087,7 @@
                 <w:sz w:val="19"/>
                 <w:szCs w:val="19"/>
               </w:rPr>
-              <w:t xml:space="preserve">2.1</w:t>
+              <w:t xml:space="preserve">2.3</w:t>
             </w:r>
           </w:p>
         </w:tc>
@@ -1074,13 +1113,6 @@
             <w:pPr>
               <w:spacing w:after="0" w:before="0"/>
             </w:pPr>
-            <w:r>
-              <w:rPr>
-                <w:sz w:val="19"/>
-                <w:szCs w:val="19"/>
-              </w:rPr>
-              <w:t xml:space="preserve">Name formats: servers in canonical (CN=DominoADMail/O=Demo) or abbreviated (DominoADMail/Demo) form, both accepted by the code. </w:t>
-            </w:r>
             <w:r>
               <w:rPr>
                 <w:b/>
@@ -1088,30 +1120,14 @@
                 <w:sz w:val="19"/>
                 <w:szCs w:val="19"/>
               </w:rPr>
-              <w:t xml:space="preserve">Organizational policies</w:t>
-            </w:r>
-            <w:r>
-              <w:rPr>
-                <w:sz w:val="19"/>
-                <w:szCs w:val="19"/>
-              </w:rPr>
-              <w:t xml:space="preserve"> (</w:t>
-            </w:r>
-            <w:r>
-              <w:rPr>
-                <w:i/>
-                <w:iCs/>
-                <w:sz w:val="19"/>
-                <w:szCs w:val="19"/>
-              </w:rPr>
-              <w:t xml:space="preserve">/Demo, </w:t>
-            </w:r>
-            <w:r>
-              <w:rPr>
-                <w:sz w:val="19"/>
-                <w:szCs w:val="19"/>
-              </w:rPr>
-              <w:t xml:space="preserve">/Sales/Demo) supported alongside explicit policies (B8 Option B, OrgPolicyAssignsVault, '-' in the mapping). Consistent 'Demo' examples.</w:t>
+              <w:t xml:space="preserve">Every registered user now gets a Domino mail file</w:t>
+            </w:r>
+            <w:r>
+              <w:rPr>
+                <w:sz w:val="19"/>
+                <w:szCs w:val="19"/>
+              </w:rPr>
+              <w:t xml:space="preserve"> on the home server (MailFile column in the batch, reviewable). CreateMailDb / PreserveMailSystem removed. Mail file settings (folder, template, ACL manager, quota, full-text index), existence checks before and after registration, and mail file status in Verify.</w:t>
             </w:r>
           </w:p>
         </w:tc>
@@ -1147,6 +1163,105 @@
                 <w:sz w:val="19"/>
                 <w:szCs w:val="19"/>
               </w:rPr>
+              <w:t xml:space="preserve">2.1</w:t>
+            </w:r>
+          </w:p>
+        </w:tc>
+        <w:tc>
+          <w:tcPr>
+            <w:tcW w:type="dxa" w:w="8403"/>
+            <w:tcBorders>
+              <w:top w:val="single" w:color="DCE6F0" w:sz="4"/>
+              <w:left w:val="single" w:color="DCE6F0" w:sz="4"/>
+              <w:bottom w:val="single" w:color="DCE6F0" w:sz="4"/>
+              <w:right w:val="single" w:color="DCE6F0" w:sz="4"/>
+            </w:tcBorders>
+            <w:shd w:fill="F7F7FC" w:color="auto" w:val="clear"/>
+            <w:tcMar>
+              <w:top w:type="dxa" w:w="60"/>
+              <w:left w:type="dxa" w:w="100"/>
+              <w:bottom w:type="dxa" w:w="60"/>
+              <w:right w:type="dxa" w:w="100"/>
+            </w:tcMar>
+            <w:vAlign w:val="top"/>
+          </w:tcPr>
+          <w:p>
+            <w:pPr>
+              <w:spacing w:after="0" w:before="0"/>
+            </w:pPr>
+            <w:r>
+              <w:rPr>
+                <w:sz w:val="19"/>
+                <w:szCs w:val="19"/>
+              </w:rPr>
+              <w:t xml:space="preserve">Name formats: servers in canonical (CN=DominoADMail/O=Demo) or abbreviated (DominoADMail/Demo) form, both accepted by the code. </w:t>
+            </w:r>
+            <w:r>
+              <w:rPr>
+                <w:b/>
+                <w:bCs/>
+                <w:sz w:val="19"/>
+                <w:szCs w:val="19"/>
+              </w:rPr>
+              <w:t xml:space="preserve">Organizational policies</w:t>
+            </w:r>
+            <w:r>
+              <w:rPr>
+                <w:sz w:val="19"/>
+                <w:szCs w:val="19"/>
+              </w:rPr>
+              <w:t xml:space="preserve"> (</w:t>
+            </w:r>
+            <w:r>
+              <w:rPr>
+                <w:i/>
+                <w:iCs/>
+                <w:sz w:val="19"/>
+                <w:szCs w:val="19"/>
+              </w:rPr>
+              <w:t xml:space="preserve">/Demo, </w:t>
+            </w:r>
+            <w:r>
+              <w:rPr>
+                <w:sz w:val="19"/>
+                <w:szCs w:val="19"/>
+              </w:rPr>
+              <w:t xml:space="preserve">/Sales/Demo) supported alongside explicit policies (B8 Option B, OrgPolicyAssignsVault, '-' in the mapping). Consistent 'Demo' examples.</w:t>
+            </w:r>
+          </w:p>
+        </w:tc>
+      </w:tr>
+      <w:tr>
+        <w:trPr>
+          <w:cantSplit/>
+        </w:trPr>
+        <w:tc>
+          <w:tcPr>
+            <w:tcW w:type="dxa" w:w="1235"/>
+            <w:tcBorders>
+              <w:top w:val="single" w:color="DCE6F0" w:sz="4"/>
+              <w:left w:val="single" w:color="DCE6F0" w:sz="4"/>
+              <w:bottom w:val="single" w:color="DCE6F0" w:sz="4"/>
+              <w:right w:val="single" w:color="DCE6F0" w:sz="4"/>
+            </w:tcBorders>
+            <w:shd w:fill="FFFFFF" w:color="auto" w:val="clear"/>
+            <w:tcMar>
+              <w:top w:type="dxa" w:w="60"/>
+              <w:left w:type="dxa" w:w="100"/>
+              <w:bottom w:type="dxa" w:w="60"/>
+              <w:right w:type="dxa" w:w="100"/>
+            </w:tcMar>
+            <w:vAlign w:val="top"/>
+          </w:tcPr>
+          <w:p>
+            <w:pPr>
+              <w:spacing w:after="0" w:before="0"/>
+            </w:pPr>
+            <w:r>
+              <w:rPr>
+                <w:sz w:val="19"/>
+                <w:szCs w:val="19"/>
+              </w:rPr>
               <w:t xml:space="preserve">2.0</w:t>
             </w:r>
           </w:p>
@@ -1160,7 +1275,7 @@
               <w:bottom w:val="single" w:color="DCE6F0" w:sz="4"/>
               <w:right w:val="single" w:color="DCE6F0" w:sz="4"/>
             </w:tcBorders>
-            <w:shd w:fill="F7F7FC" w:color="auto" w:val="clear"/>
+            <w:shd w:fill="FFFFFF" w:color="auto" w:val="clear"/>
             <w:tcMar>
               <w:top w:type="dxa" w:w="60"/>
               <w:left w:type="dxa" w:w="100"/>
@@ -8906,7 +9021,7 @@
                 <w:sz w:val="19"/>
                 <w:szCs w:val="19"/>
               </w:rPr>
-              <w:t xml:space="preserve">Mail file folder on the home servers, and naming</w:t>
+              <w:t xml:space="preserve">Mail file naming and folders (D3a)</w:t>
             </w:r>
           </w:p>
         </w:tc>
@@ -8937,7 +9052,7 @@
                 <w:sz w:val="19"/>
                 <w:szCs w:val="19"/>
               </w:rPr>
-              <w:t xml:space="preserve">mail → mail\jsmith.nsf</w:t>
+              <w:t xml:space="preserve">last name; mail1, mail2 … max 1000 each → mail1\smith.nsf</w:t>
             </w:r>
           </w:p>
         </w:tc>
@@ -16129,7 +16244,7 @@
                 <w:sz w:val="19"/>
                 <w:szCs w:val="19"/>
               </w:rPr>
-              <w:t xml:space="preserve">MailFileDir</w:t>
+              <w:t xml:space="preserve">MailFileNaming</w:t>
             </w:r>
           </w:p>
         </w:tc>
@@ -16155,13 +16270,6 @@
             <w:pPr>
               <w:spacing w:after="0" w:before="0"/>
             </w:pPr>
-            <w:r>
-              <w:rPr>
-                <w:sz w:val="19"/>
-                <w:szCs w:val="19"/>
-              </w:rPr>
-              <w:t xml:space="preserve">Folder for mail files on the home servers, normally </w:t>
-            </w:r>
             <w:r>
               <w:rPr>
                 <w:rFonts w:ascii="Consolas" w:cs="Consolas" w:eastAsia="Consolas" w:hAnsi="Consolas"/>
@@ -16169,7 +16277,317 @@
                 <w:sz w:val="18"/>
                 <w:szCs w:val="18"/>
               </w:rPr>
+              <w:t xml:space="preserve">LASTNAME</w:t>
+            </w:r>
+            <w:r>
+              <w:rPr>
+                <w:sz w:val="19"/>
+                <w:szCs w:val="19"/>
+              </w:rPr>
+              <w:t xml:space="preserve"> (smith.nsf), </w:t>
+            </w:r>
+            <w:r>
+              <w:rPr>
+                <w:rFonts w:ascii="Consolas" w:cs="Consolas" w:eastAsia="Consolas" w:hAnsi="Consolas"/>
+                <w:color w:val="0F5FDC"/>
+                <w:sz w:val="18"/>
+                <w:szCs w:val="18"/>
+              </w:rPr>
+              <w:t xml:space="preserve">FIRSTINITIAL_LASTNAME</w:t>
+            </w:r>
+            <w:r>
+              <w:rPr>
+                <w:sz w:val="19"/>
+                <w:szCs w:val="19"/>
+              </w:rPr>
+              <w:t xml:space="preserve"> (jsmith.nsf) or </w:t>
+            </w:r>
+            <w:r>
+              <w:rPr>
+                <w:rFonts w:ascii="Consolas" w:cs="Consolas" w:eastAsia="Consolas" w:hAnsi="Consolas"/>
+                <w:color w:val="0F5FDC"/>
+                <w:sz w:val="18"/>
+                <w:szCs w:val="18"/>
+              </w:rPr>
+              <w:t xml:space="preserve">SHORTNAME</w:t>
+            </w:r>
+          </w:p>
+        </w:tc>
+        <w:tc>
+          <w:tcPr>
+            <w:tcW w:type="dxa" w:w="2019"/>
+            <w:tcBorders>
+              <w:top w:val="single" w:color="DCE6F0" w:sz="4"/>
+              <w:left w:val="single" w:color="DCE6F0" w:sz="4"/>
+              <w:bottom w:val="single" w:color="DCE6F0" w:sz="4"/>
+              <w:right w:val="single" w:color="DCE6F0" w:sz="4"/>
+            </w:tcBorders>
+            <w:shd w:fill="FFFFFF" w:color="auto" w:val="clear"/>
+            <w:tcMar>
+              <w:top w:type="dxa" w:w="60"/>
+              <w:left w:type="dxa" w:w="100"/>
+              <w:bottom w:type="dxa" w:w="60"/>
+              <w:right w:type="dxa" w:w="100"/>
+            </w:tcMar>
+            <w:vAlign w:val="top"/>
+          </w:tcPr>
+          <w:p>
+            <w:pPr>
+              <w:spacing w:after="0" w:before="0"/>
+            </w:pPr>
+            <w:r>
+              <w:rPr>
+                <w:sz w:val="19"/>
+                <w:szCs w:val="19"/>
+              </w:rPr>
+              <w:t xml:space="preserve">Worksheet 11a</w:t>
+            </w:r>
+          </w:p>
+        </w:tc>
+      </w:tr>
+      <w:tr>
+        <w:trPr>
+          <w:cantSplit/>
+        </w:trPr>
+        <w:tc>
+          <w:tcPr>
+            <w:tcW w:type="dxa" w:w="2368"/>
+            <w:tcBorders>
+              <w:top w:val="single" w:color="DCE6F0" w:sz="4"/>
+              <w:left w:val="single" w:color="DCE6F0" w:sz="4"/>
+              <w:bottom w:val="single" w:color="DCE6F0" w:sz="4"/>
+              <w:right w:val="single" w:color="DCE6F0" w:sz="4"/>
+            </w:tcBorders>
+            <w:shd w:fill="F7F7FC" w:color="auto" w:val="clear"/>
+            <w:tcMar>
+              <w:top w:type="dxa" w:w="60"/>
+              <w:left w:type="dxa" w:w="100"/>
+              <w:bottom w:type="dxa" w:w="60"/>
+              <w:right w:type="dxa" w:w="100"/>
+            </w:tcMar>
+            <w:vAlign w:val="top"/>
+          </w:tcPr>
+          <w:p>
+            <w:pPr>
+              <w:spacing w:after="0" w:before="0"/>
+            </w:pPr>
+            <w:r>
+              <w:rPr>
+                <w:sz w:val="19"/>
+                <w:szCs w:val="19"/>
+              </w:rPr>
+              <w:t xml:space="preserve">MailFileCollision</w:t>
+            </w:r>
+          </w:p>
+        </w:tc>
+        <w:tc>
+          <w:tcPr>
+            <w:tcW w:type="dxa" w:w="5251"/>
+            <w:tcBorders>
+              <w:top w:val="single" w:color="DCE6F0" w:sz="4"/>
+              <w:left w:val="single" w:color="DCE6F0" w:sz="4"/>
+              <w:bottom w:val="single" w:color="DCE6F0" w:sz="4"/>
+              <w:right w:val="single" w:color="DCE6F0" w:sz="4"/>
+            </w:tcBorders>
+            <w:shd w:fill="F7F7FC" w:color="auto" w:val="clear"/>
+            <w:tcMar>
+              <w:top w:type="dxa" w:w="60"/>
+              <w:left w:type="dxa" w:w="100"/>
+              <w:bottom w:type="dxa" w:w="60"/>
+              <w:right w:type="dxa" w:w="100"/>
+            </w:tcMar>
+            <w:vAlign w:val="top"/>
+          </w:tcPr>
+          <w:p>
+            <w:pPr>
+              <w:spacing w:after="0" w:before="0"/>
+            </w:pPr>
+            <w:r>
+              <w:rPr>
+                <w:rFonts w:ascii="Consolas" w:cs="Consolas" w:eastAsia="Consolas" w:hAnsi="Consolas"/>
+                <w:color w:val="0F5FDC"/>
+                <w:sz w:val="18"/>
+                <w:szCs w:val="18"/>
+              </w:rPr>
+              <w:t xml:space="preserve">SUFFIX</w:t>
+            </w:r>
+            <w:r>
+              <w:rPr>
+                <w:sz w:val="19"/>
+                <w:szCs w:val="19"/>
+              </w:rPr>
+              <w:t xml:space="preserve"> (smith2.nsf …) or </w:t>
+            </w:r>
+            <w:r>
+              <w:rPr>
+                <w:rFonts w:ascii="Consolas" w:cs="Consolas" w:eastAsia="Consolas" w:hAnsi="Consolas"/>
+                <w:color w:val="0F5FDC"/>
+                <w:sz w:val="18"/>
+                <w:szCs w:val="18"/>
+              </w:rPr>
+              <w:t xml:space="preserve">ERROR</w:t>
+            </w:r>
+            <w:r>
+              <w:rPr>
+                <w:sz w:val="19"/>
+                <w:szCs w:val="19"/>
+              </w:rPr>
+              <w:t xml:space="preserve"> (row excluded)</w:t>
+            </w:r>
+          </w:p>
+        </w:tc>
+        <w:tc>
+          <w:tcPr>
+            <w:tcW w:type="dxa" w:w="2019"/>
+            <w:tcBorders>
+              <w:top w:val="single" w:color="DCE6F0" w:sz="4"/>
+              <w:left w:val="single" w:color="DCE6F0" w:sz="4"/>
+              <w:bottom w:val="single" w:color="DCE6F0" w:sz="4"/>
+              <w:right w:val="single" w:color="DCE6F0" w:sz="4"/>
+            </w:tcBorders>
+            <w:shd w:fill="F7F7FC" w:color="auto" w:val="clear"/>
+            <w:tcMar>
+              <w:top w:type="dxa" w:w="60"/>
+              <w:left w:type="dxa" w:w="100"/>
+              <w:bottom w:type="dxa" w:w="60"/>
+              <w:right w:type="dxa" w:w="100"/>
+            </w:tcMar>
+            <w:vAlign w:val="top"/>
+          </w:tcPr>
+          <w:p>
+            <w:pPr>
+              <w:spacing w:after="0" w:before="0"/>
+            </w:pPr>
+            <w:r>
+              <w:rPr>
+                <w:sz w:val="19"/>
+                <w:szCs w:val="19"/>
+              </w:rPr>
+              <w:t xml:space="preserve">Worksheet 11a</w:t>
+            </w:r>
+          </w:p>
+        </w:tc>
+      </w:tr>
+      <w:tr>
+        <w:trPr>
+          <w:cantSplit/>
+        </w:trPr>
+        <w:tc>
+          <w:tcPr>
+            <w:tcW w:type="dxa" w:w="2368"/>
+            <w:tcBorders>
+              <w:top w:val="single" w:color="DCE6F0" w:sz="4"/>
+              <w:left w:val="single" w:color="DCE6F0" w:sz="4"/>
+              <w:bottom w:val="single" w:color="DCE6F0" w:sz="4"/>
+              <w:right w:val="single" w:color="DCE6F0" w:sz="4"/>
+            </w:tcBorders>
+            <w:shd w:fill="FFFFFF" w:color="auto" w:val="clear"/>
+            <w:tcMar>
+              <w:top w:type="dxa" w:w="60"/>
+              <w:left w:type="dxa" w:w="100"/>
+              <w:bottom w:type="dxa" w:w="60"/>
+              <w:right w:type="dxa" w:w="100"/>
+            </w:tcMar>
+            <w:vAlign w:val="top"/>
+          </w:tcPr>
+          <w:p>
+            <w:pPr>
+              <w:spacing w:after="0" w:before="0"/>
+            </w:pPr>
+            <w:r>
+              <w:rPr>
+                <w:sz w:val="19"/>
+                <w:szCs w:val="19"/>
+              </w:rPr>
+              <w:t xml:space="preserve">MailFolderMode / MailFolderPrefix / MailFilesPerFolder</w:t>
+            </w:r>
+          </w:p>
+        </w:tc>
+        <w:tc>
+          <w:tcPr>
+            <w:tcW w:type="dxa" w:w="5251"/>
+            <w:tcBorders>
+              <w:top w:val="single" w:color="DCE6F0" w:sz="4"/>
+              <w:left w:val="single" w:color="DCE6F0" w:sz="4"/>
+              <w:bottom w:val="single" w:color="DCE6F0" w:sz="4"/>
+              <w:right w:val="single" w:color="DCE6F0" w:sz="4"/>
+            </w:tcBorders>
+            <w:shd w:fill="FFFFFF" w:color="auto" w:val="clear"/>
+            <w:tcMar>
+              <w:top w:type="dxa" w:w="60"/>
+              <w:left w:type="dxa" w:w="100"/>
+              <w:bottom w:type="dxa" w:w="60"/>
+              <w:right w:type="dxa" w:w="100"/>
+            </w:tcMar>
+            <w:vAlign w:val="top"/>
+          </w:tcPr>
+          <w:p>
+            <w:pPr>
+              <w:spacing w:after="0" w:before="0"/>
+            </w:pPr>
+            <w:r>
+              <w:rPr>
+                <w:rFonts w:ascii="Consolas" w:cs="Consolas" w:eastAsia="Consolas" w:hAnsi="Consolas"/>
+                <w:color w:val="0F5FDC"/>
+                <w:sz w:val="18"/>
+                <w:szCs w:val="18"/>
+              </w:rPr>
+              <w:t xml:space="preserve">NUMBERED</w:t>
+            </w:r>
+            <w:r>
+              <w:rPr>
+                <w:sz w:val="19"/>
+                <w:szCs w:val="19"/>
+              </w:rPr>
+              <w:t xml:space="preserve"> / </w:t>
+            </w:r>
+            <w:r>
+              <w:rPr>
+                <w:rFonts w:ascii="Consolas" w:cs="Consolas" w:eastAsia="Consolas" w:hAnsi="Consolas"/>
+                <w:color w:val="0F5FDC"/>
+                <w:sz w:val="18"/>
+                <w:szCs w:val="18"/>
+              </w:rPr>
               <w:t xml:space="preserve">mail</w:t>
+            </w:r>
+            <w:r>
+              <w:rPr>
+                <w:sz w:val="19"/>
+                <w:szCs w:val="19"/>
+              </w:rPr>
+              <w:t xml:space="preserve"> / </w:t>
+            </w:r>
+            <w:r>
+              <w:rPr>
+                <w:rFonts w:ascii="Consolas" w:cs="Consolas" w:eastAsia="Consolas" w:hAnsi="Consolas"/>
+                <w:color w:val="0F5FDC"/>
+                <w:sz w:val="18"/>
+                <w:szCs w:val="18"/>
+              </w:rPr>
+              <w:t xml:space="preserve">1000</w:t>
+            </w:r>
+            <w:r>
+              <w:rPr>
+                <w:sz w:val="19"/>
+                <w:szCs w:val="19"/>
+              </w:rPr>
+              <w:t xml:space="preserve"> → mail1, mail2 … (or </w:t>
+            </w:r>
+            <w:r>
+              <w:rPr>
+                <w:rFonts w:ascii="Consolas" w:cs="Consolas" w:eastAsia="Consolas" w:hAnsi="Consolas"/>
+                <w:color w:val="0F5FDC"/>
+                <w:sz w:val="18"/>
+                <w:szCs w:val="18"/>
+              </w:rPr>
+              <w:t xml:space="preserve">SINGLE</w:t>
+            </w:r>
+            <w:r>
+              <w:rPr>
+                <w:sz w:val="19"/>
+                <w:szCs w:val="19"/>
+              </w:rPr>
+              <w:t xml:space="preserve"> with MailFileDir)</w:t>
             </w:r>
           </w:p>
         </w:tc>
@@ -22094,7 +22512,7 @@
         <w:t xml:space="preserve">per home server</w:t>
       </w:r>
       <w:r>
-        <w:t xml:space="preserve"> and </w:t>
+        <w:t xml:space="preserve">, </w:t>
       </w:r>
       <w:r>
         <w:rPr>
@@ -22104,7 +22522,39 @@
         <w:t xml:space="preserve">per policy</w:t>
       </w:r>
       <w:r>
-        <w:t xml:space="preserve">.</w:t>
+        <w:t xml:space="preserve">, the </w:t>
+      </w:r>
+      <w:r>
+        <w:rPr>
+          <w:b/>
+          <w:bCs/>
+        </w:rPr>
+        <w:t xml:space="preserve">new mail files per server and folder</w:t>
+      </w:r>
+      <w:r>
+        <w:t xml:space="preserve">, and the </w:t>
+      </w:r>
+      <w:r>
+        <w:rPr>
+          <w:b/>
+          <w:bCs/>
+        </w:rPr>
+        <w:t xml:space="preserve">folder fill</w:t>
+      </w:r>
+      <w:r>
+        <w:t xml:space="preserve"> (for example </w:t>
+      </w:r>
+      <w:r>
+        <w:rPr>
+          <w:rFonts w:ascii="Consolas" w:cs="Consolas" w:eastAsia="Consolas" w:hAnsi="Consolas"/>
+          <w:color w:val="0F5FDC"/>
+          <w:sz w:val="20"/>
+          <w:szCs w:val="20"/>
+        </w:rPr>
+        <w:t xml:space="preserve">dominoadmail/demo : mail2 : 412</w:t>
+      </w:r>
+      <w:r>
+        <w:t xml:space="preserve">).</w:t>
       </w:r>
     </w:p>
     <w:tbl>
@@ -22829,7 +23279,7 @@
                 <w:sz w:val="19"/>
                 <w:szCs w:val="19"/>
               </w:rPr>
-              <w:t xml:space="preserve">Right mail file name</w:t>
+              <w:t xml:space="preserve">Right mail file name and folder</w:t>
             </w:r>
           </w:p>
         </w:tc>
@@ -22860,7 +23310,7 @@
                 <w:sz w:val="19"/>
                 <w:szCs w:val="19"/>
               </w:rPr>
-              <w:t xml:space="preserve">Read MailFile, for example </w:t>
+              <w:t xml:space="preserve">Read MailFile (e.g. </w:t>
             </w:r>
             <w:r>
               <w:rPr>
@@ -22869,14 +23319,30 @@
                 <w:sz w:val="18"/>
                 <w:szCs w:val="18"/>
               </w:rPr>
-              <w:t xml:space="preserve">mail\jsmith.nsf</w:t>
-            </w:r>
-            <w:r>
-              <w:rPr>
-                <w:sz w:val="19"/>
-                <w:szCs w:val="19"/>
-              </w:rPr>
-              <w:t xml:space="preserve">. Rows whose mail file already exists are marked ERROR.</w:t>
+              <w:t xml:space="preserve">mail2\smith.nsf</w:t>
+            </w:r>
+            <w:r>
+              <w:rPr>
+                <w:sz w:val="19"/>
+                <w:szCs w:val="19"/>
+              </w:rPr>
+              <w:t xml:space="preserve">) and MailFileNote (why: naming rule, renamed because the name was taken, folder fill). Renamed rows show </w:t>
+            </w:r>
+            <w:r>
+              <w:rPr>
+                <w:b/>
+                <w:bCs/>
+                <w:sz w:val="19"/>
+                <w:szCs w:val="19"/>
+              </w:rPr>
+              <w:t xml:space="preserve">WARN: mail file renamed</w:t>
+            </w:r>
+            <w:r>
+              <w:rPr>
+                <w:sz w:val="19"/>
+                <w:szCs w:val="19"/>
+              </w:rPr>
+              <w:t xml:space="preserve">.</w:t>
             </w:r>
           </w:p>
         </w:tc>
@@ -22907,16 +23373,7 @@
                 <w:sz w:val="19"/>
                 <w:szCs w:val="19"/>
               </w:rPr>
-              <w:t xml:space="preserve">Edit MailFile, for example </w:t>
-            </w:r>
-            <w:r>
-              <w:rPr>
-                <w:rFonts w:ascii="Consolas" w:cs="Consolas" w:eastAsia="Consolas" w:hAnsi="Consolas"/>
-                <w:color w:val="0F5FDC"/>
-                <w:sz w:val="18"/>
-                <w:szCs w:val="18"/>
-              </w:rPr>
-              <w:t xml:space="preserve">mail\jsmith2.nsf</w:t>
+              <w:t xml:space="preserve">Accept, or edit MailFile to a free name in a mail folder (Register Batch re-checks it)</w:t>
             </w:r>
           </w:p>
         </w:tc>
@@ -28497,7 +28954,7 @@
                 <w:sz w:val="19"/>
                 <w:szCs w:val="19"/>
               </w:rPr>
-              <w:t xml:space="preserve">HomeServer, MailFile, OrgUnit, Policy, Groups, VaultServer</w:t>
+              <w:t xml:space="preserve">MailFileNote</w:t>
             </w:r>
           </w:p>
         </w:tc>
@@ -28525,12 +28982,10 @@
             </w:pPr>
             <w:r>
               <w:rPr>
-                <w:b/>
-                <w:bCs/>
-                <w:sz w:val="19"/>
-                <w:szCs w:val="19"/>
-              </w:rPr>
-              <w:t xml:space="preserve">Yes</w:t>
+                <w:sz w:val="19"/>
+                <w:szCs w:val="19"/>
+              </w:rPr>
+              <w:t xml:space="preserve">No</w:t>
             </w:r>
           </w:p>
         </w:tc>
@@ -28561,7 +29016,7 @@
                 <w:sz w:val="19"/>
                 <w:szCs w:val="19"/>
               </w:rPr>
-              <w:t xml:space="preserve">Values used for registration (MailFile is relative to the server data directory, e.g. mail\jsmith.nsf)</w:t>
+              <w:t xml:space="preserve">How the mail file name and folder were chosen</w:t>
             </w:r>
           </w:p>
         </w:tc>
@@ -28597,6 +29052,106 @@
                 <w:sz w:val="19"/>
                 <w:szCs w:val="19"/>
               </w:rPr>
+              <w:t xml:space="preserve">HomeServer, MailFile, OrgUnit, Policy, Groups, VaultServer</w:t>
+            </w:r>
+          </w:p>
+        </w:tc>
+        <w:tc>
+          <w:tcPr>
+            <w:tcW w:type="dxa" w:w="1544"/>
+            <w:tcBorders>
+              <w:top w:val="single" w:color="DCE6F0" w:sz="4"/>
+              <w:left w:val="single" w:color="DCE6F0" w:sz="4"/>
+              <w:bottom w:val="single" w:color="DCE6F0" w:sz="4"/>
+              <w:right w:val="single" w:color="DCE6F0" w:sz="4"/>
+            </w:tcBorders>
+            <w:shd w:fill="F7F7FC" w:color="auto" w:val="clear"/>
+            <w:tcMar>
+              <w:top w:type="dxa" w:w="60"/>
+              <w:left w:type="dxa" w:w="100"/>
+              <w:bottom w:type="dxa" w:w="60"/>
+              <w:right w:type="dxa" w:w="100"/>
+            </w:tcMar>
+            <w:vAlign w:val="top"/>
+          </w:tcPr>
+          <w:p>
+            <w:pPr>
+              <w:spacing w:after="0" w:before="0"/>
+            </w:pPr>
+            <w:r>
+              <w:rPr>
+                <w:b/>
+                <w:bCs/>
+                <w:sz w:val="19"/>
+                <w:szCs w:val="19"/>
+              </w:rPr>
+              <w:t xml:space="preserve">Yes</w:t>
+            </w:r>
+          </w:p>
+        </w:tc>
+        <w:tc>
+          <w:tcPr>
+            <w:tcW w:type="dxa" w:w="4079"/>
+            <w:tcBorders>
+              <w:top w:val="single" w:color="DCE6F0" w:sz="4"/>
+              <w:left w:val="single" w:color="DCE6F0" w:sz="4"/>
+              <w:bottom w:val="single" w:color="DCE6F0" w:sz="4"/>
+              <w:right w:val="single" w:color="DCE6F0" w:sz="4"/>
+            </w:tcBorders>
+            <w:shd w:fill="F7F7FC" w:color="auto" w:val="clear"/>
+            <w:tcMar>
+              <w:top w:type="dxa" w:w="60"/>
+              <w:left w:type="dxa" w:w="100"/>
+              <w:bottom w:type="dxa" w:w="60"/>
+              <w:right w:type="dxa" w:w="100"/>
+            </w:tcMar>
+            <w:vAlign w:val="top"/>
+          </w:tcPr>
+          <w:p>
+            <w:pPr>
+              <w:spacing w:after="0" w:before="0"/>
+            </w:pPr>
+            <w:r>
+              <w:rPr>
+                <w:sz w:val="19"/>
+                <w:szCs w:val="19"/>
+              </w:rPr>
+              <w:t xml:space="preserve">Values used for registration (MailFile is relative to the server data directory, e.g. mail\jsmith.nsf)</w:t>
+            </w:r>
+          </w:p>
+        </w:tc>
+      </w:tr>
+      <w:tr>
+        <w:trPr>
+          <w:cantSplit/>
+        </w:trPr>
+        <w:tc>
+          <w:tcPr>
+            <w:tcW w:type="dxa" w:w="4015"/>
+            <w:tcBorders>
+              <w:top w:val="single" w:color="DCE6F0" w:sz="4"/>
+              <w:left w:val="single" w:color="DCE6F0" w:sz="4"/>
+              <w:bottom w:val="single" w:color="DCE6F0" w:sz="4"/>
+              <w:right w:val="single" w:color="DCE6F0" w:sz="4"/>
+            </w:tcBorders>
+            <w:shd w:fill="FFFFFF" w:color="auto" w:val="clear"/>
+            <w:tcMar>
+              <w:top w:type="dxa" w:w="60"/>
+              <w:left w:type="dxa" w:w="100"/>
+              <w:bottom w:type="dxa" w:w="60"/>
+              <w:right w:type="dxa" w:w="100"/>
+            </w:tcMar>
+            <w:vAlign w:val="top"/>
+          </w:tcPr>
+          <w:p>
+            <w:pPr>
+              <w:spacing w:after="0" w:before="0"/>
+            </w:pPr>
+            <w:r>
+              <w:rPr>
+                <w:sz w:val="19"/>
+                <w:szCs w:val="19"/>
+              </w:rPr>
               <w:t xml:space="preserve">MapRule, Check, Issues</w:t>
             </w:r>
           </w:p>
@@ -28610,7 +29165,7 @@
               <w:bottom w:val="single" w:color="DCE6F0" w:sz="4"/>
               <w:right w:val="single" w:color="DCE6F0" w:sz="4"/>
             </w:tcBorders>
-            <w:shd w:fill="F7F7FC" w:color="auto" w:val="clear"/>
+            <w:shd w:fill="FFFFFF" w:color="auto" w:val="clear"/>
             <w:tcMar>
               <w:top w:type="dxa" w:w="60"/>
               <w:left w:type="dxa" w:w="100"/>
@@ -28641,7 +29196,7 @@
               <w:bottom w:val="single" w:color="DCE6F0" w:sz="4"/>
               <w:right w:val="single" w:color="DCE6F0" w:sz="4"/>
             </w:tcBorders>
-            <w:shd w:fill="F7F7FC" w:color="auto" w:val="clear"/>
+            <w:shd w:fill="FFFFFF" w:color="auto" w:val="clear"/>
             <w:tcMar>
               <w:top w:type="dxa" w:w="60"/>
               <w:left w:type="dxa" w:w="100"/>
@@ -30221,7 +30776,7 @@
                 <w:sz w:val="19"/>
                 <w:szCs w:val="19"/>
               </w:rPr>
-              <w:t xml:space="preserve">MailFileDir / MailTemplate</w:t>
+              <w:t xml:space="preserve">MailFileNaming / MailFileCollision</w:t>
             </w:r>
           </w:p>
         </w:tc>
@@ -30252,7 +30807,7 @@
                 <w:sz w:val="19"/>
                 <w:szCs w:val="19"/>
               </w:rPr>
-              <w:t xml:space="preserve">mail / (empty)</w:t>
+              <w:t xml:space="preserve">LASTNAME / SUFFIX</w:t>
             </w:r>
           </w:p>
         </w:tc>
@@ -30283,7 +30838,203 @@
                 <w:sz w:val="19"/>
                 <w:szCs w:val="19"/>
               </w:rPr>
-              <w:t xml:space="preserve">Mail file folder on the home server; mail template (empty = registration default)</w:t>
+              <w:t xml:space="preserve">Mail file name rule; what to do when the name is taken</w:t>
+            </w:r>
+          </w:p>
+        </w:tc>
+      </w:tr>
+      <w:tr>
+        <w:trPr>
+          <w:cantSplit/>
+        </w:trPr>
+        <w:tc>
+          <w:tcPr>
+            <w:tcW w:type="dxa" w:w="4015"/>
+            <w:tcBorders>
+              <w:top w:val="single" w:color="DCE6F0" w:sz="4"/>
+              <w:left w:val="single" w:color="DCE6F0" w:sz="4"/>
+              <w:bottom w:val="single" w:color="DCE6F0" w:sz="4"/>
+              <w:right w:val="single" w:color="DCE6F0" w:sz="4"/>
+            </w:tcBorders>
+            <w:shd w:fill="F7F7FC" w:color="auto" w:val="clear"/>
+            <w:tcMar>
+              <w:top w:type="dxa" w:w="60"/>
+              <w:left w:type="dxa" w:w="100"/>
+              <w:bottom w:type="dxa" w:w="60"/>
+              <w:right w:type="dxa" w:w="100"/>
+            </w:tcMar>
+            <w:vAlign w:val="top"/>
+          </w:tcPr>
+          <w:p>
+            <w:pPr>
+              <w:spacing w:after="0" w:before="0"/>
+            </w:pPr>
+            <w:r>
+              <w:rPr>
+                <w:sz w:val="19"/>
+                <w:szCs w:val="19"/>
+              </w:rPr>
+              <w:t xml:space="preserve">MailFolderMode / MailFolderPrefix / MailFilesPerFolder / MailFileDir</w:t>
+            </w:r>
+          </w:p>
+        </w:tc>
+        <w:tc>
+          <w:tcPr>
+            <w:tcW w:type="dxa" w:w="2265"/>
+            <w:tcBorders>
+              <w:top w:val="single" w:color="DCE6F0" w:sz="4"/>
+              <w:left w:val="single" w:color="DCE6F0" w:sz="4"/>
+              <w:bottom w:val="single" w:color="DCE6F0" w:sz="4"/>
+              <w:right w:val="single" w:color="DCE6F0" w:sz="4"/>
+            </w:tcBorders>
+            <w:shd w:fill="F7F7FC" w:color="auto" w:val="clear"/>
+            <w:tcMar>
+              <w:top w:type="dxa" w:w="60"/>
+              <w:left w:type="dxa" w:w="100"/>
+              <w:bottom w:type="dxa" w:w="60"/>
+              <w:right w:type="dxa" w:w="100"/>
+            </w:tcMar>
+            <w:vAlign w:val="top"/>
+          </w:tcPr>
+          <w:p>
+            <w:pPr>
+              <w:spacing w:after="0" w:before="0"/>
+            </w:pPr>
+            <w:r>
+              <w:rPr>
+                <w:sz w:val="19"/>
+                <w:szCs w:val="19"/>
+              </w:rPr>
+              <w:t xml:space="preserve">NUMBERED / mail / 1000 / mail</w:t>
+            </w:r>
+          </w:p>
+        </w:tc>
+        <w:tc>
+          <w:tcPr>
+            <w:tcW w:type="dxa" w:w="3358"/>
+            <w:tcBorders>
+              <w:top w:val="single" w:color="DCE6F0" w:sz="4"/>
+              <w:left w:val="single" w:color="DCE6F0" w:sz="4"/>
+              <w:bottom w:val="single" w:color="DCE6F0" w:sz="4"/>
+              <w:right w:val="single" w:color="DCE6F0" w:sz="4"/>
+            </w:tcBorders>
+            <w:shd w:fill="F7F7FC" w:color="auto" w:val="clear"/>
+            <w:tcMar>
+              <w:top w:type="dxa" w:w="60"/>
+              <w:left w:type="dxa" w:w="100"/>
+              <w:bottom w:type="dxa" w:w="60"/>
+              <w:right w:type="dxa" w:w="100"/>
+            </w:tcMar>
+            <w:vAlign w:val="top"/>
+          </w:tcPr>
+          <w:p>
+            <w:pPr>
+              <w:spacing w:after="0" w:before="0"/>
+            </w:pPr>
+            <w:r>
+              <w:rPr>
+                <w:sz w:val="19"/>
+                <w:szCs w:val="19"/>
+              </w:rPr>
+              <w:t xml:space="preserve">mail1, mail2 … with max files per folder; SINGLE uses MailFileDir</w:t>
+            </w:r>
+          </w:p>
+        </w:tc>
+      </w:tr>
+      <w:tr>
+        <w:trPr>
+          <w:cantSplit/>
+        </w:trPr>
+        <w:tc>
+          <w:tcPr>
+            <w:tcW w:type="dxa" w:w="4015"/>
+            <w:tcBorders>
+              <w:top w:val="single" w:color="DCE6F0" w:sz="4"/>
+              <w:left w:val="single" w:color="DCE6F0" w:sz="4"/>
+              <w:bottom w:val="single" w:color="DCE6F0" w:sz="4"/>
+              <w:right w:val="single" w:color="DCE6F0" w:sz="4"/>
+            </w:tcBorders>
+            <w:shd w:fill="FFFFFF" w:color="auto" w:val="clear"/>
+            <w:tcMar>
+              <w:top w:type="dxa" w:w="60"/>
+              <w:left w:type="dxa" w:w="100"/>
+              <w:bottom w:type="dxa" w:w="60"/>
+              <w:right w:type="dxa" w:w="100"/>
+            </w:tcMar>
+            <w:vAlign w:val="top"/>
+          </w:tcPr>
+          <w:p>
+            <w:pPr>
+              <w:spacing w:after="0" w:before="0"/>
+            </w:pPr>
+            <w:r>
+              <w:rPr>
+                <w:sz w:val="19"/>
+                <w:szCs w:val="19"/>
+              </w:rPr>
+              <w:t xml:space="preserve">MailTemplate</w:t>
+            </w:r>
+          </w:p>
+        </w:tc>
+        <w:tc>
+          <w:tcPr>
+            <w:tcW w:type="dxa" w:w="2265"/>
+            <w:tcBorders>
+              <w:top w:val="single" w:color="DCE6F0" w:sz="4"/>
+              <w:left w:val="single" w:color="DCE6F0" w:sz="4"/>
+              <w:bottom w:val="single" w:color="DCE6F0" w:sz="4"/>
+              <w:right w:val="single" w:color="DCE6F0" w:sz="4"/>
+            </w:tcBorders>
+            <w:shd w:fill="FFFFFF" w:color="auto" w:val="clear"/>
+            <w:tcMar>
+              <w:top w:type="dxa" w:w="60"/>
+              <w:left w:type="dxa" w:w="100"/>
+              <w:bottom w:type="dxa" w:w="60"/>
+              <w:right w:type="dxa" w:w="100"/>
+            </w:tcMar>
+            <w:vAlign w:val="top"/>
+          </w:tcPr>
+          <w:p>
+            <w:pPr>
+              <w:spacing w:after="0" w:before="0"/>
+            </w:pPr>
+            <w:r>
+              <w:rPr>
+                <w:sz w:val="19"/>
+                <w:szCs w:val="19"/>
+              </w:rPr>
+              <w:t xml:space="preserve">(empty)</w:t>
+            </w:r>
+          </w:p>
+        </w:tc>
+        <w:tc>
+          <w:tcPr>
+            <w:tcW w:type="dxa" w:w="3358"/>
+            <w:tcBorders>
+              <w:top w:val="single" w:color="DCE6F0" w:sz="4"/>
+              <w:left w:val="single" w:color="DCE6F0" w:sz="4"/>
+              <w:bottom w:val="single" w:color="DCE6F0" w:sz="4"/>
+              <w:right w:val="single" w:color="DCE6F0" w:sz="4"/>
+            </w:tcBorders>
+            <w:shd w:fill="FFFFFF" w:color="auto" w:val="clear"/>
+            <w:tcMar>
+              <w:top w:type="dxa" w:w="60"/>
+              <w:left w:type="dxa" w:w="100"/>
+              <w:bottom w:type="dxa" w:w="60"/>
+              <w:right w:type="dxa" w:w="100"/>
+            </w:tcMar>
+            <w:vAlign w:val="top"/>
+          </w:tcPr>
+          <w:p>
+            <w:pPr>
+              <w:spacing w:after="0" w:before="0"/>
+            </w:pPr>
+            <w:r>
+              <w:rPr>
+                <w:sz w:val="19"/>
+                <w:szCs w:val="19"/>
+              </w:rPr>
+              <w:t xml:space="preserve">Mail template (empty = registration default)</w:t>
             </w:r>
           </w:p>
         </w:tc>
@@ -30789,7 +31540,7 @@
         <w:pStyle w:val="Heading2"/>
       </w:pPr>
       <w:r>
-        <w:t xml:space="preserve">D3a Mail files</w:t>
+        <w:t xml:space="preserve">D3a Mail files: naming, uniqueness and folders</w:t>
       </w:r>
     </w:p>
     <w:p>
@@ -30814,7 +31565,614 @@
         <w:t xml:space="preserve">home server</w:t>
       </w:r>
       <w:r>
-        <w:t xml:space="preserve"> and the Person document points to it (MailServer, MailFile, Mail system = Notes).</w:t>
+        <w:t xml:space="preserve"> and the Person document points to it (MailServer, MailFile, Mail system = Notes). Agent 02 decides each mail file's </w:t>
+      </w:r>
+      <w:r>
+        <w:rPr>
+          <w:b/>
+          <w:bCs/>
+        </w:rPr>
+        <w:t xml:space="preserve">name</w:t>
+      </w:r>
+      <w:r>
+        <w:t xml:space="preserve"> and </w:t>
+      </w:r>
+      <w:r>
+        <w:rPr>
+          <w:b/>
+          <w:bCs/>
+        </w:rPr>
+        <w:t xml:space="preserve">folder</w:t>
+      </w:r>
+      <w:r>
+        <w:t xml:space="preserve"> while it builds the batch, and records the decision so you can review it before anything is created.</w:t>
+      </w:r>
+    </w:p>
+    <w:p>
+      <w:pPr>
+        <w:pStyle w:val="Heading3"/>
+      </w:pPr>
+      <w:r>
+        <w:t xml:space="preserve">1. Name = last name</w:t>
+      </w:r>
+    </w:p>
+    <w:tbl>
+      <w:tblPr>
+        <w:tblW w:type="dxa" w:w="9638"/>
+        <w:tblBorders>
+          <w:top w:val="single" w:color="auto" w:sz="4"/>
+          <w:left w:val="single" w:color="auto" w:sz="4"/>
+          <w:bottom w:val="single" w:color="auto" w:sz="4"/>
+          <w:right w:val="single" w:color="auto" w:sz="4"/>
+          <w:insideH w:val="single" w:color="auto" w:sz="4"/>
+          <w:insideV w:val="single" w:color="auto" w:sz="4"/>
+        </w:tblBorders>
+      </w:tblPr>
+      <w:tblGrid>
+        <w:gridCol w:w="2677"/>
+        <w:gridCol w:w="2368"/>
+        <w:gridCol w:w="2265"/>
+        <w:gridCol w:w="2328"/>
+      </w:tblGrid>
+      <w:tr>
+        <w:trPr>
+          <w:tblHeader/>
+        </w:trPr>
+        <w:tc>
+          <w:tcPr>
+            <w:tcW w:type="dxa" w:w="2677"/>
+            <w:tcBorders>
+              <w:top w:val="single" w:color="DCE6F0" w:sz="4"/>
+              <w:left w:val="single" w:color="DCE6F0" w:sz="4"/>
+              <w:bottom w:val="single" w:color="DCE6F0" w:sz="4"/>
+              <w:right w:val="single" w:color="DCE6F0" w:sz="4"/>
+            </w:tcBorders>
+            <w:shd w:fill="17707F" w:color="auto" w:val="clear"/>
+            <w:tcMar>
+              <w:top w:type="dxa" w:w="60"/>
+              <w:left w:type="dxa" w:w="100"/>
+              <w:bottom w:type="dxa" w:w="60"/>
+              <w:right w:type="dxa" w:w="100"/>
+            </w:tcMar>
+            <w:vAlign w:val="top"/>
+          </w:tcPr>
+          <w:p>
+            <w:pPr>
+              <w:spacing w:after="0" w:before="0"/>
+            </w:pPr>
+            <w:r>
+              <w:rPr>
+                <w:b/>
+                <w:bCs/>
+                <w:color w:val="FFFFFF"/>
+                <w:sz w:val="19"/>
+                <w:szCs w:val="19"/>
+              </w:rPr>
+              <w:t xml:space="preserve">MailFileNaming</w:t>
+            </w:r>
+          </w:p>
+        </w:tc>
+        <w:tc>
+          <w:tcPr>
+            <w:tcW w:type="dxa" w:w="2368"/>
+            <w:tcBorders>
+              <w:top w:val="single" w:color="DCE6F0" w:sz="4"/>
+              <w:left w:val="single" w:color="DCE6F0" w:sz="4"/>
+              <w:bottom w:val="single" w:color="DCE6F0" w:sz="4"/>
+              <w:right w:val="single" w:color="DCE6F0" w:sz="4"/>
+            </w:tcBorders>
+            <w:shd w:fill="17707F" w:color="auto" w:val="clear"/>
+            <w:tcMar>
+              <w:top w:type="dxa" w:w="60"/>
+              <w:left w:type="dxa" w:w="100"/>
+              <w:bottom w:type="dxa" w:w="60"/>
+              <w:right w:type="dxa" w:w="100"/>
+            </w:tcMar>
+            <w:vAlign w:val="top"/>
+          </w:tcPr>
+          <w:p>
+            <w:pPr>
+              <w:spacing w:after="0" w:before="0"/>
+            </w:pPr>
+            <w:r>
+              <w:rPr>
+                <w:b/>
+                <w:bCs/>
+                <w:color w:val="FFFFFF"/>
+                <w:sz w:val="19"/>
+                <w:szCs w:val="19"/>
+              </w:rPr>
+              <w:t xml:space="preserve">John Smith</w:t>
+            </w:r>
+          </w:p>
+        </w:tc>
+        <w:tc>
+          <w:tcPr>
+            <w:tcW w:type="dxa" w:w="2265"/>
+            <w:tcBorders>
+              <w:top w:val="single" w:color="DCE6F0" w:sz="4"/>
+              <w:left w:val="single" w:color="DCE6F0" w:sz="4"/>
+              <w:bottom w:val="single" w:color="DCE6F0" w:sz="4"/>
+              <w:right w:val="single" w:color="DCE6F0" w:sz="4"/>
+            </w:tcBorders>
+            <w:shd w:fill="17707F" w:color="auto" w:val="clear"/>
+            <w:tcMar>
+              <w:top w:type="dxa" w:w="60"/>
+              <w:left w:type="dxa" w:w="100"/>
+              <w:bottom w:type="dxa" w:w="60"/>
+              <w:right w:type="dxa" w:w="100"/>
+            </w:tcMar>
+            <w:vAlign w:val="top"/>
+          </w:tcPr>
+          <w:p>
+            <w:pPr>
+              <w:spacing w:after="0" w:before="0"/>
+            </w:pPr>
+            <w:r>
+              <w:rPr>
+                <w:b/>
+                <w:bCs/>
+                <w:color w:val="FFFFFF"/>
+                <w:sz w:val="19"/>
+                <w:szCs w:val="19"/>
+              </w:rPr>
+              <w:t xml:space="preserve">Anna Müller</w:t>
+            </w:r>
+          </w:p>
+        </w:tc>
+        <w:tc>
+          <w:tcPr>
+            <w:tcW w:type="dxa" w:w="2328"/>
+            <w:tcBorders>
+              <w:top w:val="single" w:color="DCE6F0" w:sz="4"/>
+              <w:left w:val="single" w:color="DCE6F0" w:sz="4"/>
+              <w:bottom w:val="single" w:color="DCE6F0" w:sz="4"/>
+              <w:right w:val="single" w:color="DCE6F0" w:sz="4"/>
+            </w:tcBorders>
+            <w:shd w:fill="17707F" w:color="auto" w:val="clear"/>
+            <w:tcMar>
+              <w:top w:type="dxa" w:w="60"/>
+              <w:left w:type="dxa" w:w="100"/>
+              <w:bottom w:type="dxa" w:w="60"/>
+              <w:right w:type="dxa" w:w="100"/>
+            </w:tcMar>
+            <w:vAlign w:val="top"/>
+          </w:tcPr>
+          <w:p>
+            <w:pPr>
+              <w:spacing w:after="0" w:before="0"/>
+            </w:pPr>
+            <w:r>
+              <w:rPr>
+                <w:b/>
+                <w:bCs/>
+                <w:color w:val="FFFFFF"/>
+                <w:sz w:val="19"/>
+                <w:szCs w:val="19"/>
+              </w:rPr>
+              <w:t xml:space="preserve">Seán O'Brien</w:t>
+            </w:r>
+          </w:p>
+        </w:tc>
+      </w:tr>
+      <w:tr>
+        <w:trPr>
+          <w:cantSplit/>
+        </w:trPr>
+        <w:tc>
+          <w:tcPr>
+            <w:tcW w:type="dxa" w:w="2677"/>
+            <w:tcBorders>
+              <w:top w:val="single" w:color="DCE6F0" w:sz="4"/>
+              <w:left w:val="single" w:color="DCE6F0" w:sz="4"/>
+              <w:bottom w:val="single" w:color="DCE6F0" w:sz="4"/>
+              <w:right w:val="single" w:color="DCE6F0" w:sz="4"/>
+            </w:tcBorders>
+            <w:shd w:fill="FFFFFF" w:color="auto" w:val="clear"/>
+            <w:tcMar>
+              <w:top w:type="dxa" w:w="60"/>
+              <w:left w:type="dxa" w:w="100"/>
+              <w:bottom w:type="dxa" w:w="60"/>
+              <w:right w:type="dxa" w:w="100"/>
+            </w:tcMar>
+            <w:vAlign w:val="top"/>
+          </w:tcPr>
+          <w:p>
+            <w:pPr>
+              <w:spacing w:after="0" w:before="0"/>
+            </w:pPr>
+            <w:r>
+              <w:rPr>
+                <w:rFonts w:ascii="Consolas" w:cs="Consolas" w:eastAsia="Consolas" w:hAnsi="Consolas"/>
+                <w:color w:val="0F5FDC"/>
+                <w:sz w:val="18"/>
+                <w:szCs w:val="18"/>
+              </w:rPr>
+              <w:t xml:space="preserve">LASTNAME</w:t>
+            </w:r>
+            <w:r>
+              <w:rPr>
+                <w:sz w:val="19"/>
+                <w:szCs w:val="19"/>
+              </w:rPr>
+              <w:t xml:space="preserve"> (default)</w:t>
+            </w:r>
+          </w:p>
+        </w:tc>
+        <w:tc>
+          <w:tcPr>
+            <w:tcW w:type="dxa" w:w="2368"/>
+            <w:tcBorders>
+              <w:top w:val="single" w:color="DCE6F0" w:sz="4"/>
+              <w:left w:val="single" w:color="DCE6F0" w:sz="4"/>
+              <w:bottom w:val="single" w:color="DCE6F0" w:sz="4"/>
+              <w:right w:val="single" w:color="DCE6F0" w:sz="4"/>
+            </w:tcBorders>
+            <w:shd w:fill="FFFFFF" w:color="auto" w:val="clear"/>
+            <w:tcMar>
+              <w:top w:type="dxa" w:w="60"/>
+              <w:left w:type="dxa" w:w="100"/>
+              <w:bottom w:type="dxa" w:w="60"/>
+              <w:right w:type="dxa" w:w="100"/>
+            </w:tcMar>
+            <w:vAlign w:val="top"/>
+          </w:tcPr>
+          <w:p>
+            <w:pPr>
+              <w:spacing w:after="0" w:before="0"/>
+            </w:pPr>
+            <w:r>
+              <w:rPr>
+                <w:sz w:val="19"/>
+                <w:szCs w:val="19"/>
+              </w:rPr>
+              <w:t xml:space="preserve">smith.nsf</w:t>
+            </w:r>
+          </w:p>
+        </w:tc>
+        <w:tc>
+          <w:tcPr>
+            <w:tcW w:type="dxa" w:w="2265"/>
+            <w:tcBorders>
+              <w:top w:val="single" w:color="DCE6F0" w:sz="4"/>
+              <w:left w:val="single" w:color="DCE6F0" w:sz="4"/>
+              <w:bottom w:val="single" w:color="DCE6F0" w:sz="4"/>
+              <w:right w:val="single" w:color="DCE6F0" w:sz="4"/>
+            </w:tcBorders>
+            <w:shd w:fill="FFFFFF" w:color="auto" w:val="clear"/>
+            <w:tcMar>
+              <w:top w:type="dxa" w:w="60"/>
+              <w:left w:type="dxa" w:w="100"/>
+              <w:bottom w:type="dxa" w:w="60"/>
+              <w:right w:type="dxa" w:w="100"/>
+            </w:tcMar>
+            <w:vAlign w:val="top"/>
+          </w:tcPr>
+          <w:p>
+            <w:pPr>
+              <w:spacing w:after="0" w:before="0"/>
+            </w:pPr>
+            <w:r>
+              <w:rPr>
+                <w:sz w:val="19"/>
+                <w:szCs w:val="19"/>
+              </w:rPr>
+              <w:t xml:space="preserve">mueller.nsf</w:t>
+            </w:r>
+          </w:p>
+        </w:tc>
+        <w:tc>
+          <w:tcPr>
+            <w:tcW w:type="dxa" w:w="2328"/>
+            <w:tcBorders>
+              <w:top w:val="single" w:color="DCE6F0" w:sz="4"/>
+              <w:left w:val="single" w:color="DCE6F0" w:sz="4"/>
+              <w:bottom w:val="single" w:color="DCE6F0" w:sz="4"/>
+              <w:right w:val="single" w:color="DCE6F0" w:sz="4"/>
+            </w:tcBorders>
+            <w:shd w:fill="FFFFFF" w:color="auto" w:val="clear"/>
+            <w:tcMar>
+              <w:top w:type="dxa" w:w="60"/>
+              <w:left w:type="dxa" w:w="100"/>
+              <w:bottom w:type="dxa" w:w="60"/>
+              <w:right w:type="dxa" w:w="100"/>
+            </w:tcMar>
+            <w:vAlign w:val="top"/>
+          </w:tcPr>
+          <w:p>
+            <w:pPr>
+              <w:spacing w:after="0" w:before="0"/>
+            </w:pPr>
+            <w:r>
+              <w:rPr>
+                <w:sz w:val="19"/>
+                <w:szCs w:val="19"/>
+              </w:rPr>
+              <w:t xml:space="preserve">obrien.nsf</w:t>
+            </w:r>
+          </w:p>
+        </w:tc>
+      </w:tr>
+      <w:tr>
+        <w:trPr>
+          <w:cantSplit/>
+        </w:trPr>
+        <w:tc>
+          <w:tcPr>
+            <w:tcW w:type="dxa" w:w="2677"/>
+            <w:tcBorders>
+              <w:top w:val="single" w:color="DCE6F0" w:sz="4"/>
+              <w:left w:val="single" w:color="DCE6F0" w:sz="4"/>
+              <w:bottom w:val="single" w:color="DCE6F0" w:sz="4"/>
+              <w:right w:val="single" w:color="DCE6F0" w:sz="4"/>
+            </w:tcBorders>
+            <w:shd w:fill="F7F7FC" w:color="auto" w:val="clear"/>
+            <w:tcMar>
+              <w:top w:type="dxa" w:w="60"/>
+              <w:left w:type="dxa" w:w="100"/>
+              <w:bottom w:type="dxa" w:w="60"/>
+              <w:right w:type="dxa" w:w="100"/>
+            </w:tcMar>
+            <w:vAlign w:val="top"/>
+          </w:tcPr>
+          <w:p>
+            <w:pPr>
+              <w:spacing w:after="0" w:before="0"/>
+            </w:pPr>
+            <w:r>
+              <w:rPr>
+                <w:rFonts w:ascii="Consolas" w:cs="Consolas" w:eastAsia="Consolas" w:hAnsi="Consolas"/>
+                <w:color w:val="0F5FDC"/>
+                <w:sz w:val="18"/>
+                <w:szCs w:val="18"/>
+              </w:rPr>
+              <w:t xml:space="preserve">FIRSTINITIAL_LASTNAME</w:t>
+            </w:r>
+          </w:p>
+        </w:tc>
+        <w:tc>
+          <w:tcPr>
+            <w:tcW w:type="dxa" w:w="2368"/>
+            <w:tcBorders>
+              <w:top w:val="single" w:color="DCE6F0" w:sz="4"/>
+              <w:left w:val="single" w:color="DCE6F0" w:sz="4"/>
+              <w:bottom w:val="single" w:color="DCE6F0" w:sz="4"/>
+              <w:right w:val="single" w:color="DCE6F0" w:sz="4"/>
+            </w:tcBorders>
+            <w:shd w:fill="F7F7FC" w:color="auto" w:val="clear"/>
+            <w:tcMar>
+              <w:top w:type="dxa" w:w="60"/>
+              <w:left w:type="dxa" w:w="100"/>
+              <w:bottom w:type="dxa" w:w="60"/>
+              <w:right w:type="dxa" w:w="100"/>
+            </w:tcMar>
+            <w:vAlign w:val="top"/>
+          </w:tcPr>
+          <w:p>
+            <w:pPr>
+              <w:spacing w:after="0" w:before="0"/>
+            </w:pPr>
+            <w:r>
+              <w:rPr>
+                <w:sz w:val="19"/>
+                <w:szCs w:val="19"/>
+              </w:rPr>
+              <w:t xml:space="preserve">jsmith.nsf</w:t>
+            </w:r>
+          </w:p>
+        </w:tc>
+        <w:tc>
+          <w:tcPr>
+            <w:tcW w:type="dxa" w:w="2265"/>
+            <w:tcBorders>
+              <w:top w:val="single" w:color="DCE6F0" w:sz="4"/>
+              <w:left w:val="single" w:color="DCE6F0" w:sz="4"/>
+              <w:bottom w:val="single" w:color="DCE6F0" w:sz="4"/>
+              <w:right w:val="single" w:color="DCE6F0" w:sz="4"/>
+            </w:tcBorders>
+            <w:shd w:fill="F7F7FC" w:color="auto" w:val="clear"/>
+            <w:tcMar>
+              <w:top w:type="dxa" w:w="60"/>
+              <w:left w:type="dxa" w:w="100"/>
+              <w:bottom w:type="dxa" w:w="60"/>
+              <w:right w:type="dxa" w:w="100"/>
+            </w:tcMar>
+            <w:vAlign w:val="top"/>
+          </w:tcPr>
+          <w:p>
+            <w:pPr>
+              <w:spacing w:after="0" w:before="0"/>
+            </w:pPr>
+            <w:r>
+              <w:rPr>
+                <w:sz w:val="19"/>
+                <w:szCs w:val="19"/>
+              </w:rPr>
+              <w:t xml:space="preserve">amueller.nsf</w:t>
+            </w:r>
+          </w:p>
+        </w:tc>
+        <w:tc>
+          <w:tcPr>
+            <w:tcW w:type="dxa" w:w="2328"/>
+            <w:tcBorders>
+              <w:top w:val="single" w:color="DCE6F0" w:sz="4"/>
+              <w:left w:val="single" w:color="DCE6F0" w:sz="4"/>
+              <w:bottom w:val="single" w:color="DCE6F0" w:sz="4"/>
+              <w:right w:val="single" w:color="DCE6F0" w:sz="4"/>
+            </w:tcBorders>
+            <w:shd w:fill="F7F7FC" w:color="auto" w:val="clear"/>
+            <w:tcMar>
+              <w:top w:type="dxa" w:w="60"/>
+              <w:left w:type="dxa" w:w="100"/>
+              <w:bottom w:type="dxa" w:w="60"/>
+              <w:right w:type="dxa" w:w="100"/>
+            </w:tcMar>
+            <w:vAlign w:val="top"/>
+          </w:tcPr>
+          <w:p>
+            <w:pPr>
+              <w:spacing w:after="0" w:before="0"/>
+            </w:pPr>
+            <w:r>
+              <w:rPr>
+                <w:sz w:val="19"/>
+                <w:szCs w:val="19"/>
+              </w:rPr>
+              <w:t xml:space="preserve">sobrien.nsf</w:t>
+            </w:r>
+          </w:p>
+        </w:tc>
+      </w:tr>
+      <w:tr>
+        <w:trPr>
+          <w:cantSplit/>
+        </w:trPr>
+        <w:tc>
+          <w:tcPr>
+            <w:tcW w:type="dxa" w:w="2677"/>
+            <w:tcBorders>
+              <w:top w:val="single" w:color="DCE6F0" w:sz="4"/>
+              <w:left w:val="single" w:color="DCE6F0" w:sz="4"/>
+              <w:bottom w:val="single" w:color="DCE6F0" w:sz="4"/>
+              <w:right w:val="single" w:color="DCE6F0" w:sz="4"/>
+            </w:tcBorders>
+            <w:shd w:fill="FFFFFF" w:color="auto" w:val="clear"/>
+            <w:tcMar>
+              <w:top w:type="dxa" w:w="60"/>
+              <w:left w:type="dxa" w:w="100"/>
+              <w:bottom w:type="dxa" w:w="60"/>
+              <w:right w:type="dxa" w:w="100"/>
+            </w:tcMar>
+            <w:vAlign w:val="top"/>
+          </w:tcPr>
+          <w:p>
+            <w:pPr>
+              <w:spacing w:after="0" w:before="0"/>
+            </w:pPr>
+            <w:r>
+              <w:rPr>
+                <w:rFonts w:ascii="Consolas" w:cs="Consolas" w:eastAsia="Consolas" w:hAnsi="Consolas"/>
+                <w:color w:val="0F5FDC"/>
+                <w:sz w:val="18"/>
+                <w:szCs w:val="18"/>
+              </w:rPr>
+              <w:t xml:space="preserve">SHORTNAME</w:t>
+            </w:r>
+          </w:p>
+        </w:tc>
+        <w:tc>
+          <w:tcPr>
+            <w:tcW w:type="dxa" w:w="2368"/>
+            <w:tcBorders>
+              <w:top w:val="single" w:color="DCE6F0" w:sz="4"/>
+              <w:left w:val="single" w:color="DCE6F0" w:sz="4"/>
+              <w:bottom w:val="single" w:color="DCE6F0" w:sz="4"/>
+              <w:right w:val="single" w:color="DCE6F0" w:sz="4"/>
+            </w:tcBorders>
+            <w:shd w:fill="FFFFFF" w:color="auto" w:val="clear"/>
+            <w:tcMar>
+              <w:top w:type="dxa" w:w="60"/>
+              <w:left w:type="dxa" w:w="100"/>
+              <w:bottom w:type="dxa" w:w="60"/>
+              <w:right w:type="dxa" w:w="100"/>
+            </w:tcMar>
+            <w:vAlign w:val="top"/>
+          </w:tcPr>
+          <w:p>
+            <w:pPr>
+              <w:spacing w:after="0" w:before="0"/>
+            </w:pPr>
+            <w:r>
+              <w:rPr>
+                <w:sz w:val="19"/>
+                <w:szCs w:val="19"/>
+              </w:rPr>
+              <w:t xml:space="preserve">&lt;ShortName&gt;.nsf (last name if empty)</w:t>
+            </w:r>
+          </w:p>
+        </w:tc>
+        <w:tc>
+          <w:tcPr>
+            <w:tcW w:type="dxa" w:w="2265"/>
+            <w:tcBorders>
+              <w:top w:val="single" w:color="DCE6F0" w:sz="4"/>
+              <w:left w:val="single" w:color="DCE6F0" w:sz="4"/>
+              <w:bottom w:val="single" w:color="DCE6F0" w:sz="4"/>
+              <w:right w:val="single" w:color="DCE6F0" w:sz="4"/>
+            </w:tcBorders>
+            <w:shd w:fill="FFFFFF" w:color="auto" w:val="clear"/>
+            <w:tcMar>
+              <w:top w:type="dxa" w:w="60"/>
+              <w:left w:type="dxa" w:w="100"/>
+              <w:bottom w:type="dxa" w:w="60"/>
+              <w:right w:type="dxa" w:w="100"/>
+            </w:tcMar>
+            <w:vAlign w:val="top"/>
+          </w:tcPr>
+          <w:p>
+            <w:pPr>
+              <w:spacing w:after="0" w:before="0"/>
+            </w:pPr>
+          </w:p>
+        </w:tc>
+        <w:tc>
+          <w:tcPr>
+            <w:tcW w:type="dxa" w:w="2328"/>
+            <w:tcBorders>
+              <w:top w:val="single" w:color="DCE6F0" w:sz="4"/>
+              <w:left w:val="single" w:color="DCE6F0" w:sz="4"/>
+              <w:bottom w:val="single" w:color="DCE6F0" w:sz="4"/>
+              <w:right w:val="single" w:color="DCE6F0" w:sz="4"/>
+            </w:tcBorders>
+            <w:shd w:fill="FFFFFF" w:color="auto" w:val="clear"/>
+            <w:tcMar>
+              <w:top w:type="dxa" w:w="60"/>
+              <w:left w:type="dxa" w:w="100"/>
+              <w:bottom w:type="dxa" w:w="60"/>
+              <w:right w:type="dxa" w:w="100"/>
+            </w:tcMar>
+            <w:vAlign w:val="top"/>
+          </w:tcPr>
+          <w:p>
+            <w:pPr>
+              <w:spacing w:after="0" w:before="0"/>
+            </w:pPr>
+          </w:p>
+        </w:tc>
+      </w:tr>
+    </w:tbl>
+    <w:p>
+      <w:pPr>
+        <w:spacing w:after="80" w:before="0"/>
+      </w:pPr>
+    </w:p>
+    <w:p>
+      <w:r>
+        <w:t xml:space="preserve">Names are lower case. Accents are converted (ä→ae, ö→oe, ü→ue, é→e, ß→ss…), and only a–z, 0–9, _ and - are kept.</w:t>
+      </w:r>
+    </w:p>
+    <w:p>
+      <w:pPr>
+        <w:pStyle w:val="Heading3"/>
+      </w:pPr>
+      <w:r>
+        <w:t xml:space="preserve">2. Uniqueness on each home server</w:t>
+      </w:r>
+    </w:p>
+    <w:p>
+      <w:r>
+        <w:t xml:space="preserve">A name counts as </w:t>
+      </w:r>
+      <w:r>
+        <w:rPr>
+          <w:b/>
+          <w:bCs/>
+        </w:rPr>
+        <w:t xml:space="preserve">taken</w:t>
+      </w:r>
+      <w:r>
+        <w:t xml:space="preserve"> on a home server if it is found in any of these, checked in this order:</w:t>
       </w:r>
     </w:p>
     <w:tbl>
@@ -30867,7 +32225,7 @@
                 <w:sz w:val="19"/>
                 <w:szCs w:val="19"/>
               </w:rPr>
-              <w:t xml:space="preserve">Item</w:t>
+              <w:t xml:space="preserve">Source</w:t>
             </w:r>
           </w:p>
         </w:tc>
@@ -30901,7 +32259,7 @@
                 <w:sz w:val="19"/>
                 <w:szCs w:val="19"/>
               </w:rPr>
-              <w:t xml:space="preserve">How BulkReg handles it</w:t>
+              <w:t xml:space="preserve">How it is checked</w:t>
             </w:r>
           </w:p>
         </w:tc>
@@ -30937,7 +32295,7 @@
                 <w:sz w:val="19"/>
                 <w:szCs w:val="19"/>
               </w:rPr>
-              <w:t xml:space="preserve">Location</w:t>
+              <w:t xml:space="preserve">Files on the server</w:t>
             </w:r>
           </w:p>
         </w:tc>
@@ -30968,7 +32326,7 @@
                 <w:sz w:val="19"/>
                 <w:szCs w:val="19"/>
               </w:rPr>
-              <w:t xml:space="preserve">On the user's HomeServer (server_mapping.csv, reviewable in the batch)</w:t>
+              <w:t xml:space="preserve">Agent 02 reads the server's database list once per run and records every file in folders starting with the prefix (mail, mail1, mail2 …)</w:t>
             </w:r>
           </w:p>
         </w:tc>
@@ -31004,7 +32362,7 @@
                 <w:sz w:val="19"/>
                 <w:szCs w:val="19"/>
               </w:rPr>
-              <w:t xml:space="preserve">Path</w:t>
+              <w:t xml:space="preserve">Person documents</w:t>
             </w:r>
           </w:p>
         </w:tc>
@@ -31032,35 +32390,10 @@
             </w:pPr>
             <w:r>
               <w:rPr>
-                <w:rFonts w:ascii="Consolas" w:cs="Consolas" w:eastAsia="Consolas" w:hAnsi="Consolas"/>
-                <w:color w:val="0F5FDC"/>
-                <w:sz w:val="18"/>
-                <w:szCs w:val="18"/>
-              </w:rPr>
-              <w:t xml:space="preserve">&lt;MailFileDir&gt;\&lt;ShortName&gt;.nsf</w:t>
-            </w:r>
-            <w:r>
-              <w:rPr>
-                <w:sz w:val="19"/>
-                <w:szCs w:val="19"/>
-              </w:rPr>
-              <w:t xml:space="preserve">, e.g. </w:t>
-            </w:r>
-            <w:r>
-              <w:rPr>
-                <w:rFonts w:ascii="Consolas" w:cs="Consolas" w:eastAsia="Consolas" w:hAnsi="Consolas"/>
-                <w:color w:val="0F5FDC"/>
-                <w:sz w:val="18"/>
-                <w:szCs w:val="18"/>
-              </w:rPr>
-              <w:t xml:space="preserve">mail\jsmith.nsf</w:t>
-            </w:r>
-            <w:r>
-              <w:rPr>
-                <w:sz w:val="19"/>
-                <w:szCs w:val="19"/>
-              </w:rPr>
-              <w:t xml:space="preserve">. Without a ShortName: first initial + last name. Editable per user in the batch (MailFile column).</w:t>
+                <w:sz w:val="19"/>
+                <w:szCs w:val="19"/>
+              </w:rPr>
+              <w:t xml:space="preserve">Every Person document with a MailFile (and its MailServer) in the Domino Directory</w:t>
             </w:r>
           </w:p>
         </w:tc>
@@ -31096,7 +32429,7 @@
                 <w:sz w:val="19"/>
                 <w:szCs w:val="19"/>
               </w:rPr>
-              <w:t xml:space="preserve">Duplicates</w:t>
+              <w:t xml:space="preserve">Open batches</w:t>
             </w:r>
           </w:p>
         </w:tc>
@@ -31127,23 +32460,7 @@
                 <w:sz w:val="19"/>
                 <w:szCs w:val="19"/>
               </w:rPr>
-              <w:t xml:space="preserve">Build Batch marks a row ERROR if the same mail file appears twice in the batch for a server, or if the file </w:t>
-            </w:r>
-            <w:r>
-              <w:rPr>
-                <w:b/>
-                <w:bCs/>
-                <w:sz w:val="19"/>
-                <w:szCs w:val="19"/>
-              </w:rPr>
-              <w:t xml:space="preserve">already exists</w:t>
-            </w:r>
-            <w:r>
-              <w:rPr>
-                <w:sz w:val="19"/>
-                <w:szCs w:val="19"/>
-              </w:rPr>
-              <w:t xml:space="preserve"> on the home server. Register Batch checks again just before registering. An existing mail file is never overwritten.</w:t>
+              <w:t xml:space="preserve">Mail files reserved by other OPEN batch files</w:t>
             </w:r>
           </w:p>
         </w:tc>
@@ -31179,7 +32496,7 @@
                 <w:sz w:val="19"/>
                 <w:szCs w:val="19"/>
               </w:rPr>
-              <w:t xml:space="preserve">Template</w:t>
+              <w:t xml:space="preserve">This batch</w:t>
             </w:r>
           </w:p>
         </w:tc>
@@ -31207,19 +32524,237 @@
             </w:pPr>
             <w:r>
               <w:rPr>
-                <w:rFonts w:ascii="Consolas" w:cs="Consolas" w:eastAsia="Consolas" w:hAnsi="Consolas"/>
-                <w:color w:val="0F5FDC"/>
-                <w:sz w:val="18"/>
-                <w:szCs w:val="18"/>
-              </w:rPr>
-              <w:t xml:space="preserve">MailTemplate</w:t>
-            </w:r>
-            <w:r>
-              <w:rPr>
-                <w:sz w:val="19"/>
-                <w:szCs w:val="19"/>
-              </w:rPr>
-              <w:t xml:space="preserve"> (e.g. mail12.ntf), or the registration default when empty. It must exist on every home server (B4).</w:t>
+                <w:sz w:val="19"/>
+                <w:szCs w:val="19"/>
+              </w:rPr>
+              <w:t xml:space="preserve">Rows already allocated earlier in the same batch</w:t>
+            </w:r>
+          </w:p>
+        </w:tc>
+      </w:tr>
+    </w:tbl>
+    <w:p>
+      <w:pPr>
+        <w:spacing w:after="80" w:before="0"/>
+      </w:pPr>
+    </w:p>
+    <w:p>
+      <w:r>
+        <w:t xml:space="preserve">If the name is taken: with </w:t>
+      </w:r>
+      <w:r>
+        <w:rPr>
+          <w:rFonts w:ascii="Consolas" w:cs="Consolas" w:eastAsia="Consolas" w:hAnsi="Consolas"/>
+          <w:color w:val="0F5FDC"/>
+          <w:sz w:val="20"/>
+          <w:szCs w:val="20"/>
+        </w:rPr>
+        <w:t xml:space="preserve">MailFileCollision=SUFFIX</w:t>
+      </w:r>
+      <w:r>
+        <w:t xml:space="preserve"> (default) the next free name is used (smith2.nsf, smith3.nsf …) and the row is marked </w:t>
+      </w:r>
+      <w:r>
+        <w:rPr>
+          <w:b/>
+          <w:bCs/>
+        </w:rPr>
+        <w:t xml:space="preserve">WARN: mail file renamed</w:t>
+      </w:r>
+      <w:r>
+        <w:t xml:space="preserve">. With </w:t>
+      </w:r>
+      <w:r>
+        <w:rPr>
+          <w:rFonts w:ascii="Consolas" w:cs="Consolas" w:eastAsia="Consolas" w:hAnsi="Consolas"/>
+          <w:color w:val="0F5FDC"/>
+          <w:sz w:val="20"/>
+          <w:szCs w:val="20"/>
+        </w:rPr>
+        <w:t xml:space="preserve">ERROR</w:t>
+      </w:r>
+      <w:r>
+        <w:t xml:space="preserve"> the row gets Check=ERROR and Include=N. Uniqueness is per home server and across </w:t>
+      </w:r>
+      <w:r>
+        <w:rPr>
+          <w:b/>
+          <w:bCs/>
+        </w:rPr>
+        <w:t xml:space="preserve">all</w:t>
+      </w:r>
+      <w:r>
+        <w:t xml:space="preserve"> its mail folders, so the same name is never used twice on one server. Agent 03 checks again just before registering that the exact file does not exist, so an existing mail file is never overwritten.</w:t>
+      </w:r>
+    </w:p>
+    <w:p>
+      <w:pPr>
+        <w:pStyle w:val="Heading3"/>
+      </w:pPr>
+      <w:r>
+        <w:t xml:space="preserve">3. Numbered folders: mail1, mail2 …</w:t>
+      </w:r>
+    </w:p>
+    <w:p>
+      <w:r>
+        <w:t xml:space="preserve">With </w:t>
+      </w:r>
+      <w:r>
+        <w:rPr>
+          <w:rFonts w:ascii="Consolas" w:cs="Consolas" w:eastAsia="Consolas" w:hAnsi="Consolas"/>
+          <w:color w:val="0F5FDC"/>
+          <w:sz w:val="20"/>
+          <w:szCs w:val="20"/>
+        </w:rPr>
+        <w:t xml:space="preserve">MailFolderMode=NUMBERED</w:t>
+      </w:r>
+      <w:r>
+        <w:t xml:space="preserve"> (default), mail files go into numbered subfolders of the data directory: </w:t>
+      </w:r>
+      <w:r>
+        <w:rPr>
+          <w:rFonts w:ascii="Consolas" w:cs="Consolas" w:eastAsia="Consolas" w:hAnsi="Consolas"/>
+          <w:color w:val="0F5FDC"/>
+          <w:sz w:val="20"/>
+          <w:szCs w:val="20"/>
+        </w:rPr>
+        <w:t xml:space="preserve">mail1</w:t>
+      </w:r>
+      <w:r>
+        <w:t xml:space="preserve">, </w:t>
+      </w:r>
+      <w:r>
+        <w:rPr>
+          <w:rFonts w:ascii="Consolas" w:cs="Consolas" w:eastAsia="Consolas" w:hAnsi="Consolas"/>
+          <w:color w:val="0F5FDC"/>
+          <w:sz w:val="20"/>
+          <w:szCs w:val="20"/>
+        </w:rPr>
+        <w:t xml:space="preserve">mail2</w:t>
+      </w:r>
+      <w:r>
+        <w:t xml:space="preserve">, </w:t>
+      </w:r>
+      <w:r>
+        <w:rPr>
+          <w:rFonts w:ascii="Consolas" w:cs="Consolas" w:eastAsia="Consolas" w:hAnsi="Consolas"/>
+          <w:color w:val="0F5FDC"/>
+          <w:sz w:val="20"/>
+          <w:szCs w:val="20"/>
+        </w:rPr>
+        <w:t xml:space="preserve">mail3</w:t>
+      </w:r>
+      <w:r>
+        <w:t xml:space="preserve"> …. Each holds at most </w:t>
+      </w:r>
+      <w:r>
+        <w:rPr>
+          <w:rFonts w:ascii="Consolas" w:cs="Consolas" w:eastAsia="Consolas" w:hAnsi="Consolas"/>
+          <w:color w:val="0F5FDC"/>
+          <w:sz w:val="20"/>
+          <w:szCs w:val="20"/>
+        </w:rPr>
+        <w:t xml:space="preserve">MailFilesPerFolder</w:t>
+      </w:r>
+      <w:r>
+        <w:t xml:space="preserve"> (default </w:t>
+      </w:r>
+      <w:r>
+        <w:rPr>
+          <w:b/>
+          <w:bCs/>
+        </w:rPr>
+        <w:t xml:space="preserve">1000</w:t>
+      </w:r>
+      <w:r>
+        <w:t xml:space="preserve">). Files already in those folders are counted, per home server, and so are open batches. A folder is filled before the next one is used.</w:t>
+      </w:r>
+    </w:p>
+    <w:tbl>
+      <w:tblPr>
+        <w:tblW w:type="dxa" w:w="9638"/>
+        <w:tblBorders>
+          <w:top w:val="single" w:color="auto" w:sz="4"/>
+          <w:left w:val="single" w:color="auto" w:sz="4"/>
+          <w:bottom w:val="single" w:color="auto" w:sz="4"/>
+          <w:right w:val="single" w:color="auto" w:sz="4"/>
+          <w:insideH w:val="single" w:color="auto" w:sz="4"/>
+          <w:insideV w:val="single" w:color="auto" w:sz="4"/>
+        </w:tblBorders>
+      </w:tblPr>
+      <w:tblGrid>
+        <w:gridCol w:w="4324"/>
+        <w:gridCol w:w="5314"/>
+      </w:tblGrid>
+      <w:tr>
+        <w:trPr>
+          <w:tblHeader/>
+        </w:trPr>
+        <w:tc>
+          <w:tcPr>
+            <w:tcW w:type="dxa" w:w="4324"/>
+            <w:tcBorders>
+              <w:top w:val="single" w:color="DCE6F0" w:sz="4"/>
+              <w:left w:val="single" w:color="DCE6F0" w:sz="4"/>
+              <w:bottom w:val="single" w:color="DCE6F0" w:sz="4"/>
+              <w:right w:val="single" w:color="DCE6F0" w:sz="4"/>
+            </w:tcBorders>
+            <w:shd w:fill="17707F" w:color="auto" w:val="clear"/>
+            <w:tcMar>
+              <w:top w:type="dxa" w:w="60"/>
+              <w:left w:type="dxa" w:w="100"/>
+              <w:bottom w:type="dxa" w:w="60"/>
+              <w:right w:type="dxa" w:w="100"/>
+            </w:tcMar>
+            <w:vAlign w:val="top"/>
+          </w:tcPr>
+          <w:p>
+            <w:pPr>
+              <w:spacing w:after="0" w:before="0"/>
+            </w:pPr>
+            <w:r>
+              <w:rPr>
+                <w:b/>
+                <w:bCs/>
+                <w:color w:val="FFFFFF"/>
+                <w:sz w:val="19"/>
+                <w:szCs w:val="19"/>
+              </w:rPr>
+              <w:t xml:space="preserve">Situation on DominoADMail/Demo</w:t>
+            </w:r>
+          </w:p>
+        </w:tc>
+        <w:tc>
+          <w:tcPr>
+            <w:tcW w:type="dxa" w:w="5314"/>
+            <w:tcBorders>
+              <w:top w:val="single" w:color="DCE6F0" w:sz="4"/>
+              <w:left w:val="single" w:color="DCE6F0" w:sz="4"/>
+              <w:bottom w:val="single" w:color="DCE6F0" w:sz="4"/>
+              <w:right w:val="single" w:color="DCE6F0" w:sz="4"/>
+            </w:tcBorders>
+            <w:shd w:fill="17707F" w:color="auto" w:val="clear"/>
+            <w:tcMar>
+              <w:top w:type="dxa" w:w="60"/>
+              <w:left w:type="dxa" w:w="100"/>
+              <w:bottom w:type="dxa" w:w="60"/>
+              <w:right w:type="dxa" w:w="100"/>
+            </w:tcMar>
+            <w:vAlign w:val="top"/>
+          </w:tcPr>
+          <w:p>
+            <w:pPr>
+              <w:spacing w:after="0" w:before="0"/>
+            </w:pPr>
+            <w:r>
+              <w:rPr>
+                <w:b/>
+                <w:bCs/>
+                <w:color w:val="FFFFFF"/>
+                <w:sz w:val="19"/>
+                <w:szCs w:val="19"/>
+              </w:rPr>
+              <w:t xml:space="preserve">Batch of 500 users gets</w:t>
             </w:r>
           </w:p>
         </w:tc>
@@ -31230,7 +32765,7 @@
         </w:trPr>
         <w:tc>
           <w:tcPr>
-            <w:tcW w:type="dxa" w:w="2471"/>
+            <w:tcW w:type="dxa" w:w="4324"/>
             <w:tcBorders>
               <w:top w:val="single" w:color="DCE6F0" w:sz="4"/>
               <w:left w:val="single" w:color="DCE6F0" w:sz="4"/>
@@ -31255,13 +32790,13 @@
                 <w:sz w:val="19"/>
                 <w:szCs w:val="19"/>
               </w:rPr>
-              <w:t xml:space="preserve">Access and size</w:t>
-            </w:r>
-          </w:p>
-        </w:tc>
-        <w:tc>
-          <w:tcPr>
-            <w:tcW w:type="dxa" w:w="7167"/>
+              <w:t xml:space="preserve">mail1 has 980 mail files</w:t>
+            </w:r>
+          </w:p>
+        </w:tc>
+        <w:tc>
+          <w:tcPr>
+            <w:tcW w:type="dxa" w:w="5314"/>
             <w:tcBorders>
               <w:top w:val="single" w:color="DCE6F0" w:sz="4"/>
               <w:left w:val="single" w:color="DCE6F0" w:sz="4"/>
@@ -31283,60 +32818,10 @@
             </w:pPr>
             <w:r>
               <w:rPr>
-                <w:rFonts w:ascii="Consolas" w:cs="Consolas" w:eastAsia="Consolas" w:hAnsi="Consolas"/>
-                <w:color w:val="0F5FDC"/>
-                <w:sz w:val="18"/>
-                <w:szCs w:val="18"/>
-              </w:rPr>
-              <w:t xml:space="preserve">MailACLManager</w:t>
-            </w:r>
-            <w:r>
-              <w:rPr>
-                <w:sz w:val="19"/>
-                <w:szCs w:val="19"/>
-              </w:rPr>
-              <w:t xml:space="preserve"> (optional extra Manager), </w:t>
-            </w:r>
-            <w:r>
-              <w:rPr>
-                <w:rFonts w:ascii="Consolas" w:cs="Consolas" w:eastAsia="Consolas" w:hAnsi="Consolas"/>
-                <w:color w:val="0F5FDC"/>
-                <w:sz w:val="18"/>
-                <w:szCs w:val="18"/>
-              </w:rPr>
-              <w:t xml:space="preserve">MailQuotaSizeLimit</w:t>
-            </w:r>
-            <w:r>
-              <w:rPr>
-                <w:sz w:val="19"/>
-                <w:szCs w:val="19"/>
-              </w:rPr>
-              <w:t xml:space="preserve"> / </w:t>
-            </w:r>
-            <w:r>
-              <w:rPr>
-                <w:rFonts w:ascii="Consolas" w:cs="Consolas" w:eastAsia="Consolas" w:hAnsi="Consolas"/>
-                <w:color w:val="0F5FDC"/>
-                <w:sz w:val="18"/>
-                <w:szCs w:val="18"/>
-              </w:rPr>
-              <w:t xml:space="preserve">MailQuotaWarningThreshold</w:t>
-            </w:r>
-            <w:r>
-              <w:rPr>
-                <w:sz w:val="19"/>
-                <w:szCs w:val="19"/>
-              </w:rPr>
-              <w:t xml:space="preserve"> in MB, </w:t>
-            </w:r>
-            <w:r>
-              <w:rPr>
-                <w:rFonts w:ascii="Consolas" w:cs="Consolas" w:eastAsia="Consolas" w:hAnsi="Consolas"/>
-                <w:color w:val="0F5FDC"/>
-                <w:sz w:val="18"/>
-                <w:szCs w:val="18"/>
-              </w:rPr>
-              <w:t xml:space="preserve">MailCreateFTIndex</w:t>
+                <w:sz w:val="19"/>
+                <w:szCs w:val="19"/>
+              </w:rPr>
+              <w:t xml:space="preserve">20 users → mail1 (now 1000), 480 users → mail2</w:t>
             </w:r>
           </w:p>
         </w:tc>
@@ -31347,7 +32832,7 @@
         </w:trPr>
         <w:tc>
           <w:tcPr>
-            <w:tcW w:type="dxa" w:w="2471"/>
+            <w:tcW w:type="dxa" w:w="4324"/>
             <w:tcBorders>
               <w:top w:val="single" w:color="DCE6F0" w:sz="4"/>
               <w:left w:val="single" w:color="DCE6F0" w:sz="4"/>
@@ -31372,13 +32857,13 @@
                 <w:sz w:val="19"/>
                 <w:szCs w:val="19"/>
               </w:rPr>
-              <w:t xml:space="preserve">Check after registration</w:t>
-            </w:r>
-          </w:p>
-        </w:tc>
-        <w:tc>
-          <w:tcPr>
-            <w:tcW w:type="dxa" w:w="7167"/>
+              <w:t xml:space="preserve">mail1 and mail2 full, mail3 has 300</w:t>
+            </w:r>
+          </w:p>
+        </w:tc>
+        <w:tc>
+          <w:tcPr>
+            <w:tcW w:type="dxa" w:w="5314"/>
             <w:tcBorders>
               <w:top w:val="single" w:color="DCE6F0" w:sz="4"/>
               <w:left w:val="single" w:color="DCE6F0" w:sz="4"/>
@@ -31403,7 +32888,1000 @@
                 <w:sz w:val="19"/>
                 <w:szCs w:val="19"/>
               </w:rPr>
-              <w:t xml:space="preserve">Register Batch records MailFileStatus (MAILFILE_OK or MAILFILE_PENDING). Verify (C7) checks the mail file named in the Person document on the MailServer: MAILFILE_OK, MAILFILE_MISSING or NO_MAILFILE_IN_PERSON_DOC.</w:t>
+              <w:t xml:space="preserve">500 users → mail3 (now 800)</w:t>
+            </w:r>
+          </w:p>
+        </w:tc>
+      </w:tr>
+      <w:tr>
+        <w:trPr>
+          <w:cantSplit/>
+        </w:trPr>
+        <w:tc>
+          <w:tcPr>
+            <w:tcW w:type="dxa" w:w="4324"/>
+            <w:tcBorders>
+              <w:top w:val="single" w:color="DCE6F0" w:sz="4"/>
+              <w:left w:val="single" w:color="DCE6F0" w:sz="4"/>
+              <w:bottom w:val="single" w:color="DCE6F0" w:sz="4"/>
+              <w:right w:val="single" w:color="DCE6F0" w:sz="4"/>
+            </w:tcBorders>
+            <w:shd w:fill="FFFFFF" w:color="auto" w:val="clear"/>
+            <w:tcMar>
+              <w:top w:type="dxa" w:w="60"/>
+              <w:left w:type="dxa" w:w="100"/>
+              <w:bottom w:type="dxa" w:w="60"/>
+              <w:right w:type="dxa" w:w="100"/>
+            </w:tcMar>
+            <w:vAlign w:val="top"/>
+          </w:tcPr>
+          <w:p>
+            <w:pPr>
+              <w:spacing w:after="0" w:before="0"/>
+            </w:pPr>
+            <w:r>
+              <w:rPr>
+                <w:sz w:val="19"/>
+                <w:szCs w:val="19"/>
+              </w:rPr>
+              <w:t xml:space="preserve">No mail folders yet</w:t>
+            </w:r>
+          </w:p>
+        </w:tc>
+        <w:tc>
+          <w:tcPr>
+            <w:tcW w:type="dxa" w:w="5314"/>
+            <w:tcBorders>
+              <w:top w:val="single" w:color="DCE6F0" w:sz="4"/>
+              <w:left w:val="single" w:color="DCE6F0" w:sz="4"/>
+              <w:bottom w:val="single" w:color="DCE6F0" w:sz="4"/>
+              <w:right w:val="single" w:color="DCE6F0" w:sz="4"/>
+            </w:tcBorders>
+            <w:shd w:fill="FFFFFF" w:color="auto" w:val="clear"/>
+            <w:tcMar>
+              <w:top w:type="dxa" w:w="60"/>
+              <w:left w:type="dxa" w:w="100"/>
+              <w:bottom w:type="dxa" w:w="60"/>
+              <w:right w:type="dxa" w:w="100"/>
+            </w:tcMar>
+            <w:vAlign w:val="top"/>
+          </w:tcPr>
+          <w:p>
+            <w:pPr>
+              <w:spacing w:after="0" w:before="0"/>
+            </w:pPr>
+            <w:r>
+              <w:rPr>
+                <w:sz w:val="19"/>
+                <w:szCs w:val="19"/>
+              </w:rPr>
+              <w:t xml:space="preserve">500 users → mail1</w:t>
+            </w:r>
+          </w:p>
+        </w:tc>
+      </w:tr>
+    </w:tbl>
+    <w:p>
+      <w:pPr>
+        <w:spacing w:after="80" w:before="0"/>
+      </w:pPr>
+    </w:p>
+    <w:p>
+      <w:r>
+        <w:t xml:space="preserve">With </w:t>
+      </w:r>
+      <w:r>
+        <w:rPr>
+          <w:rFonts w:ascii="Consolas" w:cs="Consolas" w:eastAsia="Consolas" w:hAnsi="Consolas"/>
+          <w:color w:val="0F5FDC"/>
+          <w:sz w:val="20"/>
+          <w:szCs w:val="20"/>
+        </w:rPr>
+        <w:t xml:space="preserve">MailFolderMode=SINGLE</w:t>
+      </w:r>
+      <w:r>
+        <w:t xml:space="preserve">, all mail files go into </w:t>
+      </w:r>
+      <w:r>
+        <w:rPr>
+          <w:rFonts w:ascii="Consolas" w:cs="Consolas" w:eastAsia="Consolas" w:hAnsi="Consolas"/>
+          <w:color w:val="0F5FDC"/>
+          <w:sz w:val="20"/>
+          <w:szCs w:val="20"/>
+        </w:rPr>
+        <w:t xml:space="preserve">MailFileDir</w:t>
+      </w:r>
+      <w:r>
+        <w:t xml:space="preserve"> (for example </w:t>
+      </w:r>
+      <w:r>
+        <w:rPr>
+          <w:rFonts w:ascii="Consolas" w:cs="Consolas" w:eastAsia="Consolas" w:hAnsi="Consolas"/>
+          <w:color w:val="0F5FDC"/>
+          <w:sz w:val="20"/>
+          <w:szCs w:val="20"/>
+        </w:rPr>
+        <w:t xml:space="preserve">mail</w:t>
+      </w:r>
+      <w:r>
+        <w:t xml:space="preserve">).</w:t>
+      </w:r>
+    </w:p>
+    <w:p>
+      <w:pPr>
+        <w:pStyle w:val="Heading3"/>
+      </w:pPr>
+      <w:r>
+        <w:t xml:space="preserve">4. Where every decision is recorded</w:t>
+      </w:r>
+    </w:p>
+    <w:tbl>
+      <w:tblPr>
+        <w:tblW w:type="dxa" w:w="9638"/>
+        <w:tblBorders>
+          <w:top w:val="single" w:color="auto" w:sz="4"/>
+          <w:left w:val="single" w:color="auto" w:sz="4"/>
+          <w:bottom w:val="single" w:color="auto" w:sz="4"/>
+          <w:right w:val="single" w:color="auto" w:sz="4"/>
+          <w:insideH w:val="single" w:color="auto" w:sz="4"/>
+          <w:insideV w:val="single" w:color="auto" w:sz="4"/>
+        </w:tblBorders>
+      </w:tblPr>
+      <w:tblGrid>
+        <w:gridCol w:w="3089"/>
+        <w:gridCol w:w="6549"/>
+      </w:tblGrid>
+      <w:tr>
+        <w:trPr>
+          <w:tblHeader/>
+        </w:trPr>
+        <w:tc>
+          <w:tcPr>
+            <w:tcW w:type="dxa" w:w="3089"/>
+            <w:tcBorders>
+              <w:top w:val="single" w:color="DCE6F0" w:sz="4"/>
+              <w:left w:val="single" w:color="DCE6F0" w:sz="4"/>
+              <w:bottom w:val="single" w:color="DCE6F0" w:sz="4"/>
+              <w:right w:val="single" w:color="DCE6F0" w:sz="4"/>
+            </w:tcBorders>
+            <w:shd w:fill="17707F" w:color="auto" w:val="clear"/>
+            <w:tcMar>
+              <w:top w:type="dxa" w:w="60"/>
+              <w:left w:type="dxa" w:w="100"/>
+              <w:bottom w:type="dxa" w:w="60"/>
+              <w:right w:type="dxa" w:w="100"/>
+            </w:tcMar>
+            <w:vAlign w:val="top"/>
+          </w:tcPr>
+          <w:p>
+            <w:pPr>
+              <w:spacing w:after="0" w:before="0"/>
+            </w:pPr>
+            <w:r>
+              <w:rPr>
+                <w:b/>
+                <w:bCs/>
+                <w:color w:val="FFFFFF"/>
+                <w:sz w:val="19"/>
+                <w:szCs w:val="19"/>
+              </w:rPr>
+              <w:t xml:space="preserve">Record</w:t>
+            </w:r>
+          </w:p>
+        </w:tc>
+        <w:tc>
+          <w:tcPr>
+            <w:tcW w:type="dxa" w:w="6549"/>
+            <w:tcBorders>
+              <w:top w:val="single" w:color="DCE6F0" w:sz="4"/>
+              <w:left w:val="single" w:color="DCE6F0" w:sz="4"/>
+              <w:bottom w:val="single" w:color="DCE6F0" w:sz="4"/>
+              <w:right w:val="single" w:color="DCE6F0" w:sz="4"/>
+            </w:tcBorders>
+            <w:shd w:fill="17707F" w:color="auto" w:val="clear"/>
+            <w:tcMar>
+              <w:top w:type="dxa" w:w="60"/>
+              <w:left w:type="dxa" w:w="100"/>
+              <w:bottom w:type="dxa" w:w="60"/>
+              <w:right w:type="dxa" w:w="100"/>
+            </w:tcMar>
+            <w:vAlign w:val="top"/>
+          </w:tcPr>
+          <w:p>
+            <w:pPr>
+              <w:spacing w:after="0" w:before="0"/>
+            </w:pPr>
+            <w:r>
+              <w:rPr>
+                <w:b/>
+                <w:bCs/>
+                <w:color w:val="FFFFFF"/>
+                <w:sz w:val="19"/>
+                <w:szCs w:val="19"/>
+              </w:rPr>
+              <w:t xml:space="preserve">Content</w:t>
+            </w:r>
+          </w:p>
+        </w:tc>
+      </w:tr>
+      <w:tr>
+        <w:trPr>
+          <w:cantSplit/>
+        </w:trPr>
+        <w:tc>
+          <w:tcPr>
+            <w:tcW w:type="dxa" w:w="3089"/>
+            <w:tcBorders>
+              <w:top w:val="single" w:color="DCE6F0" w:sz="4"/>
+              <w:left w:val="single" w:color="DCE6F0" w:sz="4"/>
+              <w:bottom w:val="single" w:color="DCE6F0" w:sz="4"/>
+              <w:right w:val="single" w:color="DCE6F0" w:sz="4"/>
+            </w:tcBorders>
+            <w:shd w:fill="FFFFFF" w:color="auto" w:val="clear"/>
+            <w:tcMar>
+              <w:top w:type="dxa" w:w="60"/>
+              <w:left w:type="dxa" w:w="100"/>
+              <w:bottom w:type="dxa" w:w="60"/>
+              <w:right w:type="dxa" w:w="100"/>
+            </w:tcMar>
+            <w:vAlign w:val="top"/>
+          </w:tcPr>
+          <w:p>
+            <w:pPr>
+              <w:spacing w:after="0" w:before="0"/>
+            </w:pPr>
+            <w:r>
+              <w:rPr>
+                <w:sz w:val="19"/>
+                <w:szCs w:val="19"/>
+              </w:rPr>
+              <w:t xml:space="preserve">Batch file (MailFile, MailFileNote)</w:t>
+            </w:r>
+          </w:p>
+        </w:tc>
+        <w:tc>
+          <w:tcPr>
+            <w:tcW w:type="dxa" w:w="6549"/>
+            <w:tcBorders>
+              <w:top w:val="single" w:color="DCE6F0" w:sz="4"/>
+              <w:left w:val="single" w:color="DCE6F0" w:sz="4"/>
+              <w:bottom w:val="single" w:color="DCE6F0" w:sz="4"/>
+              <w:right w:val="single" w:color="DCE6F0" w:sz="4"/>
+            </w:tcBorders>
+            <w:shd w:fill="FFFFFF" w:color="auto" w:val="clear"/>
+            <w:tcMar>
+              <w:top w:type="dxa" w:w="60"/>
+              <w:left w:type="dxa" w:w="100"/>
+              <w:bottom w:type="dxa" w:w="60"/>
+              <w:right w:type="dxa" w:w="100"/>
+            </w:tcMar>
+            <w:vAlign w:val="top"/>
+          </w:tcPr>
+          <w:p>
+            <w:pPr>
+              <w:spacing w:after="0" w:before="0"/>
+            </w:pPr>
+            <w:r>
+              <w:rPr>
+                <w:sz w:val="19"/>
+                <w:szCs w:val="19"/>
+              </w:rPr>
+              <w:t xml:space="preserve">Path, plus e.g. </w:t>
+            </w:r>
+            <w:r>
+              <w:rPr>
+                <w:rFonts w:ascii="Consolas" w:cs="Consolas" w:eastAsia="Consolas" w:hAnsi="Consolas"/>
+                <w:color w:val="0F5FDC"/>
+                <w:sz w:val="18"/>
+                <w:szCs w:val="18"/>
+              </w:rPr>
+              <w:t xml:space="preserve">smith.nsf already used (file mail1\smith.nsf) -&gt; smith2.nsf; naming LASTNAME; folder mail2 412/1000</w:t>
+            </w:r>
+          </w:p>
+        </w:tc>
+      </w:tr>
+      <w:tr>
+        <w:trPr>
+          <w:cantSplit/>
+        </w:trPr>
+        <w:tc>
+          <w:tcPr>
+            <w:tcW w:type="dxa" w:w="3089"/>
+            <w:tcBorders>
+              <w:top w:val="single" w:color="DCE6F0" w:sz="4"/>
+              <w:left w:val="single" w:color="DCE6F0" w:sz="4"/>
+              <w:bottom w:val="single" w:color="DCE6F0" w:sz="4"/>
+              <w:right w:val="single" w:color="DCE6F0" w:sz="4"/>
+            </w:tcBorders>
+            <w:shd w:fill="F7F7FC" w:color="auto" w:val="clear"/>
+            <w:tcMar>
+              <w:top w:type="dxa" w:w="60"/>
+              <w:left w:type="dxa" w:w="100"/>
+              <w:bottom w:type="dxa" w:w="60"/>
+              <w:right w:type="dxa" w:w="100"/>
+            </w:tcMar>
+            <w:vAlign w:val="top"/>
+          </w:tcPr>
+          <w:p>
+            <w:pPr>
+              <w:spacing w:after="0" w:before="0"/>
+            </w:pPr>
+            <w:r>
+              <w:rPr>
+                <w:sz w:val="19"/>
+                <w:szCs w:val="19"/>
+              </w:rPr>
+              <w:t xml:space="preserve">Batch summary</w:t>
+            </w:r>
+          </w:p>
+        </w:tc>
+        <w:tc>
+          <w:tcPr>
+            <w:tcW w:type="dxa" w:w="6549"/>
+            <w:tcBorders>
+              <w:top w:val="single" w:color="DCE6F0" w:sz="4"/>
+              <w:left w:val="single" w:color="DCE6F0" w:sz="4"/>
+              <w:bottom w:val="single" w:color="DCE6F0" w:sz="4"/>
+              <w:right w:val="single" w:color="DCE6F0" w:sz="4"/>
+            </w:tcBorders>
+            <w:shd w:fill="F7F7FC" w:color="auto" w:val="clear"/>
+            <w:tcMar>
+              <w:top w:type="dxa" w:w="60"/>
+              <w:left w:type="dxa" w:w="100"/>
+              <w:bottom w:type="dxa" w:w="60"/>
+              <w:right w:type="dxa" w:w="100"/>
+            </w:tcMar>
+            <w:vAlign w:val="top"/>
+          </w:tcPr>
+          <w:p>
+            <w:pPr>
+              <w:spacing w:after="0" w:before="0"/>
+            </w:pPr>
+            <w:r>
+              <w:rPr>
+                <w:sz w:val="19"/>
+                <w:szCs w:val="19"/>
+              </w:rPr>
+              <w:t xml:space="preserve">Naming and folder settings, new mail files per server and folder, folder fill after the batch</w:t>
+            </w:r>
+          </w:p>
+        </w:tc>
+      </w:tr>
+      <w:tr>
+        <w:trPr>
+          <w:cantSplit/>
+        </w:trPr>
+        <w:tc>
+          <w:tcPr>
+            <w:tcW w:type="dxa" w:w="3089"/>
+            <w:tcBorders>
+              <w:top w:val="single" w:color="DCE6F0" w:sz="4"/>
+              <w:left w:val="single" w:color="DCE6F0" w:sz="4"/>
+              <w:bottom w:val="single" w:color="DCE6F0" w:sz="4"/>
+              <w:right w:val="single" w:color="DCE6F0" w:sz="4"/>
+            </w:tcBorders>
+            <w:shd w:fill="FFFFFF" w:color="auto" w:val="clear"/>
+            <w:tcMar>
+              <w:top w:type="dxa" w:w="60"/>
+              <w:left w:type="dxa" w:w="100"/>
+              <w:bottom w:type="dxa" w:w="60"/>
+              <w:right w:type="dxa" w:w="100"/>
+            </w:tcMar>
+            <w:vAlign w:val="top"/>
+          </w:tcPr>
+          <w:p>
+            <w:pPr>
+              <w:spacing w:after="0" w:before="0"/>
+            </w:pPr>
+            <w:r>
+              <w:rPr>
+                <w:sz w:val="19"/>
+                <w:szCs w:val="19"/>
+              </w:rPr>
+              <w:t xml:space="preserve">Build audit CSV / debug log</w:t>
+            </w:r>
+          </w:p>
+        </w:tc>
+        <w:tc>
+          <w:tcPr>
+            <w:tcW w:type="dxa" w:w="6549"/>
+            <w:tcBorders>
+              <w:top w:val="single" w:color="DCE6F0" w:sz="4"/>
+              <w:left w:val="single" w:color="DCE6F0" w:sz="4"/>
+              <w:bottom w:val="single" w:color="DCE6F0" w:sz="4"/>
+              <w:right w:val="single" w:color="DCE6F0" w:sz="4"/>
+            </w:tcBorders>
+            <w:shd w:fill="FFFFFF" w:color="auto" w:val="clear"/>
+            <w:tcMar>
+              <w:top w:type="dxa" w:w="60"/>
+              <w:left w:type="dxa" w:w="100"/>
+              <w:bottom w:type="dxa" w:w="60"/>
+              <w:right w:type="dxa" w:w="100"/>
+            </w:tcMar>
+            <w:vAlign w:val="top"/>
+          </w:tcPr>
+          <w:p>
+            <w:pPr>
+              <w:spacing w:after="0" w:before="0"/>
+            </w:pPr>
+            <w:r>
+              <w:rPr>
+                <w:sz w:val="19"/>
+                <w:szCs w:val="19"/>
+              </w:rPr>
+              <w:t xml:space="preserve">One row per user (MailFile, MailFileNote), plus a server scan line (number of mail databases found)</w:t>
+            </w:r>
+          </w:p>
+        </w:tc>
+      </w:tr>
+      <w:tr>
+        <w:trPr>
+          <w:cantSplit/>
+        </w:trPr>
+        <w:tc>
+          <w:tcPr>
+            <w:tcW w:type="dxa" w:w="3089"/>
+            <w:tcBorders>
+              <w:top w:val="single" w:color="DCE6F0" w:sz="4"/>
+              <w:left w:val="single" w:color="DCE6F0" w:sz="4"/>
+              <w:bottom w:val="single" w:color="DCE6F0" w:sz="4"/>
+              <w:right w:val="single" w:color="DCE6F0" w:sz="4"/>
+            </w:tcBorders>
+            <w:shd w:fill="F7F7FC" w:color="auto" w:val="clear"/>
+            <w:tcMar>
+              <w:top w:type="dxa" w:w="60"/>
+              <w:left w:type="dxa" w:w="100"/>
+              <w:bottom w:type="dxa" w:w="60"/>
+              <w:right w:type="dxa" w:w="100"/>
+            </w:tcMar>
+            <w:vAlign w:val="top"/>
+          </w:tcPr>
+          <w:p>
+            <w:pPr>
+              <w:spacing w:after="0" w:before="0"/>
+            </w:pPr>
+            <w:r>
+              <w:rPr>
+                <w:sz w:val="19"/>
+                <w:szCs w:val="19"/>
+              </w:rPr>
+              <w:t xml:space="preserve">Results and audit CSV of Register Batch</w:t>
+            </w:r>
+          </w:p>
+        </w:tc>
+        <w:tc>
+          <w:tcPr>
+            <w:tcW w:type="dxa" w:w="6549"/>
+            <w:tcBorders>
+              <w:top w:val="single" w:color="DCE6F0" w:sz="4"/>
+              <w:left w:val="single" w:color="DCE6F0" w:sz="4"/>
+              <w:bottom w:val="single" w:color="DCE6F0" w:sz="4"/>
+              <w:right w:val="single" w:color="DCE6F0" w:sz="4"/>
+            </w:tcBorders>
+            <w:shd w:fill="F7F7FC" w:color="auto" w:val="clear"/>
+            <w:tcMar>
+              <w:top w:type="dxa" w:w="60"/>
+              <w:left w:type="dxa" w:w="100"/>
+              <w:bottom w:type="dxa" w:w="60"/>
+              <w:right w:type="dxa" w:w="100"/>
+            </w:tcMar>
+            <w:vAlign w:val="top"/>
+          </w:tcPr>
+          <w:p>
+            <w:pPr>
+              <w:spacing w:after="0" w:before="0"/>
+            </w:pPr>
+            <w:r>
+              <w:rPr>
+                <w:sz w:val="19"/>
+                <w:szCs w:val="19"/>
+              </w:rPr>
+              <w:t xml:space="preserve">MailFile, MailFileStatus (MAILFILE_OK / MAILFILE_PENDING), MailFileNote</w:t>
+            </w:r>
+          </w:p>
+        </w:tc>
+      </w:tr>
+      <w:tr>
+        <w:trPr>
+          <w:cantSplit/>
+        </w:trPr>
+        <w:tc>
+          <w:tcPr>
+            <w:tcW w:type="dxa" w:w="3089"/>
+            <w:tcBorders>
+              <w:top w:val="single" w:color="DCE6F0" w:sz="4"/>
+              <w:left w:val="single" w:color="DCE6F0" w:sz="4"/>
+              <w:bottom w:val="single" w:color="DCE6F0" w:sz="4"/>
+              <w:right w:val="single" w:color="DCE6F0" w:sz="4"/>
+            </w:tcBorders>
+            <w:shd w:fill="FFFFFF" w:color="auto" w:val="clear"/>
+            <w:tcMar>
+              <w:top w:type="dxa" w:w="60"/>
+              <w:left w:type="dxa" w:w="100"/>
+              <w:bottom w:type="dxa" w:w="60"/>
+              <w:right w:type="dxa" w:w="100"/>
+            </w:tcMar>
+            <w:vAlign w:val="top"/>
+          </w:tcPr>
+          <w:p>
+            <w:pPr>
+              <w:spacing w:after="0" w:before="0"/>
+            </w:pPr>
+            <w:r>
+              <w:rPr>
+                <w:sz w:val="19"/>
+                <w:szCs w:val="19"/>
+              </w:rPr>
+              <w:t xml:space="preserve">Verify report</w:t>
+            </w:r>
+          </w:p>
+        </w:tc>
+        <w:tc>
+          <w:tcPr>
+            <w:tcW w:type="dxa" w:w="6549"/>
+            <w:tcBorders>
+              <w:top w:val="single" w:color="DCE6F0" w:sz="4"/>
+              <w:left w:val="single" w:color="DCE6F0" w:sz="4"/>
+              <w:bottom w:val="single" w:color="DCE6F0" w:sz="4"/>
+              <w:right w:val="single" w:color="DCE6F0" w:sz="4"/>
+            </w:tcBorders>
+            <w:shd w:fill="FFFFFF" w:color="auto" w:val="clear"/>
+            <w:tcMar>
+              <w:top w:type="dxa" w:w="60"/>
+              <w:left w:type="dxa" w:w="100"/>
+              <w:bottom w:type="dxa" w:w="60"/>
+              <w:right w:type="dxa" w:w="100"/>
+            </w:tcMar>
+            <w:vAlign w:val="top"/>
+          </w:tcPr>
+          <w:p>
+            <w:pPr>
+              <w:spacing w:after="0" w:before="0"/>
+            </w:pPr>
+            <w:r>
+              <w:rPr>
+                <w:sz w:val="19"/>
+                <w:szCs w:val="19"/>
+              </w:rPr>
+              <w:t xml:space="preserve">MailFileStatus from the Person document and the server (MAILFILE_OK / MAILFILE_MISSING)</w:t>
+            </w:r>
+          </w:p>
+        </w:tc>
+      </w:tr>
+    </w:tbl>
+    <w:p>
+      <w:pPr>
+        <w:spacing w:after="80" w:before="0"/>
+      </w:pPr>
+    </w:p>
+    <w:p>
+      <w:pPr>
+        <w:pStyle w:val="Heading3"/>
+      </w:pPr>
+      <w:r>
+        <w:t xml:space="preserve">5. Other mail file settings</w:t>
+      </w:r>
+    </w:p>
+    <w:tbl>
+      <w:tblPr>
+        <w:tblW w:type="dxa" w:w="9638"/>
+        <w:tblBorders>
+          <w:top w:val="single" w:color="auto" w:sz="4"/>
+          <w:left w:val="single" w:color="auto" w:sz="4"/>
+          <w:bottom w:val="single" w:color="auto" w:sz="4"/>
+          <w:right w:val="single" w:color="auto" w:sz="4"/>
+          <w:insideH w:val="single" w:color="auto" w:sz="4"/>
+          <w:insideV w:val="single" w:color="auto" w:sz="4"/>
+        </w:tblBorders>
+      </w:tblPr>
+      <w:tblGrid>
+        <w:gridCol w:w="3603"/>
+        <w:gridCol w:w="6035"/>
+      </w:tblGrid>
+      <w:tr>
+        <w:trPr>
+          <w:tblHeader/>
+        </w:trPr>
+        <w:tc>
+          <w:tcPr>
+            <w:tcW w:type="dxa" w:w="3603"/>
+            <w:tcBorders>
+              <w:top w:val="single" w:color="DCE6F0" w:sz="4"/>
+              <w:left w:val="single" w:color="DCE6F0" w:sz="4"/>
+              <w:bottom w:val="single" w:color="DCE6F0" w:sz="4"/>
+              <w:right w:val="single" w:color="DCE6F0" w:sz="4"/>
+            </w:tcBorders>
+            <w:shd w:fill="17707F" w:color="auto" w:val="clear"/>
+            <w:tcMar>
+              <w:top w:type="dxa" w:w="60"/>
+              <w:left w:type="dxa" w:w="100"/>
+              <w:bottom w:type="dxa" w:w="60"/>
+              <w:right w:type="dxa" w:w="100"/>
+            </w:tcMar>
+            <w:vAlign w:val="top"/>
+          </w:tcPr>
+          <w:p>
+            <w:pPr>
+              <w:spacing w:after="0" w:before="0"/>
+            </w:pPr>
+            <w:r>
+              <w:rPr>
+                <w:b/>
+                <w:bCs/>
+                <w:color w:val="FFFFFF"/>
+                <w:sz w:val="19"/>
+                <w:szCs w:val="19"/>
+              </w:rPr>
+              <w:t xml:space="preserve">Setting</w:t>
+            </w:r>
+          </w:p>
+        </w:tc>
+        <w:tc>
+          <w:tcPr>
+            <w:tcW w:type="dxa" w:w="6035"/>
+            <w:tcBorders>
+              <w:top w:val="single" w:color="DCE6F0" w:sz="4"/>
+              <w:left w:val="single" w:color="DCE6F0" w:sz="4"/>
+              <w:bottom w:val="single" w:color="DCE6F0" w:sz="4"/>
+              <w:right w:val="single" w:color="DCE6F0" w:sz="4"/>
+            </w:tcBorders>
+            <w:shd w:fill="17707F" w:color="auto" w:val="clear"/>
+            <w:tcMar>
+              <w:top w:type="dxa" w:w="60"/>
+              <w:left w:type="dxa" w:w="100"/>
+              <w:bottom w:type="dxa" w:w="60"/>
+              <w:right w:type="dxa" w:w="100"/>
+            </w:tcMar>
+            <w:vAlign w:val="top"/>
+          </w:tcPr>
+          <w:p>
+            <w:pPr>
+              <w:spacing w:after="0" w:before="0"/>
+            </w:pPr>
+            <w:r>
+              <w:rPr>
+                <w:b/>
+                <w:bCs/>
+                <w:color w:val="FFFFFF"/>
+                <w:sz w:val="19"/>
+                <w:szCs w:val="19"/>
+              </w:rPr>
+              <w:t xml:space="preserve">Effect</w:t>
+            </w:r>
+          </w:p>
+        </w:tc>
+      </w:tr>
+      <w:tr>
+        <w:trPr>
+          <w:cantSplit/>
+        </w:trPr>
+        <w:tc>
+          <w:tcPr>
+            <w:tcW w:type="dxa" w:w="3603"/>
+            <w:tcBorders>
+              <w:top w:val="single" w:color="DCE6F0" w:sz="4"/>
+              <w:left w:val="single" w:color="DCE6F0" w:sz="4"/>
+              <w:bottom w:val="single" w:color="DCE6F0" w:sz="4"/>
+              <w:right w:val="single" w:color="DCE6F0" w:sz="4"/>
+            </w:tcBorders>
+            <w:shd w:fill="FFFFFF" w:color="auto" w:val="clear"/>
+            <w:tcMar>
+              <w:top w:type="dxa" w:w="60"/>
+              <w:left w:type="dxa" w:w="100"/>
+              <w:bottom w:type="dxa" w:w="60"/>
+              <w:right w:type="dxa" w:w="100"/>
+            </w:tcMar>
+            <w:vAlign w:val="top"/>
+          </w:tcPr>
+          <w:p>
+            <w:pPr>
+              <w:spacing w:after="0" w:before="0"/>
+            </w:pPr>
+            <w:r>
+              <w:rPr>
+                <w:sz w:val="19"/>
+                <w:szCs w:val="19"/>
+              </w:rPr>
+              <w:t xml:space="preserve">MailTemplate</w:t>
+            </w:r>
+          </w:p>
+        </w:tc>
+        <w:tc>
+          <w:tcPr>
+            <w:tcW w:type="dxa" w:w="6035"/>
+            <w:tcBorders>
+              <w:top w:val="single" w:color="DCE6F0" w:sz="4"/>
+              <w:left w:val="single" w:color="DCE6F0" w:sz="4"/>
+              <w:bottom w:val="single" w:color="DCE6F0" w:sz="4"/>
+              <w:right w:val="single" w:color="DCE6F0" w:sz="4"/>
+            </w:tcBorders>
+            <w:shd w:fill="FFFFFF" w:color="auto" w:val="clear"/>
+            <w:tcMar>
+              <w:top w:type="dxa" w:w="60"/>
+              <w:left w:type="dxa" w:w="100"/>
+              <w:bottom w:type="dxa" w:w="60"/>
+              <w:right w:type="dxa" w:w="100"/>
+            </w:tcMar>
+            <w:vAlign w:val="top"/>
+          </w:tcPr>
+          <w:p>
+            <w:pPr>
+              <w:spacing w:after="0" w:before="0"/>
+            </w:pPr>
+            <w:r>
+              <w:rPr>
+                <w:sz w:val="19"/>
+                <w:szCs w:val="19"/>
+              </w:rPr>
+              <w:t xml:space="preserve">Template for new mail files (empty = registration default). Must exist on every home server (B4).</w:t>
+            </w:r>
+          </w:p>
+        </w:tc>
+      </w:tr>
+      <w:tr>
+        <w:trPr>
+          <w:cantSplit/>
+        </w:trPr>
+        <w:tc>
+          <w:tcPr>
+            <w:tcW w:type="dxa" w:w="3603"/>
+            <w:tcBorders>
+              <w:top w:val="single" w:color="DCE6F0" w:sz="4"/>
+              <w:left w:val="single" w:color="DCE6F0" w:sz="4"/>
+              <w:bottom w:val="single" w:color="DCE6F0" w:sz="4"/>
+              <w:right w:val="single" w:color="DCE6F0" w:sz="4"/>
+            </w:tcBorders>
+            <w:shd w:fill="F7F7FC" w:color="auto" w:val="clear"/>
+            <w:tcMar>
+              <w:top w:type="dxa" w:w="60"/>
+              <w:left w:type="dxa" w:w="100"/>
+              <w:bottom w:type="dxa" w:w="60"/>
+              <w:right w:type="dxa" w:w="100"/>
+            </w:tcMar>
+            <w:vAlign w:val="top"/>
+          </w:tcPr>
+          <w:p>
+            <w:pPr>
+              <w:spacing w:after="0" w:before="0"/>
+            </w:pPr>
+            <w:r>
+              <w:rPr>
+                <w:sz w:val="19"/>
+                <w:szCs w:val="19"/>
+              </w:rPr>
+              <w:t xml:space="preserve">MailACLManager</w:t>
+            </w:r>
+          </w:p>
+        </w:tc>
+        <w:tc>
+          <w:tcPr>
+            <w:tcW w:type="dxa" w:w="6035"/>
+            <w:tcBorders>
+              <w:top w:val="single" w:color="DCE6F0" w:sz="4"/>
+              <w:left w:val="single" w:color="DCE6F0" w:sz="4"/>
+              <w:bottom w:val="single" w:color="DCE6F0" w:sz="4"/>
+              <w:right w:val="single" w:color="DCE6F0" w:sz="4"/>
+            </w:tcBorders>
+            <w:shd w:fill="F7F7FC" w:color="auto" w:val="clear"/>
+            <w:tcMar>
+              <w:top w:type="dxa" w:w="60"/>
+              <w:left w:type="dxa" w:w="100"/>
+              <w:bottom w:type="dxa" w:w="60"/>
+              <w:right w:type="dxa" w:w="100"/>
+            </w:tcMar>
+            <w:vAlign w:val="top"/>
+          </w:tcPr>
+          <w:p>
+            <w:pPr>
+              <w:spacing w:after="0" w:before="0"/>
+            </w:pPr>
+            <w:r>
+              <w:rPr>
+                <w:sz w:val="19"/>
+                <w:szCs w:val="19"/>
+              </w:rPr>
+              <w:t xml:space="preserve">Extra person or group with Manager access to every new mail file</w:t>
+            </w:r>
+          </w:p>
+        </w:tc>
+      </w:tr>
+      <w:tr>
+        <w:trPr>
+          <w:cantSplit/>
+        </w:trPr>
+        <w:tc>
+          <w:tcPr>
+            <w:tcW w:type="dxa" w:w="3603"/>
+            <w:tcBorders>
+              <w:top w:val="single" w:color="DCE6F0" w:sz="4"/>
+              <w:left w:val="single" w:color="DCE6F0" w:sz="4"/>
+              <w:bottom w:val="single" w:color="DCE6F0" w:sz="4"/>
+              <w:right w:val="single" w:color="DCE6F0" w:sz="4"/>
+            </w:tcBorders>
+            <w:shd w:fill="FFFFFF" w:color="auto" w:val="clear"/>
+            <w:tcMar>
+              <w:top w:type="dxa" w:w="60"/>
+              <w:left w:type="dxa" w:w="100"/>
+              <w:bottom w:type="dxa" w:w="60"/>
+              <w:right w:type="dxa" w:w="100"/>
+            </w:tcMar>
+            <w:vAlign w:val="top"/>
+          </w:tcPr>
+          <w:p>
+            <w:pPr>
+              <w:spacing w:after="0" w:before="0"/>
+            </w:pPr>
+            <w:r>
+              <w:rPr>
+                <w:sz w:val="19"/>
+                <w:szCs w:val="19"/>
+              </w:rPr>
+              <w:t xml:space="preserve">MailQuotaSizeLimit / MailQuotaWarningThreshold</w:t>
+            </w:r>
+          </w:p>
+        </w:tc>
+        <w:tc>
+          <w:tcPr>
+            <w:tcW w:type="dxa" w:w="6035"/>
+            <w:tcBorders>
+              <w:top w:val="single" w:color="DCE6F0" w:sz="4"/>
+              <w:left w:val="single" w:color="DCE6F0" w:sz="4"/>
+              <w:bottom w:val="single" w:color="DCE6F0" w:sz="4"/>
+              <w:right w:val="single" w:color="DCE6F0" w:sz="4"/>
+            </w:tcBorders>
+            <w:shd w:fill="FFFFFF" w:color="auto" w:val="clear"/>
+            <w:tcMar>
+              <w:top w:type="dxa" w:w="60"/>
+              <w:left w:type="dxa" w:w="100"/>
+              <w:bottom w:type="dxa" w:w="60"/>
+              <w:right w:type="dxa" w:w="100"/>
+            </w:tcMar>
+            <w:vAlign w:val="top"/>
+          </w:tcPr>
+          <w:p>
+            <w:pPr>
+              <w:spacing w:after="0" w:before="0"/>
+            </w:pPr>
+            <w:r>
+              <w:rPr>
+                <w:sz w:val="19"/>
+                <w:szCs w:val="19"/>
+              </w:rPr>
+              <w:t xml:space="preserve">Quota and warning threshold in MB (0 = none)</w:t>
+            </w:r>
+          </w:p>
+        </w:tc>
+      </w:tr>
+      <w:tr>
+        <w:trPr>
+          <w:cantSplit/>
+        </w:trPr>
+        <w:tc>
+          <w:tcPr>
+            <w:tcW w:type="dxa" w:w="3603"/>
+            <w:tcBorders>
+              <w:top w:val="single" w:color="DCE6F0" w:sz="4"/>
+              <w:left w:val="single" w:color="DCE6F0" w:sz="4"/>
+              <w:bottom w:val="single" w:color="DCE6F0" w:sz="4"/>
+              <w:right w:val="single" w:color="DCE6F0" w:sz="4"/>
+            </w:tcBorders>
+            <w:shd w:fill="F7F7FC" w:color="auto" w:val="clear"/>
+            <w:tcMar>
+              <w:top w:type="dxa" w:w="60"/>
+              <w:left w:type="dxa" w:w="100"/>
+              <w:bottom w:type="dxa" w:w="60"/>
+              <w:right w:type="dxa" w:w="100"/>
+            </w:tcMar>
+            <w:vAlign w:val="top"/>
+          </w:tcPr>
+          <w:p>
+            <w:pPr>
+              <w:spacing w:after="0" w:before="0"/>
+            </w:pPr>
+            <w:r>
+              <w:rPr>
+                <w:sz w:val="19"/>
+                <w:szCs w:val="19"/>
+              </w:rPr>
+              <w:t xml:space="preserve">MailCreateFTIndex</w:t>
+            </w:r>
+          </w:p>
+        </w:tc>
+        <w:tc>
+          <w:tcPr>
+            <w:tcW w:type="dxa" w:w="6035"/>
+            <w:tcBorders>
+              <w:top w:val="single" w:color="DCE6F0" w:sz="4"/>
+              <w:left w:val="single" w:color="DCE6F0" w:sz="4"/>
+              <w:bottom w:val="single" w:color="DCE6F0" w:sz="4"/>
+              <w:right w:val="single" w:color="DCE6F0" w:sz="4"/>
+            </w:tcBorders>
+            <w:shd w:fill="F7F7FC" w:color="auto" w:val="clear"/>
+            <w:tcMar>
+              <w:top w:type="dxa" w:w="60"/>
+              <w:left w:type="dxa" w:w="100"/>
+              <w:bottom w:type="dxa" w:w="60"/>
+              <w:right w:type="dxa" w:w="100"/>
+            </w:tcMar>
+            <w:vAlign w:val="top"/>
+          </w:tcPr>
+          <w:p>
+            <w:pPr>
+              <w:spacing w:after="0" w:before="0"/>
+            </w:pPr>
+            <w:r>
+              <w:rPr>
+                <w:sz w:val="19"/>
+                <w:szCs w:val="19"/>
+              </w:rPr>
+              <w:t xml:space="preserve">Create a full-text index for new mail files</w:t>
+            </w:r>
+          </w:p>
+        </w:tc>
+      </w:tr>
+      <w:tr>
+        <w:trPr>
+          <w:cantSplit/>
+        </w:trPr>
+        <w:tc>
+          <w:tcPr>
+            <w:tcW w:type="dxa" w:w="3603"/>
+            <w:tcBorders>
+              <w:top w:val="single" w:color="DCE6F0" w:sz="4"/>
+              <w:left w:val="single" w:color="DCE6F0" w:sz="4"/>
+              <w:bottom w:val="single" w:color="DCE6F0" w:sz="4"/>
+              <w:right w:val="single" w:color="DCE6F0" w:sz="4"/>
+            </w:tcBorders>
+            <w:shd w:fill="FFFFFF" w:color="auto" w:val="clear"/>
+            <w:tcMar>
+              <w:top w:type="dxa" w:w="60"/>
+              <w:left w:type="dxa" w:w="100"/>
+              <w:bottom w:type="dxa" w:w="60"/>
+              <w:right w:type="dxa" w:w="100"/>
+            </w:tcMar>
+            <w:vAlign w:val="top"/>
+          </w:tcPr>
+          <w:p>
+            <w:pPr>
+              <w:spacing w:after="0" w:before="0"/>
+            </w:pPr>
+            <w:r>
+              <w:rPr>
+                <w:sz w:val="19"/>
+                <w:szCs w:val="19"/>
+              </w:rPr>
+              <w:t xml:space="preserve">CheckMailFileExists</w:t>
+            </w:r>
+          </w:p>
+        </w:tc>
+        <w:tc>
+          <w:tcPr>
+            <w:tcW w:type="dxa" w:w="6035"/>
+            <w:tcBorders>
+              <w:top w:val="single" w:color="DCE6F0" w:sz="4"/>
+              <w:left w:val="single" w:color="DCE6F0" w:sz="4"/>
+              <w:bottom w:val="single" w:color="DCE6F0" w:sz="4"/>
+              <w:right w:val="single" w:color="DCE6F0" w:sz="4"/>
+            </w:tcBorders>
+            <w:shd w:fill="FFFFFF" w:color="auto" w:val="clear"/>
+            <w:tcMar>
+              <w:top w:type="dxa" w:w="60"/>
+              <w:left w:type="dxa" w:w="100"/>
+              <w:bottom w:type="dxa" w:w="60"/>
+              <w:right w:type="dxa" w:w="100"/>
+            </w:tcMar>
+            <w:vAlign w:val="top"/>
+          </w:tcPr>
+          <w:p>
+            <w:pPr>
+              <w:spacing w:after="0" w:before="0"/>
+            </w:pPr>
+            <w:r>
+              <w:rPr>
+                <w:sz w:val="19"/>
+                <w:szCs w:val="19"/>
+              </w:rPr>
+              <w:t xml:space="preserve">Direct check of the exact path (Build and Register Batch)</w:t>
             </w:r>
           </w:p>
         </w:tc>
@@ -32031,7 +34509,7 @@
                 <w:sz w:val="19"/>
                 <w:szCs w:val="19"/>
               </w:rPr>
-              <w:t xml:space="preserve">mail\jsmith.nsf</w:t>
+              <w:t xml:space="preserve">mail2\smith.nsf</w:t>
             </w:r>
           </w:p>
         </w:tc>
@@ -32530,7 +35008,7 @@
                 <w:sz w:val="19"/>
                 <w:szCs w:val="19"/>
               </w:rPr>
-              <w:t xml:space="preserve">One row per user per action, including BatchID. </w:t>
+              <w:t xml:space="preserve">One row per user per action, including BatchID, MailFile, MailFileStatus and MailFileNote. </w:t>
             </w:r>
             <w:r>
               <w:rPr>
@@ -36384,6 +38862,202 @@
                 <w:sz w:val="19"/>
                 <w:szCs w:val="19"/>
               </w:rPr>
+              <w:t xml:space="preserve">WARN: mail file renamed</w:t>
+            </w:r>
+          </w:p>
+        </w:tc>
+        <w:tc>
+          <w:tcPr>
+            <w:tcW w:type="dxa" w:w="3398"/>
+            <w:tcBorders>
+              <w:top w:val="single" w:color="DCE6F0" w:sz="4"/>
+              <w:left w:val="single" w:color="DCE6F0" w:sz="4"/>
+              <w:bottom w:val="single" w:color="DCE6F0" w:sz="4"/>
+              <w:right w:val="single" w:color="DCE6F0" w:sz="4"/>
+            </w:tcBorders>
+            <w:shd w:fill="FFFFFF" w:color="auto" w:val="clear"/>
+            <w:tcMar>
+              <w:top w:type="dxa" w:w="60"/>
+              <w:left w:type="dxa" w:w="100"/>
+              <w:bottom w:type="dxa" w:w="60"/>
+              <w:right w:type="dxa" w:w="100"/>
+            </w:tcMar>
+            <w:vAlign w:val="top"/>
+          </w:tcPr>
+          <w:p>
+            <w:pPr>
+              <w:spacing w:after="0" w:before="0"/>
+            </w:pPr>
+            <w:r>
+              <w:rPr>
+                <w:sz w:val="19"/>
+                <w:szCs w:val="19"/>
+              </w:rPr>
+              <w:t xml:space="preserve">The last-name file already exists on that server, in the directory or in an open batch</w:t>
+            </w:r>
+          </w:p>
+        </w:tc>
+        <w:tc>
+          <w:tcPr>
+            <w:tcW w:type="dxa" w:w="3254"/>
+            <w:tcBorders>
+              <w:top w:val="single" w:color="DCE6F0" w:sz="4"/>
+              <w:left w:val="single" w:color="DCE6F0" w:sz="4"/>
+              <w:bottom w:val="single" w:color="DCE6F0" w:sz="4"/>
+              <w:right w:val="single" w:color="DCE6F0" w:sz="4"/>
+            </w:tcBorders>
+            <w:shd w:fill="FFFFFF" w:color="auto" w:val="clear"/>
+            <w:tcMar>
+              <w:top w:type="dxa" w:w="60"/>
+              <w:left w:type="dxa" w:w="100"/>
+              <w:bottom w:type="dxa" w:w="60"/>
+              <w:right w:type="dxa" w:w="100"/>
+            </w:tcMar>
+            <w:vAlign w:val="top"/>
+          </w:tcPr>
+          <w:p>
+            <w:pPr>
+              <w:spacing w:after="0" w:before="0"/>
+            </w:pPr>
+            <w:r>
+              <w:rPr>
+                <w:sz w:val="19"/>
+                <w:szCs w:val="19"/>
+              </w:rPr>
+              <w:t xml:space="preserve">Normal with SUFFIX. Review the new name, or edit MailFile</w:t>
+            </w:r>
+          </w:p>
+        </w:tc>
+      </w:tr>
+      <w:tr>
+        <w:trPr>
+          <w:cantSplit/>
+        </w:trPr>
+        <w:tc>
+          <w:tcPr>
+            <w:tcW w:type="dxa" w:w="2986"/>
+            <w:tcBorders>
+              <w:top w:val="single" w:color="DCE6F0" w:sz="4"/>
+              <w:left w:val="single" w:color="DCE6F0" w:sz="4"/>
+              <w:bottom w:val="single" w:color="DCE6F0" w:sz="4"/>
+              <w:right w:val="single" w:color="DCE6F0" w:sz="4"/>
+            </w:tcBorders>
+            <w:shd w:fill="F7F7FC" w:color="auto" w:val="clear"/>
+            <w:tcMar>
+              <w:top w:type="dxa" w:w="60"/>
+              <w:left w:type="dxa" w:w="100"/>
+              <w:bottom w:type="dxa" w:w="60"/>
+              <w:right w:type="dxa" w:w="100"/>
+            </w:tcMar>
+            <w:vAlign w:val="top"/>
+          </w:tcPr>
+          <w:p>
+            <w:pPr>
+              <w:spacing w:after="0" w:before="0"/>
+            </w:pPr>
+            <w:r>
+              <w:rPr>
+                <w:sz w:val="19"/>
+                <w:szCs w:val="19"/>
+              </w:rPr>
+              <w:t xml:space="preserve">"Could not scan &lt;server&gt;" in the debug log</w:t>
+            </w:r>
+          </w:p>
+        </w:tc>
+        <w:tc>
+          <w:tcPr>
+            <w:tcW w:type="dxa" w:w="3398"/>
+            <w:tcBorders>
+              <w:top w:val="single" w:color="DCE6F0" w:sz="4"/>
+              <w:left w:val="single" w:color="DCE6F0" w:sz="4"/>
+              <w:bottom w:val="single" w:color="DCE6F0" w:sz="4"/>
+              <w:right w:val="single" w:color="DCE6F0" w:sz="4"/>
+            </w:tcBorders>
+            <w:shd w:fill="F7F7FC" w:color="auto" w:val="clear"/>
+            <w:tcMar>
+              <w:top w:type="dxa" w:w="60"/>
+              <w:left w:type="dxa" w:w="100"/>
+              <w:bottom w:type="dxa" w:w="60"/>
+              <w:right w:type="dxa" w:w="100"/>
+            </w:tcMar>
+            <w:vAlign w:val="top"/>
+          </w:tcPr>
+          <w:p>
+            <w:pPr>
+              <w:spacing w:after="0" w:before="0"/>
+            </w:pPr>
+            <w:r>
+              <w:rPr>
+                <w:sz w:val="19"/>
+                <w:szCs w:val="19"/>
+              </w:rPr>
+              <w:t xml:space="preserve">No access to the server's database list</w:t>
+            </w:r>
+          </w:p>
+        </w:tc>
+        <w:tc>
+          <w:tcPr>
+            <w:tcW w:type="dxa" w:w="3254"/>
+            <w:tcBorders>
+              <w:top w:val="single" w:color="DCE6F0" w:sz="4"/>
+              <w:left w:val="single" w:color="DCE6F0" w:sz="4"/>
+              <w:bottom w:val="single" w:color="DCE6F0" w:sz="4"/>
+              <w:right w:val="single" w:color="DCE6F0" w:sz="4"/>
+            </w:tcBorders>
+            <w:shd w:fill="F7F7FC" w:color="auto" w:val="clear"/>
+            <w:tcMar>
+              <w:top w:type="dxa" w:w="60"/>
+              <w:left w:type="dxa" w:w="100"/>
+              <w:bottom w:type="dxa" w:w="60"/>
+              <w:right w:type="dxa" w:w="100"/>
+            </w:tcMar>
+            <w:vAlign w:val="top"/>
+          </w:tcPr>
+          <w:p>
+            <w:pPr>
+              <w:spacing w:after="0" w:before="0"/>
+            </w:pPr>
+            <w:r>
+              <w:rPr>
+                <w:sz w:val="19"/>
+                <w:szCs w:val="19"/>
+              </w:rPr>
+              <w:t xml:space="preserve">Uniqueness then uses the directory and the direct file check. Fix access and rebuild for full checking.</w:t>
+            </w:r>
+          </w:p>
+        </w:tc>
+      </w:tr>
+      <w:tr>
+        <w:trPr>
+          <w:cantSplit/>
+        </w:trPr>
+        <w:tc>
+          <w:tcPr>
+            <w:tcW w:type="dxa" w:w="2986"/>
+            <w:tcBorders>
+              <w:top w:val="single" w:color="DCE6F0" w:sz="4"/>
+              <w:left w:val="single" w:color="DCE6F0" w:sz="4"/>
+              <w:bottom w:val="single" w:color="DCE6F0" w:sz="4"/>
+              <w:right w:val="single" w:color="DCE6F0" w:sz="4"/>
+            </w:tcBorders>
+            <w:shd w:fill="FFFFFF" w:color="auto" w:val="clear"/>
+            <w:tcMar>
+              <w:top w:type="dxa" w:w="60"/>
+              <w:left w:type="dxa" w:w="100"/>
+              <w:bottom w:type="dxa" w:w="60"/>
+              <w:right w:type="dxa" w:w="100"/>
+            </w:tcMar>
+            <w:vAlign w:val="top"/>
+          </w:tcPr>
+          <w:p>
+            <w:pPr>
+              <w:spacing w:after="0" w:before="0"/>
+            </w:pPr>
+            <w:r>
+              <w:rPr>
+                <w:sz w:val="19"/>
+                <w:szCs w:val="19"/>
+              </w:rPr>
               <w:t xml:space="preserve">MAILFILE_PENDING / MAILFILE_MISSING</w:t>
             </w:r>
           </w:p>
@@ -38384,7 +41058,7 @@
                 <w:sz w:val="19"/>
                 <w:szCs w:val="19"/>
               </w:rPr>
-              <w:t xml:space="preserve">5</w:t>
+              <w:t xml:space="preserve">5a</w:t>
             </w:r>
           </w:p>
         </w:tc>
@@ -38415,7 +41089,7 @@
                 <w:sz w:val="19"/>
                 <w:szCs w:val="19"/>
               </w:rPr>
-              <w:t xml:space="preserve">Mail file creation through NotesRegistration (immediate or via the Administration Process) and the DirSync mapping of mail fields</w:t>
+              <w:t xml:space="preserve">Domino creating a new subfolder (mail2, mail3 …) when the first mail file is created in it</w:t>
             </w:r>
           </w:p>
         </w:tc>
@@ -38446,7 +41120,7 @@
                 <w:sz w:val="19"/>
                 <w:szCs w:val="19"/>
               </w:rPr>
-              <w:t xml:space="preserve">Mail file present after the pilot and Person document unchanged after the next DirSync</w:t>
+              <w:t xml:space="preserve">Pilot with an empty folder. If not created, create the folders on the home servers first.</w:t>
             </w:r>
           </w:p>
         </w:tc>
@@ -38482,7 +41156,7 @@
                 <w:sz w:val="19"/>
                 <w:szCs w:val="19"/>
               </w:rPr>
-              <w:t xml:space="preserve">6</w:t>
+              <w:t xml:space="preserve">5</w:t>
             </w:r>
           </w:p>
         </w:tc>
@@ -38513,7 +41187,7 @@
                 <w:sz w:val="19"/>
                 <w:szCs w:val="19"/>
               </w:rPr>
-              <w:t xml:space="preserve">The Agent Log template file name differs between releases (alog4.ntf / alog.ntf)</w:t>
+              <w:t xml:space="preserve">Mail file creation through NotesRegistration (immediate or via the Administration Process) and the DirSync mapping of mail fields</w:t>
             </w:r>
           </w:p>
         </w:tc>
@@ -38544,7 +41218,7 @@
                 <w:sz w:val="19"/>
                 <w:szCs w:val="19"/>
               </w:rPr>
-              <w:t xml:space="preserve">B15</w:t>
+              <w:t xml:space="preserve">Mail file present after the pilot and Person document unchanged after the next DirSync</w:t>
             </w:r>
           </w:p>
         </w:tc>
@@ -38580,7 +41254,7 @@
                 <w:sz w:val="19"/>
                 <w:szCs w:val="19"/>
               </w:rPr>
-              <w:t xml:space="preserve">7</w:t>
+              <w:t xml:space="preserve">6</w:t>
             </w:r>
           </w:p>
         </w:tc>
@@ -38611,7 +41285,7 @@
                 <w:sz w:val="19"/>
                 <w:szCs w:val="19"/>
               </w:rPr>
-              <w:t xml:space="preserve">bulkreg.ps1 was reviewed but not executed</w:t>
+              <w:t xml:space="preserve">The Agent Log template file name differs between releases (alog4.ntf / alog.ntf)</w:t>
             </w:r>
           </w:p>
         </w:tc>
@@ -38642,23 +41316,7 @@
                 <w:sz w:val="19"/>
                 <w:szCs w:val="19"/>
               </w:rPr>
-              <w:t xml:space="preserve">Run </w:t>
-            </w:r>
-            <w:r>
-              <w:rPr>
-                <w:rFonts w:ascii="Consolas" w:cs="Consolas" w:eastAsia="Consolas" w:hAnsi="Consolas"/>
-                <w:color w:val="0F5FDC"/>
-                <w:sz w:val="18"/>
-                <w:szCs w:val="18"/>
-              </w:rPr>
-              <w:t xml:space="preserve">bulkreg.cmd Check</w:t>
-            </w:r>
-            <w:r>
-              <w:rPr>
-                <w:sz w:val="19"/>
-                <w:szCs w:val="19"/>
-              </w:rPr>
-              <w:t xml:space="preserve"> once</w:t>
+              <w:t xml:space="preserve">B15</w:t>
             </w:r>
           </w:p>
         </w:tc>
@@ -38694,6 +41352,120 @@
                 <w:sz w:val="19"/>
                 <w:szCs w:val="19"/>
               </w:rPr>
+              <w:t xml:space="preserve">7</w:t>
+            </w:r>
+          </w:p>
+        </w:tc>
+        <w:tc>
+          <w:tcPr>
+            <w:tcW w:type="dxa" w:w="5766"/>
+            <w:tcBorders>
+              <w:top w:val="single" w:color="DCE6F0" w:sz="4"/>
+              <w:left w:val="single" w:color="DCE6F0" w:sz="4"/>
+              <w:bottom w:val="single" w:color="DCE6F0" w:sz="4"/>
+              <w:right w:val="single" w:color="DCE6F0" w:sz="4"/>
+            </w:tcBorders>
+            <w:shd w:fill="F7F7FC" w:color="auto" w:val="clear"/>
+            <w:tcMar>
+              <w:top w:type="dxa" w:w="60"/>
+              <w:left w:type="dxa" w:w="100"/>
+              <w:bottom w:type="dxa" w:w="60"/>
+              <w:right w:type="dxa" w:w="100"/>
+            </w:tcMar>
+            <w:vAlign w:val="top"/>
+          </w:tcPr>
+          <w:p>
+            <w:pPr>
+              <w:spacing w:after="0" w:before="0"/>
+            </w:pPr>
+            <w:r>
+              <w:rPr>
+                <w:sz w:val="19"/>
+                <w:szCs w:val="19"/>
+              </w:rPr>
+              <w:t xml:space="preserve">bulkreg.ps1 was reviewed but not executed</w:t>
+            </w:r>
+          </w:p>
+        </w:tc>
+        <w:tc>
+          <w:tcPr>
+            <w:tcW w:type="dxa" w:w="3358"/>
+            <w:tcBorders>
+              <w:top w:val="single" w:color="DCE6F0" w:sz="4"/>
+              <w:left w:val="single" w:color="DCE6F0" w:sz="4"/>
+              <w:bottom w:val="single" w:color="DCE6F0" w:sz="4"/>
+              <w:right w:val="single" w:color="DCE6F0" w:sz="4"/>
+            </w:tcBorders>
+            <w:shd w:fill="F7F7FC" w:color="auto" w:val="clear"/>
+            <w:tcMar>
+              <w:top w:type="dxa" w:w="60"/>
+              <w:left w:type="dxa" w:w="100"/>
+              <w:bottom w:type="dxa" w:w="60"/>
+              <w:right w:type="dxa" w:w="100"/>
+            </w:tcMar>
+            <w:vAlign w:val="top"/>
+          </w:tcPr>
+          <w:p>
+            <w:pPr>
+              <w:spacing w:after="0" w:before="0"/>
+            </w:pPr>
+            <w:r>
+              <w:rPr>
+                <w:sz w:val="19"/>
+                <w:szCs w:val="19"/>
+              </w:rPr>
+              <w:t xml:space="preserve">Run </w:t>
+            </w:r>
+            <w:r>
+              <w:rPr>
+                <w:rFonts w:ascii="Consolas" w:cs="Consolas" w:eastAsia="Consolas" w:hAnsi="Consolas"/>
+                <w:color w:val="0F5FDC"/>
+                <w:sz w:val="18"/>
+                <w:szCs w:val="18"/>
+              </w:rPr>
+              <w:t xml:space="preserve">bulkreg.cmd Check</w:t>
+            </w:r>
+            <w:r>
+              <w:rPr>
+                <w:sz w:val="19"/>
+                <w:szCs w:val="19"/>
+              </w:rPr>
+              <w:t xml:space="preserve"> once</w:t>
+            </w:r>
+          </w:p>
+        </w:tc>
+      </w:tr>
+      <w:tr>
+        <w:trPr>
+          <w:cantSplit/>
+        </w:trPr>
+        <w:tc>
+          <w:tcPr>
+            <w:tcW w:type="dxa" w:w="514"/>
+            <w:tcBorders>
+              <w:top w:val="single" w:color="DCE6F0" w:sz="4"/>
+              <w:left w:val="single" w:color="DCE6F0" w:sz="4"/>
+              <w:bottom w:val="single" w:color="DCE6F0" w:sz="4"/>
+              <w:right w:val="single" w:color="DCE6F0" w:sz="4"/>
+            </w:tcBorders>
+            <w:shd w:fill="FFFFFF" w:color="auto" w:val="clear"/>
+            <w:tcMar>
+              <w:top w:type="dxa" w:w="60"/>
+              <w:left w:type="dxa" w:w="100"/>
+              <w:bottom w:type="dxa" w:w="60"/>
+              <w:right w:type="dxa" w:w="100"/>
+            </w:tcMar>
+            <w:vAlign w:val="top"/>
+          </w:tcPr>
+          <w:p>
+            <w:pPr>
+              <w:spacing w:after="0" w:before="0"/>
+            </w:pPr>
+            <w:r>
+              <w:rPr>
+                <w:sz w:val="19"/>
+                <w:szCs w:val="19"/>
+              </w:rPr>
               <w:t xml:space="preserve">8</w:t>
             </w:r>
           </w:p>
@@ -38707,7 +41479,7 @@
               <w:bottom w:val="single" w:color="DCE6F0" w:sz="4"/>
               <w:right w:val="single" w:color="DCE6F0" w:sz="4"/>
             </w:tcBorders>
-            <w:shd w:fill="F7F7FC" w:color="auto" w:val="clear"/>
+            <w:shd w:fill="FFFFFF" w:color="auto" w:val="clear"/>
             <w:tcMar>
               <w:top w:type="dxa" w:w="60"/>
               <w:left w:type="dxa" w:w="100"/>
@@ -38738,7 +41510,7 @@
               <w:bottom w:val="single" w:color="DCE6F0" w:sz="4"/>
               <w:right w:val="single" w:color="DCE6F0" w:sz="4"/>
             </w:tcBorders>
-            <w:shd w:fill="F7F7FC" w:color="auto" w:val="clear"/>
+            <w:shd w:fill="FFFFFF" w:color="auto" w:val="clear"/>
             <w:tcMar>
               <w:top w:type="dxa" w:w="60"/>
               <w:left w:type="dxa" w:w="100"/>
@@ -40801,7 +43573,7 @@
       <w:r>
         <w:t xml:space="preserve">Registering Active Directory users (Directory Sync) – </w:t>
       </w:r>
-      <w:hyperlink w:history="1" r:id="rIdvoxin05brek4metz16a7o">
+      <w:hyperlink w:history="1" r:id="rId-0v5joa1jor0wtr1selfl">
         <w:r>
           <w:rPr>
             <w:rStyle w:val="Hyperlink"/>
@@ -40823,7 +43595,7 @@
       <w:r>
         <w:t xml:space="preserve">ContactNoteID property – </w:t>
       </w:r>
-      <w:hyperlink w:history="1" r:id="rIdso8ctgz58nzxwgqfsyd48">
+      <w:hyperlink w:history="1" r:id="rIddera7m8fujmogm2wyswjx">
         <w:r>
           <w:rPr>
             <w:rStyle w:val="Hyperlink"/>
@@ -40845,7 +43617,7 @@
       <w:r>
         <w:t xml:space="preserve">RegisterNewUser method – </w:t>
       </w:r>
-      <w:hyperlink w:history="1" r:id="rIdmgrlrbjgn_9mfreurbtqq">
+      <w:hyperlink w:history="1" r:id="rIdydjdztg6jwz8lqn4lr6lb">
         <w:r>
           <w:rPr>
             <w:rStyle w:val="Hyperlink"/>
@@ -40867,7 +43639,7 @@
       <w:r>
         <w:t xml:space="preserve">Creating an ID vault – </w:t>
       </w:r>
-      <w:hyperlink w:history="1" r:id="rIdfy-bnubxtcv0e1s8s6qce">
+      <w:hyperlink w:history="1" r:id="rId77qhey3jcfl2ajlvi985m">
         <w:r>
           <w:rPr>
             <w:rStyle w:val="Hyperlink"/>
@@ -40889,7 +43661,7 @@
       <w:r>
         <w:t xml:space="preserve">Assigning users to a vault (Security Settings, ID Vault tab) – </w:t>
       </w:r>
-      <w:hyperlink w:history="1" r:id="rIdomqmvvadpjgptdgyq8-tf">
+      <w:hyperlink w:history="1" r:id="rIdoccpo_vj_dp1xr2xmnr1m">
         <w:r>
           <w:rPr>
             <w:rStyle w:val="Hyperlink"/>
@@ -40911,7 +43683,7 @@
       <w:r>
         <w:t xml:space="preserve">Creating a security policy settings document – </w:t>
       </w:r>
-      <w:hyperlink w:history="1" r:id="rIdf1gc76m4u1olwy2hwuost">
+      <w:hyperlink w:history="1" r:id="rIdp6jsnvhbpahn8iq4lc5mp">
         <w:r>
           <w:rPr>
             <w:rStyle w:val="Hyperlink"/>
@@ -40933,7 +43705,7 @@
       <w:r>
         <w:t xml:space="preserve">Creating a policy document (explicit policy names */name) – </w:t>
       </w:r>
-      <w:hyperlink w:history="1" r:id="rIdnmdsj66k602tpcruy8ro1">
+      <w:hyperlink w:history="1" r:id="rIdyfz7vxoypzkyeh58zs2e9">
         <w:r>
           <w:rPr>
             <w:rStyle w:val="Hyperlink"/>
@@ -40955,7 +43727,7 @@
       <w:r>
         <w:t xml:space="preserve">Modifying a server-based CA (adding RAs) – </w:t>
       </w:r>
-      <w:hyperlink w:history="1" r:id="rIdmn2uc-mslvczsq0ljbylr">
+      <w:hyperlink w:history="1" r:id="rId_5zv9sipr7uzl5iqenvut">
         <w:r>
           <w:rPr>
             <w:rStyle w:val="Hyperlink"/>
@@ -40977,7 +43749,7 @@
       <w:r>
         <w:t xml:space="preserve">Administration roles in the Domino Directory ACL – </w:t>
       </w:r>
-      <w:hyperlink w:history="1" r:id="rIdbfdmgtolqahwbmo1phnez">
+      <w:hyperlink w:history="1" r:id="rIdxz2ggn4ofamxeuaoxbta8">
         <w:r>
           <w:rPr>
             <w:rStyle w:val="Hyperlink"/>
@@ -40999,7 +43771,7 @@
       <w:r>
         <w:t xml:space="preserve">Configuring a database ACL (Manage ACL) – </w:t>
       </w:r>
-      <w:hyperlink w:history="1" r:id="rIdsp3wgsh9huqgonwmwkj_q">
+      <w:hyperlink w:history="1" r:id="rIdyqbmlwhmgr3js4oa_dd8f">
         <w:r>
           <w:rPr>
             <w:rStyle w:val="Hyperlink"/>
@@ -41021,7 +43793,7 @@
       <w:r>
         <w:t xml:space="preserve">Creating a database from a template – </w:t>
       </w:r>
-      <w:hyperlink w:history="1" r:id="rIdsjlvqfzb11psl7oil_pte">
+      <w:hyperlink w:history="1" r:id="rId_ceqeuzxstavpjfttyphd">
         <w:r>
           <w:rPr>
             <w:rStyle w:val="Hyperlink"/>
@@ -41043,7 +43815,7 @@
       <w:r>
         <w:t xml:space="preserve">Script libraries (Designer) – </w:t>
       </w:r>
-      <w:hyperlink w:history="1" r:id="rIdyhrk49c-kzqihki2cy44m">
+      <w:hyperlink w:history="1" r:id="rIdeojkfkl1cuoq4aumliwcm">
         <w:r>
           <w:rPr>
             <w:rStyle w:val="Hyperlink"/>
@@ -41065,7 +43837,7 @@
       <w:r>
         <w:t xml:space="preserve">Creating an agent (Designer) – </w:t>
       </w:r>
-      <w:hyperlink w:history="1" r:id="rIdolrcxdi-z1ebszmtunwer">
+      <w:hyperlink w:history="1" r:id="rIdn16glneabhkixozsehesz">
         <w:r>
           <w:rPr>
             <w:rStyle w:val="Hyperlink"/>
@@ -41087,7 +43859,7 @@
       <w:r>
         <w:t xml:space="preserve">Naming agents: aliases '|' and cascading '\' – </w:t>
       </w:r>
-      <w:hyperlink w:history="1" r:id="rIdw8cvqcymtcewhgq5e7u2q">
+      <w:hyperlink w:history="1" r:id="rId2a5b3aoqvm7mrze7v13rl">
         <w:r>
           <w:rPr>
             <w:rStyle w:val="Hyperlink"/>
@@ -41109,7 +43881,7 @@
       <w:r>
         <w:t xml:space="preserve">Signing a database – </w:t>
       </w:r>
-      <w:hyperlink w:history="1" r:id="rIdzk9lcagjczetb_mmcnidu">
+      <w:hyperlink w:history="1" r:id="rIduyuixqz6qjdt-dlxvxu5d">
         <w:r>
           <w:rPr>
             <w:rStyle w:val="Hyperlink"/>
@@ -41131,7 +43903,7 @@
       <w:r>
         <w:t xml:space="preserve">Checking field values (Document Properties) – </w:t>
       </w:r>
-      <w:hyperlink w:history="1" r:id="rIdbldeevkiyuyjkros_weo5">
+      <w:hyperlink w:history="1" r:id="rIdgizijg1-yef6gbbysmg6t">
         <w:r>
           <w:rPr>
             <w:rStyle w:val="Hyperlink"/>
@@ -41153,7 +43925,7 @@
       <w:r>
         <w:t xml:space="preserve">Execution Security Alert (ECL) – </w:t>
       </w:r>
-      <w:hyperlink w:history="1" r:id="rIdlmybobqdp4hnaksr-sjbi">
+      <w:hyperlink w:history="1" r:id="rId3aqpdslkrn3zxbfmj4x2o">
         <w:r>
           <w:rPr>
             <w:rStyle w:val="Hyperlink"/>
@@ -41610,7 +44382,7 @@
         <w:sz w:val="16"/>
         <w:szCs w:val="16"/>
       </w:rPr>
-      <w:t xml:space="preserve">HCL Confidential – Internal Use  |  v2.3</w:t>
+      <w:t xml:space="preserve">HCL Confidential – Internal Use  |  v2.4</w:t>
     </w:r>
     <w:r>
       <w:rPr>

--- a/docs/BulkReg_Admin_Guide.docx
+++ b/docs/BulkReg_Admin_Guide.docx
@@ -170,7 +170,7 @@
                 <w:sz w:val="20"/>
                 <w:szCs w:val="20"/>
               </w:rPr>
-              <w:t xml:space="preserve">Version 2.5  |  October 2026  |  Draft for review</w:t>
+              <w:t xml:space="preserve">Version 2.6  |  October 2026  |  Draft for review</w:t>
             </w:r>
           </w:p>
           <w:p>
@@ -482,7 +482,7 @@
                 <w:sz w:val="19"/>
                 <w:szCs w:val="19"/>
               </w:rPr>
-              <w:t xml:space="preserve">2.5 (Draft for review)</w:t>
+              <w:t xml:space="preserve">2.6 (Draft for review)</w:t>
             </w:r>
           </w:p>
         </w:tc>
@@ -972,7 +972,7 @@
                 <w:sz w:val="19"/>
                 <w:szCs w:val="19"/>
               </w:rPr>
-              <w:t xml:space="preserve">2.5</w:t>
+              <w:t xml:space="preserve">2.6</w:t>
             </w:r>
           </w:p>
         </w:tc>
@@ -998,6 +998,13 @@
             <w:pPr>
               <w:spacing w:after="0" w:before="0"/>
             </w:pPr>
+            <w:r>
+              <w:rPr>
+                <w:sz w:val="19"/>
+                <w:szCs w:val="19"/>
+              </w:rPr>
+              <w:t xml:space="preserve">RegistrationLog corrected: registration is logged to the </w:t>
+            </w:r>
             <w:r>
               <w:rPr>
                 <w:b/>
@@ -1005,30 +1012,14 @@
                 <w:sz w:val="19"/>
                 <w:szCs w:val="19"/>
               </w:rPr>
-              <w:t xml:space="preserve">Prerequisite: pre-create the numbered mail folders</w:t>
-            </w:r>
-            <w:r>
-              <w:rPr>
-                <w:sz w:val="19"/>
-                <w:szCs w:val="19"/>
-              </w:rPr>
-              <w:t xml:space="preserve"> (mail1…mailN, one per 1000 users) on every home server (B4). Preflight calculates the folders needed per server and writes the create commands. New </w:t>
-            </w:r>
-            <w:r>
-              <w:rPr>
-                <w:rFonts w:ascii="Consolas" w:cs="Consolas" w:eastAsia="Consolas" w:hAnsi="Consolas"/>
-                <w:color w:val="0F5FDC"/>
-                <w:sz w:val="18"/>
-                <w:szCs w:val="18"/>
-              </w:rPr>
-              <w:t xml:space="preserve">MailFolderMax</w:t>
-            </w:r>
-            <w:r>
-              <w:rPr>
-                <w:sz w:val="19"/>
-                <w:szCs w:val="19"/>
-              </w:rPr>
-              <w:t xml:space="preserve">: Build Batch never assigns a folder above the number you created.</w:t>
+              <w:t xml:space="preserve">Certification Log certlog.nsf</w:t>
+            </w:r>
+            <w:r>
+              <w:rPr>
+                <w:sz w:val="19"/>
+                <w:szCs w:val="19"/>
+              </w:rPr>
+              <w:t xml:space="preserve"> on the registration server (HCL: any non-empty value → CERTLOG.NSF; empty = no logging). log.nsf is the server's general log. Prerequisite check for certlog.nsf added (B4).</w:t>
             </w:r>
           </w:p>
         </w:tc>
@@ -1064,7 +1055,7 @@
                 <w:sz w:val="19"/>
                 <w:szCs w:val="19"/>
               </w:rPr>
-              <w:t xml:space="preserve">2.4</w:t>
+              <w:t xml:space="preserve">2.5</w:t>
             </w:r>
           </w:p>
         </w:tc>
@@ -1090,13 +1081,6 @@
             <w:pPr>
               <w:spacing w:after="0" w:before="0"/>
             </w:pPr>
-            <w:r>
-              <w:rPr>
-                <w:sz w:val="19"/>
-                <w:szCs w:val="19"/>
-              </w:rPr>
-              <w:t xml:space="preserve">Mail file </w:t>
-            </w:r>
             <w:r>
               <w:rPr>
                 <w:b/>
@@ -1104,46 +1088,30 @@
                 <w:sz w:val="19"/>
                 <w:szCs w:val="19"/>
               </w:rPr>
-              <w:t xml:space="preserve">naming = last name</w:t>
-            </w:r>
-            <w:r>
-              <w:rPr>
-                <w:sz w:val="19"/>
-                <w:szCs w:val="19"/>
-              </w:rPr>
-              <w:t xml:space="preserve"> (configurable), </w:t>
-            </w:r>
-            <w:r>
-              <w:rPr>
-                <w:b/>
-                <w:bCs/>
-                <w:sz w:val="19"/>
-                <w:szCs w:val="19"/>
-              </w:rPr>
-              <w:t xml:space="preserve">uniqueness</w:t>
-            </w:r>
-            <w:r>
-              <w:rPr>
-                <w:sz w:val="19"/>
-                <w:szCs w:val="19"/>
-              </w:rPr>
-              <w:t xml:space="preserve"> checked against all mail folders on the home server, Person documents, open batches and the batch itself (clash → smith2.nsf or ERROR), </w:t>
-            </w:r>
-            <w:r>
-              <w:rPr>
-                <w:b/>
-                <w:bCs/>
-                <w:sz w:val="19"/>
-                <w:szCs w:val="19"/>
-              </w:rPr>
-              <w:t xml:space="preserve">numbered folders</w:t>
-            </w:r>
-            <w:r>
-              <w:rPr>
-                <w:sz w:val="19"/>
-                <w:szCs w:val="19"/>
-              </w:rPr>
-              <w:t xml:space="preserve"> mail1, mail2… with max 1000 mail files each. MailFileNote recorded in batch file, summary, results and audit.</w:t>
+              <w:t xml:space="preserve">Prerequisite: pre-create the numbered mail folders</w:t>
+            </w:r>
+            <w:r>
+              <w:rPr>
+                <w:sz w:val="19"/>
+                <w:szCs w:val="19"/>
+              </w:rPr>
+              <w:t xml:space="preserve"> (mail1…mailN, one per 1000 users) on every home server (B4). Preflight calculates the folders needed per server and writes the create commands. New </w:t>
+            </w:r>
+            <w:r>
+              <w:rPr>
+                <w:rFonts w:ascii="Consolas" w:cs="Consolas" w:eastAsia="Consolas" w:hAnsi="Consolas"/>
+                <w:color w:val="0F5FDC"/>
+                <w:sz w:val="18"/>
+                <w:szCs w:val="18"/>
+              </w:rPr>
+              <w:t xml:space="preserve">MailFolderMax</w:t>
+            </w:r>
+            <w:r>
+              <w:rPr>
+                <w:sz w:val="19"/>
+                <w:szCs w:val="19"/>
+              </w:rPr>
+              <w:t xml:space="preserve">: Build Batch never assigns a folder above the number you created.</w:t>
             </w:r>
           </w:p>
         </w:tc>
@@ -1179,7 +1147,7 @@
                 <w:sz w:val="19"/>
                 <w:szCs w:val="19"/>
               </w:rPr>
-              <w:t xml:space="preserve">2.3</w:t>
+              <w:t xml:space="preserve">2.4</w:t>
             </w:r>
           </w:p>
         </w:tc>
@@ -1205,6 +1173,13 @@
             <w:pPr>
               <w:spacing w:after="0" w:before="0"/>
             </w:pPr>
+            <w:r>
+              <w:rPr>
+                <w:sz w:val="19"/>
+                <w:szCs w:val="19"/>
+              </w:rPr>
+              <w:t xml:space="preserve">Mail file </w:t>
+            </w:r>
             <w:r>
               <w:rPr>
                 <w:b/>
@@ -1212,14 +1187,46 @@
                 <w:sz w:val="19"/>
                 <w:szCs w:val="19"/>
               </w:rPr>
-              <w:t xml:space="preserve">Every registered user now gets a Domino mail file</w:t>
-            </w:r>
-            <w:r>
-              <w:rPr>
-                <w:sz w:val="19"/>
-                <w:szCs w:val="19"/>
-              </w:rPr>
-              <w:t xml:space="preserve"> on the home server (MailFile column in the batch, reviewable). CreateMailDb / PreserveMailSystem removed. Mail file settings (folder, template, ACL manager, quota, full-text index), existence checks before and after registration, and mail file status in Verify.</w:t>
+              <w:t xml:space="preserve">naming = last name</w:t>
+            </w:r>
+            <w:r>
+              <w:rPr>
+                <w:sz w:val="19"/>
+                <w:szCs w:val="19"/>
+              </w:rPr>
+              <w:t xml:space="preserve"> (configurable), </w:t>
+            </w:r>
+            <w:r>
+              <w:rPr>
+                <w:b/>
+                <w:bCs/>
+                <w:sz w:val="19"/>
+                <w:szCs w:val="19"/>
+              </w:rPr>
+              <w:t xml:space="preserve">uniqueness</w:t>
+            </w:r>
+            <w:r>
+              <w:rPr>
+                <w:sz w:val="19"/>
+                <w:szCs w:val="19"/>
+              </w:rPr>
+              <w:t xml:space="preserve"> checked against all mail folders on the home server, Person documents, open batches and the batch itself (clash → smith2.nsf or ERROR), </w:t>
+            </w:r>
+            <w:r>
+              <w:rPr>
+                <w:b/>
+                <w:bCs/>
+                <w:sz w:val="19"/>
+                <w:szCs w:val="19"/>
+              </w:rPr>
+              <w:t xml:space="preserve">numbered folders</w:t>
+            </w:r>
+            <w:r>
+              <w:rPr>
+                <w:sz w:val="19"/>
+                <w:szCs w:val="19"/>
+              </w:rPr>
+              <w:t xml:space="preserve"> mail1, mail2… with max 1000 mail files each. MailFileNote recorded in batch file, summary, results and audit.</w:t>
             </w:r>
           </w:p>
         </w:tc>
@@ -1255,7 +1262,7 @@
                 <w:sz w:val="19"/>
                 <w:szCs w:val="19"/>
               </w:rPr>
-              <w:t xml:space="preserve">2.1</w:t>
+              <w:t xml:space="preserve">2.3</w:t>
             </w:r>
           </w:p>
         </w:tc>
@@ -1281,13 +1288,6 @@
             <w:pPr>
               <w:spacing w:after="0" w:before="0"/>
             </w:pPr>
-            <w:r>
-              <w:rPr>
-                <w:sz w:val="19"/>
-                <w:szCs w:val="19"/>
-              </w:rPr>
-              <w:t xml:space="preserve">Name formats: servers in canonical (CN=DominoADMail/O=Demo) or abbreviated (DominoADMail/Demo) form, both accepted by the code. </w:t>
-            </w:r>
             <w:r>
               <w:rPr>
                 <w:b/>
@@ -1295,30 +1295,14 @@
                 <w:sz w:val="19"/>
                 <w:szCs w:val="19"/>
               </w:rPr>
-              <w:t xml:space="preserve">Organizational policies</w:t>
-            </w:r>
-            <w:r>
-              <w:rPr>
-                <w:sz w:val="19"/>
-                <w:szCs w:val="19"/>
-              </w:rPr>
-              <w:t xml:space="preserve"> (</w:t>
-            </w:r>
-            <w:r>
-              <w:rPr>
-                <w:i/>
-                <w:iCs/>
-                <w:sz w:val="19"/>
-                <w:szCs w:val="19"/>
-              </w:rPr>
-              <w:t xml:space="preserve">/Demo, </w:t>
-            </w:r>
-            <w:r>
-              <w:rPr>
-                <w:sz w:val="19"/>
-                <w:szCs w:val="19"/>
-              </w:rPr>
-              <w:t xml:space="preserve">/Sales/Demo) supported alongside explicit policies (B8 Option B, OrgPolicyAssignsVault, '-' in the mapping). Consistent 'Demo' examples.</w:t>
+              <w:t xml:space="preserve">Every registered user now gets a Domino mail file</w:t>
+            </w:r>
+            <w:r>
+              <w:rPr>
+                <w:sz w:val="19"/>
+                <w:szCs w:val="19"/>
+              </w:rPr>
+              <w:t xml:space="preserve"> on the home server (MailFile column in the batch, reviewable). CreateMailDb / PreserveMailSystem removed. Mail file settings (folder, template, ACL manager, quota, full-text index), existence checks before and after registration, and mail file status in Verify.</w:t>
             </w:r>
           </w:p>
         </w:tc>
@@ -1354,6 +1338,105 @@
                 <w:sz w:val="19"/>
                 <w:szCs w:val="19"/>
               </w:rPr>
+              <w:t xml:space="preserve">2.1</w:t>
+            </w:r>
+          </w:p>
+        </w:tc>
+        <w:tc>
+          <w:tcPr>
+            <w:tcW w:type="dxa" w:w="8403"/>
+            <w:tcBorders>
+              <w:top w:val="single" w:color="DCE6F0" w:sz="4"/>
+              <w:left w:val="single" w:color="DCE6F0" w:sz="4"/>
+              <w:bottom w:val="single" w:color="DCE6F0" w:sz="4"/>
+              <w:right w:val="single" w:color="DCE6F0" w:sz="4"/>
+            </w:tcBorders>
+            <w:shd w:fill="F7F7FC" w:color="auto" w:val="clear"/>
+            <w:tcMar>
+              <w:top w:type="dxa" w:w="60"/>
+              <w:left w:type="dxa" w:w="100"/>
+              <w:bottom w:type="dxa" w:w="60"/>
+              <w:right w:type="dxa" w:w="100"/>
+            </w:tcMar>
+            <w:vAlign w:val="top"/>
+          </w:tcPr>
+          <w:p>
+            <w:pPr>
+              <w:spacing w:after="0" w:before="0"/>
+            </w:pPr>
+            <w:r>
+              <w:rPr>
+                <w:sz w:val="19"/>
+                <w:szCs w:val="19"/>
+              </w:rPr>
+              <w:t xml:space="preserve">Name formats: servers in canonical (CN=DominoADMail/O=Demo) or abbreviated (DominoADMail/Demo) form, both accepted by the code. </w:t>
+            </w:r>
+            <w:r>
+              <w:rPr>
+                <w:b/>
+                <w:bCs/>
+                <w:sz w:val="19"/>
+                <w:szCs w:val="19"/>
+              </w:rPr>
+              <w:t xml:space="preserve">Organizational policies</w:t>
+            </w:r>
+            <w:r>
+              <w:rPr>
+                <w:sz w:val="19"/>
+                <w:szCs w:val="19"/>
+              </w:rPr>
+              <w:t xml:space="preserve"> (</w:t>
+            </w:r>
+            <w:r>
+              <w:rPr>
+                <w:i/>
+                <w:iCs/>
+                <w:sz w:val="19"/>
+                <w:szCs w:val="19"/>
+              </w:rPr>
+              <w:t xml:space="preserve">/Demo, </w:t>
+            </w:r>
+            <w:r>
+              <w:rPr>
+                <w:sz w:val="19"/>
+                <w:szCs w:val="19"/>
+              </w:rPr>
+              <w:t xml:space="preserve">/Sales/Demo) supported alongside explicit policies (B8 Option B, OrgPolicyAssignsVault, '-' in the mapping). Consistent 'Demo' examples.</w:t>
+            </w:r>
+          </w:p>
+        </w:tc>
+      </w:tr>
+      <w:tr>
+        <w:trPr>
+          <w:cantSplit/>
+        </w:trPr>
+        <w:tc>
+          <w:tcPr>
+            <w:tcW w:type="dxa" w:w="1235"/>
+            <w:tcBorders>
+              <w:top w:val="single" w:color="DCE6F0" w:sz="4"/>
+              <w:left w:val="single" w:color="DCE6F0" w:sz="4"/>
+              <w:bottom w:val="single" w:color="DCE6F0" w:sz="4"/>
+              <w:right w:val="single" w:color="DCE6F0" w:sz="4"/>
+            </w:tcBorders>
+            <w:shd w:fill="FFFFFF" w:color="auto" w:val="clear"/>
+            <w:tcMar>
+              <w:top w:type="dxa" w:w="60"/>
+              <w:left w:type="dxa" w:w="100"/>
+              <w:bottom w:type="dxa" w:w="60"/>
+              <w:right w:type="dxa" w:w="100"/>
+            </w:tcMar>
+            <w:vAlign w:val="top"/>
+          </w:tcPr>
+          <w:p>
+            <w:pPr>
+              <w:spacing w:after="0" w:before="0"/>
+            </w:pPr>
+            <w:r>
+              <w:rPr>
+                <w:sz w:val="19"/>
+                <w:szCs w:val="19"/>
+              </w:rPr>
               <w:t xml:space="preserve">2.0</w:t>
             </w:r>
           </w:p>
@@ -1367,7 +1450,7 @@
               <w:bottom w:val="single" w:color="DCE6F0" w:sz="4"/>
               <w:right w:val="single" w:color="DCE6F0" w:sz="4"/>
             </w:tcBorders>
-            <w:shd w:fill="F7F7FC" w:color="auto" w:val="clear"/>
+            <w:shd w:fill="FFFFFF" w:color="auto" w:val="clear"/>
             <w:tcMar>
               <w:top w:type="dxa" w:w="60"/>
               <w:left w:type="dxa" w:w="100"/>
@@ -12157,6 +12240,80 @@
         <w:t xml:space="preserve"> tab of each server, filter on .ntf).</w:t>
       </w:r>
     </w:p>
+    <w:p>
+      <w:pPr>
+        <w:pStyle w:val="ListParagraph"/>
+        <w:numPr>
+          <w:ilvl w:val="0"/>
+          <w:numId w:val="7"/>
+        </w:numPr>
+      </w:pPr>
+      <w:r>
+        <w:t xml:space="preserve">On the </w:t>
+      </w:r>
+      <w:r>
+        <w:rPr>
+          <w:b/>
+          <w:bCs/>
+        </w:rPr>
+        <w:t xml:space="preserve">registration server</w:t>
+      </w:r>
+      <w:r>
+        <w:t xml:space="preserve">, check that the Certification Log </w:t>
+      </w:r>
+      <w:r>
+        <w:rPr>
+          <w:rFonts w:ascii="Consolas" w:cs="Consolas" w:eastAsia="Consolas" w:hAnsi="Consolas"/>
+          <w:color w:val="0F5FDC"/>
+          <w:sz w:val="20"/>
+          <w:szCs w:val="20"/>
+        </w:rPr>
+        <w:t xml:space="preserve">certlog.nsf</w:t>
+      </w:r>
+      <w:r>
+        <w:t xml:space="preserve"> exists in the data directory (</w:t>
+      </w:r>
+      <w:r>
+        <w:rPr>
+          <w:b/>
+          <w:bCs/>
+        </w:rPr>
+        <w:t xml:space="preserve">Files</w:t>
+      </w:r>
+      <w:r>
+        <w:t xml:space="preserve"> tab) and that your admin ID can write to it. If it is missing, create it with </w:t>
+      </w:r>
+      <w:r>
+        <w:rPr>
+          <w:b/>
+          <w:bCs/>
+        </w:rPr>
+        <w:t xml:space="preserve">File &gt; Application &gt; New</w:t>
+      </w:r>
+      <w:r>
+        <w:t xml:space="preserve"> on that server from the </w:t>
+      </w:r>
+      <w:r>
+        <w:rPr>
+          <w:b/>
+          <w:bCs/>
+        </w:rPr>
+        <w:t xml:space="preserve">Certification Log</w:t>
+      </w:r>
+      <w:r>
+        <w:t xml:space="preserve"> template (certlog.ntf, under </w:t>
+      </w:r>
+      <w:r>
+        <w:rPr>
+          <w:b/>
+          <w:bCs/>
+        </w:rPr>
+        <w:t xml:space="preserve">Show advanced templates</w:t>
+      </w:r>
+      <w:r>
+        <w:t xml:space="preserve">).</w:t>
+      </w:r>
+    </w:p>
     <w:tbl>
       <w:tblPr>
         <w:tblW w:type="dxa" w:w="9638"/>
@@ -16442,7 +16599,7 @@
                 <w:sz w:val="19"/>
                 <w:szCs w:val="19"/>
               </w:rPr>
-              <w:t xml:space="preserve">UseCA</w:t>
+              <w:t xml:space="preserve">RegistrationLog</w:t>
             </w:r>
           </w:p>
         </w:tc>
@@ -16468,6 +16625,13 @@
             <w:pPr>
               <w:spacing w:after="0" w:before="0"/>
             </w:pPr>
+            <w:r>
+              <w:rPr>
+                <w:sz w:val="19"/>
+                <w:szCs w:val="19"/>
+              </w:rPr>
+              <w:t xml:space="preserve">Leave </w:t>
+            </w:r>
             <w:r>
               <w:rPr>
                 <w:rFonts w:ascii="Consolas" w:cs="Consolas" w:eastAsia="Consolas" w:hAnsi="Consolas"/>
@@ -16475,30 +16639,14 @@
                 <w:sz w:val="18"/>
                 <w:szCs w:val="18"/>
               </w:rPr>
-              <w:t xml:space="preserve">1</w:t>
-            </w:r>
-            <w:r>
-              <w:rPr>
-                <w:sz w:val="19"/>
-                <w:szCs w:val="19"/>
-              </w:rPr>
-              <w:t xml:space="preserve"> for the Domino CA, </w:t>
-            </w:r>
-            <w:r>
-              <w:rPr>
-                <w:rFonts w:ascii="Consolas" w:cs="Consolas" w:eastAsia="Consolas" w:hAnsi="Consolas"/>
-                <w:color w:val="0F5FDC"/>
-                <w:sz w:val="18"/>
-                <w:szCs w:val="18"/>
-              </w:rPr>
-              <w:t xml:space="preserve">0</w:t>
-            </w:r>
-            <w:r>
-              <w:rPr>
-                <w:sz w:val="19"/>
-                <w:szCs w:val="19"/>
-              </w:rPr>
-              <w:t xml:space="preserve"> for a certifier ID file</w:t>
+              <w:t xml:space="preserve">certlog.nsf</w:t>
+            </w:r>
+            <w:r>
+              <w:rPr>
+                <w:sz w:val="19"/>
+                <w:szCs w:val="19"/>
+              </w:rPr>
+              <w:t xml:space="preserve">. Registration records go to the Certification Log on the registration server.</w:t>
             </w:r>
           </w:p>
         </w:tc>
@@ -16529,7 +16677,7 @@
                 <w:sz w:val="19"/>
                 <w:szCs w:val="19"/>
               </w:rPr>
-              <w:t xml:space="preserve">Worksheet 5</w:t>
+              <w:t xml:space="preserve">–</w:t>
             </w:r>
           </w:p>
         </w:tc>
@@ -16565,7 +16713,7 @@
                 <w:sz w:val="19"/>
                 <w:szCs w:val="19"/>
               </w:rPr>
-              <w:t xml:space="preserve">CertifierName</w:t>
+              <w:t xml:space="preserve">UseCA</w:t>
             </w:r>
           </w:p>
         </w:tc>
@@ -16591,13 +16739,6 @@
             <w:pPr>
               <w:spacing w:after="0" w:before="0"/>
             </w:pPr>
-            <w:r>
-              <w:rPr>
-                <w:sz w:val="19"/>
-                <w:szCs w:val="19"/>
-              </w:rPr>
-              <w:t xml:space="preserve">With UseCA=1: the CA certifier, e.g. </w:t>
-            </w:r>
             <w:r>
               <w:rPr>
                 <w:rFonts w:ascii="Consolas" w:cs="Consolas" w:eastAsia="Consolas" w:hAnsi="Consolas"/>
@@ -16605,14 +16746,14 @@
                 <w:sz w:val="18"/>
                 <w:szCs w:val="18"/>
               </w:rPr>
-              <w:t xml:space="preserve">O=Demo</w:t>
-            </w:r>
-            <w:r>
-              <w:rPr>
-                <w:sz w:val="19"/>
-                <w:szCs w:val="19"/>
-              </w:rPr>
-              <w:t xml:space="preserve"> or </w:t>
+              <w:t xml:space="preserve">1</w:t>
+            </w:r>
+            <w:r>
+              <w:rPr>
+                <w:sz w:val="19"/>
+                <w:szCs w:val="19"/>
+              </w:rPr>
+              <w:t xml:space="preserve"> for the Domino CA, </w:t>
             </w:r>
             <w:r>
               <w:rPr>
@@ -16621,7 +16762,14 @@
                 <w:sz w:val="18"/>
                 <w:szCs w:val="18"/>
               </w:rPr>
-              <w:t xml:space="preserve">OU=Sales/O=Demo</w:t>
+              <w:t xml:space="preserve">0</w:t>
+            </w:r>
+            <w:r>
+              <w:rPr>
+                <w:sz w:val="19"/>
+                <w:szCs w:val="19"/>
+              </w:rPr>
+              <w:t xml:space="preserve"> for a certifier ID file</w:t>
             </w:r>
           </w:p>
         </w:tc>
@@ -16652,7 +16800,7 @@
                 <w:sz w:val="19"/>
                 <w:szCs w:val="19"/>
               </w:rPr>
-              <w:t xml:space="preserve">Worksheet 6</w:t>
+              <w:t xml:space="preserve">Worksheet 5</w:t>
             </w:r>
           </w:p>
         </w:tc>
@@ -16688,7 +16836,7 @@
                 <w:sz w:val="19"/>
                 <w:szCs w:val="19"/>
               </w:rPr>
-              <w:t xml:space="preserve">CertifierIDFile</w:t>
+              <w:t xml:space="preserve">CertifierName</w:t>
             </w:r>
           </w:p>
         </w:tc>
@@ -16719,7 +16867,7 @@
                 <w:sz w:val="19"/>
                 <w:szCs w:val="19"/>
               </w:rPr>
-              <w:t xml:space="preserve">With UseCA=0: </w:t>
+              <w:t xml:space="preserve">With UseCA=1: the CA certifier, e.g. </w:t>
             </w:r>
             <w:r>
               <w:rPr>
@@ -16728,14 +16876,23 @@
                 <w:sz w:val="18"/>
                 <w:szCs w:val="18"/>
               </w:rPr>
-              <w:t xml:space="preserve">C:\BulkReg\cert\&lt;file&gt;.id</w:t>
-            </w:r>
-            <w:r>
-              <w:rPr>
-                <w:sz w:val="19"/>
-                <w:szCs w:val="19"/>
-              </w:rPr>
-              <w:t xml:space="preserve">. With UseCA=1: leave the placeholder or clear it.</w:t>
+              <w:t xml:space="preserve">O=Demo</w:t>
+            </w:r>
+            <w:r>
+              <w:rPr>
+                <w:sz w:val="19"/>
+                <w:szCs w:val="19"/>
+              </w:rPr>
+              <w:t xml:space="preserve"> or </w:t>
+            </w:r>
+            <w:r>
+              <w:rPr>
+                <w:rFonts w:ascii="Consolas" w:cs="Consolas" w:eastAsia="Consolas" w:hAnsi="Consolas"/>
+                <w:color w:val="0F5FDC"/>
+                <w:sz w:val="18"/>
+                <w:szCs w:val="18"/>
+              </w:rPr>
+              <w:t xml:space="preserve">OU=Sales/O=Demo</w:t>
             </w:r>
           </w:p>
         </w:tc>
@@ -16766,7 +16923,7 @@
                 <w:sz w:val="19"/>
                 <w:szCs w:val="19"/>
               </w:rPr>
-              <w:t xml:space="preserve">B5 Option 2</w:t>
+              <w:t xml:space="preserve">Worksheet 6</w:t>
             </w:r>
           </w:p>
         </w:tc>
@@ -16802,7 +16959,7 @@
                 <w:sz w:val="19"/>
                 <w:szCs w:val="19"/>
               </w:rPr>
-              <w:t xml:space="preserve">DefaultHomeServer</w:t>
+              <w:t xml:space="preserve">CertifierIDFile</w:t>
             </w:r>
           </w:p>
         </w:tc>
@@ -16833,7 +16990,7 @@
                 <w:sz w:val="19"/>
                 <w:szCs w:val="19"/>
               </w:rPr>
-              <w:t xml:space="preserve">Home server for users that match no specific rule: </w:t>
+              <w:t xml:space="preserve">With UseCA=0: </w:t>
             </w:r>
             <w:r>
               <w:rPr>
@@ -16842,23 +16999,14 @@
                 <w:sz w:val="18"/>
                 <w:szCs w:val="18"/>
               </w:rPr>
-              <w:t xml:space="preserve">DominoADMail/Demo</w:t>
-            </w:r>
-            <w:r>
-              <w:rPr>
-                <w:sz w:val="19"/>
-                <w:szCs w:val="19"/>
-              </w:rPr>
-              <w:t xml:space="preserve"> or </w:t>
-            </w:r>
-            <w:r>
-              <w:rPr>
-                <w:rFonts w:ascii="Consolas" w:cs="Consolas" w:eastAsia="Consolas" w:hAnsi="Consolas"/>
-                <w:color w:val="0F5FDC"/>
-                <w:sz w:val="18"/>
-                <w:szCs w:val="18"/>
-              </w:rPr>
-              <w:t xml:space="preserve">CN=DominoADMail/O=Demo</w:t>
+              <w:t xml:space="preserve">C:\BulkReg\cert\&lt;file&gt;.id</w:t>
+            </w:r>
+            <w:r>
+              <w:rPr>
+                <w:sz w:val="19"/>
+                <w:szCs w:val="19"/>
+              </w:rPr>
+              <w:t xml:space="preserve">. With UseCA=1: leave the placeholder or clear it.</w:t>
             </w:r>
           </w:p>
         </w:tc>
@@ -16889,7 +17037,7 @@
                 <w:sz w:val="19"/>
                 <w:szCs w:val="19"/>
               </w:rPr>
-              <w:t xml:space="preserve">Worksheet 3</w:t>
+              <w:t xml:space="preserve">B5 Option 2</w:t>
             </w:r>
           </w:p>
         </w:tc>
@@ -16925,7 +17073,7 @@
                 <w:sz w:val="19"/>
                 <w:szCs w:val="19"/>
               </w:rPr>
-              <w:t xml:space="preserve">DefaultPolicy</w:t>
+              <w:t xml:space="preserve">DefaultHomeServer</w:t>
             </w:r>
           </w:p>
         </w:tc>
@@ -16956,23 +17104,7 @@
                 <w:sz w:val="19"/>
                 <w:szCs w:val="19"/>
               </w:rPr>
-              <w:t xml:space="preserve">Explicit policy </w:t>
-            </w:r>
-            <w:r>
-              <w:rPr>
-                <w:b/>
-                <w:bCs/>
-                <w:sz w:val="19"/>
-                <w:szCs w:val="19"/>
-              </w:rPr>
-              <w:t xml:space="preserve">exactly</w:t>
-            </w:r>
-            <w:r>
-              <w:rPr>
-                <w:sz w:val="19"/>
-                <w:szCs w:val="19"/>
-              </w:rPr>
-              <w:t xml:space="preserve"> as listed, e.g. </w:t>
+              <w:t xml:space="preserve">Home server for users that match no specific rule: </w:t>
             </w:r>
             <w:r>
               <w:rPr>
@@ -16981,30 +17113,23 @@
                 <w:sz w:val="18"/>
                 <w:szCs w:val="18"/>
               </w:rPr>
-              <w:t xml:space="preserve">*/DirSync-Vault</w:t>
-            </w:r>
-            <w:r>
-              <w:rPr>
-                <w:sz w:val="19"/>
-                <w:szCs w:val="19"/>
-              </w:rPr>
-              <w:t xml:space="preserve">. </w:t>
-            </w:r>
-            <w:r>
-              <w:rPr>
-                <w:b/>
-                <w:bCs/>
-                <w:sz w:val="19"/>
-                <w:szCs w:val="19"/>
-              </w:rPr>
-              <w:t xml:space="preserve">Empty</w:t>
-            </w:r>
-            <w:r>
-              <w:rPr>
-                <w:sz w:val="19"/>
-                <w:szCs w:val="19"/>
-              </w:rPr>
-              <w:t xml:space="preserve"> with an organizational policy.</w:t>
+              <w:t xml:space="preserve">DominoADMail/Demo</w:t>
+            </w:r>
+            <w:r>
+              <w:rPr>
+                <w:sz w:val="19"/>
+                <w:szCs w:val="19"/>
+              </w:rPr>
+              <w:t xml:space="preserve"> or </w:t>
+            </w:r>
+            <w:r>
+              <w:rPr>
+                <w:rFonts w:ascii="Consolas" w:cs="Consolas" w:eastAsia="Consolas" w:hAnsi="Consolas"/>
+                <w:color w:val="0F5FDC"/>
+                <w:sz w:val="18"/>
+                <w:szCs w:val="18"/>
+              </w:rPr>
+              <w:t xml:space="preserve">CN=DominoADMail/O=Demo</w:t>
             </w:r>
           </w:p>
         </w:tc>
@@ -17035,7 +17160,7 @@
                 <w:sz w:val="19"/>
                 <w:szCs w:val="19"/>
               </w:rPr>
-              <w:t xml:space="preserve">Worksheet 9</w:t>
+              <w:t xml:space="preserve">Worksheet 3</w:t>
             </w:r>
           </w:p>
         </w:tc>
@@ -17071,7 +17196,7 @@
                 <w:sz w:val="19"/>
                 <w:szCs w:val="19"/>
               </w:rPr>
-              <w:t xml:space="preserve">OrgPolicyAssignsVault</w:t>
+              <w:t xml:space="preserve">DefaultPolicy</w:t>
             </w:r>
           </w:p>
         </w:tc>
@@ -17097,6 +17222,29 @@
             <w:pPr>
               <w:spacing w:after="0" w:before="0"/>
             </w:pPr>
+            <w:r>
+              <w:rPr>
+                <w:sz w:val="19"/>
+                <w:szCs w:val="19"/>
+              </w:rPr>
+              <w:t xml:space="preserve">Explicit policy </w:t>
+            </w:r>
+            <w:r>
+              <w:rPr>
+                <w:b/>
+                <w:bCs/>
+                <w:sz w:val="19"/>
+                <w:szCs w:val="19"/>
+              </w:rPr>
+              <w:t xml:space="preserve">exactly</w:t>
+            </w:r>
+            <w:r>
+              <w:rPr>
+                <w:sz w:val="19"/>
+                <w:szCs w:val="19"/>
+              </w:rPr>
+              <w:t xml:space="preserve"> as listed, e.g. </w:t>
+            </w:r>
             <w:r>
               <w:rPr>
                 <w:rFonts w:ascii="Consolas" w:cs="Consolas" w:eastAsia="Consolas" w:hAnsi="Consolas"/>
@@ -17104,55 +17252,30 @@
                 <w:sz w:val="18"/>
                 <w:szCs w:val="18"/>
               </w:rPr>
-              <w:t xml:space="preserve">1</w:t>
-            </w:r>
-            <w:r>
-              <w:rPr>
-                <w:sz w:val="19"/>
-                <w:szCs w:val="19"/>
-              </w:rPr>
-              <w:t xml:space="preserve"> if an organizational policy (</w:t>
-            </w:r>
-            <w:r>
-              <w:rPr>
-                <w:rFonts w:ascii="Consolas" w:cs="Consolas" w:eastAsia="Consolas" w:hAnsi="Consolas"/>
-                <w:color w:val="0F5FDC"/>
-                <w:sz w:val="18"/>
-                <w:szCs w:val="18"/>
-              </w:rPr>
-              <w:t xml:space="preserve">*/Demo</w:t>
-            </w:r>
-            <w:r>
-              <w:rPr>
-                <w:sz w:val="19"/>
-                <w:szCs w:val="19"/>
-              </w:rPr>
-              <w:t xml:space="preserve">, </w:t>
-            </w:r>
-            <w:r>
-              <w:rPr>
-                <w:rFonts w:ascii="Consolas" w:cs="Consolas" w:eastAsia="Consolas" w:hAnsi="Consolas"/>
-                <w:color w:val="0F5FDC"/>
-                <w:sz w:val="18"/>
-                <w:szCs w:val="18"/>
-              </w:rPr>
-              <w:t xml:space="preserve">*/Sales/Demo</w:t>
-            </w:r>
-            <w:r>
-              <w:rPr>
-                <w:sz w:val="19"/>
-                <w:szCs w:val="19"/>
-              </w:rPr>
-              <w:t xml:space="preserve">) assigns the vault, otherwise </w:t>
-            </w:r>
-            <w:r>
-              <w:rPr>
-                <w:rFonts w:ascii="Consolas" w:cs="Consolas" w:eastAsia="Consolas" w:hAnsi="Consolas"/>
-                <w:color w:val="0F5FDC"/>
-                <w:sz w:val="18"/>
-                <w:szCs w:val="18"/>
-              </w:rPr>
-              <w:t xml:space="preserve">0</w:t>
+              <w:t xml:space="preserve">*/DirSync-Vault</w:t>
+            </w:r>
+            <w:r>
+              <w:rPr>
+                <w:sz w:val="19"/>
+                <w:szCs w:val="19"/>
+              </w:rPr>
+              <w:t xml:space="preserve">. </w:t>
+            </w:r>
+            <w:r>
+              <w:rPr>
+                <w:b/>
+                <w:bCs/>
+                <w:sz w:val="19"/>
+                <w:szCs w:val="19"/>
+              </w:rPr>
+              <w:t xml:space="preserve">Empty</w:t>
+            </w:r>
+            <w:r>
+              <w:rPr>
+                <w:sz w:val="19"/>
+                <w:szCs w:val="19"/>
+              </w:rPr>
+              <w:t xml:space="preserve"> with an organizational policy.</w:t>
             </w:r>
           </w:p>
         </w:tc>
@@ -17183,7 +17306,7 @@
                 <w:sz w:val="19"/>
                 <w:szCs w:val="19"/>
               </w:rPr>
-              <w:t xml:space="preserve">B8</w:t>
+              <w:t xml:space="preserve">Worksheet 9</w:t>
             </w:r>
           </w:p>
         </w:tc>
@@ -17219,7 +17342,7 @@
                 <w:sz w:val="19"/>
                 <w:szCs w:val="19"/>
               </w:rPr>
-              <w:t xml:space="preserve">VaultServer</w:t>
+              <w:t xml:space="preserve">OrgPolicyAssignsVault</w:t>
             </w:r>
           </w:p>
         </w:tc>
@@ -17245,13 +17368,6 @@
             <w:pPr>
               <w:spacing w:after="0" w:before="0"/>
             </w:pPr>
-            <w:r>
-              <w:rPr>
-                <w:sz w:val="19"/>
-                <w:szCs w:val="19"/>
-              </w:rPr>
-              <w:t xml:space="preserve">The vault server, e.g. </w:t>
-            </w:r>
             <w:r>
               <w:rPr>
                 <w:rFonts w:ascii="Consolas" w:cs="Consolas" w:eastAsia="Consolas" w:hAnsi="Consolas"/>
@@ -17259,14 +17375,55 @@
                 <w:sz w:val="18"/>
                 <w:szCs w:val="18"/>
               </w:rPr>
-              <w:t xml:space="preserve">DominoVault/Demo</w:t>
-            </w:r>
-            <w:r>
-              <w:rPr>
-                <w:sz w:val="19"/>
-                <w:szCs w:val="19"/>
-              </w:rPr>
-              <w:t xml:space="preserve"> (as shown in the vault document)</w:t>
+              <w:t xml:space="preserve">1</w:t>
+            </w:r>
+            <w:r>
+              <w:rPr>
+                <w:sz w:val="19"/>
+                <w:szCs w:val="19"/>
+              </w:rPr>
+              <w:t xml:space="preserve"> if an organizational policy (</w:t>
+            </w:r>
+            <w:r>
+              <w:rPr>
+                <w:rFonts w:ascii="Consolas" w:cs="Consolas" w:eastAsia="Consolas" w:hAnsi="Consolas"/>
+                <w:color w:val="0F5FDC"/>
+                <w:sz w:val="18"/>
+                <w:szCs w:val="18"/>
+              </w:rPr>
+              <w:t xml:space="preserve">*/Demo</w:t>
+            </w:r>
+            <w:r>
+              <w:rPr>
+                <w:sz w:val="19"/>
+                <w:szCs w:val="19"/>
+              </w:rPr>
+              <w:t xml:space="preserve">, </w:t>
+            </w:r>
+            <w:r>
+              <w:rPr>
+                <w:rFonts w:ascii="Consolas" w:cs="Consolas" w:eastAsia="Consolas" w:hAnsi="Consolas"/>
+                <w:color w:val="0F5FDC"/>
+                <w:sz w:val="18"/>
+                <w:szCs w:val="18"/>
+              </w:rPr>
+              <w:t xml:space="preserve">*/Sales/Demo</w:t>
+            </w:r>
+            <w:r>
+              <w:rPr>
+                <w:sz w:val="19"/>
+                <w:szCs w:val="19"/>
+              </w:rPr>
+              <w:t xml:space="preserve">) assigns the vault, otherwise </w:t>
+            </w:r>
+            <w:r>
+              <w:rPr>
+                <w:rFonts w:ascii="Consolas" w:cs="Consolas" w:eastAsia="Consolas" w:hAnsi="Consolas"/>
+                <w:color w:val="0F5FDC"/>
+                <w:sz w:val="18"/>
+                <w:szCs w:val="18"/>
+              </w:rPr>
+              <w:t xml:space="preserve">0</w:t>
             </w:r>
           </w:p>
         </w:tc>
@@ -17297,7 +17454,7 @@
                 <w:sz w:val="19"/>
                 <w:szCs w:val="19"/>
               </w:rPr>
-              <w:t xml:space="preserve">Worksheet 7</w:t>
+              <w:t xml:space="preserve">B8</w:t>
             </w:r>
           </w:p>
         </w:tc>
@@ -17333,7 +17490,7 @@
                 <w:sz w:val="19"/>
                 <w:szCs w:val="19"/>
               </w:rPr>
-              <w:t xml:space="preserve">BatchSize</w:t>
+              <w:t xml:space="preserve">VaultServer</w:t>
             </w:r>
           </w:p>
         </w:tc>
@@ -17359,6 +17516,13 @@
             <w:pPr>
               <w:spacing w:after="0" w:before="0"/>
             </w:pPr>
+            <w:r>
+              <w:rPr>
+                <w:sz w:val="19"/>
+                <w:szCs w:val="19"/>
+              </w:rPr>
+              <w:t xml:space="preserve">The vault server, e.g. </w:t>
+            </w:r>
             <w:r>
               <w:rPr>
                 <w:rFonts w:ascii="Consolas" w:cs="Consolas" w:eastAsia="Consolas" w:hAnsi="Consolas"/>
@@ -17366,14 +17530,14 @@
                 <w:sz w:val="18"/>
                 <w:szCs w:val="18"/>
               </w:rPr>
-              <w:t xml:space="preserve">500</w:t>
-            </w:r>
-            <w:r>
-              <w:rPr>
-                <w:sz w:val="19"/>
-                <w:szCs w:val="19"/>
-              </w:rPr>
-              <w:t xml:space="preserve"> or your value</w:t>
+              <w:t xml:space="preserve">DominoVault/Demo</w:t>
+            </w:r>
+            <w:r>
+              <w:rPr>
+                <w:sz w:val="19"/>
+                <w:szCs w:val="19"/>
+              </w:rPr>
+              <w:t xml:space="preserve"> (as shown in the vault document)</w:t>
             </w:r>
           </w:p>
         </w:tc>
@@ -17404,7 +17568,7 @@
                 <w:sz w:val="19"/>
                 <w:szCs w:val="19"/>
               </w:rPr>
-              <w:t xml:space="preserve">Worksheet 14</w:t>
+              <w:t xml:space="preserve">Worksheet 7</w:t>
             </w:r>
           </w:p>
         </w:tc>
@@ -17440,7 +17604,7 @@
                 <w:sz w:val="19"/>
                 <w:szCs w:val="19"/>
               </w:rPr>
-              <w:t xml:space="preserve">MailFileNaming</w:t>
+              <w:t xml:space="preserve">BatchSize</w:t>
             </w:r>
           </w:p>
         </w:tc>
@@ -17473,39 +17637,14 @@
                 <w:sz w:val="18"/>
                 <w:szCs w:val="18"/>
               </w:rPr>
-              <w:t xml:space="preserve">LASTNAME</w:t>
-            </w:r>
-            <w:r>
-              <w:rPr>
-                <w:sz w:val="19"/>
-                <w:szCs w:val="19"/>
-              </w:rPr>
-              <w:t xml:space="preserve"> (smith.nsf), </w:t>
-            </w:r>
-            <w:r>
-              <w:rPr>
-                <w:rFonts w:ascii="Consolas" w:cs="Consolas" w:eastAsia="Consolas" w:hAnsi="Consolas"/>
-                <w:color w:val="0F5FDC"/>
-                <w:sz w:val="18"/>
-                <w:szCs w:val="18"/>
-              </w:rPr>
-              <w:t xml:space="preserve">FIRSTINITIAL_LASTNAME</w:t>
-            </w:r>
-            <w:r>
-              <w:rPr>
-                <w:sz w:val="19"/>
-                <w:szCs w:val="19"/>
-              </w:rPr>
-              <w:t xml:space="preserve"> (jsmith.nsf) or </w:t>
-            </w:r>
-            <w:r>
-              <w:rPr>
-                <w:rFonts w:ascii="Consolas" w:cs="Consolas" w:eastAsia="Consolas" w:hAnsi="Consolas"/>
-                <w:color w:val="0F5FDC"/>
-                <w:sz w:val="18"/>
-                <w:szCs w:val="18"/>
-              </w:rPr>
-              <w:t xml:space="preserve">SHORTNAME</w:t>
+              <w:t xml:space="preserve">500</w:t>
+            </w:r>
+            <w:r>
+              <w:rPr>
+                <w:sz w:val="19"/>
+                <w:szCs w:val="19"/>
+              </w:rPr>
+              <w:t xml:space="preserve"> or your value</w:t>
             </w:r>
           </w:p>
         </w:tc>
@@ -17536,7 +17675,7 @@
                 <w:sz w:val="19"/>
                 <w:szCs w:val="19"/>
               </w:rPr>
-              <w:t xml:space="preserve">Worksheet 11a</w:t>
+              <w:t xml:space="preserve">Worksheet 14</w:t>
             </w:r>
           </w:p>
         </w:tc>
@@ -17572,7 +17711,7 @@
                 <w:sz w:val="19"/>
                 <w:szCs w:val="19"/>
               </w:rPr>
-              <w:t xml:space="preserve">MailFileCollision</w:t>
+              <w:t xml:space="preserve">MailFileNaming</w:t>
             </w:r>
           </w:p>
         </w:tc>
@@ -17605,14 +17744,14 @@
                 <w:sz w:val="18"/>
                 <w:szCs w:val="18"/>
               </w:rPr>
-              <w:t xml:space="preserve">SUFFIX</w:t>
-            </w:r>
-            <w:r>
-              <w:rPr>
-                <w:sz w:val="19"/>
-                <w:szCs w:val="19"/>
-              </w:rPr>
-              <w:t xml:space="preserve"> (smith2.nsf …) or </w:t>
+              <w:t xml:space="preserve">LASTNAME</w:t>
+            </w:r>
+            <w:r>
+              <w:rPr>
+                <w:sz w:val="19"/>
+                <w:szCs w:val="19"/>
+              </w:rPr>
+              <w:t xml:space="preserve"> (smith.nsf), </w:t>
             </w:r>
             <w:r>
               <w:rPr>
@@ -17621,14 +17760,23 @@
                 <w:sz w:val="18"/>
                 <w:szCs w:val="18"/>
               </w:rPr>
-              <w:t xml:space="preserve">ERROR</w:t>
-            </w:r>
-            <w:r>
-              <w:rPr>
-                <w:sz w:val="19"/>
-                <w:szCs w:val="19"/>
-              </w:rPr>
-              <w:t xml:space="preserve"> (row excluded)</w:t>
+              <w:t xml:space="preserve">FIRSTINITIAL_LASTNAME</w:t>
+            </w:r>
+            <w:r>
+              <w:rPr>
+                <w:sz w:val="19"/>
+                <w:szCs w:val="19"/>
+              </w:rPr>
+              <w:t xml:space="preserve"> (jsmith.nsf) or </w:t>
+            </w:r>
+            <w:r>
+              <w:rPr>
+                <w:rFonts w:ascii="Consolas" w:cs="Consolas" w:eastAsia="Consolas" w:hAnsi="Consolas"/>
+                <w:color w:val="0F5FDC"/>
+                <w:sz w:val="18"/>
+                <w:szCs w:val="18"/>
+              </w:rPr>
+              <w:t xml:space="preserve">SHORTNAME</w:t>
             </w:r>
           </w:p>
         </w:tc>
@@ -17695,7 +17843,7 @@
                 <w:sz w:val="19"/>
                 <w:szCs w:val="19"/>
               </w:rPr>
-              <w:t xml:space="preserve">MailFolderMode / MailFolderPrefix / MailFilesPerFolder</w:t>
+              <w:t xml:space="preserve">MailFileCollision</w:t>
             </w:r>
           </w:p>
         </w:tc>
@@ -17728,14 +17876,14 @@
                 <w:sz w:val="18"/>
                 <w:szCs w:val="18"/>
               </w:rPr>
-              <w:t xml:space="preserve">NUMBERED</w:t>
-            </w:r>
-            <w:r>
-              <w:rPr>
-                <w:sz w:val="19"/>
-                <w:szCs w:val="19"/>
-              </w:rPr>
-              <w:t xml:space="preserve"> / </w:t>
+              <w:t xml:space="preserve">SUFFIX</w:t>
+            </w:r>
+            <w:r>
+              <w:rPr>
+                <w:sz w:val="19"/>
+                <w:szCs w:val="19"/>
+              </w:rPr>
+              <w:t xml:space="preserve"> (smith2.nsf …) or </w:t>
             </w:r>
             <w:r>
               <w:rPr>
@@ -17744,46 +17892,14 @@
                 <w:sz w:val="18"/>
                 <w:szCs w:val="18"/>
               </w:rPr>
-              <w:t xml:space="preserve">mail</w:t>
-            </w:r>
-            <w:r>
-              <w:rPr>
-                <w:sz w:val="19"/>
-                <w:szCs w:val="19"/>
-              </w:rPr>
-              <w:t xml:space="preserve"> / </w:t>
-            </w:r>
-            <w:r>
-              <w:rPr>
-                <w:rFonts w:ascii="Consolas" w:cs="Consolas" w:eastAsia="Consolas" w:hAnsi="Consolas"/>
-                <w:color w:val="0F5FDC"/>
-                <w:sz w:val="18"/>
-                <w:szCs w:val="18"/>
-              </w:rPr>
-              <w:t xml:space="preserve">1000</w:t>
-            </w:r>
-            <w:r>
-              <w:rPr>
-                <w:sz w:val="19"/>
-                <w:szCs w:val="19"/>
-              </w:rPr>
-              <w:t xml:space="preserve"> → mail1, mail2 … (or </w:t>
-            </w:r>
-            <w:r>
-              <w:rPr>
-                <w:rFonts w:ascii="Consolas" w:cs="Consolas" w:eastAsia="Consolas" w:hAnsi="Consolas"/>
-                <w:color w:val="0F5FDC"/>
-                <w:sz w:val="18"/>
-                <w:szCs w:val="18"/>
-              </w:rPr>
-              <w:t xml:space="preserve">SINGLE</w:t>
-            </w:r>
-            <w:r>
-              <w:rPr>
-                <w:sz w:val="19"/>
-                <w:szCs w:val="19"/>
-              </w:rPr>
-              <w:t xml:space="preserve"> with MailFileDir)</w:t>
+              <w:t xml:space="preserve">ERROR</w:t>
+            </w:r>
+            <w:r>
+              <w:rPr>
+                <w:sz w:val="19"/>
+                <w:szCs w:val="19"/>
+              </w:rPr>
+              <w:t xml:space="preserve"> (row excluded)</w:t>
             </w:r>
           </w:p>
         </w:tc>
@@ -17850,7 +17966,7 @@
                 <w:sz w:val="19"/>
                 <w:szCs w:val="19"/>
               </w:rPr>
-              <w:t xml:space="preserve">MailFolderMax</w:t>
+              <w:t xml:space="preserve">MailFolderMode / MailFolderPrefix / MailFilesPerFolder</w:t>
             </w:r>
           </w:p>
         </w:tc>
@@ -17876,13 +17992,6 @@
             <w:pPr>
               <w:spacing w:after="0" w:before="0"/>
             </w:pPr>
-            <w:r>
-              <w:rPr>
-                <w:sz w:val="19"/>
-                <w:szCs w:val="19"/>
-              </w:rPr>
-              <w:t xml:space="preserve">The number of folders you created in B4, e.g. </w:t>
-            </w:r>
             <w:r>
               <w:rPr>
                 <w:rFonts w:ascii="Consolas" w:cs="Consolas" w:eastAsia="Consolas" w:hAnsi="Consolas"/>
@@ -17890,14 +17999,62 @@
                 <w:sz w:val="18"/>
                 <w:szCs w:val="18"/>
               </w:rPr>
-              <w:t xml:space="preserve">5</w:t>
-            </w:r>
-            <w:r>
-              <w:rPr>
-                <w:sz w:val="19"/>
-                <w:szCs w:val="19"/>
-              </w:rPr>
-              <w:t xml:space="preserve"> for mail1–mail5</w:t>
+              <w:t xml:space="preserve">NUMBERED</w:t>
+            </w:r>
+            <w:r>
+              <w:rPr>
+                <w:sz w:val="19"/>
+                <w:szCs w:val="19"/>
+              </w:rPr>
+              <w:t xml:space="preserve"> / </w:t>
+            </w:r>
+            <w:r>
+              <w:rPr>
+                <w:rFonts w:ascii="Consolas" w:cs="Consolas" w:eastAsia="Consolas" w:hAnsi="Consolas"/>
+                <w:color w:val="0F5FDC"/>
+                <w:sz w:val="18"/>
+                <w:szCs w:val="18"/>
+              </w:rPr>
+              <w:t xml:space="preserve">mail</w:t>
+            </w:r>
+            <w:r>
+              <w:rPr>
+                <w:sz w:val="19"/>
+                <w:szCs w:val="19"/>
+              </w:rPr>
+              <w:t xml:space="preserve"> / </w:t>
+            </w:r>
+            <w:r>
+              <w:rPr>
+                <w:rFonts w:ascii="Consolas" w:cs="Consolas" w:eastAsia="Consolas" w:hAnsi="Consolas"/>
+                <w:color w:val="0F5FDC"/>
+                <w:sz w:val="18"/>
+                <w:szCs w:val="18"/>
+              </w:rPr>
+              <w:t xml:space="preserve">1000</w:t>
+            </w:r>
+            <w:r>
+              <w:rPr>
+                <w:sz w:val="19"/>
+                <w:szCs w:val="19"/>
+              </w:rPr>
+              <w:t xml:space="preserve"> → mail1, mail2 … (or </w:t>
+            </w:r>
+            <w:r>
+              <w:rPr>
+                <w:rFonts w:ascii="Consolas" w:cs="Consolas" w:eastAsia="Consolas" w:hAnsi="Consolas"/>
+                <w:color w:val="0F5FDC"/>
+                <w:sz w:val="18"/>
+                <w:szCs w:val="18"/>
+              </w:rPr>
+              <w:t xml:space="preserve">SINGLE</w:t>
+            </w:r>
+            <w:r>
+              <w:rPr>
+                <w:sz w:val="19"/>
+                <w:szCs w:val="19"/>
+              </w:rPr>
+              <w:t xml:space="preserve"> with MailFileDir)</w:t>
             </w:r>
           </w:p>
         </w:tc>
@@ -17928,7 +18085,7 @@
                 <w:sz w:val="19"/>
                 <w:szCs w:val="19"/>
               </w:rPr>
-              <w:t xml:space="preserve">Worksheet 11d</w:t>
+              <w:t xml:space="preserve">Worksheet 11a</w:t>
             </w:r>
           </w:p>
         </w:tc>
@@ -17964,7 +18121,7 @@
                 <w:sz w:val="19"/>
                 <w:szCs w:val="19"/>
               </w:rPr>
-              <w:t xml:space="preserve">MailTemplate</w:t>
+              <w:t xml:space="preserve">MailFolderMax</w:t>
             </w:r>
           </w:p>
         </w:tc>
@@ -17995,7 +18152,7 @@
                 <w:sz w:val="19"/>
                 <w:szCs w:val="19"/>
               </w:rPr>
-              <w:t xml:space="preserve">Mail template file, e.g. </w:t>
+              <w:t xml:space="preserve">The number of folders you created in B4, e.g. </w:t>
             </w:r>
             <w:r>
               <w:rPr>
@@ -18004,14 +18161,14 @@
                 <w:sz w:val="18"/>
                 <w:szCs w:val="18"/>
               </w:rPr>
-              <w:t xml:space="preserve">mail12.ntf</w:t>
-            </w:r>
-            <w:r>
-              <w:rPr>
-                <w:sz w:val="19"/>
-                <w:szCs w:val="19"/>
-              </w:rPr>
-              <w:t xml:space="preserve"> (empty = registration default)</w:t>
+              <w:t xml:space="preserve">5</w:t>
+            </w:r>
+            <w:r>
+              <w:rPr>
+                <w:sz w:val="19"/>
+                <w:szCs w:val="19"/>
+              </w:rPr>
+              <w:t xml:space="preserve"> for mail1–mail5</w:t>
             </w:r>
           </w:p>
         </w:tc>
@@ -18042,7 +18199,7 @@
                 <w:sz w:val="19"/>
                 <w:szCs w:val="19"/>
               </w:rPr>
-              <w:t xml:space="preserve">Worksheet 11b</w:t>
+              <w:t xml:space="preserve">Worksheet 11d</w:t>
             </w:r>
           </w:p>
         </w:tc>
@@ -18078,7 +18235,7 @@
                 <w:sz w:val="19"/>
                 <w:szCs w:val="19"/>
               </w:rPr>
-              <w:t xml:space="preserve">MailACLManager / MailQuotaSizeLimit</w:t>
+              <w:t xml:space="preserve">MailTemplate</w:t>
             </w:r>
           </w:p>
         </w:tc>
@@ -18109,7 +18266,23 @@
                 <w:sz w:val="19"/>
                 <w:szCs w:val="19"/>
               </w:rPr>
-              <w:t xml:space="preserve">Optional: Manager of each new mail file; quota in MB (0 = none)</w:t>
+              <w:t xml:space="preserve">Mail template file, e.g. </w:t>
+            </w:r>
+            <w:r>
+              <w:rPr>
+                <w:rFonts w:ascii="Consolas" w:cs="Consolas" w:eastAsia="Consolas" w:hAnsi="Consolas"/>
+                <w:color w:val="0F5FDC"/>
+                <w:sz w:val="18"/>
+                <w:szCs w:val="18"/>
+              </w:rPr>
+              <w:t xml:space="preserve">mail12.ntf</w:t>
+            </w:r>
+            <w:r>
+              <w:rPr>
+                <w:sz w:val="19"/>
+                <w:szCs w:val="19"/>
+              </w:rPr>
+              <w:t xml:space="preserve"> (empty = registration default)</w:t>
             </w:r>
           </w:p>
         </w:tc>
@@ -18140,7 +18313,7 @@
                 <w:sz w:val="19"/>
                 <w:szCs w:val="19"/>
               </w:rPr>
-              <w:t xml:space="preserve">Worksheet 11c</w:t>
+              <w:t xml:space="preserve">Worksheet 11b</w:t>
             </w:r>
           </w:p>
         </w:tc>
@@ -18176,7 +18349,7 @@
                 <w:sz w:val="19"/>
                 <w:szCs w:val="19"/>
               </w:rPr>
-              <w:t xml:space="preserve">LogServer / LogDb</w:t>
+              <w:t xml:space="preserve">MailACLManager / MailQuotaSizeLimit</w:t>
             </w:r>
           </w:p>
         </w:tc>
@@ -18207,7 +18380,7 @@
                 <w:sz w:val="19"/>
                 <w:szCs w:val="19"/>
               </w:rPr>
-              <w:t xml:space="preserve">Leave empty unless you create the log database in B15</w:t>
+              <w:t xml:space="preserve">Optional: Manager of each new mail file; quota in MB (0 = none)</w:t>
             </w:r>
           </w:p>
         </w:tc>
@@ -18238,7 +18411,7 @@
                 <w:sz w:val="19"/>
                 <w:szCs w:val="19"/>
               </w:rPr>
-              <w:t xml:space="preserve">B15</w:t>
+              <w:t xml:space="preserve">Worksheet 11c</w:t>
             </w:r>
           </w:p>
         </w:tc>
@@ -18274,6 +18447,104 @@
                 <w:sz w:val="19"/>
                 <w:szCs w:val="19"/>
               </w:rPr>
+              <w:t xml:space="preserve">LogServer / LogDb</w:t>
+            </w:r>
+          </w:p>
+        </w:tc>
+        <w:tc>
+          <w:tcPr>
+            <w:tcW w:type="dxa" w:w="5251"/>
+            <w:tcBorders>
+              <w:top w:val="single" w:color="DCE6F0" w:sz="4"/>
+              <w:left w:val="single" w:color="DCE6F0" w:sz="4"/>
+              <w:bottom w:val="single" w:color="DCE6F0" w:sz="4"/>
+              <w:right w:val="single" w:color="DCE6F0" w:sz="4"/>
+            </w:tcBorders>
+            <w:shd w:fill="F7F7FC" w:color="auto" w:val="clear"/>
+            <w:tcMar>
+              <w:top w:type="dxa" w:w="60"/>
+              <w:left w:type="dxa" w:w="100"/>
+              <w:bottom w:type="dxa" w:w="60"/>
+              <w:right w:type="dxa" w:w="100"/>
+            </w:tcMar>
+            <w:vAlign w:val="top"/>
+          </w:tcPr>
+          <w:p>
+            <w:pPr>
+              <w:spacing w:after="0" w:before="0"/>
+            </w:pPr>
+            <w:r>
+              <w:rPr>
+                <w:sz w:val="19"/>
+                <w:szCs w:val="19"/>
+              </w:rPr>
+              <w:t xml:space="preserve">Leave empty unless you create the log database in B15</w:t>
+            </w:r>
+          </w:p>
+        </w:tc>
+        <w:tc>
+          <w:tcPr>
+            <w:tcW w:type="dxa" w:w="2019"/>
+            <w:tcBorders>
+              <w:top w:val="single" w:color="DCE6F0" w:sz="4"/>
+              <w:left w:val="single" w:color="DCE6F0" w:sz="4"/>
+              <w:bottom w:val="single" w:color="DCE6F0" w:sz="4"/>
+              <w:right w:val="single" w:color="DCE6F0" w:sz="4"/>
+            </w:tcBorders>
+            <w:shd w:fill="F7F7FC" w:color="auto" w:val="clear"/>
+            <w:tcMar>
+              <w:top w:type="dxa" w:w="60"/>
+              <w:left w:type="dxa" w:w="100"/>
+              <w:bottom w:type="dxa" w:w="60"/>
+              <w:right w:type="dxa" w:w="100"/>
+            </w:tcMar>
+            <w:vAlign w:val="top"/>
+          </w:tcPr>
+          <w:p>
+            <w:pPr>
+              <w:spacing w:after="0" w:before="0"/>
+            </w:pPr>
+            <w:r>
+              <w:rPr>
+                <w:sz w:val="19"/>
+                <w:szCs w:val="19"/>
+              </w:rPr>
+              <w:t xml:space="preserve">B15</w:t>
+            </w:r>
+          </w:p>
+        </w:tc>
+      </w:tr>
+      <w:tr>
+        <w:trPr>
+          <w:cantSplit/>
+        </w:trPr>
+        <w:tc>
+          <w:tcPr>
+            <w:tcW w:type="dxa" w:w="2368"/>
+            <w:tcBorders>
+              <w:top w:val="single" w:color="DCE6F0" w:sz="4"/>
+              <w:left w:val="single" w:color="DCE6F0" w:sz="4"/>
+              <w:bottom w:val="single" w:color="DCE6F0" w:sz="4"/>
+              <w:right w:val="single" w:color="DCE6F0" w:sz="4"/>
+            </w:tcBorders>
+            <w:shd w:fill="FFFFFF" w:color="auto" w:val="clear"/>
+            <w:tcMar>
+              <w:top w:type="dxa" w:w="60"/>
+              <w:left w:type="dxa" w:w="100"/>
+              <w:bottom w:type="dxa" w:w="60"/>
+              <w:right w:type="dxa" w:w="100"/>
+            </w:tcMar>
+            <w:vAlign w:val="top"/>
+          </w:tcPr>
+          <w:p>
+            <w:pPr>
+              <w:spacing w:after="0" w:before="0"/>
+            </w:pPr>
+            <w:r>
+              <w:rPr>
+                <w:sz w:val="19"/>
+                <w:szCs w:val="19"/>
+              </w:rPr>
               <w:t xml:space="preserve">DryRun</w:t>
             </w:r>
           </w:p>
@@ -18287,7 +18558,7 @@
               <w:bottom w:val="single" w:color="DCE6F0" w:sz="4"/>
               <w:right w:val="single" w:color="DCE6F0" w:sz="4"/>
             </w:tcBorders>
-            <w:shd w:fill="F7F7FC" w:color="auto" w:val="clear"/>
+            <w:shd w:fill="FFFFFF" w:color="auto" w:val="clear"/>
             <w:tcMar>
               <w:top w:type="dxa" w:w="60"/>
               <w:left w:type="dxa" w:w="100"/>
@@ -18327,7 +18598,7 @@
               <w:bottom w:val="single" w:color="DCE6F0" w:sz="4"/>
               <w:right w:val="single" w:color="DCE6F0" w:sz="4"/>
             </w:tcBorders>
-            <w:shd w:fill="F7F7FC" w:color="auto" w:val="clear"/>
+            <w:shd w:fill="FFFFFF" w:color="auto" w:val="clear"/>
             <w:tcMar>
               <w:top w:type="dxa" w:w="60"/>
               <w:left w:type="dxa" w:w="100"/>
@@ -30973,7 +31244,7 @@
                 <w:sz w:val="19"/>
                 <w:szCs w:val="19"/>
               </w:rPr>
-              <w:t xml:space="preserve">– / log.nsf</w:t>
+              <w:t xml:space="preserve">– / certlog.nsf</w:t>
             </w:r>
           </w:p>
         </w:tc>
@@ -31004,7 +31275,23 @@
                 <w:sz w:val="19"/>
                 <w:szCs w:val="19"/>
               </w:rPr>
-              <w:t xml:space="preserve">Server that registers; Domino registration log</w:t>
+              <w:t xml:space="preserve">Server that registers. RegistrationLog: HCL logs to </w:t>
+            </w:r>
+            <w:r>
+              <w:rPr>
+                <w:b/>
+                <w:bCs/>
+                <w:sz w:val="19"/>
+                <w:szCs w:val="19"/>
+              </w:rPr>
+              <w:t xml:space="preserve">CERTLOG.NSF</w:t>
+            </w:r>
+            <w:r>
+              <w:rPr>
+                <w:sz w:val="19"/>
+                <w:szCs w:val="19"/>
+              </w:rPr>
+              <w:t xml:space="preserve"> on the registration server when the value is not empty (empty = no certification logging). Keep certlog.nsf.</w:t>
             </w:r>
           </w:p>
         </w:tc>
@@ -36732,7 +37019,7 @@
                 <w:sz w:val="19"/>
                 <w:szCs w:val="19"/>
               </w:rPr>
-              <w:t xml:space="preserve">Domino registration log</w:t>
+              <w:t xml:space="preserve">Certification Log</w:t>
             </w:r>
           </w:p>
         </w:tc>
@@ -36763,7 +37050,7 @@
                 <w:sz w:val="19"/>
                 <w:szCs w:val="19"/>
               </w:rPr>
-              <w:t xml:space="preserve">log.nsf on the registration server</w:t>
+              <w:t xml:space="preserve">certlog.nsf on the registration server</w:t>
             </w:r>
           </w:p>
         </w:tc>
@@ -36794,7 +37081,7 @@
                 <w:sz w:val="19"/>
                 <w:szCs w:val="19"/>
               </w:rPr>
-              <w:t xml:space="preserve">Domino's own records</w:t>
+              <w:t xml:space="preserve">Domino's record of every certification and registration (written because RegistrationLog is not empty)</w:t>
             </w:r>
           </w:p>
         </w:tc>
@@ -36830,6 +37117,104 @@
                 <w:sz w:val="19"/>
                 <w:szCs w:val="19"/>
               </w:rPr>
+              <w:t xml:space="preserve">Domino server log</w:t>
+            </w:r>
+          </w:p>
+        </w:tc>
+        <w:tc>
+          <w:tcPr>
+            <w:tcW w:type="dxa" w:w="4427"/>
+            <w:tcBorders>
+              <w:top w:val="single" w:color="DCE6F0" w:sz="4"/>
+              <w:left w:val="single" w:color="DCE6F0" w:sz="4"/>
+              <w:bottom w:val="single" w:color="DCE6F0" w:sz="4"/>
+              <w:right w:val="single" w:color="DCE6F0" w:sz="4"/>
+            </w:tcBorders>
+            <w:shd w:fill="F7F7FC" w:color="auto" w:val="clear"/>
+            <w:tcMar>
+              <w:top w:type="dxa" w:w="60"/>
+              <w:left w:type="dxa" w:w="100"/>
+              <w:bottom w:type="dxa" w:w="60"/>
+              <w:right w:type="dxa" w:w="100"/>
+            </w:tcMar>
+            <w:vAlign w:val="top"/>
+          </w:tcPr>
+          <w:p>
+            <w:pPr>
+              <w:spacing w:after="0" w:before="0"/>
+            </w:pPr>
+            <w:r>
+              <w:rPr>
+                <w:sz w:val="19"/>
+                <w:szCs w:val="19"/>
+              </w:rPr>
+              <w:t xml:space="preserve">log.nsf on the registration and home servers</w:t>
+            </w:r>
+          </w:p>
+        </w:tc>
+        <w:tc>
+          <w:tcPr>
+            <w:tcW w:type="dxa" w:w="3152"/>
+            <w:tcBorders>
+              <w:top w:val="single" w:color="DCE6F0" w:sz="4"/>
+              <w:left w:val="single" w:color="DCE6F0" w:sz="4"/>
+              <w:bottom w:val="single" w:color="DCE6F0" w:sz="4"/>
+              <w:right w:val="single" w:color="DCE6F0" w:sz="4"/>
+            </w:tcBorders>
+            <w:shd w:fill="F7F7FC" w:color="auto" w:val="clear"/>
+            <w:tcMar>
+              <w:top w:type="dxa" w:w="60"/>
+              <w:left w:type="dxa" w:w="100"/>
+              <w:bottom w:type="dxa" w:w="60"/>
+              <w:right w:type="dxa" w:w="100"/>
+            </w:tcMar>
+            <w:vAlign w:val="top"/>
+          </w:tcPr>
+          <w:p>
+            <w:pPr>
+              <w:spacing w:after="0" w:before="0"/>
+            </w:pPr>
+            <w:r>
+              <w:rPr>
+                <w:sz w:val="19"/>
+                <w:szCs w:val="19"/>
+              </w:rPr>
+              <w:t xml:space="preserve">General server events, e.g. mail file creation and Administration Process messages; useful for troubleshooting</w:t>
+            </w:r>
+          </w:p>
+        </w:tc>
+      </w:tr>
+      <w:tr>
+        <w:trPr>
+          <w:cantSplit/>
+        </w:trPr>
+        <w:tc>
+          <w:tcPr>
+            <w:tcW w:type="dxa" w:w="2059"/>
+            <w:tcBorders>
+              <w:top w:val="single" w:color="DCE6F0" w:sz="4"/>
+              <w:left w:val="single" w:color="DCE6F0" w:sz="4"/>
+              <w:bottom w:val="single" w:color="DCE6F0" w:sz="4"/>
+              <w:right w:val="single" w:color="DCE6F0" w:sz="4"/>
+            </w:tcBorders>
+            <w:shd w:fill="FFFFFF" w:color="auto" w:val="clear"/>
+            <w:tcMar>
+              <w:top w:type="dxa" w:w="60"/>
+              <w:left w:type="dxa" w:w="100"/>
+              <w:bottom w:type="dxa" w:w="60"/>
+              <w:right w:type="dxa" w:w="100"/>
+            </w:tcMar>
+            <w:vAlign w:val="top"/>
+          </w:tcPr>
+          <w:p>
+            <w:pPr>
+              <w:spacing w:after="0" w:before="0"/>
+            </w:pPr>
+            <w:r>
+              <w:rPr>
+                <w:sz w:val="19"/>
+                <w:szCs w:val="19"/>
+              </w:rPr>
               <w:t xml:space="preserve">Helper actions log</w:t>
             </w:r>
           </w:p>
@@ -36843,7 +37228,7 @@
               <w:bottom w:val="single" w:color="DCE6F0" w:sz="4"/>
               <w:right w:val="single" w:color="DCE6F0" w:sz="4"/>
             </w:tcBorders>
-            <w:shd w:fill="F7F7FC" w:color="auto" w:val="clear"/>
+            <w:shd w:fill="FFFFFF" w:color="auto" w:val="clear"/>
             <w:tcMar>
               <w:top w:type="dxa" w:w="60"/>
               <w:left w:type="dxa" w:w="100"/>
@@ -36874,7 +37259,7 @@
               <w:bottom w:val="single" w:color="DCE6F0" w:sz="4"/>
               <w:right w:val="single" w:color="DCE6F0" w:sz="4"/>
             </w:tcBorders>
-            <w:shd w:fill="F7F7FC" w:color="auto" w:val="clear"/>
+            <w:shd w:fill="FFFFFF" w:color="auto" w:val="clear"/>
             <w:tcMar>
               <w:top w:type="dxa" w:w="60"/>
               <w:left w:type="dxa" w:w="100"/>
@@ -38576,7 +38961,27 @@
         <w:t xml:space="preserve">LogLevel=DEBUG</w:t>
       </w:r>
       <w:r>
-        <w:t xml:space="preserve">, rebuild a 1-user batch (ExtraSelection), dry-run it, and read the debug log. FAILED rows show the stage (load, validate, configure, RegisterNewUser, verify, preserveMail, vault) and the Notes error.</w:t>
+        <w:t xml:space="preserve">, rebuild a 1-user batch (ExtraSelection), dry-run it, and read the debug log. FAILED rows show the stage (load, validate, configure, RegisterNewUser, verify, preserveMail, vault) and the Notes error. Cross-check the same time in </w:t>
+      </w:r>
+      <w:r>
+        <w:rPr>
+          <w:b/>
+          <w:bCs/>
+        </w:rPr>
+        <w:t xml:space="preserve">certlog.nsf</w:t>
+      </w:r>
+      <w:r>
+        <w:t xml:space="preserve"> on the registration server (certification and registration records) and in </w:t>
+      </w:r>
+      <w:r>
+        <w:rPr>
+          <w:b/>
+          <w:bCs/>
+        </w:rPr>
+        <w:t xml:space="preserve">log.nsf</w:t>
+      </w:r>
+      <w:r>
+        <w:t xml:space="preserve"> on the registration and home servers (server events, mail file creation, Administration Process).</w:t>
       </w:r>
     </w:p>
     <w:tbl>
@@ -45252,7 +45657,7 @@
       <w:r>
         <w:t xml:space="preserve">Registering Active Directory users (Directory Sync) – </w:t>
       </w:r>
-      <w:hyperlink w:history="1" r:id="rIdc5her6wrk9seq7rmz9a5s">
+      <w:hyperlink w:history="1" r:id="rIdmq-im0sw-3s1u3wssxgu3">
         <w:r>
           <w:rPr>
             <w:rStyle w:val="Hyperlink"/>
@@ -45274,7 +45679,7 @@
       <w:r>
         <w:t xml:space="preserve">ContactNoteID property – </w:t>
       </w:r>
-      <w:hyperlink w:history="1" r:id="rIdsen41p-y3z3_zwzlkwye3">
+      <w:hyperlink w:history="1" r:id="rIduve4x23givjkmy2ph8zj-">
         <w:r>
           <w:rPr>
             <w:rStyle w:val="Hyperlink"/>
@@ -45296,7 +45701,7 @@
       <w:r>
         <w:t xml:space="preserve">RegisterNewUser method – </w:t>
       </w:r>
-      <w:hyperlink w:history="1" r:id="rId82rxm0vzugay1ccubiubj">
+      <w:hyperlink w:history="1" r:id="rIdexf8kuohi4hj5t7k3vxse">
         <w:r>
           <w:rPr>
             <w:rStyle w:val="Hyperlink"/>
@@ -45318,7 +45723,7 @@
       <w:r>
         <w:t xml:space="preserve">Creating an ID vault – </w:t>
       </w:r>
-      <w:hyperlink w:history="1" r:id="rIddg602vdyl7si-iermxuan">
+      <w:hyperlink w:history="1" r:id="rIdlojxu4wesz0_viymdds-w">
         <w:r>
           <w:rPr>
             <w:rStyle w:val="Hyperlink"/>
@@ -45340,7 +45745,7 @@
       <w:r>
         <w:t xml:space="preserve">Assigning users to a vault (Security Settings, ID Vault tab) – </w:t>
       </w:r>
-      <w:hyperlink w:history="1" r:id="rIdsektiz8yvqzboigvz1c7-">
+      <w:hyperlink w:history="1" r:id="rIdkfrrbt2ac2jvsobac1ixt">
         <w:r>
           <w:rPr>
             <w:rStyle w:val="Hyperlink"/>
@@ -45362,7 +45767,7 @@
       <w:r>
         <w:t xml:space="preserve">Creating a security policy settings document – </w:t>
       </w:r>
-      <w:hyperlink w:history="1" r:id="rIdwst9mtajefcqxyna715y8">
+      <w:hyperlink w:history="1" r:id="rIdsfeopfp4ehof6jkdhipsc">
         <w:r>
           <w:rPr>
             <w:rStyle w:val="Hyperlink"/>
@@ -45384,7 +45789,7 @@
       <w:r>
         <w:t xml:space="preserve">Creating a policy document (explicit policy names */name) – </w:t>
       </w:r>
-      <w:hyperlink w:history="1" r:id="rIdbec2l8bn9py2rahqwsu_l">
+      <w:hyperlink w:history="1" r:id="rIdzkt-i8lvwhgqfva49a6ax">
         <w:r>
           <w:rPr>
             <w:rStyle w:val="Hyperlink"/>
@@ -45406,7 +45811,7 @@
       <w:r>
         <w:t xml:space="preserve">Modifying a server-based CA (adding RAs) – </w:t>
       </w:r>
-      <w:hyperlink w:history="1" r:id="rIdmsomjq0vz3mattjhq7xz4">
+      <w:hyperlink w:history="1" r:id="rId4mxq8mai5ieogig4xiowz">
         <w:r>
           <w:rPr>
             <w:rStyle w:val="Hyperlink"/>
@@ -45428,7 +45833,7 @@
       <w:r>
         <w:t xml:space="preserve">Administration roles in the Domino Directory ACL – </w:t>
       </w:r>
-      <w:hyperlink w:history="1" r:id="rIdckgvwrkr5v6hnzzpxfrbr">
+      <w:hyperlink w:history="1" r:id="rIdswmaipkoncspgga5pagap">
         <w:r>
           <w:rPr>
             <w:rStyle w:val="Hyperlink"/>
@@ -45450,7 +45855,7 @@
       <w:r>
         <w:t xml:space="preserve">Configuring a database ACL (Manage ACL) – </w:t>
       </w:r>
-      <w:hyperlink w:history="1" r:id="rIdwljnw4vkpealagse0nbvc">
+      <w:hyperlink w:history="1" r:id="rIdqt321r5ipbmaxok5ipmrv">
         <w:r>
           <w:rPr>
             <w:rStyle w:val="Hyperlink"/>
@@ -45472,7 +45877,7 @@
       <w:r>
         <w:t xml:space="preserve">Creating a database from a template – </w:t>
       </w:r>
-      <w:hyperlink w:history="1" r:id="rIdbdaknycptkgd-1ozgnaps">
+      <w:hyperlink w:history="1" r:id="rIdstg2_hz5etd6kvb6_s4v_">
         <w:r>
           <w:rPr>
             <w:rStyle w:val="Hyperlink"/>
@@ -45494,7 +45899,7 @@
       <w:r>
         <w:t xml:space="preserve">Script libraries (Designer) – </w:t>
       </w:r>
-      <w:hyperlink w:history="1" r:id="rId8r3o4dninujkrlabyg8r5">
+      <w:hyperlink w:history="1" r:id="rIdtpqtaf9ipgt9rx75-l9hi">
         <w:r>
           <w:rPr>
             <w:rStyle w:val="Hyperlink"/>
@@ -45516,7 +45921,7 @@
       <w:r>
         <w:t xml:space="preserve">Creating an agent (Designer) – </w:t>
       </w:r>
-      <w:hyperlink w:history="1" r:id="rIdu59wh8gp_qfzmcmrmbosh">
+      <w:hyperlink w:history="1" r:id="rIdka4q6wkkxiui1jd-jcrvf">
         <w:r>
           <w:rPr>
             <w:rStyle w:val="Hyperlink"/>
@@ -45538,7 +45943,7 @@
       <w:r>
         <w:t xml:space="preserve">Naming agents: aliases '|' and cascading '\' – </w:t>
       </w:r>
-      <w:hyperlink w:history="1" r:id="rIdsdpcedhws8snipeza15mq">
+      <w:hyperlink w:history="1" r:id="rIdhobe3vpvx37vvrwzkhzfp">
         <w:r>
           <w:rPr>
             <w:rStyle w:val="Hyperlink"/>
@@ -45560,7 +45965,7 @@
       <w:r>
         <w:t xml:space="preserve">Signing a database – </w:t>
       </w:r>
-      <w:hyperlink w:history="1" r:id="rIdfnnivbbz8tm-izfosxznz">
+      <w:hyperlink w:history="1" r:id="rIdjkfhu56wbrgb6iuk9vgl6">
         <w:r>
           <w:rPr>
             <w:rStyle w:val="Hyperlink"/>
@@ -45582,7 +45987,7 @@
       <w:r>
         <w:t xml:space="preserve">Checking field values (Document Properties) – </w:t>
       </w:r>
-      <w:hyperlink w:history="1" r:id="rIdrarufed7ggpomeyvgk9s5">
+      <w:hyperlink w:history="1" r:id="rIdjcinhmx0e-i9qlbsfzh4u">
         <w:r>
           <w:rPr>
             <w:rStyle w:val="Hyperlink"/>
@@ -45604,7 +46009,7 @@
       <w:r>
         <w:t xml:space="preserve">Execution Security Alert (ECL) – </w:t>
       </w:r>
-      <w:hyperlink w:history="1" r:id="rIdtjgrn1kawkucyqzcuo4j3">
+      <w:hyperlink w:history="1" r:id="rIdmplrjqw-4pxjf0y6g1yuj">
         <w:r>
           <w:rPr>
             <w:rStyle w:val="Hyperlink"/>
@@ -46061,7 +46466,7 @@
         <w:sz w:val="16"/>
         <w:szCs w:val="16"/>
       </w:rPr>
-      <w:t xml:space="preserve">HCL Confidential – Internal Use  |  v2.5</w:t>
+      <w:t xml:space="preserve">HCL Confidential – Internal Use  |  v2.6</w:t>
     </w:r>
     <w:r>
       <w:rPr>

--- a/docs/BulkReg_Admin_Guide.docx
+++ b/docs/BulkReg_Admin_Guide.docx
@@ -170,7 +170,7 @@
                 <w:sz w:val="20"/>
                 <w:szCs w:val="20"/>
               </w:rPr>
-              <w:t xml:space="preserve">Version 2.6  |  October 2026  |  Draft for review</w:t>
+              <w:t xml:space="preserve">Version 2.7  |  October 2026  |  Draft for review</w:t>
             </w:r>
           </w:p>
           <w:p>
@@ -482,7 +482,7 @@
                 <w:sz w:val="19"/>
                 <w:szCs w:val="19"/>
               </w:rPr>
-              <w:t xml:space="preserve">2.6 (Draft for review)</w:t>
+              <w:t xml:space="preserve">2.7 (Draft for review)</w:t>
             </w:r>
           </w:p>
         </w:tc>
@@ -972,7 +972,7 @@
                 <w:sz w:val="19"/>
                 <w:szCs w:val="19"/>
               </w:rPr>
-              <w:t xml:space="preserve">2.6</w:t>
+              <w:t xml:space="preserve">2.7</w:t>
             </w:r>
           </w:p>
         </w:tc>
@@ -1003,7 +1003,7 @@
                 <w:sz w:val="19"/>
                 <w:szCs w:val="19"/>
               </w:rPr>
-              <w:t xml:space="preserve">RegistrationLog corrected: registration is logged to the </w:t>
+              <w:t xml:space="preserve">New one-page </w:t>
             </w:r>
             <w:r>
               <w:rPr>
@@ -1012,14 +1012,14 @@
                 <w:sz w:val="19"/>
                 <w:szCs w:val="19"/>
               </w:rPr>
-              <w:t xml:space="preserve">Certification Log certlog.nsf</w:t>
-            </w:r>
-            <w:r>
-              <w:rPr>
-                <w:sz w:val="19"/>
-                <w:szCs w:val="19"/>
-              </w:rPr>
-              <w:t xml:space="preserve"> on the registration server (HCL: any non-empty value → CERTLOG.NSF; empty = no logging). log.nsf is the server's general log. Prerequisite check for certlog.nsf added (B4).</w:t>
+              <w:t xml:space="preserve">Agent Run Order</w:t>
+            </w:r>
+            <w:r>
+              <w:rPr>
+                <w:sz w:val="19"/>
+                <w:szCs w:val="19"/>
+              </w:rPr>
+              <w:t xml:space="preserve"> at the front of the guide (flow, step table with DryRun setting, input/output and go/no-go per step, rules).</w:t>
             </w:r>
           </w:p>
         </w:tc>
@@ -1055,7 +1055,7 @@
                 <w:sz w:val="19"/>
                 <w:szCs w:val="19"/>
               </w:rPr>
-              <w:t xml:space="preserve">2.5</w:t>
+              <w:t xml:space="preserve">2.6</w:t>
             </w:r>
           </w:p>
         </w:tc>
@@ -1081,6 +1081,13 @@
             <w:pPr>
               <w:spacing w:after="0" w:before="0"/>
             </w:pPr>
+            <w:r>
+              <w:rPr>
+                <w:sz w:val="19"/>
+                <w:szCs w:val="19"/>
+              </w:rPr>
+              <w:t xml:space="preserve">RegistrationLog corrected: registration is logged to the </w:t>
+            </w:r>
             <w:r>
               <w:rPr>
                 <w:b/>
@@ -1088,30 +1095,14 @@
                 <w:sz w:val="19"/>
                 <w:szCs w:val="19"/>
               </w:rPr>
-              <w:t xml:space="preserve">Prerequisite: pre-create the numbered mail folders</w:t>
-            </w:r>
-            <w:r>
-              <w:rPr>
-                <w:sz w:val="19"/>
-                <w:szCs w:val="19"/>
-              </w:rPr>
-              <w:t xml:space="preserve"> (mail1…mailN, one per 1000 users) on every home server (B4). Preflight calculates the folders needed per server and writes the create commands. New </w:t>
-            </w:r>
-            <w:r>
-              <w:rPr>
-                <w:rFonts w:ascii="Consolas" w:cs="Consolas" w:eastAsia="Consolas" w:hAnsi="Consolas"/>
-                <w:color w:val="0F5FDC"/>
-                <w:sz w:val="18"/>
-                <w:szCs w:val="18"/>
-              </w:rPr>
-              <w:t xml:space="preserve">MailFolderMax</w:t>
-            </w:r>
-            <w:r>
-              <w:rPr>
-                <w:sz w:val="19"/>
-                <w:szCs w:val="19"/>
-              </w:rPr>
-              <w:t xml:space="preserve">: Build Batch never assigns a folder above the number you created.</w:t>
+              <w:t xml:space="preserve">Certification Log certlog.nsf</w:t>
+            </w:r>
+            <w:r>
+              <w:rPr>
+                <w:sz w:val="19"/>
+                <w:szCs w:val="19"/>
+              </w:rPr>
+              <w:t xml:space="preserve"> on the registration server (HCL: any non-empty value → CERTLOG.NSF; empty = no logging). log.nsf is the server's general log. Prerequisite check for certlog.nsf added (B4).</w:t>
             </w:r>
           </w:p>
         </w:tc>
@@ -1147,7 +1138,7 @@
                 <w:sz w:val="19"/>
                 <w:szCs w:val="19"/>
               </w:rPr>
-              <w:t xml:space="preserve">2.4</w:t>
+              <w:t xml:space="preserve">2.5</w:t>
             </w:r>
           </w:p>
         </w:tc>
@@ -1173,13 +1164,6 @@
             <w:pPr>
               <w:spacing w:after="0" w:before="0"/>
             </w:pPr>
-            <w:r>
-              <w:rPr>
-                <w:sz w:val="19"/>
-                <w:szCs w:val="19"/>
-              </w:rPr>
-              <w:t xml:space="preserve">Mail file </w:t>
-            </w:r>
             <w:r>
               <w:rPr>
                 <w:b/>
@@ -1187,46 +1171,30 @@
                 <w:sz w:val="19"/>
                 <w:szCs w:val="19"/>
               </w:rPr>
-              <w:t xml:space="preserve">naming = last name</w:t>
-            </w:r>
-            <w:r>
-              <w:rPr>
-                <w:sz w:val="19"/>
-                <w:szCs w:val="19"/>
-              </w:rPr>
-              <w:t xml:space="preserve"> (configurable), </w:t>
-            </w:r>
-            <w:r>
-              <w:rPr>
-                <w:b/>
-                <w:bCs/>
-                <w:sz w:val="19"/>
-                <w:szCs w:val="19"/>
-              </w:rPr>
-              <w:t xml:space="preserve">uniqueness</w:t>
-            </w:r>
-            <w:r>
-              <w:rPr>
-                <w:sz w:val="19"/>
-                <w:szCs w:val="19"/>
-              </w:rPr>
-              <w:t xml:space="preserve"> checked against all mail folders on the home server, Person documents, open batches and the batch itself (clash → smith2.nsf or ERROR), </w:t>
-            </w:r>
-            <w:r>
-              <w:rPr>
-                <w:b/>
-                <w:bCs/>
-                <w:sz w:val="19"/>
-                <w:szCs w:val="19"/>
-              </w:rPr>
-              <w:t xml:space="preserve">numbered folders</w:t>
-            </w:r>
-            <w:r>
-              <w:rPr>
-                <w:sz w:val="19"/>
-                <w:szCs w:val="19"/>
-              </w:rPr>
-              <w:t xml:space="preserve"> mail1, mail2… with max 1000 mail files each. MailFileNote recorded in batch file, summary, results and audit.</w:t>
+              <w:t xml:space="preserve">Prerequisite: pre-create the numbered mail folders</w:t>
+            </w:r>
+            <w:r>
+              <w:rPr>
+                <w:sz w:val="19"/>
+                <w:szCs w:val="19"/>
+              </w:rPr>
+              <w:t xml:space="preserve"> (mail1…mailN, one per 1000 users) on every home server (B4). Preflight calculates the folders needed per server and writes the create commands. New </w:t>
+            </w:r>
+            <w:r>
+              <w:rPr>
+                <w:rFonts w:ascii="Consolas" w:cs="Consolas" w:eastAsia="Consolas" w:hAnsi="Consolas"/>
+                <w:color w:val="0F5FDC"/>
+                <w:sz w:val="18"/>
+                <w:szCs w:val="18"/>
+              </w:rPr>
+              <w:t xml:space="preserve">MailFolderMax</w:t>
+            </w:r>
+            <w:r>
+              <w:rPr>
+                <w:sz w:val="19"/>
+                <w:szCs w:val="19"/>
+              </w:rPr>
+              <w:t xml:space="preserve">: Build Batch never assigns a folder above the number you created.</w:t>
             </w:r>
           </w:p>
         </w:tc>
@@ -1262,7 +1230,7 @@
                 <w:sz w:val="19"/>
                 <w:szCs w:val="19"/>
               </w:rPr>
-              <w:t xml:space="preserve">2.3</w:t>
+              <w:t xml:space="preserve">2.4</w:t>
             </w:r>
           </w:p>
         </w:tc>
@@ -1288,6 +1256,13 @@
             <w:pPr>
               <w:spacing w:after="0" w:before="0"/>
             </w:pPr>
+            <w:r>
+              <w:rPr>
+                <w:sz w:val="19"/>
+                <w:szCs w:val="19"/>
+              </w:rPr>
+              <w:t xml:space="preserve">Mail file </w:t>
+            </w:r>
             <w:r>
               <w:rPr>
                 <w:b/>
@@ -1295,14 +1270,46 @@
                 <w:sz w:val="19"/>
                 <w:szCs w:val="19"/>
               </w:rPr>
-              <w:t xml:space="preserve">Every registered user now gets a Domino mail file</w:t>
-            </w:r>
-            <w:r>
-              <w:rPr>
-                <w:sz w:val="19"/>
-                <w:szCs w:val="19"/>
-              </w:rPr>
-              <w:t xml:space="preserve"> on the home server (MailFile column in the batch, reviewable). CreateMailDb / PreserveMailSystem removed. Mail file settings (folder, template, ACL manager, quota, full-text index), existence checks before and after registration, and mail file status in Verify.</w:t>
+              <w:t xml:space="preserve">naming = last name</w:t>
+            </w:r>
+            <w:r>
+              <w:rPr>
+                <w:sz w:val="19"/>
+                <w:szCs w:val="19"/>
+              </w:rPr>
+              <w:t xml:space="preserve"> (configurable), </w:t>
+            </w:r>
+            <w:r>
+              <w:rPr>
+                <w:b/>
+                <w:bCs/>
+                <w:sz w:val="19"/>
+                <w:szCs w:val="19"/>
+              </w:rPr>
+              <w:t xml:space="preserve">uniqueness</w:t>
+            </w:r>
+            <w:r>
+              <w:rPr>
+                <w:sz w:val="19"/>
+                <w:szCs w:val="19"/>
+              </w:rPr>
+              <w:t xml:space="preserve"> checked against all mail folders on the home server, Person documents, open batches and the batch itself (clash → smith2.nsf or ERROR), </w:t>
+            </w:r>
+            <w:r>
+              <w:rPr>
+                <w:b/>
+                <w:bCs/>
+                <w:sz w:val="19"/>
+                <w:szCs w:val="19"/>
+              </w:rPr>
+              <w:t xml:space="preserve">numbered folders</w:t>
+            </w:r>
+            <w:r>
+              <w:rPr>
+                <w:sz w:val="19"/>
+                <w:szCs w:val="19"/>
+              </w:rPr>
+              <w:t xml:space="preserve"> mail1, mail2… with max 1000 mail files each. MailFileNote recorded in batch file, summary, results and audit.</w:t>
             </w:r>
           </w:p>
         </w:tc>
@@ -1338,7 +1345,7 @@
                 <w:sz w:val="19"/>
                 <w:szCs w:val="19"/>
               </w:rPr>
-              <w:t xml:space="preserve">2.1</w:t>
+              <w:t xml:space="preserve">2.3</w:t>
             </w:r>
           </w:p>
         </w:tc>
@@ -1364,13 +1371,6 @@
             <w:pPr>
               <w:spacing w:after="0" w:before="0"/>
             </w:pPr>
-            <w:r>
-              <w:rPr>
-                <w:sz w:val="19"/>
-                <w:szCs w:val="19"/>
-              </w:rPr>
-              <w:t xml:space="preserve">Name formats: servers in canonical (CN=DominoADMail/O=Demo) or abbreviated (DominoADMail/Demo) form, both accepted by the code. </w:t>
-            </w:r>
             <w:r>
               <w:rPr>
                 <w:b/>
@@ -1378,30 +1378,14 @@
                 <w:sz w:val="19"/>
                 <w:szCs w:val="19"/>
               </w:rPr>
-              <w:t xml:space="preserve">Organizational policies</w:t>
-            </w:r>
-            <w:r>
-              <w:rPr>
-                <w:sz w:val="19"/>
-                <w:szCs w:val="19"/>
-              </w:rPr>
-              <w:t xml:space="preserve"> (</w:t>
-            </w:r>
-            <w:r>
-              <w:rPr>
-                <w:i/>
-                <w:iCs/>
-                <w:sz w:val="19"/>
-                <w:szCs w:val="19"/>
-              </w:rPr>
-              <w:t xml:space="preserve">/Demo, </w:t>
-            </w:r>
-            <w:r>
-              <w:rPr>
-                <w:sz w:val="19"/>
-                <w:szCs w:val="19"/>
-              </w:rPr>
-              <w:t xml:space="preserve">/Sales/Demo) supported alongside explicit policies (B8 Option B, OrgPolicyAssignsVault, '-' in the mapping). Consistent 'Demo' examples.</w:t>
+              <w:t xml:space="preserve">Every registered user now gets a Domino mail file</w:t>
+            </w:r>
+            <w:r>
+              <w:rPr>
+                <w:sz w:val="19"/>
+                <w:szCs w:val="19"/>
+              </w:rPr>
+              <w:t xml:space="preserve"> on the home server (MailFile column in the batch, reviewable). CreateMailDb / PreserveMailSystem removed. Mail file settings (folder, template, ACL manager, quota, full-text index), existence checks before and after registration, and mail file status in Verify.</w:t>
             </w:r>
           </w:p>
         </w:tc>
@@ -1437,6 +1421,105 @@
                 <w:sz w:val="19"/>
                 <w:szCs w:val="19"/>
               </w:rPr>
+              <w:t xml:space="preserve">2.1</w:t>
+            </w:r>
+          </w:p>
+        </w:tc>
+        <w:tc>
+          <w:tcPr>
+            <w:tcW w:type="dxa" w:w="8403"/>
+            <w:tcBorders>
+              <w:top w:val="single" w:color="DCE6F0" w:sz="4"/>
+              <w:left w:val="single" w:color="DCE6F0" w:sz="4"/>
+              <w:bottom w:val="single" w:color="DCE6F0" w:sz="4"/>
+              <w:right w:val="single" w:color="DCE6F0" w:sz="4"/>
+            </w:tcBorders>
+            <w:shd w:fill="FFFFFF" w:color="auto" w:val="clear"/>
+            <w:tcMar>
+              <w:top w:type="dxa" w:w="60"/>
+              <w:left w:type="dxa" w:w="100"/>
+              <w:bottom w:type="dxa" w:w="60"/>
+              <w:right w:type="dxa" w:w="100"/>
+            </w:tcMar>
+            <w:vAlign w:val="top"/>
+          </w:tcPr>
+          <w:p>
+            <w:pPr>
+              <w:spacing w:after="0" w:before="0"/>
+            </w:pPr>
+            <w:r>
+              <w:rPr>
+                <w:sz w:val="19"/>
+                <w:szCs w:val="19"/>
+              </w:rPr>
+              <w:t xml:space="preserve">Name formats: servers in canonical (CN=DominoADMail/O=Demo) or abbreviated (DominoADMail/Demo) form, both accepted by the code. </w:t>
+            </w:r>
+            <w:r>
+              <w:rPr>
+                <w:b/>
+                <w:bCs/>
+                <w:sz w:val="19"/>
+                <w:szCs w:val="19"/>
+              </w:rPr>
+              <w:t xml:space="preserve">Organizational policies</w:t>
+            </w:r>
+            <w:r>
+              <w:rPr>
+                <w:sz w:val="19"/>
+                <w:szCs w:val="19"/>
+              </w:rPr>
+              <w:t xml:space="preserve"> (</w:t>
+            </w:r>
+            <w:r>
+              <w:rPr>
+                <w:i/>
+                <w:iCs/>
+                <w:sz w:val="19"/>
+                <w:szCs w:val="19"/>
+              </w:rPr>
+              <w:t xml:space="preserve">/Demo, </w:t>
+            </w:r>
+            <w:r>
+              <w:rPr>
+                <w:sz w:val="19"/>
+                <w:szCs w:val="19"/>
+              </w:rPr>
+              <w:t xml:space="preserve">/Sales/Demo) supported alongside explicit policies (B8 Option B, OrgPolicyAssignsVault, '-' in the mapping). Consistent 'Demo' examples.</w:t>
+            </w:r>
+          </w:p>
+        </w:tc>
+      </w:tr>
+      <w:tr>
+        <w:trPr>
+          <w:cantSplit/>
+        </w:trPr>
+        <w:tc>
+          <w:tcPr>
+            <w:tcW w:type="dxa" w:w="1235"/>
+            <w:tcBorders>
+              <w:top w:val="single" w:color="DCE6F0" w:sz="4"/>
+              <w:left w:val="single" w:color="DCE6F0" w:sz="4"/>
+              <w:bottom w:val="single" w:color="DCE6F0" w:sz="4"/>
+              <w:right w:val="single" w:color="DCE6F0" w:sz="4"/>
+            </w:tcBorders>
+            <w:shd w:fill="F7F7FC" w:color="auto" w:val="clear"/>
+            <w:tcMar>
+              <w:top w:type="dxa" w:w="60"/>
+              <w:left w:type="dxa" w:w="100"/>
+              <w:bottom w:type="dxa" w:w="60"/>
+              <w:right w:type="dxa" w:w="100"/>
+            </w:tcMar>
+            <w:vAlign w:val="top"/>
+          </w:tcPr>
+          <w:p>
+            <w:pPr>
+              <w:spacing w:after="0" w:before="0"/>
+            </w:pPr>
+            <w:r>
+              <w:rPr>
+                <w:sz w:val="19"/>
+                <w:szCs w:val="19"/>
+              </w:rPr>
               <w:t xml:space="preserve">2.0</w:t>
             </w:r>
           </w:p>
@@ -1450,7 +1533,7 @@
               <w:bottom w:val="single" w:color="DCE6F0" w:sz="4"/>
               <w:right w:val="single" w:color="DCE6F0" w:sz="4"/>
             </w:tcBorders>
-            <w:shd w:fill="FFFFFF" w:color="auto" w:val="clear"/>
+            <w:shd w:fill="F7F7FC" w:color="auto" w:val="clear"/>
             <w:tcMar>
               <w:top w:type="dxa" w:w="60"/>
               <w:left w:type="dxa" w:w="100"/>
@@ -2392,7 +2475,7 @@
                 <w:sz w:val="19"/>
                 <w:szCs w:val="19"/>
               </w:rPr>
-              <w:t xml:space="preserve">C – Run a batch</w:t>
+              <w:t xml:space="preserve">Agent Run Order</w:t>
             </w:r>
           </w:p>
         </w:tc>
@@ -2423,7 +2506,7 @@
                 <w:sz w:val="19"/>
                 <w:szCs w:val="19"/>
               </w:rPr>
-              <w:t xml:space="preserve">Procedures C1–C9: build, review, dry-run, register, verify, close</w:t>
+              <w:t xml:space="preserve">One page: which agent, in which order, with which DryRun setting</w:t>
             </w:r>
           </w:p>
         </w:tc>
@@ -2454,7 +2537,7 @@
                 <w:sz w:val="19"/>
                 <w:szCs w:val="19"/>
               </w:rPr>
-              <w:t xml:space="preserve">For every batch of users</w:t>
+              <w:t xml:space="preserve">Keep it next to you</w:t>
             </w:r>
           </w:p>
         </w:tc>
@@ -2490,6 +2573,104 @@
                 <w:sz w:val="19"/>
                 <w:szCs w:val="19"/>
               </w:rPr>
+              <w:t xml:space="preserve">C – Run a batch</w:t>
+            </w:r>
+          </w:p>
+        </w:tc>
+        <w:tc>
+          <w:tcPr>
+            <w:tcW w:type="dxa" w:w="5148"/>
+            <w:tcBorders>
+              <w:top w:val="single" w:color="DCE6F0" w:sz="4"/>
+              <w:left w:val="single" w:color="DCE6F0" w:sz="4"/>
+              <w:bottom w:val="single" w:color="DCE6F0" w:sz="4"/>
+              <w:right w:val="single" w:color="DCE6F0" w:sz="4"/>
+            </w:tcBorders>
+            <w:shd w:fill="F7F7FC" w:color="auto" w:val="clear"/>
+            <w:tcMar>
+              <w:top w:type="dxa" w:w="60"/>
+              <w:left w:type="dxa" w:w="100"/>
+              <w:bottom w:type="dxa" w:w="60"/>
+              <w:right w:type="dxa" w:w="100"/>
+            </w:tcMar>
+            <w:vAlign w:val="top"/>
+          </w:tcPr>
+          <w:p>
+            <w:pPr>
+              <w:spacing w:after="0" w:before="0"/>
+            </w:pPr>
+            <w:r>
+              <w:rPr>
+                <w:sz w:val="19"/>
+                <w:szCs w:val="19"/>
+              </w:rPr>
+              <w:t xml:space="preserve">Procedures C1–C9: build, review, dry-run, register, verify, close</w:t>
+            </w:r>
+          </w:p>
+        </w:tc>
+        <w:tc>
+          <w:tcPr>
+            <w:tcW w:type="dxa" w:w="2431"/>
+            <w:tcBorders>
+              <w:top w:val="single" w:color="DCE6F0" w:sz="4"/>
+              <w:left w:val="single" w:color="DCE6F0" w:sz="4"/>
+              <w:bottom w:val="single" w:color="DCE6F0" w:sz="4"/>
+              <w:right w:val="single" w:color="DCE6F0" w:sz="4"/>
+            </w:tcBorders>
+            <w:shd w:fill="F7F7FC" w:color="auto" w:val="clear"/>
+            <w:tcMar>
+              <w:top w:type="dxa" w:w="60"/>
+              <w:left w:type="dxa" w:w="100"/>
+              <w:bottom w:type="dxa" w:w="60"/>
+              <w:right w:type="dxa" w:w="100"/>
+            </w:tcMar>
+            <w:vAlign w:val="top"/>
+          </w:tcPr>
+          <w:p>
+            <w:pPr>
+              <w:spacing w:after="0" w:before="0"/>
+            </w:pPr>
+            <w:r>
+              <w:rPr>
+                <w:sz w:val="19"/>
+                <w:szCs w:val="19"/>
+              </w:rPr>
+              <w:t xml:space="preserve">For every batch of users</w:t>
+            </w:r>
+          </w:p>
+        </w:tc>
+      </w:tr>
+      <w:tr>
+        <w:trPr>
+          <w:cantSplit/>
+        </w:trPr>
+        <w:tc>
+          <w:tcPr>
+            <w:tcW w:type="dxa" w:w="2059"/>
+            <w:tcBorders>
+              <w:top w:val="single" w:color="DCE6F0" w:sz="4"/>
+              <w:left w:val="single" w:color="DCE6F0" w:sz="4"/>
+              <w:bottom w:val="single" w:color="DCE6F0" w:sz="4"/>
+              <w:right w:val="single" w:color="DCE6F0" w:sz="4"/>
+            </w:tcBorders>
+            <w:shd w:fill="FFFFFF" w:color="auto" w:val="clear"/>
+            <w:tcMar>
+              <w:top w:type="dxa" w:w="60"/>
+              <w:left w:type="dxa" w:w="100"/>
+              <w:bottom w:type="dxa" w:w="60"/>
+              <w:right w:type="dxa" w:w="100"/>
+            </w:tcMar>
+            <w:vAlign w:val="top"/>
+          </w:tcPr>
+          <w:p>
+            <w:pPr>
+              <w:spacing w:after="0" w:before="0"/>
+            </w:pPr>
+            <w:r>
+              <w:rPr>
+                <w:sz w:val="19"/>
+                <w:szCs w:val="19"/>
+              </w:rPr>
               <w:t xml:space="preserve">D – Reference</w:t>
             </w:r>
           </w:p>
@@ -2503,7 +2684,7 @@
               <w:bottom w:val="single" w:color="DCE6F0" w:sz="4"/>
               <w:right w:val="single" w:color="DCE6F0" w:sz="4"/>
             </w:tcBorders>
-            <w:shd w:fill="F7F7FC" w:color="auto" w:val="clear"/>
+            <w:shd w:fill="FFFFFF" w:color="auto" w:val="clear"/>
             <w:tcMar>
               <w:top w:type="dxa" w:w="60"/>
               <w:left w:type="dxa" w:w="100"/>
@@ -2534,7 +2715,7 @@
               <w:bottom w:val="single" w:color="DCE6F0" w:sz="4"/>
               <w:right w:val="single" w:color="DCE6F0" w:sz="4"/>
             </w:tcBorders>
-            <w:shd w:fill="F7F7FC" w:color="auto" w:val="clear"/>
+            <w:shd w:fill="FFFFFF" w:color="auto" w:val="clear"/>
             <w:tcMar>
               <w:top w:type="dxa" w:w="60"/>
               <w:left w:type="dxa" w:w="100"/>
@@ -4608,6 +4789,3495 @@
                 <w:szCs w:val="19"/>
               </w:rPr>
               <w:t xml:space="preserve">Applied only when named at registration (Policy column)</w:t>
+            </w:r>
+          </w:p>
+        </w:tc>
+      </w:tr>
+    </w:tbl>
+    <w:p>
+      <w:pPr>
+        <w:spacing w:after="80" w:before="0"/>
+      </w:pPr>
+    </w:p>
+    <w:p>
+      <w:pPr>
+        <w:pStyle w:val="Heading1"/>
+        <w:pageBreakBefore/>
+      </w:pPr>
+      <w:r>
+        <w:t xml:space="preserve">Agent Run Order (read this first)</w:t>
+      </w:r>
+    </w:p>
+    <w:p>
+      <w:r>
+        <w:t xml:space="preserve">BulkReg has </w:t>
+      </w:r>
+      <w:r>
+        <w:rPr>
+          <w:b/>
+          <w:bCs/>
+        </w:rPr>
+        <w:t xml:space="preserve">five agents</w:t>
+      </w:r>
+      <w:r>
+        <w:t xml:space="preserve">. Only </w:t>
+      </w:r>
+      <w:r>
+        <w:rPr>
+          <w:b/>
+          <w:bCs/>
+        </w:rPr>
+        <w:t xml:space="preserve">four</w:t>
+      </w:r>
+      <w:r>
+        <w:t xml:space="preserve"> are used, always in this order: </w:t>
+      </w:r>
+      <w:r>
+        <w:rPr>
+          <w:b/>
+          <w:bCs/>
+        </w:rPr>
+        <w:t xml:space="preserve">01 → 02 → (you review) → 03 dry run → 03 live → 04</w:t>
+      </w:r>
+      <w:r>
+        <w:t xml:space="preserve">. Agent </w:t>
+      </w:r>
+      <w:r>
+        <w:rPr>
+          <w:b/>
+          <w:bCs/>
+        </w:rPr>
+        <w:t xml:space="preserve">05 is not part of the process</w:t>
+      </w:r>
+      <w:r>
+        <w:t xml:space="preserve">; it is only for the manual alternative in Appendix A. Run every agent from bulkreg.nsf &gt; </w:t>
+      </w:r>
+      <w:r>
+        <w:rPr>
+          <w:b/>
+          <w:bCs/>
+        </w:rPr>
+        <w:t xml:space="preserve">Actions &gt; BulkReg</w:t>
+      </w:r>
+      <w:r>
+        <w:t xml:space="preserve">.</w:t>
+      </w:r>
+    </w:p>
+    <w:tbl>
+      <w:tblPr>
+        <w:tblW w:type="dxa" w:w="9638"/>
+        <w:tblBorders>
+          <w:top w:val="single" w:color="auto" w:sz="4"/>
+          <w:left w:val="single" w:color="auto" w:sz="4"/>
+          <w:bottom w:val="single" w:color="auto" w:sz="4"/>
+          <w:right w:val="single" w:color="auto" w:sz="4"/>
+          <w:insideH w:val="single" w:color="auto" w:sz="4"/>
+          <w:insideV w:val="single" w:color="auto" w:sz="4"/>
+        </w:tblBorders>
+      </w:tblPr>
+      <w:tblGrid>
+        <w:gridCol w:w="9638"/>
+      </w:tblGrid>
+      <w:tr>
+        <w:trPr>
+          <w:cantSplit/>
+        </w:trPr>
+        <w:tc>
+          <w:tcPr>
+            <w:tcW w:type="dxa" w:w="9638"/>
+            <w:tcBorders>
+              <w:top w:val="single" w:color="DCE6F0" w:sz="4"/>
+              <w:left w:val="single" w:color="DCE6F0" w:sz="4"/>
+              <w:bottom w:val="single" w:color="DCE6F0" w:sz="4"/>
+              <w:right w:val="single" w:color="DCE6F0" w:sz="4"/>
+            </w:tcBorders>
+            <w:shd w:fill="F4F4F4" w:color="auto" w:val="clear"/>
+            <w:tcMar>
+              <w:top w:type="dxa" w:w="100"/>
+              <w:left w:type="dxa" w:w="140"/>
+              <w:bottom w:type="dxa" w:w="100"/>
+              <w:right w:type="dxa" w:w="140"/>
+            </w:tcMar>
+          </w:tcPr>
+          <w:p>
+            <w:pPr>
+              <w:spacing w:after="0" w:before="0" w:line="240"/>
+            </w:pPr>
+            <w:r>
+              <w:rPr>
+                <w:rFonts w:ascii="Consolas" w:cs="Consolas" w:eastAsia="Consolas" w:hAnsi="Consolas"/>
+                <w:color w:val="14142B"/>
+                <w:sz w:val="16"/>
+                <w:szCs w:val="16"/>
+              </w:rPr>
+              <w:t xml:space="preserve">FOR EVERY BATCH:</w:t>
+            </w:r>
+          </w:p>
+          <w:p>
+            <w:pPr>
+              <w:spacing w:after="0" w:before="0" w:line="240"/>
+            </w:pPr>
+            <w:r>
+              <w:rPr>
+                <w:rFonts w:ascii="Consolas" w:cs="Consolas" w:eastAsia="Consolas" w:hAnsi="Consolas"/>
+                <w:color w:val="14142B"/>
+                <w:sz w:val="16"/>
+                <w:szCs w:val="16"/>
+              </w:rPr>
+              <w:t xml:space="preserve"> </w:t>
+            </w:r>
+          </w:p>
+          <w:p>
+            <w:pPr>
+              <w:spacing w:after="0" w:before="0" w:line="240"/>
+            </w:pPr>
+            <w:r>
+              <w:rPr>
+                <w:rFonts w:ascii="Consolas" w:cs="Consolas" w:eastAsia="Consolas" w:hAnsi="Consolas"/>
+                <w:color w:val="14142B"/>
+                <w:sz w:val="16"/>
+                <w:szCs w:val="16"/>
+              </w:rPr>
+              <w:t xml:space="preserve"> 1. Actions &gt; BulkReg &gt; 01 - Preflight Check        (read-only)</w:t>
+            </w:r>
+          </w:p>
+          <w:p>
+            <w:pPr>
+              <w:spacing w:after="0" w:before="0" w:line="240"/>
+            </w:pPr>
+            <w:r>
+              <w:rPr>
+                <w:rFonts w:ascii="Consolas" w:cs="Consolas" w:eastAsia="Consolas" w:hAnsi="Consolas"/>
+                <w:color w:val="14142B"/>
+                <w:sz w:val="16"/>
+                <w:szCs w:val="16"/>
+              </w:rPr>
+              <w:t xml:space="preserve">         -&gt; fix ERRORs, create the mail folders it lists</w:t>
+            </w:r>
+          </w:p>
+          <w:p>
+            <w:pPr>
+              <w:spacing w:after="0" w:before="0" w:line="240"/>
+            </w:pPr>
+            <w:r>
+              <w:rPr>
+                <w:rFonts w:ascii="Consolas" w:cs="Consolas" w:eastAsia="Consolas" w:hAnsi="Consolas"/>
+                <w:color w:val="14142B"/>
+                <w:sz w:val="16"/>
+                <w:szCs w:val="16"/>
+              </w:rPr>
+              <w:t xml:space="preserve"> 2. Actions &gt; BulkReg &gt; 02 - Build Batch            (read-only)</w:t>
+            </w:r>
+          </w:p>
+          <w:p>
+            <w:pPr>
+              <w:spacing w:after="0" w:before="0" w:line="240"/>
+            </w:pPr>
+            <w:r>
+              <w:rPr>
+                <w:rFonts w:ascii="Consolas" w:cs="Consolas" w:eastAsia="Consolas" w:hAnsi="Consolas"/>
+                <w:color w:val="14142B"/>
+                <w:sz w:val="16"/>
+                <w:szCs w:val="16"/>
+              </w:rPr>
+              <w:t xml:space="preserve">         -&gt; C:\BulkReg\batches\BATCH-&lt;id&gt;.csv + BATCH-&lt;id&gt;_summary.txt</w:t>
+            </w:r>
+          </w:p>
+          <w:p>
+            <w:pPr>
+              <w:spacing w:after="0" w:before="0" w:line="240"/>
+            </w:pPr>
+            <w:r>
+              <w:rPr>
+                <w:rFonts w:ascii="Consolas" w:cs="Consolas" w:eastAsia="Consolas" w:hAnsi="Consolas"/>
+                <w:color w:val="14142B"/>
+                <w:sz w:val="16"/>
+                <w:szCs w:val="16"/>
+              </w:rPr>
+              <w:t xml:space="preserve"> 3. YOU review BATCH-&lt;id&gt;.csv                        (Include Y/N, server, mail file)</w:t>
+            </w:r>
+          </w:p>
+          <w:p>
+            <w:pPr>
+              <w:spacing w:after="0" w:before="0" w:line="240"/>
+            </w:pPr>
+            <w:r>
+              <w:rPr>
+                <w:rFonts w:ascii="Consolas" w:cs="Consolas" w:eastAsia="Consolas" w:hAnsi="Consolas"/>
+                <w:color w:val="14142B"/>
+                <w:sz w:val="16"/>
+                <w:szCs w:val="16"/>
+              </w:rPr>
+              <w:t xml:space="preserve"> 4. bulkreg.ini: DryRun=1</w:t>
+            </w:r>
+          </w:p>
+          <w:p>
+            <w:pPr>
+              <w:spacing w:after="0" w:before="0" w:line="240"/>
+            </w:pPr>
+            <w:r>
+              <w:rPr>
+                <w:rFonts w:ascii="Consolas" w:cs="Consolas" w:eastAsia="Consolas" w:hAnsi="Consolas"/>
+                <w:color w:val="14142B"/>
+                <w:sz w:val="16"/>
+                <w:szCs w:val="16"/>
+              </w:rPr>
+              <w:t xml:space="preserve">    Actions &gt; BulkReg &gt; 03 - Register Batch         (simulation)</w:t>
+            </w:r>
+          </w:p>
+          <w:p>
+            <w:pPr>
+              <w:spacing w:after="0" w:before="0" w:line="240"/>
+            </w:pPr>
+            <w:r>
+              <w:rPr>
+                <w:rFonts w:ascii="Consolas" w:cs="Consolas" w:eastAsia="Consolas" w:hAnsi="Consolas"/>
+                <w:color w:val="14142B"/>
+                <w:sz w:val="16"/>
+                <w:szCs w:val="16"/>
+              </w:rPr>
+              <w:t xml:space="preserve">         -&gt; BATCH-&lt;id&gt;_dryrun_&lt;run&gt;.csv : every row WOULD_REGISTER ?</w:t>
+            </w:r>
+          </w:p>
+          <w:p>
+            <w:pPr>
+              <w:spacing w:after="0" w:before="0" w:line="240"/>
+            </w:pPr>
+            <w:r>
+              <w:rPr>
+                <w:rFonts w:ascii="Consolas" w:cs="Consolas" w:eastAsia="Consolas" w:hAnsi="Consolas"/>
+                <w:color w:val="14142B"/>
+                <w:sz w:val="16"/>
+                <w:szCs w:val="16"/>
+              </w:rPr>
+              <w:t xml:space="preserve"> 5. bulkreg.ini: DryRun=0</w:t>
+            </w:r>
+          </w:p>
+          <w:p>
+            <w:pPr>
+              <w:spacing w:after="0" w:before="0" w:line="240"/>
+            </w:pPr>
+            <w:r>
+              <w:rPr>
+                <w:rFonts w:ascii="Consolas" w:cs="Consolas" w:eastAsia="Consolas" w:hAnsi="Consolas"/>
+                <w:color w:val="14142B"/>
+                <w:sz w:val="16"/>
+                <w:szCs w:val="16"/>
+              </w:rPr>
+              <w:t xml:space="preserve"> 6. Actions &gt; BulkReg &gt; 03 - Register Batch         (LIVE - type the batch ID)</w:t>
+            </w:r>
+          </w:p>
+          <w:p>
+            <w:pPr>
+              <w:spacing w:after="0" w:before="0" w:line="240"/>
+            </w:pPr>
+            <w:r>
+              <w:rPr>
+                <w:rFonts w:ascii="Consolas" w:cs="Consolas" w:eastAsia="Consolas" w:hAnsi="Consolas"/>
+                <w:color w:val="14142B"/>
+                <w:sz w:val="16"/>
+                <w:szCs w:val="16"/>
+              </w:rPr>
+              <w:t xml:space="preserve">         -&gt; BATCH-&lt;id&gt;_results.csv     (batch is now DONE)</w:t>
+            </w:r>
+          </w:p>
+          <w:p>
+            <w:pPr>
+              <w:spacing w:after="0" w:before="0" w:line="240"/>
+            </w:pPr>
+            <w:r>
+              <w:rPr>
+                <w:rFonts w:ascii="Consolas" w:cs="Consolas" w:eastAsia="Consolas" w:hAnsi="Consolas"/>
+                <w:color w:val="14142B"/>
+                <w:sz w:val="16"/>
+                <w:szCs w:val="16"/>
+              </w:rPr>
+              <w:t xml:space="preserve"> 7. bulkreg.ini: DryRun=1</w:t>
+            </w:r>
+          </w:p>
+          <w:p>
+            <w:pPr>
+              <w:spacing w:after="0" w:before="0" w:line="240"/>
+            </w:pPr>
+            <w:r>
+              <w:rPr>
+                <w:rFonts w:ascii="Consolas" w:cs="Consolas" w:eastAsia="Consolas" w:hAnsi="Consolas"/>
+                <w:color w:val="14142B"/>
+                <w:sz w:val="16"/>
+                <w:szCs w:val="16"/>
+              </w:rPr>
+              <w:t xml:space="preserve"> 8. Actions &gt; BulkReg &gt; 04 - Verify Registration and Vault   (choose the batch)</w:t>
+            </w:r>
+          </w:p>
+          <w:p>
+            <w:pPr>
+              <w:spacing w:after="0" w:before="0" w:line="240"/>
+            </w:pPr>
+            <w:r>
+              <w:rPr>
+                <w:rFonts w:ascii="Consolas" w:cs="Consolas" w:eastAsia="Consolas" w:hAnsi="Consolas"/>
+                <w:color w:val="14142B"/>
+                <w:sz w:val="16"/>
+                <w:szCs w:val="16"/>
+              </w:rPr>
+              <w:t xml:space="preserve">         -&gt; BATCH-&lt;id&gt;_verify_&lt;run&gt;.csv : REGISTERED + IN_VAULT + MAILFILE_OK ?</w:t>
+            </w:r>
+          </w:p>
+          <w:p>
+            <w:pPr>
+              <w:spacing w:after="0" w:before="0" w:line="240"/>
+            </w:pPr>
+            <w:r>
+              <w:rPr>
+                <w:rFonts w:ascii="Consolas" w:cs="Consolas" w:eastAsia="Consolas" w:hAnsi="Consolas"/>
+                <w:color w:val="14142B"/>
+                <w:sz w:val="16"/>
+                <w:szCs w:val="16"/>
+              </w:rPr>
+              <w:t xml:space="preserve"> 9. Hand over passwords, delete secrets, then the next batch: back to step 1 (or 2)</w:t>
+            </w:r>
+          </w:p>
+          <w:p>
+            <w:pPr>
+              <w:spacing w:after="0" w:before="0" w:line="240"/>
+            </w:pPr>
+            <w:r>
+              <w:rPr>
+                <w:rFonts w:ascii="Consolas" w:cs="Consolas" w:eastAsia="Consolas" w:hAnsi="Consolas"/>
+                <w:color w:val="14142B"/>
+                <w:sz w:val="16"/>
+                <w:szCs w:val="16"/>
+              </w:rPr>
+              <w:t xml:space="preserve"> </w:t>
+            </w:r>
+          </w:p>
+          <w:p>
+            <w:pPr>
+              <w:spacing w:after="0" w:before="0" w:line="240"/>
+            </w:pPr>
+            <w:r>
+              <w:rPr>
+                <w:rFonts w:ascii="Consolas" w:cs="Consolas" w:eastAsia="Consolas" w:hAnsi="Consolas"/>
+                <w:color w:val="14142B"/>
+                <w:sz w:val="16"/>
+                <w:szCs w:val="16"/>
+              </w:rPr>
+              <w:t xml:space="preserve">FIRST TIME ONLY : run steps 2-8 once with a 2-user pilot batch (C5).</w:t>
+            </w:r>
+          </w:p>
+          <w:p>
+            <w:pPr>
+              <w:spacing w:after="0" w:before="0" w:line="240"/>
+            </w:pPr>
+            <w:r>
+              <w:rPr>
+                <w:rFonts w:ascii="Consolas" w:cs="Consolas" w:eastAsia="Consolas" w:hAnsi="Consolas"/>
+                <w:color w:val="14142B"/>
+                <w:sz w:val="16"/>
+                <w:szCs w:val="16"/>
+              </w:rPr>
+              <w:t xml:space="preserve">NOT IN THE CYCLE: 05 - Export to Registration Text File (manual method only).</w:t>
+            </w:r>
+          </w:p>
+        </w:tc>
+      </w:tr>
+    </w:tbl>
+    <w:p>
+      <w:pPr>
+        <w:spacing w:after="80" w:before="0"/>
+      </w:pPr>
+    </w:p>
+    <w:tbl>
+      <w:tblPr>
+        <w:tblW w:type="dxa" w:w="9638"/>
+        <w:tblBorders>
+          <w:top w:val="single" w:color="auto" w:sz="4"/>
+          <w:left w:val="single" w:color="auto" w:sz="4"/>
+          <w:bottom w:val="single" w:color="auto" w:sz="4"/>
+          <w:right w:val="single" w:color="auto" w:sz="4"/>
+          <w:insideH w:val="single" w:color="auto" w:sz="4"/>
+          <w:insideV w:val="single" w:color="auto" w:sz="4"/>
+        </w:tblBorders>
+      </w:tblPr>
+      <w:tblGrid>
+        <w:gridCol w:w="411"/>
+        <w:gridCol w:w="1544"/>
+        <w:gridCol w:w="2059"/>
+        <w:gridCol w:w="1029"/>
+        <w:gridCol w:w="1544"/>
+        <w:gridCol w:w="1750"/>
+        <w:gridCol w:w="1301"/>
+      </w:tblGrid>
+      <w:tr>
+        <w:trPr>
+          <w:tblHeader/>
+        </w:trPr>
+        <w:tc>
+          <w:tcPr>
+            <w:tcW w:type="dxa" w:w="411"/>
+            <w:tcBorders>
+              <w:top w:val="single" w:color="DCE6F0" w:sz="4"/>
+              <w:left w:val="single" w:color="DCE6F0" w:sz="4"/>
+              <w:bottom w:val="single" w:color="DCE6F0" w:sz="4"/>
+              <w:right w:val="single" w:color="DCE6F0" w:sz="4"/>
+            </w:tcBorders>
+            <w:shd w:fill="17707F" w:color="auto" w:val="clear"/>
+            <w:tcMar>
+              <w:top w:type="dxa" w:w="60"/>
+              <w:left w:type="dxa" w:w="100"/>
+              <w:bottom w:type="dxa" w:w="60"/>
+              <w:right w:type="dxa" w:w="100"/>
+            </w:tcMar>
+            <w:vAlign w:val="top"/>
+          </w:tcPr>
+          <w:p>
+            <w:pPr>
+              <w:spacing w:after="0" w:before="0"/>
+            </w:pPr>
+            <w:r>
+              <w:rPr>
+                <w:b/>
+                <w:bCs/>
+                <w:color w:val="FFFFFF"/>
+                <w:sz w:val="19"/>
+                <w:szCs w:val="19"/>
+              </w:rPr>
+              <w:t xml:space="preserve">#</w:t>
+            </w:r>
+          </w:p>
+        </w:tc>
+        <w:tc>
+          <w:tcPr>
+            <w:tcW w:type="dxa" w:w="1544"/>
+            <w:tcBorders>
+              <w:top w:val="single" w:color="DCE6F0" w:sz="4"/>
+              <w:left w:val="single" w:color="DCE6F0" w:sz="4"/>
+              <w:bottom w:val="single" w:color="DCE6F0" w:sz="4"/>
+              <w:right w:val="single" w:color="DCE6F0" w:sz="4"/>
+            </w:tcBorders>
+            <w:shd w:fill="17707F" w:color="auto" w:val="clear"/>
+            <w:tcMar>
+              <w:top w:type="dxa" w:w="60"/>
+              <w:left w:type="dxa" w:w="100"/>
+              <w:bottom w:type="dxa" w:w="60"/>
+              <w:right w:type="dxa" w:w="100"/>
+            </w:tcMar>
+            <w:vAlign w:val="top"/>
+          </w:tcPr>
+          <w:p>
+            <w:pPr>
+              <w:spacing w:after="0" w:before="0"/>
+            </w:pPr>
+            <w:r>
+              <w:rPr>
+                <w:b/>
+                <w:bCs/>
+                <w:color w:val="FFFFFF"/>
+                <w:sz w:val="19"/>
+                <w:szCs w:val="19"/>
+              </w:rPr>
+              <w:t xml:space="preserve">Do this</w:t>
+            </w:r>
+          </w:p>
+        </w:tc>
+        <w:tc>
+          <w:tcPr>
+            <w:tcW w:type="dxa" w:w="2059"/>
+            <w:tcBorders>
+              <w:top w:val="single" w:color="DCE6F0" w:sz="4"/>
+              <w:left w:val="single" w:color="DCE6F0" w:sz="4"/>
+              <w:bottom w:val="single" w:color="DCE6F0" w:sz="4"/>
+              <w:right w:val="single" w:color="DCE6F0" w:sz="4"/>
+            </w:tcBorders>
+            <w:shd w:fill="17707F" w:color="auto" w:val="clear"/>
+            <w:tcMar>
+              <w:top w:type="dxa" w:w="60"/>
+              <w:left w:type="dxa" w:w="100"/>
+              <w:bottom w:type="dxa" w:w="60"/>
+              <w:right w:type="dxa" w:w="100"/>
+            </w:tcMar>
+            <w:vAlign w:val="top"/>
+          </w:tcPr>
+          <w:p>
+            <w:pPr>
+              <w:spacing w:after="0" w:before="0"/>
+            </w:pPr>
+            <w:r>
+              <w:rPr>
+                <w:b/>
+                <w:bCs/>
+                <w:color w:val="FFFFFF"/>
+                <w:sz w:val="19"/>
+                <w:szCs w:val="19"/>
+              </w:rPr>
+              <w:t xml:space="preserve">Agent / action</w:t>
+            </w:r>
+          </w:p>
+        </w:tc>
+        <w:tc>
+          <w:tcPr>
+            <w:tcW w:type="dxa" w:w="1029"/>
+            <w:tcBorders>
+              <w:top w:val="single" w:color="DCE6F0" w:sz="4"/>
+              <w:left w:val="single" w:color="DCE6F0" w:sz="4"/>
+              <w:bottom w:val="single" w:color="DCE6F0" w:sz="4"/>
+              <w:right w:val="single" w:color="DCE6F0" w:sz="4"/>
+            </w:tcBorders>
+            <w:shd w:fill="17707F" w:color="auto" w:val="clear"/>
+            <w:tcMar>
+              <w:top w:type="dxa" w:w="60"/>
+              <w:left w:type="dxa" w:w="100"/>
+              <w:bottom w:type="dxa" w:w="60"/>
+              <w:right w:type="dxa" w:w="100"/>
+            </w:tcMar>
+            <w:vAlign w:val="top"/>
+          </w:tcPr>
+          <w:p>
+            <w:pPr>
+              <w:spacing w:after="0" w:before="0"/>
+            </w:pPr>
+            <w:r>
+              <w:rPr>
+                <w:b/>
+                <w:bCs/>
+                <w:color w:val="FFFFFF"/>
+                <w:sz w:val="19"/>
+                <w:szCs w:val="19"/>
+              </w:rPr>
+              <w:t xml:space="preserve">DryRun</w:t>
+            </w:r>
+          </w:p>
+        </w:tc>
+        <w:tc>
+          <w:tcPr>
+            <w:tcW w:type="dxa" w:w="1544"/>
+            <w:tcBorders>
+              <w:top w:val="single" w:color="DCE6F0" w:sz="4"/>
+              <w:left w:val="single" w:color="DCE6F0" w:sz="4"/>
+              <w:bottom w:val="single" w:color="DCE6F0" w:sz="4"/>
+              <w:right w:val="single" w:color="DCE6F0" w:sz="4"/>
+            </w:tcBorders>
+            <w:shd w:fill="17707F" w:color="auto" w:val="clear"/>
+            <w:tcMar>
+              <w:top w:type="dxa" w:w="60"/>
+              <w:left w:type="dxa" w:w="100"/>
+              <w:bottom w:type="dxa" w:w="60"/>
+              <w:right w:type="dxa" w:w="100"/>
+            </w:tcMar>
+            <w:vAlign w:val="top"/>
+          </w:tcPr>
+          <w:p>
+            <w:pPr>
+              <w:spacing w:after="0" w:before="0"/>
+            </w:pPr>
+            <w:r>
+              <w:rPr>
+                <w:b/>
+                <w:bCs/>
+                <w:color w:val="FFFFFF"/>
+                <w:sz w:val="19"/>
+                <w:szCs w:val="19"/>
+              </w:rPr>
+              <w:t xml:space="preserve">Input</w:t>
+            </w:r>
+          </w:p>
+        </w:tc>
+        <w:tc>
+          <w:tcPr>
+            <w:tcW w:type="dxa" w:w="1750"/>
+            <w:tcBorders>
+              <w:top w:val="single" w:color="DCE6F0" w:sz="4"/>
+              <w:left w:val="single" w:color="DCE6F0" w:sz="4"/>
+              <w:bottom w:val="single" w:color="DCE6F0" w:sz="4"/>
+              <w:right w:val="single" w:color="DCE6F0" w:sz="4"/>
+            </w:tcBorders>
+            <w:shd w:fill="17707F" w:color="auto" w:val="clear"/>
+            <w:tcMar>
+              <w:top w:type="dxa" w:w="60"/>
+              <w:left w:type="dxa" w:w="100"/>
+              <w:bottom w:type="dxa" w:w="60"/>
+              <w:right w:type="dxa" w:w="100"/>
+            </w:tcMar>
+            <w:vAlign w:val="top"/>
+          </w:tcPr>
+          <w:p>
+            <w:pPr>
+              <w:spacing w:after="0" w:before="0"/>
+            </w:pPr>
+            <w:r>
+              <w:rPr>
+                <w:b/>
+                <w:bCs/>
+                <w:color w:val="FFFFFF"/>
+                <w:sz w:val="19"/>
+                <w:szCs w:val="19"/>
+              </w:rPr>
+              <w:t xml:space="preserve">Output</w:t>
+            </w:r>
+          </w:p>
+        </w:tc>
+        <w:tc>
+          <w:tcPr>
+            <w:tcW w:type="dxa" w:w="1301"/>
+            <w:tcBorders>
+              <w:top w:val="single" w:color="DCE6F0" w:sz="4"/>
+              <w:left w:val="single" w:color="DCE6F0" w:sz="4"/>
+              <w:bottom w:val="single" w:color="DCE6F0" w:sz="4"/>
+              <w:right w:val="single" w:color="DCE6F0" w:sz="4"/>
+            </w:tcBorders>
+            <w:shd w:fill="17707F" w:color="auto" w:val="clear"/>
+            <w:tcMar>
+              <w:top w:type="dxa" w:w="60"/>
+              <w:left w:type="dxa" w:w="100"/>
+              <w:bottom w:type="dxa" w:w="60"/>
+              <w:right w:type="dxa" w:w="100"/>
+            </w:tcMar>
+            <w:vAlign w:val="top"/>
+          </w:tcPr>
+          <w:p>
+            <w:pPr>
+              <w:spacing w:after="0" w:before="0"/>
+            </w:pPr>
+            <w:r>
+              <w:rPr>
+                <w:b/>
+                <w:bCs/>
+                <w:color w:val="FFFFFF"/>
+                <w:sz w:val="19"/>
+                <w:szCs w:val="19"/>
+              </w:rPr>
+              <w:t xml:space="preserve">Go on only if</w:t>
+            </w:r>
+          </w:p>
+        </w:tc>
+      </w:tr>
+      <w:tr>
+        <w:trPr>
+          <w:cantSplit/>
+        </w:trPr>
+        <w:tc>
+          <w:tcPr>
+            <w:tcW w:type="dxa" w:w="411"/>
+            <w:tcBorders>
+              <w:top w:val="single" w:color="DCE6F0" w:sz="4"/>
+              <w:left w:val="single" w:color="DCE6F0" w:sz="4"/>
+              <w:bottom w:val="single" w:color="DCE6F0" w:sz="4"/>
+              <w:right w:val="single" w:color="DCE6F0" w:sz="4"/>
+            </w:tcBorders>
+            <w:shd w:fill="FFFFFF" w:color="auto" w:val="clear"/>
+            <w:tcMar>
+              <w:top w:type="dxa" w:w="60"/>
+              <w:left w:type="dxa" w:w="100"/>
+              <w:bottom w:type="dxa" w:w="60"/>
+              <w:right w:type="dxa" w:w="100"/>
+            </w:tcMar>
+            <w:vAlign w:val="top"/>
+          </w:tcPr>
+          <w:p>
+            <w:pPr>
+              <w:spacing w:after="0" w:before="0"/>
+            </w:pPr>
+            <w:r>
+              <w:rPr>
+                <w:sz w:val="19"/>
+                <w:szCs w:val="19"/>
+              </w:rPr>
+              <w:t xml:space="preserve">1</w:t>
+            </w:r>
+          </w:p>
+        </w:tc>
+        <w:tc>
+          <w:tcPr>
+            <w:tcW w:type="dxa" w:w="1544"/>
+            <w:tcBorders>
+              <w:top w:val="single" w:color="DCE6F0" w:sz="4"/>
+              <w:left w:val="single" w:color="DCE6F0" w:sz="4"/>
+              <w:bottom w:val="single" w:color="DCE6F0" w:sz="4"/>
+              <w:right w:val="single" w:color="DCE6F0" w:sz="4"/>
+            </w:tcBorders>
+            <w:shd w:fill="FFFFFF" w:color="auto" w:val="clear"/>
+            <w:tcMar>
+              <w:top w:type="dxa" w:w="60"/>
+              <w:left w:type="dxa" w:w="100"/>
+              <w:bottom w:type="dxa" w:w="60"/>
+              <w:right w:type="dxa" w:w="100"/>
+            </w:tcMar>
+            <w:vAlign w:val="top"/>
+          </w:tcPr>
+          <w:p>
+            <w:pPr>
+              <w:spacing w:after="0" w:before="0"/>
+            </w:pPr>
+            <w:r>
+              <w:rPr>
+                <w:sz w:val="19"/>
+                <w:szCs w:val="19"/>
+              </w:rPr>
+              <w:t xml:space="preserve">Check environment and users</w:t>
+            </w:r>
+          </w:p>
+        </w:tc>
+        <w:tc>
+          <w:tcPr>
+            <w:tcW w:type="dxa" w:w="2059"/>
+            <w:tcBorders>
+              <w:top w:val="single" w:color="DCE6F0" w:sz="4"/>
+              <w:left w:val="single" w:color="DCE6F0" w:sz="4"/>
+              <w:bottom w:val="single" w:color="DCE6F0" w:sz="4"/>
+              <w:right w:val="single" w:color="DCE6F0" w:sz="4"/>
+            </w:tcBorders>
+            <w:shd w:fill="FFFFFF" w:color="auto" w:val="clear"/>
+            <w:tcMar>
+              <w:top w:type="dxa" w:w="60"/>
+              <w:left w:type="dxa" w:w="100"/>
+              <w:bottom w:type="dxa" w:w="60"/>
+              <w:right w:type="dxa" w:w="100"/>
+            </w:tcMar>
+            <w:vAlign w:val="top"/>
+          </w:tcPr>
+          <w:p>
+            <w:pPr>
+              <w:spacing w:after="0" w:before="0"/>
+            </w:pPr>
+            <w:r>
+              <w:rPr>
+                <w:b/>
+                <w:bCs/>
+                <w:sz w:val="19"/>
+                <w:szCs w:val="19"/>
+              </w:rPr>
+              <w:t xml:space="preserve">01 - Preflight Check</w:t>
+            </w:r>
+          </w:p>
+        </w:tc>
+        <w:tc>
+          <w:tcPr>
+            <w:tcW w:type="dxa" w:w="1029"/>
+            <w:tcBorders>
+              <w:top w:val="single" w:color="DCE6F0" w:sz="4"/>
+              <w:left w:val="single" w:color="DCE6F0" w:sz="4"/>
+              <w:bottom w:val="single" w:color="DCE6F0" w:sz="4"/>
+              <w:right w:val="single" w:color="DCE6F0" w:sz="4"/>
+            </w:tcBorders>
+            <w:shd w:fill="FFFFFF" w:color="auto" w:val="clear"/>
+            <w:tcMar>
+              <w:top w:type="dxa" w:w="60"/>
+              <w:left w:type="dxa" w:w="100"/>
+              <w:bottom w:type="dxa" w:w="60"/>
+              <w:right w:type="dxa" w:w="100"/>
+            </w:tcMar>
+            <w:vAlign w:val="top"/>
+          </w:tcPr>
+          <w:p>
+            <w:pPr>
+              <w:spacing w:after="0" w:before="0"/>
+            </w:pPr>
+            <w:r>
+              <w:rPr>
+                <w:sz w:val="19"/>
+                <w:szCs w:val="19"/>
+              </w:rPr>
+              <w:t xml:space="preserve">any</w:t>
+            </w:r>
+          </w:p>
+        </w:tc>
+        <w:tc>
+          <w:tcPr>
+            <w:tcW w:type="dxa" w:w="1544"/>
+            <w:tcBorders>
+              <w:top w:val="single" w:color="DCE6F0" w:sz="4"/>
+              <w:left w:val="single" w:color="DCE6F0" w:sz="4"/>
+              <w:bottom w:val="single" w:color="DCE6F0" w:sz="4"/>
+              <w:right w:val="single" w:color="DCE6F0" w:sz="4"/>
+            </w:tcBorders>
+            <w:shd w:fill="FFFFFF" w:color="auto" w:val="clear"/>
+            <w:tcMar>
+              <w:top w:type="dxa" w:w="60"/>
+              <w:left w:type="dxa" w:w="100"/>
+              <w:bottom w:type="dxa" w:w="60"/>
+              <w:right w:type="dxa" w:w="100"/>
+            </w:tcMar>
+            <w:vAlign w:val="top"/>
+          </w:tcPr>
+          <w:p>
+            <w:pPr>
+              <w:spacing w:after="0" w:before="0"/>
+            </w:pPr>
+            <w:r>
+              <w:rPr>
+                <w:sz w:val="19"/>
+                <w:szCs w:val="19"/>
+              </w:rPr>
+              <w:t xml:space="preserve">bulkreg.ini, mapping, names.nsf</w:t>
+            </w:r>
+          </w:p>
+        </w:tc>
+        <w:tc>
+          <w:tcPr>
+            <w:tcW w:type="dxa" w:w="1750"/>
+            <w:tcBorders>
+              <w:top w:val="single" w:color="DCE6F0" w:sz="4"/>
+              <w:left w:val="single" w:color="DCE6F0" w:sz="4"/>
+              <w:bottom w:val="single" w:color="DCE6F0" w:sz="4"/>
+              <w:right w:val="single" w:color="DCE6F0" w:sz="4"/>
+            </w:tcBorders>
+            <w:shd w:fill="FFFFFF" w:color="auto" w:val="clear"/>
+            <w:tcMar>
+              <w:top w:type="dxa" w:w="60"/>
+              <w:left w:type="dxa" w:w="100"/>
+              <w:bottom w:type="dxa" w:w="60"/>
+              <w:right w:type="dxa" w:w="100"/>
+            </w:tcMar>
+            <w:vAlign w:val="top"/>
+          </w:tcPr>
+          <w:p>
+            <w:pPr>
+              <w:spacing w:after="0" w:before="0"/>
+            </w:pPr>
+            <w:r>
+              <w:rPr>
+                <w:sz w:val="19"/>
+                <w:szCs w:val="19"/>
+              </w:rPr>
+              <w:t xml:space="preserve">Preflight audit CSV, _mailfolders.txt</w:t>
+            </w:r>
+          </w:p>
+        </w:tc>
+        <w:tc>
+          <w:tcPr>
+            <w:tcW w:type="dxa" w:w="1301"/>
+            <w:tcBorders>
+              <w:top w:val="single" w:color="DCE6F0" w:sz="4"/>
+              <w:left w:val="single" w:color="DCE6F0" w:sz="4"/>
+              <w:bottom w:val="single" w:color="DCE6F0" w:sz="4"/>
+              <w:right w:val="single" w:color="DCE6F0" w:sz="4"/>
+            </w:tcBorders>
+            <w:shd w:fill="FFFFFF" w:color="auto" w:val="clear"/>
+            <w:tcMar>
+              <w:top w:type="dxa" w:w="60"/>
+              <w:left w:type="dxa" w:w="100"/>
+              <w:bottom w:type="dxa" w:w="60"/>
+              <w:right w:type="dxa" w:w="100"/>
+            </w:tcMar>
+            <w:vAlign w:val="top"/>
+          </w:tcPr>
+          <w:p>
+            <w:pPr>
+              <w:spacing w:after="0" w:before="0"/>
+            </w:pPr>
+            <w:r>
+              <w:rPr>
+                <w:sz w:val="19"/>
+                <w:szCs w:val="19"/>
+              </w:rPr>
+              <w:t xml:space="preserve">0 environment errors; mail folders exist</w:t>
+            </w:r>
+          </w:p>
+        </w:tc>
+      </w:tr>
+      <w:tr>
+        <w:trPr>
+          <w:cantSplit/>
+        </w:trPr>
+        <w:tc>
+          <w:tcPr>
+            <w:tcW w:type="dxa" w:w="411"/>
+            <w:tcBorders>
+              <w:top w:val="single" w:color="DCE6F0" w:sz="4"/>
+              <w:left w:val="single" w:color="DCE6F0" w:sz="4"/>
+              <w:bottom w:val="single" w:color="DCE6F0" w:sz="4"/>
+              <w:right w:val="single" w:color="DCE6F0" w:sz="4"/>
+            </w:tcBorders>
+            <w:shd w:fill="F7F7FC" w:color="auto" w:val="clear"/>
+            <w:tcMar>
+              <w:top w:type="dxa" w:w="60"/>
+              <w:left w:type="dxa" w:w="100"/>
+              <w:bottom w:type="dxa" w:w="60"/>
+              <w:right w:type="dxa" w:w="100"/>
+            </w:tcMar>
+            <w:vAlign w:val="top"/>
+          </w:tcPr>
+          <w:p>
+            <w:pPr>
+              <w:spacing w:after="0" w:before="0"/>
+            </w:pPr>
+            <w:r>
+              <w:rPr>
+                <w:sz w:val="19"/>
+                <w:szCs w:val="19"/>
+              </w:rPr>
+              <w:t xml:space="preserve">2</w:t>
+            </w:r>
+          </w:p>
+        </w:tc>
+        <w:tc>
+          <w:tcPr>
+            <w:tcW w:type="dxa" w:w="1544"/>
+            <w:tcBorders>
+              <w:top w:val="single" w:color="DCE6F0" w:sz="4"/>
+              <w:left w:val="single" w:color="DCE6F0" w:sz="4"/>
+              <w:bottom w:val="single" w:color="DCE6F0" w:sz="4"/>
+              <w:right w:val="single" w:color="DCE6F0" w:sz="4"/>
+            </w:tcBorders>
+            <w:shd w:fill="F7F7FC" w:color="auto" w:val="clear"/>
+            <w:tcMar>
+              <w:top w:type="dxa" w:w="60"/>
+              <w:left w:type="dxa" w:w="100"/>
+              <w:bottom w:type="dxa" w:w="60"/>
+              <w:right w:type="dxa" w:w="100"/>
+            </w:tcMar>
+            <w:vAlign w:val="top"/>
+          </w:tcPr>
+          <w:p>
+            <w:pPr>
+              <w:spacing w:after="0" w:before="0"/>
+            </w:pPr>
+            <w:r>
+              <w:rPr>
+                <w:sz w:val="19"/>
+                <w:szCs w:val="19"/>
+              </w:rPr>
+              <w:t xml:space="preserve">Select the next batch</w:t>
+            </w:r>
+          </w:p>
+        </w:tc>
+        <w:tc>
+          <w:tcPr>
+            <w:tcW w:type="dxa" w:w="2059"/>
+            <w:tcBorders>
+              <w:top w:val="single" w:color="DCE6F0" w:sz="4"/>
+              <w:left w:val="single" w:color="DCE6F0" w:sz="4"/>
+              <w:bottom w:val="single" w:color="DCE6F0" w:sz="4"/>
+              <w:right w:val="single" w:color="DCE6F0" w:sz="4"/>
+            </w:tcBorders>
+            <w:shd w:fill="F7F7FC" w:color="auto" w:val="clear"/>
+            <w:tcMar>
+              <w:top w:type="dxa" w:w="60"/>
+              <w:left w:type="dxa" w:w="100"/>
+              <w:bottom w:type="dxa" w:w="60"/>
+              <w:right w:type="dxa" w:w="100"/>
+            </w:tcMar>
+            <w:vAlign w:val="top"/>
+          </w:tcPr>
+          <w:p>
+            <w:pPr>
+              <w:spacing w:after="0" w:before="0"/>
+            </w:pPr>
+            <w:r>
+              <w:rPr>
+                <w:b/>
+                <w:bCs/>
+                <w:sz w:val="19"/>
+                <w:szCs w:val="19"/>
+              </w:rPr>
+              <w:t xml:space="preserve">02 - Build Batch</w:t>
+            </w:r>
+          </w:p>
+        </w:tc>
+        <w:tc>
+          <w:tcPr>
+            <w:tcW w:type="dxa" w:w="1029"/>
+            <w:tcBorders>
+              <w:top w:val="single" w:color="DCE6F0" w:sz="4"/>
+              <w:left w:val="single" w:color="DCE6F0" w:sz="4"/>
+              <w:bottom w:val="single" w:color="DCE6F0" w:sz="4"/>
+              <w:right w:val="single" w:color="DCE6F0" w:sz="4"/>
+            </w:tcBorders>
+            <w:shd w:fill="F7F7FC" w:color="auto" w:val="clear"/>
+            <w:tcMar>
+              <w:top w:type="dxa" w:w="60"/>
+              <w:left w:type="dxa" w:w="100"/>
+              <w:bottom w:type="dxa" w:w="60"/>
+              <w:right w:type="dxa" w:w="100"/>
+            </w:tcMar>
+            <w:vAlign w:val="top"/>
+          </w:tcPr>
+          <w:p>
+            <w:pPr>
+              <w:spacing w:after="0" w:before="0"/>
+            </w:pPr>
+            <w:r>
+              <w:rPr>
+                <w:sz w:val="19"/>
+                <w:szCs w:val="19"/>
+              </w:rPr>
+              <w:t xml:space="preserve">any</w:t>
+            </w:r>
+          </w:p>
+        </w:tc>
+        <w:tc>
+          <w:tcPr>
+            <w:tcW w:type="dxa" w:w="1544"/>
+            <w:tcBorders>
+              <w:top w:val="single" w:color="DCE6F0" w:sz="4"/>
+              <w:left w:val="single" w:color="DCE6F0" w:sz="4"/>
+              <w:bottom w:val="single" w:color="DCE6F0" w:sz="4"/>
+              <w:right w:val="single" w:color="DCE6F0" w:sz="4"/>
+            </w:tcBorders>
+            <w:shd w:fill="F7F7FC" w:color="auto" w:val="clear"/>
+            <w:tcMar>
+              <w:top w:type="dxa" w:w="60"/>
+              <w:left w:type="dxa" w:w="100"/>
+              <w:bottom w:type="dxa" w:w="60"/>
+              <w:right w:type="dxa" w:w="100"/>
+            </w:tcMar>
+            <w:vAlign w:val="top"/>
+          </w:tcPr>
+          <w:p>
+            <w:pPr>
+              <w:spacing w:after="0" w:before="0"/>
+            </w:pPr>
+            <w:r>
+              <w:rPr>
+                <w:sz w:val="19"/>
+                <w:szCs w:val="19"/>
+              </w:rPr>
+              <w:t xml:space="preserve">names.nsf, open batches, servers</w:t>
+            </w:r>
+          </w:p>
+        </w:tc>
+        <w:tc>
+          <w:tcPr>
+            <w:tcW w:type="dxa" w:w="1750"/>
+            <w:tcBorders>
+              <w:top w:val="single" w:color="DCE6F0" w:sz="4"/>
+              <w:left w:val="single" w:color="DCE6F0" w:sz="4"/>
+              <w:bottom w:val="single" w:color="DCE6F0" w:sz="4"/>
+              <w:right w:val="single" w:color="DCE6F0" w:sz="4"/>
+            </w:tcBorders>
+            <w:shd w:fill="F7F7FC" w:color="auto" w:val="clear"/>
+            <w:tcMar>
+              <w:top w:type="dxa" w:w="60"/>
+              <w:left w:type="dxa" w:w="100"/>
+              <w:bottom w:type="dxa" w:w="60"/>
+              <w:right w:type="dxa" w:w="100"/>
+            </w:tcMar>
+            <w:vAlign w:val="top"/>
+          </w:tcPr>
+          <w:p>
+            <w:pPr>
+              <w:spacing w:after="0" w:before="0"/>
+            </w:pPr>
+            <w:r>
+              <w:rPr>
+                <w:sz w:val="19"/>
+                <w:szCs w:val="19"/>
+              </w:rPr>
+              <w:t xml:space="preserve">BATCH-&lt;id&gt;.csv, _summary.txt</w:t>
+            </w:r>
+          </w:p>
+        </w:tc>
+        <w:tc>
+          <w:tcPr>
+            <w:tcW w:type="dxa" w:w="1301"/>
+            <w:tcBorders>
+              <w:top w:val="single" w:color="DCE6F0" w:sz="4"/>
+              <w:left w:val="single" w:color="DCE6F0" w:sz="4"/>
+              <w:bottom w:val="single" w:color="DCE6F0" w:sz="4"/>
+              <w:right w:val="single" w:color="DCE6F0" w:sz="4"/>
+            </w:tcBorders>
+            <w:shd w:fill="F7F7FC" w:color="auto" w:val="clear"/>
+            <w:tcMar>
+              <w:top w:type="dxa" w:w="60"/>
+              <w:left w:type="dxa" w:w="100"/>
+              <w:bottom w:type="dxa" w:w="60"/>
+              <w:right w:type="dxa" w:w="100"/>
+            </w:tcMar>
+            <w:vAlign w:val="top"/>
+          </w:tcPr>
+          <w:p>
+            <w:pPr>
+              <w:spacing w:after="0" w:before="0"/>
+            </w:pPr>
+            <w:r>
+              <w:rPr>
+                <w:sz w:val="19"/>
+                <w:szCs w:val="19"/>
+              </w:rPr>
+              <w:t xml:space="preserve">Counts per server look right</w:t>
+            </w:r>
+          </w:p>
+        </w:tc>
+      </w:tr>
+      <w:tr>
+        <w:trPr>
+          <w:cantSplit/>
+        </w:trPr>
+        <w:tc>
+          <w:tcPr>
+            <w:tcW w:type="dxa" w:w="411"/>
+            <w:tcBorders>
+              <w:top w:val="single" w:color="DCE6F0" w:sz="4"/>
+              <w:left w:val="single" w:color="DCE6F0" w:sz="4"/>
+              <w:bottom w:val="single" w:color="DCE6F0" w:sz="4"/>
+              <w:right w:val="single" w:color="DCE6F0" w:sz="4"/>
+            </w:tcBorders>
+            <w:shd w:fill="FFFFFF" w:color="auto" w:val="clear"/>
+            <w:tcMar>
+              <w:top w:type="dxa" w:w="60"/>
+              <w:left w:type="dxa" w:w="100"/>
+              <w:bottom w:type="dxa" w:w="60"/>
+              <w:right w:type="dxa" w:w="100"/>
+            </w:tcMar>
+            <w:vAlign w:val="top"/>
+          </w:tcPr>
+          <w:p>
+            <w:pPr>
+              <w:spacing w:after="0" w:before="0"/>
+            </w:pPr>
+            <w:r>
+              <w:rPr>
+                <w:sz w:val="19"/>
+                <w:szCs w:val="19"/>
+              </w:rPr>
+              <w:t xml:space="preserve">3</w:t>
+            </w:r>
+          </w:p>
+        </w:tc>
+        <w:tc>
+          <w:tcPr>
+            <w:tcW w:type="dxa" w:w="1544"/>
+            <w:tcBorders>
+              <w:top w:val="single" w:color="DCE6F0" w:sz="4"/>
+              <w:left w:val="single" w:color="DCE6F0" w:sz="4"/>
+              <w:bottom w:val="single" w:color="DCE6F0" w:sz="4"/>
+              <w:right w:val="single" w:color="DCE6F0" w:sz="4"/>
+            </w:tcBorders>
+            <w:shd w:fill="FFFFFF" w:color="auto" w:val="clear"/>
+            <w:tcMar>
+              <w:top w:type="dxa" w:w="60"/>
+              <w:left w:type="dxa" w:w="100"/>
+              <w:bottom w:type="dxa" w:w="60"/>
+              <w:right w:type="dxa" w:w="100"/>
+            </w:tcMar>
+            <w:vAlign w:val="top"/>
+          </w:tcPr>
+          <w:p>
+            <w:pPr>
+              <w:spacing w:after="0" w:before="0"/>
+            </w:pPr>
+            <w:r>
+              <w:rPr>
+                <w:sz w:val="19"/>
+                <w:szCs w:val="19"/>
+              </w:rPr>
+              <w:t xml:space="preserve">Review the batch</w:t>
+            </w:r>
+          </w:p>
+        </w:tc>
+        <w:tc>
+          <w:tcPr>
+            <w:tcW w:type="dxa" w:w="2059"/>
+            <w:tcBorders>
+              <w:top w:val="single" w:color="DCE6F0" w:sz="4"/>
+              <w:left w:val="single" w:color="DCE6F0" w:sz="4"/>
+              <w:bottom w:val="single" w:color="DCE6F0" w:sz="4"/>
+              <w:right w:val="single" w:color="DCE6F0" w:sz="4"/>
+            </w:tcBorders>
+            <w:shd w:fill="FFFFFF" w:color="auto" w:val="clear"/>
+            <w:tcMar>
+              <w:top w:type="dxa" w:w="60"/>
+              <w:left w:type="dxa" w:w="100"/>
+              <w:bottom w:type="dxa" w:w="60"/>
+              <w:right w:type="dxa" w:w="100"/>
+            </w:tcMar>
+            <w:vAlign w:val="top"/>
+          </w:tcPr>
+          <w:p>
+            <w:pPr>
+              <w:spacing w:after="0" w:before="0"/>
+            </w:pPr>
+            <w:r>
+              <w:rPr>
+                <w:sz w:val="19"/>
+                <w:szCs w:val="19"/>
+              </w:rPr>
+              <w:t xml:space="preserve">You (Excel as text / Notepad)</w:t>
+            </w:r>
+          </w:p>
+        </w:tc>
+        <w:tc>
+          <w:tcPr>
+            <w:tcW w:type="dxa" w:w="1029"/>
+            <w:tcBorders>
+              <w:top w:val="single" w:color="DCE6F0" w:sz="4"/>
+              <w:left w:val="single" w:color="DCE6F0" w:sz="4"/>
+              <w:bottom w:val="single" w:color="DCE6F0" w:sz="4"/>
+              <w:right w:val="single" w:color="DCE6F0" w:sz="4"/>
+            </w:tcBorders>
+            <w:shd w:fill="FFFFFF" w:color="auto" w:val="clear"/>
+            <w:tcMar>
+              <w:top w:type="dxa" w:w="60"/>
+              <w:left w:type="dxa" w:w="100"/>
+              <w:bottom w:type="dxa" w:w="60"/>
+              <w:right w:type="dxa" w:w="100"/>
+            </w:tcMar>
+            <w:vAlign w:val="top"/>
+          </w:tcPr>
+          <w:p>
+            <w:pPr>
+              <w:spacing w:after="0" w:before="0"/>
+            </w:pPr>
+            <w:r>
+              <w:rPr>
+                <w:sz w:val="19"/>
+                <w:szCs w:val="19"/>
+              </w:rPr>
+              <w:t xml:space="preserve">–</w:t>
+            </w:r>
+          </w:p>
+        </w:tc>
+        <w:tc>
+          <w:tcPr>
+            <w:tcW w:type="dxa" w:w="1544"/>
+            <w:tcBorders>
+              <w:top w:val="single" w:color="DCE6F0" w:sz="4"/>
+              <w:left w:val="single" w:color="DCE6F0" w:sz="4"/>
+              <w:bottom w:val="single" w:color="DCE6F0" w:sz="4"/>
+              <w:right w:val="single" w:color="DCE6F0" w:sz="4"/>
+            </w:tcBorders>
+            <w:shd w:fill="FFFFFF" w:color="auto" w:val="clear"/>
+            <w:tcMar>
+              <w:top w:type="dxa" w:w="60"/>
+              <w:left w:type="dxa" w:w="100"/>
+              <w:bottom w:type="dxa" w:w="60"/>
+              <w:right w:type="dxa" w:w="100"/>
+            </w:tcMar>
+            <w:vAlign w:val="top"/>
+          </w:tcPr>
+          <w:p>
+            <w:pPr>
+              <w:spacing w:after="0" w:before="0"/>
+            </w:pPr>
+            <w:r>
+              <w:rPr>
+                <w:sz w:val="19"/>
+                <w:szCs w:val="19"/>
+              </w:rPr>
+              <w:t xml:space="preserve">BATCH-&lt;id&gt;.csv</w:t>
+            </w:r>
+          </w:p>
+        </w:tc>
+        <w:tc>
+          <w:tcPr>
+            <w:tcW w:type="dxa" w:w="1750"/>
+            <w:tcBorders>
+              <w:top w:val="single" w:color="DCE6F0" w:sz="4"/>
+              <w:left w:val="single" w:color="DCE6F0" w:sz="4"/>
+              <w:bottom w:val="single" w:color="DCE6F0" w:sz="4"/>
+              <w:right w:val="single" w:color="DCE6F0" w:sz="4"/>
+            </w:tcBorders>
+            <w:shd w:fill="FFFFFF" w:color="auto" w:val="clear"/>
+            <w:tcMar>
+              <w:top w:type="dxa" w:w="60"/>
+              <w:left w:type="dxa" w:w="100"/>
+              <w:bottom w:type="dxa" w:w="60"/>
+              <w:right w:type="dxa" w:w="100"/>
+            </w:tcMar>
+            <w:vAlign w:val="top"/>
+          </w:tcPr>
+          <w:p>
+            <w:pPr>
+              <w:spacing w:after="0" w:before="0"/>
+            </w:pPr>
+            <w:r>
+              <w:rPr>
+                <w:sz w:val="19"/>
+                <w:szCs w:val="19"/>
+              </w:rPr>
+              <w:t xml:space="preserve">Reviewed BATCH-&lt;id&gt;.csv</w:t>
+            </w:r>
+          </w:p>
+        </w:tc>
+        <w:tc>
+          <w:tcPr>
+            <w:tcW w:type="dxa" w:w="1301"/>
+            <w:tcBorders>
+              <w:top w:val="single" w:color="DCE6F0" w:sz="4"/>
+              <w:left w:val="single" w:color="DCE6F0" w:sz="4"/>
+              <w:bottom w:val="single" w:color="DCE6F0" w:sz="4"/>
+              <w:right w:val="single" w:color="DCE6F0" w:sz="4"/>
+            </w:tcBorders>
+            <w:shd w:fill="FFFFFF" w:color="auto" w:val="clear"/>
+            <w:tcMar>
+              <w:top w:type="dxa" w:w="60"/>
+              <w:left w:type="dxa" w:w="100"/>
+              <w:bottom w:type="dxa" w:w="60"/>
+              <w:right w:type="dxa" w:w="100"/>
+            </w:tcMar>
+            <w:vAlign w:val="top"/>
+          </w:tcPr>
+          <w:p>
+            <w:pPr>
+              <w:spacing w:after="0" w:before="0"/>
+            </w:pPr>
+            <w:r>
+              <w:rPr>
+                <w:sz w:val="19"/>
+                <w:szCs w:val="19"/>
+              </w:rPr>
+              <w:t xml:space="preserve">Every Include=Y row checked; file saved</w:t>
+            </w:r>
+          </w:p>
+        </w:tc>
+      </w:tr>
+      <w:tr>
+        <w:trPr>
+          <w:cantSplit/>
+        </w:trPr>
+        <w:tc>
+          <w:tcPr>
+            <w:tcW w:type="dxa" w:w="411"/>
+            <w:tcBorders>
+              <w:top w:val="single" w:color="DCE6F0" w:sz="4"/>
+              <w:left w:val="single" w:color="DCE6F0" w:sz="4"/>
+              <w:bottom w:val="single" w:color="DCE6F0" w:sz="4"/>
+              <w:right w:val="single" w:color="DCE6F0" w:sz="4"/>
+            </w:tcBorders>
+            <w:shd w:fill="F7F7FC" w:color="auto" w:val="clear"/>
+            <w:tcMar>
+              <w:top w:type="dxa" w:w="60"/>
+              <w:left w:type="dxa" w:w="100"/>
+              <w:bottom w:type="dxa" w:w="60"/>
+              <w:right w:type="dxa" w:w="100"/>
+            </w:tcMar>
+            <w:vAlign w:val="top"/>
+          </w:tcPr>
+          <w:p>
+            <w:pPr>
+              <w:spacing w:after="0" w:before="0"/>
+            </w:pPr>
+            <w:r>
+              <w:rPr>
+                <w:sz w:val="19"/>
+                <w:szCs w:val="19"/>
+              </w:rPr>
+              <w:t xml:space="preserve">4</w:t>
+            </w:r>
+          </w:p>
+        </w:tc>
+        <w:tc>
+          <w:tcPr>
+            <w:tcW w:type="dxa" w:w="1544"/>
+            <w:tcBorders>
+              <w:top w:val="single" w:color="DCE6F0" w:sz="4"/>
+              <w:left w:val="single" w:color="DCE6F0" w:sz="4"/>
+              <w:bottom w:val="single" w:color="DCE6F0" w:sz="4"/>
+              <w:right w:val="single" w:color="DCE6F0" w:sz="4"/>
+            </w:tcBorders>
+            <w:shd w:fill="F7F7FC" w:color="auto" w:val="clear"/>
+            <w:tcMar>
+              <w:top w:type="dxa" w:w="60"/>
+              <w:left w:type="dxa" w:w="100"/>
+              <w:bottom w:type="dxa" w:w="60"/>
+              <w:right w:type="dxa" w:w="100"/>
+            </w:tcMar>
+            <w:vAlign w:val="top"/>
+          </w:tcPr>
+          <w:p>
+            <w:pPr>
+              <w:spacing w:after="0" w:before="0"/>
+            </w:pPr>
+            <w:r>
+              <w:rPr>
+                <w:sz w:val="19"/>
+                <w:szCs w:val="19"/>
+              </w:rPr>
+              <w:t xml:space="preserve">Simulate</w:t>
+            </w:r>
+          </w:p>
+        </w:tc>
+        <w:tc>
+          <w:tcPr>
+            <w:tcW w:type="dxa" w:w="2059"/>
+            <w:tcBorders>
+              <w:top w:val="single" w:color="DCE6F0" w:sz="4"/>
+              <w:left w:val="single" w:color="DCE6F0" w:sz="4"/>
+              <w:bottom w:val="single" w:color="DCE6F0" w:sz="4"/>
+              <w:right w:val="single" w:color="DCE6F0" w:sz="4"/>
+            </w:tcBorders>
+            <w:shd w:fill="F7F7FC" w:color="auto" w:val="clear"/>
+            <w:tcMar>
+              <w:top w:type="dxa" w:w="60"/>
+              <w:left w:type="dxa" w:w="100"/>
+              <w:bottom w:type="dxa" w:w="60"/>
+              <w:right w:type="dxa" w:w="100"/>
+            </w:tcMar>
+            <w:vAlign w:val="top"/>
+          </w:tcPr>
+          <w:p>
+            <w:pPr>
+              <w:spacing w:after="0" w:before="0"/>
+            </w:pPr>
+            <w:r>
+              <w:rPr>
+                <w:b/>
+                <w:bCs/>
+                <w:sz w:val="19"/>
+                <w:szCs w:val="19"/>
+              </w:rPr>
+              <w:t xml:space="preserve">03 - Register Batch</w:t>
+            </w:r>
+          </w:p>
+        </w:tc>
+        <w:tc>
+          <w:tcPr>
+            <w:tcW w:type="dxa" w:w="1029"/>
+            <w:tcBorders>
+              <w:top w:val="single" w:color="DCE6F0" w:sz="4"/>
+              <w:left w:val="single" w:color="DCE6F0" w:sz="4"/>
+              <w:bottom w:val="single" w:color="DCE6F0" w:sz="4"/>
+              <w:right w:val="single" w:color="DCE6F0" w:sz="4"/>
+            </w:tcBorders>
+            <w:shd w:fill="F7F7FC" w:color="auto" w:val="clear"/>
+            <w:tcMar>
+              <w:top w:type="dxa" w:w="60"/>
+              <w:left w:type="dxa" w:w="100"/>
+              <w:bottom w:type="dxa" w:w="60"/>
+              <w:right w:type="dxa" w:w="100"/>
+            </w:tcMar>
+            <w:vAlign w:val="top"/>
+          </w:tcPr>
+          <w:p>
+            <w:pPr>
+              <w:spacing w:after="0" w:before="0"/>
+            </w:pPr>
+            <w:r>
+              <w:rPr>
+                <w:b/>
+                <w:bCs/>
+                <w:sz w:val="19"/>
+                <w:szCs w:val="19"/>
+              </w:rPr>
+              <w:t xml:space="preserve">1</w:t>
+            </w:r>
+          </w:p>
+        </w:tc>
+        <w:tc>
+          <w:tcPr>
+            <w:tcW w:type="dxa" w:w="1544"/>
+            <w:tcBorders>
+              <w:top w:val="single" w:color="DCE6F0" w:sz="4"/>
+              <w:left w:val="single" w:color="DCE6F0" w:sz="4"/>
+              <w:bottom w:val="single" w:color="DCE6F0" w:sz="4"/>
+              <w:right w:val="single" w:color="DCE6F0" w:sz="4"/>
+            </w:tcBorders>
+            <w:shd w:fill="F7F7FC" w:color="auto" w:val="clear"/>
+            <w:tcMar>
+              <w:top w:type="dxa" w:w="60"/>
+              <w:left w:type="dxa" w:w="100"/>
+              <w:bottom w:type="dxa" w:w="60"/>
+              <w:right w:type="dxa" w:w="100"/>
+            </w:tcMar>
+            <w:vAlign w:val="top"/>
+          </w:tcPr>
+          <w:p>
+            <w:pPr>
+              <w:spacing w:after="0" w:before="0"/>
+            </w:pPr>
+            <w:r>
+              <w:rPr>
+                <w:sz w:val="19"/>
+                <w:szCs w:val="19"/>
+              </w:rPr>
+              <w:t xml:space="preserve">BATCH-&lt;id&gt;.csv</w:t>
+            </w:r>
+          </w:p>
+        </w:tc>
+        <w:tc>
+          <w:tcPr>
+            <w:tcW w:type="dxa" w:w="1750"/>
+            <w:tcBorders>
+              <w:top w:val="single" w:color="DCE6F0" w:sz="4"/>
+              <w:left w:val="single" w:color="DCE6F0" w:sz="4"/>
+              <w:bottom w:val="single" w:color="DCE6F0" w:sz="4"/>
+              <w:right w:val="single" w:color="DCE6F0" w:sz="4"/>
+            </w:tcBorders>
+            <w:shd w:fill="F7F7FC" w:color="auto" w:val="clear"/>
+            <w:tcMar>
+              <w:top w:type="dxa" w:w="60"/>
+              <w:left w:type="dxa" w:w="100"/>
+              <w:bottom w:type="dxa" w:w="60"/>
+              <w:right w:type="dxa" w:w="100"/>
+            </w:tcMar>
+            <w:vAlign w:val="top"/>
+          </w:tcPr>
+          <w:p>
+            <w:pPr>
+              <w:spacing w:after="0" w:before="0"/>
+            </w:pPr>
+            <w:r>
+              <w:rPr>
+                <w:sz w:val="19"/>
+                <w:szCs w:val="19"/>
+              </w:rPr>
+              <w:t xml:space="preserve">BATCH-&lt;id&gt;_dryrun_&lt;run&gt;.csv</w:t>
+            </w:r>
+          </w:p>
+        </w:tc>
+        <w:tc>
+          <w:tcPr>
+            <w:tcW w:type="dxa" w:w="1301"/>
+            <w:tcBorders>
+              <w:top w:val="single" w:color="DCE6F0" w:sz="4"/>
+              <w:left w:val="single" w:color="DCE6F0" w:sz="4"/>
+              <w:bottom w:val="single" w:color="DCE6F0" w:sz="4"/>
+              <w:right w:val="single" w:color="DCE6F0" w:sz="4"/>
+            </w:tcBorders>
+            <w:shd w:fill="F7F7FC" w:color="auto" w:val="clear"/>
+            <w:tcMar>
+              <w:top w:type="dxa" w:w="60"/>
+              <w:left w:type="dxa" w:w="100"/>
+              <w:bottom w:type="dxa" w:w="60"/>
+              <w:right w:type="dxa" w:w="100"/>
+            </w:tcMar>
+            <w:vAlign w:val="top"/>
+          </w:tcPr>
+          <w:p>
+            <w:pPr>
+              <w:spacing w:after="0" w:before="0"/>
+            </w:pPr>
+            <w:r>
+              <w:rPr>
+                <w:sz w:val="19"/>
+                <w:szCs w:val="19"/>
+              </w:rPr>
+              <w:t xml:space="preserve">All rows WOULD_REGISTER</w:t>
+            </w:r>
+          </w:p>
+        </w:tc>
+      </w:tr>
+      <w:tr>
+        <w:trPr>
+          <w:cantSplit/>
+        </w:trPr>
+        <w:tc>
+          <w:tcPr>
+            <w:tcW w:type="dxa" w:w="411"/>
+            <w:tcBorders>
+              <w:top w:val="single" w:color="DCE6F0" w:sz="4"/>
+              <w:left w:val="single" w:color="DCE6F0" w:sz="4"/>
+              <w:bottom w:val="single" w:color="DCE6F0" w:sz="4"/>
+              <w:right w:val="single" w:color="DCE6F0" w:sz="4"/>
+            </w:tcBorders>
+            <w:shd w:fill="FFFFFF" w:color="auto" w:val="clear"/>
+            <w:tcMar>
+              <w:top w:type="dxa" w:w="60"/>
+              <w:left w:type="dxa" w:w="100"/>
+              <w:bottom w:type="dxa" w:w="60"/>
+              <w:right w:type="dxa" w:w="100"/>
+            </w:tcMar>
+            <w:vAlign w:val="top"/>
+          </w:tcPr>
+          <w:p>
+            <w:pPr>
+              <w:spacing w:after="0" w:before="0"/>
+            </w:pPr>
+            <w:r>
+              <w:rPr>
+                <w:sz w:val="19"/>
+                <w:szCs w:val="19"/>
+              </w:rPr>
+              <w:t xml:space="preserve">5</w:t>
+            </w:r>
+          </w:p>
+        </w:tc>
+        <w:tc>
+          <w:tcPr>
+            <w:tcW w:type="dxa" w:w="1544"/>
+            <w:tcBorders>
+              <w:top w:val="single" w:color="DCE6F0" w:sz="4"/>
+              <w:left w:val="single" w:color="DCE6F0" w:sz="4"/>
+              <w:bottom w:val="single" w:color="DCE6F0" w:sz="4"/>
+              <w:right w:val="single" w:color="DCE6F0" w:sz="4"/>
+            </w:tcBorders>
+            <w:shd w:fill="FFFFFF" w:color="auto" w:val="clear"/>
+            <w:tcMar>
+              <w:top w:type="dxa" w:w="60"/>
+              <w:left w:type="dxa" w:w="100"/>
+              <w:bottom w:type="dxa" w:w="60"/>
+              <w:right w:type="dxa" w:w="100"/>
+            </w:tcMar>
+            <w:vAlign w:val="top"/>
+          </w:tcPr>
+          <w:p>
+            <w:pPr>
+              <w:spacing w:after="0" w:before="0"/>
+            </w:pPr>
+            <w:r>
+              <w:rPr>
+                <w:sz w:val="19"/>
+                <w:szCs w:val="19"/>
+              </w:rPr>
+              <w:t xml:space="preserve">Switch to live</w:t>
+            </w:r>
+          </w:p>
+        </w:tc>
+        <w:tc>
+          <w:tcPr>
+            <w:tcW w:type="dxa" w:w="2059"/>
+            <w:tcBorders>
+              <w:top w:val="single" w:color="DCE6F0" w:sz="4"/>
+              <w:left w:val="single" w:color="DCE6F0" w:sz="4"/>
+              <w:bottom w:val="single" w:color="DCE6F0" w:sz="4"/>
+              <w:right w:val="single" w:color="DCE6F0" w:sz="4"/>
+            </w:tcBorders>
+            <w:shd w:fill="FFFFFF" w:color="auto" w:val="clear"/>
+            <w:tcMar>
+              <w:top w:type="dxa" w:w="60"/>
+              <w:left w:type="dxa" w:w="100"/>
+              <w:bottom w:type="dxa" w:w="60"/>
+              <w:right w:type="dxa" w:w="100"/>
+            </w:tcMar>
+            <w:vAlign w:val="top"/>
+          </w:tcPr>
+          <w:p>
+            <w:pPr>
+              <w:spacing w:after="0" w:before="0"/>
+            </w:pPr>
+            <w:r>
+              <w:rPr>
+                <w:sz w:val="19"/>
+                <w:szCs w:val="19"/>
+              </w:rPr>
+              <w:t xml:space="preserve">Edit bulkreg.ini</w:t>
+            </w:r>
+          </w:p>
+        </w:tc>
+        <w:tc>
+          <w:tcPr>
+            <w:tcW w:type="dxa" w:w="1029"/>
+            <w:tcBorders>
+              <w:top w:val="single" w:color="DCE6F0" w:sz="4"/>
+              <w:left w:val="single" w:color="DCE6F0" w:sz="4"/>
+              <w:bottom w:val="single" w:color="DCE6F0" w:sz="4"/>
+              <w:right w:val="single" w:color="DCE6F0" w:sz="4"/>
+            </w:tcBorders>
+            <w:shd w:fill="FFFFFF" w:color="auto" w:val="clear"/>
+            <w:tcMar>
+              <w:top w:type="dxa" w:w="60"/>
+              <w:left w:type="dxa" w:w="100"/>
+              <w:bottom w:type="dxa" w:w="60"/>
+              <w:right w:type="dxa" w:w="100"/>
+            </w:tcMar>
+            <w:vAlign w:val="top"/>
+          </w:tcPr>
+          <w:p>
+            <w:pPr>
+              <w:spacing w:after="0" w:before="0"/>
+            </w:pPr>
+            <w:r>
+              <w:rPr>
+                <w:sz w:val="19"/>
+                <w:szCs w:val="19"/>
+              </w:rPr>
+              <w:t xml:space="preserve">set </w:t>
+            </w:r>
+            <w:r>
+              <w:rPr>
+                <w:b/>
+                <w:bCs/>
+                <w:sz w:val="19"/>
+                <w:szCs w:val="19"/>
+              </w:rPr>
+              <w:t xml:space="preserve">0</w:t>
+            </w:r>
+          </w:p>
+        </w:tc>
+        <w:tc>
+          <w:tcPr>
+            <w:tcW w:type="dxa" w:w="1544"/>
+            <w:tcBorders>
+              <w:top w:val="single" w:color="DCE6F0" w:sz="4"/>
+              <w:left w:val="single" w:color="DCE6F0" w:sz="4"/>
+              <w:bottom w:val="single" w:color="DCE6F0" w:sz="4"/>
+              <w:right w:val="single" w:color="DCE6F0" w:sz="4"/>
+            </w:tcBorders>
+            <w:shd w:fill="FFFFFF" w:color="auto" w:val="clear"/>
+            <w:tcMar>
+              <w:top w:type="dxa" w:w="60"/>
+              <w:left w:type="dxa" w:w="100"/>
+              <w:bottom w:type="dxa" w:w="60"/>
+              <w:right w:type="dxa" w:w="100"/>
+            </w:tcMar>
+            <w:vAlign w:val="top"/>
+          </w:tcPr>
+          <w:p>
+            <w:pPr>
+              <w:spacing w:after="0" w:before="0"/>
+            </w:pPr>
+            <w:r>
+              <w:rPr>
+                <w:sz w:val="19"/>
+                <w:szCs w:val="19"/>
+              </w:rPr>
+              <w:t xml:space="preserve">–</w:t>
+            </w:r>
+          </w:p>
+        </w:tc>
+        <w:tc>
+          <w:tcPr>
+            <w:tcW w:type="dxa" w:w="1750"/>
+            <w:tcBorders>
+              <w:top w:val="single" w:color="DCE6F0" w:sz="4"/>
+              <w:left w:val="single" w:color="DCE6F0" w:sz="4"/>
+              <w:bottom w:val="single" w:color="DCE6F0" w:sz="4"/>
+              <w:right w:val="single" w:color="DCE6F0" w:sz="4"/>
+            </w:tcBorders>
+            <w:shd w:fill="FFFFFF" w:color="auto" w:val="clear"/>
+            <w:tcMar>
+              <w:top w:type="dxa" w:w="60"/>
+              <w:left w:type="dxa" w:w="100"/>
+              <w:bottom w:type="dxa" w:w="60"/>
+              <w:right w:type="dxa" w:w="100"/>
+            </w:tcMar>
+            <w:vAlign w:val="top"/>
+          </w:tcPr>
+          <w:p>
+            <w:pPr>
+              <w:spacing w:after="0" w:before="0"/>
+            </w:pPr>
+            <w:r>
+              <w:rPr>
+                <w:sz w:val="19"/>
+                <w:szCs w:val="19"/>
+              </w:rPr>
+              <w:t xml:space="preserve">–</w:t>
+            </w:r>
+          </w:p>
+        </w:tc>
+        <w:tc>
+          <w:tcPr>
+            <w:tcW w:type="dxa" w:w="1301"/>
+            <w:tcBorders>
+              <w:top w:val="single" w:color="DCE6F0" w:sz="4"/>
+              <w:left w:val="single" w:color="DCE6F0" w:sz="4"/>
+              <w:bottom w:val="single" w:color="DCE6F0" w:sz="4"/>
+              <w:right w:val="single" w:color="DCE6F0" w:sz="4"/>
+            </w:tcBorders>
+            <w:shd w:fill="FFFFFF" w:color="auto" w:val="clear"/>
+            <w:tcMar>
+              <w:top w:type="dxa" w:w="60"/>
+              <w:left w:type="dxa" w:w="100"/>
+              <w:bottom w:type="dxa" w:w="60"/>
+              <w:right w:type="dxa" w:w="100"/>
+            </w:tcMar>
+            <w:vAlign w:val="top"/>
+          </w:tcPr>
+          <w:p>
+            <w:pPr>
+              <w:spacing w:after="0" w:before="0"/>
+            </w:pPr>
+            <w:r>
+              <w:rPr>
+                <w:sz w:val="19"/>
+                <w:szCs w:val="19"/>
+              </w:rPr>
+              <w:t xml:space="preserve">Change approved</w:t>
+            </w:r>
+          </w:p>
+        </w:tc>
+      </w:tr>
+      <w:tr>
+        <w:trPr>
+          <w:cantSplit/>
+        </w:trPr>
+        <w:tc>
+          <w:tcPr>
+            <w:tcW w:type="dxa" w:w="411"/>
+            <w:tcBorders>
+              <w:top w:val="single" w:color="DCE6F0" w:sz="4"/>
+              <w:left w:val="single" w:color="DCE6F0" w:sz="4"/>
+              <w:bottom w:val="single" w:color="DCE6F0" w:sz="4"/>
+              <w:right w:val="single" w:color="DCE6F0" w:sz="4"/>
+            </w:tcBorders>
+            <w:shd w:fill="F7F7FC" w:color="auto" w:val="clear"/>
+            <w:tcMar>
+              <w:top w:type="dxa" w:w="60"/>
+              <w:left w:type="dxa" w:w="100"/>
+              <w:bottom w:type="dxa" w:w="60"/>
+              <w:right w:type="dxa" w:w="100"/>
+            </w:tcMar>
+            <w:vAlign w:val="top"/>
+          </w:tcPr>
+          <w:p>
+            <w:pPr>
+              <w:spacing w:after="0" w:before="0"/>
+            </w:pPr>
+            <w:r>
+              <w:rPr>
+                <w:sz w:val="19"/>
+                <w:szCs w:val="19"/>
+              </w:rPr>
+              <w:t xml:space="preserve">6</w:t>
+            </w:r>
+          </w:p>
+        </w:tc>
+        <w:tc>
+          <w:tcPr>
+            <w:tcW w:type="dxa" w:w="1544"/>
+            <w:tcBorders>
+              <w:top w:val="single" w:color="DCE6F0" w:sz="4"/>
+              <w:left w:val="single" w:color="DCE6F0" w:sz="4"/>
+              <w:bottom w:val="single" w:color="DCE6F0" w:sz="4"/>
+              <w:right w:val="single" w:color="DCE6F0" w:sz="4"/>
+            </w:tcBorders>
+            <w:shd w:fill="F7F7FC" w:color="auto" w:val="clear"/>
+            <w:tcMar>
+              <w:top w:type="dxa" w:w="60"/>
+              <w:left w:type="dxa" w:w="100"/>
+              <w:bottom w:type="dxa" w:w="60"/>
+              <w:right w:type="dxa" w:w="100"/>
+            </w:tcMar>
+            <w:vAlign w:val="top"/>
+          </w:tcPr>
+          <w:p>
+            <w:pPr>
+              <w:spacing w:after="0" w:before="0"/>
+            </w:pPr>
+            <w:r>
+              <w:rPr>
+                <w:sz w:val="19"/>
+                <w:szCs w:val="19"/>
+              </w:rPr>
+              <w:t xml:space="preserve">Register</w:t>
+            </w:r>
+          </w:p>
+        </w:tc>
+        <w:tc>
+          <w:tcPr>
+            <w:tcW w:type="dxa" w:w="2059"/>
+            <w:tcBorders>
+              <w:top w:val="single" w:color="DCE6F0" w:sz="4"/>
+              <w:left w:val="single" w:color="DCE6F0" w:sz="4"/>
+              <w:bottom w:val="single" w:color="DCE6F0" w:sz="4"/>
+              <w:right w:val="single" w:color="DCE6F0" w:sz="4"/>
+            </w:tcBorders>
+            <w:shd w:fill="F7F7FC" w:color="auto" w:val="clear"/>
+            <w:tcMar>
+              <w:top w:type="dxa" w:w="60"/>
+              <w:left w:type="dxa" w:w="100"/>
+              <w:bottom w:type="dxa" w:w="60"/>
+              <w:right w:type="dxa" w:w="100"/>
+            </w:tcMar>
+            <w:vAlign w:val="top"/>
+          </w:tcPr>
+          <w:p>
+            <w:pPr>
+              <w:spacing w:after="0" w:before="0"/>
+            </w:pPr>
+            <w:r>
+              <w:rPr>
+                <w:b/>
+                <w:bCs/>
+                <w:sz w:val="19"/>
+                <w:szCs w:val="19"/>
+              </w:rPr>
+              <w:t xml:space="preserve">03 - Register Batch</w:t>
+            </w:r>
+            <w:r>
+              <w:rPr>
+                <w:sz w:val="19"/>
+                <w:szCs w:val="19"/>
+              </w:rPr>
+              <w:t xml:space="preserve"> (type the batch ID)</w:t>
+            </w:r>
+          </w:p>
+        </w:tc>
+        <w:tc>
+          <w:tcPr>
+            <w:tcW w:type="dxa" w:w="1029"/>
+            <w:tcBorders>
+              <w:top w:val="single" w:color="DCE6F0" w:sz="4"/>
+              <w:left w:val="single" w:color="DCE6F0" w:sz="4"/>
+              <w:bottom w:val="single" w:color="DCE6F0" w:sz="4"/>
+              <w:right w:val="single" w:color="DCE6F0" w:sz="4"/>
+            </w:tcBorders>
+            <w:shd w:fill="F7F7FC" w:color="auto" w:val="clear"/>
+            <w:tcMar>
+              <w:top w:type="dxa" w:w="60"/>
+              <w:left w:type="dxa" w:w="100"/>
+              <w:bottom w:type="dxa" w:w="60"/>
+              <w:right w:type="dxa" w:w="100"/>
+            </w:tcMar>
+            <w:vAlign w:val="top"/>
+          </w:tcPr>
+          <w:p>
+            <w:pPr>
+              <w:spacing w:after="0" w:before="0"/>
+            </w:pPr>
+            <w:r>
+              <w:rPr>
+                <w:b/>
+                <w:bCs/>
+                <w:sz w:val="19"/>
+                <w:szCs w:val="19"/>
+              </w:rPr>
+              <w:t xml:space="preserve">0</w:t>
+            </w:r>
+          </w:p>
+        </w:tc>
+        <w:tc>
+          <w:tcPr>
+            <w:tcW w:type="dxa" w:w="1544"/>
+            <w:tcBorders>
+              <w:top w:val="single" w:color="DCE6F0" w:sz="4"/>
+              <w:left w:val="single" w:color="DCE6F0" w:sz="4"/>
+              <w:bottom w:val="single" w:color="DCE6F0" w:sz="4"/>
+              <w:right w:val="single" w:color="DCE6F0" w:sz="4"/>
+            </w:tcBorders>
+            <w:shd w:fill="F7F7FC" w:color="auto" w:val="clear"/>
+            <w:tcMar>
+              <w:top w:type="dxa" w:w="60"/>
+              <w:left w:type="dxa" w:w="100"/>
+              <w:bottom w:type="dxa" w:w="60"/>
+              <w:right w:type="dxa" w:w="100"/>
+            </w:tcMar>
+            <w:vAlign w:val="top"/>
+          </w:tcPr>
+          <w:p>
+            <w:pPr>
+              <w:spacing w:after="0" w:before="0"/>
+            </w:pPr>
+            <w:r>
+              <w:rPr>
+                <w:sz w:val="19"/>
+                <w:szCs w:val="19"/>
+              </w:rPr>
+              <w:t xml:space="preserve">same BATCH-&lt;id&gt;.csv</w:t>
+            </w:r>
+          </w:p>
+        </w:tc>
+        <w:tc>
+          <w:tcPr>
+            <w:tcW w:type="dxa" w:w="1750"/>
+            <w:tcBorders>
+              <w:top w:val="single" w:color="DCE6F0" w:sz="4"/>
+              <w:left w:val="single" w:color="DCE6F0" w:sz="4"/>
+              <w:bottom w:val="single" w:color="DCE6F0" w:sz="4"/>
+              <w:right w:val="single" w:color="DCE6F0" w:sz="4"/>
+            </w:tcBorders>
+            <w:shd w:fill="F7F7FC" w:color="auto" w:val="clear"/>
+            <w:tcMar>
+              <w:top w:type="dxa" w:w="60"/>
+              <w:left w:type="dxa" w:w="100"/>
+              <w:bottom w:type="dxa" w:w="60"/>
+              <w:right w:type="dxa" w:w="100"/>
+            </w:tcMar>
+            <w:vAlign w:val="top"/>
+          </w:tcPr>
+          <w:p>
+            <w:pPr>
+              <w:spacing w:after="0" w:before="0"/>
+            </w:pPr>
+            <w:r>
+              <w:rPr>
+                <w:sz w:val="19"/>
+                <w:szCs w:val="19"/>
+              </w:rPr>
+              <w:t xml:space="preserve">BATCH-&lt;id&gt;_results.csv (batch DONE), password file</w:t>
+            </w:r>
+          </w:p>
+        </w:tc>
+        <w:tc>
+          <w:tcPr>
+            <w:tcW w:type="dxa" w:w="1301"/>
+            <w:tcBorders>
+              <w:top w:val="single" w:color="DCE6F0" w:sz="4"/>
+              <w:left w:val="single" w:color="DCE6F0" w:sz="4"/>
+              <w:bottom w:val="single" w:color="DCE6F0" w:sz="4"/>
+              <w:right w:val="single" w:color="DCE6F0" w:sz="4"/>
+            </w:tcBorders>
+            <w:shd w:fill="F7F7FC" w:color="auto" w:val="clear"/>
+            <w:tcMar>
+              <w:top w:type="dxa" w:w="60"/>
+              <w:left w:type="dxa" w:w="100"/>
+              <w:bottom w:type="dxa" w:w="60"/>
+              <w:right w:type="dxa" w:w="100"/>
+            </w:tcMar>
+            <w:vAlign w:val="top"/>
+          </w:tcPr>
+          <w:p>
+            <w:pPr>
+              <w:spacing w:after="0" w:before="0"/>
+            </w:pPr>
+            <w:r>
+              <w:rPr>
+                <w:sz w:val="19"/>
+                <w:szCs w:val="19"/>
+              </w:rPr>
+              <w:t xml:space="preserve">Run finished</w:t>
+            </w:r>
+          </w:p>
+        </w:tc>
+      </w:tr>
+      <w:tr>
+        <w:trPr>
+          <w:cantSplit/>
+        </w:trPr>
+        <w:tc>
+          <w:tcPr>
+            <w:tcW w:type="dxa" w:w="411"/>
+            <w:tcBorders>
+              <w:top w:val="single" w:color="DCE6F0" w:sz="4"/>
+              <w:left w:val="single" w:color="DCE6F0" w:sz="4"/>
+              <w:bottom w:val="single" w:color="DCE6F0" w:sz="4"/>
+              <w:right w:val="single" w:color="DCE6F0" w:sz="4"/>
+            </w:tcBorders>
+            <w:shd w:fill="FFFFFF" w:color="auto" w:val="clear"/>
+            <w:tcMar>
+              <w:top w:type="dxa" w:w="60"/>
+              <w:left w:type="dxa" w:w="100"/>
+              <w:bottom w:type="dxa" w:w="60"/>
+              <w:right w:type="dxa" w:w="100"/>
+            </w:tcMar>
+            <w:vAlign w:val="top"/>
+          </w:tcPr>
+          <w:p>
+            <w:pPr>
+              <w:spacing w:after="0" w:before="0"/>
+            </w:pPr>
+            <w:r>
+              <w:rPr>
+                <w:sz w:val="19"/>
+                <w:szCs w:val="19"/>
+              </w:rPr>
+              <w:t xml:space="preserve">7</w:t>
+            </w:r>
+          </w:p>
+        </w:tc>
+        <w:tc>
+          <w:tcPr>
+            <w:tcW w:type="dxa" w:w="1544"/>
+            <w:tcBorders>
+              <w:top w:val="single" w:color="DCE6F0" w:sz="4"/>
+              <w:left w:val="single" w:color="DCE6F0" w:sz="4"/>
+              <w:bottom w:val="single" w:color="DCE6F0" w:sz="4"/>
+              <w:right w:val="single" w:color="DCE6F0" w:sz="4"/>
+            </w:tcBorders>
+            <w:shd w:fill="FFFFFF" w:color="auto" w:val="clear"/>
+            <w:tcMar>
+              <w:top w:type="dxa" w:w="60"/>
+              <w:left w:type="dxa" w:w="100"/>
+              <w:bottom w:type="dxa" w:w="60"/>
+              <w:right w:type="dxa" w:w="100"/>
+            </w:tcMar>
+            <w:vAlign w:val="top"/>
+          </w:tcPr>
+          <w:p>
+            <w:pPr>
+              <w:spacing w:after="0" w:before="0"/>
+            </w:pPr>
+            <w:r>
+              <w:rPr>
+                <w:sz w:val="19"/>
+                <w:szCs w:val="19"/>
+              </w:rPr>
+              <w:t xml:space="preserve">Back to safe mode</w:t>
+            </w:r>
+          </w:p>
+        </w:tc>
+        <w:tc>
+          <w:tcPr>
+            <w:tcW w:type="dxa" w:w="2059"/>
+            <w:tcBorders>
+              <w:top w:val="single" w:color="DCE6F0" w:sz="4"/>
+              <w:left w:val="single" w:color="DCE6F0" w:sz="4"/>
+              <w:bottom w:val="single" w:color="DCE6F0" w:sz="4"/>
+              <w:right w:val="single" w:color="DCE6F0" w:sz="4"/>
+            </w:tcBorders>
+            <w:shd w:fill="FFFFFF" w:color="auto" w:val="clear"/>
+            <w:tcMar>
+              <w:top w:type="dxa" w:w="60"/>
+              <w:left w:type="dxa" w:w="100"/>
+              <w:bottom w:type="dxa" w:w="60"/>
+              <w:right w:type="dxa" w:w="100"/>
+            </w:tcMar>
+            <w:vAlign w:val="top"/>
+          </w:tcPr>
+          <w:p>
+            <w:pPr>
+              <w:spacing w:after="0" w:before="0"/>
+            </w:pPr>
+            <w:r>
+              <w:rPr>
+                <w:sz w:val="19"/>
+                <w:szCs w:val="19"/>
+              </w:rPr>
+              <w:t xml:space="preserve">Edit bulkreg.ini</w:t>
+            </w:r>
+          </w:p>
+        </w:tc>
+        <w:tc>
+          <w:tcPr>
+            <w:tcW w:type="dxa" w:w="1029"/>
+            <w:tcBorders>
+              <w:top w:val="single" w:color="DCE6F0" w:sz="4"/>
+              <w:left w:val="single" w:color="DCE6F0" w:sz="4"/>
+              <w:bottom w:val="single" w:color="DCE6F0" w:sz="4"/>
+              <w:right w:val="single" w:color="DCE6F0" w:sz="4"/>
+            </w:tcBorders>
+            <w:shd w:fill="FFFFFF" w:color="auto" w:val="clear"/>
+            <w:tcMar>
+              <w:top w:type="dxa" w:w="60"/>
+              <w:left w:type="dxa" w:w="100"/>
+              <w:bottom w:type="dxa" w:w="60"/>
+              <w:right w:type="dxa" w:w="100"/>
+            </w:tcMar>
+            <w:vAlign w:val="top"/>
+          </w:tcPr>
+          <w:p>
+            <w:pPr>
+              <w:spacing w:after="0" w:before="0"/>
+            </w:pPr>
+            <w:r>
+              <w:rPr>
+                <w:sz w:val="19"/>
+                <w:szCs w:val="19"/>
+              </w:rPr>
+              <w:t xml:space="preserve">set </w:t>
+            </w:r>
+            <w:r>
+              <w:rPr>
+                <w:b/>
+                <w:bCs/>
+                <w:sz w:val="19"/>
+                <w:szCs w:val="19"/>
+              </w:rPr>
+              <w:t xml:space="preserve">1</w:t>
+            </w:r>
+          </w:p>
+        </w:tc>
+        <w:tc>
+          <w:tcPr>
+            <w:tcW w:type="dxa" w:w="1544"/>
+            <w:tcBorders>
+              <w:top w:val="single" w:color="DCE6F0" w:sz="4"/>
+              <w:left w:val="single" w:color="DCE6F0" w:sz="4"/>
+              <w:bottom w:val="single" w:color="DCE6F0" w:sz="4"/>
+              <w:right w:val="single" w:color="DCE6F0" w:sz="4"/>
+            </w:tcBorders>
+            <w:shd w:fill="FFFFFF" w:color="auto" w:val="clear"/>
+            <w:tcMar>
+              <w:top w:type="dxa" w:w="60"/>
+              <w:left w:type="dxa" w:w="100"/>
+              <w:bottom w:type="dxa" w:w="60"/>
+              <w:right w:type="dxa" w:w="100"/>
+            </w:tcMar>
+            <w:vAlign w:val="top"/>
+          </w:tcPr>
+          <w:p>
+            <w:pPr>
+              <w:spacing w:after="0" w:before="0"/>
+            </w:pPr>
+            <w:r>
+              <w:rPr>
+                <w:sz w:val="19"/>
+                <w:szCs w:val="19"/>
+              </w:rPr>
+              <w:t xml:space="preserve">–</w:t>
+            </w:r>
+          </w:p>
+        </w:tc>
+        <w:tc>
+          <w:tcPr>
+            <w:tcW w:type="dxa" w:w="1750"/>
+            <w:tcBorders>
+              <w:top w:val="single" w:color="DCE6F0" w:sz="4"/>
+              <w:left w:val="single" w:color="DCE6F0" w:sz="4"/>
+              <w:bottom w:val="single" w:color="DCE6F0" w:sz="4"/>
+              <w:right w:val="single" w:color="DCE6F0" w:sz="4"/>
+            </w:tcBorders>
+            <w:shd w:fill="FFFFFF" w:color="auto" w:val="clear"/>
+            <w:tcMar>
+              <w:top w:type="dxa" w:w="60"/>
+              <w:left w:type="dxa" w:w="100"/>
+              <w:bottom w:type="dxa" w:w="60"/>
+              <w:right w:type="dxa" w:w="100"/>
+            </w:tcMar>
+            <w:vAlign w:val="top"/>
+          </w:tcPr>
+          <w:p>
+            <w:pPr>
+              <w:spacing w:after="0" w:before="0"/>
+            </w:pPr>
+            <w:r>
+              <w:rPr>
+                <w:sz w:val="19"/>
+                <w:szCs w:val="19"/>
+              </w:rPr>
+              <w:t xml:space="preserve">–</w:t>
+            </w:r>
+          </w:p>
+        </w:tc>
+        <w:tc>
+          <w:tcPr>
+            <w:tcW w:type="dxa" w:w="1301"/>
+            <w:tcBorders>
+              <w:top w:val="single" w:color="DCE6F0" w:sz="4"/>
+              <w:left w:val="single" w:color="DCE6F0" w:sz="4"/>
+              <w:bottom w:val="single" w:color="DCE6F0" w:sz="4"/>
+              <w:right w:val="single" w:color="DCE6F0" w:sz="4"/>
+            </w:tcBorders>
+            <w:shd w:fill="FFFFFF" w:color="auto" w:val="clear"/>
+            <w:tcMar>
+              <w:top w:type="dxa" w:w="60"/>
+              <w:left w:type="dxa" w:w="100"/>
+              <w:bottom w:type="dxa" w:w="60"/>
+              <w:right w:type="dxa" w:w="100"/>
+            </w:tcMar>
+            <w:vAlign w:val="top"/>
+          </w:tcPr>
+          <w:p>
+            <w:pPr>
+              <w:spacing w:after="0" w:before="0"/>
+            </w:pPr>
+            <w:r>
+              <w:rPr>
+                <w:sz w:val="19"/>
+                <w:szCs w:val="19"/>
+              </w:rPr>
+              <w:t xml:space="preserve">–</w:t>
+            </w:r>
+          </w:p>
+        </w:tc>
+      </w:tr>
+      <w:tr>
+        <w:trPr>
+          <w:cantSplit/>
+        </w:trPr>
+        <w:tc>
+          <w:tcPr>
+            <w:tcW w:type="dxa" w:w="411"/>
+            <w:tcBorders>
+              <w:top w:val="single" w:color="DCE6F0" w:sz="4"/>
+              <w:left w:val="single" w:color="DCE6F0" w:sz="4"/>
+              <w:bottom w:val="single" w:color="DCE6F0" w:sz="4"/>
+              <w:right w:val="single" w:color="DCE6F0" w:sz="4"/>
+            </w:tcBorders>
+            <w:shd w:fill="F7F7FC" w:color="auto" w:val="clear"/>
+            <w:tcMar>
+              <w:top w:type="dxa" w:w="60"/>
+              <w:left w:type="dxa" w:w="100"/>
+              <w:bottom w:type="dxa" w:w="60"/>
+              <w:right w:type="dxa" w:w="100"/>
+            </w:tcMar>
+            <w:vAlign w:val="top"/>
+          </w:tcPr>
+          <w:p>
+            <w:pPr>
+              <w:spacing w:after="0" w:before="0"/>
+            </w:pPr>
+            <w:r>
+              <w:rPr>
+                <w:sz w:val="19"/>
+                <w:szCs w:val="19"/>
+              </w:rPr>
+              <w:t xml:space="preserve">8</w:t>
+            </w:r>
+          </w:p>
+        </w:tc>
+        <w:tc>
+          <w:tcPr>
+            <w:tcW w:type="dxa" w:w="1544"/>
+            <w:tcBorders>
+              <w:top w:val="single" w:color="DCE6F0" w:sz="4"/>
+              <w:left w:val="single" w:color="DCE6F0" w:sz="4"/>
+              <w:bottom w:val="single" w:color="DCE6F0" w:sz="4"/>
+              <w:right w:val="single" w:color="DCE6F0" w:sz="4"/>
+            </w:tcBorders>
+            <w:shd w:fill="F7F7FC" w:color="auto" w:val="clear"/>
+            <w:tcMar>
+              <w:top w:type="dxa" w:w="60"/>
+              <w:left w:type="dxa" w:w="100"/>
+              <w:bottom w:type="dxa" w:w="60"/>
+              <w:right w:type="dxa" w:w="100"/>
+            </w:tcMar>
+            <w:vAlign w:val="top"/>
+          </w:tcPr>
+          <w:p>
+            <w:pPr>
+              <w:spacing w:after="0" w:before="0"/>
+            </w:pPr>
+            <w:r>
+              <w:rPr>
+                <w:sz w:val="19"/>
+                <w:szCs w:val="19"/>
+              </w:rPr>
+              <w:t xml:space="preserve">Check the result</w:t>
+            </w:r>
+          </w:p>
+        </w:tc>
+        <w:tc>
+          <w:tcPr>
+            <w:tcW w:type="dxa" w:w="2059"/>
+            <w:tcBorders>
+              <w:top w:val="single" w:color="DCE6F0" w:sz="4"/>
+              <w:left w:val="single" w:color="DCE6F0" w:sz="4"/>
+              <w:bottom w:val="single" w:color="DCE6F0" w:sz="4"/>
+              <w:right w:val="single" w:color="DCE6F0" w:sz="4"/>
+            </w:tcBorders>
+            <w:shd w:fill="F7F7FC" w:color="auto" w:val="clear"/>
+            <w:tcMar>
+              <w:top w:type="dxa" w:w="60"/>
+              <w:left w:type="dxa" w:w="100"/>
+              <w:bottom w:type="dxa" w:w="60"/>
+              <w:right w:type="dxa" w:w="100"/>
+            </w:tcMar>
+            <w:vAlign w:val="top"/>
+          </w:tcPr>
+          <w:p>
+            <w:pPr>
+              <w:spacing w:after="0" w:before="0"/>
+            </w:pPr>
+            <w:r>
+              <w:rPr>
+                <w:b/>
+                <w:bCs/>
+                <w:sz w:val="19"/>
+                <w:szCs w:val="19"/>
+              </w:rPr>
+              <w:t xml:space="preserve">04 - Verify Registration and Vault</w:t>
+            </w:r>
+            <w:r>
+              <w:rPr>
+                <w:sz w:val="19"/>
+                <w:szCs w:val="19"/>
+              </w:rPr>
+              <w:t xml:space="preserve"> (choose the batch)</w:t>
+            </w:r>
+          </w:p>
+        </w:tc>
+        <w:tc>
+          <w:tcPr>
+            <w:tcW w:type="dxa" w:w="1029"/>
+            <w:tcBorders>
+              <w:top w:val="single" w:color="DCE6F0" w:sz="4"/>
+              <w:left w:val="single" w:color="DCE6F0" w:sz="4"/>
+              <w:bottom w:val="single" w:color="DCE6F0" w:sz="4"/>
+              <w:right w:val="single" w:color="DCE6F0" w:sz="4"/>
+            </w:tcBorders>
+            <w:shd w:fill="F7F7FC" w:color="auto" w:val="clear"/>
+            <w:tcMar>
+              <w:top w:type="dxa" w:w="60"/>
+              <w:left w:type="dxa" w:w="100"/>
+              <w:bottom w:type="dxa" w:w="60"/>
+              <w:right w:type="dxa" w:w="100"/>
+            </w:tcMar>
+            <w:vAlign w:val="top"/>
+          </w:tcPr>
+          <w:p>
+            <w:pPr>
+              <w:spacing w:after="0" w:before="0"/>
+            </w:pPr>
+            <w:r>
+              <w:rPr>
+                <w:sz w:val="19"/>
+                <w:szCs w:val="19"/>
+              </w:rPr>
+              <w:t xml:space="preserve">any</w:t>
+            </w:r>
+          </w:p>
+        </w:tc>
+        <w:tc>
+          <w:tcPr>
+            <w:tcW w:type="dxa" w:w="1544"/>
+            <w:tcBorders>
+              <w:top w:val="single" w:color="DCE6F0" w:sz="4"/>
+              <w:left w:val="single" w:color="DCE6F0" w:sz="4"/>
+              <w:bottom w:val="single" w:color="DCE6F0" w:sz="4"/>
+              <w:right w:val="single" w:color="DCE6F0" w:sz="4"/>
+            </w:tcBorders>
+            <w:shd w:fill="F7F7FC" w:color="auto" w:val="clear"/>
+            <w:tcMar>
+              <w:top w:type="dxa" w:w="60"/>
+              <w:left w:type="dxa" w:w="100"/>
+              <w:bottom w:type="dxa" w:w="60"/>
+              <w:right w:type="dxa" w:w="100"/>
+            </w:tcMar>
+            <w:vAlign w:val="top"/>
+          </w:tcPr>
+          <w:p>
+            <w:pPr>
+              <w:spacing w:after="0" w:before="0"/>
+            </w:pPr>
+            <w:r>
+              <w:rPr>
+                <w:sz w:val="19"/>
+                <w:szCs w:val="19"/>
+              </w:rPr>
+              <w:t xml:space="preserve">BATCH-&lt;id&gt;.csv</w:t>
+            </w:r>
+          </w:p>
+        </w:tc>
+        <w:tc>
+          <w:tcPr>
+            <w:tcW w:type="dxa" w:w="1750"/>
+            <w:tcBorders>
+              <w:top w:val="single" w:color="DCE6F0" w:sz="4"/>
+              <w:left w:val="single" w:color="DCE6F0" w:sz="4"/>
+              <w:bottom w:val="single" w:color="DCE6F0" w:sz="4"/>
+              <w:right w:val="single" w:color="DCE6F0" w:sz="4"/>
+            </w:tcBorders>
+            <w:shd w:fill="F7F7FC" w:color="auto" w:val="clear"/>
+            <w:tcMar>
+              <w:top w:type="dxa" w:w="60"/>
+              <w:left w:type="dxa" w:w="100"/>
+              <w:bottom w:type="dxa" w:w="60"/>
+              <w:right w:type="dxa" w:w="100"/>
+            </w:tcMar>
+            <w:vAlign w:val="top"/>
+          </w:tcPr>
+          <w:p>
+            <w:pPr>
+              <w:spacing w:after="0" w:before="0"/>
+            </w:pPr>
+            <w:r>
+              <w:rPr>
+                <w:sz w:val="19"/>
+                <w:szCs w:val="19"/>
+              </w:rPr>
+              <w:t xml:space="preserve">BATCH-&lt;id&gt;_verify_&lt;run&gt;.csv</w:t>
+            </w:r>
+          </w:p>
+        </w:tc>
+        <w:tc>
+          <w:tcPr>
+            <w:tcW w:type="dxa" w:w="1301"/>
+            <w:tcBorders>
+              <w:top w:val="single" w:color="DCE6F0" w:sz="4"/>
+              <w:left w:val="single" w:color="DCE6F0" w:sz="4"/>
+              <w:bottom w:val="single" w:color="DCE6F0" w:sz="4"/>
+              <w:right w:val="single" w:color="DCE6F0" w:sz="4"/>
+            </w:tcBorders>
+            <w:shd w:fill="F7F7FC" w:color="auto" w:val="clear"/>
+            <w:tcMar>
+              <w:top w:type="dxa" w:w="60"/>
+              <w:left w:type="dxa" w:w="100"/>
+              <w:bottom w:type="dxa" w:w="60"/>
+              <w:right w:type="dxa" w:w="100"/>
+            </w:tcMar>
+            <w:vAlign w:val="top"/>
+          </w:tcPr>
+          <w:p>
+            <w:pPr>
+              <w:spacing w:after="0" w:before="0"/>
+            </w:pPr>
+            <w:r>
+              <w:rPr>
+                <w:sz w:val="19"/>
+                <w:szCs w:val="19"/>
+              </w:rPr>
+              <w:t xml:space="preserve">REGISTERED + IN_VAULT + MAILFILE_OK</w:t>
+            </w:r>
+          </w:p>
+        </w:tc>
+      </w:tr>
+      <w:tr>
+        <w:trPr>
+          <w:cantSplit/>
+        </w:trPr>
+        <w:tc>
+          <w:tcPr>
+            <w:tcW w:type="dxa" w:w="411"/>
+            <w:tcBorders>
+              <w:top w:val="single" w:color="DCE6F0" w:sz="4"/>
+              <w:left w:val="single" w:color="DCE6F0" w:sz="4"/>
+              <w:bottom w:val="single" w:color="DCE6F0" w:sz="4"/>
+              <w:right w:val="single" w:color="DCE6F0" w:sz="4"/>
+            </w:tcBorders>
+            <w:shd w:fill="FFFFFF" w:color="auto" w:val="clear"/>
+            <w:tcMar>
+              <w:top w:type="dxa" w:w="60"/>
+              <w:left w:type="dxa" w:w="100"/>
+              <w:bottom w:type="dxa" w:w="60"/>
+              <w:right w:type="dxa" w:w="100"/>
+            </w:tcMar>
+            <w:vAlign w:val="top"/>
+          </w:tcPr>
+          <w:p>
+            <w:pPr>
+              <w:spacing w:after="0" w:before="0"/>
+            </w:pPr>
+            <w:r>
+              <w:rPr>
+                <w:sz w:val="19"/>
+                <w:szCs w:val="19"/>
+              </w:rPr>
+              <w:t xml:space="preserve">9</w:t>
+            </w:r>
+          </w:p>
+        </w:tc>
+        <w:tc>
+          <w:tcPr>
+            <w:tcW w:type="dxa" w:w="1544"/>
+            <w:tcBorders>
+              <w:top w:val="single" w:color="DCE6F0" w:sz="4"/>
+              <w:left w:val="single" w:color="DCE6F0" w:sz="4"/>
+              <w:bottom w:val="single" w:color="DCE6F0" w:sz="4"/>
+              <w:right w:val="single" w:color="DCE6F0" w:sz="4"/>
+            </w:tcBorders>
+            <w:shd w:fill="FFFFFF" w:color="auto" w:val="clear"/>
+            <w:tcMar>
+              <w:top w:type="dxa" w:w="60"/>
+              <w:left w:type="dxa" w:w="100"/>
+              <w:bottom w:type="dxa" w:w="60"/>
+              <w:right w:type="dxa" w:w="100"/>
+            </w:tcMar>
+            <w:vAlign w:val="top"/>
+          </w:tcPr>
+          <w:p>
+            <w:pPr>
+              <w:spacing w:after="0" w:before="0"/>
+            </w:pPr>
+            <w:r>
+              <w:rPr>
+                <w:sz w:val="19"/>
+                <w:szCs w:val="19"/>
+              </w:rPr>
+              <w:t xml:space="preserve">Close</w:t>
+            </w:r>
+          </w:p>
+        </w:tc>
+        <w:tc>
+          <w:tcPr>
+            <w:tcW w:type="dxa" w:w="2059"/>
+            <w:tcBorders>
+              <w:top w:val="single" w:color="DCE6F0" w:sz="4"/>
+              <w:left w:val="single" w:color="DCE6F0" w:sz="4"/>
+              <w:bottom w:val="single" w:color="DCE6F0" w:sz="4"/>
+              <w:right w:val="single" w:color="DCE6F0" w:sz="4"/>
+            </w:tcBorders>
+            <w:shd w:fill="FFFFFF" w:color="auto" w:val="clear"/>
+            <w:tcMar>
+              <w:top w:type="dxa" w:w="60"/>
+              <w:left w:type="dxa" w:w="100"/>
+              <w:bottom w:type="dxa" w:w="60"/>
+              <w:right w:type="dxa" w:w="100"/>
+            </w:tcMar>
+            <w:vAlign w:val="top"/>
+          </w:tcPr>
+          <w:p>
+            <w:pPr>
+              <w:spacing w:after="0" w:before="0"/>
+            </w:pPr>
+            <w:r>
+              <w:rPr>
+                <w:sz w:val="19"/>
+                <w:szCs w:val="19"/>
+              </w:rPr>
+              <w:t xml:space="preserve">Hand over passwords; PurgeSecrets</w:t>
+            </w:r>
+          </w:p>
+        </w:tc>
+        <w:tc>
+          <w:tcPr>
+            <w:tcW w:type="dxa" w:w="1029"/>
+            <w:tcBorders>
+              <w:top w:val="single" w:color="DCE6F0" w:sz="4"/>
+              <w:left w:val="single" w:color="DCE6F0" w:sz="4"/>
+              <w:bottom w:val="single" w:color="DCE6F0" w:sz="4"/>
+              <w:right w:val="single" w:color="DCE6F0" w:sz="4"/>
+            </w:tcBorders>
+            <w:shd w:fill="FFFFFF" w:color="auto" w:val="clear"/>
+            <w:tcMar>
+              <w:top w:type="dxa" w:w="60"/>
+              <w:left w:type="dxa" w:w="100"/>
+              <w:bottom w:type="dxa" w:w="60"/>
+              <w:right w:type="dxa" w:w="100"/>
+            </w:tcMar>
+            <w:vAlign w:val="top"/>
+          </w:tcPr>
+          <w:p>
+            <w:pPr>
+              <w:spacing w:after="0" w:before="0"/>
+            </w:pPr>
+            <w:r>
+              <w:rPr>
+                <w:sz w:val="19"/>
+                <w:szCs w:val="19"/>
+              </w:rPr>
+              <w:t xml:space="preserve">1</w:t>
+            </w:r>
+          </w:p>
+        </w:tc>
+        <w:tc>
+          <w:tcPr>
+            <w:tcW w:type="dxa" w:w="1544"/>
+            <w:tcBorders>
+              <w:top w:val="single" w:color="DCE6F0" w:sz="4"/>
+              <w:left w:val="single" w:color="DCE6F0" w:sz="4"/>
+              <w:bottom w:val="single" w:color="DCE6F0" w:sz="4"/>
+              <w:right w:val="single" w:color="DCE6F0" w:sz="4"/>
+            </w:tcBorders>
+            <w:shd w:fill="FFFFFF" w:color="auto" w:val="clear"/>
+            <w:tcMar>
+              <w:top w:type="dxa" w:w="60"/>
+              <w:left w:type="dxa" w:w="100"/>
+              <w:bottom w:type="dxa" w:w="60"/>
+              <w:right w:type="dxa" w:w="100"/>
+            </w:tcMar>
+            <w:vAlign w:val="top"/>
+          </w:tcPr>
+          <w:p>
+            <w:pPr>
+              <w:spacing w:after="0" w:before="0"/>
+            </w:pPr>
+            <w:r>
+              <w:rPr>
+                <w:sz w:val="19"/>
+                <w:szCs w:val="19"/>
+              </w:rPr>
+              <w:t xml:space="preserve">password file, ids</w:t>
+            </w:r>
+          </w:p>
+        </w:tc>
+        <w:tc>
+          <w:tcPr>
+            <w:tcW w:type="dxa" w:w="1750"/>
+            <w:tcBorders>
+              <w:top w:val="single" w:color="DCE6F0" w:sz="4"/>
+              <w:left w:val="single" w:color="DCE6F0" w:sz="4"/>
+              <w:bottom w:val="single" w:color="DCE6F0" w:sz="4"/>
+              <w:right w:val="single" w:color="DCE6F0" w:sz="4"/>
+            </w:tcBorders>
+            <w:shd w:fill="FFFFFF" w:color="auto" w:val="clear"/>
+            <w:tcMar>
+              <w:top w:type="dxa" w:w="60"/>
+              <w:left w:type="dxa" w:w="100"/>
+              <w:bottom w:type="dxa" w:w="60"/>
+              <w:right w:type="dxa" w:w="100"/>
+            </w:tcMar>
+            <w:vAlign w:val="top"/>
+          </w:tcPr>
+          <w:p>
+            <w:pPr>
+              <w:spacing w:after="0" w:before="0"/>
+            </w:pPr>
+            <w:r>
+              <w:rPr>
+                <w:sz w:val="19"/>
+                <w:szCs w:val="19"/>
+              </w:rPr>
+              <w:t xml:space="preserve">–</w:t>
+            </w:r>
+          </w:p>
+        </w:tc>
+        <w:tc>
+          <w:tcPr>
+            <w:tcW w:type="dxa" w:w="1301"/>
+            <w:tcBorders>
+              <w:top w:val="single" w:color="DCE6F0" w:sz="4"/>
+              <w:left w:val="single" w:color="DCE6F0" w:sz="4"/>
+              <w:bottom w:val="single" w:color="DCE6F0" w:sz="4"/>
+              <w:right w:val="single" w:color="DCE6F0" w:sz="4"/>
+            </w:tcBorders>
+            <w:shd w:fill="FFFFFF" w:color="auto" w:val="clear"/>
+            <w:tcMar>
+              <w:top w:type="dxa" w:w="60"/>
+              <w:left w:type="dxa" w:w="100"/>
+              <w:bottom w:type="dxa" w:w="60"/>
+              <w:right w:type="dxa" w:w="100"/>
+            </w:tcMar>
+            <w:vAlign w:val="top"/>
+          </w:tcPr>
+          <w:p>
+            <w:pPr>
+              <w:spacing w:after="0" w:before="0"/>
+            </w:pPr>
+            <w:r>
+              <w:rPr>
+                <w:sz w:val="19"/>
+                <w:szCs w:val="19"/>
+              </w:rPr>
+              <w:t xml:space="preserve">Then start the next batch at step 1 (or 2)</w:t>
+            </w:r>
+          </w:p>
+        </w:tc>
+      </w:tr>
+    </w:tbl>
+    <w:p>
+      <w:pPr>
+        <w:spacing w:after="80" w:before="0"/>
+      </w:pPr>
+    </w:p>
+    <w:p>
+      <w:pPr>
+        <w:pStyle w:val="Heading3"/>
+      </w:pPr>
+      <w:r>
+        <w:t xml:space="preserve">Rules</w:t>
+      </w:r>
+    </w:p>
+    <w:p>
+      <w:pPr>
+        <w:pStyle w:val="ListParagraph"/>
+        <w:numPr>
+          <w:ilvl w:val="0"/>
+          <w:numId w:val="2"/>
+        </w:numPr>
+      </w:pPr>
+      <w:r>
+        <w:rPr>
+          <w:b/>
+          <w:bCs/>
+        </w:rPr>
+        <w:t xml:space="preserve">03 only accepts a batch file built by 02.</w:t>
+      </w:r>
+      <w:r>
+        <w:t xml:space="preserve"> It never selects users by itself. There is no 03 without 02.</w:t>
+      </w:r>
+    </w:p>
+    <w:p>
+      <w:pPr>
+        <w:pStyle w:val="ListParagraph"/>
+        <w:numPr>
+          <w:ilvl w:val="0"/>
+          <w:numId w:val="2"/>
+        </w:numPr>
+      </w:pPr>
+      <w:r>
+        <w:rPr>
+          <w:b/>
+          <w:bCs/>
+        </w:rPr>
+        <w:t xml:space="preserve">Always run 03 twice per batch:</w:t>
+      </w:r>
+      <w:r>
+        <w:t xml:space="preserve"> first with DryRun=1, then with DryRun=0, on the </w:t>
+      </w:r>
+      <w:r>
+        <w:rPr>
+          <w:b/>
+          <w:bCs/>
+        </w:rPr>
+        <w:t xml:space="preserve">same</w:t>
+      </w:r>
+      <w:r>
+        <w:t xml:space="preserve"> batch file.</w:t>
+      </w:r>
+    </w:p>
+    <w:p>
+      <w:pPr>
+        <w:pStyle w:val="ListParagraph"/>
+        <w:numPr>
+          <w:ilvl w:val="0"/>
+          <w:numId w:val="2"/>
+        </w:numPr>
+      </w:pPr>
+      <w:r>
+        <w:rPr>
+          <w:b/>
+          <w:bCs/>
+        </w:rPr>
+        <w:t xml:space="preserve">One LIVE run per batch.</w:t>
+      </w:r>
+      <w:r>
+        <w:t xml:space="preserve"> After it, the batch is DONE and 03 refuses it. Users not registered (FAILED, NOT_PROCESSED) are picked up again by the next 02.</w:t>
+      </w:r>
+    </w:p>
+    <w:p>
+      <w:pPr>
+        <w:pStyle w:val="ListParagraph"/>
+        <w:numPr>
+          <w:ilvl w:val="0"/>
+          <w:numId w:val="2"/>
+        </w:numPr>
+      </w:pPr>
+      <w:r>
+        <w:rPr>
+          <w:b/>
+          <w:bCs/>
+        </w:rPr>
+        <w:t xml:space="preserve">01 before 02</w:t>
+      </w:r>
+      <w:r>
+        <w:t xml:space="preserve"> the first time and whenever AD data, server_mapping.csv or servers changed. Otherwise it is recommended before each batch.</w:t>
+      </w:r>
+    </w:p>
+    <w:p>
+      <w:pPr>
+        <w:pStyle w:val="ListParagraph"/>
+        <w:numPr>
+          <w:ilvl w:val="0"/>
+          <w:numId w:val="2"/>
+        </w:numPr>
+      </w:pPr>
+      <w:r>
+        <w:rPr>
+          <w:b/>
+          <w:bCs/>
+        </w:rPr>
+        <w:t xml:space="preserve">04 after every LIVE run</w:t>
+      </w:r>
+      <w:r>
+        <w:t xml:space="preserve">, and again later for users that were still pending (vault or mail file).</w:t>
+      </w:r>
+    </w:p>
+    <w:p>
+      <w:pPr>
+        <w:pStyle w:val="ListParagraph"/>
+        <w:numPr>
+          <w:ilvl w:val="0"/>
+          <w:numId w:val="2"/>
+        </w:numPr>
+      </w:pPr>
+      <w:r>
+        <w:rPr>
+          <w:b/>
+          <w:bCs/>
+        </w:rPr>
+        <w:t xml:space="preserve">Only one batch open at a time</w:t>
+      </w:r>
+      <w:r>
+        <w:t xml:space="preserve"> is the simplest way to work. 02 never puts a user into two open batches.</w:t>
+      </w:r>
+    </w:p>
+    <w:p>
+      <w:pPr>
+        <w:pStyle w:val="ListParagraph"/>
+        <w:numPr>
+          <w:ilvl w:val="0"/>
+          <w:numId w:val="2"/>
+        </w:numPr>
+      </w:pPr>
+      <w:r>
+        <w:rPr>
+          <w:b/>
+          <w:bCs/>
+        </w:rPr>
+        <w:t xml:space="preserve">05 is never part of this sequence.</w:t>
+      </w:r>
+    </w:p>
+    <w:p>
+      <w:pPr>
+        <w:pStyle w:val="Heading3"/>
+      </w:pPr>
+      <w:r>
+        <w:t xml:space="preserve">Where each step is described in detail</w:t>
+      </w:r>
+    </w:p>
+    <w:tbl>
+      <w:tblPr>
+        <w:tblW w:type="dxa" w:w="9638"/>
+        <w:tblBorders>
+          <w:top w:val="single" w:color="auto" w:sz="4"/>
+          <w:left w:val="single" w:color="auto" w:sz="4"/>
+          <w:bottom w:val="single" w:color="auto" w:sz="4"/>
+          <w:right w:val="single" w:color="auto" w:sz="4"/>
+          <w:insideH w:val="single" w:color="auto" w:sz="4"/>
+          <w:insideV w:val="single" w:color="auto" w:sz="4"/>
+        </w:tblBorders>
+      </w:tblPr>
+      <w:tblGrid>
+        <w:gridCol w:w="2471"/>
+        <w:gridCol w:w="7167"/>
+      </w:tblGrid>
+      <w:tr>
+        <w:trPr>
+          <w:tblHeader/>
+        </w:trPr>
+        <w:tc>
+          <w:tcPr>
+            <w:tcW w:type="dxa" w:w="2471"/>
+            <w:tcBorders>
+              <w:top w:val="single" w:color="DCE6F0" w:sz="4"/>
+              <w:left w:val="single" w:color="DCE6F0" w:sz="4"/>
+              <w:bottom w:val="single" w:color="DCE6F0" w:sz="4"/>
+              <w:right w:val="single" w:color="DCE6F0" w:sz="4"/>
+            </w:tcBorders>
+            <w:shd w:fill="17707F" w:color="auto" w:val="clear"/>
+            <w:tcMar>
+              <w:top w:type="dxa" w:w="60"/>
+              <w:left w:type="dxa" w:w="100"/>
+              <w:bottom w:type="dxa" w:w="60"/>
+              <w:right w:type="dxa" w:w="100"/>
+            </w:tcMar>
+            <w:vAlign w:val="top"/>
+          </w:tcPr>
+          <w:p>
+            <w:pPr>
+              <w:spacing w:after="0" w:before="0"/>
+            </w:pPr>
+            <w:r>
+              <w:rPr>
+                <w:b/>
+                <w:bCs/>
+                <w:color w:val="FFFFFF"/>
+                <w:sz w:val="19"/>
+                <w:szCs w:val="19"/>
+              </w:rPr>
+              <w:t xml:space="preserve">Step</w:t>
+            </w:r>
+          </w:p>
+        </w:tc>
+        <w:tc>
+          <w:tcPr>
+            <w:tcW w:type="dxa" w:w="7167"/>
+            <w:tcBorders>
+              <w:top w:val="single" w:color="DCE6F0" w:sz="4"/>
+              <w:left w:val="single" w:color="DCE6F0" w:sz="4"/>
+              <w:bottom w:val="single" w:color="DCE6F0" w:sz="4"/>
+              <w:right w:val="single" w:color="DCE6F0" w:sz="4"/>
+            </w:tcBorders>
+            <w:shd w:fill="17707F" w:color="auto" w:val="clear"/>
+            <w:tcMar>
+              <w:top w:type="dxa" w:w="60"/>
+              <w:left w:type="dxa" w:w="100"/>
+              <w:bottom w:type="dxa" w:w="60"/>
+              <w:right w:type="dxa" w:w="100"/>
+            </w:tcMar>
+            <w:vAlign w:val="top"/>
+          </w:tcPr>
+          <w:p>
+            <w:pPr>
+              <w:spacing w:after="0" w:before="0"/>
+            </w:pPr>
+            <w:r>
+              <w:rPr>
+                <w:b/>
+                <w:bCs/>
+                <w:color w:val="FFFFFF"/>
+                <w:sz w:val="19"/>
+                <w:szCs w:val="19"/>
+              </w:rPr>
+              <w:t xml:space="preserve">Procedure</w:t>
+            </w:r>
+          </w:p>
+        </w:tc>
+      </w:tr>
+      <w:tr>
+        <w:trPr>
+          <w:cantSplit/>
+        </w:trPr>
+        <w:tc>
+          <w:tcPr>
+            <w:tcW w:type="dxa" w:w="2471"/>
+            <w:tcBorders>
+              <w:top w:val="single" w:color="DCE6F0" w:sz="4"/>
+              <w:left w:val="single" w:color="DCE6F0" w:sz="4"/>
+              <w:bottom w:val="single" w:color="DCE6F0" w:sz="4"/>
+              <w:right w:val="single" w:color="DCE6F0" w:sz="4"/>
+            </w:tcBorders>
+            <w:shd w:fill="FFFFFF" w:color="auto" w:val="clear"/>
+            <w:tcMar>
+              <w:top w:type="dxa" w:w="60"/>
+              <w:left w:type="dxa" w:w="100"/>
+              <w:bottom w:type="dxa" w:w="60"/>
+              <w:right w:type="dxa" w:w="100"/>
+            </w:tcMar>
+            <w:vAlign w:val="top"/>
+          </w:tcPr>
+          <w:p>
+            <w:pPr>
+              <w:spacing w:after="0" w:before="0"/>
+            </w:pPr>
+            <w:r>
+              <w:rPr>
+                <w:sz w:val="19"/>
+                <w:szCs w:val="19"/>
+              </w:rPr>
+              <w:t xml:space="preserve">1</w:t>
+            </w:r>
+          </w:p>
+        </w:tc>
+        <w:tc>
+          <w:tcPr>
+            <w:tcW w:type="dxa" w:w="7167"/>
+            <w:tcBorders>
+              <w:top w:val="single" w:color="DCE6F0" w:sz="4"/>
+              <w:left w:val="single" w:color="DCE6F0" w:sz="4"/>
+              <w:bottom w:val="single" w:color="DCE6F0" w:sz="4"/>
+              <w:right w:val="single" w:color="DCE6F0" w:sz="4"/>
+            </w:tcBorders>
+            <w:shd w:fill="FFFFFF" w:color="auto" w:val="clear"/>
+            <w:tcMar>
+              <w:top w:type="dxa" w:w="60"/>
+              <w:left w:type="dxa" w:w="100"/>
+              <w:bottom w:type="dxa" w:w="60"/>
+              <w:right w:type="dxa" w:w="100"/>
+            </w:tcMar>
+            <w:vAlign w:val="top"/>
+          </w:tcPr>
+          <w:p>
+            <w:pPr>
+              <w:spacing w:after="0" w:before="0"/>
+            </w:pPr>
+            <w:r>
+              <w:rPr>
+                <w:sz w:val="19"/>
+                <w:szCs w:val="19"/>
+              </w:rPr>
+              <w:t xml:space="preserve">C1 Preflight</w:t>
+            </w:r>
+          </w:p>
+        </w:tc>
+      </w:tr>
+      <w:tr>
+        <w:trPr>
+          <w:cantSplit/>
+        </w:trPr>
+        <w:tc>
+          <w:tcPr>
+            <w:tcW w:type="dxa" w:w="2471"/>
+            <w:tcBorders>
+              <w:top w:val="single" w:color="DCE6F0" w:sz="4"/>
+              <w:left w:val="single" w:color="DCE6F0" w:sz="4"/>
+              <w:bottom w:val="single" w:color="DCE6F0" w:sz="4"/>
+              <w:right w:val="single" w:color="DCE6F0" w:sz="4"/>
+            </w:tcBorders>
+            <w:shd w:fill="F7F7FC" w:color="auto" w:val="clear"/>
+            <w:tcMar>
+              <w:top w:type="dxa" w:w="60"/>
+              <w:left w:type="dxa" w:w="100"/>
+              <w:bottom w:type="dxa" w:w="60"/>
+              <w:right w:type="dxa" w:w="100"/>
+            </w:tcMar>
+            <w:vAlign w:val="top"/>
+          </w:tcPr>
+          <w:p>
+            <w:pPr>
+              <w:spacing w:after="0" w:before="0"/>
+            </w:pPr>
+            <w:r>
+              <w:rPr>
+                <w:sz w:val="19"/>
+                <w:szCs w:val="19"/>
+              </w:rPr>
+              <w:t xml:space="preserve">2</w:t>
+            </w:r>
+          </w:p>
+        </w:tc>
+        <w:tc>
+          <w:tcPr>
+            <w:tcW w:type="dxa" w:w="7167"/>
+            <w:tcBorders>
+              <w:top w:val="single" w:color="DCE6F0" w:sz="4"/>
+              <w:left w:val="single" w:color="DCE6F0" w:sz="4"/>
+              <w:bottom w:val="single" w:color="DCE6F0" w:sz="4"/>
+              <w:right w:val="single" w:color="DCE6F0" w:sz="4"/>
+            </w:tcBorders>
+            <w:shd w:fill="F7F7FC" w:color="auto" w:val="clear"/>
+            <w:tcMar>
+              <w:top w:type="dxa" w:w="60"/>
+              <w:left w:type="dxa" w:w="100"/>
+              <w:bottom w:type="dxa" w:w="60"/>
+              <w:right w:type="dxa" w:w="100"/>
+            </w:tcMar>
+            <w:vAlign w:val="top"/>
+          </w:tcPr>
+          <w:p>
+            <w:pPr>
+              <w:spacing w:after="0" w:before="0"/>
+            </w:pPr>
+            <w:r>
+              <w:rPr>
+                <w:sz w:val="19"/>
+                <w:szCs w:val="19"/>
+              </w:rPr>
+              <w:t xml:space="preserve">C2 Build a batch</w:t>
+            </w:r>
+          </w:p>
+        </w:tc>
+      </w:tr>
+      <w:tr>
+        <w:trPr>
+          <w:cantSplit/>
+        </w:trPr>
+        <w:tc>
+          <w:tcPr>
+            <w:tcW w:type="dxa" w:w="2471"/>
+            <w:tcBorders>
+              <w:top w:val="single" w:color="DCE6F0" w:sz="4"/>
+              <w:left w:val="single" w:color="DCE6F0" w:sz="4"/>
+              <w:bottom w:val="single" w:color="DCE6F0" w:sz="4"/>
+              <w:right w:val="single" w:color="DCE6F0" w:sz="4"/>
+            </w:tcBorders>
+            <w:shd w:fill="FFFFFF" w:color="auto" w:val="clear"/>
+            <w:tcMar>
+              <w:top w:type="dxa" w:w="60"/>
+              <w:left w:type="dxa" w:w="100"/>
+              <w:bottom w:type="dxa" w:w="60"/>
+              <w:right w:type="dxa" w:w="100"/>
+            </w:tcMar>
+            <w:vAlign w:val="top"/>
+          </w:tcPr>
+          <w:p>
+            <w:pPr>
+              <w:spacing w:after="0" w:before="0"/>
+            </w:pPr>
+            <w:r>
+              <w:rPr>
+                <w:sz w:val="19"/>
+                <w:szCs w:val="19"/>
+              </w:rPr>
+              <w:t xml:space="preserve">3</w:t>
+            </w:r>
+          </w:p>
+        </w:tc>
+        <w:tc>
+          <w:tcPr>
+            <w:tcW w:type="dxa" w:w="7167"/>
+            <w:tcBorders>
+              <w:top w:val="single" w:color="DCE6F0" w:sz="4"/>
+              <w:left w:val="single" w:color="DCE6F0" w:sz="4"/>
+              <w:bottom w:val="single" w:color="DCE6F0" w:sz="4"/>
+              <w:right w:val="single" w:color="DCE6F0" w:sz="4"/>
+            </w:tcBorders>
+            <w:shd w:fill="FFFFFF" w:color="auto" w:val="clear"/>
+            <w:tcMar>
+              <w:top w:type="dxa" w:w="60"/>
+              <w:left w:type="dxa" w:w="100"/>
+              <w:bottom w:type="dxa" w:w="60"/>
+              <w:right w:type="dxa" w:w="100"/>
+            </w:tcMar>
+            <w:vAlign w:val="top"/>
+          </w:tcPr>
+          <w:p>
+            <w:pPr>
+              <w:spacing w:after="0" w:before="0"/>
+            </w:pPr>
+            <w:r>
+              <w:rPr>
+                <w:sz w:val="19"/>
+                <w:szCs w:val="19"/>
+              </w:rPr>
+              <w:t xml:space="preserve">C3 Review the batch file</w:t>
+            </w:r>
+          </w:p>
+        </w:tc>
+      </w:tr>
+      <w:tr>
+        <w:trPr>
+          <w:cantSplit/>
+        </w:trPr>
+        <w:tc>
+          <w:tcPr>
+            <w:tcW w:type="dxa" w:w="2471"/>
+            <w:tcBorders>
+              <w:top w:val="single" w:color="DCE6F0" w:sz="4"/>
+              <w:left w:val="single" w:color="DCE6F0" w:sz="4"/>
+              <w:bottom w:val="single" w:color="DCE6F0" w:sz="4"/>
+              <w:right w:val="single" w:color="DCE6F0" w:sz="4"/>
+            </w:tcBorders>
+            <w:shd w:fill="F7F7FC" w:color="auto" w:val="clear"/>
+            <w:tcMar>
+              <w:top w:type="dxa" w:w="60"/>
+              <w:left w:type="dxa" w:w="100"/>
+              <w:bottom w:type="dxa" w:w="60"/>
+              <w:right w:type="dxa" w:w="100"/>
+            </w:tcMar>
+            <w:vAlign w:val="top"/>
+          </w:tcPr>
+          <w:p>
+            <w:pPr>
+              <w:spacing w:after="0" w:before="0"/>
+            </w:pPr>
+            <w:r>
+              <w:rPr>
+                <w:sz w:val="19"/>
+                <w:szCs w:val="19"/>
+              </w:rPr>
+              <w:t xml:space="preserve">4</w:t>
+            </w:r>
+          </w:p>
+        </w:tc>
+        <w:tc>
+          <w:tcPr>
+            <w:tcW w:type="dxa" w:w="7167"/>
+            <w:tcBorders>
+              <w:top w:val="single" w:color="DCE6F0" w:sz="4"/>
+              <w:left w:val="single" w:color="DCE6F0" w:sz="4"/>
+              <w:bottom w:val="single" w:color="DCE6F0" w:sz="4"/>
+              <w:right w:val="single" w:color="DCE6F0" w:sz="4"/>
+            </w:tcBorders>
+            <w:shd w:fill="F7F7FC" w:color="auto" w:val="clear"/>
+            <w:tcMar>
+              <w:top w:type="dxa" w:w="60"/>
+              <w:left w:type="dxa" w:w="100"/>
+              <w:bottom w:type="dxa" w:w="60"/>
+              <w:right w:type="dxa" w:w="100"/>
+            </w:tcMar>
+            <w:vAlign w:val="top"/>
+          </w:tcPr>
+          <w:p>
+            <w:pPr>
+              <w:spacing w:after="0" w:before="0"/>
+            </w:pPr>
+            <w:r>
+              <w:rPr>
+                <w:sz w:val="19"/>
+                <w:szCs w:val="19"/>
+              </w:rPr>
+              <w:t xml:space="preserve">C4 Dry-run the batch</w:t>
+            </w:r>
+          </w:p>
+        </w:tc>
+      </w:tr>
+      <w:tr>
+        <w:trPr>
+          <w:cantSplit/>
+        </w:trPr>
+        <w:tc>
+          <w:tcPr>
+            <w:tcW w:type="dxa" w:w="2471"/>
+            <w:tcBorders>
+              <w:top w:val="single" w:color="DCE6F0" w:sz="4"/>
+              <w:left w:val="single" w:color="DCE6F0" w:sz="4"/>
+              <w:bottom w:val="single" w:color="DCE6F0" w:sz="4"/>
+              <w:right w:val="single" w:color="DCE6F0" w:sz="4"/>
+            </w:tcBorders>
+            <w:shd w:fill="FFFFFF" w:color="auto" w:val="clear"/>
+            <w:tcMar>
+              <w:top w:type="dxa" w:w="60"/>
+              <w:left w:type="dxa" w:w="100"/>
+              <w:bottom w:type="dxa" w:w="60"/>
+              <w:right w:type="dxa" w:w="100"/>
+            </w:tcMar>
+            <w:vAlign w:val="top"/>
+          </w:tcPr>
+          <w:p>
+            <w:pPr>
+              <w:spacing w:after="0" w:before="0"/>
+            </w:pPr>
+            <w:r>
+              <w:rPr>
+                <w:sz w:val="19"/>
+                <w:szCs w:val="19"/>
+              </w:rPr>
+              <w:t xml:space="preserve">First batch only</w:t>
+            </w:r>
+          </w:p>
+        </w:tc>
+        <w:tc>
+          <w:tcPr>
+            <w:tcW w:type="dxa" w:w="7167"/>
+            <w:tcBorders>
+              <w:top w:val="single" w:color="DCE6F0" w:sz="4"/>
+              <w:left w:val="single" w:color="DCE6F0" w:sz="4"/>
+              <w:bottom w:val="single" w:color="DCE6F0" w:sz="4"/>
+              <w:right w:val="single" w:color="DCE6F0" w:sz="4"/>
+            </w:tcBorders>
+            <w:shd w:fill="FFFFFF" w:color="auto" w:val="clear"/>
+            <w:tcMar>
+              <w:top w:type="dxa" w:w="60"/>
+              <w:left w:type="dxa" w:w="100"/>
+              <w:bottom w:type="dxa" w:w="60"/>
+              <w:right w:type="dxa" w:w="100"/>
+            </w:tcMar>
+            <w:vAlign w:val="top"/>
+          </w:tcPr>
+          <w:p>
+            <w:pPr>
+              <w:spacing w:after="0" w:before="0"/>
+            </w:pPr>
+            <w:r>
+              <w:rPr>
+                <w:sz w:val="19"/>
+                <w:szCs w:val="19"/>
+              </w:rPr>
+              <w:t xml:space="preserve">C5 Pilot (2 users): steps 2–8 with two users</w:t>
+            </w:r>
+          </w:p>
+        </w:tc>
+      </w:tr>
+      <w:tr>
+        <w:trPr>
+          <w:cantSplit/>
+        </w:trPr>
+        <w:tc>
+          <w:tcPr>
+            <w:tcW w:type="dxa" w:w="2471"/>
+            <w:tcBorders>
+              <w:top w:val="single" w:color="DCE6F0" w:sz="4"/>
+              <w:left w:val="single" w:color="DCE6F0" w:sz="4"/>
+              <w:bottom w:val="single" w:color="DCE6F0" w:sz="4"/>
+              <w:right w:val="single" w:color="DCE6F0" w:sz="4"/>
+            </w:tcBorders>
+            <w:shd w:fill="F7F7FC" w:color="auto" w:val="clear"/>
+            <w:tcMar>
+              <w:top w:type="dxa" w:w="60"/>
+              <w:left w:type="dxa" w:w="100"/>
+              <w:bottom w:type="dxa" w:w="60"/>
+              <w:right w:type="dxa" w:w="100"/>
+            </w:tcMar>
+            <w:vAlign w:val="top"/>
+          </w:tcPr>
+          <w:p>
+            <w:pPr>
+              <w:spacing w:after="0" w:before="0"/>
+            </w:pPr>
+            <w:r>
+              <w:rPr>
+                <w:sz w:val="19"/>
+                <w:szCs w:val="19"/>
+              </w:rPr>
+              <w:t xml:space="preserve">5–7</w:t>
+            </w:r>
+          </w:p>
+        </w:tc>
+        <w:tc>
+          <w:tcPr>
+            <w:tcW w:type="dxa" w:w="7167"/>
+            <w:tcBorders>
+              <w:top w:val="single" w:color="DCE6F0" w:sz="4"/>
+              <w:left w:val="single" w:color="DCE6F0" w:sz="4"/>
+              <w:bottom w:val="single" w:color="DCE6F0" w:sz="4"/>
+              <w:right w:val="single" w:color="DCE6F0" w:sz="4"/>
+            </w:tcBorders>
+            <w:shd w:fill="F7F7FC" w:color="auto" w:val="clear"/>
+            <w:tcMar>
+              <w:top w:type="dxa" w:w="60"/>
+              <w:left w:type="dxa" w:w="100"/>
+              <w:bottom w:type="dxa" w:w="60"/>
+              <w:right w:type="dxa" w:w="100"/>
+            </w:tcMar>
+            <w:vAlign w:val="top"/>
+          </w:tcPr>
+          <w:p>
+            <w:pPr>
+              <w:spacing w:after="0" w:before="0"/>
+            </w:pPr>
+            <w:r>
+              <w:rPr>
+                <w:sz w:val="19"/>
+                <w:szCs w:val="19"/>
+              </w:rPr>
+              <w:t xml:space="preserve">C6 Register the reviewed batch</w:t>
+            </w:r>
+          </w:p>
+        </w:tc>
+      </w:tr>
+      <w:tr>
+        <w:trPr>
+          <w:cantSplit/>
+        </w:trPr>
+        <w:tc>
+          <w:tcPr>
+            <w:tcW w:type="dxa" w:w="2471"/>
+            <w:tcBorders>
+              <w:top w:val="single" w:color="DCE6F0" w:sz="4"/>
+              <w:left w:val="single" w:color="DCE6F0" w:sz="4"/>
+              <w:bottom w:val="single" w:color="DCE6F0" w:sz="4"/>
+              <w:right w:val="single" w:color="DCE6F0" w:sz="4"/>
+            </w:tcBorders>
+            <w:shd w:fill="FFFFFF" w:color="auto" w:val="clear"/>
+            <w:tcMar>
+              <w:top w:type="dxa" w:w="60"/>
+              <w:left w:type="dxa" w:w="100"/>
+              <w:bottom w:type="dxa" w:w="60"/>
+              <w:right w:type="dxa" w:w="100"/>
+            </w:tcMar>
+            <w:vAlign w:val="top"/>
+          </w:tcPr>
+          <w:p>
+            <w:pPr>
+              <w:spacing w:after="0" w:before="0"/>
+            </w:pPr>
+            <w:r>
+              <w:rPr>
+                <w:sz w:val="19"/>
+                <w:szCs w:val="19"/>
+              </w:rPr>
+              <w:t xml:space="preserve">8</w:t>
+            </w:r>
+          </w:p>
+        </w:tc>
+        <w:tc>
+          <w:tcPr>
+            <w:tcW w:type="dxa" w:w="7167"/>
+            <w:tcBorders>
+              <w:top w:val="single" w:color="DCE6F0" w:sz="4"/>
+              <w:left w:val="single" w:color="DCE6F0" w:sz="4"/>
+              <w:bottom w:val="single" w:color="DCE6F0" w:sz="4"/>
+              <w:right w:val="single" w:color="DCE6F0" w:sz="4"/>
+            </w:tcBorders>
+            <w:shd w:fill="FFFFFF" w:color="auto" w:val="clear"/>
+            <w:tcMar>
+              <w:top w:type="dxa" w:w="60"/>
+              <w:left w:type="dxa" w:w="100"/>
+              <w:bottom w:type="dxa" w:w="60"/>
+              <w:right w:type="dxa" w:w="100"/>
+            </w:tcMar>
+            <w:vAlign w:val="top"/>
+          </w:tcPr>
+          <w:p>
+            <w:pPr>
+              <w:spacing w:after="0" w:before="0"/>
+            </w:pPr>
+            <w:r>
+              <w:rPr>
+                <w:sz w:val="19"/>
+                <w:szCs w:val="19"/>
+              </w:rPr>
+              <w:t xml:space="preserve">C7 Verify</w:t>
+            </w:r>
+          </w:p>
+        </w:tc>
+      </w:tr>
+      <w:tr>
+        <w:trPr>
+          <w:cantSplit/>
+        </w:trPr>
+        <w:tc>
+          <w:tcPr>
+            <w:tcW w:type="dxa" w:w="2471"/>
+            <w:tcBorders>
+              <w:top w:val="single" w:color="DCE6F0" w:sz="4"/>
+              <w:left w:val="single" w:color="DCE6F0" w:sz="4"/>
+              <w:bottom w:val="single" w:color="DCE6F0" w:sz="4"/>
+              <w:right w:val="single" w:color="DCE6F0" w:sz="4"/>
+            </w:tcBorders>
+            <w:shd w:fill="F7F7FC" w:color="auto" w:val="clear"/>
+            <w:tcMar>
+              <w:top w:type="dxa" w:w="60"/>
+              <w:left w:type="dxa" w:w="100"/>
+              <w:bottom w:type="dxa" w:w="60"/>
+              <w:right w:type="dxa" w:w="100"/>
+            </w:tcMar>
+            <w:vAlign w:val="top"/>
+          </w:tcPr>
+          <w:p>
+            <w:pPr>
+              <w:spacing w:after="0" w:before="0"/>
+            </w:pPr>
+            <w:r>
+              <w:rPr>
+                <w:sz w:val="19"/>
+                <w:szCs w:val="19"/>
+              </w:rPr>
+              <w:t xml:space="preserve">9</w:t>
+            </w:r>
+          </w:p>
+        </w:tc>
+        <w:tc>
+          <w:tcPr>
+            <w:tcW w:type="dxa" w:w="7167"/>
+            <w:tcBorders>
+              <w:top w:val="single" w:color="DCE6F0" w:sz="4"/>
+              <w:left w:val="single" w:color="DCE6F0" w:sz="4"/>
+              <w:bottom w:val="single" w:color="DCE6F0" w:sz="4"/>
+              <w:right w:val="single" w:color="DCE6F0" w:sz="4"/>
+            </w:tcBorders>
+            <w:shd w:fill="F7F7FC" w:color="auto" w:val="clear"/>
+            <w:tcMar>
+              <w:top w:type="dxa" w:w="60"/>
+              <w:left w:type="dxa" w:w="100"/>
+              <w:bottom w:type="dxa" w:w="60"/>
+              <w:right w:type="dxa" w:w="100"/>
+            </w:tcMar>
+            <w:vAlign w:val="top"/>
+          </w:tcPr>
+          <w:p>
+            <w:pPr>
+              <w:spacing w:after="0" w:before="0"/>
+            </w:pPr>
+            <w:r>
+              <w:rPr>
+                <w:sz w:val="19"/>
+                <w:szCs w:val="19"/>
+              </w:rPr>
+              <w:t xml:space="preserve">C8 Hand over and clean up, C9 Next batch</w:t>
             </w:r>
           </w:p>
         </w:tc>
@@ -10218,7 +13888,7 @@
         <w:pStyle w:val="ListParagraph"/>
         <w:numPr>
           <w:ilvl w:val="0"/>
-          <w:numId w:val="2"/>
+          <w:numId w:val="3"/>
         </w:numPr>
       </w:pPr>
       <w:r>
@@ -10230,7 +13900,7 @@
         <w:pStyle w:val="ListParagraph"/>
         <w:numPr>
           <w:ilvl w:val="0"/>
-          <w:numId w:val="2"/>
+          <w:numId w:val="3"/>
         </w:numPr>
       </w:pPr>
       <w:r>
@@ -10262,7 +13932,7 @@
         <w:pStyle w:val="ListParagraph"/>
         <w:numPr>
           <w:ilvl w:val="0"/>
-          <w:numId w:val="2"/>
+          <w:numId w:val="3"/>
         </w:numPr>
       </w:pPr>
       <w:r>
@@ -10294,7 +13964,7 @@
         <w:pStyle w:val="ListParagraph"/>
         <w:numPr>
           <w:ilvl w:val="0"/>
-          <w:numId w:val="2"/>
+          <w:numId w:val="3"/>
         </w:numPr>
       </w:pPr>
       <w:r>
@@ -10326,7 +13996,7 @@
         <w:pStyle w:val="ListParagraph"/>
         <w:numPr>
           <w:ilvl w:val="0"/>
-          <w:numId w:val="2"/>
+          <w:numId w:val="3"/>
         </w:numPr>
       </w:pPr>
       <w:r>
@@ -10370,7 +14040,7 @@
         <w:pStyle w:val="ListParagraph"/>
         <w:numPr>
           <w:ilvl w:val="0"/>
-          <w:numId w:val="2"/>
+          <w:numId w:val="3"/>
         </w:numPr>
       </w:pPr>
       <w:r>
@@ -10402,7 +14072,7 @@
         <w:pStyle w:val="ListParagraph"/>
         <w:numPr>
           <w:ilvl w:val="0"/>
-          <w:numId w:val="2"/>
+          <w:numId w:val="3"/>
         </w:numPr>
       </w:pPr>
       <w:r>
@@ -10541,7 +14211,7 @@
         <w:pStyle w:val="ListParagraph"/>
         <w:numPr>
           <w:ilvl w:val="0"/>
-          <w:numId w:val="3"/>
+          <w:numId w:val="4"/>
         </w:numPr>
       </w:pPr>
       <w:r>
@@ -10553,7 +14223,7 @@
         <w:pStyle w:val="ListParagraph"/>
         <w:numPr>
           <w:ilvl w:val="0"/>
-          <w:numId w:val="3"/>
+          <w:numId w:val="4"/>
         </w:numPr>
       </w:pPr>
       <w:r>
@@ -10595,7 +14265,7 @@
         <w:pStyle w:val="ListParagraph"/>
         <w:numPr>
           <w:ilvl w:val="0"/>
-          <w:numId w:val="3"/>
+          <w:numId w:val="4"/>
         </w:numPr>
       </w:pPr>
       <w:r>
@@ -10607,7 +14277,7 @@
         <w:pStyle w:val="ListParagraph"/>
         <w:numPr>
           <w:ilvl w:val="0"/>
-          <w:numId w:val="3"/>
+          <w:numId w:val="4"/>
         </w:numPr>
       </w:pPr>
       <w:r>
@@ -10639,7 +14309,7 @@
         <w:pStyle w:val="ListParagraph"/>
         <w:numPr>
           <w:ilvl w:val="0"/>
-          <w:numId w:val="3"/>
+          <w:numId w:val="4"/>
         </w:numPr>
       </w:pPr>
       <w:r>
@@ -10671,7 +14341,7 @@
         <w:pStyle w:val="ListParagraph"/>
         <w:numPr>
           <w:ilvl w:val="0"/>
-          <w:numId w:val="3"/>
+          <w:numId w:val="4"/>
         </w:numPr>
       </w:pPr>
       <w:r>
@@ -10703,7 +14373,7 @@
         <w:pStyle w:val="ListParagraph"/>
         <w:numPr>
           <w:ilvl w:val="0"/>
-          <w:numId w:val="3"/>
+          <w:numId w:val="4"/>
         </w:numPr>
       </w:pPr>
       <w:r>
@@ -10847,7 +14517,7 @@
         <w:pStyle w:val="ListParagraph"/>
         <w:numPr>
           <w:ilvl w:val="0"/>
-          <w:numId w:val="4"/>
+          <w:numId w:val="5"/>
         </w:numPr>
       </w:pPr>
       <w:r>
@@ -10869,7 +14539,7 @@
         <w:pStyle w:val="ListParagraph"/>
         <w:numPr>
           <w:ilvl w:val="0"/>
-          <w:numId w:val="4"/>
+          <w:numId w:val="5"/>
         </w:numPr>
       </w:pPr>
       <w:r>
@@ -10901,7 +14571,7 @@
         <w:pStyle w:val="ListParagraph"/>
         <w:numPr>
           <w:ilvl w:val="0"/>
-          <w:numId w:val="4"/>
+          <w:numId w:val="5"/>
         </w:numPr>
       </w:pPr>
       <w:r>
@@ -10933,7 +14603,7 @@
         <w:pStyle w:val="ListParagraph"/>
         <w:numPr>
           <w:ilvl w:val="0"/>
-          <w:numId w:val="4"/>
+          <w:numId w:val="5"/>
         </w:numPr>
       </w:pPr>
       <w:r>
@@ -10965,7 +14635,7 @@
         <w:pStyle w:val="ListParagraph"/>
         <w:numPr>
           <w:ilvl w:val="0"/>
-          <w:numId w:val="4"/>
+          <w:numId w:val="5"/>
         </w:numPr>
       </w:pPr>
       <w:r>
@@ -10997,7 +14667,7 @@
         <w:pStyle w:val="ListParagraph"/>
         <w:numPr>
           <w:ilvl w:val="0"/>
-          <w:numId w:val="4"/>
+          <w:numId w:val="5"/>
         </w:numPr>
       </w:pPr>
       <w:r>
@@ -11029,7 +14699,7 @@
         <w:pStyle w:val="ListParagraph"/>
         <w:numPr>
           <w:ilvl w:val="0"/>
-          <w:numId w:val="4"/>
+          <w:numId w:val="5"/>
         </w:numPr>
       </w:pPr>
       <w:r>
@@ -11091,7 +14761,7 @@
         <w:pStyle w:val="ListParagraph"/>
         <w:numPr>
           <w:ilvl w:val="0"/>
-          <w:numId w:val="4"/>
+          <w:numId w:val="5"/>
         </w:numPr>
       </w:pPr>
       <w:r>
@@ -11113,7 +14783,7 @@
         <w:pStyle w:val="ListParagraph"/>
         <w:numPr>
           <w:ilvl w:val="0"/>
-          <w:numId w:val="4"/>
+          <w:numId w:val="5"/>
         </w:numPr>
       </w:pPr>
       <w:r>
@@ -11751,7 +15421,7 @@
         <w:pStyle w:val="ListParagraph"/>
         <w:numPr>
           <w:ilvl w:val="0"/>
-          <w:numId w:val="5"/>
+          <w:numId w:val="6"/>
         </w:numPr>
       </w:pPr>
       <w:r>
@@ -11819,7 +15489,7 @@
         <w:pStyle w:val="ListParagraph"/>
         <w:numPr>
           <w:ilvl w:val="0"/>
-          <w:numId w:val="5"/>
+          <w:numId w:val="6"/>
         </w:numPr>
       </w:pPr>
       <w:r>
@@ -11831,7 +15501,7 @@
         <w:pStyle w:val="ListParagraph"/>
         <w:numPr>
           <w:ilvl w:val="0"/>
-          <w:numId w:val="5"/>
+          <w:numId w:val="6"/>
         </w:numPr>
       </w:pPr>
       <w:r>
@@ -11997,7 +15667,7 @@
         <w:pStyle w:val="ListParagraph"/>
         <w:numPr>
           <w:ilvl w:val="0"/>
-          <w:numId w:val="6"/>
+          <w:numId w:val="7"/>
         </w:numPr>
       </w:pPr>
       <w:r>
@@ -12012,102 +15682,6 @@
       </w:r>
       <w:r>
         <w:t xml:space="preserve"> rights on the new folders. They normally inherit from the data directory.</w:t>
-      </w:r>
-    </w:p>
-    <w:p>
-      <w:pPr>
-        <w:pStyle w:val="ListParagraph"/>
-        <w:numPr>
-          <w:ilvl w:val="0"/>
-          <w:numId w:val="6"/>
-        </w:numPr>
-      </w:pPr>
-      <w:r>
-        <w:t xml:space="preserve">In Domino Administrator, select the server and open the </w:t>
-      </w:r>
-      <w:r>
-        <w:rPr>
-          <w:b/>
-          <w:bCs/>
-        </w:rPr>
-        <w:t xml:space="preserve">Files</w:t>
-      </w:r>
-      <w:r>
-        <w:t xml:space="preserve"> tab. Press </w:t>
-      </w:r>
-      <w:r>
-        <w:rPr>
-          <w:b/>
-          <w:bCs/>
-        </w:rPr>
-        <w:t xml:space="preserve">F9</w:t>
-      </w:r>
-      <w:r>
-        <w:t xml:space="preserve"> to refresh. </w:t>
-      </w:r>
-      <w:r>
-        <w:rPr>
-          <w:i/>
-          <w:iCs/>
-        </w:rPr>
-        <w:t xml:space="preserve">Result:</w:t>
-      </w:r>
-      <w:r>
-        <w:t xml:space="preserve"> mail1 … mail5 appear in the folder list.</w:t>
-      </w:r>
-    </w:p>
-    <w:p>
-      <w:pPr>
-        <w:pStyle w:val="ListParagraph"/>
-        <w:numPr>
-          <w:ilvl w:val="0"/>
-          <w:numId w:val="6"/>
-        </w:numPr>
-      </w:pPr>
-      <w:r>
-        <w:t xml:space="preserve">Repeat for every home server, using its own number of folders.</w:t>
-      </w:r>
-    </w:p>
-    <w:p>
-      <w:pPr>
-        <w:pStyle w:val="ListParagraph"/>
-        <w:numPr>
-          <w:ilvl w:val="0"/>
-          <w:numId w:val="6"/>
-        </w:numPr>
-      </w:pPr>
-      <w:r>
-        <w:t xml:space="preserve">Write the number of folders you created into the worksheet (row 11d). It goes into </w:t>
-      </w:r>
-      <w:r>
-        <w:rPr>
-          <w:rFonts w:ascii="Consolas" w:cs="Consolas" w:eastAsia="Consolas" w:hAnsi="Consolas"/>
-          <w:color w:val="0F5FDC"/>
-          <w:sz w:val="20"/>
-          <w:szCs w:val="20"/>
-        </w:rPr>
-        <w:t xml:space="preserve">MailFolderMax</w:t>
-      </w:r>
-      <w:r>
-        <w:t xml:space="preserve"> in B11. Use the </w:t>
-      </w:r>
-      <w:r>
-        <w:rPr>
-          <w:b/>
-          <w:bCs/>
-        </w:rPr>
-        <w:t xml:space="preserve">lowest</w:t>
-      </w:r>
-      <w:r>
-        <w:t xml:space="preserve"> number created on any server, or create the same number on all servers.</w:t>
-      </w:r>
-    </w:p>
-    <w:p>
-      <w:pPr>
-        <w:pStyle w:val="Heading3"/>
-      </w:pPr>
-      <w:r>
-        <w:t xml:space="preserve">Allow your admin ID to create mail files on every home server</w:t>
       </w:r>
     </w:p>
     <w:p>
@@ -12119,27 +15693,37 @@
         </w:numPr>
       </w:pPr>
       <w:r>
-        <w:t xml:space="preserve">In Domino Administrator, click the </w:t>
+        <w:t xml:space="preserve">In Domino Administrator, select the server and open the </w:t>
       </w:r>
       <w:r>
         <w:rPr>
           <w:b/>
           <w:bCs/>
         </w:rPr>
-        <w:t xml:space="preserve">Configuration</w:t>
-      </w:r>
-      <w:r>
-        <w:t xml:space="preserve"> tab and open </w:t>
+        <w:t xml:space="preserve">Files</w:t>
+      </w:r>
+      <w:r>
+        <w:t xml:space="preserve"> tab. Press </w:t>
       </w:r>
       <w:r>
         <w:rPr>
           <w:b/>
           <w:bCs/>
         </w:rPr>
-        <w:t xml:space="preserve">Server &gt; All Server Documents</w:t>
-      </w:r>
-      <w:r>
-        <w:t xml:space="preserve">.</w:t>
+        <w:t xml:space="preserve">F9</w:t>
+      </w:r>
+      <w:r>
+        <w:t xml:space="preserve"> to refresh. </w:t>
+      </w:r>
+      <w:r>
+        <w:rPr>
+          <w:i/>
+          <w:iCs/>
+        </w:rPr>
+        <w:t xml:space="preserve">Result:</w:t>
+      </w:r>
+      <w:r>
+        <w:t xml:space="preserve"> mail1 … mail5 appear in the folder list.</w:t>
       </w:r>
     </w:p>
     <w:p>
@@ -12151,17 +15735,7 @@
         </w:numPr>
       </w:pPr>
       <w:r>
-        <w:t xml:space="preserve">Open the Server document of the first home server (worksheet row 3) and click </w:t>
-      </w:r>
-      <w:r>
-        <w:rPr>
-          <w:b/>
-          <w:bCs/>
-        </w:rPr>
-        <w:t xml:space="preserve">Edit Server</w:t>
-      </w:r>
-      <w:r>
-        <w:t xml:space="preserve">.</w:t>
+        <w:t xml:space="preserve">Repeat for every home server, using its own number of folders.</w:t>
       </w:r>
     </w:p>
     <w:p>
@@ -12173,27 +15747,37 @@
         </w:numPr>
       </w:pPr>
       <w:r>
-        <w:t xml:space="preserve">Click the </w:t>
+        <w:t xml:space="preserve">Write the number of folders you created into the worksheet (row 11d). It goes into </w:t>
+      </w:r>
+      <w:r>
+        <w:rPr>
+          <w:rFonts w:ascii="Consolas" w:cs="Consolas" w:eastAsia="Consolas" w:hAnsi="Consolas"/>
+          <w:color w:val="0F5FDC"/>
+          <w:sz w:val="20"/>
+          <w:szCs w:val="20"/>
+        </w:rPr>
+        <w:t xml:space="preserve">MailFolderMax</w:t>
+      </w:r>
+      <w:r>
+        <w:t xml:space="preserve"> in B11. Use the </w:t>
       </w:r>
       <w:r>
         <w:rPr>
           <w:b/>
           <w:bCs/>
         </w:rPr>
-        <w:t xml:space="preserve">Security</w:t>
-      </w:r>
-      <w:r>
-        <w:t xml:space="preserve"> tab. In </w:t>
-      </w:r>
-      <w:r>
-        <w:rPr>
-          <w:b/>
-          <w:bCs/>
-        </w:rPr>
-        <w:t xml:space="preserve">Create databases &amp; templates</w:t>
-      </w:r>
-      <w:r>
-        <w:t xml:space="preserve">, make sure your admin ID (or a group it belongs to) is listed, or that the field allows everyone your policy permits.</w:t>
+        <w:t xml:space="preserve">lowest</w:t>
+      </w:r>
+      <w:r>
+        <w:t xml:space="preserve"> number created on any server, or create the same number on all servers.</w:t>
+      </w:r>
+    </w:p>
+    <w:p>
+      <w:pPr>
+        <w:pStyle w:val="Heading3"/>
+      </w:pPr>
+      <w:r>
+        <w:t xml:space="preserve">Allow your admin ID to create mail files on every home server</w:t>
       </w:r>
     </w:p>
     <w:p>
@@ -12201,21 +15785,31 @@
         <w:pStyle w:val="ListParagraph"/>
         <w:numPr>
           <w:ilvl w:val="0"/>
-          <w:numId w:val="7"/>
+          <w:numId w:val="8"/>
         </w:numPr>
       </w:pPr>
       <w:r>
-        <w:t xml:space="preserve">Click </w:t>
+        <w:t xml:space="preserve">In Domino Administrator, click the </w:t>
       </w:r>
       <w:r>
         <w:rPr>
           <w:b/>
           <w:bCs/>
         </w:rPr>
-        <w:t xml:space="preserve">Save &amp; Close</w:t>
-      </w:r>
-      <w:r>
-        <w:t xml:space="preserve">. Repeat for every home server.</w:t>
+        <w:t xml:space="preserve">Configuration</w:t>
+      </w:r>
+      <w:r>
+        <w:t xml:space="preserve"> tab and open </w:t>
+      </w:r>
+      <w:r>
+        <w:rPr>
+          <w:b/>
+          <w:bCs/>
+        </w:rPr>
+        <w:t xml:space="preserve">Server &gt; All Server Documents</w:t>
+      </w:r>
+      <w:r>
+        <w:t xml:space="preserve">.</w:t>
       </w:r>
     </w:p>
     <w:p>
@@ -12223,21 +15817,21 @@
         <w:pStyle w:val="ListParagraph"/>
         <w:numPr>
           <w:ilvl w:val="0"/>
-          <w:numId w:val="7"/>
+          <w:numId w:val="8"/>
         </w:numPr>
       </w:pPr>
       <w:r>
-        <w:t xml:space="preserve">Check that the mail template from worksheet row 11b exists on every home server (</w:t>
+        <w:t xml:space="preserve">Open the Server document of the first home server (worksheet row 3) and click </w:t>
       </w:r>
       <w:r>
         <w:rPr>
           <w:b/>
           <w:bCs/>
         </w:rPr>
-        <w:t xml:space="preserve">Files</w:t>
-      </w:r>
-      <w:r>
-        <w:t xml:space="preserve"> tab of each server, filter on .ntf).</w:t>
+        <w:t xml:space="preserve">Edit Server</w:t>
+      </w:r>
+      <w:r>
+        <w:t xml:space="preserve">.</w:t>
       </w:r>
     </w:p>
     <w:p>
@@ -12245,7 +15839,83 @@
         <w:pStyle w:val="ListParagraph"/>
         <w:numPr>
           <w:ilvl w:val="0"/>
-          <w:numId w:val="7"/>
+          <w:numId w:val="8"/>
+        </w:numPr>
+      </w:pPr>
+      <w:r>
+        <w:t xml:space="preserve">Click the </w:t>
+      </w:r>
+      <w:r>
+        <w:rPr>
+          <w:b/>
+          <w:bCs/>
+        </w:rPr>
+        <w:t xml:space="preserve">Security</w:t>
+      </w:r>
+      <w:r>
+        <w:t xml:space="preserve"> tab. In </w:t>
+      </w:r>
+      <w:r>
+        <w:rPr>
+          <w:b/>
+          <w:bCs/>
+        </w:rPr>
+        <w:t xml:space="preserve">Create databases &amp; templates</w:t>
+      </w:r>
+      <w:r>
+        <w:t xml:space="preserve">, make sure your admin ID (or a group it belongs to) is listed, or that the field allows everyone your policy permits.</w:t>
+      </w:r>
+    </w:p>
+    <w:p>
+      <w:pPr>
+        <w:pStyle w:val="ListParagraph"/>
+        <w:numPr>
+          <w:ilvl w:val="0"/>
+          <w:numId w:val="8"/>
+        </w:numPr>
+      </w:pPr>
+      <w:r>
+        <w:t xml:space="preserve">Click </w:t>
+      </w:r>
+      <w:r>
+        <w:rPr>
+          <w:b/>
+          <w:bCs/>
+        </w:rPr>
+        <w:t xml:space="preserve">Save &amp; Close</w:t>
+      </w:r>
+      <w:r>
+        <w:t xml:space="preserve">. Repeat for every home server.</w:t>
+      </w:r>
+    </w:p>
+    <w:p>
+      <w:pPr>
+        <w:pStyle w:val="ListParagraph"/>
+        <w:numPr>
+          <w:ilvl w:val="0"/>
+          <w:numId w:val="8"/>
+        </w:numPr>
+      </w:pPr>
+      <w:r>
+        <w:t xml:space="preserve">Check that the mail template from worksheet row 11b exists on every home server (</w:t>
+      </w:r>
+      <w:r>
+        <w:rPr>
+          <w:b/>
+          <w:bCs/>
+        </w:rPr>
+        <w:t xml:space="preserve">Files</w:t>
+      </w:r>
+      <w:r>
+        <w:t xml:space="preserve"> tab of each server, filter on .ntf).</w:t>
+      </w:r>
+    </w:p>
+    <w:p>
+      <w:pPr>
+        <w:pStyle w:val="ListParagraph"/>
+        <w:numPr>
+          <w:ilvl w:val="0"/>
+          <w:numId w:val="8"/>
         </w:numPr>
       </w:pPr>
       <w:r>
@@ -12439,7 +16109,7 @@
         <w:pStyle w:val="ListParagraph"/>
         <w:numPr>
           <w:ilvl w:val="0"/>
-          <w:numId w:val="8"/>
+          <w:numId w:val="9"/>
         </w:numPr>
       </w:pPr>
       <w:r>
@@ -12471,7 +16141,7 @@
         <w:pStyle w:val="ListParagraph"/>
         <w:numPr>
           <w:ilvl w:val="0"/>
-          <w:numId w:val="8"/>
+          <w:numId w:val="9"/>
         </w:numPr>
       </w:pPr>
       <w:r>
@@ -12517,7 +16187,7 @@
         <w:pStyle w:val="ListParagraph"/>
         <w:numPr>
           <w:ilvl w:val="0"/>
-          <w:numId w:val="8"/>
+          <w:numId w:val="9"/>
         </w:numPr>
       </w:pPr>
       <w:r>
@@ -12541,7 +16211,7 @@
         <w:pStyle w:val="ListParagraph"/>
         <w:numPr>
           <w:ilvl w:val="0"/>
-          <w:numId w:val="8"/>
+          <w:numId w:val="9"/>
         </w:numPr>
       </w:pPr>
       <w:r>
@@ -12573,7 +16243,7 @@
         <w:pStyle w:val="ListParagraph"/>
         <w:numPr>
           <w:ilvl w:val="0"/>
-          <w:numId w:val="8"/>
+          <w:numId w:val="9"/>
         </w:numPr>
       </w:pPr>
       <w:r>
@@ -12585,7 +16255,7 @@
         <w:pStyle w:val="ListParagraph"/>
         <w:numPr>
           <w:ilvl w:val="0"/>
-          <w:numId w:val="8"/>
+          <w:numId w:val="9"/>
         </w:numPr>
       </w:pPr>
       <w:r>
@@ -12617,7 +16287,7 @@
         <w:pStyle w:val="ListParagraph"/>
         <w:numPr>
           <w:ilvl w:val="0"/>
-          <w:numId w:val="8"/>
+          <w:numId w:val="9"/>
         </w:numPr>
       </w:pPr>
       <w:r>
@@ -12764,7 +16434,7 @@
         <w:pStyle w:val="ListParagraph"/>
         <w:numPr>
           <w:ilvl w:val="0"/>
-          <w:numId w:val="9"/>
+          <w:numId w:val="10"/>
         </w:numPr>
       </w:pPr>
       <w:r>
@@ -12776,7 +16446,7 @@
         <w:pStyle w:val="ListParagraph"/>
         <w:numPr>
           <w:ilvl w:val="0"/>
-          <w:numId w:val="9"/>
+          <w:numId w:val="10"/>
         </w:numPr>
       </w:pPr>
       <w:r>
@@ -12800,7 +16470,7 @@
         <w:pStyle w:val="ListParagraph"/>
         <w:numPr>
           <w:ilvl w:val="0"/>
-          <w:numId w:val="9"/>
+          <w:numId w:val="10"/>
         </w:numPr>
       </w:pPr>
       <w:r>
@@ -12931,7 +16601,7 @@
         <w:pStyle w:val="ListParagraph"/>
         <w:numPr>
           <w:ilvl w:val="0"/>
-          <w:numId w:val="10"/>
+          <w:numId w:val="11"/>
         </w:numPr>
       </w:pPr>
       <w:r>
@@ -12953,7 +16623,7 @@
         <w:pStyle w:val="ListParagraph"/>
         <w:numPr>
           <w:ilvl w:val="0"/>
-          <w:numId w:val="10"/>
+          <w:numId w:val="11"/>
         </w:numPr>
       </w:pPr>
       <w:r>
@@ -12985,7 +16655,7 @@
         <w:pStyle w:val="ListParagraph"/>
         <w:numPr>
           <w:ilvl w:val="0"/>
-          <w:numId w:val="10"/>
+          <w:numId w:val="11"/>
         </w:numPr>
       </w:pPr>
       <w:r>
@@ -13007,7 +16677,7 @@
         <w:pStyle w:val="ListParagraph"/>
         <w:numPr>
           <w:ilvl w:val="0"/>
-          <w:numId w:val="10"/>
+          <w:numId w:val="11"/>
         </w:numPr>
       </w:pPr>
       <w:r>
@@ -13029,7 +16699,7 @@
         <w:pStyle w:val="ListParagraph"/>
         <w:numPr>
           <w:ilvl w:val="0"/>
-          <w:numId w:val="10"/>
+          <w:numId w:val="11"/>
         </w:numPr>
       </w:pPr>
       <w:r>
@@ -13051,7 +16721,7 @@
         <w:pStyle w:val="ListParagraph"/>
         <w:numPr>
           <w:ilvl w:val="0"/>
-          <w:numId w:val="10"/>
+          <w:numId w:val="11"/>
         </w:numPr>
       </w:pPr>
       <w:r>
@@ -13073,7 +16743,7 @@
         <w:pStyle w:val="ListParagraph"/>
         <w:numPr>
           <w:ilvl w:val="0"/>
-          <w:numId w:val="10"/>
+          <w:numId w:val="11"/>
         </w:numPr>
       </w:pPr>
       <w:r>
@@ -13105,7 +16775,7 @@
         <w:pStyle w:val="ListParagraph"/>
         <w:numPr>
           <w:ilvl w:val="0"/>
-          <w:numId w:val="10"/>
+          <w:numId w:val="11"/>
         </w:numPr>
       </w:pPr>
       <w:r>
@@ -13229,7 +16899,7 @@
         <w:pStyle w:val="ListParagraph"/>
         <w:numPr>
           <w:ilvl w:val="0"/>
-          <w:numId w:val="11"/>
+          <w:numId w:val="12"/>
         </w:numPr>
       </w:pPr>
       <w:r>
@@ -13261,7 +16931,7 @@
         <w:pStyle w:val="ListParagraph"/>
         <w:numPr>
           <w:ilvl w:val="0"/>
-          <w:numId w:val="11"/>
+          <w:numId w:val="12"/>
         </w:numPr>
       </w:pPr>
       <w:r>
@@ -13303,7 +16973,7 @@
         <w:pStyle w:val="ListParagraph"/>
         <w:numPr>
           <w:ilvl w:val="0"/>
-          <w:numId w:val="11"/>
+          <w:numId w:val="12"/>
         </w:numPr>
       </w:pPr>
       <w:r>
@@ -13345,7 +17015,7 @@
         <w:pStyle w:val="ListParagraph"/>
         <w:numPr>
           <w:ilvl w:val="0"/>
-          <w:numId w:val="11"/>
+          <w:numId w:val="12"/>
         </w:numPr>
       </w:pPr>
       <w:r>
@@ -13377,7 +17047,7 @@
         <w:pStyle w:val="ListParagraph"/>
         <w:numPr>
           <w:ilvl w:val="0"/>
-          <w:numId w:val="11"/>
+          <w:numId w:val="12"/>
         </w:numPr>
       </w:pPr>
       <w:r>
@@ -13409,7 +17079,7 @@
         <w:pStyle w:val="ListParagraph"/>
         <w:numPr>
           <w:ilvl w:val="0"/>
-          <w:numId w:val="11"/>
+          <w:numId w:val="12"/>
         </w:numPr>
       </w:pPr>
       <w:r>
@@ -13431,7 +17101,7 @@
         <w:pStyle w:val="ListParagraph"/>
         <w:numPr>
           <w:ilvl w:val="0"/>
-          <w:numId w:val="11"/>
+          <w:numId w:val="12"/>
         </w:numPr>
       </w:pPr>
       <w:r>
@@ -13483,7 +17153,7 @@
         <w:pStyle w:val="ListParagraph"/>
         <w:numPr>
           <w:ilvl w:val="0"/>
-          <w:numId w:val="11"/>
+          <w:numId w:val="12"/>
         </w:numPr>
       </w:pPr>
       <w:r>
@@ -13635,7 +17305,7 @@
         <w:pStyle w:val="ListParagraph"/>
         <w:numPr>
           <w:ilvl w:val="0"/>
-          <w:numId w:val="12"/>
+          <w:numId w:val="13"/>
         </w:numPr>
       </w:pPr>
       <w:r>
@@ -13667,7 +17337,7 @@
         <w:pStyle w:val="ListParagraph"/>
         <w:numPr>
           <w:ilvl w:val="0"/>
-          <w:numId w:val="12"/>
+          <w:numId w:val="13"/>
         </w:numPr>
       </w:pPr>
       <w:r>
@@ -13699,7 +17369,7 @@
         <w:pStyle w:val="ListParagraph"/>
         <w:numPr>
           <w:ilvl w:val="0"/>
-          <w:numId w:val="12"/>
+          <w:numId w:val="13"/>
         </w:numPr>
       </w:pPr>
       <w:r>
@@ -13755,7 +17425,7 @@
         <w:pStyle w:val="ListParagraph"/>
         <w:numPr>
           <w:ilvl w:val="0"/>
-          <w:numId w:val="12"/>
+          <w:numId w:val="13"/>
         </w:numPr>
       </w:pPr>
       <w:r>
@@ -13787,7 +17457,7 @@
         <w:pStyle w:val="ListParagraph"/>
         <w:numPr>
           <w:ilvl w:val="0"/>
-          <w:numId w:val="12"/>
+          <w:numId w:val="13"/>
         </w:numPr>
       </w:pPr>
       <w:r>
@@ -13809,7 +17479,7 @@
         <w:pStyle w:val="ListParagraph"/>
         <w:numPr>
           <w:ilvl w:val="0"/>
-          <w:numId w:val="12"/>
+          <w:numId w:val="13"/>
         </w:numPr>
       </w:pPr>
       <w:r>
@@ -13841,7 +17511,7 @@
         <w:pStyle w:val="ListParagraph"/>
         <w:numPr>
           <w:ilvl w:val="0"/>
-          <w:numId w:val="12"/>
+          <w:numId w:val="13"/>
         </w:numPr>
       </w:pPr>
       <w:r>
@@ -13853,7 +17523,7 @@
         <w:pStyle w:val="ListParagraph"/>
         <w:numPr>
           <w:ilvl w:val="0"/>
-          <w:numId w:val="12"/>
+          <w:numId w:val="13"/>
         </w:numPr>
       </w:pPr>
       <w:r>
@@ -13875,7 +17545,7 @@
         <w:pStyle w:val="ListParagraph"/>
         <w:numPr>
           <w:ilvl w:val="0"/>
-          <w:numId w:val="12"/>
+          <w:numId w:val="13"/>
         </w:numPr>
       </w:pPr>
       <w:r>
@@ -13921,7 +17591,7 @@
         <w:pStyle w:val="ListParagraph"/>
         <w:numPr>
           <w:ilvl w:val="0"/>
-          <w:numId w:val="12"/>
+          <w:numId w:val="13"/>
         </w:numPr>
       </w:pPr>
       <w:r>
@@ -14032,7 +17702,7 @@
         <w:pStyle w:val="ListParagraph"/>
         <w:numPr>
           <w:ilvl w:val="0"/>
-          <w:numId w:val="13"/>
+          <w:numId w:val="14"/>
         </w:numPr>
       </w:pPr>
       <w:r>
@@ -14064,7 +17734,7 @@
         <w:pStyle w:val="ListParagraph"/>
         <w:numPr>
           <w:ilvl w:val="0"/>
-          <w:numId w:val="13"/>
+          <w:numId w:val="14"/>
         </w:numPr>
       </w:pPr>
       <w:r>
@@ -14110,7 +17780,7 @@
         <w:pStyle w:val="ListParagraph"/>
         <w:numPr>
           <w:ilvl w:val="0"/>
-          <w:numId w:val="13"/>
+          <w:numId w:val="14"/>
         </w:numPr>
       </w:pPr>
       <w:r>
@@ -14132,7 +17802,7 @@
         <w:pStyle w:val="ListParagraph"/>
         <w:numPr>
           <w:ilvl w:val="0"/>
-          <w:numId w:val="13"/>
+          <w:numId w:val="14"/>
         </w:numPr>
       </w:pPr>
       <w:r>
@@ -14200,7 +17870,7 @@
         <w:pStyle w:val="ListParagraph"/>
         <w:numPr>
           <w:ilvl w:val="0"/>
-          <w:numId w:val="13"/>
+          <w:numId w:val="14"/>
         </w:numPr>
       </w:pPr>
       <w:r>
@@ -14232,7 +17902,7 @@
         <w:pStyle w:val="ListParagraph"/>
         <w:numPr>
           <w:ilvl w:val="0"/>
-          <w:numId w:val="13"/>
+          <w:numId w:val="14"/>
         </w:numPr>
       </w:pPr>
       <w:r>
@@ -14264,7 +17934,7 @@
         <w:pStyle w:val="ListParagraph"/>
         <w:numPr>
           <w:ilvl w:val="0"/>
-          <w:numId w:val="13"/>
+          <w:numId w:val="14"/>
         </w:numPr>
       </w:pPr>
       <w:r>
@@ -14320,7 +17990,7 @@
         <w:pStyle w:val="ListParagraph"/>
         <w:numPr>
           <w:ilvl w:val="0"/>
-          <w:numId w:val="13"/>
+          <w:numId w:val="14"/>
         </w:numPr>
       </w:pPr>
       <w:r>
@@ -14368,7 +18038,7 @@
         <w:pStyle w:val="ListParagraph"/>
         <w:numPr>
           <w:ilvl w:val="0"/>
-          <w:numId w:val="13"/>
+          <w:numId w:val="14"/>
         </w:numPr>
       </w:pPr>
       <w:r>
@@ -15259,7 +18929,7 @@
         <w:pStyle w:val="ListParagraph"/>
         <w:numPr>
           <w:ilvl w:val="0"/>
-          <w:numId w:val="14"/>
+          <w:numId w:val="15"/>
         </w:numPr>
       </w:pPr>
       <w:r>
@@ -15313,7 +18983,7 @@
         <w:pStyle w:val="ListParagraph"/>
         <w:numPr>
           <w:ilvl w:val="0"/>
-          <w:numId w:val="14"/>
+          <w:numId w:val="15"/>
         </w:numPr>
       </w:pPr>
       <w:r>
@@ -15483,7 +19153,7 @@
         <w:pStyle w:val="ListParagraph"/>
         <w:numPr>
           <w:ilvl w:val="0"/>
-          <w:numId w:val="15"/>
+          <w:numId w:val="16"/>
         </w:numPr>
       </w:pPr>
       <w:r>
@@ -15740,62 +19410,11 @@
         <w:pStyle w:val="ListParagraph"/>
         <w:numPr>
           <w:ilvl w:val="0"/>
-          <w:numId w:val="16"/>
+          <w:numId w:val="17"/>
         </w:numPr>
       </w:pPr>
       <w:r>
         <w:t xml:space="preserve">Open PowerShell (normal, not elevated).</w:t>
-      </w:r>
-    </w:p>
-    <w:p>
-      <w:pPr>
-        <w:pStyle w:val="ListParagraph"/>
-        <w:numPr>
-          <w:ilvl w:val="0"/>
-          <w:numId w:val="16"/>
-        </w:numPr>
-      </w:pPr>
-      <w:r>
-        <w:t xml:space="preserve">Type </w:t>
-      </w:r>
-      <w:r>
-        <w:rPr>
-          <w:rFonts w:ascii="Consolas" w:cs="Consolas" w:eastAsia="Consolas" w:hAnsi="Consolas"/>
-          <w:color w:val="0F5FDC"/>
-          <w:sz w:val="20"/>
-          <w:szCs w:val="20"/>
-        </w:rPr>
-        <w:t xml:space="preserve">git clone https://github.com/&lt;org-or-user&gt;/&lt;repo&gt;.git C:\BulkReg-kit</w:t>
-      </w:r>
-      <w:r>
-        <w:t xml:space="preserve"> and press Enter. </w:t>
-      </w:r>
-      <w:r>
-        <w:rPr>
-          <w:i/>
-          <w:iCs/>
-        </w:rPr>
-        <w:t xml:space="preserve">Result:</w:t>
-      </w:r>
-      <w:r>
-        <w:t xml:space="preserve"> </w:t>
-      </w:r>
-      <w:r>
-        <w:rPr>
-          <w:rFonts w:ascii="Consolas" w:cs="Consolas" w:eastAsia="Consolas" w:hAnsi="Consolas"/>
-          <w:color w:val="0F5FDC"/>
-          <w:sz w:val="20"/>
-          <w:szCs w:val="20"/>
-        </w:rPr>
-        <w:t xml:space="preserve">Cloning into 'C:\BulkReg-kit'... done.</w:t>
-      </w:r>
-    </w:p>
-    <w:p>
-      <w:pPr>
-        <w:pStyle w:val="Heading3"/>
-      </w:pPr>
-      <w:r>
-        <w:t xml:space="preserve">Option 2 – from a ZIP or a share</w:t>
       </w:r>
     </w:p>
     <w:p>
@@ -15807,7 +19426,7 @@
         </w:numPr>
       </w:pPr>
       <w:r>
-        <w:t xml:space="preserve">Copy the kit folder to </w:t>
+        <w:t xml:space="preserve">Type </w:t>
       </w:r>
       <w:r>
         <w:rPr>
@@ -15816,10 +19435,37 @@
           <w:sz w:val="20"/>
           <w:szCs w:val="20"/>
         </w:rPr>
-        <w:t xml:space="preserve">C:\BulkReg-kit</w:t>
-      </w:r>
-      <w:r>
-        <w:t xml:space="preserve">.</w:t>
+        <w:t xml:space="preserve">git clone https://github.com/&lt;org-or-user&gt;/&lt;repo&gt;.git C:\BulkReg-kit</w:t>
+      </w:r>
+      <w:r>
+        <w:t xml:space="preserve"> and press Enter. </w:t>
+      </w:r>
+      <w:r>
+        <w:rPr>
+          <w:i/>
+          <w:iCs/>
+        </w:rPr>
+        <w:t xml:space="preserve">Result:</w:t>
+      </w:r>
+      <w:r>
+        <w:t xml:space="preserve"> </w:t>
+      </w:r>
+      <w:r>
+        <w:rPr>
+          <w:rFonts w:ascii="Consolas" w:cs="Consolas" w:eastAsia="Consolas" w:hAnsi="Consolas"/>
+          <w:color w:val="0F5FDC"/>
+          <w:sz w:val="20"/>
+          <w:szCs w:val="20"/>
+        </w:rPr>
+        <w:t xml:space="preserve">Cloning into 'C:\BulkReg-kit'... done.</w:t>
+      </w:r>
+    </w:p>
+    <w:p>
+      <w:pPr>
+        <w:pStyle w:val="Heading3"/>
+      </w:pPr>
+      <w:r>
+        <w:t xml:space="preserve">Option 2 – from a ZIP or a share</w:t>
       </w:r>
     </w:p>
     <w:p>
@@ -15827,7 +19473,31 @@
         <w:pStyle w:val="ListParagraph"/>
         <w:numPr>
           <w:ilvl w:val="0"/>
-          <w:numId w:val="17"/>
+          <w:numId w:val="18"/>
+        </w:numPr>
+      </w:pPr>
+      <w:r>
+        <w:t xml:space="preserve">Copy the kit folder to </w:t>
+      </w:r>
+      <w:r>
+        <w:rPr>
+          <w:rFonts w:ascii="Consolas" w:cs="Consolas" w:eastAsia="Consolas" w:hAnsi="Consolas"/>
+          <w:color w:val="0F5FDC"/>
+          <w:sz w:val="20"/>
+          <w:szCs w:val="20"/>
+        </w:rPr>
+        <w:t xml:space="preserve">C:\BulkReg-kit</w:t>
+      </w:r>
+      <w:r>
+        <w:t xml:space="preserve">.</w:t>
+      </w:r>
+    </w:p>
+    <w:p>
+      <w:pPr>
+        <w:pStyle w:val="ListParagraph"/>
+        <w:numPr>
+          <w:ilvl w:val="0"/>
+          <w:numId w:val="18"/>
         </w:numPr>
       </w:pPr>
       <w:r>
@@ -16094,7 +19764,7 @@
         <w:pStyle w:val="ListParagraph"/>
         <w:numPr>
           <w:ilvl w:val="0"/>
-          <w:numId w:val="18"/>
+          <w:numId w:val="19"/>
         </w:numPr>
       </w:pPr>
       <w:r>
@@ -16148,7 +19818,7 @@
         <w:pStyle w:val="ListParagraph"/>
         <w:numPr>
           <w:ilvl w:val="0"/>
-          <w:numId w:val="18"/>
+          <w:numId w:val="19"/>
         </w:numPr>
       </w:pPr>
       <w:r>
@@ -16184,7 +19854,7 @@
         <w:pStyle w:val="ListParagraph"/>
         <w:numPr>
           <w:ilvl w:val="0"/>
-          <w:numId w:val="18"/>
+          <w:numId w:val="19"/>
         </w:numPr>
       </w:pPr>
       <w:r>
@@ -16196,7 +19866,7 @@
         <w:pStyle w:val="ListParagraph"/>
         <w:numPr>
           <w:ilvl w:val="0"/>
-          <w:numId w:val="18"/>
+          <w:numId w:val="19"/>
         </w:numPr>
       </w:pPr>
       <w:r>
@@ -19761,7 +23431,7 @@
         <w:pStyle w:val="ListParagraph"/>
         <w:numPr>
           <w:ilvl w:val="0"/>
-          <w:numId w:val="19"/>
+          <w:numId w:val="20"/>
         </w:numPr>
       </w:pPr>
       <w:r>
@@ -19795,7 +23465,7 @@
         <w:pStyle w:val="ListParagraph"/>
         <w:numPr>
           <w:ilvl w:val="0"/>
-          <w:numId w:val="19"/>
+          <w:numId w:val="20"/>
         </w:numPr>
       </w:pPr>
       <w:r>
@@ -19819,7 +23489,7 @@
         <w:pStyle w:val="ListParagraph"/>
         <w:numPr>
           <w:ilvl w:val="0"/>
-          <w:numId w:val="19"/>
+          <w:numId w:val="20"/>
         </w:numPr>
       </w:pPr>
       <w:r>
@@ -19831,7 +23501,7 @@
         <w:pStyle w:val="ListParagraph"/>
         <w:numPr>
           <w:ilvl w:val="0"/>
-          <w:numId w:val="19"/>
+          <w:numId w:val="20"/>
         </w:numPr>
       </w:pPr>
       <w:r>
@@ -19855,7 +23525,7 @@
         <w:pStyle w:val="ListParagraph"/>
         <w:numPr>
           <w:ilvl w:val="0"/>
-          <w:numId w:val="19"/>
+          <w:numId w:val="20"/>
         </w:numPr>
       </w:pPr>
       <w:r>
@@ -19889,7 +23559,7 @@
         <w:pStyle w:val="ListParagraph"/>
         <w:numPr>
           <w:ilvl w:val="0"/>
-          <w:numId w:val="19"/>
+          <w:numId w:val="20"/>
         </w:numPr>
       </w:pPr>
       <w:r>
@@ -20506,7 +24176,7 @@
         <w:pStyle w:val="ListParagraph"/>
         <w:numPr>
           <w:ilvl w:val="0"/>
-          <w:numId w:val="20"/>
+          <w:numId w:val="21"/>
         </w:numPr>
       </w:pPr>
       <w:r>
@@ -20538,7 +24208,7 @@
         <w:pStyle w:val="ListParagraph"/>
         <w:numPr>
           <w:ilvl w:val="0"/>
-          <w:numId w:val="20"/>
+          <w:numId w:val="21"/>
         </w:numPr>
       </w:pPr>
       <w:r>
@@ -20570,7 +24240,7 @@
         <w:pStyle w:val="ListParagraph"/>
         <w:numPr>
           <w:ilvl w:val="0"/>
-          <w:numId w:val="20"/>
+          <w:numId w:val="21"/>
         </w:numPr>
       </w:pPr>
       <w:r>
@@ -20604,7 +24274,7 @@
         <w:pStyle w:val="ListParagraph"/>
         <w:numPr>
           <w:ilvl w:val="0"/>
-          <w:numId w:val="20"/>
+          <w:numId w:val="21"/>
         </w:numPr>
       </w:pPr>
       <w:r>
@@ -20638,7 +24308,7 @@
         <w:pStyle w:val="ListParagraph"/>
         <w:numPr>
           <w:ilvl w:val="0"/>
-          <w:numId w:val="20"/>
+          <w:numId w:val="21"/>
         </w:numPr>
       </w:pPr>
       <w:r>
@@ -20660,7 +24330,7 @@
         <w:pStyle w:val="ListParagraph"/>
         <w:numPr>
           <w:ilvl w:val="0"/>
-          <w:numId w:val="20"/>
+          <w:numId w:val="21"/>
         </w:numPr>
       </w:pPr>
       <w:r>
@@ -20757,7 +24427,7 @@
         <w:pStyle w:val="ListParagraph"/>
         <w:numPr>
           <w:ilvl w:val="0"/>
-          <w:numId w:val="21"/>
+          <w:numId w:val="22"/>
         </w:numPr>
       </w:pPr>
       <w:r>
@@ -20779,7 +24449,7 @@
         <w:pStyle w:val="ListParagraph"/>
         <w:numPr>
           <w:ilvl w:val="0"/>
-          <w:numId w:val="21"/>
+          <w:numId w:val="22"/>
         </w:numPr>
       </w:pPr>
       <w:r>
@@ -20831,7 +24501,7 @@
         <w:pStyle w:val="ListParagraph"/>
         <w:numPr>
           <w:ilvl w:val="0"/>
-          <w:numId w:val="21"/>
+          <w:numId w:val="22"/>
         </w:numPr>
       </w:pPr>
       <w:r>
@@ -20853,7 +24523,7 @@
         <w:pStyle w:val="ListParagraph"/>
         <w:numPr>
           <w:ilvl w:val="0"/>
-          <w:numId w:val="21"/>
+          <w:numId w:val="22"/>
         </w:numPr>
       </w:pPr>
       <w:r>
@@ -20945,7 +24615,7 @@
         <w:pStyle w:val="ListParagraph"/>
         <w:numPr>
           <w:ilvl w:val="0"/>
-          <w:numId w:val="22"/>
+          <w:numId w:val="23"/>
         </w:numPr>
       </w:pPr>
       <w:r>
@@ -20977,7 +24647,7 @@
         <w:pStyle w:val="ListParagraph"/>
         <w:numPr>
           <w:ilvl w:val="0"/>
-          <w:numId w:val="22"/>
+          <w:numId w:val="23"/>
         </w:numPr>
       </w:pPr>
       <w:r>
@@ -21033,7 +24703,7 @@
         <w:pStyle w:val="ListParagraph"/>
         <w:numPr>
           <w:ilvl w:val="0"/>
-          <w:numId w:val="22"/>
+          <w:numId w:val="23"/>
         </w:numPr>
       </w:pPr>
       <w:r>
@@ -21075,7 +24745,7 @@
         <w:pStyle w:val="ListParagraph"/>
         <w:numPr>
           <w:ilvl w:val="0"/>
-          <w:numId w:val="22"/>
+          <w:numId w:val="23"/>
         </w:numPr>
       </w:pPr>
       <w:r>
@@ -21176,7 +24846,7 @@
         <w:pStyle w:val="ListParagraph"/>
         <w:numPr>
           <w:ilvl w:val="0"/>
-          <w:numId w:val="23"/>
+          <w:numId w:val="24"/>
         </w:numPr>
       </w:pPr>
       <w:r>
@@ -21191,152 +24861,6 @@
       </w:r>
       <w:r>
         <w:t xml:space="preserve">.</w:t>
-      </w:r>
-    </w:p>
-    <w:p>
-      <w:pPr>
-        <w:pStyle w:val="ListParagraph"/>
-        <w:numPr>
-          <w:ilvl w:val="0"/>
-          <w:numId w:val="23"/>
-        </w:numPr>
-      </w:pPr>
-      <w:r>
-        <w:t xml:space="preserve">Choose </w:t>
-      </w:r>
-      <w:r>
-        <w:rPr>
-          <w:b/>
-          <w:bCs/>
-        </w:rPr>
-        <w:t xml:space="preserve">File &gt; Open &gt; HCL Notes Application</w:t>
-      </w:r>
-      <w:r>
-        <w:t xml:space="preserve">, select </w:t>
-      </w:r>
-      <w:r>
-        <w:rPr>
-          <w:b/>
-          <w:bCs/>
-        </w:rPr>
-        <w:t xml:space="preserve">Local</w:t>
-      </w:r>
-      <w:r>
-        <w:t xml:space="preserve">, choose </w:t>
-      </w:r>
-      <w:r>
-        <w:rPr>
-          <w:rFonts w:ascii="Consolas" w:cs="Consolas" w:eastAsia="Consolas" w:hAnsi="Consolas"/>
-          <w:color w:val="0F5FDC"/>
-          <w:sz w:val="20"/>
-          <w:szCs w:val="20"/>
-        </w:rPr>
-        <w:t xml:space="preserve">bulkreg.nsf</w:t>
-      </w:r>
-      <w:r>
-        <w:t xml:space="preserve"> and click </w:t>
-      </w:r>
-      <w:r>
-        <w:rPr>
-          <w:b/>
-          <w:bCs/>
-        </w:rPr>
-        <w:t xml:space="preserve">Open</w:t>
-      </w:r>
-      <w:r>
-        <w:t xml:space="preserve">. </w:t>
-      </w:r>
-      <w:r>
-        <w:rPr>
-          <w:i/>
-          <w:iCs/>
-        </w:rPr>
-        <w:t xml:space="preserve">Result:</w:t>
-      </w:r>
-      <w:r>
-        <w:t xml:space="preserve"> BulkReg Tool appears in the </w:t>
-      </w:r>
-      <w:r>
-        <w:rPr>
-          <w:b/>
-          <w:bCs/>
-        </w:rPr>
-        <w:t xml:space="preserve">Applications Navigator</w:t>
-      </w:r>
-      <w:r>
-        <w:t xml:space="preserve"> on the left.</w:t>
-      </w:r>
-    </w:p>
-    <w:p>
-      <w:pPr>
-        <w:pStyle w:val="ListParagraph"/>
-        <w:numPr>
-          <w:ilvl w:val="0"/>
-          <w:numId w:val="23"/>
-        </w:numPr>
-      </w:pPr>
-      <w:r>
-        <w:t xml:space="preserve">Expand </w:t>
-      </w:r>
-      <w:r>
-        <w:rPr>
-          <w:b/>
-          <w:bCs/>
-        </w:rPr>
-        <w:t xml:space="preserve">BulkReg Tool</w:t>
-      </w:r>
-      <w:r>
-        <w:t xml:space="preserve">, then expand </w:t>
-      </w:r>
-      <w:r>
-        <w:rPr>
-          <w:b/>
-          <w:bCs/>
-        </w:rPr>
-        <w:t xml:space="preserve">Code</w:t>
-      </w:r>
-      <w:r>
-        <w:t xml:space="preserve">.</w:t>
-      </w:r>
-    </w:p>
-    <w:p>
-      <w:pPr>
-        <w:pStyle w:val="Heading2"/>
-      </w:pPr>
-      <w:r>
-        <w:t xml:space="preserve">B17 Create the script library BulkRegCommon</w:t>
-      </w:r>
-    </w:p>
-    <w:p>
-      <w:r>
-        <w:rPr>
-          <w:b/>
-          <w:bCs/>
-        </w:rPr>
-        <w:t xml:space="preserve">Who:</w:t>
-      </w:r>
-      <w:r>
-        <w:t xml:space="preserve"> Domino administrator   </w:t>
-      </w:r>
-      <w:r>
-        <w:rPr>
-          <w:b/>
-          <w:bCs/>
-        </w:rPr>
-        <w:t xml:space="preserve">Where:</w:t>
-      </w:r>
-      <w:r>
-        <w:t xml:space="preserve"> Domino Designer   </w:t>
-      </w:r>
-      <w:r>
-        <w:rPr>
-          <w:b/>
-          <w:bCs/>
-        </w:rPr>
-        <w:t xml:space="preserve">Changes:</w:t>
-      </w:r>
-      <w:r>
-        <w:t xml:space="preserve"> adds a script library to bulkreg.nsf</w:t>
       </w:r>
     </w:p>
     <w:p>
@@ -21348,37 +24872,69 @@
         </w:numPr>
       </w:pPr>
       <w:r>
-        <w:t xml:space="preserve">Under </w:t>
+        <w:t xml:space="preserve">Choose </w:t>
       </w:r>
       <w:r>
         <w:rPr>
           <w:b/>
           <w:bCs/>
         </w:rPr>
-        <w:t xml:space="preserve">Code</w:t>
-      </w:r>
-      <w:r>
-        <w:t xml:space="preserve">, double-click </w:t>
+        <w:t xml:space="preserve">File &gt; Open &gt; HCL Notes Application</w:t>
+      </w:r>
+      <w:r>
+        <w:t xml:space="preserve">, select </w:t>
       </w:r>
       <w:r>
         <w:rPr>
           <w:b/>
           <w:bCs/>
         </w:rPr>
-        <w:t xml:space="preserve">Script Libraries</w:t>
-      </w:r>
-      <w:r>
-        <w:t xml:space="preserve">. Click </w:t>
+        <w:t xml:space="preserve">Local</w:t>
+      </w:r>
+      <w:r>
+        <w:t xml:space="preserve">, choose </w:t>
+      </w:r>
+      <w:r>
+        <w:rPr>
+          <w:rFonts w:ascii="Consolas" w:cs="Consolas" w:eastAsia="Consolas" w:hAnsi="Consolas"/>
+          <w:color w:val="0F5FDC"/>
+          <w:sz w:val="20"/>
+          <w:szCs w:val="20"/>
+        </w:rPr>
+        <w:t xml:space="preserve">bulkreg.nsf</w:t>
+      </w:r>
+      <w:r>
+        <w:t xml:space="preserve"> and click </w:t>
       </w:r>
       <w:r>
         <w:rPr>
           <w:b/>
           <w:bCs/>
         </w:rPr>
-        <w:t xml:space="preserve">New LotusScript Library</w:t>
-      </w:r>
-      <w:r>
-        <w:t xml:space="preserve">.</w:t>
+        <w:t xml:space="preserve">Open</w:t>
+      </w:r>
+      <w:r>
+        <w:t xml:space="preserve">. </w:t>
+      </w:r>
+      <w:r>
+        <w:rPr>
+          <w:i/>
+          <w:iCs/>
+        </w:rPr>
+        <w:t xml:space="preserve">Result:</w:t>
+      </w:r>
+      <w:r>
+        <w:t xml:space="preserve"> BulkReg Tool appears in the </w:t>
+      </w:r>
+      <w:r>
+        <w:rPr>
+          <w:b/>
+          <w:bCs/>
+        </w:rPr>
+        <w:t xml:space="preserve">Applications Navigator</w:t>
+      </w:r>
+      <w:r>
+        <w:t xml:space="preserve"> on the left.</w:t>
       </w:r>
     </w:p>
     <w:p>
@@ -21390,79 +24946,67 @@
         </w:numPr>
       </w:pPr>
       <w:r>
-        <w:t xml:space="preserve">Type the name </w:t>
-      </w:r>
-      <w:r>
-        <w:rPr>
-          <w:rFonts w:ascii="Consolas" w:cs="Consolas" w:eastAsia="Consolas" w:hAnsi="Consolas"/>
-          <w:color w:val="0F5FDC"/>
-          <w:sz w:val="20"/>
-          <w:szCs w:val="20"/>
-        </w:rPr>
-        <w:t xml:space="preserve">BulkRegCommon</w:t>
-      </w:r>
-      <w:r>
-        <w:t xml:space="preserve"> exactly (no spaces) and click </w:t>
+        <w:t xml:space="preserve">Expand </w:t>
       </w:r>
       <w:r>
         <w:rPr>
           <w:b/>
           <w:bCs/>
         </w:rPr>
-        <w:t xml:space="preserve">OK</w:t>
-      </w:r>
-      <w:r>
-        <w:t xml:space="preserve">. </w:t>
-      </w:r>
-      <w:r>
-        <w:rPr>
-          <w:i/>
-          <w:iCs/>
-        </w:rPr>
-        <w:t xml:space="preserve">Result:</w:t>
-      </w:r>
-      <w:r>
-        <w:t xml:space="preserve"> the LotusScript editor opens, with </w:t>
+        <w:t xml:space="preserve">BulkReg Tool</w:t>
+      </w:r>
+      <w:r>
+        <w:t xml:space="preserve">, then expand </w:t>
       </w:r>
       <w:r>
         <w:rPr>
           <w:b/>
           <w:bCs/>
         </w:rPr>
-        <w:t xml:space="preserve">(Options)</w:t>
-      </w:r>
-      <w:r>
-        <w:t xml:space="preserve">, </w:t>
-      </w:r>
+        <w:t xml:space="preserve">Code</w:t>
+      </w:r>
+      <w:r>
+        <w:t xml:space="preserve">.</w:t>
+      </w:r>
+    </w:p>
+    <w:p>
+      <w:pPr>
+        <w:pStyle w:val="Heading2"/>
+      </w:pPr>
+      <w:r>
+        <w:t xml:space="preserve">B17 Create the script library BulkRegCommon</w:t>
+      </w:r>
+    </w:p>
+    <w:p>
       <w:r>
         <w:rPr>
           <w:b/>
           <w:bCs/>
         </w:rPr>
-        <w:t xml:space="preserve">(Declarations)</w:t>
-      </w:r>
-      <w:r>
-        <w:t xml:space="preserve">, </w:t>
+        <w:t xml:space="preserve">Who:</w:t>
+      </w:r>
+      <w:r>
+        <w:t xml:space="preserve"> Domino administrator   </w:t>
       </w:r>
       <w:r>
         <w:rPr>
           <w:b/>
           <w:bCs/>
         </w:rPr>
-        <w:t xml:space="preserve">Initialize</w:t>
-      </w:r>
-      <w:r>
-        <w:t xml:space="preserve"> and </w:t>
+        <w:t xml:space="preserve">Where:</w:t>
+      </w:r>
+      <w:r>
+        <w:t xml:space="preserve"> Domino Designer   </w:t>
       </w:r>
       <w:r>
         <w:rPr>
           <w:b/>
           <w:bCs/>
         </w:rPr>
-        <w:t xml:space="preserve">Terminate</w:t>
-      </w:r>
-      <w:r>
-        <w:t xml:space="preserve"> in the outline.</w:t>
+        <w:t xml:space="preserve">Changes:</w:t>
+      </w:r>
+      <w:r>
+        <w:t xml:space="preserve"> adds a script library to bulkreg.nsf</w:t>
       </w:r>
     </w:p>
     <w:p>
@@ -21470,60 +25014,38 @@
         <w:pStyle w:val="ListParagraph"/>
         <w:numPr>
           <w:ilvl w:val="0"/>
-          <w:numId w:val="24"/>
+          <w:numId w:val="25"/>
         </w:numPr>
       </w:pPr>
       <w:r>
-        <w:t xml:space="preserve">Open </w:t>
-      </w:r>
-      <w:r>
-        <w:rPr>
-          <w:rFonts w:ascii="Consolas" w:cs="Consolas" w:eastAsia="Consolas" w:hAnsi="Consolas"/>
-          <w:color w:val="0F5FDC"/>
-          <w:sz w:val="20"/>
-          <w:szCs w:val="20"/>
-        </w:rPr>
-        <w:t xml:space="preserve">C:\BulkReg-kit\lotusscript\BulkRegCommon.lss</w:t>
-      </w:r>
-      <w:r>
-        <w:t xml:space="preserve"> in </w:t>
+        <w:t xml:space="preserve">Under </w:t>
       </w:r>
       <w:r>
         <w:rPr>
           <w:b/>
           <w:bCs/>
         </w:rPr>
-        <w:t xml:space="preserve">Notepad</w:t>
-      </w:r>
-      <w:r>
-        <w:t xml:space="preserve">. The file contains three marked blocks: </w:t>
+        <w:t xml:space="preserve">Code</w:t>
+      </w:r>
+      <w:r>
+        <w:t xml:space="preserve">, double-click </w:t>
       </w:r>
       <w:r>
         <w:rPr>
           <w:b/>
           <w:bCs/>
         </w:rPr>
-        <w:t xml:space="preserve">STEP A</w:t>
-      </w:r>
-      <w:r>
-        <w:t xml:space="preserve">, </w:t>
+        <w:t xml:space="preserve">Script Libraries</w:t>
+      </w:r>
+      <w:r>
+        <w:t xml:space="preserve">. Click </w:t>
       </w:r>
       <w:r>
         <w:rPr>
           <w:b/>
           <w:bCs/>
         </w:rPr>
-        <w:t xml:space="preserve">STEP B</w:t>
-      </w:r>
-      <w:r>
-        <w:t xml:space="preserve"> and </w:t>
-      </w:r>
-      <w:r>
-        <w:rPr>
-          <w:b/>
-          <w:bCs/>
-        </w:rPr>
-        <w:t xml:space="preserve">STEP C</w:t>
+        <w:t xml:space="preserve">New LotusScript Library</w:t>
       </w:r>
       <w:r>
         <w:t xml:space="preserve">.</w:t>
@@ -21534,28 +25056,11 @@
         <w:pStyle w:val="ListParagraph"/>
         <w:numPr>
           <w:ilvl w:val="0"/>
-          <w:numId w:val="24"/>
+          <w:numId w:val="25"/>
         </w:numPr>
       </w:pPr>
       <w:r>
-        <w:rPr>
-          <w:b/>
-          <w:bCs/>
-        </w:rPr>
-        <w:t xml:space="preserve">STEP A:</w:t>
-      </w:r>
-      <w:r>
-        <w:t xml:space="preserve"> in Designer, select </w:t>
-      </w:r>
-      <w:r>
-        <w:rPr>
-          <w:b/>
-          <w:bCs/>
-        </w:rPr>
-        <w:t xml:space="preserve">(Options)</w:t>
-      </w:r>
-      <w:r>
-        <w:t xml:space="preserve">. Copy the two lines below the STEP A marker (</w:t>
+        <w:t xml:space="preserve">Type the name </w:t>
       </w:r>
       <w:r>
         <w:rPr>
@@ -21564,22 +25069,70 @@
           <w:sz w:val="20"/>
           <w:szCs w:val="20"/>
         </w:rPr>
-        <w:t xml:space="preserve">Option Public</w:t>
+        <w:t xml:space="preserve">BulkRegCommon</w:t>
+      </w:r>
+      <w:r>
+        <w:t xml:space="preserve"> exactly (no spaces) and click </w:t>
+      </w:r>
+      <w:r>
+        <w:rPr>
+          <w:b/>
+          <w:bCs/>
+        </w:rPr>
+        <w:t xml:space="preserve">OK</w:t>
+      </w:r>
+      <w:r>
+        <w:t xml:space="preserve">. </w:t>
+      </w:r>
+      <w:r>
+        <w:rPr>
+          <w:i/>
+          <w:iCs/>
+        </w:rPr>
+        <w:t xml:space="preserve">Result:</w:t>
+      </w:r>
+      <w:r>
+        <w:t xml:space="preserve"> the LotusScript editor opens, with </w:t>
+      </w:r>
+      <w:r>
+        <w:rPr>
+          <w:b/>
+          <w:bCs/>
+        </w:rPr>
+        <w:t xml:space="preserve">(Options)</w:t>
+      </w:r>
+      <w:r>
+        <w:t xml:space="preserve">, </w:t>
+      </w:r>
+      <w:r>
+        <w:rPr>
+          <w:b/>
+          <w:bCs/>
+        </w:rPr>
+        <w:t xml:space="preserve">(Declarations)</w:t>
+      </w:r>
+      <w:r>
+        <w:t xml:space="preserve">, </w:t>
+      </w:r>
+      <w:r>
+        <w:rPr>
+          <w:b/>
+          <w:bCs/>
+        </w:rPr>
+        <w:t xml:space="preserve">Initialize</w:t>
       </w:r>
       <w:r>
         <w:t xml:space="preserve"> and </w:t>
       </w:r>
       <w:r>
         <w:rPr>
-          <w:rFonts w:ascii="Consolas" w:cs="Consolas" w:eastAsia="Consolas" w:hAnsi="Consolas"/>
-          <w:color w:val="0F5FDC"/>
-          <w:sz w:val="20"/>
-          <w:szCs w:val="20"/>
-        </w:rPr>
-        <w:t xml:space="preserve">Option Declare</w:t>
-      </w:r>
-      <w:r>
-        <w:t xml:space="preserve">) and paste them there, replacing what is there.</w:t>
+          <w:b/>
+          <w:bCs/>
+        </w:rPr>
+        <w:t xml:space="preserve">Terminate</w:t>
+      </w:r>
+      <w:r>
+        <w:t xml:space="preserve"> in the outline.</w:t>
       </w:r>
     </w:p>
     <w:p>
@@ -21587,28 +25140,63 @@
         <w:pStyle w:val="ListParagraph"/>
         <w:numPr>
           <w:ilvl w:val="0"/>
-          <w:numId w:val="24"/>
+          <w:numId w:val="25"/>
         </w:numPr>
       </w:pPr>
       <w:r>
+        <w:t xml:space="preserve">Open </w:t>
+      </w:r>
+      <w:r>
+        <w:rPr>
+          <w:rFonts w:ascii="Consolas" w:cs="Consolas" w:eastAsia="Consolas" w:hAnsi="Consolas"/>
+          <w:color w:val="0F5FDC"/>
+          <w:sz w:val="20"/>
+          <w:szCs w:val="20"/>
+        </w:rPr>
+        <w:t xml:space="preserve">C:\BulkReg-kit\lotusscript\BulkRegCommon.lss</w:t>
+      </w:r>
+      <w:r>
+        <w:t xml:space="preserve"> in </w:t>
+      </w:r>
+      <w:r>
         <w:rPr>
           <w:b/>
           <w:bCs/>
         </w:rPr>
-        <w:t xml:space="preserve">STEP B:</w:t>
-      </w:r>
-      <w:r>
-        <w:t xml:space="preserve"> select </w:t>
+        <w:t xml:space="preserve">Notepad</w:t>
+      </w:r>
+      <w:r>
+        <w:t xml:space="preserve">. The file contains three marked blocks: </w:t>
       </w:r>
       <w:r>
         <w:rPr>
           <w:b/>
           <w:bCs/>
         </w:rPr>
-        <w:t xml:space="preserve">(Declarations)</w:t>
-      </w:r>
-      <w:r>
-        <w:t xml:space="preserve">. Copy everything between the STEP B and STEP C markers and paste it there.</w:t>
+        <w:t xml:space="preserve">STEP A</w:t>
+      </w:r>
+      <w:r>
+        <w:t xml:space="preserve">, </w:t>
+      </w:r>
+      <w:r>
+        <w:rPr>
+          <w:b/>
+          <w:bCs/>
+        </w:rPr>
+        <w:t xml:space="preserve">STEP B</w:t>
+      </w:r>
+      <w:r>
+        <w:t xml:space="preserve"> and </w:t>
+      </w:r>
+      <w:r>
+        <w:rPr>
+          <w:b/>
+          <w:bCs/>
+        </w:rPr>
+        <w:t xml:space="preserve">STEP C</w:t>
+      </w:r>
+      <w:r>
+        <w:t xml:space="preserve">.</w:t>
       </w:r>
     </w:p>
     <w:p>
@@ -21616,7 +25204,7 @@
         <w:pStyle w:val="ListParagraph"/>
         <w:numPr>
           <w:ilvl w:val="0"/>
-          <w:numId w:val="24"/>
+          <w:numId w:val="25"/>
         </w:numPr>
       </w:pPr>
       <w:r>
@@ -21624,30 +25212,44 @@
           <w:b/>
           <w:bCs/>
         </w:rPr>
-        <w:t xml:space="preserve">STEP C:</w:t>
-      </w:r>
-      <w:r>
-        <w:t xml:space="preserve"> click at the end of the last line in (Declarations), press </w:t>
+        <w:t xml:space="preserve">STEP A:</w:t>
+      </w:r>
+      <w:r>
+        <w:t xml:space="preserve"> in Designer, select </w:t>
       </w:r>
       <w:r>
         <w:rPr>
           <w:b/>
           <w:bCs/>
         </w:rPr>
-        <w:t xml:space="preserve">Enter</w:t>
-      </w:r>
-      <w:r>
-        <w:t xml:space="preserve"> twice, then copy everything from the STEP C marker to the end of the file and paste it. </w:t>
-      </w:r>
-      <w:r>
-        <w:rPr>
-          <w:i/>
-          <w:iCs/>
-        </w:rPr>
-        <w:t xml:space="preserve">Result:</w:t>
-      </w:r>
-      <w:r>
-        <w:t xml:space="preserve"> the outline now lists the functions (BR_Init, BR_Log …) as separate entries.</w:t>
+        <w:t xml:space="preserve">(Options)</w:t>
+      </w:r>
+      <w:r>
+        <w:t xml:space="preserve">. Copy the two lines below the STEP A marker (</w:t>
+      </w:r>
+      <w:r>
+        <w:rPr>
+          <w:rFonts w:ascii="Consolas" w:cs="Consolas" w:eastAsia="Consolas" w:hAnsi="Consolas"/>
+          <w:color w:val="0F5FDC"/>
+          <w:sz w:val="20"/>
+          <w:szCs w:val="20"/>
+        </w:rPr>
+        <w:t xml:space="preserve">Option Public</w:t>
+      </w:r>
+      <w:r>
+        <w:t xml:space="preserve"> and </w:t>
+      </w:r>
+      <w:r>
+        <w:rPr>
+          <w:rFonts w:ascii="Consolas" w:cs="Consolas" w:eastAsia="Consolas" w:hAnsi="Consolas"/>
+          <w:color w:val="0F5FDC"/>
+          <w:sz w:val="20"/>
+          <w:szCs w:val="20"/>
+        </w:rPr>
+        <w:t xml:space="preserve">Option Declare</w:t>
+      </w:r>
+      <w:r>
+        <w:t xml:space="preserve">) and paste them there, replacing what is there.</w:t>
       </w:r>
     </w:p>
     <w:p>
@@ -21655,7 +25257,75 @@
         <w:pStyle w:val="ListParagraph"/>
         <w:numPr>
           <w:ilvl w:val="0"/>
-          <w:numId w:val="24"/>
+          <w:numId w:val="25"/>
+        </w:numPr>
+      </w:pPr>
+      <w:r>
+        <w:rPr>
+          <w:b/>
+          <w:bCs/>
+        </w:rPr>
+        <w:t xml:space="preserve">STEP B:</w:t>
+      </w:r>
+      <w:r>
+        <w:t xml:space="preserve"> select </w:t>
+      </w:r>
+      <w:r>
+        <w:rPr>
+          <w:b/>
+          <w:bCs/>
+        </w:rPr>
+        <w:t xml:space="preserve">(Declarations)</w:t>
+      </w:r>
+      <w:r>
+        <w:t xml:space="preserve">. Copy everything between the STEP B and STEP C markers and paste it there.</w:t>
+      </w:r>
+    </w:p>
+    <w:p>
+      <w:pPr>
+        <w:pStyle w:val="ListParagraph"/>
+        <w:numPr>
+          <w:ilvl w:val="0"/>
+          <w:numId w:val="25"/>
+        </w:numPr>
+      </w:pPr>
+      <w:r>
+        <w:rPr>
+          <w:b/>
+          <w:bCs/>
+        </w:rPr>
+        <w:t xml:space="preserve">STEP C:</w:t>
+      </w:r>
+      <w:r>
+        <w:t xml:space="preserve"> click at the end of the last line in (Declarations), press </w:t>
+      </w:r>
+      <w:r>
+        <w:rPr>
+          <w:b/>
+          <w:bCs/>
+        </w:rPr>
+        <w:t xml:space="preserve">Enter</w:t>
+      </w:r>
+      <w:r>
+        <w:t xml:space="preserve"> twice, then copy everything from the STEP C marker to the end of the file and paste it. </w:t>
+      </w:r>
+      <w:r>
+        <w:rPr>
+          <w:i/>
+          <w:iCs/>
+        </w:rPr>
+        <w:t xml:space="preserve">Result:</w:t>
+      </w:r>
+      <w:r>
+        <w:t xml:space="preserve"> the outline now lists the functions (BR_Init, BR_Log …) as separate entries.</w:t>
+      </w:r>
+    </w:p>
+    <w:p>
+      <w:pPr>
+        <w:pStyle w:val="ListParagraph"/>
+        <w:numPr>
+          <w:ilvl w:val="0"/>
+          <w:numId w:val="25"/>
         </w:numPr>
       </w:pPr>
       <w:r>
@@ -22530,7 +26200,7 @@
         <w:pStyle w:val="ListParagraph"/>
         <w:numPr>
           <w:ilvl w:val="0"/>
-          <w:numId w:val="25"/>
+          <w:numId w:val="26"/>
         </w:numPr>
       </w:pPr>
       <w:r>
@@ -22572,7 +26242,7 @@
         <w:pStyle w:val="ListParagraph"/>
         <w:numPr>
           <w:ilvl w:val="0"/>
-          <w:numId w:val="25"/>
+          <w:numId w:val="26"/>
         </w:numPr>
       </w:pPr>
       <w:r>
@@ -22594,7 +26264,7 @@
         <w:pStyle w:val="ListParagraph"/>
         <w:numPr>
           <w:ilvl w:val="0"/>
-          <w:numId w:val="25"/>
+          <w:numId w:val="26"/>
         </w:numPr>
       </w:pPr>
       <w:r>
@@ -22656,7 +26326,7 @@
         <w:pStyle w:val="ListParagraph"/>
         <w:numPr>
           <w:ilvl w:val="0"/>
-          <w:numId w:val="25"/>
+          <w:numId w:val="26"/>
         </w:numPr>
       </w:pPr>
       <w:r>
@@ -22728,7 +26398,7 @@
         <w:pStyle w:val="ListParagraph"/>
         <w:numPr>
           <w:ilvl w:val="0"/>
-          <w:numId w:val="25"/>
+          <w:numId w:val="26"/>
         </w:numPr>
       </w:pPr>
       <w:r>
@@ -22740,7 +26410,7 @@
         <w:pStyle w:val="ListParagraph"/>
         <w:numPr>
           <w:ilvl w:val="0"/>
-          <w:numId w:val="25"/>
+          <w:numId w:val="26"/>
         </w:numPr>
       </w:pPr>
       <w:r>
@@ -22805,7 +26475,7 @@
         <w:pStyle w:val="ListParagraph"/>
         <w:numPr>
           <w:ilvl w:val="0"/>
-          <w:numId w:val="25"/>
+          <w:numId w:val="26"/>
         </w:numPr>
       </w:pPr>
       <w:r>
@@ -22846,7 +26516,7 @@
         <w:pStyle w:val="ListParagraph"/>
         <w:numPr>
           <w:ilvl w:val="0"/>
-          <w:numId w:val="25"/>
+          <w:numId w:val="26"/>
         </w:numPr>
       </w:pPr>
       <w:r>
@@ -22899,7 +26569,7 @@
         <w:pStyle w:val="ListParagraph"/>
         <w:numPr>
           <w:ilvl w:val="0"/>
-          <w:numId w:val="25"/>
+          <w:numId w:val="26"/>
         </w:numPr>
       </w:pPr>
       <w:r>
@@ -22940,7 +26610,7 @@
         <w:pStyle w:val="ListParagraph"/>
         <w:numPr>
           <w:ilvl w:val="0"/>
-          <w:numId w:val="25"/>
+          <w:numId w:val="26"/>
         </w:numPr>
       </w:pPr>
       <w:r>
@@ -22972,7 +26642,7 @@
         <w:pStyle w:val="ListParagraph"/>
         <w:numPr>
           <w:ilvl w:val="0"/>
-          <w:numId w:val="25"/>
+          <w:numId w:val="26"/>
         </w:numPr>
       </w:pPr>
       <w:r>
@@ -23081,7 +26751,7 @@
         <w:pStyle w:val="ListParagraph"/>
         <w:numPr>
           <w:ilvl w:val="0"/>
-          <w:numId w:val="26"/>
+          <w:numId w:val="27"/>
         </w:numPr>
       </w:pPr>
       <w:r>
@@ -23103,7 +26773,7 @@
         <w:pStyle w:val="ListParagraph"/>
         <w:numPr>
           <w:ilvl w:val="0"/>
-          <w:numId w:val="26"/>
+          <w:numId w:val="27"/>
         </w:numPr>
       </w:pPr>
       <w:r>
@@ -23137,7 +26807,7 @@
         <w:pStyle w:val="ListParagraph"/>
         <w:numPr>
           <w:ilvl w:val="0"/>
-          <w:numId w:val="26"/>
+          <w:numId w:val="27"/>
         </w:numPr>
       </w:pPr>
       <w:r>
@@ -23159,7 +26829,7 @@
         <w:pStyle w:val="ListParagraph"/>
         <w:numPr>
           <w:ilvl w:val="0"/>
-          <w:numId w:val="26"/>
+          <w:numId w:val="27"/>
         </w:numPr>
       </w:pPr>
       <w:r>
@@ -23191,7 +26861,7 @@
         <w:pStyle w:val="ListParagraph"/>
         <w:numPr>
           <w:ilvl w:val="0"/>
-          <w:numId w:val="26"/>
+          <w:numId w:val="27"/>
         </w:numPr>
       </w:pPr>
       <w:r>
@@ -23288,7 +26958,7 @@
         <w:pStyle w:val="ListParagraph"/>
         <w:numPr>
           <w:ilvl w:val="0"/>
-          <w:numId w:val="27"/>
+          <w:numId w:val="28"/>
         </w:numPr>
       </w:pPr>
       <w:r>
@@ -23322,7 +26992,7 @@
         <w:pStyle w:val="ListParagraph"/>
         <w:numPr>
           <w:ilvl w:val="0"/>
-          <w:numId w:val="27"/>
+          <w:numId w:val="28"/>
         </w:numPr>
       </w:pPr>
       <w:r>
@@ -23354,7 +27024,7 @@
         <w:pStyle w:val="ListParagraph"/>
         <w:numPr>
           <w:ilvl w:val="0"/>
-          <w:numId w:val="27"/>
+          <w:numId w:val="28"/>
         </w:numPr>
       </w:pPr>
       <w:r>
@@ -23376,7 +27046,7 @@
         <w:pStyle w:val="ListParagraph"/>
         <w:numPr>
           <w:ilvl w:val="0"/>
-          <w:numId w:val="27"/>
+          <w:numId w:val="28"/>
         </w:numPr>
       </w:pPr>
       <w:r>
@@ -23408,7 +27078,7 @@
         <w:pStyle w:val="ListParagraph"/>
         <w:numPr>
           <w:ilvl w:val="0"/>
-          <w:numId w:val="27"/>
+          <w:numId w:val="28"/>
         </w:numPr>
       </w:pPr>
       <w:r>
@@ -23517,7 +27187,7 @@
         <w:pStyle w:val="ListParagraph"/>
         <w:numPr>
           <w:ilvl w:val="0"/>
-          <w:numId w:val="28"/>
+          <w:numId w:val="29"/>
         </w:numPr>
       </w:pPr>
       <w:r>
@@ -23549,7 +27219,7 @@
         <w:pStyle w:val="ListParagraph"/>
         <w:numPr>
           <w:ilvl w:val="0"/>
-          <w:numId w:val="28"/>
+          <w:numId w:val="29"/>
         </w:numPr>
       </w:pPr>
       <w:r>
@@ -23607,7 +27277,7 @@
         <w:pStyle w:val="ListParagraph"/>
         <w:numPr>
           <w:ilvl w:val="0"/>
-          <w:numId w:val="28"/>
+          <w:numId w:val="29"/>
         </w:numPr>
       </w:pPr>
       <w:r>
@@ -23704,7 +27374,17 @@
     </w:p>
     <w:p>
       <w:r>
-        <w:t xml:space="preserve">Do C1–C9 in order. Record each batch in the batch log (C9). The first time, include C5 (pilot).</w:t>
+        <w:t xml:space="preserve">Do C1–C9 in order. This is the </w:t>
+      </w:r>
+      <w:r>
+        <w:rPr>
+          <w:b/>
+          <w:bCs/>
+        </w:rPr>
+        <w:t xml:space="preserve">Agent Run Order</w:t>
+      </w:r>
+      <w:r>
+        <w:t xml:space="preserve"> page in detail: 01 → 02 → review → 03 (DryRun=1) → 03 (DryRun=0) → 04. Record each batch in the batch log (C9). The first time, include C5 (pilot).</w:t>
       </w:r>
     </w:p>
     <w:p>
@@ -23752,7 +27432,7 @@
         <w:pStyle w:val="ListParagraph"/>
         <w:numPr>
           <w:ilvl w:val="0"/>
-          <w:numId w:val="29"/>
+          <w:numId w:val="30"/>
         </w:numPr>
       </w:pPr>
       <w:r>
@@ -23786,7 +27466,7 @@
         <w:pStyle w:val="ListParagraph"/>
         <w:numPr>
           <w:ilvl w:val="0"/>
-          <w:numId w:val="29"/>
+          <w:numId w:val="30"/>
         </w:numPr>
       </w:pPr>
       <w:r>
@@ -23808,7 +27488,7 @@
         <w:pStyle w:val="ListParagraph"/>
         <w:numPr>
           <w:ilvl w:val="0"/>
-          <w:numId w:val="29"/>
+          <w:numId w:val="30"/>
         </w:numPr>
       </w:pPr>
       <w:r>
@@ -23832,7 +27512,7 @@
         <w:pStyle w:val="ListParagraph"/>
         <w:numPr>
           <w:ilvl w:val="0"/>
-          <w:numId w:val="29"/>
+          <w:numId w:val="30"/>
         </w:numPr>
       </w:pPr>
       <w:r>
@@ -23854,7 +27534,7 @@
         <w:pStyle w:val="ListParagraph"/>
         <w:numPr>
           <w:ilvl w:val="0"/>
-          <w:numId w:val="29"/>
+          <w:numId w:val="30"/>
         </w:numPr>
       </w:pPr>
       <w:r>
@@ -23866,7 +27546,7 @@
         <w:pStyle w:val="ListParagraph"/>
         <w:numPr>
           <w:ilvl w:val="0"/>
-          <w:numId w:val="29"/>
+          <w:numId w:val="30"/>
         </w:numPr>
       </w:pPr>
       <w:r>
@@ -24011,7 +27691,7 @@
         <w:pStyle w:val="ListParagraph"/>
         <w:numPr>
           <w:ilvl w:val="0"/>
-          <w:numId w:val="30"/>
+          <w:numId w:val="31"/>
         </w:numPr>
       </w:pPr>
       <w:r>
@@ -24059,7 +27739,7 @@
         <w:pStyle w:val="ListParagraph"/>
         <w:numPr>
           <w:ilvl w:val="0"/>
-          <w:numId w:val="30"/>
+          <w:numId w:val="31"/>
         </w:numPr>
       </w:pPr>
       <w:r>
@@ -24081,7 +27761,7 @@
         <w:pStyle w:val="ListParagraph"/>
         <w:numPr>
           <w:ilvl w:val="0"/>
-          <w:numId w:val="30"/>
+          <w:numId w:val="31"/>
         </w:numPr>
       </w:pPr>
       <w:r>
@@ -24115,7 +27795,7 @@
         <w:pStyle w:val="ListParagraph"/>
         <w:numPr>
           <w:ilvl w:val="0"/>
-          <w:numId w:val="30"/>
+          <w:numId w:val="31"/>
         </w:numPr>
       </w:pPr>
       <w:r>
@@ -24375,7 +28055,7 @@
         <w:pStyle w:val="ListParagraph"/>
         <w:numPr>
           <w:ilvl w:val="0"/>
-          <w:numId w:val="31"/>
+          <w:numId w:val="32"/>
         </w:numPr>
       </w:pPr>
       <w:r>
@@ -24397,7 +28077,7 @@
         <w:pStyle w:val="ListParagraph"/>
         <w:numPr>
           <w:ilvl w:val="0"/>
-          <w:numId w:val="31"/>
+          <w:numId w:val="32"/>
         </w:numPr>
       </w:pPr>
       <w:r>
@@ -24431,7 +28111,7 @@
         <w:pStyle w:val="ListParagraph"/>
         <w:numPr>
           <w:ilvl w:val="0"/>
-          <w:numId w:val="31"/>
+          <w:numId w:val="32"/>
         </w:numPr>
       </w:pPr>
       <w:r>
@@ -24493,7 +28173,7 @@
         <w:pStyle w:val="ListParagraph"/>
         <w:numPr>
           <w:ilvl w:val="0"/>
-          <w:numId w:val="31"/>
+          <w:numId w:val="32"/>
         </w:numPr>
       </w:pPr>
       <w:r>
@@ -25329,7 +29009,7 @@
         <w:pStyle w:val="ListParagraph"/>
         <w:numPr>
           <w:ilvl w:val="0"/>
-          <w:numId w:val="32"/>
+          <w:numId w:val="33"/>
         </w:numPr>
       </w:pPr>
       <w:r>
@@ -25391,7 +29071,7 @@
         <w:pStyle w:val="ListParagraph"/>
         <w:numPr>
           <w:ilvl w:val="0"/>
-          <w:numId w:val="32"/>
+          <w:numId w:val="33"/>
         </w:numPr>
       </w:pPr>
       <w:r>
@@ -25403,7 +29083,7 @@
         <w:pStyle w:val="ListParagraph"/>
         <w:numPr>
           <w:ilvl w:val="0"/>
-          <w:numId w:val="32"/>
+          <w:numId w:val="33"/>
         </w:numPr>
       </w:pPr>
       <w:r>
@@ -25617,7 +29297,7 @@
         <w:pStyle w:val="ListParagraph"/>
         <w:numPr>
           <w:ilvl w:val="0"/>
-          <w:numId w:val="33"/>
+          <w:numId w:val="34"/>
         </w:numPr>
       </w:pPr>
       <w:r>
@@ -25641,7 +29321,7 @@
         <w:pStyle w:val="ListParagraph"/>
         <w:numPr>
           <w:ilvl w:val="0"/>
-          <w:numId w:val="33"/>
+          <w:numId w:val="34"/>
         </w:numPr>
       </w:pPr>
       <w:r>
@@ -25663,7 +29343,7 @@
         <w:pStyle w:val="ListParagraph"/>
         <w:numPr>
           <w:ilvl w:val="0"/>
-          <w:numId w:val="33"/>
+          <w:numId w:val="34"/>
         </w:numPr>
       </w:pPr>
       <w:r>
@@ -25695,7 +29375,7 @@
         <w:pStyle w:val="ListParagraph"/>
         <w:numPr>
           <w:ilvl w:val="0"/>
-          <w:numId w:val="33"/>
+          <w:numId w:val="34"/>
         </w:numPr>
       </w:pPr>
       <w:r>
@@ -25727,7 +29407,7 @@
         <w:pStyle w:val="ListParagraph"/>
         <w:numPr>
           <w:ilvl w:val="0"/>
-          <w:numId w:val="33"/>
+          <w:numId w:val="34"/>
         </w:numPr>
       </w:pPr>
       <w:r>
@@ -25751,7 +29431,7 @@
         <w:pStyle w:val="ListParagraph"/>
         <w:numPr>
           <w:ilvl w:val="0"/>
-          <w:numId w:val="33"/>
+          <w:numId w:val="34"/>
         </w:numPr>
       </w:pPr>
       <w:r>
@@ -25877,7 +29557,7 @@
         <w:pStyle w:val="ListParagraph"/>
         <w:numPr>
           <w:ilvl w:val="0"/>
-          <w:numId w:val="34"/>
+          <w:numId w:val="35"/>
         </w:numPr>
       </w:pPr>
       <w:r>
@@ -25901,7 +29581,7 @@
         <w:pStyle w:val="ListParagraph"/>
         <w:numPr>
           <w:ilvl w:val="0"/>
-          <w:numId w:val="34"/>
+          <w:numId w:val="35"/>
         </w:numPr>
       </w:pPr>
       <w:r>
@@ -25933,7 +29613,7 @@
         <w:pStyle w:val="ListParagraph"/>
         <w:numPr>
           <w:ilvl w:val="0"/>
-          <w:numId w:val="34"/>
+          <w:numId w:val="35"/>
         </w:numPr>
       </w:pPr>
       <w:r>
@@ -25957,7 +29637,7 @@
         <w:pStyle w:val="ListParagraph"/>
         <w:numPr>
           <w:ilvl w:val="0"/>
-          <w:numId w:val="34"/>
+          <w:numId w:val="35"/>
         </w:numPr>
       </w:pPr>
       <w:r>
@@ -25999,7 +29679,7 @@
         <w:pStyle w:val="ListParagraph"/>
         <w:numPr>
           <w:ilvl w:val="0"/>
-          <w:numId w:val="34"/>
+          <w:numId w:val="35"/>
         </w:numPr>
       </w:pPr>
       <w:r>
@@ -26033,7 +29713,7 @@
         <w:pStyle w:val="ListParagraph"/>
         <w:numPr>
           <w:ilvl w:val="0"/>
-          <w:numId w:val="34"/>
+          <w:numId w:val="35"/>
         </w:numPr>
       </w:pPr>
       <w:r>
@@ -26105,7 +29785,7 @@
         <w:pStyle w:val="ListParagraph"/>
         <w:numPr>
           <w:ilvl w:val="0"/>
-          <w:numId w:val="34"/>
+          <w:numId w:val="35"/>
         </w:numPr>
       </w:pPr>
       <w:r>
@@ -26117,7 +29797,7 @@
         <w:pStyle w:val="ListParagraph"/>
         <w:numPr>
           <w:ilvl w:val="0"/>
-          <w:numId w:val="34"/>
+          <w:numId w:val="35"/>
         </w:numPr>
       </w:pPr>
       <w:r>
@@ -26149,7 +29829,7 @@
         <w:pStyle w:val="ListParagraph"/>
         <w:numPr>
           <w:ilvl w:val="0"/>
-          <w:numId w:val="34"/>
+          <w:numId w:val="35"/>
         </w:numPr>
       </w:pPr>
       <w:r>
@@ -26289,7 +29969,7 @@
         <w:pStyle w:val="ListParagraph"/>
         <w:numPr>
           <w:ilvl w:val="0"/>
-          <w:numId w:val="35"/>
+          <w:numId w:val="36"/>
         </w:numPr>
       </w:pPr>
       <w:r>
@@ -26301,7 +29981,7 @@
         <w:pStyle w:val="ListParagraph"/>
         <w:numPr>
           <w:ilvl w:val="0"/>
-          <w:numId w:val="35"/>
+          <w:numId w:val="36"/>
         </w:numPr>
       </w:pPr>
       <w:r>
@@ -26325,7 +30005,7 @@
         <w:pStyle w:val="ListParagraph"/>
         <w:numPr>
           <w:ilvl w:val="0"/>
-          <w:numId w:val="35"/>
+          <w:numId w:val="36"/>
         </w:numPr>
       </w:pPr>
       <w:r>
@@ -26347,7 +30027,7 @@
         <w:pStyle w:val="ListParagraph"/>
         <w:numPr>
           <w:ilvl w:val="0"/>
-          <w:numId w:val="35"/>
+          <w:numId w:val="36"/>
         </w:numPr>
       </w:pPr>
       <w:r>
@@ -26369,7 +30049,7 @@
         <w:pStyle w:val="ListParagraph"/>
         <w:numPr>
           <w:ilvl w:val="0"/>
-          <w:numId w:val="35"/>
+          <w:numId w:val="36"/>
         </w:numPr>
       </w:pPr>
       <w:r>
@@ -26413,7 +30093,7 @@
         <w:pStyle w:val="ListParagraph"/>
         <w:numPr>
           <w:ilvl w:val="0"/>
-          <w:numId w:val="35"/>
+          <w:numId w:val="36"/>
         </w:numPr>
       </w:pPr>
       <w:r>
@@ -26449,7 +30129,7 @@
         <w:pStyle w:val="ListParagraph"/>
         <w:numPr>
           <w:ilvl w:val="0"/>
-          <w:numId w:val="35"/>
+          <w:numId w:val="36"/>
         </w:numPr>
       </w:pPr>
       <w:r>
@@ -26461,7 +30141,7 @@
         <w:pStyle w:val="ListParagraph"/>
         <w:numPr>
           <w:ilvl w:val="0"/>
-          <w:numId w:val="35"/>
+          <w:numId w:val="36"/>
         </w:numPr>
       </w:pPr>
       <w:r>
@@ -26649,7 +30329,7 @@
         <w:pStyle w:val="ListParagraph"/>
         <w:numPr>
           <w:ilvl w:val="0"/>
-          <w:numId w:val="36"/>
+          <w:numId w:val="37"/>
         </w:numPr>
       </w:pPr>
       <w:r>
@@ -26671,7 +30351,7 @@
         <w:pStyle w:val="ListParagraph"/>
         <w:numPr>
           <w:ilvl w:val="0"/>
-          <w:numId w:val="36"/>
+          <w:numId w:val="37"/>
         </w:numPr>
       </w:pPr>
       <w:r>
@@ -26683,7 +30363,7 @@
         <w:pStyle w:val="ListParagraph"/>
         <w:numPr>
           <w:ilvl w:val="0"/>
-          <w:numId w:val="36"/>
+          <w:numId w:val="37"/>
         </w:numPr>
       </w:pPr>
       <w:r>
@@ -26707,7 +30387,7 @@
         <w:pStyle w:val="ListParagraph"/>
         <w:numPr>
           <w:ilvl w:val="0"/>
-          <w:numId w:val="36"/>
+          <w:numId w:val="37"/>
         </w:numPr>
       </w:pPr>
       <w:r>
@@ -26870,7 +30550,7 @@
         <w:pStyle w:val="ListParagraph"/>
         <w:numPr>
           <w:ilvl w:val="0"/>
-          <w:numId w:val="37"/>
+          <w:numId w:val="38"/>
         </w:numPr>
       </w:pPr>
       <w:r>
@@ -26894,7 +30574,7 @@
         <w:pStyle w:val="ListParagraph"/>
         <w:numPr>
           <w:ilvl w:val="0"/>
-          <w:numId w:val="37"/>
+          <w:numId w:val="38"/>
         </w:numPr>
       </w:pPr>
       <w:r>
@@ -26906,7 +30586,7 @@
         <w:pStyle w:val="ListParagraph"/>
         <w:numPr>
           <w:ilvl w:val="0"/>
-          <w:numId w:val="37"/>
+          <w:numId w:val="38"/>
         </w:numPr>
       </w:pPr>
       <w:r>
@@ -26942,7 +30622,7 @@
         <w:pStyle w:val="ListParagraph"/>
         <w:numPr>
           <w:ilvl w:val="0"/>
-          <w:numId w:val="37"/>
+          <w:numId w:val="38"/>
         </w:numPr>
       </w:pPr>
       <w:r>
@@ -26978,7 +30658,7 @@
         <w:pStyle w:val="ListParagraph"/>
         <w:numPr>
           <w:ilvl w:val="0"/>
-          <w:numId w:val="37"/>
+          <w:numId w:val="38"/>
         </w:numPr>
       </w:pPr>
       <w:r>
@@ -27014,7 +30694,7 @@
         <w:pStyle w:val="ListParagraph"/>
         <w:numPr>
           <w:ilvl w:val="0"/>
-          <w:numId w:val="37"/>
+          <w:numId w:val="38"/>
         </w:numPr>
       </w:pPr>
       <w:r>
@@ -45651,13 +49331,13 @@
         <w:pStyle w:val="ListParagraph"/>
         <w:numPr>
           <w:ilvl w:val="0"/>
-          <w:numId w:val="38"/>
+          <w:numId w:val="2"/>
         </w:numPr>
       </w:pPr>
       <w:r>
         <w:t xml:space="preserve">Registering Active Directory users (Directory Sync) – </w:t>
       </w:r>
-      <w:hyperlink w:history="1" r:id="rIdmq-im0sw-3s1u3wssxgu3">
+      <w:hyperlink w:history="1" r:id="rIdares7p9kl7dm_zsla9nnh">
         <w:r>
           <w:rPr>
             <w:rStyle w:val="Hyperlink"/>
@@ -45673,13 +49353,13 @@
         <w:pStyle w:val="ListParagraph"/>
         <w:numPr>
           <w:ilvl w:val="0"/>
-          <w:numId w:val="38"/>
+          <w:numId w:val="2"/>
         </w:numPr>
       </w:pPr>
       <w:r>
         <w:t xml:space="preserve">ContactNoteID property – </w:t>
       </w:r>
-      <w:hyperlink w:history="1" r:id="rIduve4x23givjkmy2ph8zj-">
+      <w:hyperlink w:history="1" r:id="rIdm53i8sz8tywbdtowycyaz">
         <w:r>
           <w:rPr>
             <w:rStyle w:val="Hyperlink"/>
@@ -45695,13 +49375,13 @@
         <w:pStyle w:val="ListParagraph"/>
         <w:numPr>
           <w:ilvl w:val="0"/>
-          <w:numId w:val="38"/>
+          <w:numId w:val="2"/>
         </w:numPr>
       </w:pPr>
       <w:r>
         <w:t xml:space="preserve">RegisterNewUser method – </w:t>
       </w:r>
-      <w:hyperlink w:history="1" r:id="rIdexf8kuohi4hj5t7k3vxse">
+      <w:hyperlink w:history="1" r:id="rId9-3wpv62ehsmrgk9nl9wy">
         <w:r>
           <w:rPr>
             <w:rStyle w:val="Hyperlink"/>
@@ -45717,13 +49397,13 @@
         <w:pStyle w:val="ListParagraph"/>
         <w:numPr>
           <w:ilvl w:val="0"/>
-          <w:numId w:val="38"/>
+          <w:numId w:val="2"/>
         </w:numPr>
       </w:pPr>
       <w:r>
         <w:t xml:space="preserve">Creating an ID vault – </w:t>
       </w:r>
-      <w:hyperlink w:history="1" r:id="rIdlojxu4wesz0_viymdds-w">
+      <w:hyperlink w:history="1" r:id="rId8fwru8i9acfvhic_jqcjq">
         <w:r>
           <w:rPr>
             <w:rStyle w:val="Hyperlink"/>
@@ -45739,13 +49419,13 @@
         <w:pStyle w:val="ListParagraph"/>
         <w:numPr>
           <w:ilvl w:val="0"/>
-          <w:numId w:val="38"/>
+          <w:numId w:val="2"/>
         </w:numPr>
       </w:pPr>
       <w:r>
         <w:t xml:space="preserve">Assigning users to a vault (Security Settings, ID Vault tab) – </w:t>
       </w:r>
-      <w:hyperlink w:history="1" r:id="rIdkfrrbt2ac2jvsobac1ixt">
+      <w:hyperlink w:history="1" r:id="rIdnmkc3z7d78094jbqhklr5">
         <w:r>
           <w:rPr>
             <w:rStyle w:val="Hyperlink"/>
@@ -45761,13 +49441,13 @@
         <w:pStyle w:val="ListParagraph"/>
         <w:numPr>
           <w:ilvl w:val="0"/>
-          <w:numId w:val="38"/>
+          <w:numId w:val="2"/>
         </w:numPr>
       </w:pPr>
       <w:r>
         <w:t xml:space="preserve">Creating a security policy settings document – </w:t>
       </w:r>
-      <w:hyperlink w:history="1" r:id="rIdsfeopfp4ehof6jkdhipsc">
+      <w:hyperlink w:history="1" r:id="rIdqsz6c4vva06swawl237aa">
         <w:r>
           <w:rPr>
             <w:rStyle w:val="Hyperlink"/>
@@ -45783,13 +49463,13 @@
         <w:pStyle w:val="ListParagraph"/>
         <w:numPr>
           <w:ilvl w:val="0"/>
-          <w:numId w:val="38"/>
+          <w:numId w:val="2"/>
         </w:numPr>
       </w:pPr>
       <w:r>
         <w:t xml:space="preserve">Creating a policy document (explicit policy names */name) – </w:t>
       </w:r>
-      <w:hyperlink w:history="1" r:id="rIdzkt-i8lvwhgqfva49a6ax">
+      <w:hyperlink w:history="1" r:id="rIdl-dqnyxalpj-4caifli77">
         <w:r>
           <w:rPr>
             <w:rStyle w:val="Hyperlink"/>
@@ -45805,13 +49485,13 @@
         <w:pStyle w:val="ListParagraph"/>
         <w:numPr>
           <w:ilvl w:val="0"/>
-          <w:numId w:val="38"/>
+          <w:numId w:val="2"/>
         </w:numPr>
       </w:pPr>
       <w:r>
         <w:t xml:space="preserve">Modifying a server-based CA (adding RAs) – </w:t>
       </w:r>
-      <w:hyperlink w:history="1" r:id="rId4mxq8mai5ieogig4xiowz">
+      <w:hyperlink w:history="1" r:id="rIdacvq8lgo6jc4h6vat9ppv">
         <w:r>
           <w:rPr>
             <w:rStyle w:val="Hyperlink"/>
@@ -45827,13 +49507,13 @@
         <w:pStyle w:val="ListParagraph"/>
         <w:numPr>
           <w:ilvl w:val="0"/>
-          <w:numId w:val="38"/>
+          <w:numId w:val="2"/>
         </w:numPr>
       </w:pPr>
       <w:r>
         <w:t xml:space="preserve">Administration roles in the Domino Directory ACL – </w:t>
       </w:r>
-      <w:hyperlink w:history="1" r:id="rIdswmaipkoncspgga5pagap">
+      <w:hyperlink w:history="1" r:id="rIdabojqrwustbmlexpkfrtp">
         <w:r>
           <w:rPr>
             <w:rStyle w:val="Hyperlink"/>
@@ -45849,13 +49529,13 @@
         <w:pStyle w:val="ListParagraph"/>
         <w:numPr>
           <w:ilvl w:val="0"/>
-          <w:numId w:val="38"/>
+          <w:numId w:val="2"/>
         </w:numPr>
       </w:pPr>
       <w:r>
         <w:t xml:space="preserve">Configuring a database ACL (Manage ACL) – </w:t>
       </w:r>
-      <w:hyperlink w:history="1" r:id="rIdqt321r5ipbmaxok5ipmrv">
+      <w:hyperlink w:history="1" r:id="rIdgwr0g2qt536fd2hthqjuz">
         <w:r>
           <w:rPr>
             <w:rStyle w:val="Hyperlink"/>
@@ -45871,13 +49551,13 @@
         <w:pStyle w:val="ListParagraph"/>
         <w:numPr>
           <w:ilvl w:val="0"/>
-          <w:numId w:val="38"/>
+          <w:numId w:val="2"/>
         </w:numPr>
       </w:pPr>
       <w:r>
         <w:t xml:space="preserve">Creating a database from a template – </w:t>
       </w:r>
-      <w:hyperlink w:history="1" r:id="rIdstg2_hz5etd6kvb6_s4v_">
+      <w:hyperlink w:history="1" r:id="rIdzdqoekyjbfro3fxx4u3lf">
         <w:r>
           <w:rPr>
             <w:rStyle w:val="Hyperlink"/>
@@ -45893,13 +49573,13 @@
         <w:pStyle w:val="ListParagraph"/>
         <w:numPr>
           <w:ilvl w:val="0"/>
-          <w:numId w:val="38"/>
+          <w:numId w:val="2"/>
         </w:numPr>
       </w:pPr>
       <w:r>
         <w:t xml:space="preserve">Script libraries (Designer) – </w:t>
       </w:r>
-      <w:hyperlink w:history="1" r:id="rIdtpqtaf9ipgt9rx75-l9hi">
+      <w:hyperlink w:history="1" r:id="rIdpl6murqebinf-b_pwrczs">
         <w:r>
           <w:rPr>
             <w:rStyle w:val="Hyperlink"/>
@@ -45915,13 +49595,13 @@
         <w:pStyle w:val="ListParagraph"/>
         <w:numPr>
           <w:ilvl w:val="0"/>
-          <w:numId w:val="38"/>
+          <w:numId w:val="2"/>
         </w:numPr>
       </w:pPr>
       <w:r>
         <w:t xml:space="preserve">Creating an agent (Designer) – </w:t>
       </w:r>
-      <w:hyperlink w:history="1" r:id="rIdka4q6wkkxiui1jd-jcrvf">
+      <w:hyperlink w:history="1" r:id="rIdc7dz_t2eh7jqwfupwz3p4">
         <w:r>
           <w:rPr>
             <w:rStyle w:val="Hyperlink"/>
@@ -45937,13 +49617,13 @@
         <w:pStyle w:val="ListParagraph"/>
         <w:numPr>
           <w:ilvl w:val="0"/>
-          <w:numId w:val="38"/>
+          <w:numId w:val="2"/>
         </w:numPr>
       </w:pPr>
       <w:r>
         <w:t xml:space="preserve">Naming agents: aliases '|' and cascading '\' – </w:t>
       </w:r>
-      <w:hyperlink w:history="1" r:id="rIdhobe3vpvx37vvrwzkhzfp">
+      <w:hyperlink w:history="1" r:id="rIdew-p3eextyytd0wj-uy0u">
         <w:r>
           <w:rPr>
             <w:rStyle w:val="Hyperlink"/>
@@ -45959,13 +49639,13 @@
         <w:pStyle w:val="ListParagraph"/>
         <w:numPr>
           <w:ilvl w:val="0"/>
-          <w:numId w:val="38"/>
+          <w:numId w:val="2"/>
         </w:numPr>
       </w:pPr>
       <w:r>
         <w:t xml:space="preserve">Signing a database – </w:t>
       </w:r>
-      <w:hyperlink w:history="1" r:id="rIdjkfhu56wbrgb6iuk9vgl6">
+      <w:hyperlink w:history="1" r:id="rIdsfi0px57shoemvrrefzrz">
         <w:r>
           <w:rPr>
             <w:rStyle w:val="Hyperlink"/>
@@ -45981,13 +49661,13 @@
         <w:pStyle w:val="ListParagraph"/>
         <w:numPr>
           <w:ilvl w:val="0"/>
-          <w:numId w:val="38"/>
+          <w:numId w:val="2"/>
         </w:numPr>
       </w:pPr>
       <w:r>
         <w:t xml:space="preserve">Checking field values (Document Properties) – </w:t>
       </w:r>
-      <w:hyperlink w:history="1" r:id="rIdjcinhmx0e-i9qlbsfzh4u">
+      <w:hyperlink w:history="1" r:id="rIddliuwbw-mxfwrehl3yjbx">
         <w:r>
           <w:rPr>
             <w:rStyle w:val="Hyperlink"/>
@@ -46003,13 +49683,13 @@
         <w:pStyle w:val="ListParagraph"/>
         <w:numPr>
           <w:ilvl w:val="0"/>
-          <w:numId w:val="38"/>
+          <w:numId w:val="2"/>
         </w:numPr>
       </w:pPr>
       <w:r>
         <w:t xml:space="preserve">Execution Security Alert (ECL) – </w:t>
       </w:r>
-      <w:hyperlink w:history="1" r:id="rIdmplrjqw-4pxjf0y6g1yuj">
+      <w:hyperlink w:history="1" r:id="rIdathdhvkun5n26gp9hqupz">
         <w:r>
           <w:rPr>
             <w:rStyle w:val="Hyperlink"/>
@@ -46466,7 +50146,7 @@
         <w:sz w:val="16"/>
         <w:szCs w:val="16"/>
       </w:rPr>
-      <w:t xml:space="preserve">HCL Confidential – Internal Use  |  v2.6</w:t>
+      <w:t xml:space="preserve">HCL Confidential – Internal Use  |  v2.7</w:t>
     </w:r>
     <w:r>
       <w:rPr>
@@ -47108,223 +50788,223 @@
     </w:lvlOverride>
   </w:num>
   <w:num w:numId="2">
+    <w:abstractNumId w:val="2"/>
+    <w:lvlOverride w:ilvl="0">
+      <w:startOverride w:val="1"/>
+    </w:lvlOverride>
+  </w:num>
+  <w:num w:numId="3">
     <w:abstractNumId w:val="3"/>
     <w:lvlOverride w:ilvl="0">
       <w:startOverride w:val="1"/>
     </w:lvlOverride>
   </w:num>
-  <w:num w:numId="3">
+  <w:num w:numId="4">
     <w:abstractNumId w:val="4"/>
     <w:lvlOverride w:ilvl="0">
       <w:startOverride w:val="1"/>
     </w:lvlOverride>
   </w:num>
-  <w:num w:numId="4">
+  <w:num w:numId="5">
     <w:abstractNumId w:val="5"/>
     <w:lvlOverride w:ilvl="0">
       <w:startOverride w:val="1"/>
     </w:lvlOverride>
   </w:num>
-  <w:num w:numId="5">
+  <w:num w:numId="6">
     <w:abstractNumId w:val="6"/>
     <w:lvlOverride w:ilvl="0">
       <w:startOverride w:val="1"/>
     </w:lvlOverride>
   </w:num>
-  <w:num w:numId="6">
+  <w:num w:numId="7">
     <w:abstractNumId w:val="7"/>
     <w:lvlOverride w:ilvl="0">
       <w:startOverride w:val="4"/>
     </w:lvlOverride>
   </w:num>
-  <w:num w:numId="7">
+  <w:num w:numId="8">
     <w:abstractNumId w:val="8"/>
     <w:lvlOverride w:ilvl="0">
       <w:startOverride w:val="1"/>
     </w:lvlOverride>
   </w:num>
-  <w:num w:numId="8">
+  <w:num w:numId="9">
     <w:abstractNumId w:val="9"/>
     <w:lvlOverride w:ilvl="0">
       <w:startOverride w:val="1"/>
     </w:lvlOverride>
   </w:num>
-  <w:num w:numId="9">
+  <w:num w:numId="10">
     <w:abstractNumId w:val="10"/>
     <w:lvlOverride w:ilvl="0">
       <w:startOverride w:val="1"/>
     </w:lvlOverride>
   </w:num>
-  <w:num w:numId="10">
+  <w:num w:numId="11">
     <w:abstractNumId w:val="11"/>
     <w:lvlOverride w:ilvl="0">
       <w:startOverride w:val="1"/>
     </w:lvlOverride>
   </w:num>
-  <w:num w:numId="11">
+  <w:num w:numId="12">
     <w:abstractNumId w:val="12"/>
     <w:lvlOverride w:ilvl="0">
       <w:startOverride w:val="1"/>
     </w:lvlOverride>
   </w:num>
-  <w:num w:numId="12">
+  <w:num w:numId="13">
     <w:abstractNumId w:val="13"/>
     <w:lvlOverride w:ilvl="0">
       <w:startOverride w:val="1"/>
     </w:lvlOverride>
   </w:num>
-  <w:num w:numId="13">
+  <w:num w:numId="14">
     <w:abstractNumId w:val="14"/>
     <w:lvlOverride w:ilvl="0">
       <w:startOverride w:val="1"/>
     </w:lvlOverride>
   </w:num>
-  <w:num w:numId="14">
+  <w:num w:numId="15">
     <w:abstractNumId w:val="15"/>
     <w:lvlOverride w:ilvl="0">
       <w:startOverride w:val="1"/>
     </w:lvlOverride>
   </w:num>
-  <w:num w:numId="15">
+  <w:num w:numId="16">
     <w:abstractNumId w:val="16"/>
     <w:lvlOverride w:ilvl="0">
       <w:startOverride w:val="3"/>
     </w:lvlOverride>
   </w:num>
-  <w:num w:numId="16">
+  <w:num w:numId="17">
     <w:abstractNumId w:val="17"/>
     <w:lvlOverride w:ilvl="0">
       <w:startOverride w:val="1"/>
     </w:lvlOverride>
   </w:num>
-  <w:num w:numId="17">
+  <w:num w:numId="18">
     <w:abstractNumId w:val="18"/>
     <w:lvlOverride w:ilvl="0">
       <w:startOverride w:val="1"/>
     </w:lvlOverride>
   </w:num>
-  <w:num w:numId="18">
+  <w:num w:numId="19">
     <w:abstractNumId w:val="19"/>
     <w:lvlOverride w:ilvl="0">
       <w:startOverride w:val="1"/>
     </w:lvlOverride>
   </w:num>
-  <w:num w:numId="19">
+  <w:num w:numId="20">
     <w:abstractNumId w:val="20"/>
     <w:lvlOverride w:ilvl="0">
       <w:startOverride w:val="1"/>
     </w:lvlOverride>
   </w:num>
-  <w:num w:numId="20">
+  <w:num w:numId="21">
     <w:abstractNumId w:val="21"/>
     <w:lvlOverride w:ilvl="0">
       <w:startOverride w:val="1"/>
     </w:lvlOverride>
   </w:num>
-  <w:num w:numId="21">
+  <w:num w:numId="22">
     <w:abstractNumId w:val="22"/>
     <w:lvlOverride w:ilvl="0">
       <w:startOverride w:val="1"/>
     </w:lvlOverride>
   </w:num>
-  <w:num w:numId="22">
+  <w:num w:numId="23">
     <w:abstractNumId w:val="23"/>
     <w:lvlOverride w:ilvl="0">
       <w:startOverride w:val="1"/>
     </w:lvlOverride>
   </w:num>
-  <w:num w:numId="23">
+  <w:num w:numId="24">
     <w:abstractNumId w:val="24"/>
     <w:lvlOverride w:ilvl="0">
       <w:startOverride w:val="1"/>
     </w:lvlOverride>
   </w:num>
-  <w:num w:numId="24">
+  <w:num w:numId="25">
     <w:abstractNumId w:val="25"/>
     <w:lvlOverride w:ilvl="0">
       <w:startOverride w:val="1"/>
     </w:lvlOverride>
   </w:num>
-  <w:num w:numId="25">
+  <w:num w:numId="26">
     <w:abstractNumId w:val="26"/>
     <w:lvlOverride w:ilvl="0">
       <w:startOverride w:val="1"/>
     </w:lvlOverride>
   </w:num>
-  <w:num w:numId="26">
+  <w:num w:numId="27">
     <w:abstractNumId w:val="27"/>
     <w:lvlOverride w:ilvl="0">
       <w:startOverride w:val="1"/>
     </w:lvlOverride>
   </w:num>
-  <w:num w:numId="27">
+  <w:num w:numId="28">
     <w:abstractNumId w:val="28"/>
     <w:lvlOverride w:ilvl="0">
       <w:startOverride w:val="1"/>
     </w:lvlOverride>
   </w:num>
-  <w:num w:numId="28">
+  <w:num w:numId="29">
     <w:abstractNumId w:val="29"/>
     <w:lvlOverride w:ilvl="0">
       <w:startOverride w:val="1"/>
     </w:lvlOverride>
   </w:num>
-  <w:num w:numId="29">
+  <w:num w:numId="30">
     <w:abstractNumId w:val="30"/>
     <w:lvlOverride w:ilvl="0">
       <w:startOverride w:val="1"/>
     </w:lvlOverride>
   </w:num>
-  <w:num w:numId="30">
+  <w:num w:numId="31">
     <w:abstractNumId w:val="31"/>
     <w:lvlOverride w:ilvl="0">
       <w:startOverride w:val="1"/>
     </w:lvlOverride>
   </w:num>
-  <w:num w:numId="31">
+  <w:num w:numId="32">
     <w:abstractNumId w:val="32"/>
     <w:lvlOverride w:ilvl="0">
       <w:startOverride w:val="1"/>
     </w:lvlOverride>
   </w:num>
-  <w:num w:numId="32">
+  <w:num w:numId="33">
     <w:abstractNumId w:val="33"/>
     <w:lvlOverride w:ilvl="0">
       <w:startOverride w:val="1"/>
     </w:lvlOverride>
   </w:num>
-  <w:num w:numId="33">
+  <w:num w:numId="34">
     <w:abstractNumId w:val="34"/>
     <w:lvlOverride w:ilvl="0">
       <w:startOverride w:val="1"/>
     </w:lvlOverride>
   </w:num>
-  <w:num w:numId="34">
+  <w:num w:numId="35">
     <w:abstractNumId w:val="35"/>
     <w:lvlOverride w:ilvl="0">
       <w:startOverride w:val="1"/>
     </w:lvlOverride>
   </w:num>
-  <w:num w:numId="35">
+  <w:num w:numId="36">
     <w:abstractNumId w:val="36"/>
     <w:lvlOverride w:ilvl="0">
       <w:startOverride w:val="1"/>
     </w:lvlOverride>
   </w:num>
-  <w:num w:numId="36">
+  <w:num w:numId="37">
     <w:abstractNumId w:val="37"/>
     <w:lvlOverride w:ilvl="0">
       <w:startOverride w:val="1"/>
     </w:lvlOverride>
   </w:num>
-  <w:num w:numId="37">
+  <w:num w:numId="38">
     <w:abstractNumId w:val="38"/>
-    <w:lvlOverride w:ilvl="0">
-      <w:startOverride w:val="1"/>
-    </w:lvlOverride>
-  </w:num>
-  <w:num w:numId="38">
-    <w:abstractNumId w:val="2"/>
     <w:lvlOverride w:ilvl="0">
       <w:startOverride w:val="1"/>
     </w:lvlOverride>

--- a/docs/BulkReg_Admin_Guide.docx
+++ b/docs/BulkReg_Admin_Guide.docx
@@ -170,7 +170,7 @@
                 <w:sz w:val="20"/>
                 <w:szCs w:val="20"/>
               </w:rPr>
-              <w:t xml:space="preserve">Version 2.7  |  October 2026  |  Draft for review</w:t>
+              <w:t xml:space="preserve">Version 2.8  |  October 2026  |  Draft for review</w:t>
             </w:r>
           </w:p>
           <w:p>
@@ -482,7 +482,7 @@
                 <w:sz w:val="19"/>
                 <w:szCs w:val="19"/>
               </w:rPr>
-              <w:t xml:space="preserve">2.7 (Draft for review)</w:t>
+              <w:t xml:space="preserve">2.8 (Draft for review)</w:t>
             </w:r>
           </w:p>
         </w:tc>
@@ -766,7 +766,7 @@
                 <w:sz w:val="19"/>
                 <w:szCs w:val="19"/>
               </w:rPr>
-              <w:t xml:space="preserve">BulkReg 1.6.0: BulkRegCommon library, 5 agents, config templates, optional PowerShell helper, Audit Viewer</w:t>
+              <w:t xml:space="preserve">BulkReg 1.7.0: BulkRegCommon library, 5 agents, config templates, optional PowerShell helper, Audit Viewer</w:t>
             </w:r>
           </w:p>
         </w:tc>
@@ -972,7 +972,7 @@
                 <w:sz w:val="19"/>
                 <w:szCs w:val="19"/>
               </w:rPr>
-              <w:t xml:space="preserve">2.7</w:t>
+              <w:t xml:space="preserve">2.8</w:t>
             </w:r>
           </w:p>
         </w:tc>
@@ -1003,7 +1003,7 @@
                 <w:sz w:val="19"/>
                 <w:szCs w:val="19"/>
               </w:rPr>
-              <w:t xml:space="preserve">New one-page </w:t>
+              <w:t xml:space="preserve">Mail folder layout made explicit: mail1, mail2 … are created </w:t>
             </w:r>
             <w:r>
               <w:rPr>
@@ -1012,14 +1012,14 @@
                 <w:sz w:val="19"/>
                 <w:szCs w:val="19"/>
               </w:rPr>
-              <w:t xml:space="preserve">Agent Run Order</w:t>
-            </w:r>
-            <w:r>
-              <w:rPr>
-                <w:sz w:val="19"/>
-                <w:szCs w:val="19"/>
-              </w:rPr>
-              <w:t xml:space="preserve"> at the front of the guide (flow, step table with DryRun setting, input/output and go/no-go per step, rules).</w:t>
+              <w:t xml:space="preserve">directly under the Domino data directory</w:t>
+            </w:r>
+            <w:r>
+              <w:rPr>
+                <w:sz w:val="19"/>
+                <w:szCs w:val="19"/>
+              </w:rPr>
+              <w:t xml:space="preserve">, next to the existing mail folder, not inside it. Folder diagram, plain explanation of MailFolderPrefix / MailFileDir / new MailExistingFolders. BulkReg rejects a prefix with a number (mail1) or a path (mail\mail) at start-up.</w:t>
             </w:r>
           </w:p>
         </w:tc>
@@ -1055,7 +1055,7 @@
                 <w:sz w:val="19"/>
                 <w:szCs w:val="19"/>
               </w:rPr>
-              <w:t xml:space="preserve">2.6</w:t>
+              <w:t xml:space="preserve">2.7</w:t>
             </w:r>
           </w:p>
         </w:tc>
@@ -1086,7 +1086,7 @@
                 <w:sz w:val="19"/>
                 <w:szCs w:val="19"/>
               </w:rPr>
-              <w:t xml:space="preserve">RegistrationLog corrected: registration is logged to the </w:t>
+              <w:t xml:space="preserve">New one-page </w:t>
             </w:r>
             <w:r>
               <w:rPr>
@@ -1095,14 +1095,14 @@
                 <w:sz w:val="19"/>
                 <w:szCs w:val="19"/>
               </w:rPr>
-              <w:t xml:space="preserve">Certification Log certlog.nsf</w:t>
-            </w:r>
-            <w:r>
-              <w:rPr>
-                <w:sz w:val="19"/>
-                <w:szCs w:val="19"/>
-              </w:rPr>
-              <w:t xml:space="preserve"> on the registration server (HCL: any non-empty value → CERTLOG.NSF; empty = no logging). log.nsf is the server's general log. Prerequisite check for certlog.nsf added (B4).</w:t>
+              <w:t xml:space="preserve">Agent Run Order</w:t>
+            </w:r>
+            <w:r>
+              <w:rPr>
+                <w:sz w:val="19"/>
+                <w:szCs w:val="19"/>
+              </w:rPr>
+              <w:t xml:space="preserve"> at the front of the guide (flow, step table with DryRun setting, input/output and go/no-go per step, rules).</w:t>
             </w:r>
           </w:p>
         </w:tc>
@@ -1138,7 +1138,7 @@
                 <w:sz w:val="19"/>
                 <w:szCs w:val="19"/>
               </w:rPr>
-              <w:t xml:space="preserve">2.5</w:t>
+              <w:t xml:space="preserve">2.6</w:t>
             </w:r>
           </w:p>
         </w:tc>
@@ -1164,6 +1164,13 @@
             <w:pPr>
               <w:spacing w:after="0" w:before="0"/>
             </w:pPr>
+            <w:r>
+              <w:rPr>
+                <w:sz w:val="19"/>
+                <w:szCs w:val="19"/>
+              </w:rPr>
+              <w:t xml:space="preserve">RegistrationLog corrected: registration is logged to the </w:t>
+            </w:r>
             <w:r>
               <w:rPr>
                 <w:b/>
@@ -1171,30 +1178,14 @@
                 <w:sz w:val="19"/>
                 <w:szCs w:val="19"/>
               </w:rPr>
-              <w:t xml:space="preserve">Prerequisite: pre-create the numbered mail folders</w:t>
-            </w:r>
-            <w:r>
-              <w:rPr>
-                <w:sz w:val="19"/>
-                <w:szCs w:val="19"/>
-              </w:rPr>
-              <w:t xml:space="preserve"> (mail1…mailN, one per 1000 users) on every home server (B4). Preflight calculates the folders needed per server and writes the create commands. New </w:t>
-            </w:r>
-            <w:r>
-              <w:rPr>
-                <w:rFonts w:ascii="Consolas" w:cs="Consolas" w:eastAsia="Consolas" w:hAnsi="Consolas"/>
-                <w:color w:val="0F5FDC"/>
-                <w:sz w:val="18"/>
-                <w:szCs w:val="18"/>
-              </w:rPr>
-              <w:t xml:space="preserve">MailFolderMax</w:t>
-            </w:r>
-            <w:r>
-              <w:rPr>
-                <w:sz w:val="19"/>
-                <w:szCs w:val="19"/>
-              </w:rPr>
-              <w:t xml:space="preserve">: Build Batch never assigns a folder above the number you created.</w:t>
+              <w:t xml:space="preserve">Certification Log certlog.nsf</w:t>
+            </w:r>
+            <w:r>
+              <w:rPr>
+                <w:sz w:val="19"/>
+                <w:szCs w:val="19"/>
+              </w:rPr>
+              <w:t xml:space="preserve"> on the registration server (HCL: any non-empty value → CERTLOG.NSF; empty = no logging). log.nsf is the server's general log. Prerequisite check for certlog.nsf added (B4).</w:t>
             </w:r>
           </w:p>
         </w:tc>
@@ -1230,7 +1221,7 @@
                 <w:sz w:val="19"/>
                 <w:szCs w:val="19"/>
               </w:rPr>
-              <w:t xml:space="preserve">2.4</w:t>
+              <w:t xml:space="preserve">2.5</w:t>
             </w:r>
           </w:p>
         </w:tc>
@@ -1256,13 +1247,6 @@
             <w:pPr>
               <w:spacing w:after="0" w:before="0"/>
             </w:pPr>
-            <w:r>
-              <w:rPr>
-                <w:sz w:val="19"/>
-                <w:szCs w:val="19"/>
-              </w:rPr>
-              <w:t xml:space="preserve">Mail file </w:t>
-            </w:r>
             <w:r>
               <w:rPr>
                 <w:b/>
@@ -1270,46 +1254,30 @@
                 <w:sz w:val="19"/>
                 <w:szCs w:val="19"/>
               </w:rPr>
-              <w:t xml:space="preserve">naming = last name</w:t>
-            </w:r>
-            <w:r>
-              <w:rPr>
-                <w:sz w:val="19"/>
-                <w:szCs w:val="19"/>
-              </w:rPr>
-              <w:t xml:space="preserve"> (configurable), </w:t>
-            </w:r>
-            <w:r>
-              <w:rPr>
-                <w:b/>
-                <w:bCs/>
-                <w:sz w:val="19"/>
-                <w:szCs w:val="19"/>
-              </w:rPr>
-              <w:t xml:space="preserve">uniqueness</w:t>
-            </w:r>
-            <w:r>
-              <w:rPr>
-                <w:sz w:val="19"/>
-                <w:szCs w:val="19"/>
-              </w:rPr>
-              <w:t xml:space="preserve"> checked against all mail folders on the home server, Person documents, open batches and the batch itself (clash → smith2.nsf or ERROR), </w:t>
-            </w:r>
-            <w:r>
-              <w:rPr>
-                <w:b/>
-                <w:bCs/>
-                <w:sz w:val="19"/>
-                <w:szCs w:val="19"/>
-              </w:rPr>
-              <w:t xml:space="preserve">numbered folders</w:t>
-            </w:r>
-            <w:r>
-              <w:rPr>
-                <w:sz w:val="19"/>
-                <w:szCs w:val="19"/>
-              </w:rPr>
-              <w:t xml:space="preserve"> mail1, mail2… with max 1000 mail files each. MailFileNote recorded in batch file, summary, results and audit.</w:t>
+              <w:t xml:space="preserve">Prerequisite: pre-create the numbered mail folders</w:t>
+            </w:r>
+            <w:r>
+              <w:rPr>
+                <w:sz w:val="19"/>
+                <w:szCs w:val="19"/>
+              </w:rPr>
+              <w:t xml:space="preserve"> (mail1…mailN, one per 1000 users) on every home server (B4). Preflight calculates the folders needed per server and writes the create commands. New </w:t>
+            </w:r>
+            <w:r>
+              <w:rPr>
+                <w:rFonts w:ascii="Consolas" w:cs="Consolas" w:eastAsia="Consolas" w:hAnsi="Consolas"/>
+                <w:color w:val="0F5FDC"/>
+                <w:sz w:val="18"/>
+                <w:szCs w:val="18"/>
+              </w:rPr>
+              <w:t xml:space="preserve">MailFolderMax</w:t>
+            </w:r>
+            <w:r>
+              <w:rPr>
+                <w:sz w:val="19"/>
+                <w:szCs w:val="19"/>
+              </w:rPr>
+              <w:t xml:space="preserve">: Build Batch never assigns a folder above the number you created.</w:t>
             </w:r>
           </w:p>
         </w:tc>
@@ -1345,7 +1313,7 @@
                 <w:sz w:val="19"/>
                 <w:szCs w:val="19"/>
               </w:rPr>
-              <w:t xml:space="preserve">2.3</w:t>
+              <w:t xml:space="preserve">2.4</w:t>
             </w:r>
           </w:p>
         </w:tc>
@@ -1371,6 +1339,13 @@
             <w:pPr>
               <w:spacing w:after="0" w:before="0"/>
             </w:pPr>
+            <w:r>
+              <w:rPr>
+                <w:sz w:val="19"/>
+                <w:szCs w:val="19"/>
+              </w:rPr>
+              <w:t xml:space="preserve">Mail file </w:t>
+            </w:r>
             <w:r>
               <w:rPr>
                 <w:b/>
@@ -1378,14 +1353,46 @@
                 <w:sz w:val="19"/>
                 <w:szCs w:val="19"/>
               </w:rPr>
-              <w:t xml:space="preserve">Every registered user now gets a Domino mail file</w:t>
-            </w:r>
-            <w:r>
-              <w:rPr>
-                <w:sz w:val="19"/>
-                <w:szCs w:val="19"/>
-              </w:rPr>
-              <w:t xml:space="preserve"> on the home server (MailFile column in the batch, reviewable). CreateMailDb / PreserveMailSystem removed. Mail file settings (folder, template, ACL manager, quota, full-text index), existence checks before and after registration, and mail file status in Verify.</w:t>
+              <w:t xml:space="preserve">naming = last name</w:t>
+            </w:r>
+            <w:r>
+              <w:rPr>
+                <w:sz w:val="19"/>
+                <w:szCs w:val="19"/>
+              </w:rPr>
+              <w:t xml:space="preserve"> (configurable), </w:t>
+            </w:r>
+            <w:r>
+              <w:rPr>
+                <w:b/>
+                <w:bCs/>
+                <w:sz w:val="19"/>
+                <w:szCs w:val="19"/>
+              </w:rPr>
+              <w:t xml:space="preserve">uniqueness</w:t>
+            </w:r>
+            <w:r>
+              <w:rPr>
+                <w:sz w:val="19"/>
+                <w:szCs w:val="19"/>
+              </w:rPr>
+              <w:t xml:space="preserve"> checked against all mail folders on the home server, Person documents, open batches and the batch itself (clash → smith2.nsf or ERROR), </w:t>
+            </w:r>
+            <w:r>
+              <w:rPr>
+                <w:b/>
+                <w:bCs/>
+                <w:sz w:val="19"/>
+                <w:szCs w:val="19"/>
+              </w:rPr>
+              <w:t xml:space="preserve">numbered folders</w:t>
+            </w:r>
+            <w:r>
+              <w:rPr>
+                <w:sz w:val="19"/>
+                <w:szCs w:val="19"/>
+              </w:rPr>
+              <w:t xml:space="preserve"> mail1, mail2… with max 1000 mail files each. MailFileNote recorded in batch file, summary, results and audit.</w:t>
             </w:r>
           </w:p>
         </w:tc>
@@ -1421,7 +1428,7 @@
                 <w:sz w:val="19"/>
                 <w:szCs w:val="19"/>
               </w:rPr>
-              <w:t xml:space="preserve">2.1</w:t>
+              <w:t xml:space="preserve">2.3</w:t>
             </w:r>
           </w:p>
         </w:tc>
@@ -1447,13 +1454,6 @@
             <w:pPr>
               <w:spacing w:after="0" w:before="0"/>
             </w:pPr>
-            <w:r>
-              <w:rPr>
-                <w:sz w:val="19"/>
-                <w:szCs w:val="19"/>
-              </w:rPr>
-              <w:t xml:space="preserve">Name formats: servers in canonical (CN=DominoADMail/O=Demo) or abbreviated (DominoADMail/Demo) form, both accepted by the code. </w:t>
-            </w:r>
             <w:r>
               <w:rPr>
                 <w:b/>
@@ -1461,30 +1461,14 @@
                 <w:sz w:val="19"/>
                 <w:szCs w:val="19"/>
               </w:rPr>
-              <w:t xml:space="preserve">Organizational policies</w:t>
-            </w:r>
-            <w:r>
-              <w:rPr>
-                <w:sz w:val="19"/>
-                <w:szCs w:val="19"/>
-              </w:rPr>
-              <w:t xml:space="preserve"> (</w:t>
-            </w:r>
-            <w:r>
-              <w:rPr>
-                <w:i/>
-                <w:iCs/>
-                <w:sz w:val="19"/>
-                <w:szCs w:val="19"/>
-              </w:rPr>
-              <w:t xml:space="preserve">/Demo, </w:t>
-            </w:r>
-            <w:r>
-              <w:rPr>
-                <w:sz w:val="19"/>
-                <w:szCs w:val="19"/>
-              </w:rPr>
-              <w:t xml:space="preserve">/Sales/Demo) supported alongside explicit policies (B8 Option B, OrgPolicyAssignsVault, '-' in the mapping). Consistent 'Demo' examples.</w:t>
+              <w:t xml:space="preserve">Every registered user now gets a Domino mail file</w:t>
+            </w:r>
+            <w:r>
+              <w:rPr>
+                <w:sz w:val="19"/>
+                <w:szCs w:val="19"/>
+              </w:rPr>
+              <w:t xml:space="preserve"> on the home server (MailFile column in the batch, reviewable). CreateMailDb / PreserveMailSystem removed. Mail file settings (folder, template, ACL manager, quota, full-text index), existence checks before and after registration, and mail file status in Verify.</w:t>
             </w:r>
           </w:p>
         </w:tc>
@@ -1520,6 +1504,105 @@
                 <w:sz w:val="19"/>
                 <w:szCs w:val="19"/>
               </w:rPr>
+              <w:t xml:space="preserve">2.1</w:t>
+            </w:r>
+          </w:p>
+        </w:tc>
+        <w:tc>
+          <w:tcPr>
+            <w:tcW w:type="dxa" w:w="8403"/>
+            <w:tcBorders>
+              <w:top w:val="single" w:color="DCE6F0" w:sz="4"/>
+              <w:left w:val="single" w:color="DCE6F0" w:sz="4"/>
+              <w:bottom w:val="single" w:color="DCE6F0" w:sz="4"/>
+              <w:right w:val="single" w:color="DCE6F0" w:sz="4"/>
+            </w:tcBorders>
+            <w:shd w:fill="F7F7FC" w:color="auto" w:val="clear"/>
+            <w:tcMar>
+              <w:top w:type="dxa" w:w="60"/>
+              <w:left w:type="dxa" w:w="100"/>
+              <w:bottom w:type="dxa" w:w="60"/>
+              <w:right w:type="dxa" w:w="100"/>
+            </w:tcMar>
+            <w:vAlign w:val="top"/>
+          </w:tcPr>
+          <w:p>
+            <w:pPr>
+              <w:spacing w:after="0" w:before="0"/>
+            </w:pPr>
+            <w:r>
+              <w:rPr>
+                <w:sz w:val="19"/>
+                <w:szCs w:val="19"/>
+              </w:rPr>
+              <w:t xml:space="preserve">Name formats: servers in canonical (CN=DominoADMail/O=Demo) or abbreviated (DominoADMail/Demo) form, both accepted by the code. </w:t>
+            </w:r>
+            <w:r>
+              <w:rPr>
+                <w:b/>
+                <w:bCs/>
+                <w:sz w:val="19"/>
+                <w:szCs w:val="19"/>
+              </w:rPr>
+              <w:t xml:space="preserve">Organizational policies</w:t>
+            </w:r>
+            <w:r>
+              <w:rPr>
+                <w:sz w:val="19"/>
+                <w:szCs w:val="19"/>
+              </w:rPr>
+              <w:t xml:space="preserve"> (</w:t>
+            </w:r>
+            <w:r>
+              <w:rPr>
+                <w:i/>
+                <w:iCs/>
+                <w:sz w:val="19"/>
+                <w:szCs w:val="19"/>
+              </w:rPr>
+              <w:t xml:space="preserve">/Demo, </w:t>
+            </w:r>
+            <w:r>
+              <w:rPr>
+                <w:sz w:val="19"/>
+                <w:szCs w:val="19"/>
+              </w:rPr>
+              <w:t xml:space="preserve">/Sales/Demo) supported alongside explicit policies (B8 Option B, OrgPolicyAssignsVault, '-' in the mapping). Consistent 'Demo' examples.</w:t>
+            </w:r>
+          </w:p>
+        </w:tc>
+      </w:tr>
+      <w:tr>
+        <w:trPr>
+          <w:cantSplit/>
+        </w:trPr>
+        <w:tc>
+          <w:tcPr>
+            <w:tcW w:type="dxa" w:w="1235"/>
+            <w:tcBorders>
+              <w:top w:val="single" w:color="DCE6F0" w:sz="4"/>
+              <w:left w:val="single" w:color="DCE6F0" w:sz="4"/>
+              <w:bottom w:val="single" w:color="DCE6F0" w:sz="4"/>
+              <w:right w:val="single" w:color="DCE6F0" w:sz="4"/>
+            </w:tcBorders>
+            <w:shd w:fill="FFFFFF" w:color="auto" w:val="clear"/>
+            <w:tcMar>
+              <w:top w:type="dxa" w:w="60"/>
+              <w:left w:type="dxa" w:w="100"/>
+              <w:bottom w:type="dxa" w:w="60"/>
+              <w:right w:type="dxa" w:w="100"/>
+            </w:tcMar>
+            <w:vAlign w:val="top"/>
+          </w:tcPr>
+          <w:p>
+            <w:pPr>
+              <w:spacing w:after="0" w:before="0"/>
+            </w:pPr>
+            <w:r>
+              <w:rPr>
+                <w:sz w:val="19"/>
+                <w:szCs w:val="19"/>
+              </w:rPr>
               <w:t xml:space="preserve">2.0</w:t>
             </w:r>
           </w:p>
@@ -1533,7 +1616,7 @@
               <w:bottom w:val="single" w:color="DCE6F0" w:sz="4"/>
               <w:right w:val="single" w:color="DCE6F0" w:sz="4"/>
             </w:tcBorders>
-            <w:shd w:fill="F7F7FC" w:color="auto" w:val="clear"/>
+            <w:shd w:fill="FFFFFF" w:color="auto" w:val="clear"/>
             <w:tcMar>
               <w:top w:type="dxa" w:w="60"/>
               <w:left w:type="dxa" w:w="100"/>
@@ -14800,7 +14883,200 @@
     </w:p>
     <w:p>
       <w:r>
-        <w:t xml:space="preserve">Create the mail subfolders in advance on every home server, so registration never depends on Domino creating a folder. You need </w:t>
+        <w:t xml:space="preserve">Create the numbered mail folders in advance on every home server, so registration never depends on Domino creating a folder. Create them </w:t>
+      </w:r>
+      <w:r>
+        <w:rPr>
+          <w:b/>
+          <w:bCs/>
+        </w:rPr>
+        <w:t xml:space="preserve">directly in the Domino data directory</w:t>
+      </w:r>
+      <w:r>
+        <w:t xml:space="preserve">, next to the existing </w:t>
+      </w:r>
+      <w:r>
+        <w:rPr>
+          <w:rFonts w:ascii="Consolas" w:cs="Consolas" w:eastAsia="Consolas" w:hAnsi="Consolas"/>
+          <w:color w:val="0F5FDC"/>
+          <w:sz w:val="20"/>
+          <w:szCs w:val="20"/>
+        </w:rPr>
+        <w:t xml:space="preserve">mail</w:t>
+      </w:r>
+      <w:r>
+        <w:t xml:space="preserve"> folder, </w:t>
+      </w:r>
+      <w:r>
+        <w:rPr>
+          <w:b/>
+          <w:bCs/>
+        </w:rPr>
+        <w:t xml:space="preserve">not inside it</w:t>
+      </w:r>
+      <w:r>
+        <w:t xml:space="preserve">:</w:t>
+      </w:r>
+    </w:p>
+    <w:tbl>
+      <w:tblPr>
+        <w:tblW w:type="dxa" w:w="9638"/>
+        <w:tblBorders>
+          <w:top w:val="single" w:color="auto" w:sz="4"/>
+          <w:left w:val="single" w:color="auto" w:sz="4"/>
+          <w:bottom w:val="single" w:color="auto" w:sz="4"/>
+          <w:right w:val="single" w:color="auto" w:sz="4"/>
+          <w:insideH w:val="single" w:color="auto" w:sz="4"/>
+          <w:insideV w:val="single" w:color="auto" w:sz="4"/>
+        </w:tblBorders>
+      </w:tblPr>
+      <w:tblGrid>
+        <w:gridCol w:w="9638"/>
+      </w:tblGrid>
+      <w:tr>
+        <w:trPr>
+          <w:cantSplit/>
+        </w:trPr>
+        <w:tc>
+          <w:tcPr>
+            <w:tcW w:type="dxa" w:w="9638"/>
+            <w:tcBorders>
+              <w:top w:val="single" w:color="DCE6F0" w:sz="4"/>
+              <w:left w:val="single" w:color="DCE6F0" w:sz="4"/>
+              <w:bottom w:val="single" w:color="DCE6F0" w:sz="4"/>
+              <w:right w:val="single" w:color="DCE6F0" w:sz="4"/>
+            </w:tcBorders>
+            <w:shd w:fill="F4F4F4" w:color="auto" w:val="clear"/>
+            <w:tcMar>
+              <w:top w:type="dxa" w:w="100"/>
+              <w:left w:type="dxa" w:w="140"/>
+              <w:bottom w:type="dxa" w:w="100"/>
+              <w:right w:type="dxa" w:w="140"/>
+            </w:tcMar>
+          </w:tcPr>
+          <w:p>
+            <w:pPr>
+              <w:spacing w:after="0" w:before="0" w:line="240"/>
+            </w:pPr>
+            <w:r>
+              <w:rPr>
+                <w:rFonts w:ascii="Consolas" w:cs="Consolas" w:eastAsia="Consolas" w:hAnsi="Consolas"/>
+                <w:color w:val="14142B"/>
+                <w:sz w:val="16"/>
+                <w:szCs w:val="16"/>
+              </w:rPr>
+              <w:t xml:space="preserve">&lt;Domino data directory&gt;            e.g. D:\Domino\Data   or   /local/notesdata</w:t>
+            </w:r>
+          </w:p>
+          <w:p>
+            <w:pPr>
+              <w:spacing w:after="0" w:before="0" w:line="240"/>
+            </w:pPr>
+            <w:r>
+              <w:rPr>
+                <w:rFonts w:ascii="Consolas" w:cs="Consolas" w:eastAsia="Consolas" w:hAnsi="Consolas"/>
+                <w:color w:val="14142B"/>
+                <w:sz w:val="16"/>
+                <w:szCs w:val="16"/>
+              </w:rPr>
+              <w:t xml:space="preserve">  |-- names.nsf, log.nsf, certlog.nsf ...</w:t>
+            </w:r>
+          </w:p>
+          <w:p>
+            <w:pPr>
+              <w:spacing w:after="0" w:before="0" w:line="240"/>
+            </w:pPr>
+            <w:r>
+              <w:rPr>
+                <w:rFonts w:ascii="Consolas" w:cs="Consolas" w:eastAsia="Consolas" w:hAnsi="Consolas"/>
+                <w:color w:val="14142B"/>
+                <w:sz w:val="16"/>
+                <w:szCs w:val="16"/>
+              </w:rPr>
+              <w:t xml:space="preserve">  |-- mail\       EXISTING mail files: left untouched; their names are checked for uniqueness</w:t>
+            </w:r>
+          </w:p>
+          <w:p>
+            <w:pPr>
+              <w:spacing w:after="0" w:before="0" w:line="240"/>
+            </w:pPr>
+            <w:r>
+              <w:rPr>
+                <w:rFonts w:ascii="Consolas" w:cs="Consolas" w:eastAsia="Consolas" w:hAnsi="Consolas"/>
+                <w:color w:val="14142B"/>
+                <w:sz w:val="16"/>
+                <w:szCs w:val="16"/>
+              </w:rPr>
+              <w:t xml:space="preserve">  |-- mail1\      NEW mail files    1 - 1000</w:t>
+            </w:r>
+          </w:p>
+          <w:p>
+            <w:pPr>
+              <w:spacing w:after="0" w:before="0" w:line="240"/>
+            </w:pPr>
+            <w:r>
+              <w:rPr>
+                <w:rFonts w:ascii="Consolas" w:cs="Consolas" w:eastAsia="Consolas" w:hAnsi="Consolas"/>
+                <w:color w:val="14142B"/>
+                <w:sz w:val="16"/>
+                <w:szCs w:val="16"/>
+              </w:rPr>
+              <w:t xml:space="preserve">  |-- mail2\      NEW mail files 1001 - 2000</w:t>
+            </w:r>
+          </w:p>
+          <w:p>
+            <w:pPr>
+              <w:spacing w:after="0" w:before="0" w:line="240"/>
+            </w:pPr>
+            <w:r>
+              <w:rPr>
+                <w:rFonts w:ascii="Consolas" w:cs="Consolas" w:eastAsia="Consolas" w:hAnsi="Consolas"/>
+                <w:color w:val="14142B"/>
+                <w:sz w:val="16"/>
+                <w:szCs w:val="16"/>
+              </w:rPr>
+              <w:t xml:space="preserve">  |-- mail3\ ...  one folder per 1000 users, up to MailFolderMax</w:t>
+            </w:r>
+          </w:p>
+          <w:p>
+            <w:pPr>
+              <w:spacing w:after="0" w:before="0" w:line="240"/>
+            </w:pPr>
+            <w:r>
+              <w:rPr>
+                <w:rFonts w:ascii="Consolas" w:cs="Consolas" w:eastAsia="Consolas" w:hAnsi="Consolas"/>
+                <w:color w:val="14142B"/>
+                <w:sz w:val="16"/>
+                <w:szCs w:val="16"/>
+              </w:rPr>
+              <w:t xml:space="preserve"> </w:t>
+            </w:r>
+          </w:p>
+          <w:p>
+            <w:pPr>
+              <w:spacing w:after="0" w:before="0" w:line="240"/>
+            </w:pPr>
+            <w:r>
+              <w:rPr>
+                <w:rFonts w:ascii="Consolas" w:cs="Consolas" w:eastAsia="Consolas" w:hAnsi="Consolas"/>
+                <w:color w:val="14142B"/>
+                <w:sz w:val="16"/>
+                <w:szCs w:val="16"/>
+              </w:rPr>
+              <w:t xml:space="preserve">Person document after registration:  MailFile = mail1\smith.nsf   (relative to the data directory)</w:t>
+            </w:r>
+          </w:p>
+        </w:tc>
+      </w:tr>
+    </w:tbl>
+    <w:p>
+      <w:pPr>
+        <w:spacing w:after="80" w:before="0"/>
+      </w:pPr>
+    </w:p>
+    <w:p>
+      <w:r>
+        <w:t xml:space="preserve">You need </w:t>
       </w:r>
       <w:r>
         <w:rPr>
@@ -15723,7 +15999,17 @@
         <w:t xml:space="preserve">Result:</w:t>
       </w:r>
       <w:r>
-        <w:t xml:space="preserve"> mail1 … mail5 appear in the folder list.</w:t>
+        <w:t xml:space="preserve"> mail1 … mail5 appear at the </w:t>
+      </w:r>
+      <w:r>
+        <w:rPr>
+          <w:b/>
+          <w:bCs/>
+        </w:rPr>
+        <w:t xml:space="preserve">same level as mail</w:t>
+      </w:r>
+      <w:r>
+        <w:t xml:space="preserve"> in the folder list, not under it.</w:t>
       </w:r>
     </w:p>
     <w:p>
@@ -21636,7 +21922,7 @@
                 <w:sz w:val="19"/>
                 <w:szCs w:val="19"/>
               </w:rPr>
-              <w:t xml:space="preserve">MailFolderMode / MailFolderPrefix / MailFilesPerFolder</w:t>
+              <w:t xml:space="preserve">MailFolderMode</w:t>
             </w:r>
           </w:p>
         </w:tc>
@@ -21676,8 +21962,99 @@
                 <w:sz w:val="19"/>
                 <w:szCs w:val="19"/>
               </w:rPr>
-              <w:t xml:space="preserve"> / </w:t>
-            </w:r>
+              <w:t xml:space="preserve"> (new mail files in mail1, mail2 … under the data directory)</w:t>
+            </w:r>
+          </w:p>
+        </w:tc>
+        <w:tc>
+          <w:tcPr>
+            <w:tcW w:type="dxa" w:w="2019"/>
+            <w:tcBorders>
+              <w:top w:val="single" w:color="DCE6F0" w:sz="4"/>
+              <w:left w:val="single" w:color="DCE6F0" w:sz="4"/>
+              <w:bottom w:val="single" w:color="DCE6F0" w:sz="4"/>
+              <w:right w:val="single" w:color="DCE6F0" w:sz="4"/>
+            </w:tcBorders>
+            <w:shd w:fill="F7F7FC" w:color="auto" w:val="clear"/>
+            <w:tcMar>
+              <w:top w:type="dxa" w:w="60"/>
+              <w:left w:type="dxa" w:w="100"/>
+              <w:bottom w:type="dxa" w:w="60"/>
+              <w:right w:type="dxa" w:w="100"/>
+            </w:tcMar>
+            <w:vAlign w:val="top"/>
+          </w:tcPr>
+          <w:p>
+            <w:pPr>
+              <w:spacing w:after="0" w:before="0"/>
+            </w:pPr>
+            <w:r>
+              <w:rPr>
+                <w:sz w:val="19"/>
+                <w:szCs w:val="19"/>
+              </w:rPr>
+              <w:t xml:space="preserve">Worksheet 11a</w:t>
+            </w:r>
+          </w:p>
+        </w:tc>
+      </w:tr>
+      <w:tr>
+        <w:trPr>
+          <w:cantSplit/>
+        </w:trPr>
+        <w:tc>
+          <w:tcPr>
+            <w:tcW w:type="dxa" w:w="2368"/>
+            <w:tcBorders>
+              <w:top w:val="single" w:color="DCE6F0" w:sz="4"/>
+              <w:left w:val="single" w:color="DCE6F0" w:sz="4"/>
+              <w:bottom w:val="single" w:color="DCE6F0" w:sz="4"/>
+              <w:right w:val="single" w:color="DCE6F0" w:sz="4"/>
+            </w:tcBorders>
+            <w:shd w:fill="FFFFFF" w:color="auto" w:val="clear"/>
+            <w:tcMar>
+              <w:top w:type="dxa" w:w="60"/>
+              <w:left w:type="dxa" w:w="100"/>
+              <w:bottom w:type="dxa" w:w="60"/>
+              <w:right w:type="dxa" w:w="100"/>
+            </w:tcMar>
+            <w:vAlign w:val="top"/>
+          </w:tcPr>
+          <w:p>
+            <w:pPr>
+              <w:spacing w:after="0" w:before="0"/>
+            </w:pPr>
+            <w:r>
+              <w:rPr>
+                <w:sz w:val="19"/>
+                <w:szCs w:val="19"/>
+              </w:rPr>
+              <w:t xml:space="preserve">MailFolderPrefix</w:t>
+            </w:r>
+          </w:p>
+        </w:tc>
+        <w:tc>
+          <w:tcPr>
+            <w:tcW w:type="dxa" w:w="5251"/>
+            <w:tcBorders>
+              <w:top w:val="single" w:color="DCE6F0" w:sz="4"/>
+              <w:left w:val="single" w:color="DCE6F0" w:sz="4"/>
+              <w:bottom w:val="single" w:color="DCE6F0" w:sz="4"/>
+              <w:right w:val="single" w:color="DCE6F0" w:sz="4"/>
+            </w:tcBorders>
+            <w:shd w:fill="FFFFFF" w:color="auto" w:val="clear"/>
+            <w:tcMar>
+              <w:top w:type="dxa" w:w="60"/>
+              <w:left w:type="dxa" w:w="100"/>
+              <w:bottom w:type="dxa" w:w="60"/>
+              <w:right w:type="dxa" w:w="100"/>
+            </w:tcMar>
+            <w:vAlign w:val="top"/>
+          </w:tcPr>
+          <w:p>
+            <w:pPr>
+              <w:spacing w:after="0" w:before="0"/>
+            </w:pPr>
             <w:r>
               <w:rPr>
                 <w:rFonts w:ascii="Consolas" w:cs="Consolas" w:eastAsia="Consolas" w:hAnsi="Consolas"/>
@@ -21692,7 +22069,39 @@
                 <w:sz w:val="19"/>
                 <w:szCs w:val="19"/>
               </w:rPr>
-              <w:t xml:space="preserve"> / </w:t>
+              <w:t xml:space="preserve">: the folder name </w:t>
+            </w:r>
+            <w:r>
+              <w:rPr>
+                <w:b/>
+                <w:bCs/>
+                <w:sz w:val="19"/>
+                <w:szCs w:val="19"/>
+              </w:rPr>
+              <w:t xml:space="preserve">without</w:t>
+            </w:r>
+            <w:r>
+              <w:rPr>
+                <w:sz w:val="19"/>
+                <w:szCs w:val="19"/>
+              </w:rPr>
+              <w:t xml:space="preserve"> the number and </w:t>
+            </w:r>
+            <w:r>
+              <w:rPr>
+                <w:b/>
+                <w:bCs/>
+                <w:sz w:val="19"/>
+                <w:szCs w:val="19"/>
+              </w:rPr>
+              <w:t xml:space="preserve">without</w:t>
+            </w:r>
+            <w:r>
+              <w:rPr>
+                <w:sz w:val="19"/>
+                <w:szCs w:val="19"/>
+              </w:rPr>
+              <w:t xml:space="preserve"> a path. BulkReg adds 1, 2, 3 … → </w:t>
             </w:r>
             <w:r>
               <w:rPr>
@@ -21701,14 +22110,14 @@
                 <w:sz w:val="18"/>
                 <w:szCs w:val="18"/>
               </w:rPr>
-              <w:t xml:space="preserve">1000</w:t>
-            </w:r>
-            <w:r>
-              <w:rPr>
-                <w:sz w:val="19"/>
-                <w:szCs w:val="19"/>
-              </w:rPr>
-              <w:t xml:space="preserve"> → mail1, mail2 … (or </w:t>
+              <w:t xml:space="preserve">mail1</w:t>
+            </w:r>
+            <w:r>
+              <w:rPr>
+                <w:sz w:val="19"/>
+                <w:szCs w:val="19"/>
+              </w:rPr>
+              <w:t xml:space="preserve">, </w:t>
             </w:r>
             <w:r>
               <w:rPr>
@@ -21717,14 +22126,46 @@
                 <w:sz w:val="18"/>
                 <w:szCs w:val="18"/>
               </w:rPr>
-              <w:t xml:space="preserve">SINGLE</w:t>
-            </w:r>
-            <w:r>
-              <w:rPr>
-                <w:sz w:val="19"/>
-                <w:szCs w:val="19"/>
-              </w:rPr>
-              <w:t xml:space="preserve"> with MailFileDir)</w:t>
+              <w:t xml:space="preserve">mail2</w:t>
+            </w:r>
+            <w:r>
+              <w:rPr>
+                <w:sz w:val="19"/>
+                <w:szCs w:val="19"/>
+              </w:rPr>
+              <w:t xml:space="preserve">. Never </w:t>
+            </w:r>
+            <w:r>
+              <w:rPr>
+                <w:rFonts w:ascii="Consolas" w:cs="Consolas" w:eastAsia="Consolas" w:hAnsi="Consolas"/>
+                <w:color w:val="0F5FDC"/>
+                <w:sz w:val="18"/>
+                <w:szCs w:val="18"/>
+              </w:rPr>
+              <w:t xml:space="preserve">mail1</w:t>
+            </w:r>
+            <w:r>
+              <w:rPr>
+                <w:sz w:val="19"/>
+                <w:szCs w:val="19"/>
+              </w:rPr>
+              <w:t xml:space="preserve"> or </w:t>
+            </w:r>
+            <w:r>
+              <w:rPr>
+                <w:rFonts w:ascii="Consolas" w:cs="Consolas" w:eastAsia="Consolas" w:hAnsi="Consolas"/>
+                <w:color w:val="0F5FDC"/>
+                <w:sz w:val="18"/>
+                <w:szCs w:val="18"/>
+              </w:rPr>
+              <w:t xml:space="preserve">mail\mail</w:t>
+            </w:r>
+            <w:r>
+              <w:rPr>
+                <w:sz w:val="19"/>
+                <w:szCs w:val="19"/>
+              </w:rPr>
+              <w:t xml:space="preserve">.</w:t>
             </w:r>
           </w:p>
         </w:tc>
@@ -21737,6 +22178,42 @@
               <w:bottom w:val="single" w:color="DCE6F0" w:sz="4"/>
               <w:right w:val="single" w:color="DCE6F0" w:sz="4"/>
             </w:tcBorders>
+            <w:shd w:fill="FFFFFF" w:color="auto" w:val="clear"/>
+            <w:tcMar>
+              <w:top w:type="dxa" w:w="60"/>
+              <w:left w:type="dxa" w:w="100"/>
+              <w:bottom w:type="dxa" w:w="60"/>
+              <w:right w:type="dxa" w:w="100"/>
+            </w:tcMar>
+            <w:vAlign w:val="top"/>
+          </w:tcPr>
+          <w:p>
+            <w:pPr>
+              <w:spacing w:after="0" w:before="0"/>
+            </w:pPr>
+            <w:r>
+              <w:rPr>
+                <w:sz w:val="19"/>
+                <w:szCs w:val="19"/>
+              </w:rPr>
+              <w:t xml:space="preserve">B4</w:t>
+            </w:r>
+          </w:p>
+        </w:tc>
+      </w:tr>
+      <w:tr>
+        <w:trPr>
+          <w:cantSplit/>
+        </w:trPr>
+        <w:tc>
+          <w:tcPr>
+            <w:tcW w:type="dxa" w:w="2368"/>
+            <w:tcBorders>
+              <w:top w:val="single" w:color="DCE6F0" w:sz="4"/>
+              <w:left w:val="single" w:color="DCE6F0" w:sz="4"/>
+              <w:bottom w:val="single" w:color="DCE6F0" w:sz="4"/>
+              <w:right w:val="single" w:color="DCE6F0" w:sz="4"/>
+            </w:tcBorders>
             <w:shd w:fill="F7F7FC" w:color="auto" w:val="clear"/>
             <w:tcMar>
               <w:top w:type="dxa" w:w="60"/>
@@ -21755,7 +22232,308 @@
                 <w:sz w:val="19"/>
                 <w:szCs w:val="19"/>
               </w:rPr>
-              <w:t xml:space="preserve">Worksheet 11a</w:t>
+              <w:t xml:space="preserve">MailFilesPerFolder</w:t>
+            </w:r>
+          </w:p>
+        </w:tc>
+        <w:tc>
+          <w:tcPr>
+            <w:tcW w:type="dxa" w:w="5251"/>
+            <w:tcBorders>
+              <w:top w:val="single" w:color="DCE6F0" w:sz="4"/>
+              <w:left w:val="single" w:color="DCE6F0" w:sz="4"/>
+              <w:bottom w:val="single" w:color="DCE6F0" w:sz="4"/>
+              <w:right w:val="single" w:color="DCE6F0" w:sz="4"/>
+            </w:tcBorders>
+            <w:shd w:fill="F7F7FC" w:color="auto" w:val="clear"/>
+            <w:tcMar>
+              <w:top w:type="dxa" w:w="60"/>
+              <w:left w:type="dxa" w:w="100"/>
+              <w:bottom w:type="dxa" w:w="60"/>
+              <w:right w:type="dxa" w:w="100"/>
+            </w:tcMar>
+            <w:vAlign w:val="top"/>
+          </w:tcPr>
+          <w:p>
+            <w:pPr>
+              <w:spacing w:after="0" w:before="0"/>
+            </w:pPr>
+            <w:r>
+              <w:rPr>
+                <w:rFonts w:ascii="Consolas" w:cs="Consolas" w:eastAsia="Consolas" w:hAnsi="Consolas"/>
+                <w:color w:val="0F5FDC"/>
+                <w:sz w:val="18"/>
+                <w:szCs w:val="18"/>
+              </w:rPr>
+              <w:t xml:space="preserve">1000</w:t>
+            </w:r>
+          </w:p>
+        </w:tc>
+        <w:tc>
+          <w:tcPr>
+            <w:tcW w:type="dxa" w:w="2019"/>
+            <w:tcBorders>
+              <w:top w:val="single" w:color="DCE6F0" w:sz="4"/>
+              <w:left w:val="single" w:color="DCE6F0" w:sz="4"/>
+              <w:bottom w:val="single" w:color="DCE6F0" w:sz="4"/>
+              <w:right w:val="single" w:color="DCE6F0" w:sz="4"/>
+            </w:tcBorders>
+            <w:shd w:fill="F7F7FC" w:color="auto" w:val="clear"/>
+            <w:tcMar>
+              <w:top w:type="dxa" w:w="60"/>
+              <w:left w:type="dxa" w:w="100"/>
+              <w:bottom w:type="dxa" w:w="60"/>
+              <w:right w:type="dxa" w:w="100"/>
+            </w:tcMar>
+            <w:vAlign w:val="top"/>
+          </w:tcPr>
+          <w:p>
+            <w:pPr>
+              <w:spacing w:after="0" w:before="0"/>
+            </w:pPr>
+            <w:r>
+              <w:rPr>
+                <w:sz w:val="19"/>
+                <w:szCs w:val="19"/>
+              </w:rPr>
+              <w:t xml:space="preserve">–</w:t>
+            </w:r>
+          </w:p>
+        </w:tc>
+      </w:tr>
+      <w:tr>
+        <w:trPr>
+          <w:cantSplit/>
+        </w:trPr>
+        <w:tc>
+          <w:tcPr>
+            <w:tcW w:type="dxa" w:w="2368"/>
+            <w:tcBorders>
+              <w:top w:val="single" w:color="DCE6F0" w:sz="4"/>
+              <w:left w:val="single" w:color="DCE6F0" w:sz="4"/>
+              <w:bottom w:val="single" w:color="DCE6F0" w:sz="4"/>
+              <w:right w:val="single" w:color="DCE6F0" w:sz="4"/>
+            </w:tcBorders>
+            <w:shd w:fill="FFFFFF" w:color="auto" w:val="clear"/>
+            <w:tcMar>
+              <w:top w:type="dxa" w:w="60"/>
+              <w:left w:type="dxa" w:w="100"/>
+              <w:bottom w:type="dxa" w:w="60"/>
+              <w:right w:type="dxa" w:w="100"/>
+            </w:tcMar>
+            <w:vAlign w:val="top"/>
+          </w:tcPr>
+          <w:p>
+            <w:pPr>
+              <w:spacing w:after="0" w:before="0"/>
+            </w:pPr>
+            <w:r>
+              <w:rPr>
+                <w:sz w:val="19"/>
+                <w:szCs w:val="19"/>
+              </w:rPr>
+              <w:t xml:space="preserve">MailExistingFolders</w:t>
+            </w:r>
+          </w:p>
+        </w:tc>
+        <w:tc>
+          <w:tcPr>
+            <w:tcW w:type="dxa" w:w="5251"/>
+            <w:tcBorders>
+              <w:top w:val="single" w:color="DCE6F0" w:sz="4"/>
+              <w:left w:val="single" w:color="DCE6F0" w:sz="4"/>
+              <w:bottom w:val="single" w:color="DCE6F0" w:sz="4"/>
+              <w:right w:val="single" w:color="DCE6F0" w:sz="4"/>
+            </w:tcBorders>
+            <w:shd w:fill="FFFFFF" w:color="auto" w:val="clear"/>
+            <w:tcMar>
+              <w:top w:type="dxa" w:w="60"/>
+              <w:left w:type="dxa" w:w="100"/>
+              <w:bottom w:type="dxa" w:w="60"/>
+              <w:right w:type="dxa" w:w="100"/>
+            </w:tcMar>
+            <w:vAlign w:val="top"/>
+          </w:tcPr>
+          <w:p>
+            <w:pPr>
+              <w:spacing w:after="0" w:before="0"/>
+            </w:pPr>
+            <w:r>
+              <w:rPr>
+                <w:rFonts w:ascii="Consolas" w:cs="Consolas" w:eastAsia="Consolas" w:hAnsi="Consolas"/>
+                <w:color w:val="0F5FDC"/>
+                <w:sz w:val="18"/>
+                <w:szCs w:val="18"/>
+              </w:rPr>
+              <w:t xml:space="preserve">mail</w:t>
+            </w:r>
+            <w:r>
+              <w:rPr>
+                <w:sz w:val="19"/>
+                <w:szCs w:val="19"/>
+              </w:rPr>
+              <w:t xml:space="preserve">: your existing mail folder(s). Their file names are checked so no duplicate is created; BulkReg never writes there.</w:t>
+            </w:r>
+          </w:p>
+        </w:tc>
+        <w:tc>
+          <w:tcPr>
+            <w:tcW w:type="dxa" w:w="2019"/>
+            <w:tcBorders>
+              <w:top w:val="single" w:color="DCE6F0" w:sz="4"/>
+              <w:left w:val="single" w:color="DCE6F0" w:sz="4"/>
+              <w:bottom w:val="single" w:color="DCE6F0" w:sz="4"/>
+              <w:right w:val="single" w:color="DCE6F0" w:sz="4"/>
+            </w:tcBorders>
+            <w:shd w:fill="FFFFFF" w:color="auto" w:val="clear"/>
+            <w:tcMar>
+              <w:top w:type="dxa" w:w="60"/>
+              <w:left w:type="dxa" w:w="100"/>
+              <w:bottom w:type="dxa" w:w="60"/>
+              <w:right w:type="dxa" w:w="100"/>
+            </w:tcMar>
+            <w:vAlign w:val="top"/>
+          </w:tcPr>
+          <w:p>
+            <w:pPr>
+              <w:spacing w:after="0" w:before="0"/>
+            </w:pPr>
+            <w:r>
+              <w:rPr>
+                <w:sz w:val="19"/>
+                <w:szCs w:val="19"/>
+              </w:rPr>
+              <w:t xml:space="preserve">–</w:t>
+            </w:r>
+          </w:p>
+        </w:tc>
+      </w:tr>
+      <w:tr>
+        <w:trPr>
+          <w:cantSplit/>
+        </w:trPr>
+        <w:tc>
+          <w:tcPr>
+            <w:tcW w:type="dxa" w:w="2368"/>
+            <w:tcBorders>
+              <w:top w:val="single" w:color="DCE6F0" w:sz="4"/>
+              <w:left w:val="single" w:color="DCE6F0" w:sz="4"/>
+              <w:bottom w:val="single" w:color="DCE6F0" w:sz="4"/>
+              <w:right w:val="single" w:color="DCE6F0" w:sz="4"/>
+            </w:tcBorders>
+            <w:shd w:fill="F7F7FC" w:color="auto" w:val="clear"/>
+            <w:tcMar>
+              <w:top w:type="dxa" w:w="60"/>
+              <w:left w:type="dxa" w:w="100"/>
+              <w:bottom w:type="dxa" w:w="60"/>
+              <w:right w:type="dxa" w:w="100"/>
+            </w:tcMar>
+            <w:vAlign w:val="top"/>
+          </w:tcPr>
+          <w:p>
+            <w:pPr>
+              <w:spacing w:after="0" w:before="0"/>
+            </w:pPr>
+            <w:r>
+              <w:rPr>
+                <w:sz w:val="19"/>
+                <w:szCs w:val="19"/>
+              </w:rPr>
+              <w:t xml:space="preserve">MailFileDir</w:t>
+            </w:r>
+          </w:p>
+        </w:tc>
+        <w:tc>
+          <w:tcPr>
+            <w:tcW w:type="dxa" w:w="5251"/>
+            <w:tcBorders>
+              <w:top w:val="single" w:color="DCE6F0" w:sz="4"/>
+              <w:left w:val="single" w:color="DCE6F0" w:sz="4"/>
+              <w:bottom w:val="single" w:color="DCE6F0" w:sz="4"/>
+              <w:right w:val="single" w:color="DCE6F0" w:sz="4"/>
+            </w:tcBorders>
+            <w:shd w:fill="F7F7FC" w:color="auto" w:val="clear"/>
+            <w:tcMar>
+              <w:top w:type="dxa" w:w="60"/>
+              <w:left w:type="dxa" w:w="100"/>
+              <w:bottom w:type="dxa" w:w="60"/>
+              <w:right w:type="dxa" w:w="100"/>
+            </w:tcMar>
+            <w:vAlign w:val="top"/>
+          </w:tcPr>
+          <w:p>
+            <w:pPr>
+              <w:spacing w:after="0" w:before="0"/>
+            </w:pPr>
+            <w:r>
+              <w:rPr>
+                <w:sz w:val="19"/>
+                <w:szCs w:val="19"/>
+              </w:rPr>
+              <w:t xml:space="preserve">Only used with </w:t>
+            </w:r>
+            <w:r>
+              <w:rPr>
+                <w:rFonts w:ascii="Consolas" w:cs="Consolas" w:eastAsia="Consolas" w:hAnsi="Consolas"/>
+                <w:color w:val="0F5FDC"/>
+                <w:sz w:val="18"/>
+                <w:szCs w:val="18"/>
+              </w:rPr>
+              <w:t xml:space="preserve">MailFolderMode=SINGLE</w:t>
+            </w:r>
+            <w:r>
+              <w:rPr>
+                <w:sz w:val="19"/>
+                <w:szCs w:val="19"/>
+              </w:rPr>
+              <w:t xml:space="preserve">. Leave </w:t>
+            </w:r>
+            <w:r>
+              <w:rPr>
+                <w:rFonts w:ascii="Consolas" w:cs="Consolas" w:eastAsia="Consolas" w:hAnsi="Consolas"/>
+                <w:color w:val="0F5FDC"/>
+                <w:sz w:val="18"/>
+                <w:szCs w:val="18"/>
+              </w:rPr>
+              <w:t xml:space="preserve">mail</w:t>
+            </w:r>
+            <w:r>
+              <w:rPr>
+                <w:sz w:val="19"/>
+                <w:szCs w:val="19"/>
+              </w:rPr>
+              <w:t xml:space="preserve">.</w:t>
+            </w:r>
+          </w:p>
+        </w:tc>
+        <w:tc>
+          <w:tcPr>
+            <w:tcW w:type="dxa" w:w="2019"/>
+            <w:tcBorders>
+              <w:top w:val="single" w:color="DCE6F0" w:sz="4"/>
+              <w:left w:val="single" w:color="DCE6F0" w:sz="4"/>
+              <w:bottom w:val="single" w:color="DCE6F0" w:sz="4"/>
+              <w:right w:val="single" w:color="DCE6F0" w:sz="4"/>
+            </w:tcBorders>
+            <w:shd w:fill="F7F7FC" w:color="auto" w:val="clear"/>
+            <w:tcMar>
+              <w:top w:type="dxa" w:w="60"/>
+              <w:left w:type="dxa" w:w="100"/>
+              <w:bottom w:type="dxa" w:w="60"/>
+              <w:right w:type="dxa" w:w="100"/>
+            </w:tcMar>
+            <w:vAlign w:val="top"/>
+          </w:tcPr>
+          <w:p>
+            <w:pPr>
+              <w:spacing w:after="0" w:before="0"/>
+            </w:pPr>
+            <w:r>
+              <w:rPr>
+                <w:sz w:val="19"/>
+                <w:szCs w:val="19"/>
+              </w:rPr>
+              <w:t xml:space="preserve">–</w:t>
             </w:r>
           </w:p>
         </w:tc>
@@ -36199,7 +36977,7 @@
                 <w:sz w:val="19"/>
                 <w:szCs w:val="19"/>
               </w:rPr>
-              <w:t xml:space="preserve">MailFolderMode / MailFolderPrefix / MailFilesPerFolder / MailFileDir</w:t>
+              <w:t xml:space="preserve">MailFolderMode</w:t>
             </w:r>
           </w:p>
         </w:tc>
@@ -36230,7 +37008,7 @@
                 <w:sz w:val="19"/>
                 <w:szCs w:val="19"/>
               </w:rPr>
-              <w:t xml:space="preserve">NUMBERED / mail / 1000 / mail</w:t>
+              <w:t xml:space="preserve">NUMBERED</w:t>
             </w:r>
           </w:p>
         </w:tc>
@@ -36261,7 +37039,399 @@
                 <w:sz w:val="19"/>
                 <w:szCs w:val="19"/>
               </w:rPr>
-              <w:t xml:space="preserve">mail1, mail2 … with max files per folder; SINGLE uses MailFileDir</w:t>
+              <w:t xml:space="preserve">NUMBERED: new mail files in &lt;prefix&gt;1, &lt;prefix&gt;2 … directly under the data directory. SINGLE: all in MailFileDir.</w:t>
+            </w:r>
+          </w:p>
+        </w:tc>
+      </w:tr>
+      <w:tr>
+        <w:trPr>
+          <w:cantSplit/>
+        </w:trPr>
+        <w:tc>
+          <w:tcPr>
+            <w:tcW w:type="dxa" w:w="4015"/>
+            <w:tcBorders>
+              <w:top w:val="single" w:color="DCE6F0" w:sz="4"/>
+              <w:left w:val="single" w:color="DCE6F0" w:sz="4"/>
+              <w:bottom w:val="single" w:color="DCE6F0" w:sz="4"/>
+              <w:right w:val="single" w:color="DCE6F0" w:sz="4"/>
+            </w:tcBorders>
+            <w:shd w:fill="FFFFFF" w:color="auto" w:val="clear"/>
+            <w:tcMar>
+              <w:top w:type="dxa" w:w="60"/>
+              <w:left w:type="dxa" w:w="100"/>
+              <w:bottom w:type="dxa" w:w="60"/>
+              <w:right w:type="dxa" w:w="100"/>
+            </w:tcMar>
+            <w:vAlign w:val="top"/>
+          </w:tcPr>
+          <w:p>
+            <w:pPr>
+              <w:spacing w:after="0" w:before="0"/>
+            </w:pPr>
+            <w:r>
+              <w:rPr>
+                <w:sz w:val="19"/>
+                <w:szCs w:val="19"/>
+              </w:rPr>
+              <w:t xml:space="preserve">MailFolderPrefix</w:t>
+            </w:r>
+          </w:p>
+        </w:tc>
+        <w:tc>
+          <w:tcPr>
+            <w:tcW w:type="dxa" w:w="2265"/>
+            <w:tcBorders>
+              <w:top w:val="single" w:color="DCE6F0" w:sz="4"/>
+              <w:left w:val="single" w:color="DCE6F0" w:sz="4"/>
+              <w:bottom w:val="single" w:color="DCE6F0" w:sz="4"/>
+              <w:right w:val="single" w:color="DCE6F0" w:sz="4"/>
+            </w:tcBorders>
+            <w:shd w:fill="FFFFFF" w:color="auto" w:val="clear"/>
+            <w:tcMar>
+              <w:top w:type="dxa" w:w="60"/>
+              <w:left w:type="dxa" w:w="100"/>
+              <w:bottom w:type="dxa" w:w="60"/>
+              <w:right w:type="dxa" w:w="100"/>
+            </w:tcMar>
+            <w:vAlign w:val="top"/>
+          </w:tcPr>
+          <w:p>
+            <w:pPr>
+              <w:spacing w:after="0" w:before="0"/>
+            </w:pPr>
+            <w:r>
+              <w:rPr>
+                <w:sz w:val="19"/>
+                <w:szCs w:val="19"/>
+              </w:rPr>
+              <w:t xml:space="preserve">mail</w:t>
+            </w:r>
+          </w:p>
+        </w:tc>
+        <w:tc>
+          <w:tcPr>
+            <w:tcW w:type="dxa" w:w="3358"/>
+            <w:tcBorders>
+              <w:top w:val="single" w:color="DCE6F0" w:sz="4"/>
+              <w:left w:val="single" w:color="DCE6F0" w:sz="4"/>
+              <w:bottom w:val="single" w:color="DCE6F0" w:sz="4"/>
+              <w:right w:val="single" w:color="DCE6F0" w:sz="4"/>
+            </w:tcBorders>
+            <w:shd w:fill="FFFFFF" w:color="auto" w:val="clear"/>
+            <w:tcMar>
+              <w:top w:type="dxa" w:w="60"/>
+              <w:left w:type="dxa" w:w="100"/>
+              <w:bottom w:type="dxa" w:w="60"/>
+              <w:right w:type="dxa" w:w="100"/>
+            </w:tcMar>
+            <w:vAlign w:val="top"/>
+          </w:tcPr>
+          <w:p>
+            <w:pPr>
+              <w:spacing w:after="0" w:before="0"/>
+            </w:pPr>
+            <w:r>
+              <w:rPr>
+                <w:sz w:val="19"/>
+                <w:szCs w:val="19"/>
+              </w:rPr>
+              <w:t xml:space="preserve">Folder name without number and without path. mail → mail1, mail2 … (mail1 or mail\mail are rejected at start-up)</w:t>
+            </w:r>
+          </w:p>
+        </w:tc>
+      </w:tr>
+      <w:tr>
+        <w:trPr>
+          <w:cantSplit/>
+        </w:trPr>
+        <w:tc>
+          <w:tcPr>
+            <w:tcW w:type="dxa" w:w="4015"/>
+            <w:tcBorders>
+              <w:top w:val="single" w:color="DCE6F0" w:sz="4"/>
+              <w:left w:val="single" w:color="DCE6F0" w:sz="4"/>
+              <w:bottom w:val="single" w:color="DCE6F0" w:sz="4"/>
+              <w:right w:val="single" w:color="DCE6F0" w:sz="4"/>
+            </w:tcBorders>
+            <w:shd w:fill="F7F7FC" w:color="auto" w:val="clear"/>
+            <w:tcMar>
+              <w:top w:type="dxa" w:w="60"/>
+              <w:left w:type="dxa" w:w="100"/>
+              <w:bottom w:type="dxa" w:w="60"/>
+              <w:right w:type="dxa" w:w="100"/>
+            </w:tcMar>
+            <w:vAlign w:val="top"/>
+          </w:tcPr>
+          <w:p>
+            <w:pPr>
+              <w:spacing w:after="0" w:before="0"/>
+            </w:pPr>
+            <w:r>
+              <w:rPr>
+                <w:sz w:val="19"/>
+                <w:szCs w:val="19"/>
+              </w:rPr>
+              <w:t xml:space="preserve">MailFilesPerFolder</w:t>
+            </w:r>
+          </w:p>
+        </w:tc>
+        <w:tc>
+          <w:tcPr>
+            <w:tcW w:type="dxa" w:w="2265"/>
+            <w:tcBorders>
+              <w:top w:val="single" w:color="DCE6F0" w:sz="4"/>
+              <w:left w:val="single" w:color="DCE6F0" w:sz="4"/>
+              <w:bottom w:val="single" w:color="DCE6F0" w:sz="4"/>
+              <w:right w:val="single" w:color="DCE6F0" w:sz="4"/>
+            </w:tcBorders>
+            <w:shd w:fill="F7F7FC" w:color="auto" w:val="clear"/>
+            <w:tcMar>
+              <w:top w:type="dxa" w:w="60"/>
+              <w:left w:type="dxa" w:w="100"/>
+              <w:bottom w:type="dxa" w:w="60"/>
+              <w:right w:type="dxa" w:w="100"/>
+            </w:tcMar>
+            <w:vAlign w:val="top"/>
+          </w:tcPr>
+          <w:p>
+            <w:pPr>
+              <w:spacing w:after="0" w:before="0"/>
+            </w:pPr>
+            <w:r>
+              <w:rPr>
+                <w:sz w:val="19"/>
+                <w:szCs w:val="19"/>
+              </w:rPr>
+              <w:t xml:space="preserve">1000</w:t>
+            </w:r>
+          </w:p>
+        </w:tc>
+        <w:tc>
+          <w:tcPr>
+            <w:tcW w:type="dxa" w:w="3358"/>
+            <w:tcBorders>
+              <w:top w:val="single" w:color="DCE6F0" w:sz="4"/>
+              <w:left w:val="single" w:color="DCE6F0" w:sz="4"/>
+              <w:bottom w:val="single" w:color="DCE6F0" w:sz="4"/>
+              <w:right w:val="single" w:color="DCE6F0" w:sz="4"/>
+            </w:tcBorders>
+            <w:shd w:fill="F7F7FC" w:color="auto" w:val="clear"/>
+            <w:tcMar>
+              <w:top w:type="dxa" w:w="60"/>
+              <w:left w:type="dxa" w:w="100"/>
+              <w:bottom w:type="dxa" w:w="60"/>
+              <w:right w:type="dxa" w:w="100"/>
+            </w:tcMar>
+            <w:vAlign w:val="top"/>
+          </w:tcPr>
+          <w:p>
+            <w:pPr>
+              <w:spacing w:after="0" w:before="0"/>
+            </w:pPr>
+            <w:r>
+              <w:rPr>
+                <w:sz w:val="19"/>
+                <w:szCs w:val="19"/>
+              </w:rPr>
+              <w:t xml:space="preserve">Maximum mail files per numbered folder</w:t>
+            </w:r>
+          </w:p>
+        </w:tc>
+      </w:tr>
+      <w:tr>
+        <w:trPr>
+          <w:cantSplit/>
+        </w:trPr>
+        <w:tc>
+          <w:tcPr>
+            <w:tcW w:type="dxa" w:w="4015"/>
+            <w:tcBorders>
+              <w:top w:val="single" w:color="DCE6F0" w:sz="4"/>
+              <w:left w:val="single" w:color="DCE6F0" w:sz="4"/>
+              <w:bottom w:val="single" w:color="DCE6F0" w:sz="4"/>
+              <w:right w:val="single" w:color="DCE6F0" w:sz="4"/>
+            </w:tcBorders>
+            <w:shd w:fill="FFFFFF" w:color="auto" w:val="clear"/>
+            <w:tcMar>
+              <w:top w:type="dxa" w:w="60"/>
+              <w:left w:type="dxa" w:w="100"/>
+              <w:bottom w:type="dxa" w:w="60"/>
+              <w:right w:type="dxa" w:w="100"/>
+            </w:tcMar>
+            <w:vAlign w:val="top"/>
+          </w:tcPr>
+          <w:p>
+            <w:pPr>
+              <w:spacing w:after="0" w:before="0"/>
+            </w:pPr>
+            <w:r>
+              <w:rPr>
+                <w:sz w:val="19"/>
+                <w:szCs w:val="19"/>
+              </w:rPr>
+              <w:t xml:space="preserve">MailExistingFolders</w:t>
+            </w:r>
+          </w:p>
+        </w:tc>
+        <w:tc>
+          <w:tcPr>
+            <w:tcW w:type="dxa" w:w="2265"/>
+            <w:tcBorders>
+              <w:top w:val="single" w:color="DCE6F0" w:sz="4"/>
+              <w:left w:val="single" w:color="DCE6F0" w:sz="4"/>
+              <w:bottom w:val="single" w:color="DCE6F0" w:sz="4"/>
+              <w:right w:val="single" w:color="DCE6F0" w:sz="4"/>
+            </w:tcBorders>
+            <w:shd w:fill="FFFFFF" w:color="auto" w:val="clear"/>
+            <w:tcMar>
+              <w:top w:type="dxa" w:w="60"/>
+              <w:left w:type="dxa" w:w="100"/>
+              <w:bottom w:type="dxa" w:w="60"/>
+              <w:right w:type="dxa" w:w="100"/>
+            </w:tcMar>
+            <w:vAlign w:val="top"/>
+          </w:tcPr>
+          <w:p>
+            <w:pPr>
+              <w:spacing w:after="0" w:before="0"/>
+            </w:pPr>
+            <w:r>
+              <w:rPr>
+                <w:sz w:val="19"/>
+                <w:szCs w:val="19"/>
+              </w:rPr>
+              <w:t xml:space="preserve">mail</w:t>
+            </w:r>
+          </w:p>
+        </w:tc>
+        <w:tc>
+          <w:tcPr>
+            <w:tcW w:type="dxa" w:w="3358"/>
+            <w:tcBorders>
+              <w:top w:val="single" w:color="DCE6F0" w:sz="4"/>
+              <w:left w:val="single" w:color="DCE6F0" w:sz="4"/>
+              <w:bottom w:val="single" w:color="DCE6F0" w:sz="4"/>
+              <w:right w:val="single" w:color="DCE6F0" w:sz="4"/>
+            </w:tcBorders>
+            <w:shd w:fill="FFFFFF" w:color="auto" w:val="clear"/>
+            <w:tcMar>
+              <w:top w:type="dxa" w:w="60"/>
+              <w:left w:type="dxa" w:w="100"/>
+              <w:bottom w:type="dxa" w:w="60"/>
+              <w:right w:type="dxa" w:w="100"/>
+            </w:tcMar>
+            <w:vAlign w:val="top"/>
+          </w:tcPr>
+          <w:p>
+            <w:pPr>
+              <w:spacing w:after="0" w:before="0"/>
+            </w:pPr>
+            <w:r>
+              <w:rPr>
+                <w:sz w:val="19"/>
+                <w:szCs w:val="19"/>
+              </w:rPr>
+              <w:t xml:space="preserve">Existing mail folder(s), comma separated, checked for duplicate names; never written to</w:t>
+            </w:r>
+          </w:p>
+        </w:tc>
+      </w:tr>
+      <w:tr>
+        <w:trPr>
+          <w:cantSplit/>
+        </w:trPr>
+        <w:tc>
+          <w:tcPr>
+            <w:tcW w:type="dxa" w:w="4015"/>
+            <w:tcBorders>
+              <w:top w:val="single" w:color="DCE6F0" w:sz="4"/>
+              <w:left w:val="single" w:color="DCE6F0" w:sz="4"/>
+              <w:bottom w:val="single" w:color="DCE6F0" w:sz="4"/>
+              <w:right w:val="single" w:color="DCE6F0" w:sz="4"/>
+            </w:tcBorders>
+            <w:shd w:fill="F7F7FC" w:color="auto" w:val="clear"/>
+            <w:tcMar>
+              <w:top w:type="dxa" w:w="60"/>
+              <w:left w:type="dxa" w:w="100"/>
+              <w:bottom w:type="dxa" w:w="60"/>
+              <w:right w:type="dxa" w:w="100"/>
+            </w:tcMar>
+            <w:vAlign w:val="top"/>
+          </w:tcPr>
+          <w:p>
+            <w:pPr>
+              <w:spacing w:after="0" w:before="0"/>
+            </w:pPr>
+            <w:r>
+              <w:rPr>
+                <w:sz w:val="19"/>
+                <w:szCs w:val="19"/>
+              </w:rPr>
+              <w:t xml:space="preserve">MailFileDir</w:t>
+            </w:r>
+          </w:p>
+        </w:tc>
+        <w:tc>
+          <w:tcPr>
+            <w:tcW w:type="dxa" w:w="2265"/>
+            <w:tcBorders>
+              <w:top w:val="single" w:color="DCE6F0" w:sz="4"/>
+              <w:left w:val="single" w:color="DCE6F0" w:sz="4"/>
+              <w:bottom w:val="single" w:color="DCE6F0" w:sz="4"/>
+              <w:right w:val="single" w:color="DCE6F0" w:sz="4"/>
+            </w:tcBorders>
+            <w:shd w:fill="F7F7FC" w:color="auto" w:val="clear"/>
+            <w:tcMar>
+              <w:top w:type="dxa" w:w="60"/>
+              <w:left w:type="dxa" w:w="100"/>
+              <w:bottom w:type="dxa" w:w="60"/>
+              <w:right w:type="dxa" w:w="100"/>
+            </w:tcMar>
+            <w:vAlign w:val="top"/>
+          </w:tcPr>
+          <w:p>
+            <w:pPr>
+              <w:spacing w:after="0" w:before="0"/>
+            </w:pPr>
+            <w:r>
+              <w:rPr>
+                <w:sz w:val="19"/>
+                <w:szCs w:val="19"/>
+              </w:rPr>
+              <w:t xml:space="preserve">mail</w:t>
+            </w:r>
+          </w:p>
+        </w:tc>
+        <w:tc>
+          <w:tcPr>
+            <w:tcW w:type="dxa" w:w="3358"/>
+            <w:tcBorders>
+              <w:top w:val="single" w:color="DCE6F0" w:sz="4"/>
+              <w:left w:val="single" w:color="DCE6F0" w:sz="4"/>
+              <w:bottom w:val="single" w:color="DCE6F0" w:sz="4"/>
+              <w:right w:val="single" w:color="DCE6F0" w:sz="4"/>
+            </w:tcBorders>
+            <w:shd w:fill="F7F7FC" w:color="auto" w:val="clear"/>
+            <w:tcMar>
+              <w:top w:type="dxa" w:w="60"/>
+              <w:left w:type="dxa" w:w="100"/>
+              <w:bottom w:type="dxa" w:w="60"/>
+              <w:right w:type="dxa" w:w="100"/>
+            </w:tcMar>
+            <w:vAlign w:val="top"/>
+          </w:tcPr>
+          <w:p>
+            <w:pPr>
+              <w:spacing w:after="0" w:before="0"/>
+            </w:pPr>
+            <w:r>
+              <w:rPr>
+                <w:sz w:val="19"/>
+                <w:szCs w:val="19"/>
+              </w:rPr>
+              <w:t xml:space="preserve">Only for MailFolderMode=SINGLE</w:t>
             </w:r>
           </w:p>
         </w:tc>
@@ -37749,7 +38919,7 @@
                 <w:sz w:val="19"/>
                 <w:szCs w:val="19"/>
               </w:rPr>
-              <w:t xml:space="preserve">Agent 02 reads the server's database list once per run and records every file in folders starting with the prefix (mail, mail1, mail2 …)</w:t>
+              <w:t xml:space="preserve">Agent 02 reads the server's database list once per run and records the files in the numbered folders (mail1, mail2 …) and in MailExistingFolders (mail)</w:t>
             </w:r>
           </w:p>
         </w:tc>
@@ -38015,8 +39185,800 @@
         <w:pStyle w:val="Heading3"/>
       </w:pPr>
       <w:r>
-        <w:t xml:space="preserve">3. Numbered folders: mail1, mail2 …</w:t>
-      </w:r>
+        <w:t xml:space="preserve">3. Numbered folders: mail1, mail2 … directly under the data directory</w:t>
+      </w:r>
+    </w:p>
+    <w:tbl>
+      <w:tblPr>
+        <w:tblW w:type="dxa" w:w="9638"/>
+        <w:tblBorders>
+          <w:top w:val="single" w:color="auto" w:sz="4"/>
+          <w:left w:val="single" w:color="auto" w:sz="4"/>
+          <w:bottom w:val="single" w:color="auto" w:sz="4"/>
+          <w:right w:val="single" w:color="auto" w:sz="4"/>
+          <w:insideH w:val="single" w:color="auto" w:sz="4"/>
+          <w:insideV w:val="single" w:color="auto" w:sz="4"/>
+        </w:tblBorders>
+      </w:tblPr>
+      <w:tblGrid>
+        <w:gridCol w:w="9638"/>
+      </w:tblGrid>
+      <w:tr>
+        <w:trPr>
+          <w:cantSplit/>
+        </w:trPr>
+        <w:tc>
+          <w:tcPr>
+            <w:tcW w:type="dxa" w:w="9638"/>
+            <w:tcBorders>
+              <w:top w:val="single" w:color="DCE6F0" w:sz="4"/>
+              <w:left w:val="single" w:color="DCE6F0" w:sz="4"/>
+              <w:bottom w:val="single" w:color="DCE6F0" w:sz="4"/>
+              <w:right w:val="single" w:color="DCE6F0" w:sz="4"/>
+            </w:tcBorders>
+            <w:shd w:fill="F4F4F4" w:color="auto" w:val="clear"/>
+            <w:tcMar>
+              <w:top w:type="dxa" w:w="100"/>
+              <w:left w:type="dxa" w:w="140"/>
+              <w:bottom w:type="dxa" w:w="100"/>
+              <w:right w:type="dxa" w:w="140"/>
+            </w:tcMar>
+          </w:tcPr>
+          <w:p>
+            <w:pPr>
+              <w:spacing w:after="0" w:before="0" w:line="240"/>
+            </w:pPr>
+            <w:r>
+              <w:rPr>
+                <w:rFonts w:ascii="Consolas" w:cs="Consolas" w:eastAsia="Consolas" w:hAnsi="Consolas"/>
+                <w:color w:val="14142B"/>
+                <w:sz w:val="16"/>
+                <w:szCs w:val="16"/>
+              </w:rPr>
+              <w:t xml:space="preserve">&lt;Domino data directory&gt;            e.g. D:\Domino\Data   or   /local/notesdata</w:t>
+            </w:r>
+          </w:p>
+          <w:p>
+            <w:pPr>
+              <w:spacing w:after="0" w:before="0" w:line="240"/>
+            </w:pPr>
+            <w:r>
+              <w:rPr>
+                <w:rFonts w:ascii="Consolas" w:cs="Consolas" w:eastAsia="Consolas" w:hAnsi="Consolas"/>
+                <w:color w:val="14142B"/>
+                <w:sz w:val="16"/>
+                <w:szCs w:val="16"/>
+              </w:rPr>
+              <w:t xml:space="preserve">  |-- names.nsf, log.nsf, certlog.nsf ...</w:t>
+            </w:r>
+          </w:p>
+          <w:p>
+            <w:pPr>
+              <w:spacing w:after="0" w:before="0" w:line="240"/>
+            </w:pPr>
+            <w:r>
+              <w:rPr>
+                <w:rFonts w:ascii="Consolas" w:cs="Consolas" w:eastAsia="Consolas" w:hAnsi="Consolas"/>
+                <w:color w:val="14142B"/>
+                <w:sz w:val="16"/>
+                <w:szCs w:val="16"/>
+              </w:rPr>
+              <w:t xml:space="preserve">  |-- mail\       EXISTING mail files: left untouched; their names are checked for uniqueness</w:t>
+            </w:r>
+          </w:p>
+          <w:p>
+            <w:pPr>
+              <w:spacing w:after="0" w:before="0" w:line="240"/>
+            </w:pPr>
+            <w:r>
+              <w:rPr>
+                <w:rFonts w:ascii="Consolas" w:cs="Consolas" w:eastAsia="Consolas" w:hAnsi="Consolas"/>
+                <w:color w:val="14142B"/>
+                <w:sz w:val="16"/>
+                <w:szCs w:val="16"/>
+              </w:rPr>
+              <w:t xml:space="preserve">  |-- mail1\      NEW mail files    1 - 1000</w:t>
+            </w:r>
+          </w:p>
+          <w:p>
+            <w:pPr>
+              <w:spacing w:after="0" w:before="0" w:line="240"/>
+            </w:pPr>
+            <w:r>
+              <w:rPr>
+                <w:rFonts w:ascii="Consolas" w:cs="Consolas" w:eastAsia="Consolas" w:hAnsi="Consolas"/>
+                <w:color w:val="14142B"/>
+                <w:sz w:val="16"/>
+                <w:szCs w:val="16"/>
+              </w:rPr>
+              <w:t xml:space="preserve">  |-- mail2\      NEW mail files 1001 - 2000</w:t>
+            </w:r>
+          </w:p>
+          <w:p>
+            <w:pPr>
+              <w:spacing w:after="0" w:before="0" w:line="240"/>
+            </w:pPr>
+            <w:r>
+              <w:rPr>
+                <w:rFonts w:ascii="Consolas" w:cs="Consolas" w:eastAsia="Consolas" w:hAnsi="Consolas"/>
+                <w:color w:val="14142B"/>
+                <w:sz w:val="16"/>
+                <w:szCs w:val="16"/>
+              </w:rPr>
+              <w:t xml:space="preserve">  |-- mail3\ ...  one folder per 1000 users, up to MailFolderMax</w:t>
+            </w:r>
+          </w:p>
+          <w:p>
+            <w:pPr>
+              <w:spacing w:after="0" w:before="0" w:line="240"/>
+            </w:pPr>
+            <w:r>
+              <w:rPr>
+                <w:rFonts w:ascii="Consolas" w:cs="Consolas" w:eastAsia="Consolas" w:hAnsi="Consolas"/>
+                <w:color w:val="14142B"/>
+                <w:sz w:val="16"/>
+                <w:szCs w:val="16"/>
+              </w:rPr>
+              <w:t xml:space="preserve"> </w:t>
+            </w:r>
+          </w:p>
+          <w:p>
+            <w:pPr>
+              <w:spacing w:after="0" w:before="0" w:line="240"/>
+            </w:pPr>
+            <w:r>
+              <w:rPr>
+                <w:rFonts w:ascii="Consolas" w:cs="Consolas" w:eastAsia="Consolas" w:hAnsi="Consolas"/>
+                <w:color w:val="14142B"/>
+                <w:sz w:val="16"/>
+                <w:szCs w:val="16"/>
+              </w:rPr>
+              <w:t xml:space="preserve">Person document after registration:  MailFile = mail1\smith.nsf   (relative to the data directory)</w:t>
+            </w:r>
+          </w:p>
+        </w:tc>
+      </w:tr>
+    </w:tbl>
+    <w:p>
+      <w:pPr>
+        <w:spacing w:after="80" w:before="0"/>
+      </w:pPr>
+    </w:p>
+    <w:tbl>
+      <w:tblPr>
+        <w:tblW w:type="dxa" w:w="9638"/>
+        <w:tblBorders>
+          <w:top w:val="single" w:color="auto" w:sz="4"/>
+          <w:left w:val="single" w:color="auto" w:sz="4"/>
+          <w:bottom w:val="single" w:color="auto" w:sz="4"/>
+          <w:right w:val="single" w:color="auto" w:sz="4"/>
+          <w:insideH w:val="single" w:color="auto" w:sz="4"/>
+          <w:insideV w:val="single" w:color="auto" w:sz="4"/>
+        </w:tblBorders>
+      </w:tblPr>
+      <w:tblGrid>
+        <w:gridCol w:w="2471"/>
+        <w:gridCol w:w="1132"/>
+        <w:gridCol w:w="6035"/>
+      </w:tblGrid>
+      <w:tr>
+        <w:trPr>
+          <w:tblHeader/>
+        </w:trPr>
+        <w:tc>
+          <w:tcPr>
+            <w:tcW w:type="dxa" w:w="2471"/>
+            <w:tcBorders>
+              <w:top w:val="single" w:color="DCE6F0" w:sz="4"/>
+              <w:left w:val="single" w:color="DCE6F0" w:sz="4"/>
+              <w:bottom w:val="single" w:color="DCE6F0" w:sz="4"/>
+              <w:right w:val="single" w:color="DCE6F0" w:sz="4"/>
+            </w:tcBorders>
+            <w:shd w:fill="17707F" w:color="auto" w:val="clear"/>
+            <w:tcMar>
+              <w:top w:type="dxa" w:w="60"/>
+              <w:left w:type="dxa" w:w="100"/>
+              <w:bottom w:type="dxa" w:w="60"/>
+              <w:right w:type="dxa" w:w="100"/>
+            </w:tcMar>
+            <w:vAlign w:val="top"/>
+          </w:tcPr>
+          <w:p>
+            <w:pPr>
+              <w:spacing w:after="0" w:before="0"/>
+            </w:pPr>
+            <w:r>
+              <w:rPr>
+                <w:b/>
+                <w:bCs/>
+                <w:color w:val="FFFFFF"/>
+                <w:sz w:val="19"/>
+                <w:szCs w:val="19"/>
+              </w:rPr>
+              <w:t xml:space="preserve">Setting</w:t>
+            </w:r>
+          </w:p>
+        </w:tc>
+        <w:tc>
+          <w:tcPr>
+            <w:tcW w:type="dxa" w:w="1132"/>
+            <w:tcBorders>
+              <w:top w:val="single" w:color="DCE6F0" w:sz="4"/>
+              <w:left w:val="single" w:color="DCE6F0" w:sz="4"/>
+              <w:bottom w:val="single" w:color="DCE6F0" w:sz="4"/>
+              <w:right w:val="single" w:color="DCE6F0" w:sz="4"/>
+            </w:tcBorders>
+            <w:shd w:fill="17707F" w:color="auto" w:val="clear"/>
+            <w:tcMar>
+              <w:top w:type="dxa" w:w="60"/>
+              <w:left w:type="dxa" w:w="100"/>
+              <w:bottom w:type="dxa" w:w="60"/>
+              <w:right w:type="dxa" w:w="100"/>
+            </w:tcMar>
+            <w:vAlign w:val="top"/>
+          </w:tcPr>
+          <w:p>
+            <w:pPr>
+              <w:spacing w:after="0" w:before="0"/>
+            </w:pPr>
+            <w:r>
+              <w:rPr>
+                <w:b/>
+                <w:bCs/>
+                <w:color w:val="FFFFFF"/>
+                <w:sz w:val="19"/>
+                <w:szCs w:val="19"/>
+              </w:rPr>
+              <w:t xml:space="preserve">Value</w:t>
+            </w:r>
+          </w:p>
+        </w:tc>
+        <w:tc>
+          <w:tcPr>
+            <w:tcW w:type="dxa" w:w="6035"/>
+            <w:tcBorders>
+              <w:top w:val="single" w:color="DCE6F0" w:sz="4"/>
+              <w:left w:val="single" w:color="DCE6F0" w:sz="4"/>
+              <w:bottom w:val="single" w:color="DCE6F0" w:sz="4"/>
+              <w:right w:val="single" w:color="DCE6F0" w:sz="4"/>
+            </w:tcBorders>
+            <w:shd w:fill="17707F" w:color="auto" w:val="clear"/>
+            <w:tcMar>
+              <w:top w:type="dxa" w:w="60"/>
+              <w:left w:type="dxa" w:w="100"/>
+              <w:bottom w:type="dxa" w:w="60"/>
+              <w:right w:type="dxa" w:w="100"/>
+            </w:tcMar>
+            <w:vAlign w:val="top"/>
+          </w:tcPr>
+          <w:p>
+            <w:pPr>
+              <w:spacing w:after="0" w:before="0"/>
+            </w:pPr>
+            <w:r>
+              <w:rPr>
+                <w:b/>
+                <w:bCs/>
+                <w:color w:val="FFFFFF"/>
+                <w:sz w:val="19"/>
+                <w:szCs w:val="19"/>
+              </w:rPr>
+              <w:t xml:space="preserve">Meaning</w:t>
+            </w:r>
+          </w:p>
+        </w:tc>
+      </w:tr>
+      <w:tr>
+        <w:trPr>
+          <w:cantSplit/>
+        </w:trPr>
+        <w:tc>
+          <w:tcPr>
+            <w:tcW w:type="dxa" w:w="2471"/>
+            <w:tcBorders>
+              <w:top w:val="single" w:color="DCE6F0" w:sz="4"/>
+              <w:left w:val="single" w:color="DCE6F0" w:sz="4"/>
+              <w:bottom w:val="single" w:color="DCE6F0" w:sz="4"/>
+              <w:right w:val="single" w:color="DCE6F0" w:sz="4"/>
+            </w:tcBorders>
+            <w:shd w:fill="FFFFFF" w:color="auto" w:val="clear"/>
+            <w:tcMar>
+              <w:top w:type="dxa" w:w="60"/>
+              <w:left w:type="dxa" w:w="100"/>
+              <w:bottom w:type="dxa" w:w="60"/>
+              <w:right w:type="dxa" w:w="100"/>
+            </w:tcMar>
+            <w:vAlign w:val="top"/>
+          </w:tcPr>
+          <w:p>
+            <w:pPr>
+              <w:spacing w:after="0" w:before="0"/>
+            </w:pPr>
+            <w:r>
+              <w:rPr>
+                <w:sz w:val="19"/>
+                <w:szCs w:val="19"/>
+              </w:rPr>
+              <w:t xml:space="preserve">MailFolderPrefix</w:t>
+            </w:r>
+          </w:p>
+        </w:tc>
+        <w:tc>
+          <w:tcPr>
+            <w:tcW w:type="dxa" w:w="1132"/>
+            <w:tcBorders>
+              <w:top w:val="single" w:color="DCE6F0" w:sz="4"/>
+              <w:left w:val="single" w:color="DCE6F0" w:sz="4"/>
+              <w:bottom w:val="single" w:color="DCE6F0" w:sz="4"/>
+              <w:right w:val="single" w:color="DCE6F0" w:sz="4"/>
+            </w:tcBorders>
+            <w:shd w:fill="FFFFFF" w:color="auto" w:val="clear"/>
+            <w:tcMar>
+              <w:top w:type="dxa" w:w="60"/>
+              <w:left w:type="dxa" w:w="100"/>
+              <w:bottom w:type="dxa" w:w="60"/>
+              <w:right w:type="dxa" w:w="100"/>
+            </w:tcMar>
+            <w:vAlign w:val="top"/>
+          </w:tcPr>
+          <w:p>
+            <w:pPr>
+              <w:spacing w:after="0" w:before="0"/>
+            </w:pPr>
+            <w:r>
+              <w:rPr>
+                <w:sz w:val="19"/>
+                <w:szCs w:val="19"/>
+              </w:rPr>
+              <w:t xml:space="preserve">mail</w:t>
+            </w:r>
+          </w:p>
+        </w:tc>
+        <w:tc>
+          <w:tcPr>
+            <w:tcW w:type="dxa" w:w="6035"/>
+            <w:tcBorders>
+              <w:top w:val="single" w:color="DCE6F0" w:sz="4"/>
+              <w:left w:val="single" w:color="DCE6F0" w:sz="4"/>
+              <w:bottom w:val="single" w:color="DCE6F0" w:sz="4"/>
+              <w:right w:val="single" w:color="DCE6F0" w:sz="4"/>
+            </w:tcBorders>
+            <w:shd w:fill="FFFFFF" w:color="auto" w:val="clear"/>
+            <w:tcMar>
+              <w:top w:type="dxa" w:w="60"/>
+              <w:left w:type="dxa" w:w="100"/>
+              <w:bottom w:type="dxa" w:w="60"/>
+              <w:right w:type="dxa" w:w="100"/>
+            </w:tcMar>
+            <w:vAlign w:val="top"/>
+          </w:tcPr>
+          <w:p>
+            <w:pPr>
+              <w:spacing w:after="0" w:before="0"/>
+            </w:pPr>
+            <w:r>
+              <w:rPr>
+                <w:sz w:val="19"/>
+                <w:szCs w:val="19"/>
+              </w:rPr>
+              <w:t xml:space="preserve">Name of the numbered folders </w:t>
+            </w:r>
+            <w:r>
+              <w:rPr>
+                <w:b/>
+                <w:bCs/>
+                <w:sz w:val="19"/>
+                <w:szCs w:val="19"/>
+              </w:rPr>
+              <w:t xml:space="preserve">without</w:t>
+            </w:r>
+            <w:r>
+              <w:rPr>
+                <w:sz w:val="19"/>
+                <w:szCs w:val="19"/>
+              </w:rPr>
+              <w:t xml:space="preserve"> the number: BulkReg uses mail1, mail2, mail3 …</w:t>
+            </w:r>
+          </w:p>
+        </w:tc>
+      </w:tr>
+      <w:tr>
+        <w:trPr>
+          <w:cantSplit/>
+        </w:trPr>
+        <w:tc>
+          <w:tcPr>
+            <w:tcW w:type="dxa" w:w="2471"/>
+            <w:tcBorders>
+              <w:top w:val="single" w:color="DCE6F0" w:sz="4"/>
+              <w:left w:val="single" w:color="DCE6F0" w:sz="4"/>
+              <w:bottom w:val="single" w:color="DCE6F0" w:sz="4"/>
+              <w:right w:val="single" w:color="DCE6F0" w:sz="4"/>
+            </w:tcBorders>
+            <w:shd w:fill="F7F7FC" w:color="auto" w:val="clear"/>
+            <w:tcMar>
+              <w:top w:type="dxa" w:w="60"/>
+              <w:left w:type="dxa" w:w="100"/>
+              <w:bottom w:type="dxa" w:w="60"/>
+              <w:right w:type="dxa" w:w="100"/>
+            </w:tcMar>
+            <w:vAlign w:val="top"/>
+          </w:tcPr>
+          <w:p>
+            <w:pPr>
+              <w:spacing w:after="0" w:before="0"/>
+            </w:pPr>
+            <w:r>
+              <w:rPr>
+                <w:sz w:val="19"/>
+                <w:szCs w:val="19"/>
+              </w:rPr>
+              <w:t xml:space="preserve">MailFilesPerFolder</w:t>
+            </w:r>
+          </w:p>
+        </w:tc>
+        <w:tc>
+          <w:tcPr>
+            <w:tcW w:type="dxa" w:w="1132"/>
+            <w:tcBorders>
+              <w:top w:val="single" w:color="DCE6F0" w:sz="4"/>
+              <w:left w:val="single" w:color="DCE6F0" w:sz="4"/>
+              <w:bottom w:val="single" w:color="DCE6F0" w:sz="4"/>
+              <w:right w:val="single" w:color="DCE6F0" w:sz="4"/>
+            </w:tcBorders>
+            <w:shd w:fill="F7F7FC" w:color="auto" w:val="clear"/>
+            <w:tcMar>
+              <w:top w:type="dxa" w:w="60"/>
+              <w:left w:type="dxa" w:w="100"/>
+              <w:bottom w:type="dxa" w:w="60"/>
+              <w:right w:type="dxa" w:w="100"/>
+            </w:tcMar>
+            <w:vAlign w:val="top"/>
+          </w:tcPr>
+          <w:p>
+            <w:pPr>
+              <w:spacing w:after="0" w:before="0"/>
+            </w:pPr>
+            <w:r>
+              <w:rPr>
+                <w:sz w:val="19"/>
+                <w:szCs w:val="19"/>
+              </w:rPr>
+              <w:t xml:space="preserve">1000</w:t>
+            </w:r>
+          </w:p>
+        </w:tc>
+        <w:tc>
+          <w:tcPr>
+            <w:tcW w:type="dxa" w:w="6035"/>
+            <w:tcBorders>
+              <w:top w:val="single" w:color="DCE6F0" w:sz="4"/>
+              <w:left w:val="single" w:color="DCE6F0" w:sz="4"/>
+              <w:bottom w:val="single" w:color="DCE6F0" w:sz="4"/>
+              <w:right w:val="single" w:color="DCE6F0" w:sz="4"/>
+            </w:tcBorders>
+            <w:shd w:fill="F7F7FC" w:color="auto" w:val="clear"/>
+            <w:tcMar>
+              <w:top w:type="dxa" w:w="60"/>
+              <w:left w:type="dxa" w:w="100"/>
+              <w:bottom w:type="dxa" w:w="60"/>
+              <w:right w:type="dxa" w:w="100"/>
+            </w:tcMar>
+            <w:vAlign w:val="top"/>
+          </w:tcPr>
+          <w:p>
+            <w:pPr>
+              <w:spacing w:after="0" w:before="0"/>
+            </w:pPr>
+            <w:r>
+              <w:rPr>
+                <w:sz w:val="19"/>
+                <w:szCs w:val="19"/>
+              </w:rPr>
+              <w:t xml:space="preserve">A folder is filled up to 1000 mail files, then the next one is used</w:t>
+            </w:r>
+          </w:p>
+        </w:tc>
+      </w:tr>
+      <w:tr>
+        <w:trPr>
+          <w:cantSplit/>
+        </w:trPr>
+        <w:tc>
+          <w:tcPr>
+            <w:tcW w:type="dxa" w:w="2471"/>
+            <w:tcBorders>
+              <w:top w:val="single" w:color="DCE6F0" w:sz="4"/>
+              <w:left w:val="single" w:color="DCE6F0" w:sz="4"/>
+              <w:bottom w:val="single" w:color="DCE6F0" w:sz="4"/>
+              <w:right w:val="single" w:color="DCE6F0" w:sz="4"/>
+            </w:tcBorders>
+            <w:shd w:fill="FFFFFF" w:color="auto" w:val="clear"/>
+            <w:tcMar>
+              <w:top w:type="dxa" w:w="60"/>
+              <w:left w:type="dxa" w:w="100"/>
+              <w:bottom w:type="dxa" w:w="60"/>
+              <w:right w:type="dxa" w:w="100"/>
+            </w:tcMar>
+            <w:vAlign w:val="top"/>
+          </w:tcPr>
+          <w:p>
+            <w:pPr>
+              <w:spacing w:after="0" w:before="0"/>
+            </w:pPr>
+            <w:r>
+              <w:rPr>
+                <w:sz w:val="19"/>
+                <w:szCs w:val="19"/>
+              </w:rPr>
+              <w:t xml:space="preserve">MailFolderMax</w:t>
+            </w:r>
+          </w:p>
+        </w:tc>
+        <w:tc>
+          <w:tcPr>
+            <w:tcW w:type="dxa" w:w="1132"/>
+            <w:tcBorders>
+              <w:top w:val="single" w:color="DCE6F0" w:sz="4"/>
+              <w:left w:val="single" w:color="DCE6F0" w:sz="4"/>
+              <w:bottom w:val="single" w:color="DCE6F0" w:sz="4"/>
+              <w:right w:val="single" w:color="DCE6F0" w:sz="4"/>
+            </w:tcBorders>
+            <w:shd w:fill="FFFFFF" w:color="auto" w:val="clear"/>
+            <w:tcMar>
+              <w:top w:type="dxa" w:w="60"/>
+              <w:left w:type="dxa" w:w="100"/>
+              <w:bottom w:type="dxa" w:w="60"/>
+              <w:right w:type="dxa" w:w="100"/>
+            </w:tcMar>
+            <w:vAlign w:val="top"/>
+          </w:tcPr>
+          <w:p>
+            <w:pPr>
+              <w:spacing w:after="0" w:before="0"/>
+            </w:pPr>
+            <w:r>
+              <w:rPr>
+                <w:sz w:val="19"/>
+                <w:szCs w:val="19"/>
+              </w:rPr>
+              <w:t xml:space="preserve">5</w:t>
+            </w:r>
+          </w:p>
+        </w:tc>
+        <w:tc>
+          <w:tcPr>
+            <w:tcW w:type="dxa" w:w="6035"/>
+            <w:tcBorders>
+              <w:top w:val="single" w:color="DCE6F0" w:sz="4"/>
+              <w:left w:val="single" w:color="DCE6F0" w:sz="4"/>
+              <w:bottom w:val="single" w:color="DCE6F0" w:sz="4"/>
+              <w:right w:val="single" w:color="DCE6F0" w:sz="4"/>
+            </w:tcBorders>
+            <w:shd w:fill="FFFFFF" w:color="auto" w:val="clear"/>
+            <w:tcMar>
+              <w:top w:type="dxa" w:w="60"/>
+              <w:left w:type="dxa" w:w="100"/>
+              <w:bottom w:type="dxa" w:w="60"/>
+              <w:right w:type="dxa" w:w="100"/>
+            </w:tcMar>
+            <w:vAlign w:val="top"/>
+          </w:tcPr>
+          <w:p>
+            <w:pPr>
+              <w:spacing w:after="0" w:before="0"/>
+            </w:pPr>
+            <w:r>
+              <w:rPr>
+                <w:sz w:val="19"/>
+                <w:szCs w:val="19"/>
+              </w:rPr>
+              <w:t xml:space="preserve">Number of folders you created (B4); nothing goes above mail5</w:t>
+            </w:r>
+          </w:p>
+        </w:tc>
+      </w:tr>
+      <w:tr>
+        <w:trPr>
+          <w:cantSplit/>
+        </w:trPr>
+        <w:tc>
+          <w:tcPr>
+            <w:tcW w:type="dxa" w:w="2471"/>
+            <w:tcBorders>
+              <w:top w:val="single" w:color="DCE6F0" w:sz="4"/>
+              <w:left w:val="single" w:color="DCE6F0" w:sz="4"/>
+              <w:bottom w:val="single" w:color="DCE6F0" w:sz="4"/>
+              <w:right w:val="single" w:color="DCE6F0" w:sz="4"/>
+            </w:tcBorders>
+            <w:shd w:fill="F7F7FC" w:color="auto" w:val="clear"/>
+            <w:tcMar>
+              <w:top w:type="dxa" w:w="60"/>
+              <w:left w:type="dxa" w:w="100"/>
+              <w:bottom w:type="dxa" w:w="60"/>
+              <w:right w:type="dxa" w:w="100"/>
+            </w:tcMar>
+            <w:vAlign w:val="top"/>
+          </w:tcPr>
+          <w:p>
+            <w:pPr>
+              <w:spacing w:after="0" w:before="0"/>
+            </w:pPr>
+            <w:r>
+              <w:rPr>
+                <w:sz w:val="19"/>
+                <w:szCs w:val="19"/>
+              </w:rPr>
+              <w:t xml:space="preserve">MailExistingFolders</w:t>
+            </w:r>
+          </w:p>
+        </w:tc>
+        <w:tc>
+          <w:tcPr>
+            <w:tcW w:type="dxa" w:w="1132"/>
+            <w:tcBorders>
+              <w:top w:val="single" w:color="DCE6F0" w:sz="4"/>
+              <w:left w:val="single" w:color="DCE6F0" w:sz="4"/>
+              <w:bottom w:val="single" w:color="DCE6F0" w:sz="4"/>
+              <w:right w:val="single" w:color="DCE6F0" w:sz="4"/>
+            </w:tcBorders>
+            <w:shd w:fill="F7F7FC" w:color="auto" w:val="clear"/>
+            <w:tcMar>
+              <w:top w:type="dxa" w:w="60"/>
+              <w:left w:type="dxa" w:w="100"/>
+              <w:bottom w:type="dxa" w:w="60"/>
+              <w:right w:type="dxa" w:w="100"/>
+            </w:tcMar>
+            <w:vAlign w:val="top"/>
+          </w:tcPr>
+          <w:p>
+            <w:pPr>
+              <w:spacing w:after="0" w:before="0"/>
+            </w:pPr>
+            <w:r>
+              <w:rPr>
+                <w:sz w:val="19"/>
+                <w:szCs w:val="19"/>
+              </w:rPr>
+              <w:t xml:space="preserve">mail</w:t>
+            </w:r>
+          </w:p>
+        </w:tc>
+        <w:tc>
+          <w:tcPr>
+            <w:tcW w:type="dxa" w:w="6035"/>
+            <w:tcBorders>
+              <w:top w:val="single" w:color="DCE6F0" w:sz="4"/>
+              <w:left w:val="single" w:color="DCE6F0" w:sz="4"/>
+              <w:bottom w:val="single" w:color="DCE6F0" w:sz="4"/>
+              <w:right w:val="single" w:color="DCE6F0" w:sz="4"/>
+            </w:tcBorders>
+            <w:shd w:fill="F7F7FC" w:color="auto" w:val="clear"/>
+            <w:tcMar>
+              <w:top w:type="dxa" w:w="60"/>
+              <w:left w:type="dxa" w:w="100"/>
+              <w:bottom w:type="dxa" w:w="60"/>
+              <w:right w:type="dxa" w:w="100"/>
+            </w:tcMar>
+            <w:vAlign w:val="top"/>
+          </w:tcPr>
+          <w:p>
+            <w:pPr>
+              <w:spacing w:after="0" w:before="0"/>
+            </w:pPr>
+            <w:r>
+              <w:rPr>
+                <w:sz w:val="19"/>
+                <w:szCs w:val="19"/>
+              </w:rPr>
+              <w:t xml:space="preserve">Existing folder whose names are checked for duplicates; BulkReg never writes there</w:t>
+            </w:r>
+          </w:p>
+        </w:tc>
+      </w:tr>
+      <w:tr>
+        <w:trPr>
+          <w:cantSplit/>
+        </w:trPr>
+        <w:tc>
+          <w:tcPr>
+            <w:tcW w:type="dxa" w:w="2471"/>
+            <w:tcBorders>
+              <w:top w:val="single" w:color="DCE6F0" w:sz="4"/>
+              <w:left w:val="single" w:color="DCE6F0" w:sz="4"/>
+              <w:bottom w:val="single" w:color="DCE6F0" w:sz="4"/>
+              <w:right w:val="single" w:color="DCE6F0" w:sz="4"/>
+            </w:tcBorders>
+            <w:shd w:fill="FFFFFF" w:color="auto" w:val="clear"/>
+            <w:tcMar>
+              <w:top w:type="dxa" w:w="60"/>
+              <w:left w:type="dxa" w:w="100"/>
+              <w:bottom w:type="dxa" w:w="60"/>
+              <w:right w:type="dxa" w:w="100"/>
+            </w:tcMar>
+            <w:vAlign w:val="top"/>
+          </w:tcPr>
+          <w:p>
+            <w:pPr>
+              <w:spacing w:after="0" w:before="0"/>
+            </w:pPr>
+            <w:r>
+              <w:rPr>
+                <w:sz w:val="19"/>
+                <w:szCs w:val="19"/>
+              </w:rPr>
+              <w:t xml:space="preserve">MailFileDir</w:t>
+            </w:r>
+          </w:p>
+        </w:tc>
+        <w:tc>
+          <w:tcPr>
+            <w:tcW w:type="dxa" w:w="1132"/>
+            <w:tcBorders>
+              <w:top w:val="single" w:color="DCE6F0" w:sz="4"/>
+              <w:left w:val="single" w:color="DCE6F0" w:sz="4"/>
+              <w:bottom w:val="single" w:color="DCE6F0" w:sz="4"/>
+              <w:right w:val="single" w:color="DCE6F0" w:sz="4"/>
+            </w:tcBorders>
+            <w:shd w:fill="FFFFFF" w:color="auto" w:val="clear"/>
+            <w:tcMar>
+              <w:top w:type="dxa" w:w="60"/>
+              <w:left w:type="dxa" w:w="100"/>
+              <w:bottom w:type="dxa" w:w="60"/>
+              <w:right w:type="dxa" w:w="100"/>
+            </w:tcMar>
+            <w:vAlign w:val="top"/>
+          </w:tcPr>
+          <w:p>
+            <w:pPr>
+              <w:spacing w:after="0" w:before="0"/>
+            </w:pPr>
+            <w:r>
+              <w:rPr>
+                <w:sz w:val="19"/>
+                <w:szCs w:val="19"/>
+              </w:rPr>
+              <w:t xml:space="preserve">mail</w:t>
+            </w:r>
+          </w:p>
+        </w:tc>
+        <w:tc>
+          <w:tcPr>
+            <w:tcW w:type="dxa" w:w="6035"/>
+            <w:tcBorders>
+              <w:top w:val="single" w:color="DCE6F0" w:sz="4"/>
+              <w:left w:val="single" w:color="DCE6F0" w:sz="4"/>
+              <w:bottom w:val="single" w:color="DCE6F0" w:sz="4"/>
+              <w:right w:val="single" w:color="DCE6F0" w:sz="4"/>
+            </w:tcBorders>
+            <w:shd w:fill="FFFFFF" w:color="auto" w:val="clear"/>
+            <w:tcMar>
+              <w:top w:type="dxa" w:w="60"/>
+              <w:left w:type="dxa" w:w="100"/>
+              <w:bottom w:type="dxa" w:w="60"/>
+              <w:right w:type="dxa" w:w="100"/>
+            </w:tcMar>
+            <w:vAlign w:val="top"/>
+          </w:tcPr>
+          <w:p>
+            <w:pPr>
+              <w:spacing w:after="0" w:before="0"/>
+            </w:pPr>
+            <w:r>
+              <w:rPr>
+                <w:sz w:val="19"/>
+                <w:szCs w:val="19"/>
+              </w:rPr>
+              <w:t xml:space="preserve">Only with MailFolderMode=SINGLE (then all new mail files go into this one folder)</w:t>
+            </w:r>
+          </w:p>
+        </w:tc>
+      </w:tr>
+    </w:tbl>
+    <w:p>
+      <w:pPr>
+        <w:spacing w:after="80" w:before="0"/>
+      </w:pPr>
     </w:p>
     <w:p>
       <w:r>
@@ -38032,43 +39994,7 @@
         <w:t xml:space="preserve">MailFolderMode=NUMBERED</w:t>
       </w:r>
       <w:r>
-        <w:t xml:space="preserve"> (default), mail files go into numbered subfolders of the data directory: </w:t>
-      </w:r>
-      <w:r>
-        <w:rPr>
-          <w:rFonts w:ascii="Consolas" w:cs="Consolas" w:eastAsia="Consolas" w:hAnsi="Consolas"/>
-          <w:color w:val="0F5FDC"/>
-          <w:sz w:val="20"/>
-          <w:szCs w:val="20"/>
-        </w:rPr>
-        <w:t xml:space="preserve">mail1</w:t>
-      </w:r>
-      <w:r>
-        <w:t xml:space="preserve">, </w:t>
-      </w:r>
-      <w:r>
-        <w:rPr>
-          <w:rFonts w:ascii="Consolas" w:cs="Consolas" w:eastAsia="Consolas" w:hAnsi="Consolas"/>
-          <w:color w:val="0F5FDC"/>
-          <w:sz w:val="20"/>
-          <w:szCs w:val="20"/>
-        </w:rPr>
-        <w:t xml:space="preserve">mail2</w:t>
-      </w:r>
-      <w:r>
-        <w:t xml:space="preserve">, </w:t>
-      </w:r>
-      <w:r>
-        <w:rPr>
-          <w:rFonts w:ascii="Consolas" w:cs="Consolas" w:eastAsia="Consolas" w:hAnsi="Consolas"/>
-          <w:color w:val="0F5FDC"/>
-          <w:sz w:val="20"/>
-          <w:szCs w:val="20"/>
-        </w:rPr>
-        <w:t xml:space="preserve">mail3</w:t>
-      </w:r>
-      <w:r>
-        <w:t xml:space="preserve"> …. Each holds at most </w:t>
+        <w:t xml:space="preserve"> (default), each numbered folder holds at most </w:t>
       </w:r>
       <w:r>
         <w:rPr>
@@ -44430,7 +46356,7 @@
                 <w:sz w:val="19"/>
                 <w:szCs w:val="19"/>
               </w:rPr>
-              <w:t xml:space="preserve">ERROR: All pre-created mail folders … are full</w:t>
+              <w:t xml:space="preserve">"Mail folder setting error" at start-up</w:t>
             </w:r>
           </w:p>
         </w:tc>
@@ -44461,7 +46387,7 @@
                 <w:sz w:val="19"/>
                 <w:szCs w:val="19"/>
               </w:rPr>
-              <w:t xml:space="preserve">More users than the folders you created can hold</w:t>
+              <w:t xml:space="preserve">MailFolderPrefix written with a number (mail1) or a path (mail\mail)</w:t>
             </w:r>
           </w:p>
         </w:tc>
@@ -44492,7 +46418,7 @@
                 <w:sz w:val="19"/>
                 <w:szCs w:val="19"/>
               </w:rPr>
-              <w:t xml:space="preserve">Create the next folder(s) on that server (B4), raise MailFolderMax, rebuild the batch</w:t>
+              <w:t xml:space="preserve">Set MailFolderPrefix=mail. The folders mail1, mail2 … sit directly in the data directory.</w:t>
             </w:r>
           </w:p>
         </w:tc>
@@ -44528,7 +46454,7 @@
                 <w:sz w:val="19"/>
                 <w:szCs w:val="19"/>
               </w:rPr>
-              <w:t xml:space="preserve">Preflight: MailFolderMax too low</w:t>
+              <w:t xml:space="preserve">ERROR: All pre-created mail folders … are full</w:t>
             </w:r>
           </w:p>
         </w:tc>
@@ -44559,7 +46485,7 @@
                 <w:sz w:val="19"/>
                 <w:szCs w:val="19"/>
               </w:rPr>
-              <w:t xml:space="preserve">The users need more folders than MailFolderMax</w:t>
+              <w:t xml:space="preserve">More users than the folders you created can hold</w:t>
             </w:r>
           </w:p>
         </w:tc>
@@ -44590,7 +46516,7 @@
                 <w:sz w:val="19"/>
                 <w:szCs w:val="19"/>
               </w:rPr>
-              <w:t xml:space="preserve">Create the folders listed in _mailfolders.txt and raise MailFolderMax</w:t>
+              <w:t xml:space="preserve">Create the next folder(s) on that server (B4), raise MailFolderMax, rebuild the batch</w:t>
             </w:r>
           </w:p>
         </w:tc>
@@ -44626,7 +46552,7 @@
                 <w:sz w:val="19"/>
                 <w:szCs w:val="19"/>
               </w:rPr>
-              <w:t xml:space="preserve">WARN: mail file renamed</w:t>
+              <w:t xml:space="preserve">Preflight: MailFolderMax too low</w:t>
             </w:r>
           </w:p>
         </w:tc>
@@ -44657,7 +46583,7 @@
                 <w:sz w:val="19"/>
                 <w:szCs w:val="19"/>
               </w:rPr>
-              <w:t xml:space="preserve">The last-name file already exists on that server, in the directory or in an open batch</w:t>
+              <w:t xml:space="preserve">The users need more folders than MailFolderMax</w:t>
             </w:r>
           </w:p>
         </w:tc>
@@ -44688,7 +46614,7 @@
                 <w:sz w:val="19"/>
                 <w:szCs w:val="19"/>
               </w:rPr>
-              <w:t xml:space="preserve">Normal with SUFFIX. Review the new name, or edit MailFile</w:t>
+              <w:t xml:space="preserve">Create the folders listed in _mailfolders.txt and raise MailFolderMax</w:t>
             </w:r>
           </w:p>
         </w:tc>
@@ -44724,7 +46650,7 @@
                 <w:sz w:val="19"/>
                 <w:szCs w:val="19"/>
               </w:rPr>
-              <w:t xml:space="preserve">"Could not scan &lt;server&gt;" in the debug log</w:t>
+              <w:t xml:space="preserve">WARN: mail file renamed</w:t>
             </w:r>
           </w:p>
         </w:tc>
@@ -44755,7 +46681,7 @@
                 <w:sz w:val="19"/>
                 <w:szCs w:val="19"/>
               </w:rPr>
-              <w:t xml:space="preserve">No access to the server's database list</w:t>
+              <w:t xml:space="preserve">The last-name file already exists on that server, in the directory or in an open batch</w:t>
             </w:r>
           </w:p>
         </w:tc>
@@ -44786,7 +46712,7 @@
                 <w:sz w:val="19"/>
                 <w:szCs w:val="19"/>
               </w:rPr>
-              <w:t xml:space="preserve">Uniqueness then uses the directory and the direct file check. Fix access and rebuild for full checking.</w:t>
+              <w:t xml:space="preserve">Normal with SUFFIX. Review the new name, or edit MailFile</w:t>
             </w:r>
           </w:p>
         </w:tc>
@@ -44822,7 +46748,7 @@
                 <w:sz w:val="19"/>
                 <w:szCs w:val="19"/>
               </w:rPr>
-              <w:t xml:space="preserve">MAILFILE_PENDING / MAILFILE_MISSING</w:t>
+              <w:t xml:space="preserve">"Could not scan &lt;server&gt;" in the debug log</w:t>
             </w:r>
           </w:p>
         </w:tc>
@@ -44853,7 +46779,7 @@
                 <w:sz w:val="19"/>
                 <w:szCs w:val="19"/>
               </w:rPr>
-              <w:t xml:space="preserve">Mail file creation queued (Administration Process) or failed: template missing, no Create databases right, server unreachable</w:t>
+              <w:t xml:space="preserve">No access to the server's database list</w:t>
             </w:r>
           </w:p>
         </w:tc>
@@ -44884,7 +46810,7 @@
                 <w:sz w:val="19"/>
                 <w:szCs w:val="19"/>
               </w:rPr>
-              <w:t xml:space="preserve">Check admin4.nsf on the home server, B4 rights and template; re-run Verify</w:t>
+              <w:t xml:space="preserve">Uniqueness then uses the directory and the direct file check. Fix access and rebuild for full checking.</w:t>
             </w:r>
           </w:p>
         </w:tc>
@@ -44920,6 +46846,104 @@
                 <w:sz w:val="19"/>
                 <w:szCs w:val="19"/>
               </w:rPr>
+              <w:t xml:space="preserve">MAILFILE_PENDING / MAILFILE_MISSING</w:t>
+            </w:r>
+          </w:p>
+        </w:tc>
+        <w:tc>
+          <w:tcPr>
+            <w:tcW w:type="dxa" w:w="3398"/>
+            <w:tcBorders>
+              <w:top w:val="single" w:color="DCE6F0" w:sz="4"/>
+              <w:left w:val="single" w:color="DCE6F0" w:sz="4"/>
+              <w:bottom w:val="single" w:color="DCE6F0" w:sz="4"/>
+              <w:right w:val="single" w:color="DCE6F0" w:sz="4"/>
+            </w:tcBorders>
+            <w:shd w:fill="F7F7FC" w:color="auto" w:val="clear"/>
+            <w:tcMar>
+              <w:top w:type="dxa" w:w="60"/>
+              <w:left w:type="dxa" w:w="100"/>
+              <w:bottom w:type="dxa" w:w="60"/>
+              <w:right w:type="dxa" w:w="100"/>
+            </w:tcMar>
+            <w:vAlign w:val="top"/>
+          </w:tcPr>
+          <w:p>
+            <w:pPr>
+              <w:spacing w:after="0" w:before="0"/>
+            </w:pPr>
+            <w:r>
+              <w:rPr>
+                <w:sz w:val="19"/>
+                <w:szCs w:val="19"/>
+              </w:rPr>
+              <w:t xml:space="preserve">Mail file creation queued (Administration Process) or failed: template missing, no Create databases right, server unreachable</w:t>
+            </w:r>
+          </w:p>
+        </w:tc>
+        <w:tc>
+          <w:tcPr>
+            <w:tcW w:type="dxa" w:w="3254"/>
+            <w:tcBorders>
+              <w:top w:val="single" w:color="DCE6F0" w:sz="4"/>
+              <w:left w:val="single" w:color="DCE6F0" w:sz="4"/>
+              <w:bottom w:val="single" w:color="DCE6F0" w:sz="4"/>
+              <w:right w:val="single" w:color="DCE6F0" w:sz="4"/>
+            </w:tcBorders>
+            <w:shd w:fill="F7F7FC" w:color="auto" w:val="clear"/>
+            <w:tcMar>
+              <w:top w:type="dxa" w:w="60"/>
+              <w:left w:type="dxa" w:w="100"/>
+              <w:bottom w:type="dxa" w:w="60"/>
+              <w:right w:type="dxa" w:w="100"/>
+            </w:tcMar>
+            <w:vAlign w:val="top"/>
+          </w:tcPr>
+          <w:p>
+            <w:pPr>
+              <w:spacing w:after="0" w:before="0"/>
+            </w:pPr>
+            <w:r>
+              <w:rPr>
+                <w:sz w:val="19"/>
+                <w:szCs w:val="19"/>
+              </w:rPr>
+              <w:t xml:space="preserve">Check admin4.nsf on the home server, B4 rights and template; re-run Verify</w:t>
+            </w:r>
+          </w:p>
+        </w:tc>
+      </w:tr>
+      <w:tr>
+        <w:trPr>
+          <w:cantSplit/>
+        </w:trPr>
+        <w:tc>
+          <w:tcPr>
+            <w:tcW w:type="dxa" w:w="2986"/>
+            <w:tcBorders>
+              <w:top w:val="single" w:color="DCE6F0" w:sz="4"/>
+              <w:left w:val="single" w:color="DCE6F0" w:sz="4"/>
+              <w:bottom w:val="single" w:color="DCE6F0" w:sz="4"/>
+              <w:right w:val="single" w:color="DCE6F0" w:sz="4"/>
+            </w:tcBorders>
+            <w:shd w:fill="FFFFFF" w:color="auto" w:val="clear"/>
+            <w:tcMar>
+              <w:top w:type="dxa" w:w="60"/>
+              <w:left w:type="dxa" w:w="100"/>
+              <w:bottom w:type="dxa" w:w="60"/>
+              <w:right w:type="dxa" w:w="100"/>
+            </w:tcMar>
+            <w:vAlign w:val="top"/>
+          </w:tcPr>
+          <w:p>
+            <w:pPr>
+              <w:spacing w:after="0" w:before="0"/>
+            </w:pPr>
+            <w:r>
+              <w:rPr>
+                <w:sz w:val="19"/>
+                <w:szCs w:val="19"/>
+              </w:rPr>
               <w:t xml:space="preserve">Mail fields change after the next DirSync</w:t>
             </w:r>
           </w:p>
@@ -44933,7 +46957,7 @@
               <w:bottom w:val="single" w:color="DCE6F0" w:sz="4"/>
               <w:right w:val="single" w:color="DCE6F0" w:sz="4"/>
             </w:tcBorders>
-            <w:shd w:fill="F7F7FC" w:color="auto" w:val="clear"/>
+            <w:shd w:fill="FFFFFF" w:color="auto" w:val="clear"/>
             <w:tcMar>
               <w:top w:type="dxa" w:w="60"/>
               <w:left w:type="dxa" w:w="100"/>
@@ -44964,7 +46988,7 @@
               <w:bottom w:val="single" w:color="DCE6F0" w:sz="4"/>
               <w:right w:val="single" w:color="DCE6F0" w:sz="4"/>
             </w:tcBorders>
-            <w:shd w:fill="F7F7FC" w:color="auto" w:val="clear"/>
+            <w:shd w:fill="FFFFFF" w:color="auto" w:val="clear"/>
             <w:tcMar>
               <w:top w:type="dxa" w:w="60"/>
               <w:left w:type="dxa" w:w="100"/>
@@ -49337,7 +51361,7 @@
       <w:r>
         <w:t xml:space="preserve">Registering Active Directory users (Directory Sync) – </w:t>
       </w:r>
-      <w:hyperlink w:history="1" r:id="rIdares7p9kl7dm_zsla9nnh">
+      <w:hyperlink w:history="1" r:id="rIdhrkalf8prlpdr6jsh0ab4">
         <w:r>
           <w:rPr>
             <w:rStyle w:val="Hyperlink"/>
@@ -49359,7 +51383,7 @@
       <w:r>
         <w:t xml:space="preserve">ContactNoteID property – </w:t>
       </w:r>
-      <w:hyperlink w:history="1" r:id="rIdm53i8sz8tywbdtowycyaz">
+      <w:hyperlink w:history="1" r:id="rIdwo0ityspd-d86zpwp_0x7">
         <w:r>
           <w:rPr>
             <w:rStyle w:val="Hyperlink"/>
@@ -49381,7 +51405,7 @@
       <w:r>
         <w:t xml:space="preserve">RegisterNewUser method – </w:t>
       </w:r>
-      <w:hyperlink w:history="1" r:id="rId9-3wpv62ehsmrgk9nl9wy">
+      <w:hyperlink w:history="1" r:id="rIdnnvlrb_1x55vxebvxgqqw">
         <w:r>
           <w:rPr>
             <w:rStyle w:val="Hyperlink"/>
@@ -49403,7 +51427,7 @@
       <w:r>
         <w:t xml:space="preserve">Creating an ID vault – </w:t>
       </w:r>
-      <w:hyperlink w:history="1" r:id="rId8fwru8i9acfvhic_jqcjq">
+      <w:hyperlink w:history="1" r:id="rIdfe-c59jf30pdbtbzwhaql">
         <w:r>
           <w:rPr>
             <w:rStyle w:val="Hyperlink"/>
@@ -49425,7 +51449,7 @@
       <w:r>
         <w:t xml:space="preserve">Assigning users to a vault (Security Settings, ID Vault tab) – </w:t>
       </w:r>
-      <w:hyperlink w:history="1" r:id="rIdnmkc3z7d78094jbqhklr5">
+      <w:hyperlink w:history="1" r:id="rId7pcocbf-2zcwpl6nwzm7h">
         <w:r>
           <w:rPr>
             <w:rStyle w:val="Hyperlink"/>
@@ -49447,7 +51471,7 @@
       <w:r>
         <w:t xml:space="preserve">Creating a security policy settings document – </w:t>
       </w:r>
-      <w:hyperlink w:history="1" r:id="rIdqsz6c4vva06swawl237aa">
+      <w:hyperlink w:history="1" r:id="rId-g1k-0dcmasiogyecj4dj">
         <w:r>
           <w:rPr>
             <w:rStyle w:val="Hyperlink"/>
@@ -49469,7 +51493,7 @@
       <w:r>
         <w:t xml:space="preserve">Creating a policy document (explicit policy names */name) – </w:t>
       </w:r>
-      <w:hyperlink w:history="1" r:id="rIdl-dqnyxalpj-4caifli77">
+      <w:hyperlink w:history="1" r:id="rIdjwfgfkkkcei49gas2knnj">
         <w:r>
           <w:rPr>
             <w:rStyle w:val="Hyperlink"/>
@@ -49491,7 +51515,7 @@
       <w:r>
         <w:t xml:space="preserve">Modifying a server-based CA (adding RAs) – </w:t>
       </w:r>
-      <w:hyperlink w:history="1" r:id="rIdacvq8lgo6jc4h6vat9ppv">
+      <w:hyperlink w:history="1" r:id="rIds_wr3w0wckgkdgqjmsmiu">
         <w:r>
           <w:rPr>
             <w:rStyle w:val="Hyperlink"/>
@@ -49513,7 +51537,7 @@
       <w:r>
         <w:t xml:space="preserve">Administration roles in the Domino Directory ACL – </w:t>
       </w:r>
-      <w:hyperlink w:history="1" r:id="rIdabojqrwustbmlexpkfrtp">
+      <w:hyperlink w:history="1" r:id="rIdf4ncb1lddutbawqolw9qx">
         <w:r>
           <w:rPr>
             <w:rStyle w:val="Hyperlink"/>
@@ -49535,7 +51559,7 @@
       <w:r>
         <w:t xml:space="preserve">Configuring a database ACL (Manage ACL) – </w:t>
       </w:r>
-      <w:hyperlink w:history="1" r:id="rIdgwr0g2qt536fd2hthqjuz">
+      <w:hyperlink w:history="1" r:id="rIdh6zxc9ribf3vnzzm90r6f">
         <w:r>
           <w:rPr>
             <w:rStyle w:val="Hyperlink"/>
@@ -49557,7 +51581,7 @@
       <w:r>
         <w:t xml:space="preserve">Creating a database from a template – </w:t>
       </w:r>
-      <w:hyperlink w:history="1" r:id="rIdzdqoekyjbfro3fxx4u3lf">
+      <w:hyperlink w:history="1" r:id="rIdglz_0dbzjwmmqgtjssjgk">
         <w:r>
           <w:rPr>
             <w:rStyle w:val="Hyperlink"/>
@@ -49579,7 +51603,7 @@
       <w:r>
         <w:t xml:space="preserve">Script libraries (Designer) – </w:t>
       </w:r>
-      <w:hyperlink w:history="1" r:id="rIdpl6murqebinf-b_pwrczs">
+      <w:hyperlink w:history="1" r:id="rIdhvsb06dzyxiil9d3yi6ms">
         <w:r>
           <w:rPr>
             <w:rStyle w:val="Hyperlink"/>
@@ -49601,7 +51625,7 @@
       <w:r>
         <w:t xml:space="preserve">Creating an agent (Designer) – </w:t>
       </w:r>
-      <w:hyperlink w:history="1" r:id="rIdc7dz_t2eh7jqwfupwz3p4">
+      <w:hyperlink w:history="1" r:id="rIdvvq50pdll4urlbjdzinqu">
         <w:r>
           <w:rPr>
             <w:rStyle w:val="Hyperlink"/>
@@ -49623,7 +51647,7 @@
       <w:r>
         <w:t xml:space="preserve">Naming agents: aliases '|' and cascading '\' – </w:t>
       </w:r>
-      <w:hyperlink w:history="1" r:id="rIdew-p3eextyytd0wj-uy0u">
+      <w:hyperlink w:history="1" r:id="rId_maolvushr9lf2ct7wt9x">
         <w:r>
           <w:rPr>
             <w:rStyle w:val="Hyperlink"/>
@@ -49645,7 +51669,7 @@
       <w:r>
         <w:t xml:space="preserve">Signing a database – </w:t>
       </w:r>
-      <w:hyperlink w:history="1" r:id="rIdsfi0px57shoemvrrefzrz">
+      <w:hyperlink w:history="1" r:id="rIdldka4asysba5tzd8q0mnn">
         <w:r>
           <w:rPr>
             <w:rStyle w:val="Hyperlink"/>
@@ -49667,7 +51691,7 @@
       <w:r>
         <w:t xml:space="preserve">Checking field values (Document Properties) – </w:t>
       </w:r>
-      <w:hyperlink w:history="1" r:id="rIddliuwbw-mxfwrehl3yjbx">
+      <w:hyperlink w:history="1" r:id="rId1cyn0auvaet5voyy3qsiy">
         <w:r>
           <w:rPr>
             <w:rStyle w:val="Hyperlink"/>
@@ -49689,7 +51713,7 @@
       <w:r>
         <w:t xml:space="preserve">Execution Security Alert (ECL) – </w:t>
       </w:r>
-      <w:hyperlink w:history="1" r:id="rIdathdhvkun5n26gp9hqupz">
+      <w:hyperlink w:history="1" r:id="rIdwq5x_2kzv3guyrzprglm9">
         <w:r>
           <w:rPr>
             <w:rStyle w:val="Hyperlink"/>
@@ -50146,7 +52170,7 @@
         <w:sz w:val="16"/>
         <w:szCs w:val="16"/>
       </w:rPr>
-      <w:t xml:space="preserve">HCL Confidential – Internal Use  |  v2.7</w:t>
+      <w:t xml:space="preserve">HCL Confidential – Internal Use  |  v2.8</w:t>
     </w:r>
     <w:r>
       <w:rPr>

--- a/docs/BulkReg_Admin_Guide.docx
+++ b/docs/BulkReg_Admin_Guide.docx
@@ -170,7 +170,7 @@
                 <w:sz w:val="20"/>
                 <w:szCs w:val="20"/>
               </w:rPr>
-              <w:t xml:space="preserve">Version 2.8  |  October 2026  |  Draft for review</w:t>
+              <w:t xml:space="preserve">Version 2.9  |  October 2026  |  Draft for review</w:t>
             </w:r>
           </w:p>
           <w:p>
@@ -482,7 +482,7 @@
                 <w:sz w:val="19"/>
                 <w:szCs w:val="19"/>
               </w:rPr>
-              <w:t xml:space="preserve">2.8 (Draft for review)</w:t>
+              <w:t xml:space="preserve">2.9 (Draft for review)</w:t>
             </w:r>
           </w:p>
         </w:tc>
@@ -766,7 +766,7 @@
                 <w:sz w:val="19"/>
                 <w:szCs w:val="19"/>
               </w:rPr>
-              <w:t xml:space="preserve">BulkReg 1.7.0: BulkRegCommon library, 5 agents, config templates, optional PowerShell helper, Audit Viewer</w:t>
+              <w:t xml:space="preserve">BulkReg 1.8.0: BulkRegCommon library, 5 agents, config templates, optional PowerShell helper, Audit Viewer</w:t>
             </w:r>
           </w:p>
         </w:tc>
@@ -972,7 +972,7 @@
                 <w:sz w:val="19"/>
                 <w:szCs w:val="19"/>
               </w:rPr>
-              <w:t xml:space="preserve">2.8</w:t>
+              <w:t xml:space="preserve">2.9</w:t>
             </w:r>
           </w:p>
         </w:tc>
@@ -998,13 +998,6 @@
             <w:pPr>
               <w:spacing w:after="0" w:before="0"/>
             </w:pPr>
-            <w:r>
-              <w:rPr>
-                <w:sz w:val="19"/>
-                <w:szCs w:val="19"/>
-              </w:rPr>
-              <w:t xml:space="preserve">Mail folder layout made explicit: mail1, mail2 … are created </w:t>
-            </w:r>
             <w:r>
               <w:rPr>
                 <w:b/>
@@ -1012,14 +1005,30 @@
                 <w:sz w:val="19"/>
                 <w:szCs w:val="19"/>
               </w:rPr>
-              <w:t xml:space="preserve">directly under the Domino data directory</w:t>
-            </w:r>
-            <w:r>
-              <w:rPr>
-                <w:sz w:val="19"/>
-                <w:szCs w:val="19"/>
-              </w:rPr>
-              <w:t xml:space="preserve">, next to the existing mail folder, not inside it. Folder diagram, plain explanation of MailFolderPrefix / MailFileDir / new MailExistingFolders. BulkReg rejects a prefix with a number (mail1) or a path (mail\mail) at start-up.</w:t>
+              <w:t xml:space="preserve">DryRun explained</w:t>
+            </w:r>
+            <w:r>
+              <w:rPr>
+                <w:sz w:val="19"/>
+                <w:szCs w:val="19"/>
+              </w:rPr>
+              <w:t xml:space="preserve"> (D3b, bulkreg.ini). </w:t>
+            </w:r>
+            <w:r>
+              <w:rPr>
+                <w:b/>
+                <w:bCs/>
+                <w:sz w:val="19"/>
+                <w:szCs w:val="19"/>
+              </w:rPr>
+              <w:t xml:space="preserve">Central BulkReg log database is now required</w:t>
+            </w:r>
+            <w:r>
+              <w:rPr>
+                <w:sz w:val="19"/>
+                <w:szCs w:val="19"/>
+              </w:rPr>
+              <w:t xml:space="preserve"> (B15): every run, every action and one AUDIT entry per user are written there; agents stop if it cannot be opened.</w:t>
             </w:r>
           </w:p>
         </w:tc>
@@ -1055,7 +1064,7 @@
                 <w:sz w:val="19"/>
                 <w:szCs w:val="19"/>
               </w:rPr>
-              <w:t xml:space="preserve">2.7</w:t>
+              <w:t xml:space="preserve">2.8</w:t>
             </w:r>
           </w:p>
         </w:tc>
@@ -1086,7 +1095,7 @@
                 <w:sz w:val="19"/>
                 <w:szCs w:val="19"/>
               </w:rPr>
-              <w:t xml:space="preserve">New one-page </w:t>
+              <w:t xml:space="preserve">Mail folder layout made explicit: mail1, mail2 … are created </w:t>
             </w:r>
             <w:r>
               <w:rPr>
@@ -1095,14 +1104,14 @@
                 <w:sz w:val="19"/>
                 <w:szCs w:val="19"/>
               </w:rPr>
-              <w:t xml:space="preserve">Agent Run Order</w:t>
-            </w:r>
-            <w:r>
-              <w:rPr>
-                <w:sz w:val="19"/>
-                <w:szCs w:val="19"/>
-              </w:rPr>
-              <w:t xml:space="preserve"> at the front of the guide (flow, step table with DryRun setting, input/output and go/no-go per step, rules).</w:t>
+              <w:t xml:space="preserve">directly under the Domino data directory</w:t>
+            </w:r>
+            <w:r>
+              <w:rPr>
+                <w:sz w:val="19"/>
+                <w:szCs w:val="19"/>
+              </w:rPr>
+              <w:t xml:space="preserve">, next to the existing mail folder, not inside it. Folder diagram, plain explanation of MailFolderPrefix / MailFileDir / new MailExistingFolders. BulkReg rejects a prefix with a number (mail1) or a path (mail\mail) at start-up.</w:t>
             </w:r>
           </w:p>
         </w:tc>
@@ -1138,7 +1147,7 @@
                 <w:sz w:val="19"/>
                 <w:szCs w:val="19"/>
               </w:rPr>
-              <w:t xml:space="preserve">2.6</w:t>
+              <w:t xml:space="preserve">2.7</w:t>
             </w:r>
           </w:p>
         </w:tc>
@@ -1169,7 +1178,7 @@
                 <w:sz w:val="19"/>
                 <w:szCs w:val="19"/>
               </w:rPr>
-              <w:t xml:space="preserve">RegistrationLog corrected: registration is logged to the </w:t>
+              <w:t xml:space="preserve">New one-page </w:t>
             </w:r>
             <w:r>
               <w:rPr>
@@ -1178,14 +1187,14 @@
                 <w:sz w:val="19"/>
                 <w:szCs w:val="19"/>
               </w:rPr>
-              <w:t xml:space="preserve">Certification Log certlog.nsf</w:t>
-            </w:r>
-            <w:r>
-              <w:rPr>
-                <w:sz w:val="19"/>
-                <w:szCs w:val="19"/>
-              </w:rPr>
-              <w:t xml:space="preserve"> on the registration server (HCL: any non-empty value → CERTLOG.NSF; empty = no logging). log.nsf is the server's general log. Prerequisite check for certlog.nsf added (B4).</w:t>
+              <w:t xml:space="preserve">Agent Run Order</w:t>
+            </w:r>
+            <w:r>
+              <w:rPr>
+                <w:sz w:val="19"/>
+                <w:szCs w:val="19"/>
+              </w:rPr>
+              <w:t xml:space="preserve"> at the front of the guide (flow, step table with DryRun setting, input/output and go/no-go per step, rules).</w:t>
             </w:r>
           </w:p>
         </w:tc>
@@ -1221,7 +1230,7 @@
                 <w:sz w:val="19"/>
                 <w:szCs w:val="19"/>
               </w:rPr>
-              <w:t xml:space="preserve">2.5</w:t>
+              <w:t xml:space="preserve">2.6</w:t>
             </w:r>
           </w:p>
         </w:tc>
@@ -1247,6 +1256,13 @@
             <w:pPr>
               <w:spacing w:after="0" w:before="0"/>
             </w:pPr>
+            <w:r>
+              <w:rPr>
+                <w:sz w:val="19"/>
+                <w:szCs w:val="19"/>
+              </w:rPr>
+              <w:t xml:space="preserve">RegistrationLog corrected: registration is logged to the </w:t>
+            </w:r>
             <w:r>
               <w:rPr>
                 <w:b/>
@@ -1254,30 +1270,14 @@
                 <w:sz w:val="19"/>
                 <w:szCs w:val="19"/>
               </w:rPr>
-              <w:t xml:space="preserve">Prerequisite: pre-create the numbered mail folders</w:t>
-            </w:r>
-            <w:r>
-              <w:rPr>
-                <w:sz w:val="19"/>
-                <w:szCs w:val="19"/>
-              </w:rPr>
-              <w:t xml:space="preserve"> (mail1…mailN, one per 1000 users) on every home server (B4). Preflight calculates the folders needed per server and writes the create commands. New </w:t>
-            </w:r>
-            <w:r>
-              <w:rPr>
-                <w:rFonts w:ascii="Consolas" w:cs="Consolas" w:eastAsia="Consolas" w:hAnsi="Consolas"/>
-                <w:color w:val="0F5FDC"/>
-                <w:sz w:val="18"/>
-                <w:szCs w:val="18"/>
-              </w:rPr>
-              <w:t xml:space="preserve">MailFolderMax</w:t>
-            </w:r>
-            <w:r>
-              <w:rPr>
-                <w:sz w:val="19"/>
-                <w:szCs w:val="19"/>
-              </w:rPr>
-              <w:t xml:space="preserve">: Build Batch never assigns a folder above the number you created.</w:t>
+              <w:t xml:space="preserve">Certification Log certlog.nsf</w:t>
+            </w:r>
+            <w:r>
+              <w:rPr>
+                <w:sz w:val="19"/>
+                <w:szCs w:val="19"/>
+              </w:rPr>
+              <w:t xml:space="preserve"> on the registration server (HCL: any non-empty value → CERTLOG.NSF; empty = no logging). log.nsf is the server's general log. Prerequisite check for certlog.nsf added (B4).</w:t>
             </w:r>
           </w:p>
         </w:tc>
@@ -1313,7 +1313,7 @@
                 <w:sz w:val="19"/>
                 <w:szCs w:val="19"/>
               </w:rPr>
-              <w:t xml:space="preserve">2.4</w:t>
+              <w:t xml:space="preserve">2.5</w:t>
             </w:r>
           </w:p>
         </w:tc>
@@ -1339,13 +1339,6 @@
             <w:pPr>
               <w:spacing w:after="0" w:before="0"/>
             </w:pPr>
-            <w:r>
-              <w:rPr>
-                <w:sz w:val="19"/>
-                <w:szCs w:val="19"/>
-              </w:rPr>
-              <w:t xml:space="preserve">Mail file </w:t>
-            </w:r>
             <w:r>
               <w:rPr>
                 <w:b/>
@@ -1353,46 +1346,30 @@
                 <w:sz w:val="19"/>
                 <w:szCs w:val="19"/>
               </w:rPr>
-              <w:t xml:space="preserve">naming = last name</w:t>
-            </w:r>
-            <w:r>
-              <w:rPr>
-                <w:sz w:val="19"/>
-                <w:szCs w:val="19"/>
-              </w:rPr>
-              <w:t xml:space="preserve"> (configurable), </w:t>
-            </w:r>
-            <w:r>
-              <w:rPr>
-                <w:b/>
-                <w:bCs/>
-                <w:sz w:val="19"/>
-                <w:szCs w:val="19"/>
-              </w:rPr>
-              <w:t xml:space="preserve">uniqueness</w:t>
-            </w:r>
-            <w:r>
-              <w:rPr>
-                <w:sz w:val="19"/>
-                <w:szCs w:val="19"/>
-              </w:rPr>
-              <w:t xml:space="preserve"> checked against all mail folders on the home server, Person documents, open batches and the batch itself (clash → smith2.nsf or ERROR), </w:t>
-            </w:r>
-            <w:r>
-              <w:rPr>
-                <w:b/>
-                <w:bCs/>
-                <w:sz w:val="19"/>
-                <w:szCs w:val="19"/>
-              </w:rPr>
-              <w:t xml:space="preserve">numbered folders</w:t>
-            </w:r>
-            <w:r>
-              <w:rPr>
-                <w:sz w:val="19"/>
-                <w:szCs w:val="19"/>
-              </w:rPr>
-              <w:t xml:space="preserve"> mail1, mail2… with max 1000 mail files each. MailFileNote recorded in batch file, summary, results and audit.</w:t>
+              <w:t xml:space="preserve">Prerequisite: pre-create the numbered mail folders</w:t>
+            </w:r>
+            <w:r>
+              <w:rPr>
+                <w:sz w:val="19"/>
+                <w:szCs w:val="19"/>
+              </w:rPr>
+              <w:t xml:space="preserve"> (mail1…mailN, one per 1000 users) on every home server (B4). Preflight calculates the folders needed per server and writes the create commands. New </w:t>
+            </w:r>
+            <w:r>
+              <w:rPr>
+                <w:rFonts w:ascii="Consolas" w:cs="Consolas" w:eastAsia="Consolas" w:hAnsi="Consolas"/>
+                <w:color w:val="0F5FDC"/>
+                <w:sz w:val="18"/>
+                <w:szCs w:val="18"/>
+              </w:rPr>
+              <w:t xml:space="preserve">MailFolderMax</w:t>
+            </w:r>
+            <w:r>
+              <w:rPr>
+                <w:sz w:val="19"/>
+                <w:szCs w:val="19"/>
+              </w:rPr>
+              <w:t xml:space="preserve">: Build Batch never assigns a folder above the number you created.</w:t>
             </w:r>
           </w:p>
         </w:tc>
@@ -1428,7 +1405,7 @@
                 <w:sz w:val="19"/>
                 <w:szCs w:val="19"/>
               </w:rPr>
-              <w:t xml:space="preserve">2.3</w:t>
+              <w:t xml:space="preserve">2.4</w:t>
             </w:r>
           </w:p>
         </w:tc>
@@ -1454,6 +1431,13 @@
             <w:pPr>
               <w:spacing w:after="0" w:before="0"/>
             </w:pPr>
+            <w:r>
+              <w:rPr>
+                <w:sz w:val="19"/>
+                <w:szCs w:val="19"/>
+              </w:rPr>
+              <w:t xml:space="preserve">Mail file </w:t>
+            </w:r>
             <w:r>
               <w:rPr>
                 <w:b/>
@@ -1461,14 +1445,46 @@
                 <w:sz w:val="19"/>
                 <w:szCs w:val="19"/>
               </w:rPr>
-              <w:t xml:space="preserve">Every registered user now gets a Domino mail file</w:t>
-            </w:r>
-            <w:r>
-              <w:rPr>
-                <w:sz w:val="19"/>
-                <w:szCs w:val="19"/>
-              </w:rPr>
-              <w:t xml:space="preserve"> on the home server (MailFile column in the batch, reviewable). CreateMailDb / PreserveMailSystem removed. Mail file settings (folder, template, ACL manager, quota, full-text index), existence checks before and after registration, and mail file status in Verify.</w:t>
+              <w:t xml:space="preserve">naming = last name</w:t>
+            </w:r>
+            <w:r>
+              <w:rPr>
+                <w:sz w:val="19"/>
+                <w:szCs w:val="19"/>
+              </w:rPr>
+              <w:t xml:space="preserve"> (configurable), </w:t>
+            </w:r>
+            <w:r>
+              <w:rPr>
+                <w:b/>
+                <w:bCs/>
+                <w:sz w:val="19"/>
+                <w:szCs w:val="19"/>
+              </w:rPr>
+              <w:t xml:space="preserve">uniqueness</w:t>
+            </w:r>
+            <w:r>
+              <w:rPr>
+                <w:sz w:val="19"/>
+                <w:szCs w:val="19"/>
+              </w:rPr>
+              <w:t xml:space="preserve"> checked against all mail folders on the home server, Person documents, open batches and the batch itself (clash → smith2.nsf or ERROR), </w:t>
+            </w:r>
+            <w:r>
+              <w:rPr>
+                <w:b/>
+                <w:bCs/>
+                <w:sz w:val="19"/>
+                <w:szCs w:val="19"/>
+              </w:rPr>
+              <w:t xml:space="preserve">numbered folders</w:t>
+            </w:r>
+            <w:r>
+              <w:rPr>
+                <w:sz w:val="19"/>
+                <w:szCs w:val="19"/>
+              </w:rPr>
+              <w:t xml:space="preserve"> mail1, mail2… with max 1000 mail files each. MailFileNote recorded in batch file, summary, results and audit.</w:t>
             </w:r>
           </w:p>
         </w:tc>
@@ -1504,7 +1520,7 @@
                 <w:sz w:val="19"/>
                 <w:szCs w:val="19"/>
               </w:rPr>
-              <w:t xml:space="preserve">2.1</w:t>
+              <w:t xml:space="preserve">2.3</w:t>
             </w:r>
           </w:p>
         </w:tc>
@@ -1530,13 +1546,6 @@
             <w:pPr>
               <w:spacing w:after="0" w:before="0"/>
             </w:pPr>
-            <w:r>
-              <w:rPr>
-                <w:sz w:val="19"/>
-                <w:szCs w:val="19"/>
-              </w:rPr>
-              <w:t xml:space="preserve">Name formats: servers in canonical (CN=DominoADMail/O=Demo) or abbreviated (DominoADMail/Demo) form, both accepted by the code. </w:t>
-            </w:r>
             <w:r>
               <w:rPr>
                 <w:b/>
@@ -1544,30 +1553,14 @@
                 <w:sz w:val="19"/>
                 <w:szCs w:val="19"/>
               </w:rPr>
-              <w:t xml:space="preserve">Organizational policies</w:t>
-            </w:r>
-            <w:r>
-              <w:rPr>
-                <w:sz w:val="19"/>
-                <w:szCs w:val="19"/>
-              </w:rPr>
-              <w:t xml:space="preserve"> (</w:t>
-            </w:r>
-            <w:r>
-              <w:rPr>
-                <w:i/>
-                <w:iCs/>
-                <w:sz w:val="19"/>
-                <w:szCs w:val="19"/>
-              </w:rPr>
-              <w:t xml:space="preserve">/Demo, </w:t>
-            </w:r>
-            <w:r>
-              <w:rPr>
-                <w:sz w:val="19"/>
-                <w:szCs w:val="19"/>
-              </w:rPr>
-              <w:t xml:space="preserve">/Sales/Demo) supported alongside explicit policies (B8 Option B, OrgPolicyAssignsVault, '-' in the mapping). Consistent 'Demo' examples.</w:t>
+              <w:t xml:space="preserve">Every registered user now gets a Domino mail file</w:t>
+            </w:r>
+            <w:r>
+              <w:rPr>
+                <w:sz w:val="19"/>
+                <w:szCs w:val="19"/>
+              </w:rPr>
+              <w:t xml:space="preserve"> on the home server (MailFile column in the batch, reviewable). CreateMailDb / PreserveMailSystem removed. Mail file settings (folder, template, ACL manager, quota, full-text index), existence checks before and after registration, and mail file status in Verify.</w:t>
             </w:r>
           </w:p>
         </w:tc>
@@ -1603,6 +1596,105 @@
                 <w:sz w:val="19"/>
                 <w:szCs w:val="19"/>
               </w:rPr>
+              <w:t xml:space="preserve">2.1</w:t>
+            </w:r>
+          </w:p>
+        </w:tc>
+        <w:tc>
+          <w:tcPr>
+            <w:tcW w:type="dxa" w:w="8403"/>
+            <w:tcBorders>
+              <w:top w:val="single" w:color="DCE6F0" w:sz="4"/>
+              <w:left w:val="single" w:color="DCE6F0" w:sz="4"/>
+              <w:bottom w:val="single" w:color="DCE6F0" w:sz="4"/>
+              <w:right w:val="single" w:color="DCE6F0" w:sz="4"/>
+            </w:tcBorders>
+            <w:shd w:fill="FFFFFF" w:color="auto" w:val="clear"/>
+            <w:tcMar>
+              <w:top w:type="dxa" w:w="60"/>
+              <w:left w:type="dxa" w:w="100"/>
+              <w:bottom w:type="dxa" w:w="60"/>
+              <w:right w:type="dxa" w:w="100"/>
+            </w:tcMar>
+            <w:vAlign w:val="top"/>
+          </w:tcPr>
+          <w:p>
+            <w:pPr>
+              <w:spacing w:after="0" w:before="0"/>
+            </w:pPr>
+            <w:r>
+              <w:rPr>
+                <w:sz w:val="19"/>
+                <w:szCs w:val="19"/>
+              </w:rPr>
+              <w:t xml:space="preserve">Name formats: servers in canonical (CN=DominoADMail/O=Demo) or abbreviated (DominoADMail/Demo) form, both accepted by the code. </w:t>
+            </w:r>
+            <w:r>
+              <w:rPr>
+                <w:b/>
+                <w:bCs/>
+                <w:sz w:val="19"/>
+                <w:szCs w:val="19"/>
+              </w:rPr>
+              <w:t xml:space="preserve">Organizational policies</w:t>
+            </w:r>
+            <w:r>
+              <w:rPr>
+                <w:sz w:val="19"/>
+                <w:szCs w:val="19"/>
+              </w:rPr>
+              <w:t xml:space="preserve"> (</w:t>
+            </w:r>
+            <w:r>
+              <w:rPr>
+                <w:i/>
+                <w:iCs/>
+                <w:sz w:val="19"/>
+                <w:szCs w:val="19"/>
+              </w:rPr>
+              <w:t xml:space="preserve">/Demo, </w:t>
+            </w:r>
+            <w:r>
+              <w:rPr>
+                <w:sz w:val="19"/>
+                <w:szCs w:val="19"/>
+              </w:rPr>
+              <w:t xml:space="preserve">/Sales/Demo) supported alongside explicit policies (B8 Option B, OrgPolicyAssignsVault, '-' in the mapping). Consistent 'Demo' examples.</w:t>
+            </w:r>
+          </w:p>
+        </w:tc>
+      </w:tr>
+      <w:tr>
+        <w:trPr>
+          <w:cantSplit/>
+        </w:trPr>
+        <w:tc>
+          <w:tcPr>
+            <w:tcW w:type="dxa" w:w="1235"/>
+            <w:tcBorders>
+              <w:top w:val="single" w:color="DCE6F0" w:sz="4"/>
+              <w:left w:val="single" w:color="DCE6F0" w:sz="4"/>
+              <w:bottom w:val="single" w:color="DCE6F0" w:sz="4"/>
+              <w:right w:val="single" w:color="DCE6F0" w:sz="4"/>
+            </w:tcBorders>
+            <w:shd w:fill="F7F7FC" w:color="auto" w:val="clear"/>
+            <w:tcMar>
+              <w:top w:type="dxa" w:w="60"/>
+              <w:left w:type="dxa" w:w="100"/>
+              <w:bottom w:type="dxa" w:w="60"/>
+              <w:right w:type="dxa" w:w="100"/>
+            </w:tcMar>
+            <w:vAlign w:val="top"/>
+          </w:tcPr>
+          <w:p>
+            <w:pPr>
+              <w:spacing w:after="0" w:before="0"/>
+            </w:pPr>
+            <w:r>
+              <w:rPr>
+                <w:sz w:val="19"/>
+                <w:szCs w:val="19"/>
+              </w:rPr>
               <w:t xml:space="preserve">2.0</w:t>
             </w:r>
           </w:p>
@@ -1616,7 +1708,7 @@
               <w:bottom w:val="single" w:color="DCE6F0" w:sz="4"/>
               <w:right w:val="single" w:color="DCE6F0" w:sz="4"/>
             </w:tcBorders>
-            <w:shd w:fill="FFFFFF" w:color="auto" w:val="clear"/>
+            <w:shd w:fill="F7F7FC" w:color="auto" w:val="clear"/>
             <w:tcMar>
               <w:top w:type="dxa" w:w="60"/>
               <w:left w:type="dxa" w:w="100"/>
@@ -7734,6 +7826,25 @@
     </w:p>
     <w:p>
       <w:pPr>
+        <w:pStyle w:val="ListParagraph"/>
+        <w:numPr>
+          <w:ilvl w:val="0"/>
+          <w:numId w:val="2"/>
+        </w:numPr>
+      </w:pPr>
+      <w:r>
+        <w:rPr>
+          <w:b/>
+          <w:bCs/>
+        </w:rPr>
+        <w:t xml:space="preserve">DryRun only affects 03</w:t>
+      </w:r>
+      <w:r>
+        <w:t xml:space="preserve"> (D3b). Every agent writes to the central log database (B15).</w:t>
+      </w:r>
+    </w:p>
+    <w:p>
+      <w:pPr>
         <w:pStyle w:val="Heading3"/>
       </w:pPr>
       <w:r>
@@ -10427,7 +10538,7 @@
                 <w:sz w:val="19"/>
                 <w:szCs w:val="19"/>
               </w:rPr>
-              <w:t xml:space="preserve">Tool database bulkreg.nsf (+ optional log database)</w:t>
+              <w:t xml:space="preserve">Tool database bulkreg.nsf</w:t>
             </w:r>
           </w:p>
         </w:tc>
@@ -10489,7 +10600,7 @@
                 <w:sz w:val="19"/>
                 <w:szCs w:val="19"/>
               </w:rPr>
-              <w:t xml:space="preserve">B13–B15</w:t>
+              <w:t xml:space="preserve">B13, B14</w:t>
             </w:r>
           </w:p>
         </w:tc>
@@ -10525,6 +10636,104 @@
                 <w:sz w:val="19"/>
                 <w:szCs w:val="19"/>
               </w:rPr>
+              <w:t xml:space="preserve">Central log database bulkreg_log.nsf (required)</w:t>
+            </w:r>
+          </w:p>
+        </w:tc>
+        <w:tc>
+          <w:tcPr>
+            <w:tcW w:type="dxa" w:w="3295"/>
+            <w:tcBorders>
+              <w:top w:val="single" w:color="DCE6F0" w:sz="4"/>
+              <w:left w:val="single" w:color="DCE6F0" w:sz="4"/>
+              <w:bottom w:val="single" w:color="DCE6F0" w:sz="4"/>
+              <w:right w:val="single" w:color="DCE6F0" w:sz="4"/>
+            </w:tcBorders>
+            <w:shd w:fill="FFFFFF" w:color="auto" w:val="clear"/>
+            <w:tcMar>
+              <w:top w:type="dxa" w:w="60"/>
+              <w:left w:type="dxa" w:w="100"/>
+              <w:bottom w:type="dxa" w:w="60"/>
+              <w:right w:type="dxa" w:w="100"/>
+            </w:tcMar>
+            <w:vAlign w:val="top"/>
+          </w:tcPr>
+          <w:p>
+            <w:pPr>
+              <w:spacing w:after="0" w:before="0"/>
+            </w:pPr>
+            <w:r>
+              <w:rPr>
+                <w:sz w:val="19"/>
+                <w:szCs w:val="19"/>
+              </w:rPr>
+              <w:t xml:space="preserve">A Domino server, e.g. the registration server</w:t>
+            </w:r>
+          </w:p>
+        </w:tc>
+        <w:tc>
+          <w:tcPr>
+            <w:tcW w:type="dxa" w:w="1916"/>
+            <w:tcBorders>
+              <w:top w:val="single" w:color="DCE6F0" w:sz="4"/>
+              <w:left w:val="single" w:color="DCE6F0" w:sz="4"/>
+              <w:bottom w:val="single" w:color="DCE6F0" w:sz="4"/>
+              <w:right w:val="single" w:color="DCE6F0" w:sz="4"/>
+            </w:tcBorders>
+            <w:shd w:fill="FFFFFF" w:color="auto" w:val="clear"/>
+            <w:tcMar>
+              <w:top w:type="dxa" w:w="60"/>
+              <w:left w:type="dxa" w:w="100"/>
+              <w:bottom w:type="dxa" w:w="60"/>
+              <w:right w:type="dxa" w:w="100"/>
+            </w:tcMar>
+            <w:vAlign w:val="top"/>
+          </w:tcPr>
+          <w:p>
+            <w:pPr>
+              <w:spacing w:after="0" w:before="0"/>
+            </w:pPr>
+            <w:r>
+              <w:rPr>
+                <w:sz w:val="19"/>
+                <w:szCs w:val="19"/>
+              </w:rPr>
+              <w:t xml:space="preserve">B15</w:t>
+            </w:r>
+          </w:p>
+        </w:tc>
+      </w:tr>
+      <w:tr>
+        <w:trPr>
+          <w:cantSplit/>
+        </w:trPr>
+        <w:tc>
+          <w:tcPr>
+            <w:tcW w:type="dxa" w:w="4427"/>
+            <w:tcBorders>
+              <w:top w:val="single" w:color="DCE6F0" w:sz="4"/>
+              <w:left w:val="single" w:color="DCE6F0" w:sz="4"/>
+              <w:bottom w:val="single" w:color="DCE6F0" w:sz="4"/>
+              <w:right w:val="single" w:color="DCE6F0" w:sz="4"/>
+            </w:tcBorders>
+            <w:shd w:fill="F7F7FC" w:color="auto" w:val="clear"/>
+            <w:tcMar>
+              <w:top w:type="dxa" w:w="60"/>
+              <w:left w:type="dxa" w:w="100"/>
+              <w:bottom w:type="dxa" w:w="60"/>
+              <w:right w:type="dxa" w:w="100"/>
+            </w:tcMar>
+            <w:vAlign w:val="top"/>
+          </w:tcPr>
+          <w:p>
+            <w:pPr>
+              <w:spacing w:after="0" w:before="0"/>
+            </w:pPr>
+            <w:r>
+              <w:rPr>
+                <w:sz w:val="19"/>
+                <w:szCs w:val="19"/>
+              </w:rPr>
               <w:t xml:space="preserve">Script library and 5 agents</w:t>
             </w:r>
           </w:p>
@@ -10538,7 +10747,7 @@
               <w:bottom w:val="single" w:color="DCE6F0" w:sz="4"/>
               <w:right w:val="single" w:color="DCE6F0" w:sz="4"/>
             </w:tcBorders>
-            <w:shd w:fill="FFFFFF" w:color="auto" w:val="clear"/>
+            <w:shd w:fill="F7F7FC" w:color="auto" w:val="clear"/>
             <w:tcMar>
               <w:top w:type="dxa" w:w="60"/>
               <w:left w:type="dxa" w:w="100"/>
@@ -10569,7 +10778,7 @@
               <w:bottom w:val="single" w:color="DCE6F0" w:sz="4"/>
               <w:right w:val="single" w:color="DCE6F0" w:sz="4"/>
             </w:tcBorders>
-            <w:shd w:fill="FFFFFF" w:color="auto" w:val="clear"/>
+            <w:shd w:fill="F7F7FC" w:color="auto" w:val="clear"/>
             <w:tcMar>
               <w:top w:type="dxa" w:w="60"/>
               <w:left w:type="dxa" w:w="100"/>
@@ -22923,10 +23132,44 @@
             </w:pPr>
             <w:r>
               <w:rPr>
-                <w:sz w:val="19"/>
-                <w:szCs w:val="19"/>
-              </w:rPr>
-              <w:t xml:space="preserve">Leave empty unless you create the log database in B15</w:t>
+                <w:b/>
+                <w:bCs/>
+                <w:sz w:val="19"/>
+                <w:szCs w:val="19"/>
+              </w:rPr>
+              <w:t xml:space="preserve">Required.</w:t>
+            </w:r>
+            <w:r>
+              <w:rPr>
+                <w:sz w:val="19"/>
+                <w:szCs w:val="19"/>
+              </w:rPr>
+              <w:t xml:space="preserve"> The server and file of the central log database from B15, e.g. </w:t>
+            </w:r>
+            <w:r>
+              <w:rPr>
+                <w:rFonts w:ascii="Consolas" w:cs="Consolas" w:eastAsia="Consolas" w:hAnsi="Consolas"/>
+                <w:color w:val="0F5FDC"/>
+                <w:sz w:val="18"/>
+                <w:szCs w:val="18"/>
+              </w:rPr>
+              <w:t xml:space="preserve">DominoAdmin/Demo</w:t>
+            </w:r>
+            <w:r>
+              <w:rPr>
+                <w:sz w:val="19"/>
+                <w:szCs w:val="19"/>
+              </w:rPr>
+              <w:t xml:space="preserve"> and </w:t>
+            </w:r>
+            <w:r>
+              <w:rPr>
+                <w:rFonts w:ascii="Consolas" w:cs="Consolas" w:eastAsia="Consolas" w:hAnsi="Consolas"/>
+                <w:color w:val="0F5FDC"/>
+                <w:sz w:val="18"/>
+                <w:szCs w:val="18"/>
+              </w:rPr>
+              <w:t xml:space="preserve">bulkreg_log.nsf</w:t>
             </w:r>
           </w:p>
         </w:tc>
@@ -25380,12 +25623,74 @@
         <w:pStyle w:val="Heading2"/>
       </w:pPr>
       <w:r>
-        <w:t xml:space="preserve">B15 Optional: create a central log database</w:t>
+        <w:t xml:space="preserve">B15 Create the central BulkReg log database (required)</w:t>
       </w:r>
     </w:p>
     <w:p>
       <w:r>
-        <w:t xml:space="preserve">Skip this unless you want BulkReg events in a Notes database as well as in the audit files.</w:t>
+        <w:rPr>
+          <w:b/>
+          <w:bCs/>
+        </w:rPr>
+        <w:t xml:space="preserve">Who:</w:t>
+      </w:r>
+      <w:r>
+        <w:t xml:space="preserve"> Domino administrator   </w:t>
+      </w:r>
+      <w:r>
+        <w:rPr>
+          <w:b/>
+          <w:bCs/>
+        </w:rPr>
+        <w:t xml:space="preserve">Where:</w:t>
+      </w:r>
+      <w:r>
+        <w:t xml:space="preserve"> Domino Administrator   </w:t>
+      </w:r>
+      <w:r>
+        <w:rPr>
+          <w:b/>
+          <w:bCs/>
+        </w:rPr>
+        <w:t xml:space="preserve">Changes:</w:t>
+      </w:r>
+      <w:r>
+        <w:t xml:space="preserve"> creates one database on a server</w:t>
+      </w:r>
+    </w:p>
+    <w:p>
+      <w:r>
+        <w:t xml:space="preserve">This Notes database is the </w:t>
+      </w:r>
+      <w:r>
+        <w:rPr>
+          <w:b/>
+          <w:bCs/>
+        </w:rPr>
+        <w:t xml:space="preserve">shared, permanent record</w:t>
+      </w:r>
+      <w:r>
+        <w:t xml:space="preserve"> of everything BulkReg does. Every run of every agent writes to it: the start and end of the run (agent, operator, batch, DryRun), every action and error, and one </w:t>
+      </w:r>
+      <w:r>
+        <w:rPr>
+          <w:b/>
+          <w:bCs/>
+        </w:rPr>
+        <w:t xml:space="preserve">AUDIT</w:t>
+      </w:r>
+      <w:r>
+        <w:t xml:space="preserve"> entry per user (result, home server, mail file, vault status, batch). The CSV and .log files on the admin PC are local working copies; this database is what other administrators and auditors use. If it cannot be opened, every agent stops </w:t>
+      </w:r>
+      <w:r>
+        <w:rPr>
+          <w:b/>
+          <w:bCs/>
+        </w:rPr>
+        <w:t xml:space="preserve">before</w:t>
+      </w:r>
+      <w:r>
+        <w:t xml:space="preserve"> reading or changing anything.</w:t>
       </w:r>
     </w:p>
     <w:p>
@@ -25407,17 +25712,7 @@
         <w:t xml:space="preserve">File &gt; Application &gt; New</w:t>
       </w:r>
       <w:r>
-        <w:t xml:space="preserve">. In </w:t>
-      </w:r>
-      <w:r>
-        <w:rPr>
-          <w:b/>
-          <w:bCs/>
-        </w:rPr>
-        <w:t xml:space="preserve">Server</w:t>
-      </w:r>
-      <w:r>
-        <w:t xml:space="preserve">, select the server that will hold the log (for example the registration server).</w:t>
+        <w:t xml:space="preserve">.</w:t>
       </w:r>
     </w:p>
     <w:p>
@@ -25436,10 +25731,10 @@
           <w:b/>
           <w:bCs/>
         </w:rPr>
-        <w:t xml:space="preserve">Title</w:t>
-      </w:r>
-      <w:r>
-        <w:t xml:space="preserve">, type </w:t>
+        <w:t xml:space="preserve">Server</w:t>
+      </w:r>
+      <w:r>
+        <w:t xml:space="preserve">, select the server that will hold the log, for example the registration server </w:t>
       </w:r>
       <w:r>
         <w:rPr>
@@ -25448,32 +25743,10 @@
           <w:sz w:val="20"/>
           <w:szCs w:val="20"/>
         </w:rPr>
-        <w:t xml:space="preserve">BulkReg Log</w:t>
-      </w:r>
-      <w:r>
-        <w:t xml:space="preserve">. In </w:t>
-      </w:r>
-      <w:r>
-        <w:rPr>
-          <w:b/>
-          <w:bCs/>
-        </w:rPr>
-        <w:t xml:space="preserve">File Name</w:t>
-      </w:r>
-      <w:r>
-        <w:t xml:space="preserve">, type </w:t>
-      </w:r>
-      <w:r>
-        <w:rPr>
-          <w:rFonts w:ascii="Consolas" w:cs="Consolas" w:eastAsia="Consolas" w:hAnsi="Consolas"/>
-          <w:color w:val="0F5FDC"/>
-          <w:sz w:val="20"/>
-          <w:szCs w:val="20"/>
-        </w:rPr>
-        <w:t xml:space="preserve">bulkreg_log.nsf</w:t>
-      </w:r>
-      <w:r>
-        <w:t xml:space="preserve">.</w:t>
+        <w:t xml:space="preserve">DominoAdmin/Demo</w:t>
+      </w:r>
+      <w:r>
+        <w:t xml:space="preserve">. Do not keep Local.</w:t>
       </w:r>
     </w:p>
     <w:p>
@@ -25485,34 +25758,48 @@
         </w:numPr>
       </w:pPr>
       <w:r>
-        <w:t xml:space="preserve">Tick </w:t>
+        <w:t xml:space="preserve">In </w:t>
       </w:r>
       <w:r>
         <w:rPr>
           <w:b/>
           <w:bCs/>
         </w:rPr>
-        <w:t xml:space="preserve">Show advanced templates</w:t>
-      </w:r>
-      <w:r>
-        <w:t xml:space="preserve"> and select the </w:t>
+        <w:t xml:space="preserve">Title</w:t>
+      </w:r>
+      <w:r>
+        <w:t xml:space="preserve">, type </w:t>
+      </w:r>
+      <w:r>
+        <w:rPr>
+          <w:rFonts w:ascii="Consolas" w:cs="Consolas" w:eastAsia="Consolas" w:hAnsi="Consolas"/>
+          <w:color w:val="0F5FDC"/>
+          <w:sz w:val="20"/>
+          <w:szCs w:val="20"/>
+        </w:rPr>
+        <w:t xml:space="preserve">BulkReg Log</w:t>
+      </w:r>
+      <w:r>
+        <w:t xml:space="preserve">. In </w:t>
       </w:r>
       <w:r>
         <w:rPr>
           <w:b/>
           <w:bCs/>
         </w:rPr>
-        <w:t xml:space="preserve">Agent Log</w:t>
-      </w:r>
-      <w:r>
-        <w:t xml:space="preserve"> template (file alog4.ntf; some releases list alog.ntf). Click </w:t>
-      </w:r>
-      <w:r>
-        <w:rPr>
-          <w:b/>
-          <w:bCs/>
-        </w:rPr>
-        <w:t xml:space="preserve">OK</w:t>
+        <w:t xml:space="preserve">File Name</w:t>
+      </w:r>
+      <w:r>
+        <w:t xml:space="preserve">, type </w:t>
+      </w:r>
+      <w:r>
+        <w:rPr>
+          <w:rFonts w:ascii="Consolas" w:cs="Consolas" w:eastAsia="Consolas" w:hAnsi="Consolas"/>
+          <w:color w:val="0F5FDC"/>
+          <w:sz w:val="20"/>
+          <w:szCs w:val="20"/>
+        </w:rPr>
+        <w:t xml:space="preserve">bulkreg_log.nsf</w:t>
       </w:r>
       <w:r>
         <w:t xml:space="preserve">.</w:t>
@@ -25527,7 +25814,27 @@
         </w:numPr>
       </w:pPr>
       <w:r>
-        <w:t xml:space="preserve">In bulkreg.ini set </w:t>
+        <w:t xml:space="preserve">Tick </w:t>
+      </w:r>
+      <w:r>
+        <w:rPr>
+          <w:b/>
+          <w:bCs/>
+        </w:rPr>
+        <w:t xml:space="preserve">Show advanced templates</w:t>
+      </w:r>
+      <w:r>
+        <w:t xml:space="preserve"> and select the </w:t>
+      </w:r>
+      <w:r>
+        <w:rPr>
+          <w:b/>
+          <w:bCs/>
+        </w:rPr>
+        <w:t xml:space="preserve">Agent Log</w:t>
+      </w:r>
+      <w:r>
+        <w:t xml:space="preserve"> template (file </w:t>
       </w:r>
       <w:r>
         <w:rPr>
@@ -25536,10 +25843,124 @@
           <w:sz w:val="20"/>
           <w:szCs w:val="20"/>
         </w:rPr>
-        <w:t xml:space="preserve">LogServer=&lt;that server&gt;</w:t>
-      </w:r>
-      <w:r>
-        <w:t xml:space="preserve"> and </w:t>
+        <w:t xml:space="preserve">alog4.ntf</w:t>
+      </w:r>
+      <w:r>
+        <w:t xml:space="preserve">; some releases list it as alog.ntf). Click </w:t>
+      </w:r>
+      <w:r>
+        <w:rPr>
+          <w:b/>
+          <w:bCs/>
+        </w:rPr>
+        <w:t xml:space="preserve">OK</w:t>
+      </w:r>
+      <w:r>
+        <w:t xml:space="preserve">. </w:t>
+      </w:r>
+      <w:r>
+        <w:rPr>
+          <w:i/>
+          <w:iCs/>
+        </w:rPr>
+        <w:t xml:space="preserve">Result:</w:t>
+      </w:r>
+      <w:r>
+        <w:t xml:space="preserve"> the empty log database opens.</w:t>
+      </w:r>
+    </w:p>
+    <w:p>
+      <w:pPr>
+        <w:pStyle w:val="ListParagraph"/>
+        <w:numPr>
+          <w:ilvl w:val="0"/>
+          <w:numId w:val="23"/>
+        </w:numPr>
+      </w:pPr>
+      <w:r>
+        <w:t xml:space="preserve">Choose </w:t>
+      </w:r>
+      <w:r>
+        <w:rPr>
+          <w:b/>
+          <w:bCs/>
+        </w:rPr>
+        <w:t xml:space="preserve">File &gt; Application &gt; Access Control</w:t>
+      </w:r>
+      <w:r>
+        <w:t xml:space="preserve"> and set: </w:t>
+      </w:r>
+      <w:r>
+        <w:rPr>
+          <w:b/>
+          <w:bCs/>
+        </w:rPr>
+        <w:t xml:space="preserve">-Default-</w:t>
+      </w:r>
+      <w:r>
+        <w:t xml:space="preserve"> = No Access; </w:t>
+      </w:r>
+      <w:r>
+        <w:rPr>
+          <w:b/>
+          <w:bCs/>
+        </w:rPr>
+        <w:t xml:space="preserve">Anonymous</w:t>
+      </w:r>
+      <w:r>
+        <w:t xml:space="preserve"> = No Access; the BulkReg administrators (your admin ID or group) = </w:t>
+      </w:r>
+      <w:r>
+        <w:rPr>
+          <w:b/>
+          <w:bCs/>
+        </w:rPr>
+        <w:t xml:space="preserve">Author</w:t>
+      </w:r>
+      <w:r>
+        <w:t xml:space="preserve"> with </w:t>
+      </w:r>
+      <w:r>
+        <w:rPr>
+          <w:b/>
+          <w:bCs/>
+        </w:rPr>
+        <w:t xml:space="preserve">Create documents</w:t>
+      </w:r>
+      <w:r>
+        <w:t xml:space="preserve"> ticked (Editor is also fine); auditors = </w:t>
+      </w:r>
+      <w:r>
+        <w:rPr>
+          <w:b/>
+          <w:bCs/>
+        </w:rPr>
+        <w:t xml:space="preserve">Reader</w:t>
+      </w:r>
+      <w:r>
+        <w:t xml:space="preserve">; the server group (e.g. LocalDomainServers) = Manager. Click </w:t>
+      </w:r>
+      <w:r>
+        <w:rPr>
+          <w:b/>
+          <w:bCs/>
+        </w:rPr>
+        <w:t xml:space="preserve">OK</w:t>
+      </w:r>
+      <w:r>
+        <w:t xml:space="preserve">.</w:t>
+      </w:r>
+    </w:p>
+    <w:p>
+      <w:pPr>
+        <w:pStyle w:val="ListParagraph"/>
+        <w:numPr>
+          <w:ilvl w:val="0"/>
+          <w:numId w:val="23"/>
+        </w:numPr>
+      </w:pPr>
+      <w:r>
+        <w:t xml:space="preserve">In bulkreg.ini set </w:t>
       </w:r>
       <w:r>
         <w:rPr>
@@ -25548,10 +25969,34 @@
           <w:sz w:val="20"/>
           <w:szCs w:val="20"/>
         </w:rPr>
+        <w:t xml:space="preserve">LogServer=DominoAdmin/Demo</w:t>
+      </w:r>
+      <w:r>
+        <w:t xml:space="preserve"> (your server) and </w:t>
+      </w:r>
+      <w:r>
+        <w:rPr>
+          <w:rFonts w:ascii="Consolas" w:cs="Consolas" w:eastAsia="Consolas" w:hAnsi="Consolas"/>
+          <w:color w:val="0F5FDC"/>
+          <w:sz w:val="20"/>
+          <w:szCs w:val="20"/>
+        </w:rPr>
         <w:t xml:space="preserve">LogDb=bulkreg_log.nsf</w:t>
       </w:r>
       <w:r>
         <w:t xml:space="preserve">. Save.</w:t>
+      </w:r>
+    </w:p>
+    <w:p>
+      <w:pPr>
+        <w:pStyle w:val="ListParagraph"/>
+        <w:numPr>
+          <w:ilvl w:val="0"/>
+          <w:numId w:val="23"/>
+        </w:numPr>
+      </w:pPr>
+      <w:r>
+        <w:t xml:space="preserve">Optional: replicate the database to a second server for resilience, like any other administrative database.</w:t>
       </w:r>
     </w:p>
     <w:tbl>
@@ -25600,7 +26045,7 @@
               <w:t xml:space="preserve">Done when: </w:t>
             </w:r>
             <w:r>
-              <w:t xml:space="preserve">bulkreg_log.nsf exists and bulkreg.ini points to it, or LogDb is empty.</w:t>
+              <w:t xml:space="preserve">bulkreg_log.nsf exists on the server, its ACL is set, and bulkreg.ini names it. The smoke test (B21) creates its first entries.</w:t>
             </w:r>
           </w:p>
         </w:tc>
@@ -28059,6 +28504,50 @@
         </w:numPr>
       </w:pPr>
       <w:r>
+        <w:t xml:space="preserve">Open </w:t>
+      </w:r>
+      <w:r>
+        <w:rPr>
+          <w:b/>
+          <w:bCs/>
+        </w:rPr>
+        <w:t xml:space="preserve">bulkreg_log.nsf</w:t>
+      </w:r>
+      <w:r>
+        <w:t xml:space="preserve"> on the log server. </w:t>
+      </w:r>
+      <w:r>
+        <w:rPr>
+          <w:i/>
+          <w:iCs/>
+        </w:rPr>
+        <w:t xml:space="preserve">Result:</w:t>
+      </w:r>
+      <w:r>
+        <w:t xml:space="preserve"> a new entry for </w:t>
+      </w:r>
+      <w:r>
+        <w:rPr>
+          <w:rFonts w:ascii="Consolas" w:cs="Consolas" w:eastAsia="Consolas" w:hAnsi="Consolas"/>
+          <w:color w:val="0F5FDC"/>
+          <w:sz w:val="20"/>
+          <w:szCs w:val="20"/>
+        </w:rPr>
+        <w:t xml:space="preserve">BulkReg Preflight &lt;date-time&gt; by &lt;your name&gt;</w:t>
+      </w:r>
+      <w:r>
+        <w:t xml:space="preserve"> containing the run's actions.</w:t>
+      </w:r>
+    </w:p>
+    <w:p>
+      <w:pPr>
+        <w:pStyle w:val="ListParagraph"/>
+        <w:numPr>
+          <w:ilvl w:val="0"/>
+          <w:numId w:val="29"/>
+        </w:numPr>
+      </w:pPr>
+      <w:r>
         <w:t xml:space="preserve">If Environment errors is not 0, open the debug log, find the lines marked </w:t>
       </w:r>
       <w:r>
@@ -38055,7 +38544,7 @@
                 <w:sz w:val="19"/>
                 <w:szCs w:val="19"/>
               </w:rPr>
-              <w:t xml:space="preserve">LogLevel / LogServer / LogDb</w:t>
+              <w:t xml:space="preserve">LogServer / LogDb</w:t>
             </w:r>
           </w:p>
         </w:tc>
@@ -38086,7 +38575,7 @@
                 <w:sz w:val="19"/>
                 <w:szCs w:val="19"/>
               </w:rPr>
-              <w:t xml:space="preserve">INFO / – / –</w:t>
+              <w:t xml:space="preserve">– / bulkreg_log.nsf</w:t>
             </w:r>
           </w:p>
         </w:tc>
@@ -38114,10 +38603,117 @@
             </w:pPr>
             <w:r>
               <w:rPr>
-                <w:sz w:val="19"/>
-                <w:szCs w:val="19"/>
-              </w:rPr>
-              <w:t xml:space="preserve">Log detail; optional log database</w:t>
+                <w:b/>
+                <w:bCs/>
+                <w:sz w:val="19"/>
+                <w:szCs w:val="19"/>
+              </w:rPr>
+              <w:t xml:space="preserve">Required</w:t>
+            </w:r>
+            <w:r>
+              <w:rPr>
+                <w:sz w:val="19"/>
+                <w:szCs w:val="19"/>
+              </w:rPr>
+              <w:t xml:space="preserve"> central log database (B15). Agents stop if it cannot be opened.</w:t>
+            </w:r>
+          </w:p>
+        </w:tc>
+      </w:tr>
+      <w:tr>
+        <w:trPr>
+          <w:cantSplit/>
+        </w:trPr>
+        <w:tc>
+          <w:tcPr>
+            <w:tcW w:type="dxa" w:w="4015"/>
+            <w:tcBorders>
+              <w:top w:val="single" w:color="DCE6F0" w:sz="4"/>
+              <w:left w:val="single" w:color="DCE6F0" w:sz="4"/>
+              <w:bottom w:val="single" w:color="DCE6F0" w:sz="4"/>
+              <w:right w:val="single" w:color="DCE6F0" w:sz="4"/>
+            </w:tcBorders>
+            <w:shd w:fill="F7F7FC" w:color="auto" w:val="clear"/>
+            <w:tcMar>
+              <w:top w:type="dxa" w:w="60"/>
+              <w:left w:type="dxa" w:w="100"/>
+              <w:bottom w:type="dxa" w:w="60"/>
+              <w:right w:type="dxa" w:w="100"/>
+            </w:tcMar>
+            <w:vAlign w:val="top"/>
+          </w:tcPr>
+          <w:p>
+            <w:pPr>
+              <w:spacing w:after="0" w:before="0"/>
+            </w:pPr>
+            <w:r>
+              <w:rPr>
+                <w:sz w:val="19"/>
+                <w:szCs w:val="19"/>
+              </w:rPr>
+              <w:t xml:space="preserve">LogLevel</w:t>
+            </w:r>
+          </w:p>
+        </w:tc>
+        <w:tc>
+          <w:tcPr>
+            <w:tcW w:type="dxa" w:w="2265"/>
+            <w:tcBorders>
+              <w:top w:val="single" w:color="DCE6F0" w:sz="4"/>
+              <w:left w:val="single" w:color="DCE6F0" w:sz="4"/>
+              <w:bottom w:val="single" w:color="DCE6F0" w:sz="4"/>
+              <w:right w:val="single" w:color="DCE6F0" w:sz="4"/>
+            </w:tcBorders>
+            <w:shd w:fill="F7F7FC" w:color="auto" w:val="clear"/>
+            <w:tcMar>
+              <w:top w:type="dxa" w:w="60"/>
+              <w:left w:type="dxa" w:w="100"/>
+              <w:bottom w:type="dxa" w:w="60"/>
+              <w:right w:type="dxa" w:w="100"/>
+            </w:tcMar>
+            <w:vAlign w:val="top"/>
+          </w:tcPr>
+          <w:p>
+            <w:pPr>
+              <w:spacing w:after="0" w:before="0"/>
+            </w:pPr>
+            <w:r>
+              <w:rPr>
+                <w:sz w:val="19"/>
+                <w:szCs w:val="19"/>
+              </w:rPr>
+              <w:t xml:space="preserve">INFO</w:t>
+            </w:r>
+          </w:p>
+        </w:tc>
+        <w:tc>
+          <w:tcPr>
+            <w:tcW w:type="dxa" w:w="3358"/>
+            <w:tcBorders>
+              <w:top w:val="single" w:color="DCE6F0" w:sz="4"/>
+              <w:left w:val="single" w:color="DCE6F0" w:sz="4"/>
+              <w:bottom w:val="single" w:color="DCE6F0" w:sz="4"/>
+              <w:right w:val="single" w:color="DCE6F0" w:sz="4"/>
+            </w:tcBorders>
+            <w:shd w:fill="F7F7FC" w:color="auto" w:val="clear"/>
+            <w:tcMar>
+              <w:top w:type="dxa" w:w="60"/>
+              <w:left w:type="dxa" w:w="100"/>
+              <w:bottom w:type="dxa" w:w="60"/>
+              <w:right w:type="dxa" w:w="100"/>
+            </w:tcMar>
+            <w:vAlign w:val="top"/>
+          </w:tcPr>
+          <w:p>
+            <w:pPr>
+              <w:spacing w:after="0" w:before="0"/>
+            </w:pPr>
+            <w:r>
+              <w:rPr>
+                <w:sz w:val="19"/>
+                <w:szCs w:val="19"/>
+              </w:rPr>
+              <w:t xml:space="preserve">Detail written to the debug log and the log database (DEBUG / INFO / WARN / ERROR)</w:t>
             </w:r>
           </w:p>
         </w:tc>
@@ -38127,6 +38723,843 @@
       <w:pPr>
         <w:spacing w:after="80" w:before="0"/>
       </w:pPr>
+    </w:p>
+    <w:p>
+      <w:pPr>
+        <w:pStyle w:val="Heading2"/>
+      </w:pPr>
+      <w:r>
+        <w:t xml:space="preserve">D3b DryRun explained</w:t>
+      </w:r>
+    </w:p>
+    <w:p>
+      <w:r>
+        <w:rPr>
+          <w:rFonts w:ascii="Consolas" w:cs="Consolas" w:eastAsia="Consolas" w:hAnsi="Consolas"/>
+          <w:color w:val="0F5FDC"/>
+          <w:sz w:val="20"/>
+          <w:szCs w:val="20"/>
+        </w:rPr>
+        <w:t xml:space="preserve">DryRun</w:t>
+      </w:r>
+      <w:r>
+        <w:t xml:space="preserve"> in bulkreg.ini decides whether </w:t>
+      </w:r>
+      <w:r>
+        <w:rPr>
+          <w:b/>
+          <w:bCs/>
+        </w:rPr>
+        <w:t xml:space="preserve">03 - Register Batch</w:t>
+      </w:r>
+      <w:r>
+        <w:t xml:space="preserve"> really registers users or only simulates. It is the safety switch between </w:t>
+      </w:r>
+      <w:r>
+        <w:rPr>
+          <w:i/>
+          <w:iCs/>
+        </w:rPr>
+        <w:t xml:space="preserve">checking a batch</w:t>
+      </w:r>
+      <w:r>
+        <w:t xml:space="preserve"> and </w:t>
+      </w:r>
+      <w:r>
+        <w:rPr>
+          <w:i/>
+          <w:iCs/>
+        </w:rPr>
+        <w:t xml:space="preserve">changing Domino</w:t>
+      </w:r>
+      <w:r>
+        <w:t xml:space="preserve">.</w:t>
+      </w:r>
+    </w:p>
+    <w:tbl>
+      <w:tblPr>
+        <w:tblW w:type="dxa" w:w="9638"/>
+        <w:tblBorders>
+          <w:top w:val="single" w:color="auto" w:sz="4"/>
+          <w:left w:val="single" w:color="auto" w:sz="4"/>
+          <w:bottom w:val="single" w:color="auto" w:sz="4"/>
+          <w:right w:val="single" w:color="auto" w:sz="4"/>
+          <w:insideH w:val="single" w:color="auto" w:sz="4"/>
+          <w:insideV w:val="single" w:color="auto" w:sz="4"/>
+        </w:tblBorders>
+      </w:tblPr>
+      <w:tblGrid>
+        <w:gridCol w:w="2059"/>
+        <w:gridCol w:w="3809"/>
+        <w:gridCol w:w="3770"/>
+      </w:tblGrid>
+      <w:tr>
+        <w:trPr>
+          <w:tblHeader/>
+        </w:trPr>
+        <w:tc>
+          <w:tcPr>
+            <w:tcW w:type="dxa" w:w="2059"/>
+            <w:tcBorders>
+              <w:top w:val="single" w:color="DCE6F0" w:sz="4"/>
+              <w:left w:val="single" w:color="DCE6F0" w:sz="4"/>
+              <w:bottom w:val="single" w:color="DCE6F0" w:sz="4"/>
+              <w:right w:val="single" w:color="DCE6F0" w:sz="4"/>
+            </w:tcBorders>
+            <w:shd w:fill="17707F" w:color="auto" w:val="clear"/>
+            <w:tcMar>
+              <w:top w:type="dxa" w:w="60"/>
+              <w:left w:type="dxa" w:w="100"/>
+              <w:bottom w:type="dxa" w:w="60"/>
+              <w:right w:type="dxa" w:w="100"/>
+            </w:tcMar>
+            <w:vAlign w:val="top"/>
+          </w:tcPr>
+          <w:p>
+            <w:pPr>
+              <w:spacing w:after="0" w:before="0"/>
+            </w:pPr>
+          </w:p>
+        </w:tc>
+        <w:tc>
+          <w:tcPr>
+            <w:tcW w:type="dxa" w:w="3809"/>
+            <w:tcBorders>
+              <w:top w:val="single" w:color="DCE6F0" w:sz="4"/>
+              <w:left w:val="single" w:color="DCE6F0" w:sz="4"/>
+              <w:bottom w:val="single" w:color="DCE6F0" w:sz="4"/>
+              <w:right w:val="single" w:color="DCE6F0" w:sz="4"/>
+            </w:tcBorders>
+            <w:shd w:fill="17707F" w:color="auto" w:val="clear"/>
+            <w:tcMar>
+              <w:top w:type="dxa" w:w="60"/>
+              <w:left w:type="dxa" w:w="100"/>
+              <w:bottom w:type="dxa" w:w="60"/>
+              <w:right w:type="dxa" w:w="100"/>
+            </w:tcMar>
+            <w:vAlign w:val="top"/>
+          </w:tcPr>
+          <w:p>
+            <w:pPr>
+              <w:spacing w:after="0" w:before="0"/>
+            </w:pPr>
+            <w:r>
+              <w:rPr>
+                <w:b/>
+                <w:bCs/>
+                <w:color w:val="FFFFFF"/>
+                <w:sz w:val="19"/>
+                <w:szCs w:val="19"/>
+              </w:rPr>
+              <w:t xml:space="preserve">DryRun=1 (DRY RUN, default)</w:t>
+            </w:r>
+          </w:p>
+        </w:tc>
+        <w:tc>
+          <w:tcPr>
+            <w:tcW w:type="dxa" w:w="3770"/>
+            <w:tcBorders>
+              <w:top w:val="single" w:color="DCE6F0" w:sz="4"/>
+              <w:left w:val="single" w:color="DCE6F0" w:sz="4"/>
+              <w:bottom w:val="single" w:color="DCE6F0" w:sz="4"/>
+              <w:right w:val="single" w:color="DCE6F0" w:sz="4"/>
+            </w:tcBorders>
+            <w:shd w:fill="17707F" w:color="auto" w:val="clear"/>
+            <w:tcMar>
+              <w:top w:type="dxa" w:w="60"/>
+              <w:left w:type="dxa" w:w="100"/>
+              <w:bottom w:type="dxa" w:w="60"/>
+              <w:right w:type="dxa" w:w="100"/>
+            </w:tcMar>
+            <w:vAlign w:val="top"/>
+          </w:tcPr>
+          <w:p>
+            <w:pPr>
+              <w:spacing w:after="0" w:before="0"/>
+            </w:pPr>
+            <w:r>
+              <w:rPr>
+                <w:b/>
+                <w:bCs/>
+                <w:color w:val="FFFFFF"/>
+                <w:sz w:val="19"/>
+                <w:szCs w:val="19"/>
+              </w:rPr>
+              <w:t xml:space="preserve">DryRun=0 (LIVE)</w:t>
+            </w:r>
+          </w:p>
+        </w:tc>
+      </w:tr>
+      <w:tr>
+        <w:trPr>
+          <w:cantSplit/>
+        </w:trPr>
+        <w:tc>
+          <w:tcPr>
+            <w:tcW w:type="dxa" w:w="2059"/>
+            <w:tcBorders>
+              <w:top w:val="single" w:color="DCE6F0" w:sz="4"/>
+              <w:left w:val="single" w:color="DCE6F0" w:sz="4"/>
+              <w:bottom w:val="single" w:color="DCE6F0" w:sz="4"/>
+              <w:right w:val="single" w:color="DCE6F0" w:sz="4"/>
+            </w:tcBorders>
+            <w:shd w:fill="FFFFFF" w:color="auto" w:val="clear"/>
+            <w:tcMar>
+              <w:top w:type="dxa" w:w="60"/>
+              <w:left w:type="dxa" w:w="100"/>
+              <w:bottom w:type="dxa" w:w="60"/>
+              <w:right w:type="dxa" w:w="100"/>
+            </w:tcMar>
+            <w:vAlign w:val="top"/>
+          </w:tcPr>
+          <w:p>
+            <w:pPr>
+              <w:spacing w:after="0" w:before="0"/>
+            </w:pPr>
+            <w:r>
+              <w:rPr>
+                <w:sz w:val="19"/>
+                <w:szCs w:val="19"/>
+              </w:rPr>
+              <w:t xml:space="preserve">What 03 does</w:t>
+            </w:r>
+          </w:p>
+        </w:tc>
+        <w:tc>
+          <w:tcPr>
+            <w:tcW w:type="dxa" w:w="3809"/>
+            <w:tcBorders>
+              <w:top w:val="single" w:color="DCE6F0" w:sz="4"/>
+              <w:left w:val="single" w:color="DCE6F0" w:sz="4"/>
+              <w:bottom w:val="single" w:color="DCE6F0" w:sz="4"/>
+              <w:right w:val="single" w:color="DCE6F0" w:sz="4"/>
+            </w:tcBorders>
+            <w:shd w:fill="FFFFFF" w:color="auto" w:val="clear"/>
+            <w:tcMar>
+              <w:top w:type="dxa" w:w="60"/>
+              <w:left w:type="dxa" w:w="100"/>
+              <w:bottom w:type="dxa" w:w="60"/>
+              <w:right w:type="dxa" w:w="100"/>
+            </w:tcMar>
+            <w:vAlign w:val="top"/>
+          </w:tcPr>
+          <w:p>
+            <w:pPr>
+              <w:spacing w:after="0" w:before="0"/>
+            </w:pPr>
+            <w:r>
+              <w:rPr>
+                <w:sz w:val="19"/>
+                <w:szCs w:val="19"/>
+              </w:rPr>
+              <w:t xml:space="preserve">Goes through every approved row and checks it exactly as for a real run: Person document found, objectGUID matches, data valid, mail file name free, folder available, home server reachable</w:t>
+            </w:r>
+          </w:p>
+        </w:tc>
+        <w:tc>
+          <w:tcPr>
+            <w:tcW w:type="dxa" w:w="3770"/>
+            <w:tcBorders>
+              <w:top w:val="single" w:color="DCE6F0" w:sz="4"/>
+              <w:left w:val="single" w:color="DCE6F0" w:sz="4"/>
+              <w:bottom w:val="single" w:color="DCE6F0" w:sz="4"/>
+              <w:right w:val="single" w:color="DCE6F0" w:sz="4"/>
+            </w:tcBorders>
+            <w:shd w:fill="FFFFFF" w:color="auto" w:val="clear"/>
+            <w:tcMar>
+              <w:top w:type="dxa" w:w="60"/>
+              <w:left w:type="dxa" w:w="100"/>
+              <w:bottom w:type="dxa" w:w="60"/>
+              <w:right w:type="dxa" w:w="100"/>
+            </w:tcMar>
+            <w:vAlign w:val="top"/>
+          </w:tcPr>
+          <w:p>
+            <w:pPr>
+              <w:spacing w:after="0" w:before="0"/>
+            </w:pPr>
+            <w:r>
+              <w:rPr>
+                <w:sz w:val="19"/>
+                <w:szCs w:val="19"/>
+              </w:rPr>
+              <w:t xml:space="preserve">The same checks, then </w:t>
+            </w:r>
+            <w:r>
+              <w:rPr>
+                <w:b/>
+                <w:bCs/>
+                <w:sz w:val="19"/>
+                <w:szCs w:val="19"/>
+              </w:rPr>
+              <w:t xml:space="preserve">registers</w:t>
+            </w:r>
+            <w:r>
+              <w:rPr>
+                <w:sz w:val="19"/>
+                <w:szCs w:val="19"/>
+              </w:rPr>
+              <w:t xml:space="preserve"> each user: Notes ID, mail file on the home server, ID Vault deposit, Person document updated</w:t>
+            </w:r>
+          </w:p>
+        </w:tc>
+      </w:tr>
+      <w:tr>
+        <w:trPr>
+          <w:cantSplit/>
+        </w:trPr>
+        <w:tc>
+          <w:tcPr>
+            <w:tcW w:type="dxa" w:w="2059"/>
+            <w:tcBorders>
+              <w:top w:val="single" w:color="DCE6F0" w:sz="4"/>
+              <w:left w:val="single" w:color="DCE6F0" w:sz="4"/>
+              <w:bottom w:val="single" w:color="DCE6F0" w:sz="4"/>
+              <w:right w:val="single" w:color="DCE6F0" w:sz="4"/>
+            </w:tcBorders>
+            <w:shd w:fill="F7F7FC" w:color="auto" w:val="clear"/>
+            <w:tcMar>
+              <w:top w:type="dxa" w:w="60"/>
+              <w:left w:type="dxa" w:w="100"/>
+              <w:bottom w:type="dxa" w:w="60"/>
+              <w:right w:type="dxa" w:w="100"/>
+            </w:tcMar>
+            <w:vAlign w:val="top"/>
+          </w:tcPr>
+          <w:p>
+            <w:pPr>
+              <w:spacing w:after="0" w:before="0"/>
+            </w:pPr>
+            <w:r>
+              <w:rPr>
+                <w:sz w:val="19"/>
+                <w:szCs w:val="19"/>
+              </w:rPr>
+              <w:t xml:space="preserve">Changes in Domino</w:t>
+            </w:r>
+          </w:p>
+        </w:tc>
+        <w:tc>
+          <w:tcPr>
+            <w:tcW w:type="dxa" w:w="3809"/>
+            <w:tcBorders>
+              <w:top w:val="single" w:color="DCE6F0" w:sz="4"/>
+              <w:left w:val="single" w:color="DCE6F0" w:sz="4"/>
+              <w:bottom w:val="single" w:color="DCE6F0" w:sz="4"/>
+              <w:right w:val="single" w:color="DCE6F0" w:sz="4"/>
+            </w:tcBorders>
+            <w:shd w:fill="F7F7FC" w:color="auto" w:val="clear"/>
+            <w:tcMar>
+              <w:top w:type="dxa" w:w="60"/>
+              <w:left w:type="dxa" w:w="100"/>
+              <w:bottom w:type="dxa" w:w="60"/>
+              <w:right w:type="dxa" w:w="100"/>
+            </w:tcMar>
+            <w:vAlign w:val="top"/>
+          </w:tcPr>
+          <w:p>
+            <w:pPr>
+              <w:spacing w:after="0" w:before="0"/>
+            </w:pPr>
+            <w:r>
+              <w:rPr>
+                <w:b/>
+                <w:bCs/>
+                <w:sz w:val="19"/>
+                <w:szCs w:val="19"/>
+              </w:rPr>
+              <w:t xml:space="preserve">None.</w:t>
+            </w:r>
+            <w:r>
+              <w:rPr>
+                <w:sz w:val="19"/>
+                <w:szCs w:val="19"/>
+              </w:rPr>
+              <w:t xml:space="preserve"> No ID, no mail file, no change in names.nsf, nothing in the vault</w:t>
+            </w:r>
+          </w:p>
+        </w:tc>
+        <w:tc>
+          <w:tcPr>
+            <w:tcW w:type="dxa" w:w="3770"/>
+            <w:tcBorders>
+              <w:top w:val="single" w:color="DCE6F0" w:sz="4"/>
+              <w:left w:val="single" w:color="DCE6F0" w:sz="4"/>
+              <w:bottom w:val="single" w:color="DCE6F0" w:sz="4"/>
+              <w:right w:val="single" w:color="DCE6F0" w:sz="4"/>
+            </w:tcBorders>
+            <w:shd w:fill="F7F7FC" w:color="auto" w:val="clear"/>
+            <w:tcMar>
+              <w:top w:type="dxa" w:w="60"/>
+              <w:left w:type="dxa" w:w="100"/>
+              <w:bottom w:type="dxa" w:w="60"/>
+              <w:right w:type="dxa" w:w="100"/>
+            </w:tcMar>
+            <w:vAlign w:val="top"/>
+          </w:tcPr>
+          <w:p>
+            <w:pPr>
+              <w:spacing w:after="0" w:before="0"/>
+            </w:pPr>
+            <w:r>
+              <w:rPr>
+                <w:sz w:val="19"/>
+                <w:szCs w:val="19"/>
+              </w:rPr>
+              <w:t xml:space="preserve">Yes: names.nsf, mail files, ID Vault, certlog.nsf</w:t>
+            </w:r>
+          </w:p>
+        </w:tc>
+      </w:tr>
+      <w:tr>
+        <w:trPr>
+          <w:cantSplit/>
+        </w:trPr>
+        <w:tc>
+          <w:tcPr>
+            <w:tcW w:type="dxa" w:w="2059"/>
+            <w:tcBorders>
+              <w:top w:val="single" w:color="DCE6F0" w:sz="4"/>
+              <w:left w:val="single" w:color="DCE6F0" w:sz="4"/>
+              <w:bottom w:val="single" w:color="DCE6F0" w:sz="4"/>
+              <w:right w:val="single" w:color="DCE6F0" w:sz="4"/>
+            </w:tcBorders>
+            <w:shd w:fill="FFFFFF" w:color="auto" w:val="clear"/>
+            <w:tcMar>
+              <w:top w:type="dxa" w:w="60"/>
+              <w:left w:type="dxa" w:w="100"/>
+              <w:bottom w:type="dxa" w:w="60"/>
+              <w:right w:type="dxa" w:w="100"/>
+            </w:tcMar>
+            <w:vAlign w:val="top"/>
+          </w:tcPr>
+          <w:p>
+            <w:pPr>
+              <w:spacing w:after="0" w:before="0"/>
+            </w:pPr>
+            <w:r>
+              <w:rPr>
+                <w:sz w:val="19"/>
+                <w:szCs w:val="19"/>
+              </w:rPr>
+              <w:t xml:space="preserve">Files written</w:t>
+            </w:r>
+          </w:p>
+        </w:tc>
+        <w:tc>
+          <w:tcPr>
+            <w:tcW w:type="dxa" w:w="3809"/>
+            <w:tcBorders>
+              <w:top w:val="single" w:color="DCE6F0" w:sz="4"/>
+              <w:left w:val="single" w:color="DCE6F0" w:sz="4"/>
+              <w:bottom w:val="single" w:color="DCE6F0" w:sz="4"/>
+              <w:right w:val="single" w:color="DCE6F0" w:sz="4"/>
+            </w:tcBorders>
+            <w:shd w:fill="FFFFFF" w:color="auto" w:val="clear"/>
+            <w:tcMar>
+              <w:top w:type="dxa" w:w="60"/>
+              <w:left w:type="dxa" w:w="100"/>
+              <w:bottom w:type="dxa" w:w="60"/>
+              <w:right w:type="dxa" w:w="100"/>
+            </w:tcMar>
+            <w:vAlign w:val="top"/>
+          </w:tcPr>
+          <w:p>
+            <w:pPr>
+              <w:spacing w:after="0" w:before="0"/>
+            </w:pPr>
+            <w:r>
+              <w:rPr>
+                <w:sz w:val="19"/>
+                <w:szCs w:val="19"/>
+              </w:rPr>
+              <w:t xml:space="preserve">BATCH-&lt;id&gt;_dryrun_&lt;run&gt;.csv (every row WOULD_REGISTER, SKIPPED or FAILED_VALIDATION), audit CSV, debug log, log database</w:t>
+            </w:r>
+          </w:p>
+        </w:tc>
+        <w:tc>
+          <w:tcPr>
+            <w:tcW w:type="dxa" w:w="3770"/>
+            <w:tcBorders>
+              <w:top w:val="single" w:color="DCE6F0" w:sz="4"/>
+              <w:left w:val="single" w:color="DCE6F0" w:sz="4"/>
+              <w:bottom w:val="single" w:color="DCE6F0" w:sz="4"/>
+              <w:right w:val="single" w:color="DCE6F0" w:sz="4"/>
+            </w:tcBorders>
+            <w:shd w:fill="FFFFFF" w:color="auto" w:val="clear"/>
+            <w:tcMar>
+              <w:top w:type="dxa" w:w="60"/>
+              <w:left w:type="dxa" w:w="100"/>
+              <w:bottom w:type="dxa" w:w="60"/>
+              <w:right w:type="dxa" w:w="100"/>
+            </w:tcMar>
+            <w:vAlign w:val="top"/>
+          </w:tcPr>
+          <w:p>
+            <w:pPr>
+              <w:spacing w:after="0" w:before="0"/>
+            </w:pPr>
+            <w:r>
+              <w:rPr>
+                <w:sz w:val="19"/>
+                <w:szCs w:val="19"/>
+              </w:rPr>
+              <w:t xml:space="preserve">BATCH-&lt;id&gt;_results.csv, password file, ID files, audit CSV, debug log, log database</w:t>
+            </w:r>
+          </w:p>
+        </w:tc>
+      </w:tr>
+      <w:tr>
+        <w:trPr>
+          <w:cantSplit/>
+        </w:trPr>
+        <w:tc>
+          <w:tcPr>
+            <w:tcW w:type="dxa" w:w="2059"/>
+            <w:tcBorders>
+              <w:top w:val="single" w:color="DCE6F0" w:sz="4"/>
+              <w:left w:val="single" w:color="DCE6F0" w:sz="4"/>
+              <w:bottom w:val="single" w:color="DCE6F0" w:sz="4"/>
+              <w:right w:val="single" w:color="DCE6F0" w:sz="4"/>
+            </w:tcBorders>
+            <w:shd w:fill="F7F7FC" w:color="auto" w:val="clear"/>
+            <w:tcMar>
+              <w:top w:type="dxa" w:w="60"/>
+              <w:left w:type="dxa" w:w="100"/>
+              <w:bottom w:type="dxa" w:w="60"/>
+              <w:right w:type="dxa" w:w="100"/>
+            </w:tcMar>
+            <w:vAlign w:val="top"/>
+          </w:tcPr>
+          <w:p>
+            <w:pPr>
+              <w:spacing w:after="0" w:before="0"/>
+            </w:pPr>
+            <w:r>
+              <w:rPr>
+                <w:sz w:val="19"/>
+                <w:szCs w:val="19"/>
+              </w:rPr>
+              <w:t xml:space="preserve">Confirmation</w:t>
+            </w:r>
+          </w:p>
+        </w:tc>
+        <w:tc>
+          <w:tcPr>
+            <w:tcW w:type="dxa" w:w="3809"/>
+            <w:tcBorders>
+              <w:top w:val="single" w:color="DCE6F0" w:sz="4"/>
+              <w:left w:val="single" w:color="DCE6F0" w:sz="4"/>
+              <w:bottom w:val="single" w:color="DCE6F0" w:sz="4"/>
+              <w:right w:val="single" w:color="DCE6F0" w:sz="4"/>
+            </w:tcBorders>
+            <w:shd w:fill="F7F7FC" w:color="auto" w:val="clear"/>
+            <w:tcMar>
+              <w:top w:type="dxa" w:w="60"/>
+              <w:left w:type="dxa" w:w="100"/>
+              <w:bottom w:type="dxa" w:w="60"/>
+              <w:right w:type="dxa" w:w="100"/>
+            </w:tcMar>
+            <w:vAlign w:val="top"/>
+          </w:tcPr>
+          <w:p>
+            <w:pPr>
+              <w:spacing w:after="0" w:before="0"/>
+            </w:pPr>
+            <w:r>
+              <w:rPr>
+                <w:sz w:val="19"/>
+                <w:szCs w:val="19"/>
+              </w:rPr>
+              <w:t xml:space="preserve">Yes/No summary</w:t>
+            </w:r>
+          </w:p>
+        </w:tc>
+        <w:tc>
+          <w:tcPr>
+            <w:tcW w:type="dxa" w:w="3770"/>
+            <w:tcBorders>
+              <w:top w:val="single" w:color="DCE6F0" w:sz="4"/>
+              <w:left w:val="single" w:color="DCE6F0" w:sz="4"/>
+              <w:bottom w:val="single" w:color="DCE6F0" w:sz="4"/>
+              <w:right w:val="single" w:color="DCE6F0" w:sz="4"/>
+            </w:tcBorders>
+            <w:shd w:fill="F7F7FC" w:color="auto" w:val="clear"/>
+            <w:tcMar>
+              <w:top w:type="dxa" w:w="60"/>
+              <w:left w:type="dxa" w:w="100"/>
+              <w:bottom w:type="dxa" w:w="60"/>
+              <w:right w:type="dxa" w:w="100"/>
+            </w:tcMar>
+            <w:vAlign w:val="top"/>
+          </w:tcPr>
+          <w:p>
+            <w:pPr>
+              <w:spacing w:after="0" w:before="0"/>
+            </w:pPr>
+            <w:r>
+              <w:rPr>
+                <w:sz w:val="19"/>
+                <w:szCs w:val="19"/>
+              </w:rPr>
+              <w:t xml:space="preserve">Yes/No summary, then </w:t>
+            </w:r>
+            <w:r>
+              <w:rPr>
+                <w:b/>
+                <w:bCs/>
+                <w:sz w:val="19"/>
+                <w:szCs w:val="19"/>
+              </w:rPr>
+              <w:t xml:space="preserve">type the batch ID</w:t>
+            </w:r>
+          </w:p>
+        </w:tc>
+      </w:tr>
+      <w:tr>
+        <w:trPr>
+          <w:cantSplit/>
+        </w:trPr>
+        <w:tc>
+          <w:tcPr>
+            <w:tcW w:type="dxa" w:w="2059"/>
+            <w:tcBorders>
+              <w:top w:val="single" w:color="DCE6F0" w:sz="4"/>
+              <w:left w:val="single" w:color="DCE6F0" w:sz="4"/>
+              <w:bottom w:val="single" w:color="DCE6F0" w:sz="4"/>
+              <w:right w:val="single" w:color="DCE6F0" w:sz="4"/>
+            </w:tcBorders>
+            <w:shd w:fill="FFFFFF" w:color="auto" w:val="clear"/>
+            <w:tcMar>
+              <w:top w:type="dxa" w:w="60"/>
+              <w:left w:type="dxa" w:w="100"/>
+              <w:bottom w:type="dxa" w:w="60"/>
+              <w:right w:type="dxa" w:w="100"/>
+            </w:tcMar>
+            <w:vAlign w:val="top"/>
+          </w:tcPr>
+          <w:p>
+            <w:pPr>
+              <w:spacing w:after="0" w:before="0"/>
+            </w:pPr>
+            <w:r>
+              <w:rPr>
+                <w:sz w:val="19"/>
+                <w:szCs w:val="19"/>
+              </w:rPr>
+              <w:t xml:space="preserve">Batch state after the run</w:t>
+            </w:r>
+          </w:p>
+        </w:tc>
+        <w:tc>
+          <w:tcPr>
+            <w:tcW w:type="dxa" w:w="3809"/>
+            <w:tcBorders>
+              <w:top w:val="single" w:color="DCE6F0" w:sz="4"/>
+              <w:left w:val="single" w:color="DCE6F0" w:sz="4"/>
+              <w:bottom w:val="single" w:color="DCE6F0" w:sz="4"/>
+              <w:right w:val="single" w:color="DCE6F0" w:sz="4"/>
+            </w:tcBorders>
+            <w:shd w:fill="FFFFFF" w:color="auto" w:val="clear"/>
+            <w:tcMar>
+              <w:top w:type="dxa" w:w="60"/>
+              <w:left w:type="dxa" w:w="100"/>
+              <w:bottom w:type="dxa" w:w="60"/>
+              <w:right w:type="dxa" w:w="100"/>
+            </w:tcMar>
+            <w:vAlign w:val="top"/>
+          </w:tcPr>
+          <w:p>
+            <w:pPr>
+              <w:spacing w:after="0" w:before="0"/>
+            </w:pPr>
+            <w:r>
+              <w:rPr>
+                <w:sz w:val="19"/>
+                <w:szCs w:val="19"/>
+              </w:rPr>
+              <w:t xml:space="preserve">Stays </w:t>
+            </w:r>
+            <w:r>
+              <w:rPr>
+                <w:b/>
+                <w:bCs/>
+                <w:sz w:val="19"/>
+                <w:szCs w:val="19"/>
+              </w:rPr>
+              <w:t xml:space="preserve">OPEN</w:t>
+            </w:r>
+            <w:r>
+              <w:rPr>
+                <w:sz w:val="19"/>
+                <w:szCs w:val="19"/>
+              </w:rPr>
+              <w:t xml:space="preserve">: you can dry-run it again, as often as you like</w:t>
+            </w:r>
+          </w:p>
+        </w:tc>
+        <w:tc>
+          <w:tcPr>
+            <w:tcW w:type="dxa" w:w="3770"/>
+            <w:tcBorders>
+              <w:top w:val="single" w:color="DCE6F0" w:sz="4"/>
+              <w:left w:val="single" w:color="DCE6F0" w:sz="4"/>
+              <w:bottom w:val="single" w:color="DCE6F0" w:sz="4"/>
+              <w:right w:val="single" w:color="DCE6F0" w:sz="4"/>
+            </w:tcBorders>
+            <w:shd w:fill="FFFFFF" w:color="auto" w:val="clear"/>
+            <w:tcMar>
+              <w:top w:type="dxa" w:w="60"/>
+              <w:left w:type="dxa" w:w="100"/>
+              <w:bottom w:type="dxa" w:w="60"/>
+              <w:right w:type="dxa" w:w="100"/>
+            </w:tcMar>
+            <w:vAlign w:val="top"/>
+          </w:tcPr>
+          <w:p>
+            <w:pPr>
+              <w:spacing w:after="0" w:before="0"/>
+            </w:pPr>
+            <w:r>
+              <w:rPr>
+                <w:b/>
+                <w:bCs/>
+                <w:sz w:val="19"/>
+                <w:szCs w:val="19"/>
+              </w:rPr>
+              <w:t xml:space="preserve">DONE</w:t>
+            </w:r>
+            <w:r>
+              <w:rPr>
+                <w:sz w:val="19"/>
+                <w:szCs w:val="19"/>
+              </w:rPr>
+              <w:t xml:space="preserve">: it cannot be run again</w:t>
+            </w:r>
+          </w:p>
+        </w:tc>
+      </w:tr>
+    </w:tbl>
+    <w:p>
+      <w:pPr>
+        <w:spacing w:after="80" w:before="0"/>
+      </w:pPr>
+    </w:p>
+    <w:p>
+      <w:pPr>
+        <w:pStyle w:val="ListParagraph"/>
+        <w:numPr>
+          <w:ilvl w:val="0"/>
+          <w:numId w:val="2"/>
+        </w:numPr>
+      </w:pPr>
+      <w:r>
+        <w:rPr>
+          <w:b/>
+          <w:bCs/>
+        </w:rPr>
+        <w:t xml:space="preserve">Only agent 03 uses DryRun.</w:t>
+      </w:r>
+      <w:r>
+        <w:t xml:space="preserve"> Agents 01, 02, 04 and 05 never change Domino, whatever DryRun is set to.</w:t>
+      </w:r>
+    </w:p>
+    <w:p>
+      <w:pPr>
+        <w:pStyle w:val="ListParagraph"/>
+        <w:numPr>
+          <w:ilvl w:val="0"/>
+          <w:numId w:val="2"/>
+        </w:numPr>
+      </w:pPr>
+      <w:r>
+        <w:rPr>
+          <w:b/>
+          <w:bCs/>
+        </w:rPr>
+        <w:t xml:space="preserve">Normal cycle:</w:t>
+      </w:r>
+      <w:r>
+        <w:t xml:space="preserve"> DryRun=1 → run 03 → check the _dryrun file → DryRun=0 → run 03 on the </w:t>
+      </w:r>
+      <w:r>
+        <w:rPr>
+          <w:b/>
+          <w:bCs/>
+        </w:rPr>
+        <w:t xml:space="preserve">same</w:t>
+      </w:r>
+      <w:r>
+        <w:t xml:space="preserve"> batch file → DryRun=1 again.</w:t>
+      </w:r>
+    </w:p>
+    <w:p>
+      <w:pPr>
+        <w:pStyle w:val="ListParagraph"/>
+        <w:numPr>
+          <w:ilvl w:val="0"/>
+          <w:numId w:val="2"/>
+        </w:numPr>
+      </w:pPr>
+      <w:r>
+        <w:rPr>
+          <w:b/>
+          <w:bCs/>
+        </w:rPr>
+        <w:t xml:space="preserve">Why it matters:</w:t>
+      </w:r>
+      <w:r>
+        <w:t xml:space="preserve"> a dry run catches problems (missing data, a mail file name taken in the meantime, an unreachable server) </w:t>
+      </w:r>
+      <w:r>
+        <w:rPr>
+          <w:b/>
+          <w:bCs/>
+        </w:rPr>
+        <w:t xml:space="preserve">before</w:t>
+      </w:r>
+      <w:r>
+        <w:t xml:space="preserve"> anything is created, so the live run is predictable.</w:t>
+      </w:r>
+    </w:p>
+    <w:p>
+      <w:pPr>
+        <w:pStyle w:val="ListParagraph"/>
+        <w:numPr>
+          <w:ilvl w:val="0"/>
+          <w:numId w:val="2"/>
+        </w:numPr>
+      </w:pPr>
+      <w:r>
+        <w:rPr>
+          <w:b/>
+          <w:bCs/>
+        </w:rPr>
+        <w:t xml:space="preserve">Where to see the mode:</w:t>
+      </w:r>
+      <w:r>
+        <w:t xml:space="preserve"> the 03 dialog says </w:t>
+      </w:r>
+      <w:r>
+        <w:rPr>
+          <w:i/>
+          <w:iCs/>
+        </w:rPr>
+        <w:t xml:space="preserve">DRY RUN – nothing will be changed</w:t>
+      </w:r>
+      <w:r>
+        <w:t xml:space="preserve"> or </w:t>
+      </w:r>
+      <w:r>
+        <w:rPr>
+          <w:i/>
+          <w:iCs/>
+        </w:rPr>
+        <w:t xml:space="preserve">LIVE – users WILL be registered</w:t>
+      </w:r>
+      <w:r>
+        <w:t xml:space="preserve">, and every audit row has Mode = DRYRUN or LIVE.</w:t>
+      </w:r>
     </w:p>
     <w:p>
       <w:pPr>
@@ -42221,10 +43654,12 @@
             </w:pPr>
             <w:r>
               <w:rPr>
-                <w:sz w:val="19"/>
-                <w:szCs w:val="19"/>
-              </w:rPr>
-              <w:t xml:space="preserve">Batch files</w:t>
+                <w:b/>
+                <w:bCs/>
+                <w:sz w:val="19"/>
+                <w:szCs w:val="19"/>
+              </w:rPr>
+              <w:t xml:space="preserve">Central log database (required)</w:t>
             </w:r>
           </w:p>
         </w:tc>
@@ -42255,7 +43690,7 @@
                 <w:sz w:val="19"/>
                 <w:szCs w:val="19"/>
               </w:rPr>
-              <w:t xml:space="preserve">C:\BulkReg\batches\</w:t>
+              <w:t xml:space="preserve">LogServer!!bulkreg_log.nsf</w:t>
             </w:r>
           </w:p>
         </w:tc>
@@ -42286,7 +43721,7 @@
                 <w:sz w:val="19"/>
                 <w:szCs w:val="19"/>
               </w:rPr>
-              <w:t xml:space="preserve">D2</w:t>
+              <w:t xml:space="preserve">One entry per run: start/end, every action and error, and an AUDIT line per user (result, home server, mail file, vault, batch). The shared record for administrators and auditors.</w:t>
             </w:r>
           </w:p>
         </w:tc>
@@ -42322,7 +43757,7 @@
                 <w:sz w:val="19"/>
                 <w:szCs w:val="19"/>
               </w:rPr>
-              <w:t xml:space="preserve">Audit CSV</w:t>
+              <w:t xml:space="preserve">Batch files</w:t>
             </w:r>
           </w:p>
         </w:tc>
@@ -42353,7 +43788,7 @@
                 <w:sz w:val="19"/>
                 <w:szCs w:val="19"/>
               </w:rPr>
-              <w:t xml:space="preserve">C:\BulkReg\audit\BulkReg_&lt;Tool&gt;_&lt;run&gt;_audit.csv</w:t>
+              <w:t xml:space="preserve">C:\BulkReg\batches\</w:t>
             </w:r>
           </w:p>
         </w:tc>
@@ -42384,16 +43819,7 @@
                 <w:sz w:val="19"/>
                 <w:szCs w:val="19"/>
               </w:rPr>
-              <w:t xml:space="preserve">One row per user per action, including BatchID, MailFile, MailFileStatus and MailFileNote. </w:t>
-            </w:r>
-            <w:r>
-              <w:rPr>
-                <w:b/>
-                <w:bCs/>
-                <w:sz w:val="19"/>
-                <w:szCs w:val="19"/>
-              </w:rPr>
-              <w:t xml:space="preserve">No passwords.</w:t>
+              <w:t xml:space="preserve">D2</w:t>
             </w:r>
           </w:p>
         </w:tc>
@@ -42429,7 +43855,7 @@
                 <w:sz w:val="19"/>
                 <w:szCs w:val="19"/>
               </w:rPr>
-              <w:t xml:space="preserve">Debug log</w:t>
+              <w:t xml:space="preserve">Audit CSV</w:t>
             </w:r>
           </w:p>
         </w:tc>
@@ -42460,7 +43886,7 @@
                 <w:sz w:val="19"/>
                 <w:szCs w:val="19"/>
               </w:rPr>
-              <w:t xml:space="preserve">C:\BulkReg\audit\BulkReg_&lt;Tool&gt;_&lt;run&gt;_debug.log</w:t>
+              <w:t xml:space="preserve">C:\BulkReg\audit\BulkReg_&lt;Tool&gt;_&lt;run&gt;_audit.csv</w:t>
             </w:r>
           </w:p>
         </w:tc>
@@ -42491,7 +43917,16 @@
                 <w:sz w:val="19"/>
                 <w:szCs w:val="19"/>
               </w:rPr>
-              <w:t xml:space="preserve">Every step, the approval line, and the batch file size and time</w:t>
+              <w:t xml:space="preserve">One row per user per action, including BatchID, MailFile, MailFileStatus and MailFileNote. </w:t>
+            </w:r>
+            <w:r>
+              <w:rPr>
+                <w:b/>
+                <w:bCs/>
+                <w:sz w:val="19"/>
+                <w:szCs w:val="19"/>
+              </w:rPr>
+              <w:t xml:space="preserve">No passwords.</w:t>
             </w:r>
           </w:p>
         </w:tc>
@@ -42527,7 +43962,7 @@
                 <w:sz w:val="19"/>
                 <w:szCs w:val="19"/>
               </w:rPr>
-              <w:t xml:space="preserve">Password file</w:t>
+              <w:t xml:space="preserve">Debug log</w:t>
             </w:r>
           </w:p>
         </w:tc>
@@ -42558,7 +43993,7 @@
                 <w:sz w:val="19"/>
                 <w:szCs w:val="19"/>
               </w:rPr>
-              <w:t xml:space="preserve">C:\BulkReg\secure\BulkReg_InitialPasswords_&lt;batch&gt;_&lt;run&gt;.csv</w:t>
+              <w:t xml:space="preserve">C:\BulkReg\audit\BulkReg_&lt;Tool&gt;_&lt;run&gt;_debug.log</w:t>
             </w:r>
           </w:p>
         </w:tc>
@@ -42589,7 +44024,7 @@
                 <w:sz w:val="19"/>
                 <w:szCs w:val="19"/>
               </w:rPr>
-              <w:t xml:space="preserve">Initial passwords (delete in C8)</w:t>
+              <w:t xml:space="preserve">Every step, the approval line, and the batch file size and time</w:t>
             </w:r>
           </w:p>
         </w:tc>
@@ -42625,7 +44060,7 @@
                 <w:sz w:val="19"/>
                 <w:szCs w:val="19"/>
               </w:rPr>
-              <w:t xml:space="preserve">Certification Log</w:t>
+              <w:t xml:space="preserve">Password file</w:t>
             </w:r>
           </w:p>
         </w:tc>
@@ -42656,7 +44091,7 @@
                 <w:sz w:val="19"/>
                 <w:szCs w:val="19"/>
               </w:rPr>
-              <w:t xml:space="preserve">certlog.nsf on the registration server</w:t>
+              <w:t xml:space="preserve">C:\BulkReg\secure\BulkReg_InitialPasswords_&lt;batch&gt;_&lt;run&gt;.csv</w:t>
             </w:r>
           </w:p>
         </w:tc>
@@ -42687,7 +44122,7 @@
                 <w:sz w:val="19"/>
                 <w:szCs w:val="19"/>
               </w:rPr>
-              <w:t xml:space="preserve">Domino's record of every certification and registration (written because RegistrationLog is not empty)</w:t>
+              <w:t xml:space="preserve">Initial passwords (delete in C8)</w:t>
             </w:r>
           </w:p>
         </w:tc>
@@ -42723,7 +44158,7 @@
                 <w:sz w:val="19"/>
                 <w:szCs w:val="19"/>
               </w:rPr>
-              <w:t xml:space="preserve">Domino server log</w:t>
+              <w:t xml:space="preserve">Certification Log</w:t>
             </w:r>
           </w:p>
         </w:tc>
@@ -42754,7 +44189,7 @@
                 <w:sz w:val="19"/>
                 <w:szCs w:val="19"/>
               </w:rPr>
-              <w:t xml:space="preserve">log.nsf on the registration and home servers</w:t>
+              <w:t xml:space="preserve">certlog.nsf on the registration server</w:t>
             </w:r>
           </w:p>
         </w:tc>
@@ -42785,7 +44220,7 @@
                 <w:sz w:val="19"/>
                 <w:szCs w:val="19"/>
               </w:rPr>
-              <w:t xml:space="preserve">General server events, e.g. mail file creation and Administration Process messages; useful for troubleshooting</w:t>
+              <w:t xml:space="preserve">Domino's record of every certification and registration (written because RegistrationLog is not empty)</w:t>
             </w:r>
           </w:p>
         </w:tc>
@@ -42821,6 +44256,104 @@
                 <w:sz w:val="19"/>
                 <w:szCs w:val="19"/>
               </w:rPr>
+              <w:t xml:space="preserve">Domino server log</w:t>
+            </w:r>
+          </w:p>
+        </w:tc>
+        <w:tc>
+          <w:tcPr>
+            <w:tcW w:type="dxa" w:w="4427"/>
+            <w:tcBorders>
+              <w:top w:val="single" w:color="DCE6F0" w:sz="4"/>
+              <w:left w:val="single" w:color="DCE6F0" w:sz="4"/>
+              <w:bottom w:val="single" w:color="DCE6F0" w:sz="4"/>
+              <w:right w:val="single" w:color="DCE6F0" w:sz="4"/>
+            </w:tcBorders>
+            <w:shd w:fill="FFFFFF" w:color="auto" w:val="clear"/>
+            <w:tcMar>
+              <w:top w:type="dxa" w:w="60"/>
+              <w:left w:type="dxa" w:w="100"/>
+              <w:bottom w:type="dxa" w:w="60"/>
+              <w:right w:type="dxa" w:w="100"/>
+            </w:tcMar>
+            <w:vAlign w:val="top"/>
+          </w:tcPr>
+          <w:p>
+            <w:pPr>
+              <w:spacing w:after="0" w:before="0"/>
+            </w:pPr>
+            <w:r>
+              <w:rPr>
+                <w:sz w:val="19"/>
+                <w:szCs w:val="19"/>
+              </w:rPr>
+              <w:t xml:space="preserve">log.nsf on the registration and home servers</w:t>
+            </w:r>
+          </w:p>
+        </w:tc>
+        <w:tc>
+          <w:tcPr>
+            <w:tcW w:type="dxa" w:w="3152"/>
+            <w:tcBorders>
+              <w:top w:val="single" w:color="DCE6F0" w:sz="4"/>
+              <w:left w:val="single" w:color="DCE6F0" w:sz="4"/>
+              <w:bottom w:val="single" w:color="DCE6F0" w:sz="4"/>
+              <w:right w:val="single" w:color="DCE6F0" w:sz="4"/>
+            </w:tcBorders>
+            <w:shd w:fill="FFFFFF" w:color="auto" w:val="clear"/>
+            <w:tcMar>
+              <w:top w:type="dxa" w:w="60"/>
+              <w:left w:type="dxa" w:w="100"/>
+              <w:bottom w:type="dxa" w:w="60"/>
+              <w:right w:type="dxa" w:w="100"/>
+            </w:tcMar>
+            <w:vAlign w:val="top"/>
+          </w:tcPr>
+          <w:p>
+            <w:pPr>
+              <w:spacing w:after="0" w:before="0"/>
+            </w:pPr>
+            <w:r>
+              <w:rPr>
+                <w:sz w:val="19"/>
+                <w:szCs w:val="19"/>
+              </w:rPr>
+              <w:t xml:space="preserve">General server events, e.g. mail file creation and Administration Process messages; useful for troubleshooting</w:t>
+            </w:r>
+          </w:p>
+        </w:tc>
+      </w:tr>
+      <w:tr>
+        <w:trPr>
+          <w:cantSplit/>
+        </w:trPr>
+        <w:tc>
+          <w:tcPr>
+            <w:tcW w:type="dxa" w:w="2059"/>
+            <w:tcBorders>
+              <w:top w:val="single" w:color="DCE6F0" w:sz="4"/>
+              <w:left w:val="single" w:color="DCE6F0" w:sz="4"/>
+              <w:bottom w:val="single" w:color="DCE6F0" w:sz="4"/>
+              <w:right w:val="single" w:color="DCE6F0" w:sz="4"/>
+            </w:tcBorders>
+            <w:shd w:fill="F7F7FC" w:color="auto" w:val="clear"/>
+            <w:tcMar>
+              <w:top w:type="dxa" w:w="60"/>
+              <w:left w:type="dxa" w:w="100"/>
+              <w:bottom w:type="dxa" w:w="60"/>
+              <w:right w:type="dxa" w:w="100"/>
+            </w:tcMar>
+            <w:vAlign w:val="top"/>
+          </w:tcPr>
+          <w:p>
+            <w:pPr>
+              <w:spacing w:after="0" w:before="0"/>
+            </w:pPr>
+            <w:r>
+              <w:rPr>
+                <w:sz w:val="19"/>
+                <w:szCs w:val="19"/>
+              </w:rPr>
               <w:t xml:space="preserve">Helper actions log</w:t>
             </w:r>
           </w:p>
@@ -42834,7 +44367,7 @@
               <w:bottom w:val="single" w:color="DCE6F0" w:sz="4"/>
               <w:right w:val="single" w:color="DCE6F0" w:sz="4"/>
             </w:tcBorders>
-            <w:shd w:fill="FFFFFF" w:color="auto" w:val="clear"/>
+            <w:shd w:fill="F7F7FC" w:color="auto" w:val="clear"/>
             <w:tcMar>
               <w:top w:type="dxa" w:w="60"/>
               <w:left w:type="dxa" w:w="100"/>
@@ -42865,7 +44398,7 @@
               <w:bottom w:val="single" w:color="DCE6F0" w:sz="4"/>
               <w:right w:val="single" w:color="DCE6F0" w:sz="4"/>
             </w:tcBorders>
-            <w:shd w:fill="FFFFFF" w:color="auto" w:val="clear"/>
+            <w:shd w:fill="F7F7FC" w:color="auto" w:val="clear"/>
             <w:tcMar>
               <w:top w:type="dxa" w:w="60"/>
               <w:left w:type="dxa" w:w="100"/>
@@ -46356,6 +47889,202 @@
                 <w:sz w:val="19"/>
                 <w:szCs w:val="19"/>
               </w:rPr>
+              <w:t xml:space="preserve">"LogServer and LogDb are required"</w:t>
+            </w:r>
+          </w:p>
+        </w:tc>
+        <w:tc>
+          <w:tcPr>
+            <w:tcW w:type="dxa" w:w="3398"/>
+            <w:tcBorders>
+              <w:top w:val="single" w:color="DCE6F0" w:sz="4"/>
+              <w:left w:val="single" w:color="DCE6F0" w:sz="4"/>
+              <w:bottom w:val="single" w:color="DCE6F0" w:sz="4"/>
+              <w:right w:val="single" w:color="DCE6F0" w:sz="4"/>
+            </w:tcBorders>
+            <w:shd w:fill="FFFFFF" w:color="auto" w:val="clear"/>
+            <w:tcMar>
+              <w:top w:type="dxa" w:w="60"/>
+              <w:left w:type="dxa" w:w="100"/>
+              <w:bottom w:type="dxa" w:w="60"/>
+              <w:right w:type="dxa" w:w="100"/>
+            </w:tcMar>
+            <w:vAlign w:val="top"/>
+          </w:tcPr>
+          <w:p>
+            <w:pPr>
+              <w:spacing w:after="0" w:before="0"/>
+            </w:pPr>
+            <w:r>
+              <w:rPr>
+                <w:sz w:val="19"/>
+                <w:szCs w:val="19"/>
+              </w:rPr>
+              <w:t xml:space="preserve">Log database not configured</w:t>
+            </w:r>
+          </w:p>
+        </w:tc>
+        <w:tc>
+          <w:tcPr>
+            <w:tcW w:type="dxa" w:w="3254"/>
+            <w:tcBorders>
+              <w:top w:val="single" w:color="DCE6F0" w:sz="4"/>
+              <w:left w:val="single" w:color="DCE6F0" w:sz="4"/>
+              <w:bottom w:val="single" w:color="DCE6F0" w:sz="4"/>
+              <w:right w:val="single" w:color="DCE6F0" w:sz="4"/>
+            </w:tcBorders>
+            <w:shd w:fill="FFFFFF" w:color="auto" w:val="clear"/>
+            <w:tcMar>
+              <w:top w:type="dxa" w:w="60"/>
+              <w:left w:type="dxa" w:w="100"/>
+              <w:bottom w:type="dxa" w:w="60"/>
+              <w:right w:type="dxa" w:w="100"/>
+            </w:tcMar>
+            <w:vAlign w:val="top"/>
+          </w:tcPr>
+          <w:p>
+            <w:pPr>
+              <w:spacing w:after="0" w:before="0"/>
+            </w:pPr>
+            <w:r>
+              <w:rPr>
+                <w:sz w:val="19"/>
+                <w:szCs w:val="19"/>
+              </w:rPr>
+              <w:t xml:space="preserve">Do B15 and set LogServer / LogDb</w:t>
+            </w:r>
+          </w:p>
+        </w:tc>
+      </w:tr>
+      <w:tr>
+        <w:trPr>
+          <w:cantSplit/>
+        </w:trPr>
+        <w:tc>
+          <w:tcPr>
+            <w:tcW w:type="dxa" w:w="2986"/>
+            <w:tcBorders>
+              <w:top w:val="single" w:color="DCE6F0" w:sz="4"/>
+              <w:left w:val="single" w:color="DCE6F0" w:sz="4"/>
+              <w:bottom w:val="single" w:color="DCE6F0" w:sz="4"/>
+              <w:right w:val="single" w:color="DCE6F0" w:sz="4"/>
+            </w:tcBorders>
+            <w:shd w:fill="F7F7FC" w:color="auto" w:val="clear"/>
+            <w:tcMar>
+              <w:top w:type="dxa" w:w="60"/>
+              <w:left w:type="dxa" w:w="100"/>
+              <w:bottom w:type="dxa" w:w="60"/>
+              <w:right w:type="dxa" w:w="100"/>
+            </w:tcMar>
+            <w:vAlign w:val="top"/>
+          </w:tcPr>
+          <w:p>
+            <w:pPr>
+              <w:spacing w:after="0" w:before="0"/>
+            </w:pPr>
+            <w:r>
+              <w:rPr>
+                <w:sz w:val="19"/>
+                <w:szCs w:val="19"/>
+              </w:rPr>
+              <w:t xml:space="preserve">"Cannot open the BulkReg log database"</w:t>
+            </w:r>
+          </w:p>
+        </w:tc>
+        <w:tc>
+          <w:tcPr>
+            <w:tcW w:type="dxa" w:w="3398"/>
+            <w:tcBorders>
+              <w:top w:val="single" w:color="DCE6F0" w:sz="4"/>
+              <w:left w:val="single" w:color="DCE6F0" w:sz="4"/>
+              <w:bottom w:val="single" w:color="DCE6F0" w:sz="4"/>
+              <w:right w:val="single" w:color="DCE6F0" w:sz="4"/>
+            </w:tcBorders>
+            <w:shd w:fill="F7F7FC" w:color="auto" w:val="clear"/>
+            <w:tcMar>
+              <w:top w:type="dxa" w:w="60"/>
+              <w:left w:type="dxa" w:w="100"/>
+              <w:bottom w:type="dxa" w:w="60"/>
+              <w:right w:type="dxa" w:w="100"/>
+            </w:tcMar>
+            <w:vAlign w:val="top"/>
+          </w:tcPr>
+          <w:p>
+            <w:pPr>
+              <w:spacing w:after="0" w:before="0"/>
+            </w:pPr>
+            <w:r>
+              <w:rPr>
+                <w:sz w:val="19"/>
+                <w:szCs w:val="19"/>
+              </w:rPr>
+              <w:t xml:space="preserve">Wrong server or file name, database missing, or no Author/Create documents access</w:t>
+            </w:r>
+          </w:p>
+        </w:tc>
+        <w:tc>
+          <w:tcPr>
+            <w:tcW w:type="dxa" w:w="3254"/>
+            <w:tcBorders>
+              <w:top w:val="single" w:color="DCE6F0" w:sz="4"/>
+              <w:left w:val="single" w:color="DCE6F0" w:sz="4"/>
+              <w:bottom w:val="single" w:color="DCE6F0" w:sz="4"/>
+              <w:right w:val="single" w:color="DCE6F0" w:sz="4"/>
+            </w:tcBorders>
+            <w:shd w:fill="F7F7FC" w:color="auto" w:val="clear"/>
+            <w:tcMar>
+              <w:top w:type="dxa" w:w="60"/>
+              <w:left w:type="dxa" w:w="100"/>
+              <w:bottom w:type="dxa" w:w="60"/>
+              <w:right w:type="dxa" w:w="100"/>
+            </w:tcMar>
+            <w:vAlign w:val="top"/>
+          </w:tcPr>
+          <w:p>
+            <w:pPr>
+              <w:spacing w:after="0" w:before="0"/>
+            </w:pPr>
+            <w:r>
+              <w:rPr>
+                <w:sz w:val="19"/>
+                <w:szCs w:val="19"/>
+              </w:rPr>
+              <w:t xml:space="preserve">Check B15 (ACL) and bulkreg.ini; nothing was changed</w:t>
+            </w:r>
+          </w:p>
+        </w:tc>
+      </w:tr>
+      <w:tr>
+        <w:trPr>
+          <w:cantSplit/>
+        </w:trPr>
+        <w:tc>
+          <w:tcPr>
+            <w:tcW w:type="dxa" w:w="2986"/>
+            <w:tcBorders>
+              <w:top w:val="single" w:color="DCE6F0" w:sz="4"/>
+              <w:left w:val="single" w:color="DCE6F0" w:sz="4"/>
+              <w:bottom w:val="single" w:color="DCE6F0" w:sz="4"/>
+              <w:right w:val="single" w:color="DCE6F0" w:sz="4"/>
+            </w:tcBorders>
+            <w:shd w:fill="FFFFFF" w:color="auto" w:val="clear"/>
+            <w:tcMar>
+              <w:top w:type="dxa" w:w="60"/>
+              <w:left w:type="dxa" w:w="100"/>
+              <w:bottom w:type="dxa" w:w="60"/>
+              <w:right w:type="dxa" w:w="100"/>
+            </w:tcMar>
+            <w:vAlign w:val="top"/>
+          </w:tcPr>
+          <w:p>
+            <w:pPr>
+              <w:spacing w:after="0" w:before="0"/>
+            </w:pPr>
+            <w:r>
+              <w:rPr>
+                <w:sz w:val="19"/>
+                <w:szCs w:val="19"/>
+              </w:rPr>
               <w:t xml:space="preserve">"Mail folder setting error" at start-up</w:t>
             </w:r>
           </w:p>
@@ -47934,6 +49663,104 @@
                 <w:szCs w:val="19"/>
               </w:rPr>
               <w:t xml:space="preserve">B14, B19</w:t>
+            </w:r>
+          </w:p>
+        </w:tc>
+      </w:tr>
+      <w:tr>
+        <w:trPr>
+          <w:cantSplit/>
+        </w:trPr>
+        <w:tc>
+          <w:tcPr>
+            <w:tcW w:type="dxa" w:w="2368"/>
+            <w:tcBorders>
+              <w:top w:val="single" w:color="DCE6F0" w:sz="4"/>
+              <w:left w:val="single" w:color="DCE6F0" w:sz="4"/>
+              <w:bottom w:val="single" w:color="DCE6F0" w:sz="4"/>
+              <w:right w:val="single" w:color="DCE6F0" w:sz="4"/>
+            </w:tcBorders>
+            <w:shd w:fill="FFFFFF" w:color="auto" w:val="clear"/>
+            <w:tcMar>
+              <w:top w:type="dxa" w:w="60"/>
+              <w:left w:type="dxa" w:w="100"/>
+              <w:bottom w:type="dxa" w:w="60"/>
+              <w:right w:type="dxa" w:w="100"/>
+            </w:tcMar>
+            <w:vAlign w:val="top"/>
+          </w:tcPr>
+          <w:p>
+            <w:pPr>
+              <w:spacing w:after="0" w:before="0"/>
+            </w:pPr>
+            <w:r>
+              <w:rPr>
+                <w:sz w:val="19"/>
+                <w:szCs w:val="19"/>
+              </w:rPr>
+              <w:t xml:space="preserve">Missing audit trail</w:t>
+            </w:r>
+          </w:p>
+        </w:tc>
+        <w:tc>
+          <w:tcPr>
+            <w:tcW w:type="dxa" w:w="4736"/>
+            <w:tcBorders>
+              <w:top w:val="single" w:color="DCE6F0" w:sz="4"/>
+              <w:left w:val="single" w:color="DCE6F0" w:sz="4"/>
+              <w:bottom w:val="single" w:color="DCE6F0" w:sz="4"/>
+              <w:right w:val="single" w:color="DCE6F0" w:sz="4"/>
+            </w:tcBorders>
+            <w:shd w:fill="FFFFFF" w:color="auto" w:val="clear"/>
+            <w:tcMar>
+              <w:top w:type="dxa" w:w="60"/>
+              <w:left w:type="dxa" w:w="100"/>
+              <w:bottom w:type="dxa" w:w="60"/>
+              <w:right w:type="dxa" w:w="100"/>
+            </w:tcMar>
+            <w:vAlign w:val="top"/>
+          </w:tcPr>
+          <w:p>
+            <w:pPr>
+              <w:spacing w:after="0" w:before="0"/>
+            </w:pPr>
+            <w:r>
+              <w:rPr>
+                <w:sz w:val="19"/>
+                <w:szCs w:val="19"/>
+              </w:rPr>
+              <w:t xml:space="preserve">Central log database is mandatory; agents refuse to run without it; one AUDIT entry per user</w:t>
+            </w:r>
+          </w:p>
+        </w:tc>
+        <w:tc>
+          <w:tcPr>
+            <w:tcW w:type="dxa" w:w="2534"/>
+            <w:tcBorders>
+              <w:top w:val="single" w:color="DCE6F0" w:sz="4"/>
+              <w:left w:val="single" w:color="DCE6F0" w:sz="4"/>
+              <w:bottom w:val="single" w:color="DCE6F0" w:sz="4"/>
+              <w:right w:val="single" w:color="DCE6F0" w:sz="4"/>
+            </w:tcBorders>
+            <w:shd w:fill="FFFFFF" w:color="auto" w:val="clear"/>
+            <w:tcMar>
+              <w:top w:type="dxa" w:w="60"/>
+              <w:left w:type="dxa" w:w="100"/>
+              <w:bottom w:type="dxa" w:w="60"/>
+              <w:right w:type="dxa" w:w="100"/>
+            </w:tcMar>
+            <w:vAlign w:val="top"/>
+          </w:tcPr>
+          <w:p>
+            <w:pPr>
+              <w:spacing w:after="0" w:before="0"/>
+            </w:pPr>
+            <w:r>
+              <w:rPr>
+                <w:sz w:val="19"/>
+                <w:szCs w:val="19"/>
+              </w:rPr>
+              <w:t xml:space="preserve">bulkreg_log.nsf (B15)</w:t>
             </w:r>
           </w:p>
         </w:tc>
@@ -51361,7 +53188,7 @@
       <w:r>
         <w:t xml:space="preserve">Registering Active Directory users (Directory Sync) – </w:t>
       </w:r>
-      <w:hyperlink w:history="1" r:id="rIdhrkalf8prlpdr6jsh0ab4">
+      <w:hyperlink w:history="1" r:id="rIdnluveqlbpuvmscr5t-gx0">
         <w:r>
           <w:rPr>
             <w:rStyle w:val="Hyperlink"/>
@@ -51383,7 +53210,7 @@
       <w:r>
         <w:t xml:space="preserve">ContactNoteID property – </w:t>
       </w:r>
-      <w:hyperlink w:history="1" r:id="rIdwo0ityspd-d86zpwp_0x7">
+      <w:hyperlink w:history="1" r:id="rIddbowogh2hk7tpslbwwd-6">
         <w:r>
           <w:rPr>
             <w:rStyle w:val="Hyperlink"/>
@@ -51405,7 +53232,7 @@
       <w:r>
         <w:t xml:space="preserve">RegisterNewUser method – </w:t>
       </w:r>
-      <w:hyperlink w:history="1" r:id="rIdnnvlrb_1x55vxebvxgqqw">
+      <w:hyperlink w:history="1" r:id="rId-aoil2xszichqdizl5cjc">
         <w:r>
           <w:rPr>
             <w:rStyle w:val="Hyperlink"/>
@@ -51427,7 +53254,7 @@
       <w:r>
         <w:t xml:space="preserve">Creating an ID vault – </w:t>
       </w:r>
-      <w:hyperlink w:history="1" r:id="rIdfe-c59jf30pdbtbzwhaql">
+      <w:hyperlink w:history="1" r:id="rIdra1awt3bfmkafycpe7t39">
         <w:r>
           <w:rPr>
             <w:rStyle w:val="Hyperlink"/>
@@ -51449,7 +53276,7 @@
       <w:r>
         <w:t xml:space="preserve">Assigning users to a vault (Security Settings, ID Vault tab) – </w:t>
       </w:r>
-      <w:hyperlink w:history="1" r:id="rId7pcocbf-2zcwpl6nwzm7h">
+      <w:hyperlink w:history="1" r:id="rIdobkpmnfcp_qjldojp_91c">
         <w:r>
           <w:rPr>
             <w:rStyle w:val="Hyperlink"/>
@@ -51471,7 +53298,7 @@
       <w:r>
         <w:t xml:space="preserve">Creating a security policy settings document – </w:t>
       </w:r>
-      <w:hyperlink w:history="1" r:id="rId-g1k-0dcmasiogyecj4dj">
+      <w:hyperlink w:history="1" r:id="rIdc6qwy_zhek0hisltgsnwy">
         <w:r>
           <w:rPr>
             <w:rStyle w:val="Hyperlink"/>
@@ -51493,7 +53320,7 @@
       <w:r>
         <w:t xml:space="preserve">Creating a policy document (explicit policy names */name) – </w:t>
       </w:r>
-      <w:hyperlink w:history="1" r:id="rIdjwfgfkkkcei49gas2knnj">
+      <w:hyperlink w:history="1" r:id="rIdj_md3sqtu4ego5j-k_hkg">
         <w:r>
           <w:rPr>
             <w:rStyle w:val="Hyperlink"/>
@@ -51515,7 +53342,7 @@
       <w:r>
         <w:t xml:space="preserve">Modifying a server-based CA (adding RAs) – </w:t>
       </w:r>
-      <w:hyperlink w:history="1" r:id="rIds_wr3w0wckgkdgqjmsmiu">
+      <w:hyperlink w:history="1" r:id="rIdy5jjgzihb0twga_-3s8gf">
         <w:r>
           <w:rPr>
             <w:rStyle w:val="Hyperlink"/>
@@ -51537,7 +53364,7 @@
       <w:r>
         <w:t xml:space="preserve">Administration roles in the Domino Directory ACL – </w:t>
       </w:r>
-      <w:hyperlink w:history="1" r:id="rIdf4ncb1lddutbawqolw9qx">
+      <w:hyperlink w:history="1" r:id="rIdl19xridfd89eq_sewq9pv">
         <w:r>
           <w:rPr>
             <w:rStyle w:val="Hyperlink"/>
@@ -51559,7 +53386,7 @@
       <w:r>
         <w:t xml:space="preserve">Configuring a database ACL (Manage ACL) – </w:t>
       </w:r>
-      <w:hyperlink w:history="1" r:id="rIdh6zxc9ribf3vnzzm90r6f">
+      <w:hyperlink w:history="1" r:id="rId0udecwsbo9utnizjexbng">
         <w:r>
           <w:rPr>
             <w:rStyle w:val="Hyperlink"/>
@@ -51581,7 +53408,7 @@
       <w:r>
         <w:t xml:space="preserve">Creating a database from a template – </w:t>
       </w:r>
-      <w:hyperlink w:history="1" r:id="rIdglz_0dbzjwmmqgtjssjgk">
+      <w:hyperlink w:history="1" r:id="rIdijl9jlhv6exxdczg87hpd">
         <w:r>
           <w:rPr>
             <w:rStyle w:val="Hyperlink"/>
@@ -51603,7 +53430,7 @@
       <w:r>
         <w:t xml:space="preserve">Script libraries (Designer) – </w:t>
       </w:r>
-      <w:hyperlink w:history="1" r:id="rIdhvsb06dzyxiil9d3yi6ms">
+      <w:hyperlink w:history="1" r:id="rIdfgzbi2gdgrcns68s__-5l">
         <w:r>
           <w:rPr>
             <w:rStyle w:val="Hyperlink"/>
@@ -51625,7 +53452,7 @@
       <w:r>
         <w:t xml:space="preserve">Creating an agent (Designer) – </w:t>
       </w:r>
-      <w:hyperlink w:history="1" r:id="rIdvvq50pdll4urlbjdzinqu">
+      <w:hyperlink w:history="1" r:id="rId5-4ltcnnsuqcsxmakqa3z">
         <w:r>
           <w:rPr>
             <w:rStyle w:val="Hyperlink"/>
@@ -51647,7 +53474,7 @@
       <w:r>
         <w:t xml:space="preserve">Naming agents: aliases '|' and cascading '\' – </w:t>
       </w:r>
-      <w:hyperlink w:history="1" r:id="rId_maolvushr9lf2ct7wt9x">
+      <w:hyperlink w:history="1" r:id="rIdskmlgsuh1p6gsc1lyjrql">
         <w:r>
           <w:rPr>
             <w:rStyle w:val="Hyperlink"/>
@@ -51669,7 +53496,7 @@
       <w:r>
         <w:t xml:space="preserve">Signing a database – </w:t>
       </w:r>
-      <w:hyperlink w:history="1" r:id="rIdldka4asysba5tzd8q0mnn">
+      <w:hyperlink w:history="1" r:id="rIduu6ulgbc3hyuwzfo3frcv">
         <w:r>
           <w:rPr>
             <w:rStyle w:val="Hyperlink"/>
@@ -51691,7 +53518,7 @@
       <w:r>
         <w:t xml:space="preserve">Checking field values (Document Properties) – </w:t>
       </w:r>
-      <w:hyperlink w:history="1" r:id="rId1cyn0auvaet5voyy3qsiy">
+      <w:hyperlink w:history="1" r:id="rIddrkbi3uvomlmh_u5a2jkd">
         <w:r>
           <w:rPr>
             <w:rStyle w:val="Hyperlink"/>
@@ -51713,7 +53540,7 @@
       <w:r>
         <w:t xml:space="preserve">Execution Security Alert (ECL) – </w:t>
       </w:r>
-      <w:hyperlink w:history="1" r:id="rIdwq5x_2kzv3guyrzprglm9">
+      <w:hyperlink w:history="1" r:id="rIdavl87_xjyoviqszywigyn">
         <w:r>
           <w:rPr>
             <w:rStyle w:val="Hyperlink"/>
@@ -52170,7 +53997,7 @@
         <w:sz w:val="16"/>
         <w:szCs w:val="16"/>
       </w:rPr>
-      <w:t xml:space="preserve">HCL Confidential – Internal Use  |  v2.8</w:t>
+      <w:t xml:space="preserve">HCL Confidential – Internal Use  |  v2.9</w:t>
     </w:r>
     <w:r>
       <w:rPr>

--- a/docs/BulkReg_Admin_Guide.docx
+++ b/docs/BulkReg_Admin_Guide.docx
@@ -170,7 +170,7 @@
                 <w:sz w:val="20"/>
                 <w:szCs w:val="20"/>
               </w:rPr>
-              <w:t xml:space="preserve">Version 2.9  |  October 2026  |  Draft for review</w:t>
+              <w:t xml:space="preserve">Version 3.0  |  October 2026  |  Draft for review</w:t>
             </w:r>
           </w:p>
           <w:p>
@@ -482,7 +482,7 @@
                 <w:sz w:val="19"/>
                 <w:szCs w:val="19"/>
               </w:rPr>
-              <w:t xml:space="preserve">2.9 (Draft for review)</w:t>
+              <w:t xml:space="preserve">3.0 (Draft for review)</w:t>
             </w:r>
           </w:p>
         </w:tc>
@@ -766,7 +766,7 @@
                 <w:sz w:val="19"/>
                 <w:szCs w:val="19"/>
               </w:rPr>
-              <w:t xml:space="preserve">BulkReg 1.8.0: BulkRegCommon library, 5 agents, config templates, optional PowerShell helper, Audit Viewer</w:t>
+              <w:t xml:space="preserve">BulkReg 3.0.0: BulkRegCommon library, 5 agents, config templates, optional PowerShell helper, Audit Viewer</w:t>
             </w:r>
           </w:p>
         </w:tc>
@@ -972,7 +972,7 @@
                 <w:sz w:val="19"/>
                 <w:szCs w:val="19"/>
               </w:rPr>
-              <w:t xml:space="preserve">2.9</w:t>
+              <w:t xml:space="preserve">3.0</w:t>
             </w:r>
           </w:p>
         </w:tc>
@@ -1005,30 +1005,14 @@
                 <w:sz w:val="19"/>
                 <w:szCs w:val="19"/>
               </w:rPr>
-              <w:t xml:space="preserve">DryRun explained</w:t>
-            </w:r>
-            <w:r>
-              <w:rPr>
-                <w:sz w:val="19"/>
-                <w:szCs w:val="19"/>
-              </w:rPr>
-              <w:t xml:space="preserve"> (D3b, bulkreg.ini). </w:t>
-            </w:r>
-            <w:r>
-              <w:rPr>
-                <w:b/>
-                <w:bCs/>
-                <w:sz w:val="19"/>
-                <w:szCs w:val="19"/>
-              </w:rPr>
-              <w:t xml:space="preserve">Central BulkReg log database is now required</w:t>
-            </w:r>
-            <w:r>
-              <w:rPr>
-                <w:sz w:val="19"/>
-                <w:szCs w:val="19"/>
-              </w:rPr>
-              <w:t xml:space="preserve"> (B15): every run, every action and one AUDIT entry per user are written there; agents stop if it cannot be opened.</w:t>
+              <w:t xml:space="preserve">Release 3.0.0.</w:t>
+            </w:r>
+            <w:r>
+              <w:rPr>
+                <w:sz w:val="19"/>
+                <w:szCs w:val="19"/>
+              </w:rPr>
+              <w:t xml:space="preserve"> One version number across the whole kit: guide 3.0, library and all agents 3.0.0, bulkreg.ini, server_mapping.csv, PowerShell helper, Audit Viewer, README, VERSION and CHANGELOG.md. Content as in 2.9.</w:t>
             </w:r>
           </w:p>
         </w:tc>
@@ -1064,7 +1048,7 @@
                 <w:sz w:val="19"/>
                 <w:szCs w:val="19"/>
               </w:rPr>
-              <w:t xml:space="preserve">2.8</w:t>
+              <w:t xml:space="preserve">2.9</w:t>
             </w:r>
           </w:p>
         </w:tc>
@@ -1090,13 +1074,6 @@
             <w:pPr>
               <w:spacing w:after="0" w:before="0"/>
             </w:pPr>
-            <w:r>
-              <w:rPr>
-                <w:sz w:val="19"/>
-                <w:szCs w:val="19"/>
-              </w:rPr>
-              <w:t xml:space="preserve">Mail folder layout made explicit: mail1, mail2 … are created </w:t>
-            </w:r>
             <w:r>
               <w:rPr>
                 <w:b/>
@@ -1104,14 +1081,30 @@
                 <w:sz w:val="19"/>
                 <w:szCs w:val="19"/>
               </w:rPr>
-              <w:t xml:space="preserve">directly under the Domino data directory</w:t>
-            </w:r>
-            <w:r>
-              <w:rPr>
-                <w:sz w:val="19"/>
-                <w:szCs w:val="19"/>
-              </w:rPr>
-              <w:t xml:space="preserve">, next to the existing mail folder, not inside it. Folder diagram, plain explanation of MailFolderPrefix / MailFileDir / new MailExistingFolders. BulkReg rejects a prefix with a number (mail1) or a path (mail\mail) at start-up.</w:t>
+              <w:t xml:space="preserve">DryRun explained</w:t>
+            </w:r>
+            <w:r>
+              <w:rPr>
+                <w:sz w:val="19"/>
+                <w:szCs w:val="19"/>
+              </w:rPr>
+              <w:t xml:space="preserve"> (D3b, bulkreg.ini). </w:t>
+            </w:r>
+            <w:r>
+              <w:rPr>
+                <w:b/>
+                <w:bCs/>
+                <w:sz w:val="19"/>
+                <w:szCs w:val="19"/>
+              </w:rPr>
+              <w:t xml:space="preserve">Central BulkReg log database is now required</w:t>
+            </w:r>
+            <w:r>
+              <w:rPr>
+                <w:sz w:val="19"/>
+                <w:szCs w:val="19"/>
+              </w:rPr>
+              <w:t xml:space="preserve"> (B15): every run, every action and one AUDIT entry per user are written there; agents stop if it cannot be opened.</w:t>
             </w:r>
           </w:p>
         </w:tc>
@@ -1147,7 +1140,7 @@
                 <w:sz w:val="19"/>
                 <w:szCs w:val="19"/>
               </w:rPr>
-              <w:t xml:space="preserve">2.7</w:t>
+              <w:t xml:space="preserve">2.8</w:t>
             </w:r>
           </w:p>
         </w:tc>
@@ -1178,7 +1171,7 @@
                 <w:sz w:val="19"/>
                 <w:szCs w:val="19"/>
               </w:rPr>
-              <w:t xml:space="preserve">New one-page </w:t>
+              <w:t xml:space="preserve">Mail folder layout made explicit: mail1, mail2 … are created </w:t>
             </w:r>
             <w:r>
               <w:rPr>
@@ -1187,14 +1180,14 @@
                 <w:sz w:val="19"/>
                 <w:szCs w:val="19"/>
               </w:rPr>
-              <w:t xml:space="preserve">Agent Run Order</w:t>
-            </w:r>
-            <w:r>
-              <w:rPr>
-                <w:sz w:val="19"/>
-                <w:szCs w:val="19"/>
-              </w:rPr>
-              <w:t xml:space="preserve"> at the front of the guide (flow, step table with DryRun setting, input/output and go/no-go per step, rules).</w:t>
+              <w:t xml:space="preserve">directly under the Domino data directory</w:t>
+            </w:r>
+            <w:r>
+              <w:rPr>
+                <w:sz w:val="19"/>
+                <w:szCs w:val="19"/>
+              </w:rPr>
+              <w:t xml:space="preserve">, next to the existing mail folder, not inside it. Folder diagram, plain explanation of MailFolderPrefix / MailFileDir / new MailExistingFolders. BulkReg rejects a prefix with a number (mail1) or a path (mail\mail) at start-up.</w:t>
             </w:r>
           </w:p>
         </w:tc>
@@ -1230,7 +1223,7 @@
                 <w:sz w:val="19"/>
                 <w:szCs w:val="19"/>
               </w:rPr>
-              <w:t xml:space="preserve">2.6</w:t>
+              <w:t xml:space="preserve">2.7</w:t>
             </w:r>
           </w:p>
         </w:tc>
@@ -1261,7 +1254,7 @@
                 <w:sz w:val="19"/>
                 <w:szCs w:val="19"/>
               </w:rPr>
-              <w:t xml:space="preserve">RegistrationLog corrected: registration is logged to the </w:t>
+              <w:t xml:space="preserve">New one-page </w:t>
             </w:r>
             <w:r>
               <w:rPr>
@@ -1270,14 +1263,14 @@
                 <w:sz w:val="19"/>
                 <w:szCs w:val="19"/>
               </w:rPr>
-              <w:t xml:space="preserve">Certification Log certlog.nsf</w:t>
-            </w:r>
-            <w:r>
-              <w:rPr>
-                <w:sz w:val="19"/>
-                <w:szCs w:val="19"/>
-              </w:rPr>
-              <w:t xml:space="preserve"> on the registration server (HCL: any non-empty value → CERTLOG.NSF; empty = no logging). log.nsf is the server's general log. Prerequisite check for certlog.nsf added (B4).</w:t>
+              <w:t xml:space="preserve">Agent Run Order</w:t>
+            </w:r>
+            <w:r>
+              <w:rPr>
+                <w:sz w:val="19"/>
+                <w:szCs w:val="19"/>
+              </w:rPr>
+              <w:t xml:space="preserve"> at the front of the guide (flow, step table with DryRun setting, input/output and go/no-go per step, rules).</w:t>
             </w:r>
           </w:p>
         </w:tc>
@@ -1313,7 +1306,7 @@
                 <w:sz w:val="19"/>
                 <w:szCs w:val="19"/>
               </w:rPr>
-              <w:t xml:space="preserve">2.5</w:t>
+              <w:t xml:space="preserve">2.6</w:t>
             </w:r>
           </w:p>
         </w:tc>
@@ -1339,6 +1332,13 @@
             <w:pPr>
               <w:spacing w:after="0" w:before="0"/>
             </w:pPr>
+            <w:r>
+              <w:rPr>
+                <w:sz w:val="19"/>
+                <w:szCs w:val="19"/>
+              </w:rPr>
+              <w:t xml:space="preserve">RegistrationLog corrected: registration is logged to the </w:t>
+            </w:r>
             <w:r>
               <w:rPr>
                 <w:b/>
@@ -1346,30 +1346,14 @@
                 <w:sz w:val="19"/>
                 <w:szCs w:val="19"/>
               </w:rPr>
-              <w:t xml:space="preserve">Prerequisite: pre-create the numbered mail folders</w:t>
-            </w:r>
-            <w:r>
-              <w:rPr>
-                <w:sz w:val="19"/>
-                <w:szCs w:val="19"/>
-              </w:rPr>
-              <w:t xml:space="preserve"> (mail1…mailN, one per 1000 users) on every home server (B4). Preflight calculates the folders needed per server and writes the create commands. New </w:t>
-            </w:r>
-            <w:r>
-              <w:rPr>
-                <w:rFonts w:ascii="Consolas" w:cs="Consolas" w:eastAsia="Consolas" w:hAnsi="Consolas"/>
-                <w:color w:val="0F5FDC"/>
-                <w:sz w:val="18"/>
-                <w:szCs w:val="18"/>
-              </w:rPr>
-              <w:t xml:space="preserve">MailFolderMax</w:t>
-            </w:r>
-            <w:r>
-              <w:rPr>
-                <w:sz w:val="19"/>
-                <w:szCs w:val="19"/>
-              </w:rPr>
-              <w:t xml:space="preserve">: Build Batch never assigns a folder above the number you created.</w:t>
+              <w:t xml:space="preserve">Certification Log certlog.nsf</w:t>
+            </w:r>
+            <w:r>
+              <w:rPr>
+                <w:sz w:val="19"/>
+                <w:szCs w:val="19"/>
+              </w:rPr>
+              <w:t xml:space="preserve"> on the registration server (HCL: any non-empty value → CERTLOG.NSF; empty = no logging). log.nsf is the server's general log. Prerequisite check for certlog.nsf added (B4).</w:t>
             </w:r>
           </w:p>
         </w:tc>
@@ -1405,7 +1389,7 @@
                 <w:sz w:val="19"/>
                 <w:szCs w:val="19"/>
               </w:rPr>
-              <w:t xml:space="preserve">2.4</w:t>
+              <w:t xml:space="preserve">2.5</w:t>
             </w:r>
           </w:p>
         </w:tc>
@@ -1431,13 +1415,6 @@
             <w:pPr>
               <w:spacing w:after="0" w:before="0"/>
             </w:pPr>
-            <w:r>
-              <w:rPr>
-                <w:sz w:val="19"/>
-                <w:szCs w:val="19"/>
-              </w:rPr>
-              <w:t xml:space="preserve">Mail file </w:t>
-            </w:r>
             <w:r>
               <w:rPr>
                 <w:b/>
@@ -1445,46 +1422,30 @@
                 <w:sz w:val="19"/>
                 <w:szCs w:val="19"/>
               </w:rPr>
-              <w:t xml:space="preserve">naming = last name</w:t>
-            </w:r>
-            <w:r>
-              <w:rPr>
-                <w:sz w:val="19"/>
-                <w:szCs w:val="19"/>
-              </w:rPr>
-              <w:t xml:space="preserve"> (configurable), </w:t>
-            </w:r>
-            <w:r>
-              <w:rPr>
-                <w:b/>
-                <w:bCs/>
-                <w:sz w:val="19"/>
-                <w:szCs w:val="19"/>
-              </w:rPr>
-              <w:t xml:space="preserve">uniqueness</w:t>
-            </w:r>
-            <w:r>
-              <w:rPr>
-                <w:sz w:val="19"/>
-                <w:szCs w:val="19"/>
-              </w:rPr>
-              <w:t xml:space="preserve"> checked against all mail folders on the home server, Person documents, open batches and the batch itself (clash → smith2.nsf or ERROR), </w:t>
-            </w:r>
-            <w:r>
-              <w:rPr>
-                <w:b/>
-                <w:bCs/>
-                <w:sz w:val="19"/>
-                <w:szCs w:val="19"/>
-              </w:rPr>
-              <w:t xml:space="preserve">numbered folders</w:t>
-            </w:r>
-            <w:r>
-              <w:rPr>
-                <w:sz w:val="19"/>
-                <w:szCs w:val="19"/>
-              </w:rPr>
-              <w:t xml:space="preserve"> mail1, mail2… with max 1000 mail files each. MailFileNote recorded in batch file, summary, results and audit.</w:t>
+              <w:t xml:space="preserve">Prerequisite: pre-create the numbered mail folders</w:t>
+            </w:r>
+            <w:r>
+              <w:rPr>
+                <w:sz w:val="19"/>
+                <w:szCs w:val="19"/>
+              </w:rPr>
+              <w:t xml:space="preserve"> (mail1…mailN, one per 1000 users) on every home server (B4). Preflight calculates the folders needed per server and writes the create commands. New </w:t>
+            </w:r>
+            <w:r>
+              <w:rPr>
+                <w:rFonts w:ascii="Consolas" w:cs="Consolas" w:eastAsia="Consolas" w:hAnsi="Consolas"/>
+                <w:color w:val="0F5FDC"/>
+                <w:sz w:val="18"/>
+                <w:szCs w:val="18"/>
+              </w:rPr>
+              <w:t xml:space="preserve">MailFolderMax</w:t>
+            </w:r>
+            <w:r>
+              <w:rPr>
+                <w:sz w:val="19"/>
+                <w:szCs w:val="19"/>
+              </w:rPr>
+              <w:t xml:space="preserve">: Build Batch never assigns a folder above the number you created.</w:t>
             </w:r>
           </w:p>
         </w:tc>
@@ -1520,7 +1481,7 @@
                 <w:sz w:val="19"/>
                 <w:szCs w:val="19"/>
               </w:rPr>
-              <w:t xml:space="preserve">2.3</w:t>
+              <w:t xml:space="preserve">2.4</w:t>
             </w:r>
           </w:p>
         </w:tc>
@@ -1546,6 +1507,13 @@
             <w:pPr>
               <w:spacing w:after="0" w:before="0"/>
             </w:pPr>
+            <w:r>
+              <w:rPr>
+                <w:sz w:val="19"/>
+                <w:szCs w:val="19"/>
+              </w:rPr>
+              <w:t xml:space="preserve">Mail file </w:t>
+            </w:r>
             <w:r>
               <w:rPr>
                 <w:b/>
@@ -1553,14 +1521,46 @@
                 <w:sz w:val="19"/>
                 <w:szCs w:val="19"/>
               </w:rPr>
-              <w:t xml:space="preserve">Every registered user now gets a Domino mail file</w:t>
-            </w:r>
-            <w:r>
-              <w:rPr>
-                <w:sz w:val="19"/>
-                <w:szCs w:val="19"/>
-              </w:rPr>
-              <w:t xml:space="preserve"> on the home server (MailFile column in the batch, reviewable). CreateMailDb / PreserveMailSystem removed. Mail file settings (folder, template, ACL manager, quota, full-text index), existence checks before and after registration, and mail file status in Verify.</w:t>
+              <w:t xml:space="preserve">naming = last name</w:t>
+            </w:r>
+            <w:r>
+              <w:rPr>
+                <w:sz w:val="19"/>
+                <w:szCs w:val="19"/>
+              </w:rPr>
+              <w:t xml:space="preserve"> (configurable), </w:t>
+            </w:r>
+            <w:r>
+              <w:rPr>
+                <w:b/>
+                <w:bCs/>
+                <w:sz w:val="19"/>
+                <w:szCs w:val="19"/>
+              </w:rPr>
+              <w:t xml:space="preserve">uniqueness</w:t>
+            </w:r>
+            <w:r>
+              <w:rPr>
+                <w:sz w:val="19"/>
+                <w:szCs w:val="19"/>
+              </w:rPr>
+              <w:t xml:space="preserve"> checked against all mail folders on the home server, Person documents, open batches and the batch itself (clash → smith2.nsf or ERROR), </w:t>
+            </w:r>
+            <w:r>
+              <w:rPr>
+                <w:b/>
+                <w:bCs/>
+                <w:sz w:val="19"/>
+                <w:szCs w:val="19"/>
+              </w:rPr>
+              <w:t xml:space="preserve">numbered folders</w:t>
+            </w:r>
+            <w:r>
+              <w:rPr>
+                <w:sz w:val="19"/>
+                <w:szCs w:val="19"/>
+              </w:rPr>
+              <w:t xml:space="preserve"> mail1, mail2… with max 1000 mail files each. MailFileNote recorded in batch file, summary, results and audit.</w:t>
             </w:r>
           </w:p>
         </w:tc>
@@ -1596,7 +1596,7 @@
                 <w:sz w:val="19"/>
                 <w:szCs w:val="19"/>
               </w:rPr>
-              <w:t xml:space="preserve">2.1</w:t>
+              <w:t xml:space="preserve">2.3</w:t>
             </w:r>
           </w:p>
         </w:tc>
@@ -1622,13 +1622,6 @@
             <w:pPr>
               <w:spacing w:after="0" w:before="0"/>
             </w:pPr>
-            <w:r>
-              <w:rPr>
-                <w:sz w:val="19"/>
-                <w:szCs w:val="19"/>
-              </w:rPr>
-              <w:t xml:space="preserve">Name formats: servers in canonical (CN=DominoADMail/O=Demo) or abbreviated (DominoADMail/Demo) form, both accepted by the code. </w:t>
-            </w:r>
             <w:r>
               <w:rPr>
                 <w:b/>
@@ -1636,30 +1629,14 @@
                 <w:sz w:val="19"/>
                 <w:szCs w:val="19"/>
               </w:rPr>
-              <w:t xml:space="preserve">Organizational policies</w:t>
-            </w:r>
-            <w:r>
-              <w:rPr>
-                <w:sz w:val="19"/>
-                <w:szCs w:val="19"/>
-              </w:rPr>
-              <w:t xml:space="preserve"> (</w:t>
-            </w:r>
-            <w:r>
-              <w:rPr>
-                <w:i/>
-                <w:iCs/>
-                <w:sz w:val="19"/>
-                <w:szCs w:val="19"/>
-              </w:rPr>
-              <w:t xml:space="preserve">/Demo, </w:t>
-            </w:r>
-            <w:r>
-              <w:rPr>
-                <w:sz w:val="19"/>
-                <w:szCs w:val="19"/>
-              </w:rPr>
-              <w:t xml:space="preserve">/Sales/Demo) supported alongside explicit policies (B8 Option B, OrgPolicyAssignsVault, '-' in the mapping). Consistent 'Demo' examples.</w:t>
+              <w:t xml:space="preserve">Every registered user now gets a Domino mail file</w:t>
+            </w:r>
+            <w:r>
+              <w:rPr>
+                <w:sz w:val="19"/>
+                <w:szCs w:val="19"/>
+              </w:rPr>
+              <w:t xml:space="preserve"> on the home server (MailFile column in the batch, reviewable). CreateMailDb / PreserveMailSystem removed. Mail file settings (folder, template, ACL manager, quota, full-text index), existence checks before and after registration, and mail file status in Verify.</w:t>
             </w:r>
           </w:p>
         </w:tc>
@@ -1695,6 +1672,105 @@
                 <w:sz w:val="19"/>
                 <w:szCs w:val="19"/>
               </w:rPr>
+              <w:t xml:space="preserve">2.1</w:t>
+            </w:r>
+          </w:p>
+        </w:tc>
+        <w:tc>
+          <w:tcPr>
+            <w:tcW w:type="dxa" w:w="8403"/>
+            <w:tcBorders>
+              <w:top w:val="single" w:color="DCE6F0" w:sz="4"/>
+              <w:left w:val="single" w:color="DCE6F0" w:sz="4"/>
+              <w:bottom w:val="single" w:color="DCE6F0" w:sz="4"/>
+              <w:right w:val="single" w:color="DCE6F0" w:sz="4"/>
+            </w:tcBorders>
+            <w:shd w:fill="F7F7FC" w:color="auto" w:val="clear"/>
+            <w:tcMar>
+              <w:top w:type="dxa" w:w="60"/>
+              <w:left w:type="dxa" w:w="100"/>
+              <w:bottom w:type="dxa" w:w="60"/>
+              <w:right w:type="dxa" w:w="100"/>
+            </w:tcMar>
+            <w:vAlign w:val="top"/>
+          </w:tcPr>
+          <w:p>
+            <w:pPr>
+              <w:spacing w:after="0" w:before="0"/>
+            </w:pPr>
+            <w:r>
+              <w:rPr>
+                <w:sz w:val="19"/>
+                <w:szCs w:val="19"/>
+              </w:rPr>
+              <w:t xml:space="preserve">Name formats: servers in canonical (CN=DominoADMail/O=Demo) or abbreviated (DominoADMail/Demo) form, both accepted by the code. </w:t>
+            </w:r>
+            <w:r>
+              <w:rPr>
+                <w:b/>
+                <w:bCs/>
+                <w:sz w:val="19"/>
+                <w:szCs w:val="19"/>
+              </w:rPr>
+              <w:t xml:space="preserve">Organizational policies</w:t>
+            </w:r>
+            <w:r>
+              <w:rPr>
+                <w:sz w:val="19"/>
+                <w:szCs w:val="19"/>
+              </w:rPr>
+              <w:t xml:space="preserve"> (</w:t>
+            </w:r>
+            <w:r>
+              <w:rPr>
+                <w:i/>
+                <w:iCs/>
+                <w:sz w:val="19"/>
+                <w:szCs w:val="19"/>
+              </w:rPr>
+              <w:t xml:space="preserve">/Demo, </w:t>
+            </w:r>
+            <w:r>
+              <w:rPr>
+                <w:sz w:val="19"/>
+                <w:szCs w:val="19"/>
+              </w:rPr>
+              <w:t xml:space="preserve">/Sales/Demo) supported alongside explicit policies (B8 Option B, OrgPolicyAssignsVault, '-' in the mapping). Consistent 'Demo' examples.</w:t>
+            </w:r>
+          </w:p>
+        </w:tc>
+      </w:tr>
+      <w:tr>
+        <w:trPr>
+          <w:cantSplit/>
+        </w:trPr>
+        <w:tc>
+          <w:tcPr>
+            <w:tcW w:type="dxa" w:w="1235"/>
+            <w:tcBorders>
+              <w:top w:val="single" w:color="DCE6F0" w:sz="4"/>
+              <w:left w:val="single" w:color="DCE6F0" w:sz="4"/>
+              <w:bottom w:val="single" w:color="DCE6F0" w:sz="4"/>
+              <w:right w:val="single" w:color="DCE6F0" w:sz="4"/>
+            </w:tcBorders>
+            <w:shd w:fill="FFFFFF" w:color="auto" w:val="clear"/>
+            <w:tcMar>
+              <w:top w:type="dxa" w:w="60"/>
+              <w:left w:type="dxa" w:w="100"/>
+              <w:bottom w:type="dxa" w:w="60"/>
+              <w:right w:type="dxa" w:w="100"/>
+            </w:tcMar>
+            <w:vAlign w:val="top"/>
+          </w:tcPr>
+          <w:p>
+            <w:pPr>
+              <w:spacing w:after="0" w:before="0"/>
+            </w:pPr>
+            <w:r>
+              <w:rPr>
+                <w:sz w:val="19"/>
+                <w:szCs w:val="19"/>
+              </w:rPr>
               <w:t xml:space="preserve">2.0</w:t>
             </w:r>
           </w:p>
@@ -1708,7 +1784,7 @@
               <w:bottom w:val="single" w:color="DCE6F0" w:sz="4"/>
               <w:right w:val="single" w:color="DCE6F0" w:sz="4"/>
             </w:tcBorders>
-            <w:shd w:fill="F7F7FC" w:color="auto" w:val="clear"/>
+            <w:shd w:fill="FFFFFF" w:color="auto" w:val="clear"/>
             <w:tcMar>
               <w:top w:type="dxa" w:w="60"/>
               <w:left w:type="dxa" w:w="100"/>
@@ -53188,7 +53264,7 @@
       <w:r>
         <w:t xml:space="preserve">Registering Active Directory users (Directory Sync) – </w:t>
       </w:r>
-      <w:hyperlink w:history="1" r:id="rIdnluveqlbpuvmscr5t-gx0">
+      <w:hyperlink w:history="1" r:id="rIdbibm-kk2zkmqj8rhxo-fw">
         <w:r>
           <w:rPr>
             <w:rStyle w:val="Hyperlink"/>
@@ -53210,7 +53286,7 @@
       <w:r>
         <w:t xml:space="preserve">ContactNoteID property – </w:t>
       </w:r>
-      <w:hyperlink w:history="1" r:id="rIddbowogh2hk7tpslbwwd-6">
+      <w:hyperlink w:history="1" r:id="rId2prcixoxfpg1kaub3rnnq">
         <w:r>
           <w:rPr>
             <w:rStyle w:val="Hyperlink"/>
@@ -53232,7 +53308,7 @@
       <w:r>
         <w:t xml:space="preserve">RegisterNewUser method – </w:t>
       </w:r>
-      <w:hyperlink w:history="1" r:id="rId-aoil2xszichqdizl5cjc">
+      <w:hyperlink w:history="1" r:id="rIdts5w7vio2e-4j1z0uezte">
         <w:r>
           <w:rPr>
             <w:rStyle w:val="Hyperlink"/>
@@ -53254,7 +53330,7 @@
       <w:r>
         <w:t xml:space="preserve">Creating an ID vault – </w:t>
       </w:r>
-      <w:hyperlink w:history="1" r:id="rIdra1awt3bfmkafycpe7t39">
+      <w:hyperlink w:history="1" r:id="rId4pbr8uu4enmbkofdd_dn0">
         <w:r>
           <w:rPr>
             <w:rStyle w:val="Hyperlink"/>
@@ -53276,7 +53352,7 @@
       <w:r>
         <w:t xml:space="preserve">Assigning users to a vault (Security Settings, ID Vault tab) – </w:t>
       </w:r>
-      <w:hyperlink w:history="1" r:id="rIdobkpmnfcp_qjldojp_91c">
+      <w:hyperlink w:history="1" r:id="rIdrgtxqlmnmod-13mi0oopm">
         <w:r>
           <w:rPr>
             <w:rStyle w:val="Hyperlink"/>
@@ -53298,7 +53374,7 @@
       <w:r>
         <w:t xml:space="preserve">Creating a security policy settings document – </w:t>
       </w:r>
-      <w:hyperlink w:history="1" r:id="rIdc6qwy_zhek0hisltgsnwy">
+      <w:hyperlink w:history="1" r:id="rIdyno6nuub_ntawj7ey9uiw">
         <w:r>
           <w:rPr>
             <w:rStyle w:val="Hyperlink"/>
@@ -53320,7 +53396,7 @@
       <w:r>
         <w:t xml:space="preserve">Creating a policy document (explicit policy names */name) – </w:t>
       </w:r>
-      <w:hyperlink w:history="1" r:id="rIdj_md3sqtu4ego5j-k_hkg">
+      <w:hyperlink w:history="1" r:id="rIdrgg7g8m4iflz-1urqbjkl">
         <w:r>
           <w:rPr>
             <w:rStyle w:val="Hyperlink"/>
@@ -53342,7 +53418,7 @@
       <w:r>
         <w:t xml:space="preserve">Modifying a server-based CA (adding RAs) – </w:t>
       </w:r>
-      <w:hyperlink w:history="1" r:id="rIdy5jjgzihb0twga_-3s8gf">
+      <w:hyperlink w:history="1" r:id="rIdyyvy5hy-roktig0r6pfs3">
         <w:r>
           <w:rPr>
             <w:rStyle w:val="Hyperlink"/>
@@ -53364,7 +53440,7 @@
       <w:r>
         <w:t xml:space="preserve">Administration roles in the Domino Directory ACL – </w:t>
       </w:r>
-      <w:hyperlink w:history="1" r:id="rIdl19xridfd89eq_sewq9pv">
+      <w:hyperlink w:history="1" r:id="rIdcrzluyljh1wdqdom7u2-t">
         <w:r>
           <w:rPr>
             <w:rStyle w:val="Hyperlink"/>
@@ -53386,7 +53462,7 @@
       <w:r>
         <w:t xml:space="preserve">Configuring a database ACL (Manage ACL) – </w:t>
       </w:r>
-      <w:hyperlink w:history="1" r:id="rId0udecwsbo9utnizjexbng">
+      <w:hyperlink w:history="1" r:id="rIdoy7idxfbunzfhkfvol3ul">
         <w:r>
           <w:rPr>
             <w:rStyle w:val="Hyperlink"/>
@@ -53408,7 +53484,7 @@
       <w:r>
         <w:t xml:space="preserve">Creating a database from a template – </w:t>
       </w:r>
-      <w:hyperlink w:history="1" r:id="rIdijl9jlhv6exxdczg87hpd">
+      <w:hyperlink w:history="1" r:id="rId7ukygexe2jn2efjcmaqcf">
         <w:r>
           <w:rPr>
             <w:rStyle w:val="Hyperlink"/>
@@ -53430,7 +53506,7 @@
       <w:r>
         <w:t xml:space="preserve">Script libraries (Designer) – </w:t>
       </w:r>
-      <w:hyperlink w:history="1" r:id="rIdfgzbi2gdgrcns68s__-5l">
+      <w:hyperlink w:history="1" r:id="rId1clmsy7znsguhrnnfu220">
         <w:r>
           <w:rPr>
             <w:rStyle w:val="Hyperlink"/>
@@ -53452,7 +53528,7 @@
       <w:r>
         <w:t xml:space="preserve">Creating an agent (Designer) – </w:t>
       </w:r>
-      <w:hyperlink w:history="1" r:id="rId5-4ltcnnsuqcsxmakqa3z">
+      <w:hyperlink w:history="1" r:id="rIdquqt_z5t_2sy2qju5pjx_">
         <w:r>
           <w:rPr>
             <w:rStyle w:val="Hyperlink"/>
@@ -53474,7 +53550,7 @@
       <w:r>
         <w:t xml:space="preserve">Naming agents: aliases '|' and cascading '\' – </w:t>
       </w:r>
-      <w:hyperlink w:history="1" r:id="rIdskmlgsuh1p6gsc1lyjrql">
+      <w:hyperlink w:history="1" r:id="rIdgtulz2s9v_umo05sesyje">
         <w:r>
           <w:rPr>
             <w:rStyle w:val="Hyperlink"/>
@@ -53496,7 +53572,7 @@
       <w:r>
         <w:t xml:space="preserve">Signing a database – </w:t>
       </w:r>
-      <w:hyperlink w:history="1" r:id="rIduu6ulgbc3hyuwzfo3frcv">
+      <w:hyperlink w:history="1" r:id="rId_pvkthgk-puohnnsbwky9">
         <w:r>
           <w:rPr>
             <w:rStyle w:val="Hyperlink"/>
@@ -53518,7 +53594,7 @@
       <w:r>
         <w:t xml:space="preserve">Checking field values (Document Properties) – </w:t>
       </w:r>
-      <w:hyperlink w:history="1" r:id="rIddrkbi3uvomlmh_u5a2jkd">
+      <w:hyperlink w:history="1" r:id="rIduqjhnlqah5oo89ezmkx6_">
         <w:r>
           <w:rPr>
             <w:rStyle w:val="Hyperlink"/>
@@ -53540,7 +53616,7 @@
       <w:r>
         <w:t xml:space="preserve">Execution Security Alert (ECL) – </w:t>
       </w:r>
-      <w:hyperlink w:history="1" r:id="rIdavl87_xjyoviqszywigyn">
+      <w:hyperlink w:history="1" r:id="rIduqhcf0aghewrr_v4huzij">
         <w:r>
           <w:rPr>
             <w:rStyle w:val="Hyperlink"/>
@@ -53997,7 +54073,7 @@
         <w:sz w:val="16"/>
         <w:szCs w:val="16"/>
       </w:rPr>
-      <w:t xml:space="preserve">HCL Confidential – Internal Use  |  v2.9</w:t>
+      <w:t xml:space="preserve">HCL Confidential – Internal Use  |  v3.0</w:t>
     </w:r>
     <w:r>
       <w:rPr>
